--- a/06-学生侧材料/讲义/6-有机化学/过渡金属催化.docx
+++ b/06-学生侧材料/讲义/6-有机化学/过渡金属催化.docx
@@ -7867,12 +7867,6 @@
             </w:pPr>
             <w:r>
               <w:rPr>
-                <w:rFonts w:ascii="Times New Roman" w:hAnsi="Times New Roman" w:eastAsia="Times New Roman" w:cs="Times New Roman"/>
-              </w:rPr>
-              <w:t xml:space="preserve">⭐⭐⭐ </w:t>
-            </w:r>
-            <w:r>
-              <w:rPr>
                 <w:rFonts w:hint="eastAsia" w:ascii="Times New Roman" w:hAnsi="Times New Roman" w:eastAsia="FangSong" w:cs="Times New Roman"/>
               </w:rPr>
               <w:t xml:space="preserve">最高</w:t>
@@ -7953,9 +7947,9 @@
             </w:pPr>
             <w:r>
               <w:rPr>
-                <w:rFonts w:ascii="Times New Roman" w:hAnsi="Times New Roman" w:eastAsia="Times New Roman" w:cs="Times New Roman"/>
-              </w:rPr>
-              <w:t xml:space="preserve">⭐⭐⭐</w:t>
+                <w:rFonts w:hint="eastAsia" w:ascii="Times New Roman" w:hAnsi="Times New Roman" w:eastAsia="FangSong" w:cs="Times New Roman"/>
+              </w:rPr>
+              <w:t xml:space="preserve">高</w:t>
             </w:r>
           </w:p>
         </w:tc>
@@ -8015,9 +8009,9 @@
             </w:pPr>
             <w:r>
               <w:rPr>
-                <w:rFonts w:ascii="Times New Roman" w:hAnsi="Times New Roman" w:eastAsia="Times New Roman" w:cs="Times New Roman"/>
-              </w:rPr>
-              <w:t xml:space="preserve">⭐⭐</w:t>
+                <w:rFonts w:hint="eastAsia" w:ascii="Times New Roman" w:hAnsi="Times New Roman" w:eastAsia="FangSong" w:cs="Times New Roman"/>
+              </w:rPr>
+              <w:t xml:space="preserve">中</w:t>
             </w:r>
           </w:p>
         </w:tc>
@@ -8077,9 +8071,9 @@
             </w:pPr>
             <w:r>
               <w:rPr>
-                <w:rFonts w:ascii="Times New Roman" w:hAnsi="Times New Roman" w:eastAsia="Times New Roman" w:cs="Times New Roman"/>
-              </w:rPr>
-              <w:t xml:space="preserve">⭐⭐</w:t>
+                <w:rFonts w:hint="eastAsia" w:ascii="Times New Roman" w:hAnsi="Times New Roman" w:eastAsia="FangSong" w:cs="Times New Roman"/>
+              </w:rPr>
+              <w:t xml:space="preserve">中</w:t>
             </w:r>
           </w:p>
         </w:tc>
@@ -8139,9 +8133,9 @@
             </w:pPr>
             <w:r>
               <w:rPr>
-                <w:rFonts w:ascii="Times New Roman" w:hAnsi="Times New Roman" w:eastAsia="Times New Roman" w:cs="Times New Roman"/>
-              </w:rPr>
-              <w:t xml:space="preserve">⭐</w:t>
+                <w:rFonts w:hint="eastAsia" w:ascii="Times New Roman" w:hAnsi="Times New Roman" w:eastAsia="FangSong" w:cs="Times New Roman"/>
+              </w:rPr>
+              <w:t xml:space="preserve">低</w:t>
             </w:r>
           </w:p>
         </w:tc>

--- a/06-学生侧材料/讲义/6-有机化学/过渡金属催化.docx
+++ b/06-学生侧材料/讲义/6-有机化学/过渡金属催化.docx
@@ -16517,7 +16517,7 @@
         <w:rPr>
           <w:rFonts w:ascii="Times New Roman" w:hAnsi="Times New Roman" w:eastAsia="Times New Roman" w:cs="Times New Roman"/>
         </w:rPr>
-        <w:t xml:space="preserve">14.1 🌱 </w:t>
+        <w:t xml:space="preserve">14.1 </w:t>
       </w:r>
       <w:r>
         <w:rPr>
@@ -16573,13 +16573,24 @@
     </w:p>
     <w:p>
       <w:pPr>
-        <w:numPr>
-          <w:ilvl w:val="0"/>
-          <w:numId w:val="1021"/>
-        </w:numPr>
+        <w:pStyle w:val="BodyText"/>
       </w:pPr>
       <w:r>
         <w:rPr>
+          <w:rFonts w:ascii="Times New Roman" w:hAnsi="Times New Roman" w:eastAsia="Times New Roman" w:cs="Times New Roman"/>
+          <w:b/>
+          <w:bCs/>
+        </w:rPr>
+        <w:t xml:space="preserve">1.</w:t>
+      </w:r>
+      <w:r>
+        <w:rPr>
+          <w:rFonts w:ascii="Times New Roman" w:hAnsi="Times New Roman" w:eastAsia="Times New Roman" w:cs="Times New Roman"/>
+        </w:rPr>
+        <w:t xml:space="preserve"> </w:t>
+      </w:r>
+      <w:r>
+        <w:rPr>
           <w:rFonts w:hint="eastAsia" w:ascii="Times New Roman" w:hAnsi="Times New Roman" w:eastAsia="FangSong" w:cs="Times New Roman"/>
         </w:rPr>
         <w:t>判断以下配合物的总价电子数</w:t>
@@ -16637,183 +16648,191 @@
           <w:rFonts w:hint="eastAsia" w:ascii="Times New Roman" w:hAnsi="Times New Roman" w:eastAsia="Times New Roman" w:cs="Times New Roman"/>
         </w:rPr>
         <w:t>：</w:t>
+      </w:r>
+      <w:r>
+        <w:rPr>
+          <w:rFonts w:ascii="Times New Roman" w:hAnsi="Times New Roman" w:eastAsia="Times New Roman" w:cs="Times New Roman"/>
+        </w:rPr>
+        <w:t xml:space="preserve"> </w:t>
+      </w:r>
+      <w:r>
+        <w:rPr>
+          <w:rFonts w:ascii="Times New Roman" w:hAnsi="Times New Roman" w:eastAsia="Times New Roman" w:cs="Times New Roman"/>
+        </w:rPr>
+        <w:t>(a) Pd(PPh</w:t>
+      </w:r>
+      <w:r>
+        <w:rPr>
+          <w:rFonts w:ascii="Times New Roman" w:hAnsi="Times New Roman" w:eastAsia="Times New Roman" w:cs="Times New Roman"/>
+          <w:vertAlign w:val="subscript"/>
+        </w:rPr>
+        <w:t>3</w:t>
+      </w:r>
+      <w:r>
+        <w:rPr>
+          <w:rFonts w:ascii="Times New Roman" w:hAnsi="Times New Roman" w:eastAsia="Times New Roman" w:cs="Times New Roman"/>
+        </w:rPr>
+        <w:t>)</w:t>
+      </w:r>
+      <w:r>
+        <w:rPr>
+          <w:rFonts w:ascii="Times New Roman" w:hAnsi="Times New Roman" w:eastAsia="Times New Roman" w:cs="Times New Roman"/>
+          <w:vertAlign w:val="subscript"/>
+        </w:rPr>
+        <w:t>4</w:t>
+      </w:r>
+      <w:r>
+        <w:rPr>
+          <w:rFonts w:ascii="Times New Roman" w:hAnsi="Times New Roman" w:eastAsia="Times New Roman" w:cs="Times New Roman"/>
+        </w:rPr>
+        <w:t xml:space="preserve"> </w:t>
+      </w:r>
+      <w:r>
+        <w:rPr>
+          <w:rFonts w:ascii="Times New Roman" w:hAnsi="Times New Roman" w:eastAsia="Times New Roman" w:cs="Times New Roman"/>
+        </w:rPr>
+        <w:t xml:space="preserve">(b) </w:t>
+      </w:r>
+      <w:r>
+        <w:rPr>
+          <w:rFonts w:hint="eastAsia" w:ascii="Times New Roman" w:hAnsi="Times New Roman" w:eastAsia="Times New Roman" w:cs="Times New Roman"/>
+        </w:rPr>
+        <w:t>PdCl</w:t>
+      </w:r>
+      <w:r>
+        <w:rPr>
+          <w:rFonts w:hint="eastAsia" w:ascii="Times New Roman" w:hAnsi="Times New Roman" w:eastAsia="Times New Roman" w:cs="Times New Roman"/>
+          <w:vertAlign w:val="subscript"/>
+        </w:rPr>
+        <w:t>2</w:t>
+      </w:r>
+      <w:r>
+        <w:rPr>
+          <w:rFonts w:hint="eastAsia" w:ascii="Times New Roman" w:hAnsi="Times New Roman" w:eastAsia="Times New Roman" w:cs="Times New Roman"/>
+        </w:rPr>
+        <w:t>(MeCN)</w:t>
+      </w:r>
+      <w:r>
+        <w:rPr>
+          <w:rFonts w:hint="eastAsia" w:ascii="Times New Roman" w:hAnsi="Times New Roman" w:eastAsia="Times New Roman" w:cs="Times New Roman"/>
+          <w:vertAlign w:val="subscript"/>
+        </w:rPr>
+        <w:t>2</w:t>
+      </w:r>
+      <w:r>
+        <w:rPr>
+          <w:rFonts w:hint="eastAsia" w:ascii="Times New Roman" w:hAnsi="Times New Roman" w:eastAsia="Times New Roman" w:cs="Times New Roman"/>
+        </w:rPr>
+        <w:t>（Pd</w:t>
+      </w:r>
+      <w:r>
+        <w:rPr>
+          <w:rFonts w:hint="eastAsia" w:ascii="Times New Roman" w:hAnsi="Times New Roman" w:eastAsia="Times New Roman" w:cs="Times New Roman"/>
+          <w:vertAlign w:val="superscript"/>
+        </w:rPr>
+        <w:t>2+</w:t>
+      </w:r>
+      <w:r>
+        <w:rPr>
+          <w:rFonts w:hint="eastAsia" w:ascii="Times New Roman" w:hAnsi="Times New Roman" w:eastAsia="Times New Roman" w:cs="Times New Roman"/>
+        </w:rPr>
+        <w:t>）</w:t>
+      </w:r>
+      <w:r>
+        <w:rPr>
+          <w:rFonts w:ascii="Times New Roman" w:hAnsi="Times New Roman" w:eastAsia="Times New Roman" w:cs="Times New Roman"/>
+        </w:rPr>
+        <w:t xml:space="preserve"> </w:t>
+      </w:r>
+      <w:r>
+        <w:rPr>
+          <w:rFonts w:ascii="Times New Roman" w:hAnsi="Times New Roman" w:eastAsia="Times New Roman" w:cs="Times New Roman"/>
+        </w:rPr>
+        <w:t xml:space="preserve">(c) </w:t>
+      </w:r>
+      <w:r>
+        <w:rPr>
+          <w:rFonts w:hint="eastAsia" w:ascii="Times New Roman" w:hAnsi="Times New Roman" w:eastAsia="Times New Roman" w:cs="Times New Roman"/>
+        </w:rPr>
+        <w:t>Cr(</w:t>
+      </w:r>
+      <w:r>
+        <w:rPr>
+          <w:rFonts w:hint="eastAsia" w:ascii="Times New Roman" w:hAnsi="Times New Roman" w:eastAsia="FangSong" w:cs="Times New Roman"/>
+        </w:rPr>
+        <w:t>苯</w:t>
+      </w:r>
+      <w:r>
+        <w:rPr>
+          <w:rFonts w:hint="eastAsia" w:ascii="Times New Roman" w:hAnsi="Times New Roman" w:eastAsia="Times New Roman" w:cs="Times New Roman"/>
+        </w:rPr>
+        <w:t>)(CO)</w:t>
+      </w:r>
+      <w:r>
+        <w:rPr>
+          <w:rFonts w:hint="eastAsia" w:ascii="Times New Roman" w:hAnsi="Times New Roman" w:eastAsia="Times New Roman" w:cs="Times New Roman"/>
+          <w:vertAlign w:val="subscript"/>
+        </w:rPr>
+        <w:t>3</w:t>
+      </w:r>
+      <w:r>
+        <w:rPr>
+          <w:rFonts w:ascii="Times New Roman" w:hAnsi="Times New Roman" w:eastAsia="Times New Roman" w:cs="Times New Roman"/>
+        </w:rPr>
+        <w:t xml:space="preserve"> </w:t>
+      </w:r>
+      <w:r>
+        <w:rPr>
+          <w:rFonts w:ascii="Times New Roman" w:hAnsi="Times New Roman" w:eastAsia="Times New Roman" w:cs="Times New Roman"/>
+        </w:rPr>
+        <w:t>(d) Ni(CO)</w:t>
+      </w:r>
+      <w:r>
+        <w:rPr>
+          <w:rFonts w:ascii="Times New Roman" w:hAnsi="Times New Roman" w:eastAsia="Times New Roman" w:cs="Times New Roman"/>
+          <w:vertAlign w:val="subscript"/>
+        </w:rPr>
+        <w:t>4</w:t>
+      </w:r>
+      <w:r>
+        <w:rPr>
+          <w:rFonts w:ascii="Times New Roman" w:hAnsi="Times New Roman" w:eastAsia="Times New Roman" w:cs="Times New Roman"/>
+        </w:rPr>
+        <w:t xml:space="preserve"> </w:t>
+      </w:r>
+      <w:r>
+        <w:rPr>
+          <w:rFonts w:ascii="Times New Roman" w:hAnsi="Times New Roman" w:eastAsia="Times New Roman" w:cs="Times New Roman"/>
+        </w:rPr>
+        <w:t>(e) Fe(CO)</w:t>
+      </w:r>
+      <w:r>
+        <w:rPr>
+          <w:rFonts w:ascii="Times New Roman" w:hAnsi="Times New Roman" w:eastAsia="Times New Roman" w:cs="Times New Roman"/>
+          <w:vertAlign w:val="subscript"/>
+        </w:rPr>
+        <w:t>5</w:t>
       </w:r>
     </w:p>
     <w:p>
       <w:pPr>
-        <w:pStyle w:val="Compact"/>
-        <w:numPr>
-          <w:ilvl w:val="1"/>
-          <w:numId w:val="1022"/>
-        </w:numPr>
-      </w:pPr>
-      <w:r>
-        <w:rPr>
-          <w:rFonts w:ascii="Times New Roman" w:hAnsi="Times New Roman" w:eastAsia="Times New Roman" w:cs="Times New Roman"/>
-        </w:rPr>
-        <w:t>Pd(PPh</w:t>
-      </w:r>
-      <w:r>
-        <w:rPr>
-          <w:rFonts w:ascii="Times New Roman" w:hAnsi="Times New Roman" w:eastAsia="Times New Roman" w:cs="Times New Roman"/>
-          <w:vertAlign w:val="subscript"/>
-        </w:rPr>
-        <w:t>3</w:t>
-      </w:r>
-      <w:r>
-        <w:rPr>
-          <w:rFonts w:ascii="Times New Roman" w:hAnsi="Times New Roman" w:eastAsia="Times New Roman" w:cs="Times New Roman"/>
-        </w:rPr>
-        <w:t>)</w:t>
-      </w:r>
-      <w:r>
-        <w:rPr>
-          <w:rFonts w:ascii="Times New Roman" w:hAnsi="Times New Roman" w:eastAsia="Times New Roman" w:cs="Times New Roman"/>
-          <w:vertAlign w:val="subscript"/>
-        </w:rPr>
-        <w:t>4</w:t>
-      </w:r>
-    </w:p>
-    <w:p>
-      <w:pPr>
-        <w:pStyle w:val="Compact"/>
-        <w:numPr>
-          <w:ilvl w:val="1"/>
-          <w:numId w:val="1022"/>
-        </w:numPr>
-      </w:pPr>
-      <w:r>
-        <w:rPr>
-          <w:rFonts w:hint="eastAsia" w:ascii="Times New Roman" w:hAnsi="Times New Roman" w:eastAsia="Times New Roman" w:cs="Times New Roman"/>
-        </w:rPr>
-        <w:t>PdCl</w:t>
-      </w:r>
-      <w:r>
-        <w:rPr>
-          <w:rFonts w:hint="eastAsia" w:ascii="Times New Roman" w:hAnsi="Times New Roman" w:eastAsia="Times New Roman" w:cs="Times New Roman"/>
-          <w:vertAlign w:val="subscript"/>
-        </w:rPr>
-        <w:t>2</w:t>
-      </w:r>
-      <w:r>
-        <w:rPr>
-          <w:rFonts w:hint="eastAsia" w:ascii="Times New Roman" w:hAnsi="Times New Roman" w:eastAsia="Times New Roman" w:cs="Times New Roman"/>
-        </w:rPr>
-        <w:t>(MeCN)</w:t>
-      </w:r>
-      <w:r>
-        <w:rPr>
-          <w:rFonts w:hint="eastAsia" w:ascii="Times New Roman" w:hAnsi="Times New Roman" w:eastAsia="Times New Roman" w:cs="Times New Roman"/>
-          <w:vertAlign w:val="subscript"/>
-        </w:rPr>
-        <w:t>2</w:t>
-      </w:r>
-      <w:r>
-        <w:rPr>
-          <w:rFonts w:hint="eastAsia" w:ascii="Times New Roman" w:hAnsi="Times New Roman" w:eastAsia="Times New Roman" w:cs="Times New Roman"/>
-        </w:rPr>
-        <w:t>（Pd</w:t>
-      </w:r>
-      <w:r>
-        <w:rPr>
-          <w:rFonts w:hint="eastAsia" w:ascii="Times New Roman" w:hAnsi="Times New Roman" w:eastAsia="Times New Roman" w:cs="Times New Roman"/>
-          <w:vertAlign w:val="superscript"/>
-        </w:rPr>
-        <w:t>2+</w:t>
-      </w:r>
-      <w:r>
-        <w:rPr>
-          <w:rFonts w:hint="eastAsia" w:ascii="Times New Roman" w:hAnsi="Times New Roman" w:eastAsia="Times New Roman" w:cs="Times New Roman"/>
-        </w:rPr>
-        <w:t>）</w:t>
-      </w:r>
-    </w:p>
-    <w:p>
-      <w:pPr>
-        <w:pStyle w:val="Compact"/>
-        <w:numPr>
-          <w:ilvl w:val="1"/>
-          <w:numId w:val="1022"/>
-        </w:numPr>
-      </w:pPr>
-      <w:r>
-        <w:rPr>
-          <w:rFonts w:hint="eastAsia" w:ascii="Times New Roman" w:hAnsi="Times New Roman" w:eastAsia="Times New Roman" w:cs="Times New Roman"/>
-        </w:rPr>
-        <w:t>Cr(</w:t>
-      </w:r>
-      <w:r>
-        <w:rPr>
-          <w:rFonts w:hint="eastAsia" w:ascii="Times New Roman" w:hAnsi="Times New Roman" w:eastAsia="FangSong" w:cs="Times New Roman"/>
-        </w:rPr>
-        <w:t>苯</w:t>
-      </w:r>
-      <w:r>
-        <w:rPr>
-          <w:rFonts w:hint="eastAsia" w:ascii="Times New Roman" w:hAnsi="Times New Roman" w:eastAsia="Times New Roman" w:cs="Times New Roman"/>
-        </w:rPr>
-        <w:t>)(CO)</w:t>
-      </w:r>
-      <w:r>
-        <w:rPr>
-          <w:rFonts w:hint="eastAsia" w:ascii="Times New Roman" w:hAnsi="Times New Roman" w:eastAsia="Times New Roman" w:cs="Times New Roman"/>
-          <w:vertAlign w:val="subscript"/>
-        </w:rPr>
-        <w:t>3</w:t>
-      </w:r>
-    </w:p>
-    <w:p>
-      <w:pPr>
-        <w:pStyle w:val="Compact"/>
-        <w:numPr>
-          <w:ilvl w:val="1"/>
-          <w:numId w:val="1022"/>
-        </w:numPr>
-      </w:pPr>
-      <w:r>
-        <w:rPr>
-          <w:rFonts w:ascii="Times New Roman" w:hAnsi="Times New Roman" w:eastAsia="Times New Roman" w:cs="Times New Roman"/>
-        </w:rPr>
-        <w:t>Ni(CO)</w:t>
-      </w:r>
-      <w:r>
-        <w:rPr>
-          <w:rFonts w:ascii="Times New Roman" w:hAnsi="Times New Roman" w:eastAsia="Times New Roman" w:cs="Times New Roman"/>
-          <w:vertAlign w:val="subscript"/>
-        </w:rPr>
-        <w:t>4</w:t>
-      </w:r>
-    </w:p>
-    <w:p>
-      <w:pPr>
-        <w:pStyle w:val="Compact"/>
-        <w:numPr>
-          <w:ilvl w:val="1"/>
-          <w:numId w:val="1022"/>
-        </w:numPr>
-      </w:pPr>
-      <w:r>
-        <w:rPr>
-          <w:rFonts w:ascii="Times New Roman" w:hAnsi="Times New Roman" w:eastAsia="Times New Roman" w:cs="Times New Roman"/>
-        </w:rPr>
-        <w:t>Fe(CO)</w:t>
-      </w:r>
-      <w:r>
-        <w:rPr>
-          <w:rFonts w:ascii="Times New Roman" w:hAnsi="Times New Roman" w:eastAsia="Times New Roman" w:cs="Times New Roman"/>
-          <w:vertAlign w:val="subscript"/>
-        </w:rPr>
-        <w:t>5</w:t>
-      </w:r>
-    </w:p>
-    <w:p>
-      <w:pPr>
-        <w:numPr>
-          <w:ilvl w:val="0"/>
-          <w:numId w:val="1021"/>
-        </w:numPr>
+        <w:pStyle w:val="BodyText"/>
         <w:spacing w:after="80"/>
       </w:pPr>
+      <w:r>
+        <w:rPr>
+          <w:rFonts w:ascii="Times New Roman" w:hAnsi="Times New Roman" w:eastAsia="Times New Roman" w:cs="Times New Roman"/>
+          <w:b/>
+          <w:bCs/>
+        </w:rPr>
+        <w:t xml:space="preserve">2.</w:t>
+      </w:r>
+      <w:r>
+        <w:rPr>
+          <w:rFonts w:ascii="Times New Roman" w:hAnsi="Times New Roman" w:eastAsia="Times New Roman" w:cs="Times New Roman"/>
+        </w:rPr>
+        <w:t xml:space="preserve"> </w:t>
+      </w:r>
       <w:r>
         <w:rPr>
           <w:rFonts w:hint="eastAsia" w:ascii="Times New Roman" w:hAnsi="Times New Roman" w:eastAsia="FangSong" w:cs="Times New Roman"/>
@@ -16843,8 +16862,6 @@
       <w:tblPr>
         <w:tblStyle w:val="Table"/>
         <w:tblW w:type="auto" w:w="0"/>
-        <w:jc w:val="left"/>
-        <w:tblInd w:w="720" w:type="dxa"/>
         <w:tblLook w:firstRow="1" w:lastRow="0" w:firstColumn="0" w:lastColumn="0" w:noHBand="0" w:noVBand="0" w:val="0020"/>
       </w:tblPr>
       <w:tblGrid>
@@ -17301,7 +17318,7 @@
     </w:tbl>
     <w:p>
       <w:pPr>
-        <w:pStyle w:val="FirstParagraph"/>
+        <w:pStyle w:val="BodyText"/>
         <w:spacing w:before="120"/>
       </w:pPr>
       <w:r>
@@ -17315,14 +17332,24 @@
     </w:p>
     <w:p>
       <w:pPr>
-        <w:pStyle w:val="Compact"/>
-        <w:numPr>
-          <w:ilvl w:val="0"/>
-          <w:numId w:val="1023"/>
-        </w:numPr>
+        <w:pStyle w:val="BodyText"/>
       </w:pPr>
       <w:r>
         <w:rPr>
+          <w:rFonts w:ascii="Times New Roman" w:hAnsi="Times New Roman" w:eastAsia="Times New Roman" w:cs="Times New Roman"/>
+          <w:b/>
+          <w:bCs/>
+        </w:rPr>
+        <w:t xml:space="preserve">3.</w:t>
+      </w:r>
+      <w:r>
+        <w:rPr>
+          <w:rFonts w:ascii="Times New Roman" w:hAnsi="Times New Roman" w:eastAsia="Times New Roman" w:cs="Times New Roman"/>
+        </w:rPr>
+        <w:t xml:space="preserve"> </w:t>
+      </w:r>
+      <w:r>
+        <w:rPr>
           <w:rFonts w:hint="eastAsia" w:ascii="Times New Roman" w:hAnsi="Times New Roman" w:eastAsia="FangSong" w:cs="Times New Roman"/>
         </w:rPr>
         <w:t xml:space="preserve">写出</w:t>
@@ -17344,27 +17371,187 @@
           <w:rFonts w:hint="eastAsia" w:ascii="Times New Roman" w:hAnsi="Times New Roman" w:eastAsia="Times New Roman" w:cs="Times New Roman"/>
         </w:rPr>
         <w:t>：</w:t>
+      </w:r>
+      <w:r>
+        <w:rPr>
+          <w:rFonts w:ascii="Times New Roman" w:hAnsi="Times New Roman" w:eastAsia="Times New Roman" w:cs="Times New Roman"/>
+        </w:rPr>
+        <w:t xml:space="preserve"> </w:t>
+      </w:r>
+      <w:r>
+        <w:rPr>
+          <w:rFonts w:ascii="Times New Roman" w:hAnsi="Times New Roman" w:eastAsia="Times New Roman" w:cs="Times New Roman"/>
+        </w:rPr>
+        <w:t xml:space="preserve">(a) </w:t>
+      </w:r>
+      <w:r>
+        <w:rPr>
+          <w:rFonts w:hint="eastAsia" w:ascii="Times New Roman" w:hAnsi="Times New Roman" w:eastAsia="FangSong" w:cs="Times New Roman"/>
+        </w:rPr>
+        <w:t>氧化加成</w:t>
+      </w:r>
+      <w:r>
+        <w:rPr>
+          <w:rFonts w:hint="eastAsia" w:ascii="Times New Roman" w:hAnsi="Times New Roman" w:eastAsia="Times New Roman" w:cs="Times New Roman"/>
+        </w:rPr>
+        <w:t>：M</w:t>
+      </w:r>
+      <w:r>
+        <w:rPr>
+          <w:rFonts w:ascii="Times New Roman" w:hAnsi="Times New Roman" w:eastAsia="Times New Roman" w:cs="Times New Roman"/>
+        </w:rPr>
+        <w:t xml:space="preserve"> </w:t>
+      </w:r>
+      <w:r>
+        <w:rPr>
+          <w:rFonts w:hint="eastAsia" w:ascii="Times New Roman" w:hAnsi="Times New Roman" w:eastAsia="FangSong" w:cs="Times New Roman"/>
+        </w:rPr>
+        <w:t>的氧化态变化</w:t>
+      </w:r>
+      <w:r>
+        <w:rPr>
+          <w:rFonts w:hint="eastAsia" w:ascii="Times New Roman" w:hAnsi="Times New Roman" w:eastAsia="Times New Roman" w:cs="Times New Roman"/>
+        </w:rPr>
+        <w:t>？</w:t>
+      </w:r>
+      <w:r>
+        <w:rPr>
+          <w:rFonts w:ascii="Times New Roman" w:hAnsi="Times New Roman" w:eastAsia="Times New Roman" w:cs="Times New Roman"/>
+        </w:rPr>
+        <w:t xml:space="preserve"> </w:t>
+      </w:r>
+      <w:r>
+        <w:rPr>
+          <w:rFonts w:ascii="Times New Roman" w:hAnsi="Times New Roman" w:eastAsia="Times New Roman" w:cs="Times New Roman"/>
+        </w:rPr>
+        <w:t xml:space="preserve">(b) </w:t>
+      </w:r>
+      <w:r>
+        <w:rPr>
+          <w:rFonts w:hint="eastAsia" w:ascii="Times New Roman" w:hAnsi="Times New Roman" w:eastAsia="FangSong" w:cs="Times New Roman"/>
+        </w:rPr>
+        <w:t>迁移插入</w:t>
+      </w:r>
+      <w:r>
+        <w:rPr>
+          <w:rFonts w:hint="eastAsia" w:ascii="Times New Roman" w:hAnsi="Times New Roman" w:eastAsia="Times New Roman" w:cs="Times New Roman"/>
+        </w:rPr>
+        <w:t>：M</w:t>
+      </w:r>
+      <w:r>
+        <w:rPr>
+          <w:rFonts w:ascii="Times New Roman" w:hAnsi="Times New Roman" w:eastAsia="Times New Roman" w:cs="Times New Roman"/>
+        </w:rPr>
+        <w:t xml:space="preserve"> </w:t>
+      </w:r>
+      <w:r>
+        <w:rPr>
+          <w:rFonts w:hint="eastAsia" w:ascii="Times New Roman" w:hAnsi="Times New Roman" w:eastAsia="FangSong" w:cs="Times New Roman"/>
+        </w:rPr>
+        <w:t>的氧化态变化</w:t>
+      </w:r>
+      <w:r>
+        <w:rPr>
+          <w:rFonts w:hint="eastAsia" w:ascii="Times New Roman" w:hAnsi="Times New Roman" w:eastAsia="Times New Roman" w:cs="Times New Roman"/>
+        </w:rPr>
+        <w:t>？</w:t>
+      </w:r>
+      <w:r>
+        <w:rPr>
+          <w:rFonts w:ascii="Times New Roman" w:hAnsi="Times New Roman" w:eastAsia="Times New Roman" w:cs="Times New Roman"/>
+        </w:rPr>
+        <w:t xml:space="preserve"> </w:t>
+      </w:r>
+      <w:r>
+        <w:rPr>
+          <w:rFonts w:ascii="Times New Roman" w:hAnsi="Times New Roman" w:eastAsia="Times New Roman" w:cs="Times New Roman"/>
+        </w:rPr>
+        <w:t xml:space="preserve">(c) β-H </w:t>
+      </w:r>
+      <w:r>
+        <w:rPr>
+          <w:rFonts w:hint="eastAsia" w:ascii="Times New Roman" w:hAnsi="Times New Roman" w:eastAsia="FangSong" w:cs="Times New Roman"/>
+        </w:rPr>
+        <w:t>消除</w:t>
+      </w:r>
+      <w:r>
+        <w:rPr>
+          <w:rFonts w:hint="eastAsia" w:ascii="Times New Roman" w:hAnsi="Times New Roman" w:eastAsia="Times New Roman" w:cs="Times New Roman"/>
+        </w:rPr>
+        <w:t>：M</w:t>
+      </w:r>
+      <w:r>
+        <w:rPr>
+          <w:rFonts w:ascii="Times New Roman" w:hAnsi="Times New Roman" w:eastAsia="Times New Roman" w:cs="Times New Roman"/>
+        </w:rPr>
+        <w:t xml:space="preserve"> </w:t>
+      </w:r>
+      <w:r>
+        <w:rPr>
+          <w:rFonts w:hint="eastAsia" w:ascii="Times New Roman" w:hAnsi="Times New Roman" w:eastAsia="FangSong" w:cs="Times New Roman"/>
+        </w:rPr>
+        <w:t>的氧化态变化</w:t>
+      </w:r>
+      <w:r>
+        <w:rPr>
+          <w:rFonts w:hint="eastAsia" w:ascii="Times New Roman" w:hAnsi="Times New Roman" w:eastAsia="Times New Roman" w:cs="Times New Roman"/>
+        </w:rPr>
+        <w:t>？</w:t>
+      </w:r>
+      <w:r>
+        <w:rPr>
+          <w:rFonts w:ascii="Times New Roman" w:hAnsi="Times New Roman" w:eastAsia="Times New Roman" w:cs="Times New Roman"/>
+        </w:rPr>
+        <w:t xml:space="preserve"> </w:t>
+      </w:r>
+      <w:r>
+        <w:rPr>
+          <w:rFonts w:ascii="Times New Roman" w:hAnsi="Times New Roman" w:eastAsia="Times New Roman" w:cs="Times New Roman"/>
+        </w:rPr>
+        <w:t xml:space="preserve">(d) </w:t>
+      </w:r>
+      <w:r>
+        <w:rPr>
+          <w:rFonts w:hint="eastAsia" w:ascii="Times New Roman" w:hAnsi="Times New Roman" w:eastAsia="FangSong" w:cs="Times New Roman"/>
+        </w:rPr>
+        <w:t>还原消除</w:t>
+      </w:r>
+      <w:r>
+        <w:rPr>
+          <w:rFonts w:hint="eastAsia" w:ascii="Times New Roman" w:hAnsi="Times New Roman" w:eastAsia="Times New Roman" w:cs="Times New Roman"/>
+        </w:rPr>
+        <w:t>：M</w:t>
+      </w:r>
+      <w:r>
+        <w:rPr>
+          <w:rFonts w:ascii="Times New Roman" w:hAnsi="Times New Roman" w:eastAsia="Times New Roman" w:cs="Times New Roman"/>
+        </w:rPr>
+        <w:t xml:space="preserve"> </w:t>
+      </w:r>
+      <w:r>
+        <w:rPr>
+          <w:rFonts w:hint="eastAsia" w:ascii="Times New Roman" w:hAnsi="Times New Roman" w:eastAsia="FangSong" w:cs="Times New Roman"/>
+        </w:rPr>
+        <w:t>的氧化态变化</w:t>
+      </w:r>
+      <w:r>
+        <w:rPr>
+          <w:rFonts w:hint="eastAsia" w:ascii="Times New Roman" w:hAnsi="Times New Roman" w:eastAsia="Times New Roman" w:cs="Times New Roman"/>
+        </w:rPr>
+        <w:t>？</w:t>
       </w:r>
     </w:p>
     <w:p>
       <w:pPr>
-        <w:pStyle w:val="Compact"/>
-        <w:numPr>
-          <w:ilvl w:val="1"/>
-          <w:numId w:val="1024"/>
-        </w:numPr>
+        <w:pStyle w:val="BodyText"/>
       </w:pPr>
       <w:r>
         <w:rPr>
-          <w:rFonts w:hint="eastAsia" w:ascii="Times New Roman" w:hAnsi="Times New Roman" w:eastAsia="FangSong" w:cs="Times New Roman"/>
-        </w:rPr>
-        <w:t>氧化加成</w:t>
-      </w:r>
-      <w:r>
-        <w:rPr>
-          <w:rFonts w:hint="eastAsia" w:ascii="Times New Roman" w:hAnsi="Times New Roman" w:eastAsia="Times New Roman" w:cs="Times New Roman"/>
-        </w:rPr>
-        <w:t>：M</w:t>
+          <w:rFonts w:ascii="Times New Roman" w:hAnsi="Times New Roman" w:eastAsia="Times New Roman" w:cs="Times New Roman"/>
+          <w:b/>
+          <w:bCs/>
+        </w:rPr>
+        <w:t xml:space="preserve">4.</w:t>
       </w:r>
       <w:r>
         <w:rPr>
@@ -17374,81 +17561,97 @@
       </w:r>
       <w:r>
         <w:rPr>
-          <w:rFonts w:hint="eastAsia" w:ascii="Times New Roman" w:hAnsi="Times New Roman" w:eastAsia="FangSong" w:cs="Times New Roman"/>
-        </w:rPr>
-        <w:t>的氧化态变化</w:t>
-      </w:r>
-      <w:r>
-        <w:rPr>
-          <w:rFonts w:hint="eastAsia" w:ascii="Times New Roman" w:hAnsi="Times New Roman" w:eastAsia="Times New Roman" w:cs="Times New Roman"/>
-        </w:rPr>
-        <w:t>？</w:t>
+          <w:rFonts w:ascii="Times New Roman" w:hAnsi="Times New Roman" w:eastAsia="Times New Roman" w:cs="Times New Roman"/>
+        </w:rPr>
+        <w:t xml:space="preserve">Heck </w:t>
+      </w:r>
+      <w:r>
+        <w:rPr>
+          <w:rFonts w:hint="eastAsia" w:ascii="Times New Roman" w:hAnsi="Times New Roman" w:eastAsia="FangSong" w:cs="Times New Roman"/>
+        </w:rPr>
+        <w:t xml:space="preserve">反应与</w:t>
+      </w:r>
+      <w:r>
+        <w:rPr>
+          <w:rFonts w:ascii="Times New Roman" w:hAnsi="Times New Roman" w:eastAsia="Times New Roman" w:cs="Times New Roman"/>
+        </w:rPr>
+        <w:t xml:space="preserve"> Suzuki </w:t>
+      </w:r>
+      <w:r>
+        <w:rPr>
+          <w:rFonts w:hint="eastAsia" w:ascii="Times New Roman" w:hAnsi="Times New Roman" w:eastAsia="FangSong" w:cs="Times New Roman"/>
+        </w:rPr>
+        <w:t>偶联的关键区别是什么</w:t>
+      </w:r>
+      <w:r>
+        <w:rPr>
+          <w:rFonts w:hint="eastAsia" w:ascii="Times New Roman" w:hAnsi="Times New Roman" w:eastAsia="Times New Roman" w:cs="Times New Roman"/>
+        </w:rPr>
+        <w:t>？（</w:t>
+      </w:r>
+      <w:r>
+        <w:rPr>
+          <w:rFonts w:hint="eastAsia" w:ascii="Times New Roman" w:hAnsi="Times New Roman" w:eastAsia="FangSong" w:cs="Times New Roman"/>
+        </w:rPr>
+        <w:t>从</w:t>
+      </w:r>
+      <w:r>
+        <w:rPr>
+          <w:rFonts w:hint="eastAsia" w:ascii="Times New Roman" w:hAnsi="Times New Roman" w:eastAsia="Times New Roman" w:cs="Times New Roman"/>
+        </w:rPr>
+        <w:t>β-H</w:t>
+      </w:r>
+      <w:r>
+        <w:rPr>
+          <w:rFonts w:ascii="Times New Roman" w:hAnsi="Times New Roman" w:eastAsia="Times New Roman" w:cs="Times New Roman"/>
+        </w:rPr>
+        <w:t xml:space="preserve"> </w:t>
+      </w:r>
+      <w:r>
+        <w:rPr>
+          <w:rFonts w:hint="eastAsia" w:ascii="Times New Roman" w:hAnsi="Times New Roman" w:eastAsia="FangSong" w:cs="Times New Roman"/>
+        </w:rPr>
+        <w:t>消除和产物特征两个角度回答</w:t>
+      </w:r>
+      <w:r>
+        <w:rPr>
+          <w:rFonts w:hint="eastAsia" w:ascii="Times New Roman" w:hAnsi="Times New Roman" w:eastAsia="Times New Roman" w:cs="Times New Roman"/>
+        </w:rPr>
+        <w:t>）</w:t>
       </w:r>
     </w:p>
     <w:p>
       <w:pPr>
-        <w:pStyle w:val="Compact"/>
-        <w:numPr>
-          <w:ilvl w:val="1"/>
-          <w:numId w:val="1024"/>
-        </w:numPr>
+        <w:pStyle w:val="BodyText"/>
       </w:pPr>
       <w:r>
         <w:rPr>
-          <w:rFonts w:hint="eastAsia" w:ascii="Times New Roman" w:hAnsi="Times New Roman" w:eastAsia="FangSong" w:cs="Times New Roman"/>
-        </w:rPr>
-        <w:t>迁移插入</w:t>
-      </w:r>
-      <w:r>
-        <w:rPr>
-          <w:rFonts w:hint="eastAsia" w:ascii="Times New Roman" w:hAnsi="Times New Roman" w:eastAsia="Times New Roman" w:cs="Times New Roman"/>
-        </w:rPr>
-        <w:t>：M</w:t>
-      </w:r>
-      <w:r>
-        <w:rPr>
-          <w:rFonts w:ascii="Times New Roman" w:hAnsi="Times New Roman" w:eastAsia="Times New Roman" w:cs="Times New Roman"/>
-        </w:rPr>
-        <w:t xml:space="preserve"> </w:t>
-      </w:r>
-      <w:r>
-        <w:rPr>
-          <w:rFonts w:hint="eastAsia" w:ascii="Times New Roman" w:hAnsi="Times New Roman" w:eastAsia="FangSong" w:cs="Times New Roman"/>
-        </w:rPr>
-        <w:t>的氧化态变化</w:t>
-      </w:r>
-      <w:r>
-        <w:rPr>
-          <w:rFonts w:hint="eastAsia" w:ascii="Times New Roman" w:hAnsi="Times New Roman" w:eastAsia="Times New Roman" w:cs="Times New Roman"/>
-        </w:rPr>
-        <w:t>？</w:t>
+          <w:rFonts w:ascii="Times New Roman" w:hAnsi="Times New Roman" w:eastAsia="Times New Roman" w:cs="Times New Roman"/>
+          <w:b/>
+          <w:bCs/>
+        </w:rPr>
+        <w:t xml:space="preserve">Heck </w:t>
+      </w:r>
+      <w:r>
+        <w:rPr>
+          <w:rFonts w:hint="eastAsia" w:ascii="Times New Roman" w:hAnsi="Times New Roman" w:eastAsia="FangSong" w:cs="Times New Roman"/>
+          <w:b/>
+          <w:bCs/>
+        </w:rPr>
+        <w:t xml:space="preserve">反应</w:t>
       </w:r>
     </w:p>
     <w:p>
       <w:pPr>
-        <w:pStyle w:val="Compact"/>
-        <w:numPr>
-          <w:ilvl w:val="1"/>
-          <w:numId w:val="1024"/>
-        </w:numPr>
+        <w:pStyle w:val="BodyText"/>
       </w:pPr>
       <w:r>
         <w:rPr>
           <w:rFonts w:ascii="Times New Roman" w:hAnsi="Times New Roman" w:eastAsia="Times New Roman" w:cs="Times New Roman"/>
-        </w:rPr>
-        <w:t xml:space="preserve">β-H </w:t>
-      </w:r>
-      <w:r>
-        <w:rPr>
-          <w:rFonts w:hint="eastAsia" w:ascii="Times New Roman" w:hAnsi="Times New Roman" w:eastAsia="FangSong" w:cs="Times New Roman"/>
-        </w:rPr>
-        <w:t>消除</w:t>
-      </w:r>
-      <w:r>
-        <w:rPr>
-          <w:rFonts w:hint="eastAsia" w:ascii="Times New Roman" w:hAnsi="Times New Roman" w:eastAsia="Times New Roman" w:cs="Times New Roman"/>
-        </w:rPr>
-        <w:t>：M</w:t>
+          <w:b/>
+          <w:bCs/>
+        </w:rPr>
+        <w:t xml:space="preserve">5.</w:t>
       </w:r>
       <w:r>
         <w:rPr>
@@ -17460,34 +17663,179 @@
         <w:rPr>
           <w:rFonts w:hint="eastAsia" w:ascii="Times New Roman" w:hAnsi="Times New Roman" w:eastAsia="FangSong" w:cs="Times New Roman"/>
         </w:rPr>
-        <w:t>的氧化态变化</w:t>
-      </w:r>
-      <w:r>
-        <w:rPr>
-          <w:rFonts w:hint="eastAsia" w:ascii="Times New Roman" w:hAnsi="Times New Roman" w:eastAsia="Times New Roman" w:cs="Times New Roman"/>
-        </w:rPr>
-        <w:t>？</w:t>
+        <w:t xml:space="preserve">预测以下</w:t>
+      </w:r>
+      <w:r>
+        <w:rPr>
+          <w:rFonts w:ascii="Times New Roman" w:hAnsi="Times New Roman" w:eastAsia="Times New Roman" w:cs="Times New Roman"/>
+        </w:rPr>
+        <w:t xml:space="preserve"> Heck </w:t>
+      </w:r>
+      <w:r>
+        <w:rPr>
+          <w:rFonts w:hint="eastAsia" w:ascii="Times New Roman" w:hAnsi="Times New Roman" w:eastAsia="FangSong" w:cs="Times New Roman"/>
+        </w:rPr>
+        <w:t>反应的主产物</w:t>
+      </w:r>
+      <w:r>
+        <w:rPr>
+          <w:rFonts w:hint="eastAsia" w:ascii="Times New Roman" w:hAnsi="Times New Roman" w:eastAsia="Times New Roman" w:cs="Times New Roman"/>
+        </w:rPr>
+        <w:t>：</w:t>
+      </w:r>
+      <w:r>
+        <w:rPr>
+          <w:rFonts w:ascii="Times New Roman" w:hAnsi="Times New Roman" w:eastAsia="Times New Roman" w:cs="Times New Roman"/>
+        </w:rPr>
+        <w:t xml:space="preserve"> </w:t>
+      </w:r>
+      <w:r>
+        <w:rPr>
+          <w:rFonts w:ascii="Times New Roman" w:hAnsi="Times New Roman" w:eastAsia="Times New Roman" w:cs="Times New Roman"/>
+        </w:rPr>
+        <w:t>(a) PhBr + CH</w:t>
+      </w:r>
+      <w:r>
+        <w:rPr>
+          <w:rFonts w:ascii="Times New Roman" w:hAnsi="Times New Roman" w:eastAsia="Times New Roman" w:cs="Times New Roman"/>
+          <w:vertAlign w:val="subscript"/>
+        </w:rPr>
+        <w:t>2</w:t>
+      </w:r>
+      <w:r>
+        <w:rPr>
+          <w:rFonts w:ascii="Times New Roman" w:hAnsi="Times New Roman" w:eastAsia="Times New Roman" w:cs="Times New Roman"/>
+        </w:rPr>
+        <w:t>=CHCO</w:t>
+      </w:r>
+      <w:r>
+        <w:rPr>
+          <w:rFonts w:ascii="Times New Roman" w:hAnsi="Times New Roman" w:eastAsia="Times New Roman" w:cs="Times New Roman"/>
+          <w:vertAlign w:val="subscript"/>
+        </w:rPr>
+        <w:t>2</w:t>
+      </w:r>
+      <w:r>
+        <w:rPr>
+          <w:rFonts w:ascii="Times New Roman" w:hAnsi="Times New Roman" w:eastAsia="Times New Roman" w:cs="Times New Roman"/>
+        </w:rPr>
+        <w:t>Me + Pd(OAc)</w:t>
+      </w:r>
+      <w:r>
+        <w:rPr>
+          <w:rFonts w:ascii="Times New Roman" w:hAnsi="Times New Roman" w:eastAsia="Times New Roman" w:cs="Times New Roman"/>
+          <w:vertAlign w:val="subscript"/>
+        </w:rPr>
+        <w:t>2</w:t>
+      </w:r>
+      <w:r>
+        <w:rPr>
+          <w:rFonts w:ascii="Times New Roman" w:hAnsi="Times New Roman" w:eastAsia="Times New Roman" w:cs="Times New Roman"/>
+        </w:rPr>
+        <w:t>/PPh</w:t>
+      </w:r>
+      <w:r>
+        <w:rPr>
+          <w:rFonts w:ascii="Times New Roman" w:hAnsi="Times New Roman" w:eastAsia="Times New Roman" w:cs="Times New Roman"/>
+          <w:vertAlign w:val="subscript"/>
+        </w:rPr>
+        <w:t>3</w:t>
+      </w:r>
+      <w:r>
+        <w:rPr>
+          <w:rFonts w:ascii="Times New Roman" w:hAnsi="Times New Roman" w:eastAsia="Times New Roman" w:cs="Times New Roman"/>
+        </w:rPr>
+        <w:t>, Et</w:t>
+      </w:r>
+      <w:r>
+        <w:rPr>
+          <w:rFonts w:ascii="Times New Roman" w:hAnsi="Times New Roman" w:eastAsia="Times New Roman" w:cs="Times New Roman"/>
+          <w:vertAlign w:val="subscript"/>
+        </w:rPr>
+        <w:t>3</w:t>
+      </w:r>
+      <w:r>
+        <w:rPr>
+          <w:rFonts w:ascii="Times New Roman" w:hAnsi="Times New Roman" w:eastAsia="Times New Roman" w:cs="Times New Roman"/>
+        </w:rPr>
+        <w:t>N</w:t>
+      </w:r>
+      <w:r>
+        <w:rPr>
+          <w:rFonts w:ascii="Times New Roman" w:hAnsi="Times New Roman" w:eastAsia="Times New Roman" w:cs="Times New Roman"/>
+        </w:rPr>
+        <w:t xml:space="preserve"> </w:t>
+      </w:r>
+      <w:r>
+        <w:rPr>
+          <w:rFonts w:ascii="Times New Roman" w:hAnsi="Times New Roman" w:eastAsia="Times New Roman" w:cs="Times New Roman"/>
+        </w:rPr>
+        <w:t>(b) PhBr + CH</w:t>
+      </w:r>
+      <w:r>
+        <w:rPr>
+          <w:rFonts w:ascii="Times New Roman" w:hAnsi="Times New Roman" w:eastAsia="Times New Roman" w:cs="Times New Roman"/>
+          <w:vertAlign w:val="subscript"/>
+        </w:rPr>
+        <w:t>2</w:t>
+      </w:r>
+      <w:r>
+        <w:rPr>
+          <w:rFonts w:ascii="Times New Roman" w:hAnsi="Times New Roman" w:eastAsia="Times New Roman" w:cs="Times New Roman"/>
+        </w:rPr>
+        <w:t>=CHPh + Pd(OAc)</w:t>
+      </w:r>
+      <w:r>
+        <w:rPr>
+          <w:rFonts w:ascii="Times New Roman" w:hAnsi="Times New Roman" w:eastAsia="Times New Roman" w:cs="Times New Roman"/>
+          <w:vertAlign w:val="subscript"/>
+        </w:rPr>
+        <w:t>2</w:t>
+      </w:r>
+      <w:r>
+        <w:rPr>
+          <w:rFonts w:ascii="Times New Roman" w:hAnsi="Times New Roman" w:eastAsia="Times New Roman" w:cs="Times New Roman"/>
+        </w:rPr>
+        <w:t>/PPh</w:t>
+      </w:r>
+      <w:r>
+        <w:rPr>
+          <w:rFonts w:ascii="Times New Roman" w:hAnsi="Times New Roman" w:eastAsia="Times New Roman" w:cs="Times New Roman"/>
+          <w:vertAlign w:val="subscript"/>
+        </w:rPr>
+        <w:t>3</w:t>
+      </w:r>
+      <w:r>
+        <w:rPr>
+          <w:rFonts w:ascii="Times New Roman" w:hAnsi="Times New Roman" w:eastAsia="Times New Roman" w:cs="Times New Roman"/>
+        </w:rPr>
+        <w:t>, Et</w:t>
+      </w:r>
+      <w:r>
+        <w:rPr>
+          <w:rFonts w:ascii="Times New Roman" w:hAnsi="Times New Roman" w:eastAsia="Times New Roman" w:cs="Times New Roman"/>
+          <w:vertAlign w:val="subscript"/>
+        </w:rPr>
+        <w:t>3</w:t>
+      </w:r>
+      <w:r>
+        <w:rPr>
+          <w:rFonts w:ascii="Times New Roman" w:hAnsi="Times New Roman" w:eastAsia="Times New Roman" w:cs="Times New Roman"/>
+        </w:rPr>
+        <w:t>N</w:t>
       </w:r>
     </w:p>
     <w:p>
       <w:pPr>
-        <w:pStyle w:val="Compact"/>
-        <w:numPr>
-          <w:ilvl w:val="1"/>
-          <w:numId w:val="1024"/>
-        </w:numPr>
+        <w:pStyle w:val="BodyText"/>
       </w:pPr>
       <w:r>
         <w:rPr>
-          <w:rFonts w:hint="eastAsia" w:ascii="Times New Roman" w:hAnsi="Times New Roman" w:eastAsia="FangSong" w:cs="Times New Roman"/>
-        </w:rPr>
-        <w:t>还原消除</w:t>
-      </w:r>
-      <w:r>
-        <w:rPr>
-          <w:rFonts w:hint="eastAsia" w:ascii="Times New Roman" w:hAnsi="Times New Roman" w:eastAsia="Times New Roman" w:cs="Times New Roman"/>
-        </w:rPr>
-        <w:t>：M</w:t>
+          <w:rFonts w:ascii="Times New Roman" w:hAnsi="Times New Roman" w:eastAsia="Times New Roman" w:cs="Times New Roman"/>
+          <w:b/>
+          <w:bCs/>
+        </w:rPr>
+        <w:t xml:space="preserve">6.</w:t>
       </w:r>
       <w:r>
         <w:rPr>
@@ -17499,7 +17847,33 @@
         <w:rPr>
           <w:rFonts w:hint="eastAsia" w:ascii="Times New Roman" w:hAnsi="Times New Roman" w:eastAsia="FangSong" w:cs="Times New Roman"/>
         </w:rPr>
-        <w:t>的氧化态变化</w:t>
+        <w:t xml:space="preserve">为什么</w:t>
+      </w:r>
+      <w:r>
+        <w:rPr>
+          <w:rFonts w:ascii="Times New Roman" w:hAnsi="Times New Roman" w:eastAsia="Times New Roman" w:cs="Times New Roman"/>
+        </w:rPr>
+        <w:t xml:space="preserve"> Heck </w:t>
+      </w:r>
+      <w:r>
+        <w:rPr>
+          <w:rFonts w:hint="eastAsia" w:ascii="Times New Roman" w:hAnsi="Times New Roman" w:eastAsia="FangSong" w:cs="Times New Roman"/>
+        </w:rPr>
+        <w:t xml:space="preserve">反应通常</w:t>
+      </w:r>
+      <w:r>
+        <w:rPr>
+          <w:rFonts w:hint="eastAsia" w:ascii="Times New Roman" w:hAnsi="Times New Roman" w:eastAsia="FangSong" w:cs="Times New Roman"/>
+          <w:b/>
+          <w:bCs/>
+        </w:rPr>
+        <w:t xml:space="preserve">不能</w:t>
+      </w:r>
+      <w:r>
+        <w:rPr>
+          <w:rFonts w:hint="eastAsia" w:ascii="Times New Roman" w:hAnsi="Times New Roman" w:eastAsia="FangSong" w:cs="Times New Roman"/>
+        </w:rPr>
+        <w:t>用烷基卤作为底物</w:t>
       </w:r>
       <w:r>
         <w:rPr>
@@ -17510,76 +17884,28 @@
     </w:p>
     <w:p>
       <w:pPr>
-        <w:pStyle w:val="Compact"/>
-        <w:numPr>
-          <w:ilvl w:val="0"/>
-          <w:numId w:val="1023"/>
-        </w:numPr>
+        <w:pStyle w:val="BodyText"/>
       </w:pPr>
       <w:r>
         <w:rPr>
           <w:rFonts w:ascii="Times New Roman" w:hAnsi="Times New Roman" w:eastAsia="Times New Roman" w:cs="Times New Roman"/>
-        </w:rPr>
-        <w:t xml:space="preserve">Heck </w:t>
-      </w:r>
-      <w:r>
-        <w:rPr>
-          <w:rFonts w:hint="eastAsia" w:ascii="Times New Roman" w:hAnsi="Times New Roman" w:eastAsia="FangSong" w:cs="Times New Roman"/>
-        </w:rPr>
-        <w:t xml:space="preserve">反应与</w:t>
-      </w:r>
-      <w:r>
-        <w:rPr>
-          <w:rFonts w:ascii="Times New Roman" w:hAnsi="Times New Roman" w:eastAsia="Times New Roman" w:cs="Times New Roman"/>
-        </w:rPr>
-        <w:t xml:space="preserve"> Suzuki </w:t>
-      </w:r>
-      <w:r>
-        <w:rPr>
-          <w:rFonts w:hint="eastAsia" w:ascii="Times New Roman" w:hAnsi="Times New Roman" w:eastAsia="FangSong" w:cs="Times New Roman"/>
-        </w:rPr>
-        <w:t>偶联的关键区别是什么</w:t>
-      </w:r>
-      <w:r>
-        <w:rPr>
-          <w:rFonts w:hint="eastAsia" w:ascii="Times New Roman" w:hAnsi="Times New Roman" w:eastAsia="Times New Roman" w:cs="Times New Roman"/>
-        </w:rPr>
-        <w:t>？（</w:t>
-      </w:r>
-      <w:r>
-        <w:rPr>
-          <w:rFonts w:hint="eastAsia" w:ascii="Times New Roman" w:hAnsi="Times New Roman" w:eastAsia="FangSong" w:cs="Times New Roman"/>
-        </w:rPr>
-        <w:t>从</w:t>
-      </w:r>
-      <w:r>
-        <w:rPr>
-          <w:rFonts w:hint="eastAsia" w:ascii="Times New Roman" w:hAnsi="Times New Roman" w:eastAsia="Times New Roman" w:cs="Times New Roman"/>
-        </w:rPr>
-        <w:t>β-H</w:t>
-      </w:r>
-      <w:r>
-        <w:rPr>
-          <w:rFonts w:ascii="Times New Roman" w:hAnsi="Times New Roman" w:eastAsia="Times New Roman" w:cs="Times New Roman"/>
-        </w:rPr>
-        <w:t xml:space="preserve"> </w:t>
-      </w:r>
-      <w:r>
-        <w:rPr>
-          <w:rFonts w:hint="eastAsia" w:ascii="Times New Roman" w:hAnsi="Times New Roman" w:eastAsia="FangSong" w:cs="Times New Roman"/>
-        </w:rPr>
-        <w:t>消除和产物特征两个角度回答</w:t>
-      </w:r>
-      <w:r>
-        <w:rPr>
-          <w:rFonts w:hint="eastAsia" w:ascii="Times New Roman" w:hAnsi="Times New Roman" w:eastAsia="Times New Roman" w:cs="Times New Roman"/>
-        </w:rPr>
-        <w:t>）</w:t>
+          <w:b/>
+          <w:bCs/>
+        </w:rPr>
+        <w:t xml:space="preserve">Suzuki </w:t>
+      </w:r>
+      <w:r>
+        <w:rPr>
+          <w:rFonts w:hint="eastAsia" w:ascii="Times New Roman" w:hAnsi="Times New Roman" w:eastAsia="FangSong" w:cs="Times New Roman"/>
+          <w:b/>
+          <w:bCs/>
+        </w:rPr>
+        <w:t xml:space="preserve">偶联</w:t>
       </w:r>
     </w:p>
     <w:p>
       <w:pPr>
-        <w:pStyle w:val="FirstParagraph"/>
+        <w:pStyle w:val="BodyText"/>
       </w:pPr>
       <w:r>
         <w:rPr>
@@ -17587,313 +17913,131 @@
           <w:b/>
           <w:bCs/>
         </w:rPr>
-        <w:t xml:space="preserve">Heck </w:t>
-      </w:r>
-      <w:r>
-        <w:rPr>
-          <w:rFonts w:hint="eastAsia" w:ascii="Times New Roman" w:hAnsi="Times New Roman" w:eastAsia="FangSong" w:cs="Times New Roman"/>
-          <w:b/>
-          <w:bCs/>
-        </w:rPr>
-        <w:t xml:space="preserve">反应</w:t>
+        <w:t xml:space="preserve">7.</w:t>
+      </w:r>
+      <w:r>
+        <w:rPr>
+          <w:rFonts w:ascii="Times New Roman" w:hAnsi="Times New Roman" w:eastAsia="Times New Roman" w:cs="Times New Roman"/>
+        </w:rPr>
+        <w:t xml:space="preserve"> </w:t>
+      </w:r>
+      <w:r>
+        <w:rPr>
+          <w:rFonts w:hint="eastAsia" w:ascii="Times New Roman" w:hAnsi="Times New Roman" w:eastAsia="FangSong" w:cs="Times New Roman"/>
+        </w:rPr>
+        <w:t xml:space="preserve">在</w:t>
+      </w:r>
+      <w:r>
+        <w:rPr>
+          <w:rFonts w:ascii="Times New Roman" w:hAnsi="Times New Roman" w:eastAsia="Times New Roman" w:cs="Times New Roman"/>
+        </w:rPr>
+        <w:t xml:space="preserve"> Suzuki </w:t>
+      </w:r>
+      <w:r>
+        <w:rPr>
+          <w:rFonts w:hint="eastAsia" w:ascii="Times New Roman" w:hAnsi="Times New Roman" w:eastAsia="FangSong" w:cs="Times New Roman"/>
+        </w:rPr>
+        <w:t>偶联中</w:t>
+      </w:r>
+      <w:r>
+        <w:rPr>
+          <w:rFonts w:hint="eastAsia" w:ascii="Times New Roman" w:hAnsi="Times New Roman" w:eastAsia="Times New Roman" w:cs="Times New Roman"/>
+        </w:rPr>
+        <w:t>，</w:t>
+      </w:r>
+      <w:r>
+        <w:rPr>
+          <w:rFonts w:hint="eastAsia" w:ascii="Times New Roman" w:hAnsi="Times New Roman" w:eastAsia="FangSong" w:cs="Times New Roman"/>
+        </w:rPr>
+        <w:t>碱</w:t>
+      </w:r>
+      <w:r>
+        <w:rPr>
+          <w:rFonts w:hint="eastAsia" w:ascii="Times New Roman" w:hAnsi="Times New Roman" w:eastAsia="Times New Roman" w:cs="Times New Roman"/>
+        </w:rPr>
+        <w:t>（</w:t>
+      </w:r>
+      <w:r>
+        <w:rPr>
+          <w:rFonts w:hint="eastAsia" w:ascii="Times New Roman" w:hAnsi="Times New Roman" w:eastAsia="FangSong" w:cs="Times New Roman"/>
+        </w:rPr>
+        <w:t>如</w:t>
+      </w:r>
+      <w:r>
+        <w:rPr>
+          <w:rFonts w:ascii="Times New Roman" w:hAnsi="Times New Roman" w:eastAsia="Times New Roman" w:cs="Times New Roman"/>
+        </w:rPr>
+        <w:t xml:space="preserve"> </w:t>
+      </w:r>
+      <w:r>
+        <w:rPr>
+          <w:rFonts w:hint="eastAsia" w:ascii="Times New Roman" w:hAnsi="Times New Roman" w:eastAsia="Times New Roman" w:cs="Times New Roman"/>
+        </w:rPr>
+        <w:t>Na</w:t>
+      </w:r>
+      <w:r>
+        <w:rPr>
+          <w:rFonts w:hint="eastAsia" w:ascii="Times New Roman" w:hAnsi="Times New Roman" w:eastAsia="Times New Roman" w:cs="Times New Roman"/>
+          <w:vertAlign w:val="subscript"/>
+        </w:rPr>
+        <w:t>2</w:t>
+      </w:r>
+      <w:r>
+        <w:rPr>
+          <w:rFonts w:hint="eastAsia" w:ascii="Times New Roman" w:hAnsi="Times New Roman" w:eastAsia="Times New Roman" w:cs="Times New Roman"/>
+        </w:rPr>
+        <w:t>CO</w:t>
+      </w:r>
+      <w:r>
+        <w:rPr>
+          <w:rFonts w:hint="eastAsia" w:ascii="Times New Roman" w:hAnsi="Times New Roman" w:eastAsia="Times New Roman" w:cs="Times New Roman"/>
+          <w:vertAlign w:val="subscript"/>
+        </w:rPr>
+        <w:t>3</w:t>
+      </w:r>
+      <w:r>
+        <w:rPr>
+          <w:rFonts w:hint="eastAsia" w:ascii="Times New Roman" w:hAnsi="Times New Roman" w:eastAsia="Times New Roman" w:cs="Times New Roman"/>
+        </w:rPr>
+        <w:t>）</w:t>
+      </w:r>
+      <w:r>
+        <w:rPr>
+          <w:rFonts w:hint="eastAsia" w:ascii="Times New Roman" w:hAnsi="Times New Roman" w:eastAsia="FangSong" w:cs="Times New Roman"/>
+        </w:rPr>
+        <w:t>的关键作用是什么</w:t>
+      </w:r>
+      <w:r>
+        <w:rPr>
+          <w:rFonts w:hint="eastAsia" w:ascii="Times New Roman" w:hAnsi="Times New Roman" w:eastAsia="Times New Roman" w:cs="Times New Roman"/>
+        </w:rPr>
+        <w:t>？</w:t>
+      </w:r>
+      <w:r>
+        <w:rPr>
+          <w:rFonts w:hint="eastAsia" w:ascii="Times New Roman" w:hAnsi="Times New Roman" w:eastAsia="FangSong" w:cs="Times New Roman"/>
+        </w:rPr>
+        <w:t>写出碱活化硼酸的反应方程式</w:t>
+      </w:r>
+      <w:r>
+        <w:rPr>
+          <w:rFonts w:hint="eastAsia" w:ascii="Times New Roman" w:hAnsi="Times New Roman" w:eastAsia="Times New Roman" w:cs="Times New Roman"/>
+        </w:rPr>
+        <w:t>。</w:t>
       </w:r>
     </w:p>
     <w:p>
       <w:pPr>
-        <w:pStyle w:val="Compact"/>
-        <w:numPr>
-          <w:ilvl w:val="0"/>
-          <w:numId w:val="1025"/>
-        </w:numPr>
+        <w:pStyle w:val="BodyText"/>
+        <w:spacing w:after="80"/>
       </w:pPr>
       <w:r>
         <w:rPr>
-          <w:rFonts w:hint="eastAsia" w:ascii="Times New Roman" w:hAnsi="Times New Roman" w:eastAsia="FangSong" w:cs="Times New Roman"/>
-        </w:rPr>
-        <w:t xml:space="preserve">预测以下</w:t>
-      </w:r>
-      <w:r>
-        <w:rPr>
-          <w:rFonts w:ascii="Times New Roman" w:hAnsi="Times New Roman" w:eastAsia="Times New Roman" w:cs="Times New Roman"/>
-        </w:rPr>
-        <w:t xml:space="preserve"> Heck </w:t>
-      </w:r>
-      <w:r>
-        <w:rPr>
-          <w:rFonts w:hint="eastAsia" w:ascii="Times New Roman" w:hAnsi="Times New Roman" w:eastAsia="FangSong" w:cs="Times New Roman"/>
-        </w:rPr>
-        <w:t>反应的主产物</w:t>
-      </w:r>
-      <w:r>
-        <w:rPr>
-          <w:rFonts w:hint="eastAsia" w:ascii="Times New Roman" w:hAnsi="Times New Roman" w:eastAsia="Times New Roman" w:cs="Times New Roman"/>
-        </w:rPr>
-        <w:t>：</w:t>
-      </w:r>
-    </w:p>
-    <w:p>
-      <w:pPr>
-        <w:pStyle w:val="Compact"/>
-        <w:numPr>
-          <w:ilvl w:val="1"/>
-          <w:numId w:val="1026"/>
-        </w:numPr>
-      </w:pPr>
-      <w:r>
-        <w:rPr>
-          <w:rFonts w:ascii="Times New Roman" w:hAnsi="Times New Roman" w:eastAsia="Times New Roman" w:cs="Times New Roman"/>
-        </w:rPr>
-        <w:t>PhBr + CH</w:t>
-      </w:r>
-      <w:r>
-        <w:rPr>
-          <w:rFonts w:ascii="Times New Roman" w:hAnsi="Times New Roman" w:eastAsia="Times New Roman" w:cs="Times New Roman"/>
-          <w:vertAlign w:val="subscript"/>
-        </w:rPr>
-        <w:t>2</w:t>
-      </w:r>
-      <w:r>
-        <w:rPr>
-          <w:rFonts w:ascii="Times New Roman" w:hAnsi="Times New Roman" w:eastAsia="Times New Roman" w:cs="Times New Roman"/>
-        </w:rPr>
-        <w:t>=CHCO</w:t>
-      </w:r>
-      <w:r>
-        <w:rPr>
-          <w:rFonts w:ascii="Times New Roman" w:hAnsi="Times New Roman" w:eastAsia="Times New Roman" w:cs="Times New Roman"/>
-          <w:vertAlign w:val="subscript"/>
-        </w:rPr>
-        <w:t>2</w:t>
-      </w:r>
-      <w:r>
-        <w:rPr>
-          <w:rFonts w:ascii="Times New Roman" w:hAnsi="Times New Roman" w:eastAsia="Times New Roman" w:cs="Times New Roman"/>
-        </w:rPr>
-        <w:t>Me + Pd(OAc)</w:t>
-      </w:r>
-      <w:r>
-        <w:rPr>
-          <w:rFonts w:ascii="Times New Roman" w:hAnsi="Times New Roman" w:eastAsia="Times New Roman" w:cs="Times New Roman"/>
-          <w:vertAlign w:val="subscript"/>
-        </w:rPr>
-        <w:t>2</w:t>
-      </w:r>
-      <w:r>
-        <w:rPr>
-          <w:rFonts w:ascii="Times New Roman" w:hAnsi="Times New Roman" w:eastAsia="Times New Roman" w:cs="Times New Roman"/>
-        </w:rPr>
-        <w:t>/PPh</w:t>
-      </w:r>
-      <w:r>
-        <w:rPr>
-          <w:rFonts w:ascii="Times New Roman" w:hAnsi="Times New Roman" w:eastAsia="Times New Roman" w:cs="Times New Roman"/>
-          <w:vertAlign w:val="subscript"/>
-        </w:rPr>
-        <w:t>3</w:t>
-      </w:r>
-      <w:r>
-        <w:rPr>
-          <w:rFonts w:ascii="Times New Roman" w:hAnsi="Times New Roman" w:eastAsia="Times New Roman" w:cs="Times New Roman"/>
-        </w:rPr>
-        <w:t>, Et</w:t>
-      </w:r>
-      <w:r>
-        <w:rPr>
-          <w:rFonts w:ascii="Times New Roman" w:hAnsi="Times New Roman" w:eastAsia="Times New Roman" w:cs="Times New Roman"/>
-          <w:vertAlign w:val="subscript"/>
-        </w:rPr>
-        <w:t>3</w:t>
-      </w:r>
-      <w:r>
-        <w:rPr>
-          <w:rFonts w:ascii="Times New Roman" w:hAnsi="Times New Roman" w:eastAsia="Times New Roman" w:cs="Times New Roman"/>
-        </w:rPr>
-        <w:t>N</w:t>
-      </w:r>
-    </w:p>
-    <w:p>
-      <w:pPr>
-        <w:pStyle w:val="Compact"/>
-        <w:numPr>
-          <w:ilvl w:val="1"/>
-          <w:numId w:val="1026"/>
-        </w:numPr>
-      </w:pPr>
-      <w:r>
-        <w:rPr>
-          <w:rFonts w:ascii="Times New Roman" w:hAnsi="Times New Roman" w:eastAsia="Times New Roman" w:cs="Times New Roman"/>
-        </w:rPr>
-        <w:t>PhBr + CH</w:t>
-      </w:r>
-      <w:r>
-        <w:rPr>
-          <w:rFonts w:ascii="Times New Roman" w:hAnsi="Times New Roman" w:eastAsia="Times New Roman" w:cs="Times New Roman"/>
-          <w:vertAlign w:val="subscript"/>
-        </w:rPr>
-        <w:t>2</w:t>
-      </w:r>
-      <w:r>
-        <w:rPr>
-          <w:rFonts w:ascii="Times New Roman" w:hAnsi="Times New Roman" w:eastAsia="Times New Roman" w:cs="Times New Roman"/>
-        </w:rPr>
-        <w:t>=CHPh + Pd(OAc)</w:t>
-      </w:r>
-      <w:r>
-        <w:rPr>
-          <w:rFonts w:ascii="Times New Roman" w:hAnsi="Times New Roman" w:eastAsia="Times New Roman" w:cs="Times New Roman"/>
-          <w:vertAlign w:val="subscript"/>
-        </w:rPr>
-        <w:t>2</w:t>
-      </w:r>
-      <w:r>
-        <w:rPr>
-          <w:rFonts w:ascii="Times New Roman" w:hAnsi="Times New Roman" w:eastAsia="Times New Roman" w:cs="Times New Roman"/>
-        </w:rPr>
-        <w:t>/PPh</w:t>
-      </w:r>
-      <w:r>
-        <w:rPr>
-          <w:rFonts w:ascii="Times New Roman" w:hAnsi="Times New Roman" w:eastAsia="Times New Roman" w:cs="Times New Roman"/>
-          <w:vertAlign w:val="subscript"/>
-        </w:rPr>
-        <w:t>3</w:t>
-      </w:r>
-      <w:r>
-        <w:rPr>
-          <w:rFonts w:ascii="Times New Roman" w:hAnsi="Times New Roman" w:eastAsia="Times New Roman" w:cs="Times New Roman"/>
-        </w:rPr>
-        <w:t>, Et</w:t>
-      </w:r>
-      <w:r>
-        <w:rPr>
-          <w:rFonts w:ascii="Times New Roman" w:hAnsi="Times New Roman" w:eastAsia="Times New Roman" w:cs="Times New Roman"/>
-          <w:vertAlign w:val="subscript"/>
-        </w:rPr>
-        <w:t>3</w:t>
-      </w:r>
-      <w:r>
-        <w:rPr>
-          <w:rFonts w:ascii="Times New Roman" w:hAnsi="Times New Roman" w:eastAsia="Times New Roman" w:cs="Times New Roman"/>
-        </w:rPr>
-        <w:t>N</w:t>
-      </w:r>
-    </w:p>
-    <w:p>
-      <w:pPr>
-        <w:pStyle w:val="Compact"/>
-        <w:numPr>
-          <w:ilvl w:val="0"/>
-          <w:numId w:val="1025"/>
-        </w:numPr>
-      </w:pPr>
-      <w:r>
-        <w:rPr>
-          <w:rFonts w:hint="eastAsia" w:ascii="Times New Roman" w:hAnsi="Times New Roman" w:eastAsia="FangSong" w:cs="Times New Roman"/>
-        </w:rPr>
-        <w:t xml:space="preserve">为什么</w:t>
-      </w:r>
-      <w:r>
-        <w:rPr>
-          <w:rFonts w:ascii="Times New Roman" w:hAnsi="Times New Roman" w:eastAsia="Times New Roman" w:cs="Times New Roman"/>
-        </w:rPr>
-        <w:t xml:space="preserve"> Heck </w:t>
-      </w:r>
-      <w:r>
-        <w:rPr>
-          <w:rFonts w:hint="eastAsia" w:ascii="Times New Roman" w:hAnsi="Times New Roman" w:eastAsia="FangSong" w:cs="Times New Roman"/>
-        </w:rPr>
-        <w:t xml:space="preserve">反应通常</w:t>
-      </w:r>
-      <w:r>
-        <w:rPr>
-          <w:rFonts w:hint="eastAsia" w:ascii="Times New Roman" w:hAnsi="Times New Roman" w:eastAsia="FangSong" w:cs="Times New Roman"/>
+          <w:rFonts w:ascii="Times New Roman" w:hAnsi="Times New Roman" w:eastAsia="Times New Roman" w:cs="Times New Roman"/>
           <w:b/>
           <w:bCs/>
         </w:rPr>
-        <w:t xml:space="preserve">不能</w:t>
-      </w:r>
-      <w:r>
-        <w:rPr>
-          <w:rFonts w:hint="eastAsia" w:ascii="Times New Roman" w:hAnsi="Times New Roman" w:eastAsia="FangSong" w:cs="Times New Roman"/>
-        </w:rPr>
-        <w:t>用烷基卤作为底物</w:t>
-      </w:r>
-      <w:r>
-        <w:rPr>
-          <w:rFonts w:hint="eastAsia" w:ascii="Times New Roman" w:hAnsi="Times New Roman" w:eastAsia="Times New Roman" w:cs="Times New Roman"/>
-        </w:rPr>
-        <w:t>？</w:t>
-      </w:r>
-    </w:p>
-    <w:p>
-      <w:pPr>
-        <w:pStyle w:val="FirstParagraph"/>
-      </w:pPr>
-      <w:r>
-        <w:rPr>
-          <w:rFonts w:ascii="Times New Roman" w:hAnsi="Times New Roman" w:eastAsia="Times New Roman" w:cs="Times New Roman"/>
-          <w:b/>
-          <w:bCs/>
-        </w:rPr>
-        <w:t xml:space="preserve">Suzuki </w:t>
-      </w:r>
-      <w:r>
-        <w:rPr>
-          <w:rFonts w:hint="eastAsia" w:ascii="Times New Roman" w:hAnsi="Times New Roman" w:eastAsia="FangSong" w:cs="Times New Roman"/>
-          <w:b/>
-          <w:bCs/>
-        </w:rPr>
-        <w:t xml:space="preserve">偶联</w:t>
-      </w:r>
-    </w:p>
-    <w:p>
-      <w:pPr>
-        <w:numPr>
-          <w:ilvl w:val="0"/>
-          <w:numId w:val="1027"/>
-        </w:numPr>
-      </w:pPr>
-      <w:r>
-        <w:rPr>
-          <w:rFonts w:hint="eastAsia" w:ascii="Times New Roman" w:hAnsi="Times New Roman" w:eastAsia="FangSong" w:cs="Times New Roman"/>
-        </w:rPr>
-        <w:t xml:space="preserve">在</w:t>
-      </w:r>
-      <w:r>
-        <w:rPr>
-          <w:rFonts w:ascii="Times New Roman" w:hAnsi="Times New Roman" w:eastAsia="Times New Roman" w:cs="Times New Roman"/>
-        </w:rPr>
-        <w:t xml:space="preserve"> Suzuki </w:t>
-      </w:r>
-      <w:r>
-        <w:rPr>
-          <w:rFonts w:hint="eastAsia" w:ascii="Times New Roman" w:hAnsi="Times New Roman" w:eastAsia="FangSong" w:cs="Times New Roman"/>
-        </w:rPr>
-        <w:t>偶联中</w:t>
-      </w:r>
-      <w:r>
-        <w:rPr>
-          <w:rFonts w:hint="eastAsia" w:ascii="Times New Roman" w:hAnsi="Times New Roman" w:eastAsia="Times New Roman" w:cs="Times New Roman"/>
-        </w:rPr>
-        <w:t>，</w:t>
-      </w:r>
-      <w:r>
-        <w:rPr>
-          <w:rFonts w:hint="eastAsia" w:ascii="Times New Roman" w:hAnsi="Times New Roman" w:eastAsia="FangSong" w:cs="Times New Roman"/>
-        </w:rPr>
-        <w:t>碱</w:t>
-      </w:r>
-      <w:r>
-        <w:rPr>
-          <w:rFonts w:hint="eastAsia" w:ascii="Times New Roman" w:hAnsi="Times New Roman" w:eastAsia="Times New Roman" w:cs="Times New Roman"/>
-        </w:rPr>
-        <w:t>（</w:t>
-      </w:r>
-      <w:r>
-        <w:rPr>
-          <w:rFonts w:hint="eastAsia" w:ascii="Times New Roman" w:hAnsi="Times New Roman" w:eastAsia="FangSong" w:cs="Times New Roman"/>
-        </w:rPr>
-        <w:t>如</w:t>
+        <w:t xml:space="preserve">8.</w:t>
       </w:r>
       <w:r>
         <w:rPr>
@@ -17901,71 +18045,6 @@
         </w:rPr>
         <w:t xml:space="preserve"> </w:t>
       </w:r>
-      <w:r>
-        <w:rPr>
-          <w:rFonts w:hint="eastAsia" w:ascii="Times New Roman" w:hAnsi="Times New Roman" w:eastAsia="Times New Roman" w:cs="Times New Roman"/>
-        </w:rPr>
-        <w:t>Na</w:t>
-      </w:r>
-      <w:r>
-        <w:rPr>
-          <w:rFonts w:hint="eastAsia" w:ascii="Times New Roman" w:hAnsi="Times New Roman" w:eastAsia="Times New Roman" w:cs="Times New Roman"/>
-          <w:vertAlign w:val="subscript"/>
-        </w:rPr>
-        <w:t>2</w:t>
-      </w:r>
-      <w:r>
-        <w:rPr>
-          <w:rFonts w:hint="eastAsia" w:ascii="Times New Roman" w:hAnsi="Times New Roman" w:eastAsia="Times New Roman" w:cs="Times New Roman"/>
-        </w:rPr>
-        <w:t>CO</w:t>
-      </w:r>
-      <w:r>
-        <w:rPr>
-          <w:rFonts w:hint="eastAsia" w:ascii="Times New Roman" w:hAnsi="Times New Roman" w:eastAsia="Times New Roman" w:cs="Times New Roman"/>
-          <w:vertAlign w:val="subscript"/>
-        </w:rPr>
-        <w:t>3</w:t>
-      </w:r>
-      <w:r>
-        <w:rPr>
-          <w:rFonts w:hint="eastAsia" w:ascii="Times New Roman" w:hAnsi="Times New Roman" w:eastAsia="Times New Roman" w:cs="Times New Roman"/>
-        </w:rPr>
-        <w:t>）</w:t>
-      </w:r>
-      <w:r>
-        <w:rPr>
-          <w:rFonts w:hint="eastAsia" w:ascii="Times New Roman" w:hAnsi="Times New Roman" w:eastAsia="FangSong" w:cs="Times New Roman"/>
-        </w:rPr>
-        <w:t>的关键作用是什么</w:t>
-      </w:r>
-      <w:r>
-        <w:rPr>
-          <w:rFonts w:hint="eastAsia" w:ascii="Times New Roman" w:hAnsi="Times New Roman" w:eastAsia="Times New Roman" w:cs="Times New Roman"/>
-        </w:rPr>
-        <w:t>？</w:t>
-      </w:r>
-      <w:r>
-        <w:rPr>
-          <w:rFonts w:hint="eastAsia" w:ascii="Times New Roman" w:hAnsi="Times New Roman" w:eastAsia="FangSong" w:cs="Times New Roman"/>
-        </w:rPr>
-        <w:t>写出碱活化硼酸的反应方程式</w:t>
-      </w:r>
-      <w:r>
-        <w:rPr>
-          <w:rFonts w:hint="eastAsia" w:ascii="Times New Roman" w:hAnsi="Times New Roman" w:eastAsia="Times New Roman" w:cs="Times New Roman"/>
-        </w:rPr>
-        <w:t>。</w:t>
-      </w:r>
-    </w:p>
-    <w:p>
-      <w:pPr>
-        <w:numPr>
-          <w:ilvl w:val="0"/>
-          <w:numId w:val="1027"/>
-        </w:numPr>
-        <w:spacing w:after="80"/>
-      </w:pPr>
       <w:r>
         <w:rPr>
           <w:rFonts w:hint="eastAsia" w:ascii="Times New Roman" w:hAnsi="Times New Roman" w:eastAsia="FangSong" w:cs="Times New Roman"/>
@@ -18019,8 +18098,6 @@
       <w:tblPr>
         <w:tblStyle w:val="Table"/>
         <w:tblW w:type="auto" w:w="0"/>
-        <w:jc w:val="left"/>
-        <w:tblInd w:w="720" w:type="dxa"/>
         <w:tblLook w:firstRow="1" w:lastRow="0" w:firstColumn="0" w:lastColumn="0" w:noHBand="0" w:noVBand="0" w:val="0020"/>
       </w:tblPr>
       <w:tblGrid>
@@ -18352,14 +18429,24 @@
     </w:p>
     <w:p>
       <w:pPr>
-        <w:pStyle w:val="Compact"/>
-        <w:numPr>
-          <w:ilvl w:val="0"/>
-          <w:numId w:val="1028"/>
-        </w:numPr>
+        <w:pStyle w:val="BodyText"/>
       </w:pPr>
       <w:r>
         <w:rPr>
+          <w:rFonts w:ascii="Times New Roman" w:hAnsi="Times New Roman" w:eastAsia="Times New Roman" w:cs="Times New Roman"/>
+          <w:b/>
+          <w:bCs/>
+        </w:rPr>
+        <w:t xml:space="preserve">9.</w:t>
+      </w:r>
+      <w:r>
+        <w:rPr>
+          <w:rFonts w:ascii="Times New Roman" w:hAnsi="Times New Roman" w:eastAsia="Times New Roman" w:cs="Times New Roman"/>
+        </w:rPr>
+        <w:t xml:space="preserve"> </w:t>
+      </w:r>
+      <w:r>
+        <w:rPr>
           <w:rFonts w:hint="eastAsia" w:ascii="Times New Roman" w:hAnsi="Times New Roman" w:eastAsia="FangSong" w:cs="Times New Roman"/>
         </w:rPr>
         <w:t xml:space="preserve">乙烯经</w:t>
@@ -18381,84 +18468,200 @@
           <w:rFonts w:hint="eastAsia" w:ascii="Times New Roman" w:hAnsi="Times New Roman" w:eastAsia="Times New Roman" w:cs="Times New Roman"/>
         </w:rPr>
         <w:t>：</w:t>
+      </w:r>
+      <w:r>
+        <w:rPr>
+          <w:rFonts w:ascii="Times New Roman" w:hAnsi="Times New Roman" w:eastAsia="Times New Roman" w:cs="Times New Roman"/>
+        </w:rPr>
+        <w:t xml:space="preserve"> </w:t>
+      </w:r>
+      <w:r>
+        <w:rPr>
+          <w:rFonts w:ascii="Times New Roman" w:hAnsi="Times New Roman" w:eastAsia="Times New Roman" w:cs="Times New Roman"/>
+        </w:rPr>
+        <w:t xml:space="preserve">(a) </w:t>
+      </w:r>
+      <w:r>
+        <w:rPr>
+          <w:rFonts w:hint="eastAsia" w:ascii="Times New Roman" w:hAnsi="Times New Roman" w:eastAsia="FangSong" w:cs="Times New Roman"/>
+        </w:rPr>
+        <w:t>写出总反应方程式</w:t>
+      </w:r>
+      <w:r>
+        <w:rPr>
+          <w:rFonts w:hint="eastAsia" w:ascii="Times New Roman" w:hAnsi="Times New Roman" w:eastAsia="Times New Roman" w:cs="Times New Roman"/>
+        </w:rPr>
+        <w:t>。</w:t>
+      </w:r>
+      <w:r>
+        <w:rPr>
+          <w:rFonts w:ascii="Times New Roman" w:hAnsi="Times New Roman" w:eastAsia="Times New Roman" w:cs="Times New Roman"/>
+        </w:rPr>
+        <w:t xml:space="preserve"> </w:t>
+      </w:r>
+      <w:r>
+        <w:rPr>
+          <w:rFonts w:ascii="Times New Roman" w:hAnsi="Times New Roman" w:eastAsia="Times New Roman" w:cs="Times New Roman"/>
+        </w:rPr>
+        <w:t xml:space="preserve">(b) Wacker </w:t>
+      </w:r>
+      <w:r>
+        <w:rPr>
+          <w:rFonts w:hint="eastAsia" w:ascii="Times New Roman" w:hAnsi="Times New Roman" w:eastAsia="FangSong" w:cs="Times New Roman"/>
+        </w:rPr>
+        <w:t xml:space="preserve">氧化中</w:t>
+      </w:r>
+      <w:r>
+        <w:rPr>
+          <w:rFonts w:ascii="Times New Roman" w:hAnsi="Times New Roman" w:eastAsia="Times New Roman" w:cs="Times New Roman"/>
+        </w:rPr>
+        <w:t xml:space="preserve"> CuCl </w:t>
+      </w:r>
+      <w:r>
+        <w:rPr>
+          <w:rFonts w:hint="eastAsia" w:ascii="Times New Roman" w:hAnsi="Times New Roman" w:eastAsia="FangSong" w:cs="Times New Roman"/>
+        </w:rPr>
+        <w:t>的作用是什么</w:t>
+      </w:r>
+      <w:r>
+        <w:rPr>
+          <w:rFonts w:hint="eastAsia" w:ascii="Times New Roman" w:hAnsi="Times New Roman" w:eastAsia="Times New Roman" w:cs="Times New Roman"/>
+        </w:rPr>
+        <w:t>？</w:t>
+      </w:r>
+      <w:r>
+        <w:rPr>
+          <w:rFonts w:hint="eastAsia" w:ascii="Times New Roman" w:hAnsi="Times New Roman" w:eastAsia="FangSong" w:cs="Times New Roman"/>
+        </w:rPr>
+        <w:t>写出</w:t>
+      </w:r>
+      <w:r>
+        <w:rPr>
+          <w:rFonts w:ascii="Times New Roman" w:hAnsi="Times New Roman" w:eastAsia="Times New Roman" w:cs="Times New Roman"/>
+        </w:rPr>
+        <w:t xml:space="preserve"> Pd(0) </w:t>
+      </w:r>
+      <w:r>
+        <w:rPr>
+          <w:rFonts w:hint="eastAsia" w:ascii="Times New Roman" w:hAnsi="Times New Roman" w:eastAsia="FangSong" w:cs="Times New Roman"/>
+        </w:rPr>
+        <w:t>再生的两步反应</w:t>
+      </w:r>
+      <w:r>
+        <w:rPr>
+          <w:rFonts w:hint="eastAsia" w:ascii="Times New Roman" w:hAnsi="Times New Roman" w:eastAsia="Times New Roman" w:cs="Times New Roman"/>
+        </w:rPr>
+        <w:t>。</w:t>
+      </w:r>
+      <w:r>
+        <w:rPr>
+          <w:rFonts w:ascii="Times New Roman" w:hAnsi="Times New Roman" w:eastAsia="Times New Roman" w:cs="Times New Roman"/>
+        </w:rPr>
+        <w:t xml:space="preserve"> </w:t>
+      </w:r>
+      <w:r>
+        <w:rPr>
+          <w:rFonts w:ascii="Times New Roman" w:hAnsi="Times New Roman" w:eastAsia="Times New Roman" w:cs="Times New Roman"/>
+        </w:rPr>
+        <w:t xml:space="preserve">(c) Wacker </w:t>
+      </w:r>
+      <w:r>
+        <w:rPr>
+          <w:rFonts w:hint="eastAsia" w:ascii="Times New Roman" w:hAnsi="Times New Roman" w:eastAsia="FangSong" w:cs="Times New Roman"/>
+        </w:rPr>
+        <w:t>氧化遵循马氏取向还是反马氏取向</w:t>
+      </w:r>
+      <w:r>
+        <w:rPr>
+          <w:rFonts w:hint="eastAsia" w:ascii="Times New Roman" w:hAnsi="Times New Roman" w:eastAsia="Times New Roman" w:cs="Times New Roman"/>
+        </w:rPr>
+        <w:t>？</w:t>
+      </w:r>
+      <w:r>
+        <w:rPr>
+          <w:rFonts w:hint="eastAsia" w:ascii="Times New Roman" w:hAnsi="Times New Roman" w:eastAsia="FangSong" w:cs="Times New Roman"/>
+        </w:rPr>
+        <w:t>解释原因</w:t>
+      </w:r>
+      <w:r>
+        <w:rPr>
+          <w:rFonts w:hint="eastAsia" w:ascii="Times New Roman" w:hAnsi="Times New Roman" w:eastAsia="Times New Roman" w:cs="Times New Roman"/>
+        </w:rPr>
+        <w:t>。</w:t>
       </w:r>
     </w:p>
     <w:p>
       <w:pPr>
-        <w:pStyle w:val="Compact"/>
-        <w:numPr>
-          <w:ilvl w:val="1"/>
-          <w:numId w:val="1029"/>
-        </w:numPr>
+        <w:pStyle w:val="BodyText"/>
       </w:pPr>
       <w:r>
         <w:rPr>
           <w:rFonts w:hint="eastAsia" w:ascii="Times New Roman" w:hAnsi="Times New Roman" w:eastAsia="FangSong" w:cs="Times New Roman"/>
-        </w:rPr>
-        <w:t>写出总反应方程式</w:t>
-      </w:r>
-      <w:r>
-        <w:rPr>
-          <w:rFonts w:hint="eastAsia" w:ascii="Times New Roman" w:hAnsi="Times New Roman" w:eastAsia="Times New Roman" w:cs="Times New Roman"/>
-        </w:rPr>
-        <w:t>。</w:t>
+          <w:b/>
+          <w:bCs/>
+        </w:rPr>
+        <w:t xml:space="preserve">烯烃复分解</w:t>
       </w:r>
     </w:p>
     <w:p>
       <w:pPr>
-        <w:pStyle w:val="Compact"/>
-        <w:numPr>
-          <w:ilvl w:val="1"/>
-          <w:numId w:val="1029"/>
-        </w:numPr>
+        <w:pStyle w:val="BodyText"/>
       </w:pPr>
       <w:r>
         <w:rPr>
           <w:rFonts w:ascii="Times New Roman" w:hAnsi="Times New Roman" w:eastAsia="Times New Roman" w:cs="Times New Roman"/>
-        </w:rPr>
-        <w:t xml:space="preserve">Wacker </w:t>
-      </w:r>
-      <w:r>
-        <w:rPr>
-          <w:rFonts w:hint="eastAsia" w:ascii="Times New Roman" w:hAnsi="Times New Roman" w:eastAsia="FangSong" w:cs="Times New Roman"/>
-        </w:rPr>
-        <w:t xml:space="preserve">氧化中</w:t>
-      </w:r>
-      <w:r>
-        <w:rPr>
-          <w:rFonts w:ascii="Times New Roman" w:hAnsi="Times New Roman" w:eastAsia="Times New Roman" w:cs="Times New Roman"/>
-        </w:rPr>
-        <w:t xml:space="preserve"> CuCl </w:t>
-      </w:r>
-      <w:r>
-        <w:rPr>
-          <w:rFonts w:hint="eastAsia" w:ascii="Times New Roman" w:hAnsi="Times New Roman" w:eastAsia="FangSong" w:cs="Times New Roman"/>
-        </w:rPr>
-        <w:t>的作用是什么</w:t>
-      </w:r>
-      <w:r>
-        <w:rPr>
-          <w:rFonts w:hint="eastAsia" w:ascii="Times New Roman" w:hAnsi="Times New Roman" w:eastAsia="Times New Roman" w:cs="Times New Roman"/>
-        </w:rPr>
-        <w:t>？</w:t>
-      </w:r>
-      <w:r>
-        <w:rPr>
-          <w:rFonts w:hint="eastAsia" w:ascii="Times New Roman" w:hAnsi="Times New Roman" w:eastAsia="FangSong" w:cs="Times New Roman"/>
-        </w:rPr>
-        <w:t>写出</w:t>
-      </w:r>
-      <w:r>
-        <w:rPr>
-          <w:rFonts w:ascii="Times New Roman" w:hAnsi="Times New Roman" w:eastAsia="Times New Roman" w:cs="Times New Roman"/>
-        </w:rPr>
-        <w:t xml:space="preserve"> Pd(0) </w:t>
-      </w:r>
-      <w:r>
-        <w:rPr>
-          <w:rFonts w:hint="eastAsia" w:ascii="Times New Roman" w:hAnsi="Times New Roman" w:eastAsia="FangSong" w:cs="Times New Roman"/>
-        </w:rPr>
-        <w:t>再生的两步反应</w:t>
+          <w:b/>
+          <w:bCs/>
+        </w:rPr>
+        <w:t xml:space="preserve">10.</w:t>
+      </w:r>
+      <w:r>
+        <w:rPr>
+          <w:rFonts w:ascii="Times New Roman" w:hAnsi="Times New Roman" w:eastAsia="Times New Roman" w:cs="Times New Roman"/>
+        </w:rPr>
+        <w:t xml:space="preserve"> </w:t>
+      </w:r>
+      <w:r>
+        <w:rPr>
+          <w:rFonts w:hint="eastAsia" w:ascii="Times New Roman" w:hAnsi="Times New Roman" w:eastAsia="FangSong" w:cs="Times New Roman"/>
+        </w:rPr>
+        <w:t xml:space="preserve">写出</w:t>
+      </w:r>
+      <w:r>
+        <w:rPr>
+          <w:rFonts w:ascii="Times New Roman" w:hAnsi="Times New Roman" w:eastAsia="Times New Roman" w:cs="Times New Roman"/>
+        </w:rPr>
+        <w:t xml:space="preserve"> Grubbs </w:t>
+      </w:r>
+      <w:r>
+        <w:rPr>
+          <w:rFonts w:hint="eastAsia" w:ascii="Times New Roman" w:hAnsi="Times New Roman" w:eastAsia="FangSong" w:cs="Times New Roman"/>
+        </w:rPr>
+        <w:t>第一代和第二代催化剂的主要结构差异</w:t>
+      </w:r>
+      <w:r>
+        <w:rPr>
+          <w:rFonts w:hint="eastAsia" w:ascii="Times New Roman" w:hAnsi="Times New Roman" w:eastAsia="Times New Roman" w:cs="Times New Roman"/>
+        </w:rPr>
+        <w:t>，</w:t>
+      </w:r>
+      <w:r>
+        <w:rPr>
+          <w:rFonts w:hint="eastAsia" w:ascii="Times New Roman" w:hAnsi="Times New Roman" w:eastAsia="FangSong" w:cs="Times New Roman"/>
+        </w:rPr>
+        <w:t>并解释</w:t>
+      </w:r>
+      <w:r>
+        <w:rPr>
+          <w:rFonts w:ascii="Times New Roman" w:hAnsi="Times New Roman" w:eastAsia="Times New Roman" w:cs="Times New Roman"/>
+        </w:rPr>
+        <w:t xml:space="preserve"> NHC </w:t>
+      </w:r>
+      <w:r>
+        <w:rPr>
+          <w:rFonts w:hint="eastAsia" w:ascii="Times New Roman" w:hAnsi="Times New Roman" w:eastAsia="FangSong" w:cs="Times New Roman"/>
+        </w:rPr>
+        <w:t>配体如何提高催化活性</w:t>
       </w:r>
       <w:r>
         <w:rPr>
@@ -18469,679 +18672,559 @@
     </w:p>
     <w:p>
       <w:pPr>
-        <w:pStyle w:val="Compact"/>
-        <w:numPr>
-          <w:ilvl w:val="1"/>
-          <w:numId w:val="1029"/>
-        </w:numPr>
+        <w:pStyle w:val="BodyText"/>
       </w:pPr>
       <w:r>
         <w:rPr>
           <w:rFonts w:ascii="Times New Roman" w:hAnsi="Times New Roman" w:eastAsia="Times New Roman" w:cs="Times New Roman"/>
-        </w:rPr>
-        <w:t xml:space="preserve">Wacker </w:t>
-      </w:r>
-      <w:r>
-        <w:rPr>
-          <w:rFonts w:hint="eastAsia" w:ascii="Times New Roman" w:hAnsi="Times New Roman" w:eastAsia="FangSong" w:cs="Times New Roman"/>
-        </w:rPr>
-        <w:t>氧化遵循马氏取向还是反马氏取向</w:t>
-      </w:r>
-      <w:r>
-        <w:rPr>
-          <w:rFonts w:hint="eastAsia" w:ascii="Times New Roman" w:hAnsi="Times New Roman" w:eastAsia="Times New Roman" w:cs="Times New Roman"/>
-        </w:rPr>
-        <w:t>？</w:t>
-      </w:r>
-      <w:r>
-        <w:rPr>
-          <w:rFonts w:hint="eastAsia" w:ascii="Times New Roman" w:hAnsi="Times New Roman" w:eastAsia="FangSong" w:cs="Times New Roman"/>
-        </w:rPr>
-        <w:t>解释原因</w:t>
-      </w:r>
-      <w:r>
-        <w:rPr>
-          <w:rFonts w:hint="eastAsia" w:ascii="Times New Roman" w:hAnsi="Times New Roman" w:eastAsia="Times New Roman" w:cs="Times New Roman"/>
-        </w:rPr>
-        <w:t>。</w:t>
+          <w:b/>
+          <w:bCs/>
+        </w:rPr>
+        <w:t xml:space="preserve">11.</w:t>
+      </w:r>
+      <w:r>
+        <w:rPr>
+          <w:rFonts w:ascii="Times New Roman" w:hAnsi="Times New Roman" w:eastAsia="Times New Roman" w:cs="Times New Roman"/>
+        </w:rPr>
+        <w:t xml:space="preserve"> </w:t>
+      </w:r>
+      <w:r>
+        <w:rPr>
+          <w:rFonts w:hint="eastAsia" w:ascii="Times New Roman" w:hAnsi="Times New Roman" w:eastAsia="FangSong" w:cs="Times New Roman"/>
+        </w:rPr>
+        <w:t>用烯烃复分解合成以下大环化合物</w:t>
+      </w:r>
+      <w:r>
+        <w:rPr>
+          <w:rFonts w:hint="eastAsia" w:ascii="Times New Roman" w:hAnsi="Times New Roman" w:eastAsia="Times New Roman" w:cs="Times New Roman"/>
+        </w:rPr>
+        <w:t>，</w:t>
+      </w:r>
+      <w:r>
+        <w:rPr>
+          <w:rFonts w:hint="eastAsia" w:ascii="Times New Roman" w:hAnsi="Times New Roman" w:eastAsia="FangSong" w:cs="Times New Roman"/>
+        </w:rPr>
+        <w:t>写出逆合成分析</w:t>
+      </w:r>
+      <w:r>
+        <w:rPr>
+          <w:rFonts w:hint="eastAsia" w:ascii="Times New Roman" w:hAnsi="Times New Roman" w:eastAsia="Times New Roman" w:cs="Times New Roman"/>
+        </w:rPr>
+        <w:t>（</w:t>
+      </w:r>
+      <w:r>
+        <w:rPr>
+          <w:rFonts w:hint="eastAsia" w:ascii="Times New Roman" w:hAnsi="Times New Roman" w:eastAsia="FangSong" w:cs="Times New Roman"/>
+        </w:rPr>
+        <w:t>即指出</w:t>
+      </w:r>
+      <w:r>
+        <w:rPr>
+          <w:rFonts w:hint="eastAsia" w:ascii="Times New Roman" w:hAnsi="Times New Roman" w:eastAsia="Times New Roman" w:cs="Times New Roman"/>
+        </w:rPr>
+        <w:t>”</w:t>
+      </w:r>
+      <w:r>
+        <w:rPr>
+          <w:rFonts w:hint="eastAsia" w:ascii="Times New Roman" w:hAnsi="Times New Roman" w:eastAsia="FangSong" w:cs="Times New Roman"/>
+        </w:rPr>
+        <w:t>切开</w:t>
+      </w:r>
+      <w:r>
+        <w:rPr>
+          <w:rFonts w:hint="eastAsia" w:ascii="Times New Roman" w:hAnsi="Times New Roman" w:eastAsia="Times New Roman" w:cs="Times New Roman"/>
+        </w:rPr>
+        <w:t>”</w:t>
+      </w:r>
+      <w:r>
+        <w:rPr>
+          <w:rFonts w:hint="eastAsia" w:ascii="Times New Roman" w:hAnsi="Times New Roman" w:eastAsia="FangSong" w:cs="Times New Roman"/>
+        </w:rPr>
+        <w:t>双键的位置</w:t>
+      </w:r>
+      <w:r>
+        <w:rPr>
+          <w:rFonts w:hint="eastAsia" w:ascii="Times New Roman" w:hAnsi="Times New Roman" w:eastAsia="Times New Roman" w:cs="Times New Roman"/>
+        </w:rPr>
+        <w:t>）：</w:t>
+      </w:r>
+      <w:r>
+        <w:rPr>
+          <w:rFonts w:ascii="Times New Roman" w:hAnsi="Times New Roman" w:eastAsia="Times New Roman" w:cs="Times New Roman"/>
+        </w:rPr>
+        <w:t xml:space="preserve"> </w:t>
+      </w:r>
+      <w:r>
+        <w:rPr>
+          <w:rFonts w:ascii="Times New Roman" w:hAnsi="Times New Roman" w:eastAsia="Times New Roman" w:cs="Times New Roman"/>
+        </w:rPr>
+        <w:t xml:space="preserve">(a) </w:t>
+      </w:r>
+      <w:r>
+        <w:rPr>
+          <w:rFonts w:hint="eastAsia" w:ascii="Times New Roman" w:hAnsi="Times New Roman" w:eastAsia="FangSong" w:cs="Times New Roman"/>
+        </w:rPr>
+        <w:t xml:space="preserve">含一个双键的</w:t>
+      </w:r>
+      <w:r>
+        <w:rPr>
+          <w:rFonts w:ascii="Times New Roman" w:hAnsi="Times New Roman" w:eastAsia="Times New Roman" w:cs="Times New Roman"/>
+        </w:rPr>
+        <w:t xml:space="preserve"> 12 </w:t>
+      </w:r>
+      <w:r>
+        <w:rPr>
+          <w:rFonts w:hint="eastAsia" w:ascii="Times New Roman" w:hAnsi="Times New Roman" w:eastAsia="FangSong" w:cs="Times New Roman"/>
+        </w:rPr>
+        <w:t xml:space="preserve">元环</w:t>
+      </w:r>
+      <w:r>
+        <w:rPr>
+          <w:rFonts w:ascii="Times New Roman" w:hAnsi="Times New Roman" w:eastAsia="Times New Roman" w:cs="Times New Roman"/>
+        </w:rPr>
+        <w:t xml:space="preserve"> </w:t>
+      </w:r>
+      <w:r>
+        <w:rPr>
+          <w:rFonts w:ascii="Times New Roman" w:hAnsi="Times New Roman" w:eastAsia="Times New Roman" w:cs="Times New Roman"/>
+        </w:rPr>
+        <w:t xml:space="preserve">(b) </w:t>
+      </w:r>
+      <w:r>
+        <w:rPr>
+          <w:rFonts w:hint="eastAsia" w:ascii="Times New Roman" w:hAnsi="Times New Roman" w:eastAsia="FangSong" w:cs="Times New Roman"/>
+        </w:rPr>
+        <w:t>从环己烯出发</w:t>
+      </w:r>
+      <w:r>
+        <w:rPr>
+          <w:rFonts w:hint="eastAsia" w:ascii="Times New Roman" w:hAnsi="Times New Roman" w:eastAsia="Times New Roman" w:cs="Times New Roman"/>
+        </w:rPr>
+        <w:t>，</w:t>
+      </w:r>
+      <w:r>
+        <w:rPr>
+          <w:rFonts w:hint="eastAsia" w:ascii="Times New Roman" w:hAnsi="Times New Roman" w:eastAsia="FangSong" w:cs="Times New Roman"/>
+        </w:rPr>
+        <w:t>预测</w:t>
+      </w:r>
+      <w:r>
+        <w:rPr>
+          <w:rFonts w:ascii="Times New Roman" w:hAnsi="Times New Roman" w:eastAsia="Times New Roman" w:cs="Times New Roman"/>
+        </w:rPr>
+        <w:t xml:space="preserve"> RCM </w:t>
+      </w:r>
+      <w:r>
+        <w:rPr>
+          <w:rFonts w:hint="eastAsia" w:ascii="Times New Roman" w:hAnsi="Times New Roman" w:eastAsia="FangSong" w:cs="Times New Roman"/>
+        </w:rPr>
+        <w:t xml:space="preserve">产物和副产物</w:t>
       </w:r>
     </w:p>
     <w:p>
       <w:pPr>
-        <w:pStyle w:val="FirstParagraph"/>
+        <w:pStyle w:val="BodyText"/>
       </w:pPr>
       <w:r>
         <w:rPr>
-          <w:rFonts w:hint="eastAsia" w:ascii="Times New Roman" w:hAnsi="Times New Roman" w:eastAsia="FangSong" w:cs="Times New Roman"/>
+          <w:rFonts w:ascii="Times New Roman" w:hAnsi="Times New Roman" w:eastAsia="Times New Roman" w:cs="Times New Roman"/>
           <w:b/>
           <w:bCs/>
         </w:rPr>
-        <w:t xml:space="preserve">烯烃复分解</w:t>
+        <w:t xml:space="preserve">Tsuji-Trost </w:t>
+      </w:r>
+      <w:r>
+        <w:rPr>
+          <w:rFonts w:hint="eastAsia" w:ascii="Times New Roman" w:hAnsi="Times New Roman" w:eastAsia="FangSong" w:cs="Times New Roman"/>
+          <w:b/>
+          <w:bCs/>
+        </w:rPr>
+        <w:t xml:space="preserve">反应</w:t>
       </w:r>
     </w:p>
     <w:p>
       <w:pPr>
-        <w:numPr>
-          <w:ilvl w:val="0"/>
-          <w:numId w:val="1030"/>
-        </w:numPr>
+        <w:pStyle w:val="BodyText"/>
       </w:pPr>
       <w:r>
         <w:rPr>
-          <w:rFonts w:hint="eastAsia" w:ascii="Times New Roman" w:hAnsi="Times New Roman" w:eastAsia="FangSong" w:cs="Times New Roman"/>
-        </w:rPr>
-        <w:t xml:space="preserve">写出</w:t>
-      </w:r>
-      <w:r>
-        <w:rPr>
-          <w:rFonts w:ascii="Times New Roman" w:hAnsi="Times New Roman" w:eastAsia="Times New Roman" w:cs="Times New Roman"/>
-        </w:rPr>
-        <w:t xml:space="preserve"> Grubbs </w:t>
-      </w:r>
-      <w:r>
-        <w:rPr>
-          <w:rFonts w:hint="eastAsia" w:ascii="Times New Roman" w:hAnsi="Times New Roman" w:eastAsia="FangSong" w:cs="Times New Roman"/>
-        </w:rPr>
-        <w:t>第一代和第二代催化剂的主要结构差异</w:t>
-      </w:r>
-      <w:r>
-        <w:rPr>
-          <w:rFonts w:hint="eastAsia" w:ascii="Times New Roman" w:hAnsi="Times New Roman" w:eastAsia="Times New Roman" w:cs="Times New Roman"/>
-        </w:rPr>
-        <w:t>，</w:t>
-      </w:r>
-      <w:r>
-        <w:rPr>
-          <w:rFonts w:hint="eastAsia" w:ascii="Times New Roman" w:hAnsi="Times New Roman" w:eastAsia="FangSong" w:cs="Times New Roman"/>
-        </w:rPr>
-        <w:t>并解释</w:t>
-      </w:r>
-      <w:r>
-        <w:rPr>
-          <w:rFonts w:ascii="Times New Roman" w:hAnsi="Times New Roman" w:eastAsia="Times New Roman" w:cs="Times New Roman"/>
-        </w:rPr>
-        <w:t xml:space="preserve"> NHC </w:t>
-      </w:r>
-      <w:r>
-        <w:rPr>
-          <w:rFonts w:hint="eastAsia" w:ascii="Times New Roman" w:hAnsi="Times New Roman" w:eastAsia="FangSong" w:cs="Times New Roman"/>
-        </w:rPr>
-        <w:t>配体如何提高催化活性</w:t>
-      </w:r>
-      <w:r>
-        <w:rPr>
-          <w:rFonts w:hint="eastAsia" w:ascii="Times New Roman" w:hAnsi="Times New Roman" w:eastAsia="Times New Roman" w:cs="Times New Roman"/>
-        </w:rPr>
-        <w:t>。</w:t>
+          <w:rFonts w:ascii="Times New Roman" w:hAnsi="Times New Roman" w:eastAsia="Times New Roman" w:cs="Times New Roman"/>
+          <w:b/>
+          <w:bCs/>
+        </w:rPr>
+        <w:t xml:space="preserve">12.</w:t>
+      </w:r>
+      <w:r>
+        <w:rPr>
+          <w:rFonts w:ascii="Times New Roman" w:hAnsi="Times New Roman" w:eastAsia="Times New Roman" w:cs="Times New Roman"/>
+        </w:rPr>
+        <w:t xml:space="preserve"> </w:t>
+      </w:r>
+      <w:r>
+        <w:rPr>
+          <w:rFonts w:ascii="Times New Roman" w:hAnsi="Times New Roman" w:eastAsia="Times New Roman" w:cs="Times New Roman"/>
+        </w:rPr>
+        <w:t xml:space="preserve">Tsuji-Trost </w:t>
+      </w:r>
+      <w:r>
+        <w:rPr>
+          <w:rFonts w:hint="eastAsia" w:ascii="Times New Roman" w:hAnsi="Times New Roman" w:eastAsia="FangSong" w:cs="Times New Roman"/>
+        </w:rPr>
+        <w:t>反应中</w:t>
+      </w:r>
+      <w:r>
+        <w:rPr>
+          <w:rFonts w:hint="eastAsia" w:ascii="Times New Roman" w:hAnsi="Times New Roman" w:eastAsia="Times New Roman" w:cs="Times New Roman"/>
+        </w:rPr>
+        <w:t>：</w:t>
+      </w:r>
+      <w:r>
+        <w:rPr>
+          <w:rFonts w:ascii="Times New Roman" w:hAnsi="Times New Roman" w:eastAsia="Times New Roman" w:cs="Times New Roman"/>
+        </w:rPr>
+        <w:t xml:space="preserve"> </w:t>
+      </w:r>
+      <w:r>
+        <w:rPr>
+          <w:rFonts w:ascii="Times New Roman" w:hAnsi="Times New Roman" w:eastAsia="Times New Roman" w:cs="Times New Roman"/>
+        </w:rPr>
+        <w:t xml:space="preserve">(a) </w:t>
+      </w:r>
+      <w:r>
+        <w:rPr>
+          <w:rFonts w:hint="eastAsia" w:ascii="Times New Roman" w:hAnsi="Times New Roman" w:eastAsia="FangSong" w:cs="Times New Roman"/>
+        </w:rPr>
+        <w:t xml:space="preserve">烯丙基醋酸酯与</w:t>
+      </w:r>
+      <w:r>
+        <w:rPr>
+          <w:rFonts w:ascii="Times New Roman" w:hAnsi="Times New Roman" w:eastAsia="Times New Roman" w:cs="Times New Roman"/>
+        </w:rPr>
+        <w:t xml:space="preserve"> Pd(0) </w:t>
+      </w:r>
+      <w:r>
+        <w:rPr>
+          <w:rFonts w:hint="eastAsia" w:ascii="Times New Roman" w:hAnsi="Times New Roman" w:eastAsia="FangSong" w:cs="Times New Roman"/>
+        </w:rPr>
+        <w:t>的氧化加成是顺式还是反式</w:t>
+      </w:r>
+      <w:r>
+        <w:rPr>
+          <w:rFonts w:hint="eastAsia" w:ascii="Times New Roman" w:hAnsi="Times New Roman" w:eastAsia="Times New Roman" w:cs="Times New Roman"/>
+        </w:rPr>
+        <w:t>？</w:t>
+      </w:r>
+      <w:r>
+        <w:rPr>
+          <w:rFonts w:ascii="Times New Roman" w:hAnsi="Times New Roman" w:eastAsia="Times New Roman" w:cs="Times New Roman"/>
+        </w:rPr>
+        <w:t xml:space="preserve"> </w:t>
+      </w:r>
+      <w:r>
+        <w:rPr>
+          <w:rFonts w:ascii="Times New Roman" w:hAnsi="Times New Roman" w:eastAsia="Times New Roman" w:cs="Times New Roman"/>
+        </w:rPr>
+        <w:t xml:space="preserve">(b) </w:t>
+      </w:r>
+      <w:r>
+        <w:rPr>
+          <w:rFonts w:hint="eastAsia" w:ascii="Times New Roman" w:hAnsi="Times New Roman" w:eastAsia="FangSong" w:cs="Times New Roman"/>
+        </w:rPr>
+        <w:t>软亲核试剂的进攻方向如何</w:t>
+      </w:r>
+      <w:r>
+        <w:rPr>
+          <w:rFonts w:hint="eastAsia" w:ascii="Times New Roman" w:hAnsi="Times New Roman" w:eastAsia="Times New Roman" w:cs="Times New Roman"/>
+        </w:rPr>
+        <w:t>？（</w:t>
+      </w:r>
+      <w:r>
+        <w:rPr>
+          <w:rFonts w:hint="eastAsia" w:ascii="Times New Roman" w:hAnsi="Times New Roman" w:eastAsia="FangSong" w:cs="Times New Roman"/>
+        </w:rPr>
+        <w:t>从</w:t>
+      </w:r>
+      <w:r>
+        <w:rPr>
+          <w:rFonts w:ascii="Times New Roman" w:hAnsi="Times New Roman" w:eastAsia="Times New Roman" w:cs="Times New Roman"/>
+        </w:rPr>
+        <w:t xml:space="preserve"> Pd </w:t>
+      </w:r>
+      <w:r>
+        <w:rPr>
+          <w:rFonts w:hint="eastAsia" w:ascii="Times New Roman" w:hAnsi="Times New Roman" w:eastAsia="FangSong" w:cs="Times New Roman"/>
+        </w:rPr>
+        <w:t>的哪一侧</w:t>
+      </w:r>
+      <w:r>
+        <w:rPr>
+          <w:rFonts w:hint="eastAsia" w:ascii="Times New Roman" w:hAnsi="Times New Roman" w:eastAsia="Times New Roman" w:cs="Times New Roman"/>
+        </w:rPr>
+        <w:t>？）</w:t>
+      </w:r>
+      <w:r>
+        <w:rPr>
+          <w:rFonts w:ascii="Times New Roman" w:hAnsi="Times New Roman" w:eastAsia="Times New Roman" w:cs="Times New Roman"/>
+        </w:rPr>
+        <w:t xml:space="preserve"> </w:t>
+      </w:r>
+      <w:r>
+        <w:rPr>
+          <w:rFonts w:ascii="Times New Roman" w:hAnsi="Times New Roman" w:eastAsia="Times New Roman" w:cs="Times New Roman"/>
+        </w:rPr>
+        <w:t xml:space="preserve">(c) </w:t>
+      </w:r>
+      <w:r>
+        <w:rPr>
+          <w:rFonts w:hint="eastAsia" w:ascii="Times New Roman" w:hAnsi="Times New Roman" w:eastAsia="FangSong" w:cs="Times New Roman"/>
+        </w:rPr>
+        <w:t>两次翻转的结果是净构型保持还是翻转</w:t>
+      </w:r>
+      <w:r>
+        <w:rPr>
+          <w:rFonts w:hint="eastAsia" w:ascii="Times New Roman" w:hAnsi="Times New Roman" w:eastAsia="Times New Roman" w:cs="Times New Roman"/>
+        </w:rPr>
+        <w:t>？</w:t>
       </w:r>
     </w:p>
     <w:p>
       <w:pPr>
-        <w:numPr>
-          <w:ilvl w:val="0"/>
-          <w:numId w:val="1030"/>
-        </w:numPr>
+        <w:pStyle w:val="BodyText"/>
       </w:pPr>
       <w:r>
         <w:rPr>
-          <w:rFonts w:hint="eastAsia" w:ascii="Times New Roman" w:hAnsi="Times New Roman" w:eastAsia="FangSong" w:cs="Times New Roman"/>
-        </w:rPr>
-        <w:t>用烯烃复分解合成以下大环化合物</w:t>
-      </w:r>
-      <w:r>
-        <w:rPr>
-          <w:rFonts w:hint="eastAsia" w:ascii="Times New Roman" w:hAnsi="Times New Roman" w:eastAsia="Times New Roman" w:cs="Times New Roman"/>
-        </w:rPr>
-        <w:t>，</w:t>
-      </w:r>
-      <w:r>
-        <w:rPr>
-          <w:rFonts w:hint="eastAsia" w:ascii="Times New Roman" w:hAnsi="Times New Roman" w:eastAsia="FangSong" w:cs="Times New Roman"/>
-        </w:rPr>
-        <w:t>写出逆合成分析</w:t>
-      </w:r>
-      <w:r>
-        <w:rPr>
-          <w:rFonts w:hint="eastAsia" w:ascii="Times New Roman" w:hAnsi="Times New Roman" w:eastAsia="Times New Roman" w:cs="Times New Roman"/>
-        </w:rPr>
-        <w:t>（</w:t>
-      </w:r>
-      <w:r>
-        <w:rPr>
-          <w:rFonts w:hint="eastAsia" w:ascii="Times New Roman" w:hAnsi="Times New Roman" w:eastAsia="FangSong" w:cs="Times New Roman"/>
-        </w:rPr>
-        <w:t>即指出</w:t>
-      </w:r>
-      <w:r>
-        <w:rPr>
-          <w:rFonts w:hint="eastAsia" w:ascii="Times New Roman" w:hAnsi="Times New Roman" w:eastAsia="Times New Roman" w:cs="Times New Roman"/>
-        </w:rPr>
-        <w:t>”</w:t>
-      </w:r>
-      <w:r>
-        <w:rPr>
-          <w:rFonts w:hint="eastAsia" w:ascii="Times New Roman" w:hAnsi="Times New Roman" w:eastAsia="FangSong" w:cs="Times New Roman"/>
-        </w:rPr>
-        <w:t>切开</w:t>
-      </w:r>
-      <w:r>
-        <w:rPr>
-          <w:rFonts w:hint="eastAsia" w:ascii="Times New Roman" w:hAnsi="Times New Roman" w:eastAsia="Times New Roman" w:cs="Times New Roman"/>
-        </w:rPr>
-        <w:t>”</w:t>
-      </w:r>
-      <w:r>
-        <w:rPr>
-          <w:rFonts w:hint="eastAsia" w:ascii="Times New Roman" w:hAnsi="Times New Roman" w:eastAsia="FangSong" w:cs="Times New Roman"/>
-        </w:rPr>
-        <w:t>双键的位置</w:t>
-      </w:r>
-      <w:r>
-        <w:rPr>
-          <w:rFonts w:hint="eastAsia" w:ascii="Times New Roman" w:hAnsi="Times New Roman" w:eastAsia="Times New Roman" w:cs="Times New Roman"/>
-        </w:rPr>
-        <w:t>）：</w:t>
+          <w:rFonts w:ascii="Times New Roman" w:hAnsi="Times New Roman" w:eastAsia="Times New Roman" w:cs="Times New Roman"/>
+          <w:b/>
+          <w:bCs/>
+        </w:rPr>
+        <w:t xml:space="preserve">Buchwald-Hartwig </w:t>
+      </w:r>
+      <w:r>
+        <w:rPr>
+          <w:rFonts w:hint="eastAsia" w:ascii="Times New Roman" w:hAnsi="Times New Roman" w:eastAsia="FangSong" w:cs="Times New Roman"/>
+          <w:b/>
+          <w:bCs/>
+        </w:rPr>
+        <w:t xml:space="preserve">胺化</w:t>
       </w:r>
     </w:p>
     <w:p>
       <w:pPr>
-        <w:pStyle w:val="Compact"/>
-        <w:numPr>
-          <w:ilvl w:val="1"/>
-          <w:numId w:val="1031"/>
-        </w:numPr>
+        <w:pStyle w:val="BodyText"/>
       </w:pPr>
       <w:r>
         <w:rPr>
-          <w:rFonts w:hint="eastAsia" w:ascii="Times New Roman" w:hAnsi="Times New Roman" w:eastAsia="FangSong" w:cs="Times New Roman"/>
-        </w:rPr>
-        <w:t xml:space="preserve">含一个双键的</w:t>
-      </w:r>
-      <w:r>
-        <w:rPr>
-          <w:rFonts w:ascii="Times New Roman" w:hAnsi="Times New Roman" w:eastAsia="Times New Roman" w:cs="Times New Roman"/>
-        </w:rPr>
-        <w:t xml:space="preserve"> 12 </w:t>
-      </w:r>
-      <w:r>
-        <w:rPr>
-          <w:rFonts w:hint="eastAsia" w:ascii="Times New Roman" w:hAnsi="Times New Roman" w:eastAsia="FangSong" w:cs="Times New Roman"/>
-        </w:rPr>
-        <w:t xml:space="preserve">元环</w:t>
+          <w:rFonts w:ascii="Times New Roman" w:hAnsi="Times New Roman" w:eastAsia="Times New Roman" w:cs="Times New Roman"/>
+          <w:b/>
+          <w:bCs/>
+        </w:rPr>
+        <w:t xml:space="preserve">13.</w:t>
+      </w:r>
+      <w:r>
+        <w:rPr>
+          <w:rFonts w:ascii="Times New Roman" w:hAnsi="Times New Roman" w:eastAsia="Times New Roman" w:cs="Times New Roman"/>
+        </w:rPr>
+        <w:t xml:space="preserve"> </w:t>
+      </w:r>
+      <w:r>
+        <w:rPr>
+          <w:rFonts w:hint="eastAsia" w:ascii="Times New Roman" w:hAnsi="Times New Roman" w:eastAsia="FangSong" w:cs="Times New Roman"/>
+        </w:rPr>
+        <w:t xml:space="preserve">比较</w:t>
+      </w:r>
+      <w:r>
+        <w:rPr>
+          <w:rFonts w:ascii="Times New Roman" w:hAnsi="Times New Roman" w:eastAsia="Times New Roman" w:cs="Times New Roman"/>
+        </w:rPr>
+        <w:t xml:space="preserve"> Buchwald-Hartwig </w:t>
+      </w:r>
+      <w:r>
+        <w:rPr>
+          <w:rFonts w:hint="eastAsia" w:ascii="Times New Roman" w:hAnsi="Times New Roman" w:eastAsia="FangSong" w:cs="Times New Roman"/>
+        </w:rPr>
+        <w:t>胺化与亲核芳香取代</w:t>
+      </w:r>
+      <w:r>
+        <w:rPr>
+          <w:rFonts w:hint="eastAsia" w:ascii="Times New Roman" w:hAnsi="Times New Roman" w:eastAsia="Times New Roman" w:cs="Times New Roman"/>
+        </w:rPr>
+        <w:t>（SNAr）</w:t>
+      </w:r>
+      <w:r>
+        <w:rPr>
+          <w:rFonts w:hint="eastAsia" w:ascii="Times New Roman" w:hAnsi="Times New Roman" w:eastAsia="FangSong" w:cs="Times New Roman"/>
+        </w:rPr>
+        <w:t>在以下方面的差异</w:t>
+      </w:r>
+      <w:r>
+        <w:rPr>
+          <w:rFonts w:hint="eastAsia" w:ascii="Times New Roman" w:hAnsi="Times New Roman" w:eastAsia="Times New Roman" w:cs="Times New Roman"/>
+        </w:rPr>
+        <w:t>：</w:t>
       </w:r>
     </w:p>
     <w:p>
       <w:pPr>
-        <w:pStyle w:val="Compact"/>
-        <w:numPr>
-          <w:ilvl w:val="1"/>
-          <w:numId w:val="1031"/>
-        </w:numPr>
+        <w:pStyle w:val="SourceCode"/>
       </w:pPr>
       <w:r>
         <w:rPr>
-          <w:rFonts w:hint="eastAsia" w:ascii="Times New Roman" w:hAnsi="Times New Roman" w:eastAsia="FangSong" w:cs="Times New Roman"/>
-        </w:rPr>
-        <w:t>从环己烯出发</w:t>
-      </w:r>
-      <w:r>
-        <w:rPr>
-          <w:rFonts w:hint="eastAsia" w:ascii="Times New Roman" w:hAnsi="Times New Roman" w:eastAsia="Times New Roman" w:cs="Times New Roman"/>
-        </w:rPr>
-        <w:t>，</w:t>
-      </w:r>
-      <w:r>
-        <w:rPr>
-          <w:rFonts w:hint="eastAsia" w:ascii="Times New Roman" w:hAnsi="Times New Roman" w:eastAsia="FangSong" w:cs="Times New Roman"/>
-        </w:rPr>
-        <w:t>预测</w:t>
-      </w:r>
-      <w:r>
-        <w:rPr>
-          <w:rFonts w:ascii="Times New Roman" w:hAnsi="Times New Roman" w:eastAsia="Times New Roman" w:cs="Times New Roman"/>
-        </w:rPr>
-        <w:t xml:space="preserve"> RCM </w:t>
-      </w:r>
-      <w:r>
-        <w:rPr>
-          <w:rFonts w:hint="eastAsia" w:ascii="Times New Roman" w:hAnsi="Times New Roman" w:eastAsia="FangSong" w:cs="Times New Roman"/>
-        </w:rPr>
-        <w:t xml:space="preserve">产物和副产物</w:t>
+          <w:rStyle w:val="VerbatimChar"/>
+          <w:rFonts w:ascii="SimSun" w:hAnsi="SimSun" w:eastAsia="SimSun" w:cs="SimSun"/>
+        </w:rPr>
+        <w:t xml:space="preserve">| </w:t>
+      </w:r>
+      <w:r>
+        <w:rPr>
+          <w:rStyle w:val="VerbatimChar"/>
+          <w:rFonts w:hint="eastAsia" w:ascii="SimSun" w:hAnsi="SimSun" w:eastAsia="SimSun" w:cs="SimSun"/>
+        </w:rPr>
+        <w:t xml:space="preserve">特征</w:t>
+      </w:r>
+      <w:r>
+        <w:rPr>
+          <w:rStyle w:val="VerbatimChar"/>
+          <w:rFonts w:ascii="SimSun" w:hAnsi="SimSun" w:eastAsia="SimSun" w:cs="SimSun"/>
+        </w:rPr>
+        <w:t xml:space="preserve"> | Buchwald-Hartwig | SNAr |</w:t>
+      </w:r>
+      <w:r>
+        <w:rPr>
+          <w:rFonts w:ascii="SimSun" w:hAnsi="SimSun" w:eastAsia="SimSun" w:cs="SimSun"/>
+        </w:rPr>
+        <w:br/>
+      </w:r>
+      <w:r>
+        <w:rPr>
+          <w:rStyle w:val="VerbatimChar"/>
+          <w:rFonts w:ascii="SimSun" w:hAnsi="SimSun" w:eastAsia="SimSun" w:cs="SimSun"/>
+        </w:rPr>
+        <w:t xml:space="preserve">|:---|---|---|</w:t>
+      </w:r>
+      <w:r>
+        <w:rPr>
+          <w:rFonts w:ascii="SimSun" w:hAnsi="SimSun" w:eastAsia="SimSun" w:cs="SimSun"/>
+        </w:rPr>
+        <w:br/>
+      </w:r>
+      <w:r>
+        <w:rPr>
+          <w:rStyle w:val="VerbatimChar"/>
+          <w:rFonts w:ascii="SimSun" w:hAnsi="SimSun" w:eastAsia="SimSun" w:cs="SimSun"/>
+        </w:rPr>
+        <w:t xml:space="preserve">| </w:t>
+      </w:r>
+      <w:r>
+        <w:rPr>
+          <w:rStyle w:val="VerbatimChar"/>
+          <w:rFonts w:hint="eastAsia" w:ascii="SimSun" w:hAnsi="SimSun" w:eastAsia="SimSun" w:cs="SimSun"/>
+        </w:rPr>
+        <w:t xml:space="preserve">离去基团活性顺序</w:t>
+      </w:r>
+      <w:r>
+        <w:rPr>
+          <w:rStyle w:val="VerbatimChar"/>
+          <w:rFonts w:ascii="SimSun" w:hAnsi="SimSun" w:eastAsia="SimSun" w:cs="SimSun"/>
+        </w:rPr>
+        <w:t xml:space="preserve"> | ______ | F &gt; Cl &gt; Br &gt; I |</w:t>
+      </w:r>
+      <w:r>
+        <w:rPr>
+          <w:rFonts w:ascii="SimSun" w:hAnsi="SimSun" w:eastAsia="SimSun" w:cs="SimSun"/>
+        </w:rPr>
+        <w:br/>
+      </w:r>
+      <w:r>
+        <w:rPr>
+          <w:rStyle w:val="VerbatimChar"/>
+          <w:rFonts w:ascii="SimSun" w:hAnsi="SimSun" w:eastAsia="SimSun" w:cs="SimSun"/>
+        </w:rPr>
+        <w:t xml:space="preserve">| </w:t>
+      </w:r>
+      <w:r>
+        <w:rPr>
+          <w:rStyle w:val="VerbatimChar"/>
+          <w:rFonts w:hint="eastAsia" w:ascii="SimSun" w:hAnsi="SimSun" w:eastAsia="SimSun" w:cs="SimSun"/>
+        </w:rPr>
+        <w:t xml:space="preserve">区域限制</w:t>
+      </w:r>
+      <w:r>
+        <w:rPr>
+          <w:rStyle w:val="VerbatimChar"/>
+          <w:rFonts w:ascii="SimSun" w:hAnsi="SimSun" w:eastAsia="SimSun" w:cs="SimSun"/>
+        </w:rPr>
+        <w:t xml:space="preserve"> | ______ | </w:t>
+      </w:r>
+      <w:r>
+        <w:rPr>
+          <w:rStyle w:val="VerbatimChar"/>
+          <w:rFonts w:hint="eastAsia" w:ascii="SimSun" w:hAnsi="SimSun" w:eastAsia="SimSun" w:cs="SimSun"/>
+        </w:rPr>
+        <w:t>需邻</w:t>
+      </w:r>
+      <w:r>
+        <w:rPr>
+          <w:rStyle w:val="VerbatimChar"/>
+          <w:rFonts w:hint="eastAsia" w:ascii="SimSun" w:hAnsi="SimSun" w:eastAsia="SimSun" w:cs="SimSun"/>
+        </w:rPr>
+        <w:t>/</w:t>
+      </w:r>
+      <w:r>
+        <w:rPr>
+          <w:rStyle w:val="VerbatimChar"/>
+          <w:rFonts w:hint="eastAsia" w:ascii="SimSun" w:hAnsi="SimSun" w:eastAsia="SimSun" w:cs="SimSun"/>
+        </w:rPr>
+        <w:t>对位吸电子基</w:t>
+      </w:r>
+      <w:r>
+        <w:rPr>
+          <w:rStyle w:val="VerbatimChar"/>
+          <w:rFonts w:ascii="SimSun" w:hAnsi="SimSun" w:eastAsia="SimSun" w:cs="SimSun"/>
+        </w:rPr>
+        <w:t xml:space="preserve"> |</w:t>
+      </w:r>
+      <w:r>
+        <w:rPr>
+          <w:rFonts w:ascii="SimSun" w:hAnsi="SimSun" w:eastAsia="SimSun" w:cs="SimSun"/>
+        </w:rPr>
+        <w:br/>
+      </w:r>
+      <w:r>
+        <w:rPr>
+          <w:rStyle w:val="VerbatimChar"/>
+          <w:rFonts w:ascii="SimSun" w:hAnsi="SimSun" w:eastAsia="SimSun" w:cs="SimSun"/>
+        </w:rPr>
+        <w:t xml:space="preserve">| </w:t>
+      </w:r>
+      <w:r>
+        <w:rPr>
+          <w:rStyle w:val="VerbatimChar"/>
+          <w:rFonts w:hint="eastAsia" w:ascii="SimSun" w:hAnsi="SimSun" w:eastAsia="SimSun" w:cs="SimSun"/>
+        </w:rPr>
+        <w:t xml:space="preserve">底物范围</w:t>
+      </w:r>
+      <w:r>
+        <w:rPr>
+          <w:rStyle w:val="VerbatimChar"/>
+          <w:rFonts w:ascii="SimSun" w:hAnsi="SimSun" w:eastAsia="SimSun" w:cs="SimSun"/>
+        </w:rPr>
+        <w:t xml:space="preserve"> | ______ | </w:t>
+      </w:r>
+      <w:r>
+        <w:rPr>
+          <w:rStyle w:val="VerbatimChar"/>
+          <w:rFonts w:hint="eastAsia" w:ascii="SimSun" w:hAnsi="SimSun" w:eastAsia="SimSun" w:cs="SimSun"/>
+        </w:rPr>
+        <w:t xml:space="preserve">含吸电子基芳卤</w:t>
+      </w:r>
+      <w:r>
+        <w:rPr>
+          <w:rStyle w:val="VerbatimChar"/>
+          <w:rFonts w:ascii="SimSun" w:hAnsi="SimSun" w:eastAsia="SimSun" w:cs="SimSun"/>
+        </w:rPr>
+        <w:t xml:space="preserve"> |</w:t>
       </w:r>
     </w:p>
-    <w:p>
-      <w:pPr>
-        <w:pStyle w:val="FirstParagraph"/>
-      </w:pPr>
-      <w:r>
-        <w:rPr>
-          <w:rFonts w:ascii="Times New Roman" w:hAnsi="Times New Roman" w:eastAsia="Times New Roman" w:cs="Times New Roman"/>
-          <w:b/>
-          <w:bCs/>
-        </w:rPr>
-        <w:t xml:space="preserve">Tsuji-Trost </w:t>
-      </w:r>
-      <w:r>
-        <w:rPr>
-          <w:rFonts w:hint="eastAsia" w:ascii="Times New Roman" w:hAnsi="Times New Roman" w:eastAsia="FangSong" w:cs="Times New Roman"/>
-          <w:b/>
-          <w:bCs/>
-        </w:rPr>
-        <w:t xml:space="preserve">反应</w:t>
-      </w:r>
-    </w:p>
-    <w:p>
-      <w:pPr>
-        <w:pStyle w:val="Compact"/>
-        <w:numPr>
-          <w:ilvl w:val="0"/>
-          <w:numId w:val="1032"/>
-        </w:numPr>
-      </w:pPr>
-      <w:r>
-        <w:rPr>
-          <w:rFonts w:ascii="Times New Roman" w:hAnsi="Times New Roman" w:eastAsia="Times New Roman" w:cs="Times New Roman"/>
-        </w:rPr>
-        <w:t xml:space="preserve">Tsuji-Trost </w:t>
-      </w:r>
-      <w:r>
-        <w:rPr>
-          <w:rFonts w:hint="eastAsia" w:ascii="Times New Roman" w:hAnsi="Times New Roman" w:eastAsia="FangSong" w:cs="Times New Roman"/>
-        </w:rPr>
-        <w:t>反应中</w:t>
-      </w:r>
-      <w:r>
-        <w:rPr>
-          <w:rFonts w:hint="eastAsia" w:ascii="Times New Roman" w:hAnsi="Times New Roman" w:eastAsia="Times New Roman" w:cs="Times New Roman"/>
-        </w:rPr>
-        <w:t>：</w:t>
-      </w:r>
-    </w:p>
-    <w:p>
-      <w:pPr>
-        <w:pStyle w:val="Compact"/>
-        <w:numPr>
-          <w:ilvl w:val="1"/>
-          <w:numId w:val="1033"/>
-        </w:numPr>
-      </w:pPr>
-      <w:r>
-        <w:rPr>
-          <w:rFonts w:hint="eastAsia" w:ascii="Times New Roman" w:hAnsi="Times New Roman" w:eastAsia="FangSong" w:cs="Times New Roman"/>
-        </w:rPr>
-        <w:t xml:space="preserve">烯丙基醋酸酯与</w:t>
-      </w:r>
-      <w:r>
-        <w:rPr>
-          <w:rFonts w:ascii="Times New Roman" w:hAnsi="Times New Roman" w:eastAsia="Times New Roman" w:cs="Times New Roman"/>
-        </w:rPr>
-        <w:t xml:space="preserve"> Pd(0) </w:t>
-      </w:r>
-      <w:r>
-        <w:rPr>
-          <w:rFonts w:hint="eastAsia" w:ascii="Times New Roman" w:hAnsi="Times New Roman" w:eastAsia="FangSong" w:cs="Times New Roman"/>
-        </w:rPr>
-        <w:t>的氧化加成是顺式还是反式</w:t>
-      </w:r>
-      <w:r>
-        <w:rPr>
-          <w:rFonts w:hint="eastAsia" w:ascii="Times New Roman" w:hAnsi="Times New Roman" w:eastAsia="Times New Roman" w:cs="Times New Roman"/>
-        </w:rPr>
-        <w:t>？</w:t>
-      </w:r>
-    </w:p>
-    <w:p>
-      <w:pPr>
-        <w:pStyle w:val="Compact"/>
-        <w:numPr>
-          <w:ilvl w:val="1"/>
-          <w:numId w:val="1033"/>
-        </w:numPr>
-      </w:pPr>
-      <w:r>
-        <w:rPr>
-          <w:rFonts w:hint="eastAsia" w:ascii="Times New Roman" w:hAnsi="Times New Roman" w:eastAsia="FangSong" w:cs="Times New Roman"/>
-        </w:rPr>
-        <w:t>软亲核试剂的进攻方向如何</w:t>
-      </w:r>
-      <w:r>
-        <w:rPr>
-          <w:rFonts w:hint="eastAsia" w:ascii="Times New Roman" w:hAnsi="Times New Roman" w:eastAsia="Times New Roman" w:cs="Times New Roman"/>
-        </w:rPr>
-        <w:t>？（</w:t>
-      </w:r>
-      <w:r>
-        <w:rPr>
-          <w:rFonts w:hint="eastAsia" w:ascii="Times New Roman" w:hAnsi="Times New Roman" w:eastAsia="FangSong" w:cs="Times New Roman"/>
-        </w:rPr>
-        <w:t>从</w:t>
-      </w:r>
-      <w:r>
-        <w:rPr>
-          <w:rFonts w:ascii="Times New Roman" w:hAnsi="Times New Roman" w:eastAsia="Times New Roman" w:cs="Times New Roman"/>
-        </w:rPr>
-        <w:t xml:space="preserve"> Pd </w:t>
-      </w:r>
-      <w:r>
-        <w:rPr>
-          <w:rFonts w:hint="eastAsia" w:ascii="Times New Roman" w:hAnsi="Times New Roman" w:eastAsia="FangSong" w:cs="Times New Roman"/>
-        </w:rPr>
-        <w:t>的哪一侧</w:t>
-      </w:r>
-      <w:r>
-        <w:rPr>
-          <w:rFonts w:hint="eastAsia" w:ascii="Times New Roman" w:hAnsi="Times New Roman" w:eastAsia="Times New Roman" w:cs="Times New Roman"/>
-        </w:rPr>
-        <w:t>？）</w:t>
-      </w:r>
-    </w:p>
-    <w:p>
-      <w:pPr>
-        <w:pStyle w:val="Compact"/>
-        <w:numPr>
-          <w:ilvl w:val="1"/>
-          <w:numId w:val="1033"/>
-        </w:numPr>
-      </w:pPr>
-      <w:r>
-        <w:rPr>
-          <w:rFonts w:hint="eastAsia" w:ascii="Times New Roman" w:hAnsi="Times New Roman" w:eastAsia="FangSong" w:cs="Times New Roman"/>
-        </w:rPr>
-        <w:t>两次翻转的结果是净构型保持还是翻转</w:t>
-      </w:r>
-      <w:r>
-        <w:rPr>
-          <w:rFonts w:hint="eastAsia" w:ascii="Times New Roman" w:hAnsi="Times New Roman" w:eastAsia="Times New Roman" w:cs="Times New Roman"/>
-        </w:rPr>
-        <w:t>？</w:t>
-      </w:r>
-    </w:p>
-    <w:p>
-      <w:pPr>
-        <w:pStyle w:val="FirstParagraph"/>
-      </w:pPr>
-      <w:r>
-        <w:rPr>
-          <w:rFonts w:ascii="Times New Roman" w:hAnsi="Times New Roman" w:eastAsia="Times New Roman" w:cs="Times New Roman"/>
-          <w:b/>
-          <w:bCs/>
-        </w:rPr>
-        <w:t xml:space="preserve">Buchwald-Hartwig </w:t>
-      </w:r>
-      <w:r>
-        <w:rPr>
-          <w:rFonts w:hint="eastAsia" w:ascii="Times New Roman" w:hAnsi="Times New Roman" w:eastAsia="FangSong" w:cs="Times New Roman"/>
-          <w:b/>
-          <w:bCs/>
-        </w:rPr>
-        <w:t xml:space="preserve">胺化</w:t>
-      </w:r>
-    </w:p>
-    <w:p>
-      <w:pPr>
-        <w:numPr>
-          <w:ilvl w:val="0"/>
-          <w:numId w:val="1034"/>
-        </w:numPr>
-        <w:spacing w:after="80"/>
-      </w:pPr>
-      <w:r>
-        <w:rPr>
-          <w:rFonts w:hint="eastAsia" w:ascii="Times New Roman" w:hAnsi="Times New Roman" w:eastAsia="FangSong" w:cs="Times New Roman"/>
-        </w:rPr>
-        <w:t xml:space="preserve">比较</w:t>
-      </w:r>
-      <w:r>
-        <w:rPr>
-          <w:rFonts w:ascii="Times New Roman" w:hAnsi="Times New Roman" w:eastAsia="Times New Roman" w:cs="Times New Roman"/>
-        </w:rPr>
-        <w:t xml:space="preserve"> Buchwald-Hartwig </w:t>
-      </w:r>
-      <w:r>
-        <w:rPr>
-          <w:rFonts w:hint="eastAsia" w:ascii="Times New Roman" w:hAnsi="Times New Roman" w:eastAsia="FangSong" w:cs="Times New Roman"/>
-        </w:rPr>
-        <w:t>胺化与亲核芳香取代</w:t>
-      </w:r>
-      <w:r>
-        <w:rPr>
-          <w:rFonts w:hint="eastAsia" w:ascii="Times New Roman" w:hAnsi="Times New Roman" w:eastAsia="Times New Roman" w:cs="Times New Roman"/>
-        </w:rPr>
-        <w:t>（SNAr）</w:t>
-      </w:r>
-      <w:r>
-        <w:rPr>
-          <w:rFonts w:hint="eastAsia" w:ascii="Times New Roman" w:hAnsi="Times New Roman" w:eastAsia="FangSong" w:cs="Times New Roman"/>
-        </w:rPr>
-        <w:t>在以下方面的差异</w:t>
-      </w:r>
-      <w:r>
-        <w:rPr>
-          <w:rFonts w:hint="eastAsia" w:ascii="Times New Roman" w:hAnsi="Times New Roman" w:eastAsia="Times New Roman" w:cs="Times New Roman"/>
-        </w:rPr>
-        <w:t>：</w:t>
-      </w:r>
-    </w:p>
-    <w:tbl>
-      <w:tblPr>
-        <w:tblStyle w:val="Table"/>
-        <w:tblW w:type="auto" w:w="0"/>
-        <w:jc w:val="left"/>
-        <w:tblInd w:w="720" w:type="dxa"/>
-        <w:tblLook w:firstRow="1" w:lastRow="0" w:firstColumn="0" w:lastColumn="0" w:noHBand="0" w:noVBand="0" w:val="0020"/>
-      </w:tblPr>
-      <w:tblGrid>
-        <w:gridCol w:w="2640"/>
-        <w:gridCol w:w="2640"/>
-        <w:gridCol w:w="2640"/>
-      </w:tblGrid>
-      <w:tr>
-        <w:trPr>
-          <w:tblHeader w:val="on"/>
-        </w:trPr>
-        <w:tc>
-          <w:tcPr/>
-          <w:p>
-            <w:pPr>
-              <w:pStyle w:val="Compact"/>
-              <w:jc w:val="center"/>
-            </w:pPr>
-            <w:r>
-              <w:rPr>
-                <w:rFonts w:hint="eastAsia" w:ascii="Times New Roman" w:hAnsi="Times New Roman" w:eastAsia="SimHei" w:cs="Times New Roman"/>
-                <w:b/>
-              </w:rPr>
-              <w:t xml:space="preserve">特征</w:t>
-            </w:r>
-          </w:p>
-        </w:tc>
-        <w:tc>
-          <w:tcPr/>
-          <w:p>
-            <w:pPr>
-              <w:pStyle w:val="Compact"/>
-              <w:jc w:val="center"/>
-            </w:pPr>
-            <w:r>
-              <w:rPr>
-                <w:rFonts w:ascii="Times New Roman" w:hAnsi="Times New Roman" w:eastAsia="Times New Roman" w:cs="Times New Roman"/>
-                <w:b/>
-              </w:rPr>
-              <w:t xml:space="preserve">Buchwald-Hartwig</w:t>
-            </w:r>
-          </w:p>
-        </w:tc>
-        <w:tc>
-          <w:tcPr/>
-          <w:p>
-            <w:pPr>
-              <w:pStyle w:val="Compact"/>
-              <w:jc w:val="center"/>
-            </w:pPr>
-            <w:r>
-              <w:rPr>
-                <w:rFonts w:ascii="Times New Roman" w:hAnsi="Times New Roman" w:eastAsia="Times New Roman" w:cs="Times New Roman"/>
-                <w:b/>
-              </w:rPr>
-              <w:t xml:space="preserve">SNAr</w:t>
-            </w:r>
-          </w:p>
-        </w:tc>
-      </w:tr>
-      <w:tr>
-        <w:tc>
-          <w:tcPr/>
-          <w:p>
-            <w:pPr>
-              <w:pStyle w:val="Compact"/>
-              <w:jc w:val="center"/>
-            </w:pPr>
-            <w:r>
-              <w:rPr>
-                <w:rFonts w:hint="eastAsia" w:ascii="Times New Roman" w:hAnsi="Times New Roman" w:eastAsia="FangSong" w:cs="Times New Roman"/>
-              </w:rPr>
-              <w:t xml:space="preserve">离去基团活性顺序</w:t>
-            </w:r>
-          </w:p>
-        </w:tc>
-        <w:tc>
-          <w:tcPr/>
-          <w:p>
-            <w:pPr>
-              <w:pStyle w:val="Compact"/>
-              <w:jc w:val="center"/>
-            </w:pPr>
-            <w:r>
-              <w:rPr>
-                <w:rFonts w:ascii="Times New Roman" w:hAnsi="Times New Roman" w:eastAsia="Times New Roman" w:cs="Times New Roman"/>
-              </w:rPr>
-              <w:t xml:space="preserve">______</w:t>
-            </w:r>
-          </w:p>
-        </w:tc>
-        <w:tc>
-          <w:tcPr/>
-          <w:p>
-            <w:pPr>
-              <w:pStyle w:val="Compact"/>
-              <w:jc w:val="center"/>
-            </w:pPr>
-            <w:r>
-              <w:rPr>
-                <w:rFonts w:ascii="Times New Roman" w:hAnsi="Times New Roman" w:eastAsia="Times New Roman" w:cs="Times New Roman"/>
-              </w:rPr>
-              <w:t xml:space="preserve">F &gt; Cl &gt; Br &gt; I</w:t>
-            </w:r>
-          </w:p>
-        </w:tc>
-      </w:tr>
-      <w:tr>
-        <w:tc>
-          <w:tcPr/>
-          <w:p>
-            <w:pPr>
-              <w:pStyle w:val="Compact"/>
-              <w:jc w:val="center"/>
-            </w:pPr>
-            <w:r>
-              <w:rPr>
-                <w:rFonts w:hint="eastAsia" w:ascii="Times New Roman" w:hAnsi="Times New Roman" w:eastAsia="FangSong" w:cs="Times New Roman"/>
-              </w:rPr>
-              <w:t xml:space="preserve">区域限制</w:t>
-            </w:r>
-          </w:p>
-        </w:tc>
-        <w:tc>
-          <w:tcPr/>
-          <w:p>
-            <w:pPr>
-              <w:pStyle w:val="Compact"/>
-              <w:jc w:val="center"/>
-            </w:pPr>
-            <w:r>
-              <w:rPr>
-                <w:rFonts w:ascii="Times New Roman" w:hAnsi="Times New Roman" w:eastAsia="Times New Roman" w:cs="Times New Roman"/>
-              </w:rPr>
-              <w:t xml:space="preserve">______</w:t>
-            </w:r>
-          </w:p>
-        </w:tc>
-        <w:tc>
-          <w:tcPr/>
-          <w:p>
-            <w:pPr>
-              <w:pStyle w:val="Compact"/>
-              <w:jc w:val="center"/>
-            </w:pPr>
-            <w:r>
-              <w:rPr>
-                <w:rFonts w:hint="eastAsia" w:ascii="Times New Roman" w:hAnsi="Times New Roman" w:eastAsia="FangSong" w:cs="Times New Roman"/>
-              </w:rPr>
-              <w:t>需邻</w:t>
-            </w:r>
-            <w:r>
-              <w:rPr>
-                <w:rFonts w:hint="eastAsia" w:ascii="Times New Roman" w:hAnsi="Times New Roman" w:eastAsia="Times New Roman" w:cs="Times New Roman"/>
-              </w:rPr>
-              <w:t>/</w:t>
-            </w:r>
-            <w:r>
-              <w:rPr>
-                <w:rFonts w:hint="eastAsia" w:ascii="Times New Roman" w:hAnsi="Times New Roman" w:eastAsia="FangSong" w:cs="Times New Roman"/>
-              </w:rPr>
-              <w:t>对位吸电子基</w:t>
-            </w:r>
-          </w:p>
-        </w:tc>
-      </w:tr>
-      <w:tr>
-        <w:tc>
-          <w:tcPr/>
-          <w:p>
-            <w:pPr>
-              <w:pStyle w:val="Compact"/>
-              <w:jc w:val="center"/>
-            </w:pPr>
-            <w:r>
-              <w:rPr>
-                <w:rFonts w:hint="eastAsia" w:ascii="Times New Roman" w:hAnsi="Times New Roman" w:eastAsia="FangSong" w:cs="Times New Roman"/>
-              </w:rPr>
-              <w:t xml:space="preserve">底物范围</w:t>
-            </w:r>
-          </w:p>
-        </w:tc>
-        <w:tc>
-          <w:tcPr/>
-          <w:p>
-            <w:pPr>
-              <w:pStyle w:val="Compact"/>
-              <w:jc w:val="center"/>
-            </w:pPr>
-            <w:r>
-              <w:rPr>
-                <w:rFonts w:ascii="Times New Roman" w:hAnsi="Times New Roman" w:eastAsia="Times New Roman" w:cs="Times New Roman"/>
-              </w:rPr>
-              <w:t xml:space="preserve">______</w:t>
-            </w:r>
-          </w:p>
-        </w:tc>
-        <w:tc>
-          <w:tcPr/>
-          <w:p>
-            <w:pPr>
-              <w:pStyle w:val="Compact"/>
-              <w:jc w:val="center"/>
-            </w:pPr>
-            <w:r>
-              <w:rPr>
-                <w:rFonts w:hint="eastAsia" w:ascii="Times New Roman" w:hAnsi="Times New Roman" w:eastAsia="FangSong" w:cs="Times New Roman"/>
-              </w:rPr>
-              <w:t xml:space="preserve">含吸电子基芳卤</w:t>
-            </w:r>
-          </w:p>
-        </w:tc>
-      </w:tr>
-    </w:tbl>
     <w:bookmarkEnd w:id="65"/>
     <w:bookmarkStart w:id="66" w:name="真题挑战3-题"/>
     <w:p>
@@ -19153,7 +19236,7 @@
         <w:rPr>
           <w:rFonts w:ascii="Times New Roman" w:hAnsi="Times New Roman" w:eastAsia="Times New Roman" w:cs="Times New Roman"/>
         </w:rPr>
-        <w:t xml:space="preserve">14.3 🏆 </w:t>
+        <w:t xml:space="preserve">14.3 </w:t>
       </w:r>
       <w:r>
         <w:rPr>
@@ -19188,11 +19271,22 @@
     </w:p>
     <w:p>
       <w:pPr>
-        <w:numPr>
-          <w:ilvl w:val="0"/>
-          <w:numId w:val="1035"/>
-        </w:numPr>
+        <w:pStyle w:val="FirstParagraph"/>
       </w:pPr>
+      <w:r>
+        <w:rPr>
+          <w:rFonts w:ascii="Times New Roman" w:hAnsi="Times New Roman" w:eastAsia="Times New Roman" w:cs="Times New Roman"/>
+          <w:b/>
+          <w:bCs/>
+        </w:rPr>
+        <w:t xml:space="preserve">14.</w:t>
+      </w:r>
+      <w:r>
+        <w:rPr>
+          <w:rFonts w:ascii="Times New Roman" w:hAnsi="Times New Roman" w:eastAsia="Times New Roman" w:cs="Times New Roman"/>
+        </w:rPr>
+        <w:t xml:space="preserve"> </w:t>
+      </w:r>
       <w:r>
         <w:rPr>
           <w:rFonts w:hint="eastAsia" w:ascii="Times New Roman" w:hAnsi="Times New Roman" w:eastAsia="Times New Roman" w:cs="Times New Roman"/>
@@ -19315,64 +19409,464 @@
     </w:p>
     <w:p>
       <w:pPr>
-        <w:pStyle w:val="Compact"/>
-        <w:numPr>
-          <w:ilvl w:val="1"/>
-          <w:numId w:val="1036"/>
-        </w:numPr>
+        <w:pStyle w:val="SourceCode"/>
       </w:pPr>
       <w:r>
         <w:rPr>
-          <w:rFonts w:hint="eastAsia" w:ascii="Times New Roman" w:hAnsi="Times New Roman" w:eastAsia="FangSong" w:cs="Times New Roman"/>
+          <w:rStyle w:val="VerbatimChar"/>
+          <w:rFonts w:ascii="SimSun" w:hAnsi="SimSun" w:eastAsia="SimSun" w:cs="SimSun"/>
+        </w:rPr>
+        <w:t xml:space="preserve">- </w:t>
+      </w:r>
+      <w:r>
+        <w:rPr>
+          <w:rStyle w:val="VerbatimChar"/>
+          <w:rFonts w:hint="eastAsia" w:ascii="SimSun" w:hAnsi="SimSun" w:eastAsia="SimSun" w:cs="SimSun"/>
         </w:rPr>
         <w:t xml:space="preserve">中间体</w:t>
       </w:r>
       <w:r>
         <w:rPr>
-          <w:rFonts w:ascii="Times New Roman" w:hAnsi="Times New Roman" w:eastAsia="Times New Roman" w:cs="Times New Roman"/>
+          <w:rStyle w:val="VerbatimChar"/>
+          <w:rFonts w:ascii="SimSun" w:hAnsi="SimSun" w:eastAsia="SimSun" w:cs="SimSun"/>
         </w:rPr>
         <w:t xml:space="preserve"> </w:t>
       </w:r>
       <w:r>
         <w:rPr>
-          <w:rFonts w:hint="eastAsia" w:ascii="Times New Roman" w:hAnsi="Times New Roman" w:eastAsia="Times New Roman" w:cs="Times New Roman"/>
+          <w:rStyle w:val="VerbatimChar"/>
+          <w:rFonts w:hint="eastAsia" w:ascii="SimSun" w:hAnsi="SimSun" w:eastAsia="SimSun" w:cs="SimSun"/>
         </w:rPr>
         <w:t>A：Ar–Pd(II)–Br(PPh</w:t>
       </w:r>
       <w:r>
         <w:rPr>
-          <w:rFonts w:hint="eastAsia" w:ascii="Times New Roman" w:hAnsi="Times New Roman" w:eastAsia="Times New Roman" w:cs="Times New Roman"/>
+          <w:rStyle w:val="VerbatimChar"/>
+          <w:rFonts w:hint="eastAsia" w:ascii="SimSun" w:hAnsi="SimSun" w:eastAsia="SimSun" w:cs="SimSun"/>
           <w:vertAlign w:val="subscript"/>
         </w:rPr>
         <w:t>3</w:t>
       </w:r>
       <w:r>
         <w:rPr>
-          <w:rFonts w:hint="eastAsia" w:ascii="Times New Roman" w:hAnsi="Times New Roman" w:eastAsia="Times New Roman" w:cs="Times New Roman"/>
+          <w:rStyle w:val="VerbatimChar"/>
+          <w:rFonts w:hint="eastAsia" w:ascii="SimSun" w:hAnsi="SimSun" w:eastAsia="SimSun" w:cs="SimSun"/>
         </w:rPr>
         <w:t>)</w:t>
       </w:r>
       <w:r>
         <w:rPr>
-          <w:rFonts w:hint="eastAsia" w:ascii="Times New Roman" w:hAnsi="Times New Roman" w:eastAsia="Times New Roman" w:cs="Times New Roman"/>
+          <w:rStyle w:val="VerbatimChar"/>
+          <w:rFonts w:hint="eastAsia" w:ascii="SimSun" w:hAnsi="SimSun" w:eastAsia="SimSun" w:cs="SimSun"/>
           <w:vertAlign w:val="subscript"/>
         </w:rPr>
         <w:t>2</w:t>
+      </w:r>
+      <w:r>
+        <w:rPr>
+          <w:rFonts w:ascii="SimSun" w:hAnsi="SimSun" w:eastAsia="SimSun" w:cs="SimSun"/>
+        </w:rPr>
+        <w:br/>
+      </w:r>
+      <w:r>
+        <w:rPr>
+          <w:rStyle w:val="VerbatimChar"/>
+          <w:rFonts w:ascii="SimSun" w:hAnsi="SimSun" w:eastAsia="SimSun" w:cs="SimSun"/>
+        </w:rPr>
+        <w:t xml:space="preserve">- </w:t>
+      </w:r>
+      <w:r>
+        <w:rPr>
+          <w:rStyle w:val="VerbatimChar"/>
+          <w:rFonts w:hint="eastAsia" w:ascii="SimSun" w:hAnsi="SimSun" w:eastAsia="SimSun" w:cs="SimSun"/>
+        </w:rPr>
+        <w:t xml:space="preserve">中间体</w:t>
+      </w:r>
+      <w:r>
+        <w:rPr>
+          <w:rStyle w:val="VerbatimChar"/>
+          <w:rFonts w:ascii="SimSun" w:hAnsi="SimSun" w:eastAsia="SimSun" w:cs="SimSun"/>
+        </w:rPr>
+        <w:t xml:space="preserve"> </w:t>
+      </w:r>
+      <w:r>
+        <w:rPr>
+          <w:rStyle w:val="VerbatimChar"/>
+          <w:rFonts w:hint="eastAsia" w:ascii="SimSun" w:hAnsi="SimSun" w:eastAsia="SimSun" w:cs="SimSun"/>
+        </w:rPr>
+        <w:t>B：Pd(0)(PPh</w:t>
+      </w:r>
+      <w:r>
+        <w:rPr>
+          <w:rStyle w:val="VerbatimChar"/>
+          <w:rFonts w:hint="eastAsia" w:ascii="SimSun" w:hAnsi="SimSun" w:eastAsia="SimSun" w:cs="SimSun"/>
+          <w:vertAlign w:val="subscript"/>
+        </w:rPr>
+        <w:t>3</w:t>
+      </w:r>
+      <w:r>
+        <w:rPr>
+          <w:rStyle w:val="VerbatimChar"/>
+          <w:rFonts w:hint="eastAsia" w:ascii="SimSun" w:hAnsi="SimSun" w:eastAsia="SimSun" w:cs="SimSun"/>
+        </w:rPr>
+        <w:t>)</w:t>
+      </w:r>
+      <w:r>
+        <w:rPr>
+          <w:rStyle w:val="VerbatimChar"/>
+          <w:rFonts w:hint="eastAsia" w:ascii="SimSun" w:hAnsi="SimSun" w:eastAsia="SimSun" w:cs="SimSun"/>
+          <w:vertAlign w:val="subscript"/>
+        </w:rPr>
+        <w:t>2</w:t>
+      </w:r>
+      <w:r>
+        <w:rPr>
+          <w:rFonts w:ascii="SimSun" w:hAnsi="SimSun" w:eastAsia="SimSun" w:cs="SimSun"/>
+        </w:rPr>
+        <w:br/>
+      </w:r>
+      <w:r>
+        <w:rPr>
+          <w:rStyle w:val="VerbatimChar"/>
+          <w:rFonts w:ascii="SimSun" w:hAnsi="SimSun" w:eastAsia="SimSun" w:cs="SimSun"/>
+        </w:rPr>
+        <w:t xml:space="preserve">- </w:t>
+      </w:r>
+      <w:r>
+        <w:rPr>
+          <w:rStyle w:val="VerbatimChar"/>
+          <w:rFonts w:hint="eastAsia" w:ascii="SimSun" w:hAnsi="SimSun" w:eastAsia="SimSun" w:cs="SimSun"/>
+        </w:rPr>
+        <w:t xml:space="preserve">中间体</w:t>
+      </w:r>
+      <w:r>
+        <w:rPr>
+          <w:rStyle w:val="VerbatimChar"/>
+          <w:rFonts w:ascii="SimSun" w:hAnsi="SimSun" w:eastAsia="SimSun" w:cs="SimSun"/>
+        </w:rPr>
+        <w:t xml:space="preserve"> </w:t>
+      </w:r>
+      <w:r>
+        <w:rPr>
+          <w:rStyle w:val="VerbatimChar"/>
+          <w:rFonts w:hint="eastAsia" w:ascii="SimSun" w:hAnsi="SimSun" w:eastAsia="SimSun" w:cs="SimSun"/>
+        </w:rPr>
+        <w:t>C：Ar–Pd(II)–Ar'(PPh</w:t>
+      </w:r>
+      <w:r>
+        <w:rPr>
+          <w:rStyle w:val="VerbatimChar"/>
+          <w:rFonts w:hint="eastAsia" w:ascii="SimSun" w:hAnsi="SimSun" w:eastAsia="SimSun" w:cs="SimSun"/>
+          <w:vertAlign w:val="subscript"/>
+        </w:rPr>
+        <w:t>3</w:t>
+      </w:r>
+      <w:r>
+        <w:rPr>
+          <w:rStyle w:val="VerbatimChar"/>
+          <w:rFonts w:hint="eastAsia" w:ascii="SimSun" w:hAnsi="SimSun" w:eastAsia="SimSun" w:cs="SimSun"/>
+        </w:rPr>
+        <w:t>)</w:t>
+      </w:r>
+      <w:r>
+        <w:rPr>
+          <w:rStyle w:val="VerbatimChar"/>
+          <w:rFonts w:hint="eastAsia" w:ascii="SimSun" w:hAnsi="SimSun" w:eastAsia="SimSun" w:cs="SimSun"/>
+          <w:vertAlign w:val="subscript"/>
+        </w:rPr>
+        <w:t>2</w:t>
+      </w:r>
+      <w:r>
+        <w:rPr>
+          <w:rFonts w:ascii="SimSun" w:hAnsi="SimSun" w:eastAsia="SimSun" w:cs="SimSun"/>
+        </w:rPr>
+        <w:br/>
+      </w:r>
+      <w:r>
+        <w:rPr>
+          <w:rStyle w:val="VerbatimChar"/>
+          <w:rFonts w:ascii="SimSun" w:hAnsi="SimSun" w:eastAsia="SimSun" w:cs="SimSun"/>
+        </w:rPr>
+        <w:t xml:space="preserve">- </w:t>
+      </w:r>
+      <w:r>
+        <w:rPr>
+          <w:rStyle w:val="VerbatimChar"/>
+          <w:rFonts w:hint="eastAsia" w:ascii="SimSun" w:hAnsi="SimSun" w:eastAsia="SimSun" w:cs="SimSun"/>
+        </w:rPr>
+        <w:t xml:space="preserve">中间体</w:t>
+      </w:r>
+      <w:r>
+        <w:rPr>
+          <w:rStyle w:val="VerbatimChar"/>
+          <w:rFonts w:ascii="SimSun" w:hAnsi="SimSun" w:eastAsia="SimSun" w:cs="SimSun"/>
+        </w:rPr>
+        <w:t xml:space="preserve"> </w:t>
+      </w:r>
+      <w:r>
+        <w:rPr>
+          <w:rStyle w:val="VerbatimChar"/>
+          <w:rFonts w:hint="eastAsia" w:ascii="SimSun" w:hAnsi="SimSun" w:eastAsia="SimSun" w:cs="SimSun"/>
+        </w:rPr>
+        <w:t>D：Ar–Pd(II)–B(OH)</w:t>
+      </w:r>
+      <w:r>
+        <w:rPr>
+          <w:rStyle w:val="VerbatimChar"/>
+          <w:rFonts w:hint="eastAsia" w:ascii="SimSun" w:hAnsi="SimSun" w:eastAsia="SimSun" w:cs="SimSun"/>
+          <w:vertAlign w:val="subscript"/>
+        </w:rPr>
+        <w:t>3</w:t>
+      </w:r>
+      <w:r>
+        <w:rPr>
+          <w:rStyle w:val="VerbatimChar"/>
+          <w:rFonts w:hint="eastAsia" w:ascii="SimSun" w:hAnsi="SimSun" w:eastAsia="SimSun" w:cs="SimSun"/>
+          <w:vertAlign w:val="superscript"/>
+        </w:rPr>
+        <w:t>-</w:t>
+      </w:r>
+      <w:r>
+        <w:rPr>
+          <w:rStyle w:val="VerbatimChar"/>
+          <w:rFonts w:hint="eastAsia" w:ascii="SimSun" w:hAnsi="SimSun" w:eastAsia="SimSun" w:cs="SimSun"/>
+        </w:rPr>
+        <w:t>(PPh</w:t>
+      </w:r>
+      <w:r>
+        <w:rPr>
+          <w:rStyle w:val="VerbatimChar"/>
+          <w:rFonts w:hint="eastAsia" w:ascii="SimSun" w:hAnsi="SimSun" w:eastAsia="SimSun" w:cs="SimSun"/>
+          <w:vertAlign w:val="subscript"/>
+        </w:rPr>
+        <w:t>3</w:t>
+      </w:r>
+      <w:r>
+        <w:rPr>
+          <w:rStyle w:val="VerbatimChar"/>
+          <w:rFonts w:hint="eastAsia" w:ascii="SimSun" w:hAnsi="SimSun" w:eastAsia="SimSun" w:cs="SimSun"/>
+        </w:rPr>
+        <w:t>)</w:t>
+      </w:r>
+      <w:r>
+        <w:rPr>
+          <w:rStyle w:val="VerbatimChar"/>
+          <w:rFonts w:hint="eastAsia" w:ascii="SimSun" w:hAnsi="SimSun" w:eastAsia="SimSun" w:cs="SimSun"/>
+          <w:vertAlign w:val="subscript"/>
+        </w:rPr>
+        <w:t>2</w:t>
+      </w:r>
+      <w:r>
+        <w:rPr>
+          <w:rFonts w:ascii="SimSun" w:hAnsi="SimSun" w:eastAsia="SimSun" w:cs="SimSun"/>
+        </w:rPr>
+        <w:br/>
+      </w:r>
+      <w:r>
+        <w:rPr>
+          <w:rFonts w:ascii="SimSun" w:hAnsi="SimSun" w:eastAsia="SimSun" w:cs="SimSun"/>
+        </w:rPr>
+        <w:br/>
+      </w:r>
+      <w:r>
+        <w:rPr>
+          <w:rStyle w:val="VerbatimChar"/>
+          <w:rFonts w:ascii="SimSun" w:hAnsi="SimSun" w:eastAsia="SimSun" w:cs="SimSun"/>
+        </w:rPr>
+        <w:t xml:space="preserve">(a) </w:t>
+      </w:r>
+      <w:r>
+        <w:rPr>
+          <w:rStyle w:val="VerbatimChar"/>
+          <w:rFonts w:hint="eastAsia" w:ascii="SimSun" w:hAnsi="SimSun" w:eastAsia="SimSun" w:cs="SimSun"/>
+        </w:rPr>
+        <w:t>排列顺序</w:t>
+      </w:r>
+      <w:r>
+        <w:rPr>
+          <w:rStyle w:val="VerbatimChar"/>
+          <w:rFonts w:hint="eastAsia" w:ascii="SimSun" w:hAnsi="SimSun" w:eastAsia="SimSun" w:cs="SimSun"/>
+        </w:rPr>
+        <w:t>：______</w:t>
+      </w:r>
+      <w:r>
+        <w:rPr>
+          <w:rStyle w:val="VerbatimChar"/>
+          <w:rFonts w:ascii="SimSun" w:hAnsi="SimSun" w:eastAsia="SimSun" w:cs="SimSun"/>
+        </w:rPr>
+        <w:t xml:space="preserve"> → ______ → ______ → ______ → </w:t>
+      </w:r>
+      <w:r>
+        <w:rPr>
+          <w:rStyle w:val="VerbatimChar"/>
+          <w:rFonts w:hint="eastAsia" w:ascii="SimSun" w:hAnsi="SimSun" w:eastAsia="SimSun" w:cs="SimSun"/>
+        </w:rPr>
+        <w:t>______（</w:t>
+      </w:r>
+      <w:r>
+        <w:rPr>
+          <w:rStyle w:val="VerbatimChar"/>
+          <w:rFonts w:hint="eastAsia" w:ascii="SimSun" w:hAnsi="SimSun" w:eastAsia="SimSun" w:cs="SimSun"/>
+        </w:rPr>
+        <w:t>再生</w:t>
+      </w:r>
+      <w:r>
+        <w:rPr>
+          <w:rStyle w:val="VerbatimChar"/>
+          <w:rFonts w:hint="eastAsia" w:ascii="SimSun" w:hAnsi="SimSun" w:eastAsia="SimSun" w:cs="SimSun"/>
+        </w:rPr>
+        <w:t>）</w:t>
+      </w:r>
+      <w:r>
+        <w:rPr>
+          <w:rFonts w:ascii="SimSun" w:hAnsi="SimSun" w:eastAsia="SimSun" w:cs="SimSun"/>
+        </w:rPr>
+        <w:br/>
+      </w:r>
+      <w:r>
+        <w:rPr>
+          <w:rStyle w:val="VerbatimChar"/>
+          <w:rFonts w:ascii="SimSun" w:hAnsi="SimSun" w:eastAsia="SimSun" w:cs="SimSun"/>
+        </w:rPr>
+        <w:t xml:space="preserve">(b) </w:t>
+      </w:r>
+      <w:r>
+        <w:rPr>
+          <w:rStyle w:val="VerbatimChar"/>
+          <w:rFonts w:hint="eastAsia" w:ascii="SimSun" w:hAnsi="SimSun" w:eastAsia="SimSun" w:cs="SimSun"/>
+        </w:rPr>
+        <w:t xml:space="preserve">从</w:t>
+      </w:r>
+      <w:r>
+        <w:rPr>
+          <w:rStyle w:val="VerbatimChar"/>
+          <w:rFonts w:ascii="SimSun" w:hAnsi="SimSun" w:eastAsia="SimSun" w:cs="SimSun"/>
+        </w:rPr>
+        <w:t xml:space="preserve"> B </w:t>
+      </w:r>
+      <w:r>
+        <w:rPr>
+          <w:rStyle w:val="VerbatimChar"/>
+          <w:rFonts w:hint="eastAsia" w:ascii="SimSun" w:hAnsi="SimSun" w:eastAsia="SimSun" w:cs="SimSun"/>
+        </w:rPr>
+        <w:t xml:space="preserve">到</w:t>
+      </w:r>
+      <w:r>
+        <w:rPr>
+          <w:rStyle w:val="VerbatimChar"/>
+          <w:rFonts w:ascii="SimSun" w:hAnsi="SimSun" w:eastAsia="SimSun" w:cs="SimSun"/>
+        </w:rPr>
+        <w:t xml:space="preserve"> A </w:t>
+      </w:r>
+      <w:r>
+        <w:rPr>
+          <w:rStyle w:val="VerbatimChar"/>
+          <w:rFonts w:hint="eastAsia" w:ascii="SimSun" w:hAnsi="SimSun" w:eastAsia="SimSun" w:cs="SimSun"/>
+        </w:rPr>
+        <w:t>的反应名称是什么</w:t>
+      </w:r>
+      <w:r>
+        <w:rPr>
+          <w:rStyle w:val="VerbatimChar"/>
+          <w:rFonts w:hint="eastAsia" w:ascii="SimSun" w:hAnsi="SimSun" w:eastAsia="SimSun" w:cs="SimSun"/>
+        </w:rPr>
+        <w:t>？</w:t>
+      </w:r>
+      <w:r>
+        <w:rPr>
+          <w:rStyle w:val="VerbatimChar"/>
+          <w:rFonts w:hint="eastAsia" w:ascii="SimSun" w:hAnsi="SimSun" w:eastAsia="SimSun" w:cs="SimSun"/>
+        </w:rPr>
+        <w:t>金属氧化态如何变化</w:t>
+      </w:r>
+      <w:r>
+        <w:rPr>
+          <w:rStyle w:val="VerbatimChar"/>
+          <w:rFonts w:hint="eastAsia" w:ascii="SimSun" w:hAnsi="SimSun" w:eastAsia="SimSun" w:cs="SimSun"/>
+        </w:rPr>
+        <w:t>？</w:t>
+      </w:r>
+      <w:r>
+        <w:rPr>
+          <w:rFonts w:ascii="SimSun" w:hAnsi="SimSun" w:eastAsia="SimSun" w:cs="SimSun"/>
+        </w:rPr>
+        <w:br/>
+      </w:r>
+      <w:r>
+        <w:rPr>
+          <w:rStyle w:val="VerbatimChar"/>
+          <w:rFonts w:ascii="SimSun" w:hAnsi="SimSun" w:eastAsia="SimSun" w:cs="SimSun"/>
+        </w:rPr>
+        <w:t xml:space="preserve">(c) </w:t>
+      </w:r>
+      <w:r>
+        <w:rPr>
+          <w:rStyle w:val="VerbatimChar"/>
+          <w:rFonts w:hint="eastAsia" w:ascii="SimSun" w:hAnsi="SimSun" w:eastAsia="SimSun" w:cs="SimSun"/>
+        </w:rPr>
+        <w:t xml:space="preserve">从</w:t>
+      </w:r>
+      <w:r>
+        <w:rPr>
+          <w:rStyle w:val="VerbatimChar"/>
+          <w:rFonts w:ascii="SimSun" w:hAnsi="SimSun" w:eastAsia="SimSun" w:cs="SimSun"/>
+        </w:rPr>
+        <w:t xml:space="preserve"> A </w:t>
+      </w:r>
+      <w:r>
+        <w:rPr>
+          <w:rStyle w:val="VerbatimChar"/>
+          <w:rFonts w:hint="eastAsia" w:ascii="SimSun" w:hAnsi="SimSun" w:eastAsia="SimSun" w:cs="SimSun"/>
+        </w:rPr>
+        <w:t xml:space="preserve">到</w:t>
+      </w:r>
+      <w:r>
+        <w:rPr>
+          <w:rStyle w:val="VerbatimChar"/>
+          <w:rFonts w:ascii="SimSun" w:hAnsi="SimSun" w:eastAsia="SimSun" w:cs="SimSun"/>
+        </w:rPr>
+        <w:t xml:space="preserve"> D </w:t>
+      </w:r>
+      <w:r>
+        <w:rPr>
+          <w:rStyle w:val="VerbatimChar"/>
+          <w:rFonts w:hint="eastAsia" w:ascii="SimSun" w:hAnsi="SimSun" w:eastAsia="SimSun" w:cs="SimSun"/>
+        </w:rPr>
+        <w:t>的反应名称是什么</w:t>
+      </w:r>
+      <w:r>
+        <w:rPr>
+          <w:rStyle w:val="VerbatimChar"/>
+          <w:rFonts w:hint="eastAsia" w:ascii="SimSun" w:hAnsi="SimSun" w:eastAsia="SimSun" w:cs="SimSun"/>
+        </w:rPr>
+        <w:t>？</w:t>
+      </w:r>
+      <w:r>
+        <w:rPr>
+          <w:rStyle w:val="VerbatimChar"/>
+          <w:rFonts w:hint="eastAsia" w:ascii="SimSun" w:hAnsi="SimSun" w:eastAsia="SimSun" w:cs="SimSun"/>
+        </w:rPr>
+        <w:t>碱在其中的作用是什么</w:t>
+      </w:r>
+      <w:r>
+        <w:rPr>
+          <w:rStyle w:val="VerbatimChar"/>
+          <w:rFonts w:hint="eastAsia" w:ascii="SimSun" w:hAnsi="SimSun" w:eastAsia="SimSun" w:cs="SimSun"/>
+        </w:rPr>
+        <w:t>？</w:t>
       </w:r>
     </w:p>
     <w:p>
       <w:pPr>
-        <w:pStyle w:val="Compact"/>
-        <w:numPr>
-          <w:ilvl w:val="1"/>
-          <w:numId w:val="1036"/>
-        </w:numPr>
+        <w:pStyle w:val="FirstParagraph"/>
       </w:pPr>
       <w:r>
         <w:rPr>
-          <w:rFonts w:hint="eastAsia" w:ascii="Times New Roman" w:hAnsi="Times New Roman" w:eastAsia="FangSong" w:cs="Times New Roman"/>
-        </w:rPr>
-        <w:t xml:space="preserve">中间体</w:t>
+          <w:rFonts w:ascii="Times New Roman" w:hAnsi="Times New Roman" w:eastAsia="Times New Roman" w:cs="Times New Roman"/>
+          <w:b/>
+          <w:bCs/>
+        </w:rPr>
+        <w:t xml:space="preserve">15.</w:t>
       </w:r>
       <w:r>
         <w:rPr>
@@ -19383,90 +19877,314 @@
       <w:r>
         <w:rPr>
           <w:rFonts w:hint="eastAsia" w:ascii="Times New Roman" w:hAnsi="Times New Roman" w:eastAsia="Times New Roman" w:cs="Times New Roman"/>
-        </w:rPr>
-        <w:t>B：Pd(0)(PPh</w:t>
-      </w:r>
-      <w:r>
-        <w:rPr>
-          <w:rFonts w:hint="eastAsia" w:ascii="Times New Roman" w:hAnsi="Times New Roman" w:eastAsia="Times New Roman" w:cs="Times New Roman"/>
-          <w:vertAlign w:val="subscript"/>
-        </w:rPr>
-        <w:t>3</w:t>
-      </w:r>
-      <w:r>
-        <w:rPr>
-          <w:rFonts w:hint="eastAsia" w:ascii="Times New Roman" w:hAnsi="Times New Roman" w:eastAsia="Times New Roman" w:cs="Times New Roman"/>
-        </w:rPr>
-        <w:t>)</w:t>
-      </w:r>
-      <w:r>
-        <w:rPr>
-          <w:rFonts w:hint="eastAsia" w:ascii="Times New Roman" w:hAnsi="Times New Roman" w:eastAsia="Times New Roman" w:cs="Times New Roman"/>
-          <w:vertAlign w:val="subscript"/>
-        </w:rPr>
-        <w:t>2</w:t>
+          <w:b/>
+          <w:bCs/>
+        </w:rPr>
+        <w:t>（</w:t>
+      </w:r>
+      <w:r>
+        <w:rPr>
+          <w:rFonts w:hint="eastAsia" w:ascii="Times New Roman" w:hAnsi="Times New Roman" w:eastAsia="FangSong" w:cs="Times New Roman"/>
+          <w:b/>
+          <w:bCs/>
+        </w:rPr>
+        <w:t>改编自第</w:t>
+      </w:r>
+      <w:r>
+        <w:rPr>
+          <w:rFonts w:ascii="Times New Roman" w:hAnsi="Times New Roman" w:eastAsia="Times New Roman" w:cs="Times New Roman"/>
+          <w:b/>
+          <w:bCs/>
+        </w:rPr>
+        <w:t xml:space="preserve"> 31 </w:t>
+      </w:r>
+      <w:r>
+        <w:rPr>
+          <w:rFonts w:hint="eastAsia" w:ascii="Times New Roman" w:hAnsi="Times New Roman" w:eastAsia="FangSong" w:cs="Times New Roman"/>
+          <w:b/>
+          <w:bCs/>
+        </w:rPr>
+        <w:t>届初赛</w:t>
+      </w:r>
+      <w:r>
+        <w:rPr>
+          <w:rFonts w:hint="eastAsia" w:ascii="Times New Roman" w:hAnsi="Times New Roman" w:eastAsia="Times New Roman" w:cs="Times New Roman"/>
+          <w:b/>
+          <w:bCs/>
+        </w:rPr>
+        <w:t>）</w:t>
+      </w:r>
+      <w:r>
+        <w:rPr>
+          <w:rFonts w:ascii="Times New Roman" w:hAnsi="Times New Roman" w:eastAsia="Times New Roman" w:cs="Times New Roman"/>
+        </w:rPr>
+        <w:t xml:space="preserve"> </w:t>
+      </w:r>
+      <w:r>
+        <w:rPr>
+          <w:rFonts w:hint="eastAsia" w:ascii="Times New Roman" w:hAnsi="Times New Roman" w:eastAsia="FangSong" w:cs="Times New Roman"/>
+        </w:rPr>
+        <w:t xml:space="preserve">某实验室用以下条件合成了化合物</w:t>
+      </w:r>
+      <w:r>
+        <w:rPr>
+          <w:rFonts w:ascii="Times New Roman" w:hAnsi="Times New Roman" w:eastAsia="Times New Roman" w:cs="Times New Roman"/>
+        </w:rPr>
+        <w:t xml:space="preserve"> </w:t>
+      </w:r>
+      <w:r>
+        <w:rPr>
+          <w:rFonts w:hint="eastAsia" w:ascii="Times New Roman" w:hAnsi="Times New Roman" w:eastAsia="Times New Roman" w:cs="Times New Roman"/>
+        </w:rPr>
+        <w:t xml:space="preserve">X：</w:t>
       </w:r>
     </w:p>
     <w:p>
       <w:pPr>
-        <w:pStyle w:val="Compact"/>
-        <w:numPr>
-          <w:ilvl w:val="1"/>
-          <w:numId w:val="1036"/>
-        </w:numPr>
+        <w:pStyle w:val="SourceCode"/>
       </w:pPr>
       <w:r>
         <w:rPr>
-          <w:rFonts w:hint="eastAsia" w:ascii="Times New Roman" w:hAnsi="Times New Roman" w:eastAsia="FangSong" w:cs="Times New Roman"/>
-        </w:rPr>
-        <w:t xml:space="preserve">中间体</w:t>
-      </w:r>
-      <w:r>
-        <w:rPr>
-          <w:rFonts w:ascii="Times New Roman" w:hAnsi="Times New Roman" w:eastAsia="Times New Roman" w:cs="Times New Roman"/>
-        </w:rPr>
-        <w:t xml:space="preserve"> </w:t>
-      </w:r>
-      <w:r>
-        <w:rPr>
-          <w:rFonts w:hint="eastAsia" w:ascii="Times New Roman" w:hAnsi="Times New Roman" w:eastAsia="Times New Roman" w:cs="Times New Roman"/>
-        </w:rPr>
-        <w:t>C：Ar–Pd(II)–Ar’(PPh</w:t>
-      </w:r>
-      <w:r>
-        <w:rPr>
-          <w:rFonts w:hint="eastAsia" w:ascii="Times New Roman" w:hAnsi="Times New Roman" w:eastAsia="Times New Roman" w:cs="Times New Roman"/>
+          <w:rStyle w:val="VerbatimChar"/>
+          <w:rFonts w:hint="eastAsia" w:ascii="SimSun" w:hAnsi="SimSun" w:eastAsia="SimSun" w:cs="SimSun"/>
+        </w:rPr>
+        <w:t>条件</w:t>
+      </w:r>
+      <w:r>
+        <w:rPr>
+          <w:rStyle w:val="VerbatimChar"/>
+          <w:rFonts w:hint="eastAsia" w:ascii="SimSun" w:hAnsi="SimSun" w:eastAsia="SimSun" w:cs="SimSun"/>
+        </w:rPr>
+        <w:t>：4-</w:t>
+      </w:r>
+      <w:r>
+        <w:rPr>
+          <w:rStyle w:val="VerbatimChar"/>
+          <w:rFonts w:hint="eastAsia" w:ascii="SimSun" w:hAnsi="SimSun" w:eastAsia="SimSun" w:cs="SimSun"/>
+        </w:rPr>
+        <w:t>溴苯甲醚</w:t>
+      </w:r>
+      <w:r>
+        <w:rPr>
+          <w:rStyle w:val="VerbatimChar"/>
+          <w:rFonts w:ascii="SimSun" w:hAnsi="SimSun" w:eastAsia="SimSun" w:cs="SimSun"/>
+        </w:rPr>
+        <w:t xml:space="preserve"> + </w:t>
+      </w:r>
+      <w:r>
+        <w:rPr>
+          <w:rStyle w:val="VerbatimChar"/>
+          <w:rFonts w:hint="eastAsia" w:ascii="SimSun" w:hAnsi="SimSun" w:eastAsia="SimSun" w:cs="SimSun"/>
+        </w:rPr>
+        <w:t xml:space="preserve">丙烯酸甲酯</w:t>
+      </w:r>
+      <w:r>
+        <w:rPr>
+          <w:rStyle w:val="VerbatimChar"/>
+          <w:rFonts w:ascii="SimSun" w:hAnsi="SimSun" w:eastAsia="SimSun" w:cs="SimSun"/>
+        </w:rPr>
+        <w:t xml:space="preserve"> + Pd(OAc)</w:t>
+      </w:r>
+      <w:r>
+        <w:rPr>
+          <w:rStyle w:val="VerbatimChar"/>
+          <w:rFonts w:ascii="SimSun" w:hAnsi="SimSun" w:eastAsia="SimSun" w:cs="SimSun"/>
           <w:vertAlign w:val="subscript"/>
         </w:rPr>
+        <w:t>2</w:t>
+      </w:r>
+      <w:r>
+        <w:rPr>
+          <w:rStyle w:val="VerbatimChar"/>
+          <w:rFonts w:ascii="SimSun" w:hAnsi="SimSun" w:eastAsia="SimSun" w:cs="SimSun"/>
+        </w:rPr>
+        <w:t xml:space="preserve"> (5 mol%) + PPh</w:t>
+      </w:r>
+      <w:r>
+        <w:rPr>
+          <w:rStyle w:val="VerbatimChar"/>
+          <w:rFonts w:ascii="SimSun" w:hAnsi="SimSun" w:eastAsia="SimSun" w:cs="SimSun"/>
+          <w:vertAlign w:val="subscript"/>
+        </w:rPr>
         <w:t>3</w:t>
       </w:r>
       <w:r>
         <w:rPr>
-          <w:rFonts w:hint="eastAsia" w:ascii="Times New Roman" w:hAnsi="Times New Roman" w:eastAsia="Times New Roman" w:cs="Times New Roman"/>
-        </w:rPr>
-        <w:t>)</w:t>
-      </w:r>
-      <w:r>
-        <w:rPr>
-          <w:rFonts w:hint="eastAsia" w:ascii="Times New Roman" w:hAnsi="Times New Roman" w:eastAsia="Times New Roman" w:cs="Times New Roman"/>
+          <w:rStyle w:val="VerbatimChar"/>
+          <w:rFonts w:ascii="SimSun" w:hAnsi="SimSun" w:eastAsia="SimSun" w:cs="SimSun"/>
+        </w:rPr>
+        <w:t xml:space="preserve"> (10 mol%) + Et</w:t>
+      </w:r>
+      <w:r>
+        <w:rPr>
+          <w:rStyle w:val="VerbatimChar"/>
+          <w:rFonts w:ascii="SimSun" w:hAnsi="SimSun" w:eastAsia="SimSun" w:cs="SimSun"/>
           <w:vertAlign w:val="subscript"/>
         </w:rPr>
-        <w:t>2</w:t>
+        <w:t>3</w:t>
+      </w:r>
+      <w:r>
+        <w:rPr>
+          <w:rStyle w:val="VerbatimChar"/>
+          <w:rFonts w:ascii="SimSun" w:hAnsi="SimSun" w:eastAsia="SimSun" w:cs="SimSun"/>
+        </w:rPr>
+        <w:t>N (2 equiv) + DMF, 100°C</w:t>
+      </w:r>
+      <w:r>
+        <w:rPr>
+          <w:rFonts w:ascii="SimSun" w:hAnsi="SimSun" w:eastAsia="SimSun" w:cs="SimSun"/>
+        </w:rPr>
+        <w:br/>
+      </w:r>
+      <w:r>
+        <w:rPr>
+          <w:rFonts w:ascii="SimSun" w:hAnsi="SimSun" w:eastAsia="SimSun" w:cs="SimSun"/>
+        </w:rPr>
+        <w:br/>
+      </w:r>
+      <w:r>
+        <w:rPr>
+          <w:rStyle w:val="VerbatimChar"/>
+          <w:rFonts w:ascii="SimSun" w:hAnsi="SimSun" w:eastAsia="SimSun" w:cs="SimSun"/>
+        </w:rPr>
+        <w:t xml:space="preserve">(a) </w:t>
+      </w:r>
+      <w:r>
+        <w:rPr>
+          <w:rStyle w:val="VerbatimChar"/>
+          <w:rFonts w:hint="eastAsia" w:ascii="SimSun" w:hAnsi="SimSun" w:eastAsia="SimSun" w:cs="SimSun"/>
+        </w:rPr>
+        <w:t xml:space="preserve">该反应属于哪种类型的</w:t>
+      </w:r>
+      <w:r>
+        <w:rPr>
+          <w:rStyle w:val="VerbatimChar"/>
+          <w:rFonts w:ascii="SimSun" w:hAnsi="SimSun" w:eastAsia="SimSun" w:cs="SimSun"/>
+        </w:rPr>
+        <w:t xml:space="preserve"> Pd </w:t>
+      </w:r>
+      <w:r>
+        <w:rPr>
+          <w:rStyle w:val="VerbatimChar"/>
+          <w:rFonts w:hint="eastAsia" w:ascii="SimSun" w:hAnsi="SimSun" w:eastAsia="SimSun" w:cs="SimSun"/>
+        </w:rPr>
+        <w:t>催化反应</w:t>
+      </w:r>
+      <w:r>
+        <w:rPr>
+          <w:rStyle w:val="VerbatimChar"/>
+          <w:rFonts w:hint="eastAsia" w:ascii="SimSun" w:hAnsi="SimSun" w:eastAsia="SimSun" w:cs="SimSun"/>
+        </w:rPr>
+        <w:t>？</w:t>
+      </w:r>
+      <w:r>
+        <w:rPr>
+          <w:rFonts w:ascii="SimSun" w:hAnsi="SimSun" w:eastAsia="SimSun" w:cs="SimSun"/>
+        </w:rPr>
+        <w:br/>
+      </w:r>
+      <w:r>
+        <w:rPr>
+          <w:rStyle w:val="VerbatimChar"/>
+          <w:rFonts w:ascii="SimSun" w:hAnsi="SimSun" w:eastAsia="SimSun" w:cs="SimSun"/>
+        </w:rPr>
+        <w:t xml:space="preserve">(b) </w:t>
+      </w:r>
+      <w:r>
+        <w:rPr>
+          <w:rStyle w:val="VerbatimChar"/>
+          <w:rFonts w:hint="eastAsia" w:ascii="SimSun" w:hAnsi="SimSun" w:eastAsia="SimSun" w:cs="SimSun"/>
+        </w:rPr>
+        <w:t>画出催化循环中涉及的四个关键中间体</w:t>
+      </w:r>
+      <w:r>
+        <w:rPr>
+          <w:rStyle w:val="VerbatimChar"/>
+          <w:rFonts w:hint="eastAsia" w:ascii="SimSun" w:hAnsi="SimSun" w:eastAsia="SimSun" w:cs="SimSun"/>
+        </w:rPr>
+        <w:t>。</w:t>
+      </w:r>
+      <w:r>
+        <w:rPr>
+          <w:rFonts w:ascii="SimSun" w:hAnsi="SimSun" w:eastAsia="SimSun" w:cs="SimSun"/>
+        </w:rPr>
+        <w:br/>
+      </w:r>
+      <w:r>
+        <w:rPr>
+          <w:rStyle w:val="VerbatimChar"/>
+          <w:rFonts w:ascii="SimSun" w:hAnsi="SimSun" w:eastAsia="SimSun" w:cs="SimSun"/>
+        </w:rPr>
+        <w:t xml:space="preserve">(c) </w:t>
+      </w:r>
+      <w:r>
+        <w:rPr>
+          <w:rStyle w:val="VerbatimChar"/>
+          <w:rFonts w:hint="eastAsia" w:ascii="SimSun" w:hAnsi="SimSun" w:eastAsia="SimSun" w:cs="SimSun"/>
+        </w:rPr>
+        <w:t xml:space="preserve">预测产物</w:t>
+      </w:r>
+      <w:r>
+        <w:rPr>
+          <w:rStyle w:val="VerbatimChar"/>
+          <w:rFonts w:ascii="SimSun" w:hAnsi="SimSun" w:eastAsia="SimSun" w:cs="SimSun"/>
+        </w:rPr>
+        <w:t xml:space="preserve"> X </w:t>
+      </w:r>
+      <w:r>
+        <w:rPr>
+          <w:rStyle w:val="VerbatimChar"/>
+          <w:rFonts w:hint="eastAsia" w:ascii="SimSun" w:hAnsi="SimSun" w:eastAsia="SimSun" w:cs="SimSun"/>
+        </w:rPr>
+        <w:t>的结构</w:t>
+      </w:r>
+      <w:r>
+        <w:rPr>
+          <w:rStyle w:val="VerbatimChar"/>
+          <w:rFonts w:hint="eastAsia" w:ascii="SimSun" w:hAnsi="SimSun" w:eastAsia="SimSun" w:cs="SimSun"/>
+        </w:rPr>
+        <w:t>，</w:t>
+      </w:r>
+      <w:r>
+        <w:rPr>
+          <w:rStyle w:val="VerbatimChar"/>
+          <w:rFonts w:hint="eastAsia" w:ascii="SimSun" w:hAnsi="SimSun" w:eastAsia="SimSun" w:cs="SimSun"/>
+        </w:rPr>
+        <w:t>并说明为什么产物中双键的构型是</w:t>
+      </w:r>
+      <w:r>
+        <w:rPr>
+          <w:rStyle w:val="VerbatimChar"/>
+          <w:rFonts w:ascii="SimSun" w:hAnsi="SimSun" w:eastAsia="SimSun" w:cs="SimSun"/>
+        </w:rPr>
+        <w:t xml:space="preserve"> E </w:t>
+      </w:r>
+      <w:r>
+        <w:rPr>
+          <w:rStyle w:val="VerbatimChar"/>
+          <w:rFonts w:hint="eastAsia" w:ascii="SimSun" w:hAnsi="SimSun" w:eastAsia="SimSun" w:cs="SimSun"/>
+        </w:rPr>
+        <w:t>型</w:t>
+      </w:r>
+      <w:r>
+        <w:rPr>
+          <w:rStyle w:val="VerbatimChar"/>
+          <w:rFonts w:hint="eastAsia" w:ascii="SimSun" w:hAnsi="SimSun" w:eastAsia="SimSun" w:cs="SimSun"/>
+        </w:rPr>
+        <w:t>。</w:t>
       </w:r>
     </w:p>
     <w:p>
       <w:pPr>
-        <w:pStyle w:val="Compact"/>
-        <w:numPr>
-          <w:ilvl w:val="1"/>
-          <w:numId w:val="1036"/>
-        </w:numPr>
+        <w:pStyle w:val="FirstParagraph"/>
       </w:pPr>
       <w:r>
         <w:rPr>
-          <w:rFonts w:hint="eastAsia" w:ascii="Times New Roman" w:hAnsi="Times New Roman" w:eastAsia="FangSong" w:cs="Times New Roman"/>
-        </w:rPr>
-        <w:t xml:space="preserve">中间体</w:t>
+          <w:rFonts w:ascii="Times New Roman" w:hAnsi="Times New Roman" w:eastAsia="Times New Roman" w:cs="Times New Roman"/>
+          <w:b/>
+          <w:bCs/>
+        </w:rPr>
+        <w:t xml:space="preserve">16.</w:t>
       </w:r>
       <w:r>
         <w:rPr>
@@ -19477,1022 +20195,596 @@
       <w:r>
         <w:rPr>
           <w:rFonts w:hint="eastAsia" w:ascii="Times New Roman" w:hAnsi="Times New Roman" w:eastAsia="Times New Roman" w:cs="Times New Roman"/>
-        </w:rPr>
-        <w:t>D：Ar–Pd(II)–B(OH)</w:t>
+          <w:b/>
+          <w:bCs/>
+        </w:rPr>
+        <w:t>（</w:t>
+      </w:r>
+      <w:r>
+        <w:rPr>
+          <w:rFonts w:hint="eastAsia" w:ascii="Times New Roman" w:hAnsi="Times New Roman" w:eastAsia="FangSong" w:cs="Times New Roman"/>
+          <w:b/>
+          <w:bCs/>
+        </w:rPr>
+        <w:t>综合推理题</w:t>
+      </w:r>
+      <w:r>
+        <w:rPr>
+          <w:rFonts w:hint="eastAsia" w:ascii="Times New Roman" w:hAnsi="Times New Roman" w:eastAsia="Times New Roman" w:cs="Times New Roman"/>
+          <w:b/>
+          <w:bCs/>
+        </w:rPr>
+        <w:t>）</w:t>
+      </w:r>
+      <w:r>
+        <w:rPr>
+          <w:rFonts w:ascii="Times New Roman" w:hAnsi="Times New Roman" w:eastAsia="Times New Roman" w:cs="Times New Roman"/>
+        </w:rPr>
+        <w:t xml:space="preserve"> </w:t>
+      </w:r>
+      <w:r>
+        <w:rPr>
+          <w:rFonts w:hint="eastAsia" w:ascii="Times New Roman" w:hAnsi="Times New Roman" w:eastAsia="FangSong" w:cs="Times New Roman"/>
+        </w:rPr>
+        <w:t xml:space="preserve">某未知化合物</w:t>
+      </w:r>
+      <w:r>
+        <w:rPr>
+          <w:rFonts w:ascii="Times New Roman" w:hAnsi="Times New Roman" w:eastAsia="Times New Roman" w:cs="Times New Roman"/>
+        </w:rPr>
+        <w:t xml:space="preserve"> Y </w:t>
+      </w:r>
+      <w:r>
+        <w:rPr>
+          <w:rFonts w:hint="eastAsia" w:ascii="Times New Roman" w:hAnsi="Times New Roman" w:eastAsia="FangSong" w:cs="Times New Roman"/>
+        </w:rPr>
+        <w:t>的信息如下</w:t>
+      </w:r>
+      <w:r>
+        <w:rPr>
+          <w:rFonts w:hint="eastAsia" w:ascii="Times New Roman" w:hAnsi="Times New Roman" w:eastAsia="Times New Roman" w:cs="Times New Roman"/>
+        </w:rPr>
+        <w:t>：</w:t>
+      </w:r>
+      <w:r>
+        <w:rPr>
+          <w:rFonts w:ascii="Times New Roman" w:hAnsi="Times New Roman" w:eastAsia="Times New Roman" w:cs="Times New Roman"/>
+        </w:rPr>
+        <w:t xml:space="preserve"> </w:t>
+      </w:r>
+      <w:r>
+        <w:rPr>
+          <w:rFonts w:ascii="Times New Roman" w:hAnsi="Times New Roman" w:eastAsia="Times New Roman" w:cs="Times New Roman"/>
+        </w:rPr>
+        <w:t xml:space="preserve">- </w:t>
+      </w:r>
+      <w:r>
+        <w:rPr>
+          <w:rFonts w:hint="eastAsia" w:ascii="Times New Roman" w:hAnsi="Times New Roman" w:eastAsia="FangSong" w:cs="Times New Roman"/>
+        </w:rPr>
+        <w:t xml:space="preserve">分子式</w:t>
+      </w:r>
+      <w:r>
+        <w:rPr>
+          <w:rFonts w:ascii="Times New Roman" w:hAnsi="Times New Roman" w:eastAsia="Times New Roman" w:cs="Times New Roman"/>
+        </w:rPr>
+        <w:t xml:space="preserve"> </w:t>
+      </w:r>
+      <w:r>
+        <w:rPr>
+          <w:rFonts w:hint="eastAsia" w:ascii="Times New Roman" w:hAnsi="Times New Roman" w:eastAsia="Times New Roman" w:cs="Times New Roman"/>
+        </w:rPr>
+        <w:t>C</w:t>
       </w:r>
       <w:r>
         <w:rPr>
           <w:rFonts w:hint="eastAsia" w:ascii="Times New Roman" w:hAnsi="Times New Roman" w:eastAsia="Times New Roman" w:cs="Times New Roman"/>
           <w:vertAlign w:val="subscript"/>
         </w:rPr>
+        <w:t>14</w:t>
+      </w:r>
+      <w:r>
+        <w:rPr>
+          <w:rFonts w:hint="eastAsia" w:ascii="Times New Roman" w:hAnsi="Times New Roman" w:eastAsia="Times New Roman" w:cs="Times New Roman"/>
+        </w:rPr>
+        <w:t>H</w:t>
+      </w:r>
+      <w:r>
+        <w:rPr>
+          <w:rFonts w:hint="eastAsia" w:ascii="Times New Roman" w:hAnsi="Times New Roman" w:eastAsia="Times New Roman" w:cs="Times New Roman"/>
+          <w:vertAlign w:val="subscript"/>
+        </w:rPr>
+        <w:t>12</w:t>
+      </w:r>
+      <w:r>
+        <w:rPr>
+          <w:rFonts w:hint="eastAsia" w:ascii="Times New Roman" w:hAnsi="Times New Roman" w:eastAsia="Times New Roman" w:cs="Times New Roman"/>
+        </w:rPr>
+        <w:t>O（</w:t>
+      </w:r>
+      <w:r>
+        <w:rPr>
+          <w:rFonts w:hint="eastAsia" w:ascii="Times New Roman" w:hAnsi="Times New Roman" w:eastAsia="FangSong" w:cs="Times New Roman"/>
+        </w:rPr>
+        <w:t>由</w:t>
+      </w:r>
+      <w:r>
+        <w:rPr>
+          <w:rFonts w:ascii="Times New Roman" w:hAnsi="Times New Roman" w:eastAsia="Times New Roman" w:cs="Times New Roman"/>
+        </w:rPr>
+        <w:t xml:space="preserve"> HRMS </w:t>
+      </w:r>
+      <w:r>
+        <w:rPr>
+          <w:rFonts w:hint="eastAsia" w:ascii="Times New Roman" w:hAnsi="Times New Roman" w:eastAsia="FangSong" w:cs="Times New Roman"/>
+        </w:rPr>
+        <w:t>确定</w:t>
+      </w:r>
+      <w:r>
+        <w:rPr>
+          <w:rFonts w:hint="eastAsia" w:ascii="Times New Roman" w:hAnsi="Times New Roman" w:eastAsia="Times New Roman" w:cs="Times New Roman"/>
+        </w:rPr>
+        <w:t>）</w:t>
+      </w:r>
+      <w:r>
+        <w:rPr>
+          <w:rFonts w:ascii="Times New Roman" w:hAnsi="Times New Roman" w:eastAsia="Times New Roman" w:cs="Times New Roman"/>
+        </w:rPr>
+        <w:t xml:space="preserve"> </w:t>
+      </w:r>
+      <w:r>
+        <w:rPr>
+          <w:rFonts w:ascii="Times New Roman" w:hAnsi="Times New Roman" w:eastAsia="Times New Roman" w:cs="Times New Roman"/>
+        </w:rPr>
+        <w:t xml:space="preserve">- </w:t>
+      </w:r>
+      <w:r>
+        <w:rPr>
+          <w:rFonts w:hint="eastAsia" w:ascii="Times New Roman" w:hAnsi="Times New Roman" w:eastAsia="Times New Roman" w:cs="Times New Roman"/>
+        </w:rPr>
+        <w:t xml:space="preserve">IR：1665</w:t>
+      </w:r>
+      <w:r>
+        <w:rPr>
+          <w:rFonts w:ascii="Times New Roman" w:hAnsi="Times New Roman" w:eastAsia="Times New Roman" w:cs="Times New Roman"/>
+        </w:rPr>
+        <w:t xml:space="preserve"> </w:t>
+      </w:r>
+      <w:r>
+        <w:rPr>
+          <w:rFonts w:hint="eastAsia" w:ascii="Times New Roman" w:hAnsi="Times New Roman" w:eastAsia="Times New Roman" w:cs="Times New Roman"/>
+        </w:rPr>
+        <w:t>cm</w:t>
+      </w:r>
+      <w:r>
+        <w:rPr>
+          <w:rFonts w:hint="eastAsia" w:ascii="Times New Roman" w:hAnsi="Times New Roman" w:eastAsia="Times New Roman" w:cs="Times New Roman"/>
+          <w:vertAlign w:val="superscript"/>
+        </w:rPr>
+        <w:t>-1</w:t>
+      </w:r>
+      <w:r>
+        <w:rPr>
+          <w:rFonts w:hint="eastAsia" w:ascii="Times New Roman" w:hAnsi="Times New Roman" w:eastAsia="Times New Roman" w:cs="Times New Roman"/>
+        </w:rPr>
+        <w:t>（</w:t>
+      </w:r>
+      <w:r>
+        <w:rPr>
+          <w:rFonts w:hint="eastAsia" w:ascii="Times New Roman" w:hAnsi="Times New Roman" w:eastAsia="FangSong" w:cs="Times New Roman"/>
+        </w:rPr>
+        <w:t>强</w:t>
+      </w:r>
+      <w:r>
+        <w:rPr>
+          <w:rFonts w:hint="eastAsia" w:ascii="Times New Roman" w:hAnsi="Times New Roman" w:eastAsia="Times New Roman" w:cs="Times New Roman"/>
+        </w:rPr>
+        <w:t>），1600</w:t>
+      </w:r>
+      <w:r>
+        <w:rPr>
+          <w:rFonts w:ascii="Times New Roman" w:hAnsi="Times New Roman" w:eastAsia="Times New Roman" w:cs="Times New Roman"/>
+        </w:rPr>
+        <w:t xml:space="preserve"> </w:t>
+      </w:r>
+      <w:r>
+        <w:rPr>
+          <w:rFonts w:hint="eastAsia" w:ascii="Times New Roman" w:hAnsi="Times New Roman" w:eastAsia="Times New Roman" w:cs="Times New Roman"/>
+        </w:rPr>
+        <w:t>cm</w:t>
+      </w:r>
+      <w:r>
+        <w:rPr>
+          <w:rFonts w:hint="eastAsia" w:ascii="Times New Roman" w:hAnsi="Times New Roman" w:eastAsia="Times New Roman" w:cs="Times New Roman"/>
+          <w:vertAlign w:val="superscript"/>
+        </w:rPr>
+        <w:t>-1</w:t>
+      </w:r>
+      <w:r>
+        <w:rPr>
+          <w:rFonts w:hint="eastAsia" w:ascii="Times New Roman" w:hAnsi="Times New Roman" w:eastAsia="Times New Roman" w:cs="Times New Roman"/>
+        </w:rPr>
+        <w:t>（</w:t>
+      </w:r>
+      <w:r>
+        <w:rPr>
+          <w:rFonts w:hint="eastAsia" w:ascii="Times New Roman" w:hAnsi="Times New Roman" w:eastAsia="FangSong" w:cs="Times New Roman"/>
+        </w:rPr>
+        <w:t>中</w:t>
+      </w:r>
+      <w:r>
+        <w:rPr>
+          <w:rFonts w:hint="eastAsia" w:ascii="Times New Roman" w:hAnsi="Times New Roman" w:eastAsia="Times New Roman" w:cs="Times New Roman"/>
+        </w:rPr>
+        <w:t>），1500</w:t>
+      </w:r>
+      <w:r>
+        <w:rPr>
+          <w:rFonts w:ascii="Times New Roman" w:hAnsi="Times New Roman" w:eastAsia="Times New Roman" w:cs="Times New Roman"/>
+        </w:rPr>
+        <w:t xml:space="preserve"> </w:t>
+      </w:r>
+      <w:r>
+        <w:rPr>
+          <w:rFonts w:hint="eastAsia" w:ascii="Times New Roman" w:hAnsi="Times New Roman" w:eastAsia="Times New Roman" w:cs="Times New Roman"/>
+        </w:rPr>
+        <w:t>cm</w:t>
+      </w:r>
+      <w:r>
+        <w:rPr>
+          <w:rFonts w:hint="eastAsia" w:ascii="Times New Roman" w:hAnsi="Times New Roman" w:eastAsia="Times New Roman" w:cs="Times New Roman"/>
+          <w:vertAlign w:val="superscript"/>
+        </w:rPr>
+        <w:t>-1</w:t>
+      </w:r>
+      <w:r>
+        <w:rPr>
+          <w:rFonts w:hint="eastAsia" w:ascii="Times New Roman" w:hAnsi="Times New Roman" w:eastAsia="Times New Roman" w:cs="Times New Roman"/>
+        </w:rPr>
+        <w:t>（</w:t>
+      </w:r>
+      <w:r>
+        <w:rPr>
+          <w:rFonts w:hint="eastAsia" w:ascii="Times New Roman" w:hAnsi="Times New Roman" w:eastAsia="FangSong" w:cs="Times New Roman"/>
+        </w:rPr>
+        <w:t>中</w:t>
+      </w:r>
+      <w:r>
+        <w:rPr>
+          <w:rFonts w:hint="eastAsia" w:ascii="Times New Roman" w:hAnsi="Times New Roman" w:eastAsia="Times New Roman" w:cs="Times New Roman"/>
+        </w:rPr>
+        <w:t>）</w:t>
+      </w:r>
+      <w:r>
+        <w:rPr>
+          <w:rFonts w:ascii="Times New Roman" w:hAnsi="Times New Roman" w:eastAsia="Times New Roman" w:cs="Times New Roman"/>
+        </w:rPr>
+        <w:t xml:space="preserve"> </w:t>
+      </w:r>
+      <w:r>
+        <w:rPr>
+          <w:rFonts w:ascii="Times New Roman" w:hAnsi="Times New Roman" w:eastAsia="Times New Roman" w:cs="Times New Roman"/>
+        </w:rPr>
+        <w:t xml:space="preserve">- </w:t>
+      </w:r>
+      <w:r>
+        <w:rPr>
+          <w:rFonts w:ascii="Times New Roman" w:hAnsi="Times New Roman" w:eastAsia="Times New Roman" w:cs="Times New Roman"/>
+          <w:vertAlign w:val="superscript"/>
+        </w:rPr>
+        <w:t>1</w:t>
+      </w:r>
+      <w:r>
+        <w:rPr>
+          <w:rFonts w:ascii="Times New Roman" w:hAnsi="Times New Roman" w:eastAsia="Times New Roman" w:cs="Times New Roman"/>
+        </w:rPr>
+        <w:t xml:space="preserve">H </w:t>
+      </w:r>
+      <w:r>
+        <w:rPr>
+          <w:rFonts w:hint="eastAsia" w:ascii="Times New Roman" w:hAnsi="Times New Roman" w:eastAsia="Times New Roman" w:cs="Times New Roman"/>
+        </w:rPr>
+        <w:t>NMR（CDCl</w:t>
+      </w:r>
+      <w:r>
+        <w:rPr>
+          <w:rFonts w:hint="eastAsia" w:ascii="Times New Roman" w:hAnsi="Times New Roman" w:eastAsia="Times New Roman" w:cs="Times New Roman"/>
+          <w:vertAlign w:val="subscript"/>
+        </w:rPr>
         <w:t>3</w:t>
       </w:r>
       <w:r>
         <w:rPr>
           <w:rFonts w:hint="eastAsia" w:ascii="Times New Roman" w:hAnsi="Times New Roman" w:eastAsia="Times New Roman" w:cs="Times New Roman"/>
-          <w:vertAlign w:val="superscript"/>
-        </w:rPr>
-        <w:t>-</w:t>
-      </w:r>
-      <w:r>
-        <w:rPr>
-          <w:rFonts w:hint="eastAsia" w:ascii="Times New Roman" w:hAnsi="Times New Roman" w:eastAsia="Times New Roman" w:cs="Times New Roman"/>
-        </w:rPr>
-        <w:t>(PPh</w:t>
-      </w:r>
-      <w:r>
-        <w:rPr>
-          <w:rFonts w:hint="eastAsia" w:ascii="Times New Roman" w:hAnsi="Times New Roman" w:eastAsia="Times New Roman" w:cs="Times New Roman"/>
-          <w:vertAlign w:val="subscript"/>
-        </w:rPr>
-        <w:t>3</w:t>
-      </w:r>
-      <w:r>
-        <w:rPr>
-          <w:rFonts w:hint="eastAsia" w:ascii="Times New Roman" w:hAnsi="Times New Roman" w:eastAsia="Times New Roman" w:cs="Times New Roman"/>
-        </w:rPr>
-        <w:t>)</w:t>
-      </w:r>
-      <w:r>
-        <w:rPr>
-          <w:rFonts w:hint="eastAsia" w:ascii="Times New Roman" w:hAnsi="Times New Roman" w:eastAsia="Times New Roman" w:cs="Times New Roman"/>
-          <w:vertAlign w:val="subscript"/>
-        </w:rPr>
-        <w:t>2</w:t>
+        </w:rPr>
+        <w:t>）：δ</w:t>
+      </w:r>
+      <w:r>
+        <w:rPr>
+          <w:rFonts w:ascii="Times New Roman" w:hAnsi="Times New Roman" w:eastAsia="Times New Roman" w:cs="Times New Roman"/>
+        </w:rPr>
+        <w:t xml:space="preserve"> 7.4–8.1 (m, 9H), δ 2.6 (s, 3H)</w:t>
       </w:r>
     </w:p>
     <w:p>
       <w:pPr>
-        <w:pStyle w:val="Compact"/>
-        <w:numPr>
-          <w:ilvl w:val="1"/>
-          <w:numId w:val="1037"/>
-        </w:numPr>
+        <w:pStyle w:val="SourceCode"/>
       </w:pPr>
       <w:r>
         <w:rPr>
-          <w:rFonts w:hint="eastAsia" w:ascii="Times New Roman" w:hAnsi="Times New Roman" w:eastAsia="FangSong" w:cs="Times New Roman"/>
-        </w:rPr>
-        <w:t>排列顺序</w:t>
-      </w:r>
-      <w:r>
-        <w:rPr>
-          <w:rFonts w:hint="eastAsia" w:ascii="Times New Roman" w:hAnsi="Times New Roman" w:eastAsia="Times New Roman" w:cs="Times New Roman"/>
-        </w:rPr>
-        <w:t>：______</w:t>
-      </w:r>
-      <w:r>
-        <w:rPr>
-          <w:rFonts w:ascii="Times New Roman" w:hAnsi="Times New Roman" w:eastAsia="Times New Roman" w:cs="Times New Roman"/>
-        </w:rPr>
-        <w:t xml:space="preserve"> → ______ → ______ → ______ → </w:t>
-      </w:r>
-      <w:r>
-        <w:rPr>
-          <w:rFonts w:hint="eastAsia" w:ascii="Times New Roman" w:hAnsi="Times New Roman" w:eastAsia="Times New Roman" w:cs="Times New Roman"/>
-        </w:rPr>
-        <w:t>______（</w:t>
-      </w:r>
-      <w:r>
-        <w:rPr>
-          <w:rFonts w:hint="eastAsia" w:ascii="Times New Roman" w:hAnsi="Times New Roman" w:eastAsia="FangSong" w:cs="Times New Roman"/>
-        </w:rPr>
-        <w:t>再生</w:t>
-      </w:r>
-      <w:r>
-        <w:rPr>
-          <w:rFonts w:hint="eastAsia" w:ascii="Times New Roman" w:hAnsi="Times New Roman" w:eastAsia="Times New Roman" w:cs="Times New Roman"/>
+          <w:rStyle w:val="VerbatimChar"/>
+          <w:rFonts w:ascii="SimSun" w:hAnsi="SimSun" w:eastAsia="SimSun" w:cs="SimSun"/>
+        </w:rPr>
+        <w:t xml:space="preserve">(a) </w:t>
+      </w:r>
+      <w:r>
+        <w:rPr>
+          <w:rStyle w:val="VerbatimChar"/>
+          <w:rFonts w:hint="eastAsia" w:ascii="SimSun" w:hAnsi="SimSun" w:eastAsia="SimSun" w:cs="SimSun"/>
+        </w:rPr>
+        <w:t xml:space="preserve">计算不饱和度</w:t>
+      </w:r>
+      <w:r>
+        <w:rPr>
+          <w:rStyle w:val="VerbatimChar"/>
+          <w:rFonts w:ascii="SimSun" w:hAnsi="SimSun" w:eastAsia="SimSun" w:cs="SimSun"/>
+        </w:rPr>
+        <w:t xml:space="preserve"> Ω。</w:t>
+      </w:r>
+      <w:r>
+        <w:rPr>
+          <w:rFonts w:ascii="SimSun" w:hAnsi="SimSun" w:eastAsia="SimSun" w:cs="SimSun"/>
+        </w:rPr>
+        <w:br/>
+      </w:r>
+      <w:r>
+        <w:rPr>
+          <w:rStyle w:val="VerbatimChar"/>
+          <w:rFonts w:ascii="SimSun" w:hAnsi="SimSun" w:eastAsia="SimSun" w:cs="SimSun"/>
+        </w:rPr>
+        <w:t>(b) IR 1665 cm</w:t>
+      </w:r>
+      <w:r>
+        <w:rPr>
+          <w:rStyle w:val="VerbatimChar"/>
+          <w:rFonts w:ascii="SimSun" w:hAnsi="SimSun" w:eastAsia="SimSun" w:cs="SimSun"/>
+          <w:vertAlign w:val="superscript"/>
+        </w:rPr>
+        <w:t>-1</w:t>
+      </w:r>
+      <w:r>
+        <w:rPr>
+          <w:rStyle w:val="VerbatimChar"/>
+          <w:rFonts w:ascii="SimSun" w:hAnsi="SimSun" w:eastAsia="SimSun" w:cs="SimSun"/>
+        </w:rPr>
+        <w:t xml:space="preserve"> </w:t>
+      </w:r>
+      <w:r>
+        <w:rPr>
+          <w:rStyle w:val="VerbatimChar"/>
+          <w:rFonts w:hint="eastAsia" w:ascii="SimSun" w:hAnsi="SimSun" w:eastAsia="SimSun" w:cs="SimSun"/>
+        </w:rPr>
+        <w:t>指向什么官能团</w:t>
+      </w:r>
+      <w:r>
+        <w:rPr>
+          <w:rStyle w:val="VerbatimChar"/>
+          <w:rFonts w:hint="eastAsia" w:ascii="SimSun" w:hAnsi="SimSun" w:eastAsia="SimSun" w:cs="SimSun"/>
+        </w:rPr>
+        <w:t>？</w:t>
+      </w:r>
+      <w:r>
+        <w:rPr>
+          <w:rStyle w:val="VerbatimChar"/>
+          <w:rFonts w:hint="eastAsia" w:ascii="SimSun" w:hAnsi="SimSun" w:eastAsia="SimSun" w:cs="SimSun"/>
+        </w:rPr>
+        <w:t>与正常酮</w:t>
+      </w:r>
+      <w:r>
+        <w:rPr>
+          <w:rStyle w:val="VerbatimChar"/>
+          <w:rFonts w:hint="eastAsia" w:ascii="SimSun" w:hAnsi="SimSun" w:eastAsia="SimSun" w:cs="SimSun"/>
+        </w:rPr>
+        <w:t>（1715</w:t>
+      </w:r>
+      <w:r>
+        <w:rPr>
+          <w:rStyle w:val="VerbatimChar"/>
+          <w:rFonts w:ascii="SimSun" w:hAnsi="SimSun" w:eastAsia="SimSun" w:cs="SimSun"/>
+        </w:rPr>
+        <w:t xml:space="preserve"> </w:t>
+      </w:r>
+      <w:r>
+        <w:rPr>
+          <w:rStyle w:val="VerbatimChar"/>
+          <w:rFonts w:hint="eastAsia" w:ascii="SimSun" w:hAnsi="SimSun" w:eastAsia="SimSun" w:cs="SimSun"/>
+        </w:rPr>
+        <w:t>cm</w:t>
+      </w:r>
+      <w:r>
+        <w:rPr>
+          <w:rStyle w:val="VerbatimChar"/>
+          <w:rFonts w:hint="eastAsia" w:ascii="SimSun" w:hAnsi="SimSun" w:eastAsia="SimSun" w:cs="SimSun"/>
+          <w:vertAlign w:val="superscript"/>
+        </w:rPr>
+        <w:t>-1</w:t>
+      </w:r>
+      <w:r>
+        <w:rPr>
+          <w:rStyle w:val="VerbatimChar"/>
+          <w:rFonts w:hint="eastAsia" w:ascii="SimSun" w:hAnsi="SimSun" w:eastAsia="SimSun" w:cs="SimSun"/>
         </w:rPr>
         <w:t>）</w:t>
       </w:r>
-    </w:p>
-    <w:p>
-      <w:pPr>
-        <w:pStyle w:val="Compact"/>
-        <w:numPr>
-          <w:ilvl w:val="1"/>
-          <w:numId w:val="1037"/>
-        </w:numPr>
-      </w:pPr>
-      <w:r>
-        <w:rPr>
-          <w:rFonts w:hint="eastAsia" w:ascii="Times New Roman" w:hAnsi="Times New Roman" w:eastAsia="FangSong" w:cs="Times New Roman"/>
-        </w:rPr>
-        <w:t xml:space="preserve">从</w:t>
-      </w:r>
-      <w:r>
-        <w:rPr>
-          <w:rFonts w:ascii="Times New Roman" w:hAnsi="Times New Roman" w:eastAsia="Times New Roman" w:cs="Times New Roman"/>
-        </w:rPr>
-        <w:t xml:space="preserve"> B </w:t>
-      </w:r>
-      <w:r>
-        <w:rPr>
-          <w:rFonts w:hint="eastAsia" w:ascii="Times New Roman" w:hAnsi="Times New Roman" w:eastAsia="FangSong" w:cs="Times New Roman"/>
-        </w:rPr>
-        <w:t xml:space="preserve">到</w:t>
-      </w:r>
-      <w:r>
-        <w:rPr>
-          <w:rFonts w:ascii="Times New Roman" w:hAnsi="Times New Roman" w:eastAsia="Times New Roman" w:cs="Times New Roman"/>
-        </w:rPr>
-        <w:t xml:space="preserve"> A </w:t>
-      </w:r>
-      <w:r>
-        <w:rPr>
-          <w:rFonts w:hint="eastAsia" w:ascii="Times New Roman" w:hAnsi="Times New Roman" w:eastAsia="FangSong" w:cs="Times New Roman"/>
-        </w:rPr>
-        <w:t>的反应名称是什么</w:t>
-      </w:r>
-      <w:r>
-        <w:rPr>
-          <w:rFonts w:hint="eastAsia" w:ascii="Times New Roman" w:hAnsi="Times New Roman" w:eastAsia="Times New Roman" w:cs="Times New Roman"/>
+      <w:r>
+        <w:rPr>
+          <w:rStyle w:val="VerbatimChar"/>
+          <w:rFonts w:hint="eastAsia" w:ascii="SimSun" w:hAnsi="SimSun" w:eastAsia="SimSun" w:cs="SimSun"/>
+        </w:rPr>
+        <w:t>相比为何偏低</w:t>
+      </w:r>
+      <w:r>
+        <w:rPr>
+          <w:rStyle w:val="VerbatimChar"/>
+          <w:rFonts w:hint="eastAsia" w:ascii="SimSun" w:hAnsi="SimSun" w:eastAsia="SimSun" w:cs="SimSun"/>
         </w:rPr>
         <w:t>？</w:t>
       </w:r>
       <w:r>
         <w:rPr>
-          <w:rFonts w:hint="eastAsia" w:ascii="Times New Roman" w:hAnsi="Times New Roman" w:eastAsia="FangSong" w:cs="Times New Roman"/>
-        </w:rPr>
-        <w:t>金属氧化态如何变化</w:t>
-      </w:r>
-      <w:r>
-        <w:rPr>
-          <w:rFonts w:hint="eastAsia" w:ascii="Times New Roman" w:hAnsi="Times New Roman" w:eastAsia="Times New Roman" w:cs="Times New Roman"/>
+          <w:rFonts w:ascii="SimSun" w:hAnsi="SimSun" w:eastAsia="SimSun" w:cs="SimSun"/>
+        </w:rPr>
+        <w:br/>
+      </w:r>
+      <w:r>
+        <w:rPr>
+          <w:rStyle w:val="VerbatimChar"/>
+          <w:rFonts w:ascii="SimSun" w:hAnsi="SimSun" w:eastAsia="SimSun" w:cs="SimSun"/>
+        </w:rPr>
+        <w:t xml:space="preserve">(c) </w:t>
+      </w:r>
+      <w:r>
+        <w:rPr>
+          <w:rStyle w:val="VerbatimChar"/>
+          <w:rFonts w:ascii="SimSun" w:hAnsi="SimSun" w:eastAsia="SimSun" w:cs="SimSun"/>
+          <w:vertAlign w:val="superscript"/>
+        </w:rPr>
+        <w:t>1</w:t>
+      </w:r>
+      <w:r>
+        <w:rPr>
+          <w:rStyle w:val="VerbatimChar"/>
+          <w:rFonts w:ascii="SimSun" w:hAnsi="SimSun" w:eastAsia="SimSun" w:cs="SimSun"/>
+        </w:rPr>
+        <w:t xml:space="preserve">H NMR </w:t>
+      </w:r>
+      <w:r>
+        <w:rPr>
+          <w:rStyle w:val="VerbatimChar"/>
+          <w:rFonts w:hint="eastAsia" w:ascii="SimSun" w:hAnsi="SimSun" w:eastAsia="SimSun" w:cs="SimSun"/>
+        </w:rPr>
+        <w:t xml:space="preserve">中</w:t>
+      </w:r>
+      <w:r>
+        <w:rPr>
+          <w:rStyle w:val="VerbatimChar"/>
+          <w:rFonts w:ascii="SimSun" w:hAnsi="SimSun" w:eastAsia="SimSun" w:cs="SimSun"/>
+        </w:rPr>
+        <w:t xml:space="preserve"> δ 2.6 (s, 3H) </w:t>
+      </w:r>
+      <w:r>
+        <w:rPr>
+          <w:rStyle w:val="VerbatimChar"/>
+          <w:rFonts w:hint="eastAsia" w:ascii="SimSun" w:hAnsi="SimSun" w:eastAsia="SimSun" w:cs="SimSun"/>
+        </w:rPr>
+        <w:t>是什么基团</w:t>
+      </w:r>
+      <w:r>
+        <w:rPr>
+          <w:rStyle w:val="VerbatimChar"/>
+          <w:rFonts w:hint="eastAsia" w:ascii="SimSun" w:hAnsi="SimSun" w:eastAsia="SimSun" w:cs="SimSun"/>
         </w:rPr>
         <w:t>？</w:t>
       </w:r>
-    </w:p>
-    <w:p>
-      <w:pPr>
-        <w:pStyle w:val="Compact"/>
-        <w:numPr>
-          <w:ilvl w:val="1"/>
-          <w:numId w:val="1037"/>
-        </w:numPr>
-      </w:pPr>
-      <w:r>
-        <w:rPr>
-          <w:rFonts w:hint="eastAsia" w:ascii="Times New Roman" w:hAnsi="Times New Roman" w:eastAsia="FangSong" w:cs="Times New Roman"/>
-        </w:rPr>
-        <w:t xml:space="preserve">从</w:t>
-      </w:r>
-      <w:r>
-        <w:rPr>
-          <w:rFonts w:ascii="Times New Roman" w:hAnsi="Times New Roman" w:eastAsia="Times New Roman" w:cs="Times New Roman"/>
-        </w:rPr>
-        <w:t xml:space="preserve"> A </w:t>
-      </w:r>
-      <w:r>
-        <w:rPr>
-          <w:rFonts w:hint="eastAsia" w:ascii="Times New Roman" w:hAnsi="Times New Roman" w:eastAsia="FangSong" w:cs="Times New Roman"/>
-        </w:rPr>
-        <w:t xml:space="preserve">到</w:t>
-      </w:r>
-      <w:r>
-        <w:rPr>
-          <w:rFonts w:ascii="Times New Roman" w:hAnsi="Times New Roman" w:eastAsia="Times New Roman" w:cs="Times New Roman"/>
-        </w:rPr>
-        <w:t xml:space="preserve"> D </w:t>
-      </w:r>
-      <w:r>
-        <w:rPr>
-          <w:rFonts w:hint="eastAsia" w:ascii="Times New Roman" w:hAnsi="Times New Roman" w:eastAsia="FangSong" w:cs="Times New Roman"/>
-        </w:rPr>
-        <w:t>的反应名称是什么</w:t>
-      </w:r>
-      <w:r>
-        <w:rPr>
-          <w:rFonts w:hint="eastAsia" w:ascii="Times New Roman" w:hAnsi="Times New Roman" w:eastAsia="Times New Roman" w:cs="Times New Roman"/>
-        </w:rPr>
-        <w:t>？</w:t>
-      </w:r>
-      <w:r>
-        <w:rPr>
-          <w:rFonts w:hint="eastAsia" w:ascii="Times New Roman" w:hAnsi="Times New Roman" w:eastAsia="FangSong" w:cs="Times New Roman"/>
-        </w:rPr>
-        <w:t>碱在其中的作用是什么</w:t>
-      </w:r>
-      <w:r>
-        <w:rPr>
-          <w:rFonts w:hint="eastAsia" w:ascii="Times New Roman" w:hAnsi="Times New Roman" w:eastAsia="Times New Roman" w:cs="Times New Roman"/>
-        </w:rPr>
-        <w:t>？</w:t>
-      </w:r>
-    </w:p>
-    <w:p>
-      <w:pPr>
-        <w:numPr>
-          <w:ilvl w:val="0"/>
-          <w:numId w:val="1035"/>
-        </w:numPr>
-      </w:pPr>
-      <w:r>
-        <w:rPr>
-          <w:rFonts w:hint="eastAsia" w:ascii="Times New Roman" w:hAnsi="Times New Roman" w:eastAsia="Times New Roman" w:cs="Times New Roman"/>
-          <w:b/>
-          <w:bCs/>
-        </w:rPr>
-        <w:t>（</w:t>
-      </w:r>
-      <w:r>
-        <w:rPr>
-          <w:rFonts w:hint="eastAsia" w:ascii="Times New Roman" w:hAnsi="Times New Roman" w:eastAsia="FangSong" w:cs="Times New Roman"/>
-          <w:b/>
-          <w:bCs/>
-        </w:rPr>
-        <w:t>改编自第</w:t>
-      </w:r>
-      <w:r>
-        <w:rPr>
-          <w:rFonts w:ascii="Times New Roman" w:hAnsi="Times New Roman" w:eastAsia="Times New Roman" w:cs="Times New Roman"/>
-          <w:b/>
-          <w:bCs/>
-        </w:rPr>
-        <w:t xml:space="preserve"> 31 </w:t>
-      </w:r>
-      <w:r>
-        <w:rPr>
-          <w:rFonts w:hint="eastAsia" w:ascii="Times New Roman" w:hAnsi="Times New Roman" w:eastAsia="FangSong" w:cs="Times New Roman"/>
-          <w:b/>
-          <w:bCs/>
-        </w:rPr>
-        <w:t>届初赛</w:t>
-      </w:r>
-      <w:r>
-        <w:rPr>
-          <w:rFonts w:hint="eastAsia" w:ascii="Times New Roman" w:hAnsi="Times New Roman" w:eastAsia="Times New Roman" w:cs="Times New Roman"/>
-          <w:b/>
-          <w:bCs/>
-        </w:rPr>
-        <w:t>）</w:t>
-      </w:r>
-      <w:r>
-        <w:rPr>
-          <w:rFonts w:ascii="Times New Roman" w:hAnsi="Times New Roman" w:eastAsia="Times New Roman" w:cs="Times New Roman"/>
+      <w:r>
+        <w:rPr>
+          <w:rFonts w:ascii="SimSun" w:hAnsi="SimSun" w:eastAsia="SimSun" w:cs="SimSun"/>
+        </w:rPr>
+        <w:br/>
+      </w:r>
+      <w:r>
+        <w:rPr>
+          <w:rStyle w:val="VerbatimChar"/>
+          <w:rFonts w:ascii="SimSun" w:hAnsi="SimSun" w:eastAsia="SimSun" w:cs="SimSun"/>
+        </w:rPr>
+        <w:t xml:space="preserve">(d) </w:t>
+      </w:r>
+      <w:r>
+        <w:rPr>
+          <w:rStyle w:val="VerbatimChar"/>
+          <w:rFonts w:hint="eastAsia" w:ascii="SimSun" w:hAnsi="SimSun" w:eastAsia="SimSun" w:cs="SimSun"/>
+        </w:rPr>
+        <w:t xml:space="preserve">综合推断</w:t>
+      </w:r>
+      <w:r>
+        <w:rPr>
+          <w:rStyle w:val="VerbatimChar"/>
+          <w:rFonts w:ascii="SimSun" w:hAnsi="SimSun" w:eastAsia="SimSun" w:cs="SimSun"/>
+        </w:rPr>
+        <w:t xml:space="preserve"> Y </w:t>
+      </w:r>
+      <w:r>
+        <w:rPr>
+          <w:rStyle w:val="VerbatimChar"/>
+          <w:rFonts w:hint="eastAsia" w:ascii="SimSun" w:hAnsi="SimSun" w:eastAsia="SimSun" w:cs="SimSun"/>
+        </w:rPr>
+        <w:t>的结构</w:t>
+      </w:r>
+      <w:r>
+        <w:rPr>
+          <w:rStyle w:val="VerbatimChar"/>
+          <w:rFonts w:hint="eastAsia" w:ascii="SimSun" w:hAnsi="SimSun" w:eastAsia="SimSun" w:cs="SimSun"/>
+        </w:rPr>
+        <w:t>。</w:t>
+      </w:r>
+      <w:r>
+        <w:rPr>
+          <w:rFonts w:ascii="SimSun" w:hAnsi="SimSun" w:eastAsia="SimSun" w:cs="SimSun"/>
+        </w:rPr>
+        <w:br/>
+      </w:r>
+      <w:r>
+        <w:rPr>
+          <w:rFonts w:ascii="SimSun" w:hAnsi="SimSun" w:eastAsia="SimSun" w:cs="SimSun"/>
+        </w:rPr>
+        <w:br/>
+      </w:r>
+      <w:r>
+        <w:rPr>
+          <w:rStyle w:val="VerbatimChar"/>
+          <w:rFonts w:hint="eastAsia" w:ascii="SimSun" w:hAnsi="SimSun" w:eastAsia="SimSun" w:cs="SimSun"/>
+        </w:rPr>
+        <w:t>提示</w:t>
+      </w:r>
+      <w:r>
+        <w:rPr>
+          <w:rStyle w:val="VerbatimChar"/>
+          <w:rFonts w:hint="eastAsia" w:ascii="SimSun" w:hAnsi="SimSun" w:eastAsia="SimSun" w:cs="SimSun"/>
+        </w:rPr>
+        <w:t>：Y</w:t>
+      </w:r>
+      <w:r>
+        <w:rPr>
+          <w:rStyle w:val="VerbatimChar"/>
+          <w:rFonts w:ascii="SimSun" w:hAnsi="SimSun" w:eastAsia="SimSun" w:cs="SimSun"/>
         </w:rPr>
         <w:t xml:space="preserve"> </w:t>
       </w:r>
       <w:r>
         <w:rPr>
-          <w:rFonts w:hint="eastAsia" w:ascii="Times New Roman" w:hAnsi="Times New Roman" w:eastAsia="FangSong" w:cs="Times New Roman"/>
-        </w:rPr>
-        <w:t xml:space="preserve">某实验室用以下条件合成了化合物</w:t>
-      </w:r>
-      <w:r>
-        <w:rPr>
-          <w:rFonts w:ascii="Times New Roman" w:hAnsi="Times New Roman" w:eastAsia="Times New Roman" w:cs="Times New Roman"/>
-        </w:rPr>
-        <w:t xml:space="preserve"> </w:t>
-      </w:r>
-      <w:r>
-        <w:rPr>
-          <w:rFonts w:hint="eastAsia" w:ascii="Times New Roman" w:hAnsi="Times New Roman" w:eastAsia="Times New Roman" w:cs="Times New Roman"/>
-        </w:rPr>
-        <w:t xml:space="preserve">X：</w:t>
-      </w:r>
-    </w:p>
-    <w:p>
-      <w:pPr>
-        <w:numPr>
-          <w:ilvl w:val="0"/>
-          <w:numId w:val="1000"/>
-        </w:numPr>
-      </w:pPr>
-      <w:r>
-        <w:rPr>
-          <w:rFonts w:hint="eastAsia" w:ascii="Times New Roman" w:hAnsi="Times New Roman" w:eastAsia="FangSong" w:cs="Times New Roman"/>
-        </w:rPr>
-        <w:t>条件</w:t>
-      </w:r>
-      <w:r>
-        <w:rPr>
-          <w:rFonts w:hint="eastAsia" w:ascii="Times New Roman" w:hAnsi="Times New Roman" w:eastAsia="Times New Roman" w:cs="Times New Roman"/>
-        </w:rPr>
-        <w:t>：4-</w:t>
-      </w:r>
-      <w:r>
-        <w:rPr>
-          <w:rFonts w:hint="eastAsia" w:ascii="Times New Roman" w:hAnsi="Times New Roman" w:eastAsia="FangSong" w:cs="Times New Roman"/>
-        </w:rPr>
-        <w:t>溴苯甲醚</w:t>
-      </w:r>
-      <w:r>
-        <w:rPr>
-          <w:rFonts w:ascii="Times New Roman" w:hAnsi="Times New Roman" w:eastAsia="Times New Roman" w:cs="Times New Roman"/>
-        </w:rPr>
-        <w:t xml:space="preserve"> + </w:t>
-      </w:r>
-      <w:r>
-        <w:rPr>
-          <w:rFonts w:hint="eastAsia" w:ascii="Times New Roman" w:hAnsi="Times New Roman" w:eastAsia="FangSong" w:cs="Times New Roman"/>
-        </w:rPr>
-        <w:t xml:space="preserve">丙烯酸甲酯</w:t>
-      </w:r>
-      <w:r>
-        <w:rPr>
-          <w:rFonts w:ascii="Times New Roman" w:hAnsi="Times New Roman" w:eastAsia="Times New Roman" w:cs="Times New Roman"/>
-        </w:rPr>
-        <w:t xml:space="preserve"> + Pd(OAc)</w:t>
-      </w:r>
-      <w:r>
-        <w:rPr>
-          <w:rFonts w:ascii="Times New Roman" w:hAnsi="Times New Roman" w:eastAsia="Times New Roman" w:cs="Times New Roman"/>
-          <w:vertAlign w:val="subscript"/>
-        </w:rPr>
-        <w:t>2</w:t>
-      </w:r>
-      <w:r>
-        <w:rPr>
-          <w:rFonts w:ascii="Times New Roman" w:hAnsi="Times New Roman" w:eastAsia="Times New Roman" w:cs="Times New Roman"/>
-        </w:rPr>
-        <w:t xml:space="preserve"> (5 mol%) + PPh</w:t>
-      </w:r>
-      <w:r>
-        <w:rPr>
-          <w:rFonts w:ascii="Times New Roman" w:hAnsi="Times New Roman" w:eastAsia="Times New Roman" w:cs="Times New Roman"/>
-          <w:vertAlign w:val="subscript"/>
-        </w:rPr>
-        <w:t>3</w:t>
-      </w:r>
-      <w:r>
-        <w:rPr>
-          <w:rFonts w:ascii="Times New Roman" w:hAnsi="Times New Roman" w:eastAsia="Times New Roman" w:cs="Times New Roman"/>
-        </w:rPr>
-        <w:t xml:space="preserve"> (10 mol%) + Et</w:t>
-      </w:r>
-      <w:r>
-        <w:rPr>
-          <w:rFonts w:ascii="Times New Roman" w:hAnsi="Times New Roman" w:eastAsia="Times New Roman" w:cs="Times New Roman"/>
-          <w:vertAlign w:val="subscript"/>
-        </w:rPr>
-        <w:t>3</w:t>
-      </w:r>
-      <w:r>
-        <w:rPr>
-          <w:rFonts w:ascii="Times New Roman" w:hAnsi="Times New Roman" w:eastAsia="Times New Roman" w:cs="Times New Roman"/>
-        </w:rPr>
-        <w:t>N (2 equiv) + DMF, 100°C</w:t>
-      </w:r>
-    </w:p>
-    <w:p>
-      <w:pPr>
-        <w:pStyle w:val="Compact"/>
-        <w:numPr>
-          <w:ilvl w:val="1"/>
-          <w:numId w:val="1038"/>
-        </w:numPr>
-      </w:pPr>
-      <w:r>
-        <w:rPr>
-          <w:rFonts w:hint="eastAsia" w:ascii="Times New Roman" w:hAnsi="Times New Roman" w:eastAsia="FangSong" w:cs="Times New Roman"/>
-        </w:rPr>
-        <w:t xml:space="preserve">该反应属于哪种类型的</w:t>
-      </w:r>
-      <w:r>
-        <w:rPr>
-          <w:rFonts w:ascii="Times New Roman" w:hAnsi="Times New Roman" w:eastAsia="Times New Roman" w:cs="Times New Roman"/>
+          <w:rStyle w:val="VerbatimChar"/>
+          <w:rFonts w:hint="eastAsia" w:ascii="SimSun" w:hAnsi="SimSun" w:eastAsia="SimSun" w:cs="SimSun"/>
+        </w:rPr>
+        <w:t xml:space="preserve">可由苯乙酮经</w:t>
+      </w:r>
+      <w:r>
+        <w:rPr>
+          <w:rStyle w:val="VerbatimChar"/>
+          <w:rFonts w:ascii="SimSun" w:hAnsi="SimSun" w:eastAsia="SimSun" w:cs="SimSun"/>
         </w:rPr>
         <w:t xml:space="preserve"> Pd </w:t>
       </w:r>
       <w:r>
         <w:rPr>
-          <w:rFonts w:hint="eastAsia" w:ascii="Times New Roman" w:hAnsi="Times New Roman" w:eastAsia="FangSong" w:cs="Times New Roman"/>
-        </w:rPr>
-        <w:t>催化反应</w:t>
-      </w:r>
-      <w:r>
-        <w:rPr>
-          <w:rFonts w:hint="eastAsia" w:ascii="Times New Roman" w:hAnsi="Times New Roman" w:eastAsia="Times New Roman" w:cs="Times New Roman"/>
-        </w:rPr>
-        <w:t>？</w:t>
-      </w:r>
-    </w:p>
-    <w:p>
-      <w:pPr>
-        <w:pStyle w:val="Compact"/>
-        <w:numPr>
-          <w:ilvl w:val="1"/>
-          <w:numId w:val="1038"/>
-        </w:numPr>
-      </w:pPr>
-      <w:r>
-        <w:rPr>
-          <w:rFonts w:hint="eastAsia" w:ascii="Times New Roman" w:hAnsi="Times New Roman" w:eastAsia="FangSong" w:cs="Times New Roman"/>
-        </w:rPr>
-        <w:t>画出催化循环中涉及的四个关键中间体</w:t>
-      </w:r>
-      <w:r>
-        <w:rPr>
-          <w:rFonts w:hint="eastAsia" w:ascii="Times New Roman" w:hAnsi="Times New Roman" w:eastAsia="Times New Roman" w:cs="Times New Roman"/>
-        </w:rPr>
-        <w:t>。</w:t>
-      </w:r>
-    </w:p>
-    <w:p>
-      <w:pPr>
-        <w:pStyle w:val="Compact"/>
-        <w:numPr>
-          <w:ilvl w:val="1"/>
-          <w:numId w:val="1038"/>
-        </w:numPr>
-      </w:pPr>
-      <w:r>
-        <w:rPr>
-          <w:rFonts w:hint="eastAsia" w:ascii="Times New Roman" w:hAnsi="Times New Roman" w:eastAsia="FangSong" w:cs="Times New Roman"/>
-        </w:rPr>
-        <w:t xml:space="preserve">预测产物</w:t>
-      </w:r>
-      <w:r>
-        <w:rPr>
-          <w:rFonts w:ascii="Times New Roman" w:hAnsi="Times New Roman" w:eastAsia="Times New Roman" w:cs="Times New Roman"/>
-        </w:rPr>
-        <w:t xml:space="preserve"> X </w:t>
-      </w:r>
-      <w:r>
-        <w:rPr>
-          <w:rFonts w:hint="eastAsia" w:ascii="Times New Roman" w:hAnsi="Times New Roman" w:eastAsia="FangSong" w:cs="Times New Roman"/>
-        </w:rPr>
-        <w:t>的结构</w:t>
-      </w:r>
-      <w:r>
-        <w:rPr>
-          <w:rFonts w:hint="eastAsia" w:ascii="Times New Roman" w:hAnsi="Times New Roman" w:eastAsia="Times New Roman" w:cs="Times New Roman"/>
-        </w:rPr>
-        <w:t>，</w:t>
-      </w:r>
-      <w:r>
-        <w:rPr>
-          <w:rFonts w:hint="eastAsia" w:ascii="Times New Roman" w:hAnsi="Times New Roman" w:eastAsia="FangSong" w:cs="Times New Roman"/>
-        </w:rPr>
-        <w:t>并说明为什么产物中双键的构型是</w:t>
-      </w:r>
-      <w:r>
-        <w:rPr>
-          <w:rFonts w:ascii="Times New Roman" w:hAnsi="Times New Roman" w:eastAsia="Times New Roman" w:cs="Times New Roman"/>
-        </w:rPr>
-        <w:t xml:space="preserve"> E </w:t>
-      </w:r>
-      <w:r>
-        <w:rPr>
-          <w:rFonts w:hint="eastAsia" w:ascii="Times New Roman" w:hAnsi="Times New Roman" w:eastAsia="FangSong" w:cs="Times New Roman"/>
-        </w:rPr>
-        <w:t>型</w:t>
-      </w:r>
-      <w:r>
-        <w:rPr>
-          <w:rFonts w:hint="eastAsia" w:ascii="Times New Roman" w:hAnsi="Times New Roman" w:eastAsia="Times New Roman" w:cs="Times New Roman"/>
-        </w:rPr>
-        <w:t>。</w:t>
-      </w:r>
-    </w:p>
-    <w:p>
-      <w:pPr>
-        <w:numPr>
-          <w:ilvl w:val="0"/>
-          <w:numId w:val="1035"/>
-        </w:numPr>
-      </w:pPr>
-      <w:r>
-        <w:rPr>
-          <w:rFonts w:hint="eastAsia" w:ascii="Times New Roman" w:hAnsi="Times New Roman" w:eastAsia="Times New Roman" w:cs="Times New Roman"/>
-          <w:b/>
-          <w:bCs/>
-        </w:rPr>
-        <w:t>（</w:t>
-      </w:r>
-      <w:r>
-        <w:rPr>
-          <w:rFonts w:hint="eastAsia" w:ascii="Times New Roman" w:hAnsi="Times New Roman" w:eastAsia="FangSong" w:cs="Times New Roman"/>
-          <w:b/>
-          <w:bCs/>
-        </w:rPr>
-        <w:t>综合推理题</w:t>
-      </w:r>
-      <w:r>
-        <w:rPr>
-          <w:rFonts w:hint="eastAsia" w:ascii="Times New Roman" w:hAnsi="Times New Roman" w:eastAsia="Times New Roman" w:cs="Times New Roman"/>
-          <w:b/>
-          <w:bCs/>
-        </w:rPr>
-        <w:t>）</w:t>
-      </w:r>
-      <w:r>
-        <w:rPr>
-          <w:rFonts w:ascii="Times New Roman" w:hAnsi="Times New Roman" w:eastAsia="Times New Roman" w:cs="Times New Roman"/>
-        </w:rPr>
-        <w:t xml:space="preserve"> </w:t>
-      </w:r>
-      <w:r>
-        <w:rPr>
-          <w:rFonts w:hint="eastAsia" w:ascii="Times New Roman" w:hAnsi="Times New Roman" w:eastAsia="FangSong" w:cs="Times New Roman"/>
-        </w:rPr>
-        <w:t xml:space="preserve">某未知化合物</w:t>
-      </w:r>
-      <w:r>
-        <w:rPr>
-          <w:rFonts w:ascii="Times New Roman" w:hAnsi="Times New Roman" w:eastAsia="Times New Roman" w:cs="Times New Roman"/>
-        </w:rPr>
-        <w:t xml:space="preserve"> Y </w:t>
-      </w:r>
-      <w:r>
-        <w:rPr>
-          <w:rFonts w:hint="eastAsia" w:ascii="Times New Roman" w:hAnsi="Times New Roman" w:eastAsia="FangSong" w:cs="Times New Roman"/>
-        </w:rPr>
-        <w:t>的信息如下</w:t>
-      </w:r>
-      <w:r>
-        <w:rPr>
-          <w:rFonts w:hint="eastAsia" w:ascii="Times New Roman" w:hAnsi="Times New Roman" w:eastAsia="Times New Roman" w:cs="Times New Roman"/>
-        </w:rPr>
-        <w:t>：</w:t>
-      </w:r>
-    </w:p>
-    <w:p>
-      <w:pPr>
-        <w:pStyle w:val="Compact"/>
-        <w:numPr>
-          <w:ilvl w:val="1"/>
-          <w:numId w:val="1039"/>
-        </w:numPr>
-      </w:pPr>
-      <w:r>
-        <w:rPr>
-          <w:rFonts w:hint="eastAsia" w:ascii="Times New Roman" w:hAnsi="Times New Roman" w:eastAsia="FangSong" w:cs="Times New Roman"/>
-        </w:rPr>
-        <w:t xml:space="preserve">分子式</w:t>
-      </w:r>
-      <w:r>
-        <w:rPr>
-          <w:rFonts w:ascii="Times New Roman" w:hAnsi="Times New Roman" w:eastAsia="Times New Roman" w:cs="Times New Roman"/>
-        </w:rPr>
-        <w:t xml:space="preserve"> </w:t>
-      </w:r>
-      <w:r>
-        <w:rPr>
-          <w:rFonts w:hint="eastAsia" w:ascii="Times New Roman" w:hAnsi="Times New Roman" w:eastAsia="Times New Roman" w:cs="Times New Roman"/>
-        </w:rPr>
-        <w:t>C</w:t>
-      </w:r>
-      <w:r>
-        <w:rPr>
-          <w:rFonts w:hint="eastAsia" w:ascii="Times New Roman" w:hAnsi="Times New Roman" w:eastAsia="Times New Roman" w:cs="Times New Roman"/>
-          <w:vertAlign w:val="subscript"/>
-        </w:rPr>
-        <w:t>14</w:t>
-      </w:r>
-      <w:r>
-        <w:rPr>
-          <w:rFonts w:hint="eastAsia" w:ascii="Times New Roman" w:hAnsi="Times New Roman" w:eastAsia="Times New Roman" w:cs="Times New Roman"/>
-        </w:rPr>
-        <w:t>H</w:t>
-      </w:r>
-      <w:r>
-        <w:rPr>
-          <w:rFonts w:hint="eastAsia" w:ascii="Times New Roman" w:hAnsi="Times New Roman" w:eastAsia="Times New Roman" w:cs="Times New Roman"/>
-          <w:vertAlign w:val="subscript"/>
-        </w:rPr>
-        <w:t>12</w:t>
-      </w:r>
-      <w:r>
-        <w:rPr>
-          <w:rFonts w:hint="eastAsia" w:ascii="Times New Roman" w:hAnsi="Times New Roman" w:eastAsia="Times New Roman" w:cs="Times New Roman"/>
-        </w:rPr>
-        <w:t>O（</w:t>
-      </w:r>
-      <w:r>
-        <w:rPr>
-          <w:rFonts w:hint="eastAsia" w:ascii="Times New Roman" w:hAnsi="Times New Roman" w:eastAsia="FangSong" w:cs="Times New Roman"/>
-        </w:rPr>
-        <w:t>由</w:t>
-      </w:r>
-      <w:r>
-        <w:rPr>
-          <w:rFonts w:ascii="Times New Roman" w:hAnsi="Times New Roman" w:eastAsia="Times New Roman" w:cs="Times New Roman"/>
-        </w:rPr>
-        <w:t xml:space="preserve"> HRMS </w:t>
-      </w:r>
-      <w:r>
-        <w:rPr>
-          <w:rFonts w:hint="eastAsia" w:ascii="Times New Roman" w:hAnsi="Times New Roman" w:eastAsia="FangSong" w:cs="Times New Roman"/>
-        </w:rPr>
-        <w:t>确定</w:t>
-      </w:r>
-      <w:r>
-        <w:rPr>
-          <w:rFonts w:hint="eastAsia" w:ascii="Times New Roman" w:hAnsi="Times New Roman" w:eastAsia="Times New Roman" w:cs="Times New Roman"/>
-        </w:rPr>
-        <w:t>）</w:t>
-      </w:r>
-    </w:p>
-    <w:p>
-      <w:pPr>
-        <w:pStyle w:val="Compact"/>
-        <w:numPr>
-          <w:ilvl w:val="1"/>
-          <w:numId w:val="1039"/>
-        </w:numPr>
-      </w:pPr>
-      <w:r>
-        <w:rPr>
-          <w:rFonts w:hint="eastAsia" w:ascii="Times New Roman" w:hAnsi="Times New Roman" w:eastAsia="Times New Roman" w:cs="Times New Roman"/>
-        </w:rPr>
-        <w:t xml:space="preserve">IR：1665</w:t>
-      </w:r>
-      <w:r>
-        <w:rPr>
-          <w:rFonts w:ascii="Times New Roman" w:hAnsi="Times New Roman" w:eastAsia="Times New Roman" w:cs="Times New Roman"/>
-        </w:rPr>
-        <w:t xml:space="preserve"> </w:t>
-      </w:r>
-      <w:r>
-        <w:rPr>
-          <w:rFonts w:hint="eastAsia" w:ascii="Times New Roman" w:hAnsi="Times New Roman" w:eastAsia="Times New Roman" w:cs="Times New Roman"/>
-        </w:rPr>
-        <w:t>cm</w:t>
-      </w:r>
-      <w:r>
-        <w:rPr>
-          <w:rFonts w:hint="eastAsia" w:ascii="Times New Roman" w:hAnsi="Times New Roman" w:eastAsia="Times New Roman" w:cs="Times New Roman"/>
-          <w:vertAlign w:val="superscript"/>
-        </w:rPr>
-        <w:t>-1</w:t>
-      </w:r>
-      <w:r>
-        <w:rPr>
-          <w:rFonts w:hint="eastAsia" w:ascii="Times New Roman" w:hAnsi="Times New Roman" w:eastAsia="Times New Roman" w:cs="Times New Roman"/>
-        </w:rPr>
-        <w:t>（</w:t>
-      </w:r>
-      <w:r>
-        <w:rPr>
-          <w:rFonts w:hint="eastAsia" w:ascii="Times New Roman" w:hAnsi="Times New Roman" w:eastAsia="FangSong" w:cs="Times New Roman"/>
-        </w:rPr>
-        <w:t>强</w:t>
-      </w:r>
-      <w:r>
-        <w:rPr>
-          <w:rFonts w:hint="eastAsia" w:ascii="Times New Roman" w:hAnsi="Times New Roman" w:eastAsia="Times New Roman" w:cs="Times New Roman"/>
-        </w:rPr>
-        <w:t>），1600</w:t>
-      </w:r>
-      <w:r>
-        <w:rPr>
-          <w:rFonts w:ascii="Times New Roman" w:hAnsi="Times New Roman" w:eastAsia="Times New Roman" w:cs="Times New Roman"/>
-        </w:rPr>
-        <w:t xml:space="preserve"> </w:t>
-      </w:r>
-      <w:r>
-        <w:rPr>
-          <w:rFonts w:hint="eastAsia" w:ascii="Times New Roman" w:hAnsi="Times New Roman" w:eastAsia="Times New Roman" w:cs="Times New Roman"/>
-        </w:rPr>
-        <w:t>cm</w:t>
-      </w:r>
-      <w:r>
-        <w:rPr>
-          <w:rFonts w:hint="eastAsia" w:ascii="Times New Roman" w:hAnsi="Times New Roman" w:eastAsia="Times New Roman" w:cs="Times New Roman"/>
-          <w:vertAlign w:val="superscript"/>
-        </w:rPr>
-        <w:t>-1</w:t>
-      </w:r>
-      <w:r>
-        <w:rPr>
-          <w:rFonts w:hint="eastAsia" w:ascii="Times New Roman" w:hAnsi="Times New Roman" w:eastAsia="Times New Roman" w:cs="Times New Roman"/>
-        </w:rPr>
-        <w:t>（</w:t>
-      </w:r>
-      <w:r>
-        <w:rPr>
-          <w:rFonts w:hint="eastAsia" w:ascii="Times New Roman" w:hAnsi="Times New Roman" w:eastAsia="FangSong" w:cs="Times New Roman"/>
-        </w:rPr>
-        <w:t>中</w:t>
-      </w:r>
-      <w:r>
-        <w:rPr>
-          <w:rFonts w:hint="eastAsia" w:ascii="Times New Roman" w:hAnsi="Times New Roman" w:eastAsia="Times New Roman" w:cs="Times New Roman"/>
-        </w:rPr>
-        <w:t>），1500</w:t>
-      </w:r>
-      <w:r>
-        <w:rPr>
-          <w:rFonts w:ascii="Times New Roman" w:hAnsi="Times New Roman" w:eastAsia="Times New Roman" w:cs="Times New Roman"/>
-        </w:rPr>
-        <w:t xml:space="preserve"> </w:t>
-      </w:r>
-      <w:r>
-        <w:rPr>
-          <w:rFonts w:hint="eastAsia" w:ascii="Times New Roman" w:hAnsi="Times New Roman" w:eastAsia="Times New Roman" w:cs="Times New Roman"/>
-        </w:rPr>
-        <w:t>cm</w:t>
-      </w:r>
-      <w:r>
-        <w:rPr>
-          <w:rFonts w:hint="eastAsia" w:ascii="Times New Roman" w:hAnsi="Times New Roman" w:eastAsia="Times New Roman" w:cs="Times New Roman"/>
-          <w:vertAlign w:val="superscript"/>
-        </w:rPr>
-        <w:t>-1</w:t>
-      </w:r>
-      <w:r>
-        <w:rPr>
-          <w:rFonts w:hint="eastAsia" w:ascii="Times New Roman" w:hAnsi="Times New Roman" w:eastAsia="Times New Roman" w:cs="Times New Roman"/>
-        </w:rPr>
-        <w:t>（</w:t>
-      </w:r>
-      <w:r>
-        <w:rPr>
-          <w:rFonts w:hint="eastAsia" w:ascii="Times New Roman" w:hAnsi="Times New Roman" w:eastAsia="FangSong" w:cs="Times New Roman"/>
-        </w:rPr>
-        <w:t>中</w:t>
-      </w:r>
-      <w:r>
-        <w:rPr>
-          <w:rFonts w:hint="eastAsia" w:ascii="Times New Roman" w:hAnsi="Times New Roman" w:eastAsia="Times New Roman" w:cs="Times New Roman"/>
-        </w:rPr>
-        <w:t>）</w:t>
-      </w:r>
-    </w:p>
-    <w:p>
-      <w:pPr>
-        <w:pStyle w:val="Compact"/>
-        <w:numPr>
-          <w:ilvl w:val="1"/>
-          <w:numId w:val="1039"/>
-        </w:numPr>
-      </w:pPr>
-      <w:r>
-        <w:rPr>
-          <w:rFonts w:ascii="Times New Roman" w:hAnsi="Times New Roman" w:eastAsia="Times New Roman" w:cs="Times New Roman"/>
-          <w:vertAlign w:val="superscript"/>
-        </w:rPr>
-        <w:t>1</w:t>
-      </w:r>
-      <w:r>
-        <w:rPr>
-          <w:rFonts w:ascii="Times New Roman" w:hAnsi="Times New Roman" w:eastAsia="Times New Roman" w:cs="Times New Roman"/>
-        </w:rPr>
-        <w:t xml:space="preserve">H </w:t>
-      </w:r>
-      <w:r>
-        <w:rPr>
-          <w:rFonts w:hint="eastAsia" w:ascii="Times New Roman" w:hAnsi="Times New Roman" w:eastAsia="Times New Roman" w:cs="Times New Roman"/>
-        </w:rPr>
-        <w:t>NMR（CDCl</w:t>
-      </w:r>
-      <w:r>
-        <w:rPr>
-          <w:rFonts w:hint="eastAsia" w:ascii="Times New Roman" w:hAnsi="Times New Roman" w:eastAsia="Times New Roman" w:cs="Times New Roman"/>
-          <w:vertAlign w:val="subscript"/>
-        </w:rPr>
-        <w:t>3</w:t>
-      </w:r>
-      <w:r>
-        <w:rPr>
-          <w:rFonts w:hint="eastAsia" w:ascii="Times New Roman" w:hAnsi="Times New Roman" w:eastAsia="Times New Roman" w:cs="Times New Roman"/>
-        </w:rPr>
-        <w:t>）：δ</w:t>
-      </w:r>
-      <w:r>
-        <w:rPr>
-          <w:rFonts w:ascii="Times New Roman" w:hAnsi="Times New Roman" w:eastAsia="Times New Roman" w:cs="Times New Roman"/>
-        </w:rPr>
-        <w:t xml:space="preserve"> 7.4–8.1 (m, 9H), δ 2.6 (s, 3H)</w:t>
-      </w:r>
-    </w:p>
-    <w:p>
-      <w:pPr>
-        <w:pStyle w:val="Compact"/>
-        <w:numPr>
-          <w:ilvl w:val="1"/>
-          <w:numId w:val="1040"/>
-        </w:numPr>
-      </w:pPr>
-      <w:r>
-        <w:rPr>
-          <w:rFonts w:hint="eastAsia" w:ascii="Times New Roman" w:hAnsi="Times New Roman" w:eastAsia="FangSong" w:cs="Times New Roman"/>
-        </w:rPr>
-        <w:t xml:space="preserve">计算不饱和度</w:t>
-      </w:r>
-      <w:r>
-        <w:rPr>
-          <w:rFonts w:ascii="Times New Roman" w:hAnsi="Times New Roman" w:eastAsia="Times New Roman" w:cs="Times New Roman"/>
-        </w:rPr>
-        <w:t xml:space="preserve"> Ω。</w:t>
-      </w:r>
-    </w:p>
-    <w:p>
-      <w:pPr>
-        <w:pStyle w:val="Compact"/>
-        <w:numPr>
-          <w:ilvl w:val="1"/>
-          <w:numId w:val="1040"/>
-        </w:numPr>
-      </w:pPr>
-      <w:r>
-        <w:rPr>
-          <w:rFonts w:ascii="Times New Roman" w:hAnsi="Times New Roman" w:eastAsia="Times New Roman" w:cs="Times New Roman"/>
-        </w:rPr>
-        <w:t>IR 1665 cm</w:t>
-      </w:r>
-      <w:r>
-        <w:rPr>
-          <w:rFonts w:ascii="Times New Roman" w:hAnsi="Times New Roman" w:eastAsia="Times New Roman" w:cs="Times New Roman"/>
-          <w:vertAlign w:val="superscript"/>
-        </w:rPr>
-        <w:t>-1</w:t>
-      </w:r>
-      <w:r>
-        <w:rPr>
-          <w:rFonts w:ascii="Times New Roman" w:hAnsi="Times New Roman" w:eastAsia="Times New Roman" w:cs="Times New Roman"/>
-        </w:rPr>
-        <w:t xml:space="preserve"> </w:t>
-      </w:r>
-      <w:r>
-        <w:rPr>
-          <w:rFonts w:hint="eastAsia" w:ascii="Times New Roman" w:hAnsi="Times New Roman" w:eastAsia="FangSong" w:cs="Times New Roman"/>
-        </w:rPr>
-        <w:t>指向什么官能团</w:t>
-      </w:r>
-      <w:r>
-        <w:rPr>
-          <w:rFonts w:hint="eastAsia" w:ascii="Times New Roman" w:hAnsi="Times New Roman" w:eastAsia="Times New Roman" w:cs="Times New Roman"/>
-        </w:rPr>
-        <w:t>？</w:t>
-      </w:r>
-      <w:r>
-        <w:rPr>
-          <w:rFonts w:hint="eastAsia" w:ascii="Times New Roman" w:hAnsi="Times New Roman" w:eastAsia="FangSong" w:cs="Times New Roman"/>
-        </w:rPr>
-        <w:t>与正常酮</w:t>
-      </w:r>
-      <w:r>
-        <w:rPr>
-          <w:rFonts w:hint="eastAsia" w:ascii="Times New Roman" w:hAnsi="Times New Roman" w:eastAsia="Times New Roman" w:cs="Times New Roman"/>
-        </w:rPr>
-        <w:t>（1715</w:t>
-      </w:r>
-      <w:r>
-        <w:rPr>
-          <w:rFonts w:ascii="Times New Roman" w:hAnsi="Times New Roman" w:eastAsia="Times New Roman" w:cs="Times New Roman"/>
-        </w:rPr>
-        <w:t xml:space="preserve"> </w:t>
-      </w:r>
-      <w:r>
-        <w:rPr>
-          <w:rFonts w:hint="eastAsia" w:ascii="Times New Roman" w:hAnsi="Times New Roman" w:eastAsia="Times New Roman" w:cs="Times New Roman"/>
-        </w:rPr>
-        <w:t>cm</w:t>
-      </w:r>
-      <w:r>
-        <w:rPr>
-          <w:rFonts w:hint="eastAsia" w:ascii="Times New Roman" w:hAnsi="Times New Roman" w:eastAsia="Times New Roman" w:cs="Times New Roman"/>
-          <w:vertAlign w:val="superscript"/>
-        </w:rPr>
-        <w:t>-1</w:t>
-      </w:r>
-      <w:r>
-        <w:rPr>
-          <w:rFonts w:hint="eastAsia" w:ascii="Times New Roman" w:hAnsi="Times New Roman" w:eastAsia="Times New Roman" w:cs="Times New Roman"/>
-        </w:rPr>
-        <w:t>）</w:t>
-      </w:r>
-      <w:r>
-        <w:rPr>
-          <w:rFonts w:hint="eastAsia" w:ascii="Times New Roman" w:hAnsi="Times New Roman" w:eastAsia="FangSong" w:cs="Times New Roman"/>
-        </w:rPr>
-        <w:t>相比为何偏低</w:t>
-      </w:r>
-      <w:r>
-        <w:rPr>
-          <w:rFonts w:hint="eastAsia" w:ascii="Times New Roman" w:hAnsi="Times New Roman" w:eastAsia="Times New Roman" w:cs="Times New Roman"/>
-        </w:rPr>
-        <w:t>？</w:t>
-      </w:r>
-    </w:p>
-    <w:p>
-      <w:pPr>
-        <w:pStyle w:val="Compact"/>
-        <w:numPr>
-          <w:ilvl w:val="1"/>
-          <w:numId w:val="1040"/>
-        </w:numPr>
-      </w:pPr>
-      <w:r>
-        <w:rPr>
-          <w:rFonts w:ascii="Times New Roman" w:hAnsi="Times New Roman" w:eastAsia="Times New Roman" w:cs="Times New Roman"/>
-          <w:vertAlign w:val="superscript"/>
-        </w:rPr>
-        <w:t>1</w:t>
-      </w:r>
-      <w:r>
-        <w:rPr>
-          <w:rFonts w:ascii="Times New Roman" w:hAnsi="Times New Roman" w:eastAsia="Times New Roman" w:cs="Times New Roman"/>
-        </w:rPr>
-        <w:t xml:space="preserve">H NMR </w:t>
-      </w:r>
-      <w:r>
-        <w:rPr>
-          <w:rFonts w:hint="eastAsia" w:ascii="Times New Roman" w:hAnsi="Times New Roman" w:eastAsia="FangSong" w:cs="Times New Roman"/>
-        </w:rPr>
-        <w:t xml:space="preserve">中</w:t>
-      </w:r>
-      <w:r>
-        <w:rPr>
-          <w:rFonts w:ascii="Times New Roman" w:hAnsi="Times New Roman" w:eastAsia="Times New Roman" w:cs="Times New Roman"/>
-        </w:rPr>
-        <w:t xml:space="preserve"> δ 2.6 (s, 3H) </w:t>
-      </w:r>
-      <w:r>
-        <w:rPr>
-          <w:rFonts w:hint="eastAsia" w:ascii="Times New Roman" w:hAnsi="Times New Roman" w:eastAsia="FangSong" w:cs="Times New Roman"/>
-        </w:rPr>
-        <w:t>是什么基团</w:t>
-      </w:r>
-      <w:r>
-        <w:rPr>
-          <w:rFonts w:hint="eastAsia" w:ascii="Times New Roman" w:hAnsi="Times New Roman" w:eastAsia="Times New Roman" w:cs="Times New Roman"/>
-        </w:rPr>
-        <w:t>？</w:t>
-      </w:r>
-    </w:p>
-    <w:p>
-      <w:pPr>
-        <w:pStyle w:val="Compact"/>
-        <w:numPr>
-          <w:ilvl w:val="1"/>
-          <w:numId w:val="1040"/>
-        </w:numPr>
-      </w:pPr>
-      <w:r>
-        <w:rPr>
-          <w:rFonts w:hint="eastAsia" w:ascii="Times New Roman" w:hAnsi="Times New Roman" w:eastAsia="FangSong" w:cs="Times New Roman"/>
-        </w:rPr>
-        <w:t xml:space="preserve">综合推断</w:t>
-      </w:r>
-      <w:r>
-        <w:rPr>
-          <w:rFonts w:ascii="Times New Roman" w:hAnsi="Times New Roman" w:eastAsia="Times New Roman" w:cs="Times New Roman"/>
-        </w:rPr>
-        <w:t xml:space="preserve"> Y </w:t>
-      </w:r>
-      <w:r>
-        <w:rPr>
-          <w:rFonts w:hint="eastAsia" w:ascii="Times New Roman" w:hAnsi="Times New Roman" w:eastAsia="FangSong" w:cs="Times New Roman"/>
-        </w:rPr>
-        <w:t>的结构</w:t>
-      </w:r>
-      <w:r>
-        <w:rPr>
-          <w:rFonts w:hint="eastAsia" w:ascii="Times New Roman" w:hAnsi="Times New Roman" w:eastAsia="Times New Roman" w:cs="Times New Roman"/>
-        </w:rPr>
-        <w:t>。</w:t>
-      </w:r>
-    </w:p>
-    <w:p>
-      <w:pPr>
-        <w:numPr>
-          <w:ilvl w:val="0"/>
-          <w:numId w:val="1000"/>
-        </w:numPr>
-      </w:pPr>
-      <w:r>
-        <w:rPr>
-          <w:rFonts w:hint="eastAsia" w:ascii="Times New Roman" w:hAnsi="Times New Roman" w:eastAsia="FangSong" w:cs="Times New Roman"/>
-        </w:rPr>
-        <w:t>提示</w:t>
-      </w:r>
-      <w:r>
-        <w:rPr>
-          <w:rFonts w:hint="eastAsia" w:ascii="Times New Roman" w:hAnsi="Times New Roman" w:eastAsia="Times New Roman" w:cs="Times New Roman"/>
-        </w:rPr>
-        <w:t>：Y</w:t>
-      </w:r>
-      <w:r>
-        <w:rPr>
-          <w:rFonts w:ascii="Times New Roman" w:hAnsi="Times New Roman" w:eastAsia="Times New Roman" w:cs="Times New Roman"/>
-        </w:rPr>
-        <w:t xml:space="preserve"> </w:t>
-      </w:r>
-      <w:r>
-        <w:rPr>
-          <w:rFonts w:hint="eastAsia" w:ascii="Times New Roman" w:hAnsi="Times New Roman" w:eastAsia="FangSong" w:cs="Times New Roman"/>
-        </w:rPr>
-        <w:t xml:space="preserve">可由苯乙酮经</w:t>
-      </w:r>
-      <w:r>
-        <w:rPr>
-          <w:rFonts w:ascii="Times New Roman" w:hAnsi="Times New Roman" w:eastAsia="Times New Roman" w:cs="Times New Roman"/>
-        </w:rPr>
-        <w:t xml:space="preserve"> Pd </w:t>
-      </w:r>
-      <w:r>
-        <w:rPr>
-          <w:rFonts w:hint="eastAsia" w:ascii="Times New Roman" w:hAnsi="Times New Roman" w:eastAsia="FangSong" w:cs="Times New Roman"/>
+          <w:rStyle w:val="VerbatimChar"/>
+          <w:rFonts w:hint="eastAsia" w:ascii="SimSun" w:hAnsi="SimSun" w:eastAsia="SimSun" w:cs="SimSun"/>
         </w:rPr>
         <w:t>催化反应合成</w:t>
       </w:r>
       <w:r>
         <w:rPr>
-          <w:rFonts w:hint="eastAsia" w:ascii="Times New Roman" w:hAnsi="Times New Roman" w:eastAsia="Times New Roman" w:cs="Times New Roman"/>
+          <w:rStyle w:val="VerbatimChar"/>
+          <w:rFonts w:hint="eastAsia" w:ascii="SimSun" w:hAnsi="SimSun" w:eastAsia="SimSun" w:cs="SimSun"/>
         </w:rPr>
         <w:t>。</w:t>
       </w:r>
@@ -20534,7 +20826,7 @@
         <w:rPr>
           <w:rFonts w:ascii="Times New Roman" w:hAnsi="Times New Roman" w:eastAsia="Times New Roman" w:cs="Times New Roman"/>
         </w:rPr>
-        <w:t xml:space="preserve">🌱 14.1 </w:t>
+        <w:t xml:space="preserve">14.1 </w:t>
       </w:r>
       <w:r>
         <w:rPr>
@@ -24728,7 +25020,7 @@
         <w:rPr>
           <w:rFonts w:ascii="Times New Roman" w:hAnsi="Times New Roman" w:eastAsia="Times New Roman" w:cs="Times New Roman"/>
         </w:rPr>
-        <w:t xml:space="preserve">🏆 14.3 </w:t>
+        <w:t xml:space="preserve">14.3 </w:t>
       </w:r>
       <w:r>
         <w:rPr>
@@ -27431,771 +27723,6 @@
       </w:pPr>
     </w:lvl>
   </w:abstractNum>
-  <w:abstractNum w:abstractNumId="99731">
-    <w:nsid w:val="00A99731"/>
-    <w:multiLevelType w:val="multilevel"/>
-    <w:lvl w:ilvl="0">
-      <w:start w:val="1"/>
-      <w:numFmt w:val="lowerLetter"/>
-      <w:lvlText w:val="(%1)"/>
-      <w:lvlJc w:val="left"/>
-      <w:pPr>
-        <w:ind w:left="720" w:hanging="360"/>
-      </w:pPr>
-    </w:lvl>
-    <w:lvl w:ilvl="1">
-      <w:start w:val="1"/>
-      <w:numFmt w:val="lowerLetter"/>
-      <w:lvlText w:val="(%2)"/>
-      <w:lvlJc w:val="left"/>
-      <w:pPr>
-        <w:ind w:left="1440" w:hanging="360"/>
-      </w:pPr>
-    </w:lvl>
-    <w:lvl w:ilvl="2">
-      <w:start w:val="1"/>
-      <w:numFmt w:val="lowerLetter"/>
-      <w:lvlText w:val="(%3)"/>
-      <w:lvlJc w:val="left"/>
-      <w:pPr>
-        <w:ind w:left="2160" w:hanging="360"/>
-      </w:pPr>
-    </w:lvl>
-    <w:lvl w:ilvl="3">
-      <w:start w:val="1"/>
-      <w:numFmt w:val="lowerLetter"/>
-      <w:lvlText w:val="(%4)"/>
-      <w:lvlJc w:val="left"/>
-      <w:pPr>
-        <w:ind w:left="2880" w:hanging="360"/>
-      </w:pPr>
-    </w:lvl>
-    <w:lvl w:ilvl="4">
-      <w:start w:val="1"/>
-      <w:numFmt w:val="lowerLetter"/>
-      <w:lvlText w:val="(%5)"/>
-      <w:lvlJc w:val="left"/>
-      <w:pPr>
-        <w:ind w:left="3600" w:hanging="360"/>
-      </w:pPr>
-    </w:lvl>
-    <w:lvl w:ilvl="5">
-      <w:start w:val="1"/>
-      <w:numFmt w:val="lowerLetter"/>
-      <w:lvlText w:val="(%6)"/>
-      <w:lvlJc w:val="left"/>
-      <w:pPr>
-        <w:ind w:left="4320" w:hanging="360"/>
-      </w:pPr>
-    </w:lvl>
-    <w:lvl w:ilvl="6">
-      <w:start w:val="1"/>
-      <w:numFmt w:val="lowerLetter"/>
-      <w:lvlText w:val="(%7)"/>
-      <w:lvlJc w:val="left"/>
-      <w:pPr>
-        <w:ind w:left="5040" w:hanging="360"/>
-      </w:pPr>
-    </w:lvl>
-    <w:lvl w:ilvl="7">
-      <w:start w:val="1"/>
-      <w:numFmt w:val="lowerLetter"/>
-      <w:lvlText w:val="(%8)"/>
-      <w:lvlJc w:val="left"/>
-      <w:pPr>
-        <w:ind w:left="5760" w:hanging="360"/>
-      </w:pPr>
-    </w:lvl>
-    <w:lvl w:ilvl="8">
-      <w:start w:val="1"/>
-      <w:numFmt w:val="lowerLetter"/>
-      <w:lvlText w:val="(%9)"/>
-      <w:lvlJc w:val="left"/>
-      <w:pPr>
-        <w:ind w:left="6480" w:hanging="360"/>
-      </w:pPr>
-    </w:lvl>
-  </w:abstractNum>
-  <w:abstractNum w:abstractNumId="99413">
-    <w:nsid w:val="00A99413"/>
-    <w:multiLevelType w:val="multilevel"/>
-    <w:lvl w:ilvl="0">
-      <w:start w:val="3"/>
-      <w:numFmt w:val="decimal"/>
-      <w:lvlText w:val="%1."/>
-      <w:lvlJc w:val="left"/>
-      <w:pPr>
-        <w:ind w:left="720" w:hanging="360"/>
-      </w:pPr>
-    </w:lvl>
-    <w:lvl w:ilvl="1">
-      <w:start w:val="3"/>
-      <w:numFmt w:val="decimal"/>
-      <w:lvlText w:val="%2."/>
-      <w:lvlJc w:val="left"/>
-      <w:pPr>
-        <w:ind w:left="1440" w:hanging="360"/>
-      </w:pPr>
-    </w:lvl>
-    <w:lvl w:ilvl="2">
-      <w:start w:val="3"/>
-      <w:numFmt w:val="decimal"/>
-      <w:lvlText w:val="%3."/>
-      <w:lvlJc w:val="left"/>
-      <w:pPr>
-        <w:ind w:left="2160" w:hanging="360"/>
-      </w:pPr>
-    </w:lvl>
-    <w:lvl w:ilvl="3">
-      <w:start w:val="3"/>
-      <w:numFmt w:val="decimal"/>
-      <w:lvlText w:val="%4."/>
-      <w:lvlJc w:val="left"/>
-      <w:pPr>
-        <w:ind w:left="2880" w:hanging="360"/>
-      </w:pPr>
-    </w:lvl>
-    <w:lvl w:ilvl="4">
-      <w:start w:val="3"/>
-      <w:numFmt w:val="decimal"/>
-      <w:lvlText w:val="%5."/>
-      <w:lvlJc w:val="left"/>
-      <w:pPr>
-        <w:ind w:left="3600" w:hanging="360"/>
-      </w:pPr>
-    </w:lvl>
-    <w:lvl w:ilvl="5">
-      <w:start w:val="3"/>
-      <w:numFmt w:val="decimal"/>
-      <w:lvlText w:val="%6."/>
-      <w:lvlJc w:val="left"/>
-      <w:pPr>
-        <w:ind w:left="4320" w:hanging="360"/>
-      </w:pPr>
-    </w:lvl>
-    <w:lvl w:ilvl="6">
-      <w:start w:val="3"/>
-      <w:numFmt w:val="decimal"/>
-      <w:lvlText w:val="%7."/>
-      <w:lvlJc w:val="left"/>
-      <w:pPr>
-        <w:ind w:left="5040" w:hanging="360"/>
-      </w:pPr>
-    </w:lvl>
-    <w:lvl w:ilvl="7">
-      <w:start w:val="3"/>
-      <w:numFmt w:val="decimal"/>
-      <w:lvlText w:val="%8."/>
-      <w:lvlJc w:val="left"/>
-      <w:pPr>
-        <w:ind w:left="5760" w:hanging="360"/>
-      </w:pPr>
-    </w:lvl>
-    <w:lvl w:ilvl="8">
-      <w:start w:val="3"/>
-      <w:numFmt w:val="decimal"/>
-      <w:lvlText w:val="%9."/>
-      <w:lvlJc w:val="left"/>
-      <w:pPr>
-        <w:ind w:left="6480" w:hanging="360"/>
-      </w:pPr>
-    </w:lvl>
-  </w:abstractNum>
-  <w:abstractNum w:abstractNumId="99415">
-    <w:nsid w:val="00A99415"/>
-    <w:multiLevelType w:val="multilevel"/>
-    <w:lvl w:ilvl="0">
-      <w:start w:val="5"/>
-      <w:numFmt w:val="decimal"/>
-      <w:lvlText w:val="%1."/>
-      <w:lvlJc w:val="left"/>
-      <w:pPr>
-        <w:ind w:left="720" w:hanging="360"/>
-      </w:pPr>
-    </w:lvl>
-    <w:lvl w:ilvl="1">
-      <w:start w:val="5"/>
-      <w:numFmt w:val="decimal"/>
-      <w:lvlText w:val="%2."/>
-      <w:lvlJc w:val="left"/>
-      <w:pPr>
-        <w:ind w:left="1440" w:hanging="360"/>
-      </w:pPr>
-    </w:lvl>
-    <w:lvl w:ilvl="2">
-      <w:start w:val="5"/>
-      <w:numFmt w:val="decimal"/>
-      <w:lvlText w:val="%3."/>
-      <w:lvlJc w:val="left"/>
-      <w:pPr>
-        <w:ind w:left="2160" w:hanging="360"/>
-      </w:pPr>
-    </w:lvl>
-    <w:lvl w:ilvl="3">
-      <w:start w:val="5"/>
-      <w:numFmt w:val="decimal"/>
-      <w:lvlText w:val="%4."/>
-      <w:lvlJc w:val="left"/>
-      <w:pPr>
-        <w:ind w:left="2880" w:hanging="360"/>
-      </w:pPr>
-    </w:lvl>
-    <w:lvl w:ilvl="4">
-      <w:start w:val="5"/>
-      <w:numFmt w:val="decimal"/>
-      <w:lvlText w:val="%5."/>
-      <w:lvlJc w:val="left"/>
-      <w:pPr>
-        <w:ind w:left="3600" w:hanging="360"/>
-      </w:pPr>
-    </w:lvl>
-    <w:lvl w:ilvl="5">
-      <w:start w:val="5"/>
-      <w:numFmt w:val="decimal"/>
-      <w:lvlText w:val="%6."/>
-      <w:lvlJc w:val="left"/>
-      <w:pPr>
-        <w:ind w:left="4320" w:hanging="360"/>
-      </w:pPr>
-    </w:lvl>
-    <w:lvl w:ilvl="6">
-      <w:start w:val="5"/>
-      <w:numFmt w:val="decimal"/>
-      <w:lvlText w:val="%7."/>
-      <w:lvlJc w:val="left"/>
-      <w:pPr>
-        <w:ind w:left="5040" w:hanging="360"/>
-      </w:pPr>
-    </w:lvl>
-    <w:lvl w:ilvl="7">
-      <w:start w:val="5"/>
-      <w:numFmt w:val="decimal"/>
-      <w:lvlText w:val="%8."/>
-      <w:lvlJc w:val="left"/>
-      <w:pPr>
-        <w:ind w:left="5760" w:hanging="360"/>
-      </w:pPr>
-    </w:lvl>
-    <w:lvl w:ilvl="8">
-      <w:start w:val="5"/>
-      <w:numFmt w:val="decimal"/>
-      <w:lvlText w:val="%9."/>
-      <w:lvlJc w:val="left"/>
-      <w:pPr>
-        <w:ind w:left="6480" w:hanging="360"/>
-      </w:pPr>
-    </w:lvl>
-  </w:abstractNum>
-  <w:abstractNum w:abstractNumId="99417">
-    <w:nsid w:val="00A99417"/>
-    <w:multiLevelType w:val="multilevel"/>
-    <w:lvl w:ilvl="0">
-      <w:start w:val="7"/>
-      <w:numFmt w:val="decimal"/>
-      <w:lvlText w:val="%1."/>
-      <w:lvlJc w:val="left"/>
-      <w:pPr>
-        <w:ind w:left="720" w:hanging="360"/>
-      </w:pPr>
-    </w:lvl>
-    <w:lvl w:ilvl="1">
-      <w:start w:val="7"/>
-      <w:numFmt w:val="decimal"/>
-      <w:lvlText w:val="%2."/>
-      <w:lvlJc w:val="left"/>
-      <w:pPr>
-        <w:ind w:left="1440" w:hanging="360"/>
-      </w:pPr>
-    </w:lvl>
-    <w:lvl w:ilvl="2">
-      <w:start w:val="7"/>
-      <w:numFmt w:val="decimal"/>
-      <w:lvlText w:val="%3."/>
-      <w:lvlJc w:val="left"/>
-      <w:pPr>
-        <w:ind w:left="2160" w:hanging="360"/>
-      </w:pPr>
-    </w:lvl>
-    <w:lvl w:ilvl="3">
-      <w:start w:val="7"/>
-      <w:numFmt w:val="decimal"/>
-      <w:lvlText w:val="%4."/>
-      <w:lvlJc w:val="left"/>
-      <w:pPr>
-        <w:ind w:left="2880" w:hanging="360"/>
-      </w:pPr>
-    </w:lvl>
-    <w:lvl w:ilvl="4">
-      <w:start w:val="7"/>
-      <w:numFmt w:val="decimal"/>
-      <w:lvlText w:val="%5."/>
-      <w:lvlJc w:val="left"/>
-      <w:pPr>
-        <w:ind w:left="3600" w:hanging="360"/>
-      </w:pPr>
-    </w:lvl>
-    <w:lvl w:ilvl="5">
-      <w:start w:val="7"/>
-      <w:numFmt w:val="decimal"/>
-      <w:lvlText w:val="%6."/>
-      <w:lvlJc w:val="left"/>
-      <w:pPr>
-        <w:ind w:left="4320" w:hanging="360"/>
-      </w:pPr>
-    </w:lvl>
-    <w:lvl w:ilvl="6">
-      <w:start w:val="7"/>
-      <w:numFmt w:val="decimal"/>
-      <w:lvlText w:val="%7."/>
-      <w:lvlJc w:val="left"/>
-      <w:pPr>
-        <w:ind w:left="5040" w:hanging="360"/>
-      </w:pPr>
-    </w:lvl>
-    <w:lvl w:ilvl="7">
-      <w:start w:val="7"/>
-      <w:numFmt w:val="decimal"/>
-      <w:lvlText w:val="%8."/>
-      <w:lvlJc w:val="left"/>
-      <w:pPr>
-        <w:ind w:left="5760" w:hanging="360"/>
-      </w:pPr>
-    </w:lvl>
-    <w:lvl w:ilvl="8">
-      <w:start w:val="7"/>
-      <w:numFmt w:val="decimal"/>
-      <w:lvlText w:val="%9."/>
-      <w:lvlJc w:val="left"/>
-      <w:pPr>
-        <w:ind w:left="6480" w:hanging="360"/>
-      </w:pPr>
-    </w:lvl>
-  </w:abstractNum>
-  <w:abstractNum w:abstractNumId="99419">
-    <w:nsid w:val="00A99419"/>
-    <w:multiLevelType w:val="multilevel"/>
-    <w:lvl w:ilvl="0">
-      <w:start w:val="9"/>
-      <w:numFmt w:val="decimal"/>
-      <w:lvlText w:val="%1."/>
-      <w:lvlJc w:val="left"/>
-      <w:pPr>
-        <w:ind w:left="720" w:hanging="360"/>
-      </w:pPr>
-    </w:lvl>
-    <w:lvl w:ilvl="1">
-      <w:start w:val="9"/>
-      <w:numFmt w:val="decimal"/>
-      <w:lvlText w:val="%2."/>
-      <w:lvlJc w:val="left"/>
-      <w:pPr>
-        <w:ind w:left="1440" w:hanging="360"/>
-      </w:pPr>
-    </w:lvl>
-    <w:lvl w:ilvl="2">
-      <w:start w:val="9"/>
-      <w:numFmt w:val="decimal"/>
-      <w:lvlText w:val="%3."/>
-      <w:lvlJc w:val="left"/>
-      <w:pPr>
-        <w:ind w:left="2160" w:hanging="360"/>
-      </w:pPr>
-    </w:lvl>
-    <w:lvl w:ilvl="3">
-      <w:start w:val="9"/>
-      <w:numFmt w:val="decimal"/>
-      <w:lvlText w:val="%4."/>
-      <w:lvlJc w:val="left"/>
-      <w:pPr>
-        <w:ind w:left="2880" w:hanging="360"/>
-      </w:pPr>
-    </w:lvl>
-    <w:lvl w:ilvl="4">
-      <w:start w:val="9"/>
-      <w:numFmt w:val="decimal"/>
-      <w:lvlText w:val="%5."/>
-      <w:lvlJc w:val="left"/>
-      <w:pPr>
-        <w:ind w:left="3600" w:hanging="360"/>
-      </w:pPr>
-    </w:lvl>
-    <w:lvl w:ilvl="5">
-      <w:start w:val="9"/>
-      <w:numFmt w:val="decimal"/>
-      <w:lvlText w:val="%6."/>
-      <w:lvlJc w:val="left"/>
-      <w:pPr>
-        <w:ind w:left="4320" w:hanging="360"/>
-      </w:pPr>
-    </w:lvl>
-    <w:lvl w:ilvl="6">
-      <w:start w:val="9"/>
-      <w:numFmt w:val="decimal"/>
-      <w:lvlText w:val="%7."/>
-      <w:lvlJc w:val="left"/>
-      <w:pPr>
-        <w:ind w:left="5040" w:hanging="360"/>
-      </w:pPr>
-    </w:lvl>
-    <w:lvl w:ilvl="7">
-      <w:start w:val="9"/>
-      <w:numFmt w:val="decimal"/>
-      <w:lvlText w:val="%8."/>
-      <w:lvlJc w:val="left"/>
-      <w:pPr>
-        <w:ind w:left="5760" w:hanging="360"/>
-      </w:pPr>
-    </w:lvl>
-    <w:lvl w:ilvl="8">
-      <w:start w:val="9"/>
-      <w:numFmt w:val="decimal"/>
-      <w:lvlText w:val="%9."/>
-      <w:lvlJc w:val="left"/>
-      <w:pPr>
-        <w:ind w:left="6480" w:hanging="360"/>
-      </w:pPr>
-    </w:lvl>
-  </w:abstractNum>
-  <w:abstractNum w:abstractNumId="994110">
-    <w:nsid w:val="0A994110"/>
-    <w:multiLevelType w:val="multilevel"/>
-    <w:lvl w:ilvl="0">
-      <w:start w:val="10"/>
-      <w:numFmt w:val="decimal"/>
-      <w:lvlText w:val="%1."/>
-      <w:lvlJc w:val="left"/>
-      <w:pPr>
-        <w:ind w:left="720" w:hanging="360"/>
-      </w:pPr>
-    </w:lvl>
-    <w:lvl w:ilvl="1">
-      <w:start w:val="10"/>
-      <w:numFmt w:val="decimal"/>
-      <w:lvlText w:val="%2."/>
-      <w:lvlJc w:val="left"/>
-      <w:pPr>
-        <w:ind w:left="1440" w:hanging="360"/>
-      </w:pPr>
-    </w:lvl>
-    <w:lvl w:ilvl="2">
-      <w:start w:val="10"/>
-      <w:numFmt w:val="decimal"/>
-      <w:lvlText w:val="%3."/>
-      <w:lvlJc w:val="left"/>
-      <w:pPr>
-        <w:ind w:left="2160" w:hanging="360"/>
-      </w:pPr>
-    </w:lvl>
-    <w:lvl w:ilvl="3">
-      <w:start w:val="10"/>
-      <w:numFmt w:val="decimal"/>
-      <w:lvlText w:val="%4."/>
-      <w:lvlJc w:val="left"/>
-      <w:pPr>
-        <w:ind w:left="2880" w:hanging="360"/>
-      </w:pPr>
-    </w:lvl>
-    <w:lvl w:ilvl="4">
-      <w:start w:val="10"/>
-      <w:numFmt w:val="decimal"/>
-      <w:lvlText w:val="%5."/>
-      <w:lvlJc w:val="left"/>
-      <w:pPr>
-        <w:ind w:left="3600" w:hanging="360"/>
-      </w:pPr>
-    </w:lvl>
-    <w:lvl w:ilvl="5">
-      <w:start w:val="10"/>
-      <w:numFmt w:val="decimal"/>
-      <w:lvlText w:val="%6."/>
-      <w:lvlJc w:val="left"/>
-      <w:pPr>
-        <w:ind w:left="4320" w:hanging="360"/>
-      </w:pPr>
-    </w:lvl>
-    <w:lvl w:ilvl="6">
-      <w:start w:val="10"/>
-      <w:numFmt w:val="decimal"/>
-      <w:lvlText w:val="%7."/>
-      <w:lvlJc w:val="left"/>
-      <w:pPr>
-        <w:ind w:left="5040" w:hanging="360"/>
-      </w:pPr>
-    </w:lvl>
-    <w:lvl w:ilvl="7">
-      <w:start w:val="10"/>
-      <w:numFmt w:val="decimal"/>
-      <w:lvlText w:val="%8."/>
-      <w:lvlJc w:val="left"/>
-      <w:pPr>
-        <w:ind w:left="5760" w:hanging="360"/>
-      </w:pPr>
-    </w:lvl>
-    <w:lvl w:ilvl="8">
-      <w:start w:val="10"/>
-      <w:numFmt w:val="decimal"/>
-      <w:lvlText w:val="%9."/>
-      <w:lvlJc w:val="left"/>
-      <w:pPr>
-        <w:ind w:left="6480" w:hanging="360"/>
-      </w:pPr>
-    </w:lvl>
-  </w:abstractNum>
-  <w:abstractNum w:abstractNumId="994112">
-    <w:nsid w:val="0A994112"/>
-    <w:multiLevelType w:val="multilevel"/>
-    <w:lvl w:ilvl="0">
-      <w:start w:val="12"/>
-      <w:numFmt w:val="decimal"/>
-      <w:lvlText w:val="%1."/>
-      <w:lvlJc w:val="left"/>
-      <w:pPr>
-        <w:ind w:left="720" w:hanging="360"/>
-      </w:pPr>
-    </w:lvl>
-    <w:lvl w:ilvl="1">
-      <w:start w:val="12"/>
-      <w:numFmt w:val="decimal"/>
-      <w:lvlText w:val="%2."/>
-      <w:lvlJc w:val="left"/>
-      <w:pPr>
-        <w:ind w:left="1440" w:hanging="360"/>
-      </w:pPr>
-    </w:lvl>
-    <w:lvl w:ilvl="2">
-      <w:start w:val="12"/>
-      <w:numFmt w:val="decimal"/>
-      <w:lvlText w:val="%3."/>
-      <w:lvlJc w:val="left"/>
-      <w:pPr>
-        <w:ind w:left="2160" w:hanging="360"/>
-      </w:pPr>
-    </w:lvl>
-    <w:lvl w:ilvl="3">
-      <w:start w:val="12"/>
-      <w:numFmt w:val="decimal"/>
-      <w:lvlText w:val="%4."/>
-      <w:lvlJc w:val="left"/>
-      <w:pPr>
-        <w:ind w:left="2880" w:hanging="360"/>
-      </w:pPr>
-    </w:lvl>
-    <w:lvl w:ilvl="4">
-      <w:start w:val="12"/>
-      <w:numFmt w:val="decimal"/>
-      <w:lvlText w:val="%5."/>
-      <w:lvlJc w:val="left"/>
-      <w:pPr>
-        <w:ind w:left="3600" w:hanging="360"/>
-      </w:pPr>
-    </w:lvl>
-    <w:lvl w:ilvl="5">
-      <w:start w:val="12"/>
-      <w:numFmt w:val="decimal"/>
-      <w:lvlText w:val="%6."/>
-      <w:lvlJc w:val="left"/>
-      <w:pPr>
-        <w:ind w:left="4320" w:hanging="360"/>
-      </w:pPr>
-    </w:lvl>
-    <w:lvl w:ilvl="6">
-      <w:start w:val="12"/>
-      <w:numFmt w:val="decimal"/>
-      <w:lvlText w:val="%7."/>
-      <w:lvlJc w:val="left"/>
-      <w:pPr>
-        <w:ind w:left="5040" w:hanging="360"/>
-      </w:pPr>
-    </w:lvl>
-    <w:lvl w:ilvl="7">
-      <w:start w:val="12"/>
-      <w:numFmt w:val="decimal"/>
-      <w:lvlText w:val="%8."/>
-      <w:lvlJc w:val="left"/>
-      <w:pPr>
-        <w:ind w:left="5760" w:hanging="360"/>
-      </w:pPr>
-    </w:lvl>
-    <w:lvl w:ilvl="8">
-      <w:start w:val="12"/>
-      <w:numFmt w:val="decimal"/>
-      <w:lvlText w:val="%9."/>
-      <w:lvlJc w:val="left"/>
-      <w:pPr>
-        <w:ind w:left="6480" w:hanging="360"/>
-      </w:pPr>
-    </w:lvl>
-  </w:abstractNum>
-  <w:abstractNum w:abstractNumId="994113">
-    <w:nsid w:val="0A994113"/>
-    <w:multiLevelType w:val="multilevel"/>
-    <w:lvl w:ilvl="0">
-      <w:start w:val="13"/>
-      <w:numFmt w:val="decimal"/>
-      <w:lvlText w:val="%1."/>
-      <w:lvlJc w:val="left"/>
-      <w:pPr>
-        <w:ind w:left="720" w:hanging="360"/>
-      </w:pPr>
-    </w:lvl>
-    <w:lvl w:ilvl="1">
-      <w:start w:val="13"/>
-      <w:numFmt w:val="decimal"/>
-      <w:lvlText w:val="%2."/>
-      <w:lvlJc w:val="left"/>
-      <w:pPr>
-        <w:ind w:left="1440" w:hanging="360"/>
-      </w:pPr>
-    </w:lvl>
-    <w:lvl w:ilvl="2">
-      <w:start w:val="13"/>
-      <w:numFmt w:val="decimal"/>
-      <w:lvlText w:val="%3."/>
-      <w:lvlJc w:val="left"/>
-      <w:pPr>
-        <w:ind w:left="2160" w:hanging="360"/>
-      </w:pPr>
-    </w:lvl>
-    <w:lvl w:ilvl="3">
-      <w:start w:val="13"/>
-      <w:numFmt w:val="decimal"/>
-      <w:lvlText w:val="%4."/>
-      <w:lvlJc w:val="left"/>
-      <w:pPr>
-        <w:ind w:left="2880" w:hanging="360"/>
-      </w:pPr>
-    </w:lvl>
-    <w:lvl w:ilvl="4">
-      <w:start w:val="13"/>
-      <w:numFmt w:val="decimal"/>
-      <w:lvlText w:val="%5."/>
-      <w:lvlJc w:val="left"/>
-      <w:pPr>
-        <w:ind w:left="3600" w:hanging="360"/>
-      </w:pPr>
-    </w:lvl>
-    <w:lvl w:ilvl="5">
-      <w:start w:val="13"/>
-      <w:numFmt w:val="decimal"/>
-      <w:lvlText w:val="%6."/>
-      <w:lvlJc w:val="left"/>
-      <w:pPr>
-        <w:ind w:left="4320" w:hanging="360"/>
-      </w:pPr>
-    </w:lvl>
-    <w:lvl w:ilvl="6">
-      <w:start w:val="13"/>
-      <w:numFmt w:val="decimal"/>
-      <w:lvlText w:val="%7."/>
-      <w:lvlJc w:val="left"/>
-      <w:pPr>
-        <w:ind w:left="5040" w:hanging="360"/>
-      </w:pPr>
-    </w:lvl>
-    <w:lvl w:ilvl="7">
-      <w:start w:val="13"/>
-      <w:numFmt w:val="decimal"/>
-      <w:lvlText w:val="%8."/>
-      <w:lvlJc w:val="left"/>
-      <w:pPr>
-        <w:ind w:left="5760" w:hanging="360"/>
-      </w:pPr>
-    </w:lvl>
-    <w:lvl w:ilvl="8">
-      <w:start w:val="13"/>
-      <w:numFmt w:val="decimal"/>
-      <w:lvlText w:val="%9."/>
-      <w:lvlJc w:val="left"/>
-      <w:pPr>
-        <w:ind w:left="6480" w:hanging="360"/>
-      </w:pPr>
-    </w:lvl>
-  </w:abstractNum>
-  <w:abstractNum w:abstractNumId="994114">
-    <w:nsid w:val="0A994114"/>
-    <w:multiLevelType w:val="multilevel"/>
-    <w:lvl w:ilvl="0">
-      <w:start w:val="14"/>
-      <w:numFmt w:val="decimal"/>
-      <w:lvlText w:val="%1."/>
-      <w:lvlJc w:val="left"/>
-      <w:pPr>
-        <w:ind w:left="720" w:hanging="360"/>
-      </w:pPr>
-    </w:lvl>
-    <w:lvl w:ilvl="1">
-      <w:start w:val="14"/>
-      <w:numFmt w:val="decimal"/>
-      <w:lvlText w:val="%2."/>
-      <w:lvlJc w:val="left"/>
-      <w:pPr>
-        <w:ind w:left="1440" w:hanging="360"/>
-      </w:pPr>
-    </w:lvl>
-    <w:lvl w:ilvl="2">
-      <w:start w:val="14"/>
-      <w:numFmt w:val="decimal"/>
-      <w:lvlText w:val="%3."/>
-      <w:lvlJc w:val="left"/>
-      <w:pPr>
-        <w:ind w:left="2160" w:hanging="360"/>
-      </w:pPr>
-    </w:lvl>
-    <w:lvl w:ilvl="3">
-      <w:start w:val="14"/>
-      <w:numFmt w:val="decimal"/>
-      <w:lvlText w:val="%4."/>
-      <w:lvlJc w:val="left"/>
-      <w:pPr>
-        <w:ind w:left="2880" w:hanging="360"/>
-      </w:pPr>
-    </w:lvl>
-    <w:lvl w:ilvl="4">
-      <w:start w:val="14"/>
-      <w:numFmt w:val="decimal"/>
-      <w:lvlText w:val="%5."/>
-      <w:lvlJc w:val="left"/>
-      <w:pPr>
-        <w:ind w:left="3600" w:hanging="360"/>
-      </w:pPr>
-    </w:lvl>
-    <w:lvl w:ilvl="5">
-      <w:start w:val="14"/>
-      <w:numFmt w:val="decimal"/>
-      <w:lvlText w:val="%6."/>
-      <w:lvlJc w:val="left"/>
-      <w:pPr>
-        <w:ind w:left="4320" w:hanging="360"/>
-      </w:pPr>
-    </w:lvl>
-    <w:lvl w:ilvl="6">
-      <w:start w:val="14"/>
-      <w:numFmt w:val="decimal"/>
-      <w:lvlText w:val="%7."/>
-      <w:lvlJc w:val="left"/>
-      <w:pPr>
-        <w:ind w:left="5040" w:hanging="360"/>
-      </w:pPr>
-    </w:lvl>
-    <w:lvl w:ilvl="7">
-      <w:start w:val="14"/>
-      <w:numFmt w:val="decimal"/>
-      <w:lvlText w:val="%8."/>
-      <w:lvlJc w:val="left"/>
-      <w:pPr>
-        <w:ind w:left="5760" w:hanging="360"/>
-      </w:pPr>
-    </w:lvl>
-    <w:lvl w:ilvl="8">
-      <w:start w:val="14"/>
-      <w:numFmt w:val="decimal"/>
-      <w:lvlText w:val="%9."/>
-      <w:lvlJc w:val="left"/>
-      <w:pPr>
-        <w:ind w:left="6480" w:hanging="360"/>
-      </w:pPr>
-    </w:lvl>
-  </w:abstractNum>
   <w:num w:numId="1000">
     <w:abstractNumId w:val="990"/>
   </w:num>
@@ -28447,552 +27974,6 @@
   </w:num>
   <w:num w:numId="1020">
     <w:abstractNumId w:val="991"/>
-  </w:num>
-  <w:num w:numId="1021">
-    <w:abstractNumId w:val="99411"/>
-    <w:lvlOverride w:ilvl="0">
-      <w:startOverride w:val="1"/>
-    </w:lvlOverride>
-    <w:lvlOverride w:ilvl="1">
-      <w:startOverride w:val="1"/>
-    </w:lvlOverride>
-    <w:lvlOverride w:ilvl="2">
-      <w:startOverride w:val="1"/>
-    </w:lvlOverride>
-    <w:lvlOverride w:ilvl="3">
-      <w:startOverride w:val="1"/>
-    </w:lvlOverride>
-    <w:lvlOverride w:ilvl="4">
-      <w:startOverride w:val="1"/>
-    </w:lvlOverride>
-    <w:lvlOverride w:ilvl="5">
-      <w:startOverride w:val="1"/>
-    </w:lvlOverride>
-    <w:lvlOverride w:ilvl="6">
-      <w:startOverride w:val="1"/>
-    </w:lvlOverride>
-    <w:lvlOverride w:ilvl="7">
-      <w:startOverride w:val="1"/>
-    </w:lvlOverride>
-    <w:lvlOverride w:ilvl="8">
-      <w:startOverride w:val="1"/>
-    </w:lvlOverride>
-  </w:num>
-  <w:num w:numId="1022">
-    <w:abstractNumId w:val="99731"/>
-    <w:lvlOverride w:ilvl="0">
-      <w:startOverride w:val="1"/>
-    </w:lvlOverride>
-    <w:lvlOverride w:ilvl="1">
-      <w:startOverride w:val="1"/>
-    </w:lvlOverride>
-    <w:lvlOverride w:ilvl="2">
-      <w:startOverride w:val="1"/>
-    </w:lvlOverride>
-    <w:lvlOverride w:ilvl="3">
-      <w:startOverride w:val="1"/>
-    </w:lvlOverride>
-    <w:lvlOverride w:ilvl="4">
-      <w:startOverride w:val="1"/>
-    </w:lvlOverride>
-    <w:lvlOverride w:ilvl="5">
-      <w:startOverride w:val="1"/>
-    </w:lvlOverride>
-    <w:lvlOverride w:ilvl="6">
-      <w:startOverride w:val="1"/>
-    </w:lvlOverride>
-    <w:lvlOverride w:ilvl="7">
-      <w:startOverride w:val="1"/>
-    </w:lvlOverride>
-    <w:lvlOverride w:ilvl="8">
-      <w:startOverride w:val="1"/>
-    </w:lvlOverride>
-  </w:num>
-  <w:num w:numId="1023">
-    <w:abstractNumId w:val="99413"/>
-    <w:lvlOverride w:ilvl="0">
-      <w:startOverride w:val="3"/>
-    </w:lvlOverride>
-    <w:lvlOverride w:ilvl="1">
-      <w:startOverride w:val="3"/>
-    </w:lvlOverride>
-    <w:lvlOverride w:ilvl="2">
-      <w:startOverride w:val="3"/>
-    </w:lvlOverride>
-    <w:lvlOverride w:ilvl="3">
-      <w:startOverride w:val="3"/>
-    </w:lvlOverride>
-    <w:lvlOverride w:ilvl="4">
-      <w:startOverride w:val="3"/>
-    </w:lvlOverride>
-    <w:lvlOverride w:ilvl="5">
-      <w:startOverride w:val="3"/>
-    </w:lvlOverride>
-    <w:lvlOverride w:ilvl="6">
-      <w:startOverride w:val="3"/>
-    </w:lvlOverride>
-    <w:lvlOverride w:ilvl="7">
-      <w:startOverride w:val="3"/>
-    </w:lvlOverride>
-    <w:lvlOverride w:ilvl="8">
-      <w:startOverride w:val="3"/>
-    </w:lvlOverride>
-  </w:num>
-  <w:num w:numId="1024">
-    <w:abstractNumId w:val="99731"/>
-    <w:lvlOverride w:ilvl="0">
-      <w:startOverride w:val="1"/>
-    </w:lvlOverride>
-    <w:lvlOverride w:ilvl="1">
-      <w:startOverride w:val="1"/>
-    </w:lvlOverride>
-    <w:lvlOverride w:ilvl="2">
-      <w:startOverride w:val="1"/>
-    </w:lvlOverride>
-    <w:lvlOverride w:ilvl="3">
-      <w:startOverride w:val="1"/>
-    </w:lvlOverride>
-    <w:lvlOverride w:ilvl="4">
-      <w:startOverride w:val="1"/>
-    </w:lvlOverride>
-    <w:lvlOverride w:ilvl="5">
-      <w:startOverride w:val="1"/>
-    </w:lvlOverride>
-    <w:lvlOverride w:ilvl="6">
-      <w:startOverride w:val="1"/>
-    </w:lvlOverride>
-    <w:lvlOverride w:ilvl="7">
-      <w:startOverride w:val="1"/>
-    </w:lvlOverride>
-    <w:lvlOverride w:ilvl="8">
-      <w:startOverride w:val="1"/>
-    </w:lvlOverride>
-  </w:num>
-  <w:num w:numId="1025">
-    <w:abstractNumId w:val="99415"/>
-    <w:lvlOverride w:ilvl="0">
-      <w:startOverride w:val="5"/>
-    </w:lvlOverride>
-    <w:lvlOverride w:ilvl="1">
-      <w:startOverride w:val="5"/>
-    </w:lvlOverride>
-    <w:lvlOverride w:ilvl="2">
-      <w:startOverride w:val="5"/>
-    </w:lvlOverride>
-    <w:lvlOverride w:ilvl="3">
-      <w:startOverride w:val="5"/>
-    </w:lvlOverride>
-    <w:lvlOverride w:ilvl="4">
-      <w:startOverride w:val="5"/>
-    </w:lvlOverride>
-    <w:lvlOverride w:ilvl="5">
-      <w:startOverride w:val="5"/>
-    </w:lvlOverride>
-    <w:lvlOverride w:ilvl="6">
-      <w:startOverride w:val="5"/>
-    </w:lvlOverride>
-    <w:lvlOverride w:ilvl="7">
-      <w:startOverride w:val="5"/>
-    </w:lvlOverride>
-    <w:lvlOverride w:ilvl="8">
-      <w:startOverride w:val="5"/>
-    </w:lvlOverride>
-  </w:num>
-  <w:num w:numId="1026">
-    <w:abstractNumId w:val="99731"/>
-    <w:lvlOverride w:ilvl="0">
-      <w:startOverride w:val="1"/>
-    </w:lvlOverride>
-    <w:lvlOverride w:ilvl="1">
-      <w:startOverride w:val="1"/>
-    </w:lvlOverride>
-    <w:lvlOverride w:ilvl="2">
-      <w:startOverride w:val="1"/>
-    </w:lvlOverride>
-    <w:lvlOverride w:ilvl="3">
-      <w:startOverride w:val="1"/>
-    </w:lvlOverride>
-    <w:lvlOverride w:ilvl="4">
-      <w:startOverride w:val="1"/>
-    </w:lvlOverride>
-    <w:lvlOverride w:ilvl="5">
-      <w:startOverride w:val="1"/>
-    </w:lvlOverride>
-    <w:lvlOverride w:ilvl="6">
-      <w:startOverride w:val="1"/>
-    </w:lvlOverride>
-    <w:lvlOverride w:ilvl="7">
-      <w:startOverride w:val="1"/>
-    </w:lvlOverride>
-    <w:lvlOverride w:ilvl="8">
-      <w:startOverride w:val="1"/>
-    </w:lvlOverride>
-  </w:num>
-  <w:num w:numId="1027">
-    <w:abstractNumId w:val="99417"/>
-    <w:lvlOverride w:ilvl="0">
-      <w:startOverride w:val="7"/>
-    </w:lvlOverride>
-    <w:lvlOverride w:ilvl="1">
-      <w:startOverride w:val="7"/>
-    </w:lvlOverride>
-    <w:lvlOverride w:ilvl="2">
-      <w:startOverride w:val="7"/>
-    </w:lvlOverride>
-    <w:lvlOverride w:ilvl="3">
-      <w:startOverride w:val="7"/>
-    </w:lvlOverride>
-    <w:lvlOverride w:ilvl="4">
-      <w:startOverride w:val="7"/>
-    </w:lvlOverride>
-    <w:lvlOverride w:ilvl="5">
-      <w:startOverride w:val="7"/>
-    </w:lvlOverride>
-    <w:lvlOverride w:ilvl="6">
-      <w:startOverride w:val="7"/>
-    </w:lvlOverride>
-    <w:lvlOverride w:ilvl="7">
-      <w:startOverride w:val="7"/>
-    </w:lvlOverride>
-    <w:lvlOverride w:ilvl="8">
-      <w:startOverride w:val="7"/>
-    </w:lvlOverride>
-  </w:num>
-  <w:num w:numId="1028">
-    <w:abstractNumId w:val="99419"/>
-    <w:lvlOverride w:ilvl="0">
-      <w:startOverride w:val="9"/>
-    </w:lvlOverride>
-    <w:lvlOverride w:ilvl="1">
-      <w:startOverride w:val="9"/>
-    </w:lvlOverride>
-    <w:lvlOverride w:ilvl="2">
-      <w:startOverride w:val="9"/>
-    </w:lvlOverride>
-    <w:lvlOverride w:ilvl="3">
-      <w:startOverride w:val="9"/>
-    </w:lvlOverride>
-    <w:lvlOverride w:ilvl="4">
-      <w:startOverride w:val="9"/>
-    </w:lvlOverride>
-    <w:lvlOverride w:ilvl="5">
-      <w:startOverride w:val="9"/>
-    </w:lvlOverride>
-    <w:lvlOverride w:ilvl="6">
-      <w:startOverride w:val="9"/>
-    </w:lvlOverride>
-    <w:lvlOverride w:ilvl="7">
-      <w:startOverride w:val="9"/>
-    </w:lvlOverride>
-    <w:lvlOverride w:ilvl="8">
-      <w:startOverride w:val="9"/>
-    </w:lvlOverride>
-  </w:num>
-  <w:num w:numId="1029">
-    <w:abstractNumId w:val="99731"/>
-    <w:lvlOverride w:ilvl="0">
-      <w:startOverride w:val="1"/>
-    </w:lvlOverride>
-    <w:lvlOverride w:ilvl="1">
-      <w:startOverride w:val="1"/>
-    </w:lvlOverride>
-    <w:lvlOverride w:ilvl="2">
-      <w:startOverride w:val="1"/>
-    </w:lvlOverride>
-    <w:lvlOverride w:ilvl="3">
-      <w:startOverride w:val="1"/>
-    </w:lvlOverride>
-    <w:lvlOverride w:ilvl="4">
-      <w:startOverride w:val="1"/>
-    </w:lvlOverride>
-    <w:lvlOverride w:ilvl="5">
-      <w:startOverride w:val="1"/>
-    </w:lvlOverride>
-    <w:lvlOverride w:ilvl="6">
-      <w:startOverride w:val="1"/>
-    </w:lvlOverride>
-    <w:lvlOverride w:ilvl="7">
-      <w:startOverride w:val="1"/>
-    </w:lvlOverride>
-    <w:lvlOverride w:ilvl="8">
-      <w:startOverride w:val="1"/>
-    </w:lvlOverride>
-  </w:num>
-  <w:num w:numId="1030">
-    <w:abstractNumId w:val="994110"/>
-    <w:lvlOverride w:ilvl="0">
-      <w:startOverride w:val="10"/>
-    </w:lvlOverride>
-    <w:lvlOverride w:ilvl="1">
-      <w:startOverride w:val="10"/>
-    </w:lvlOverride>
-    <w:lvlOverride w:ilvl="2">
-      <w:startOverride w:val="10"/>
-    </w:lvlOverride>
-    <w:lvlOverride w:ilvl="3">
-      <w:startOverride w:val="10"/>
-    </w:lvlOverride>
-    <w:lvlOverride w:ilvl="4">
-      <w:startOverride w:val="10"/>
-    </w:lvlOverride>
-    <w:lvlOverride w:ilvl="5">
-      <w:startOverride w:val="10"/>
-    </w:lvlOverride>
-    <w:lvlOverride w:ilvl="6">
-      <w:startOverride w:val="10"/>
-    </w:lvlOverride>
-    <w:lvlOverride w:ilvl="7">
-      <w:startOverride w:val="10"/>
-    </w:lvlOverride>
-    <w:lvlOverride w:ilvl="8">
-      <w:startOverride w:val="10"/>
-    </w:lvlOverride>
-  </w:num>
-  <w:num w:numId="1031">
-    <w:abstractNumId w:val="99731"/>
-    <w:lvlOverride w:ilvl="0">
-      <w:startOverride w:val="1"/>
-    </w:lvlOverride>
-    <w:lvlOverride w:ilvl="1">
-      <w:startOverride w:val="1"/>
-    </w:lvlOverride>
-    <w:lvlOverride w:ilvl="2">
-      <w:startOverride w:val="1"/>
-    </w:lvlOverride>
-    <w:lvlOverride w:ilvl="3">
-      <w:startOverride w:val="1"/>
-    </w:lvlOverride>
-    <w:lvlOverride w:ilvl="4">
-      <w:startOverride w:val="1"/>
-    </w:lvlOverride>
-    <w:lvlOverride w:ilvl="5">
-      <w:startOverride w:val="1"/>
-    </w:lvlOverride>
-    <w:lvlOverride w:ilvl="6">
-      <w:startOverride w:val="1"/>
-    </w:lvlOverride>
-    <w:lvlOverride w:ilvl="7">
-      <w:startOverride w:val="1"/>
-    </w:lvlOverride>
-    <w:lvlOverride w:ilvl="8">
-      <w:startOverride w:val="1"/>
-    </w:lvlOverride>
-  </w:num>
-  <w:num w:numId="1032">
-    <w:abstractNumId w:val="994112"/>
-    <w:lvlOverride w:ilvl="0">
-      <w:startOverride w:val="12"/>
-    </w:lvlOverride>
-    <w:lvlOverride w:ilvl="1">
-      <w:startOverride w:val="12"/>
-    </w:lvlOverride>
-    <w:lvlOverride w:ilvl="2">
-      <w:startOverride w:val="12"/>
-    </w:lvlOverride>
-    <w:lvlOverride w:ilvl="3">
-      <w:startOverride w:val="12"/>
-    </w:lvlOverride>
-    <w:lvlOverride w:ilvl="4">
-      <w:startOverride w:val="12"/>
-    </w:lvlOverride>
-    <w:lvlOverride w:ilvl="5">
-      <w:startOverride w:val="12"/>
-    </w:lvlOverride>
-    <w:lvlOverride w:ilvl="6">
-      <w:startOverride w:val="12"/>
-    </w:lvlOverride>
-    <w:lvlOverride w:ilvl="7">
-      <w:startOverride w:val="12"/>
-    </w:lvlOverride>
-    <w:lvlOverride w:ilvl="8">
-      <w:startOverride w:val="12"/>
-    </w:lvlOverride>
-  </w:num>
-  <w:num w:numId="1033">
-    <w:abstractNumId w:val="99731"/>
-    <w:lvlOverride w:ilvl="0">
-      <w:startOverride w:val="1"/>
-    </w:lvlOverride>
-    <w:lvlOverride w:ilvl="1">
-      <w:startOverride w:val="1"/>
-    </w:lvlOverride>
-    <w:lvlOverride w:ilvl="2">
-      <w:startOverride w:val="1"/>
-    </w:lvlOverride>
-    <w:lvlOverride w:ilvl="3">
-      <w:startOverride w:val="1"/>
-    </w:lvlOverride>
-    <w:lvlOverride w:ilvl="4">
-      <w:startOverride w:val="1"/>
-    </w:lvlOverride>
-    <w:lvlOverride w:ilvl="5">
-      <w:startOverride w:val="1"/>
-    </w:lvlOverride>
-    <w:lvlOverride w:ilvl="6">
-      <w:startOverride w:val="1"/>
-    </w:lvlOverride>
-    <w:lvlOverride w:ilvl="7">
-      <w:startOverride w:val="1"/>
-    </w:lvlOverride>
-    <w:lvlOverride w:ilvl="8">
-      <w:startOverride w:val="1"/>
-    </w:lvlOverride>
-  </w:num>
-  <w:num w:numId="1034">
-    <w:abstractNumId w:val="994113"/>
-    <w:lvlOverride w:ilvl="0">
-      <w:startOverride w:val="13"/>
-    </w:lvlOverride>
-    <w:lvlOverride w:ilvl="1">
-      <w:startOverride w:val="13"/>
-    </w:lvlOverride>
-    <w:lvlOverride w:ilvl="2">
-      <w:startOverride w:val="13"/>
-    </w:lvlOverride>
-    <w:lvlOverride w:ilvl="3">
-      <w:startOverride w:val="13"/>
-    </w:lvlOverride>
-    <w:lvlOverride w:ilvl="4">
-      <w:startOverride w:val="13"/>
-    </w:lvlOverride>
-    <w:lvlOverride w:ilvl="5">
-      <w:startOverride w:val="13"/>
-    </w:lvlOverride>
-    <w:lvlOverride w:ilvl="6">
-      <w:startOverride w:val="13"/>
-    </w:lvlOverride>
-    <w:lvlOverride w:ilvl="7">
-      <w:startOverride w:val="13"/>
-    </w:lvlOverride>
-    <w:lvlOverride w:ilvl="8">
-      <w:startOverride w:val="13"/>
-    </w:lvlOverride>
-  </w:num>
-  <w:num w:numId="1035">
-    <w:abstractNumId w:val="994114"/>
-    <w:lvlOverride w:ilvl="0">
-      <w:startOverride w:val="14"/>
-    </w:lvlOverride>
-    <w:lvlOverride w:ilvl="1">
-      <w:startOverride w:val="14"/>
-    </w:lvlOverride>
-    <w:lvlOverride w:ilvl="2">
-      <w:startOverride w:val="14"/>
-    </w:lvlOverride>
-    <w:lvlOverride w:ilvl="3">
-      <w:startOverride w:val="14"/>
-    </w:lvlOverride>
-    <w:lvlOverride w:ilvl="4">
-      <w:startOverride w:val="14"/>
-    </w:lvlOverride>
-    <w:lvlOverride w:ilvl="5">
-      <w:startOverride w:val="14"/>
-    </w:lvlOverride>
-    <w:lvlOverride w:ilvl="6">
-      <w:startOverride w:val="14"/>
-    </w:lvlOverride>
-    <w:lvlOverride w:ilvl="7">
-      <w:startOverride w:val="14"/>
-    </w:lvlOverride>
-    <w:lvlOverride w:ilvl="8">
-      <w:startOverride w:val="14"/>
-    </w:lvlOverride>
-  </w:num>
-  <w:num w:numId="1036">
-    <w:abstractNumId w:val="991"/>
-  </w:num>
-  <w:num w:numId="1037">
-    <w:abstractNumId w:val="99731"/>
-    <w:lvlOverride w:ilvl="0">
-      <w:startOverride w:val="1"/>
-    </w:lvlOverride>
-    <w:lvlOverride w:ilvl="1">
-      <w:startOverride w:val="1"/>
-    </w:lvlOverride>
-    <w:lvlOverride w:ilvl="2">
-      <w:startOverride w:val="1"/>
-    </w:lvlOverride>
-    <w:lvlOverride w:ilvl="3">
-      <w:startOverride w:val="1"/>
-    </w:lvlOverride>
-    <w:lvlOverride w:ilvl="4">
-      <w:startOverride w:val="1"/>
-    </w:lvlOverride>
-    <w:lvlOverride w:ilvl="5">
-      <w:startOverride w:val="1"/>
-    </w:lvlOverride>
-    <w:lvlOverride w:ilvl="6">
-      <w:startOverride w:val="1"/>
-    </w:lvlOverride>
-    <w:lvlOverride w:ilvl="7">
-      <w:startOverride w:val="1"/>
-    </w:lvlOverride>
-    <w:lvlOverride w:ilvl="8">
-      <w:startOverride w:val="1"/>
-    </w:lvlOverride>
-  </w:num>
-  <w:num w:numId="1038">
-    <w:abstractNumId w:val="99731"/>
-    <w:lvlOverride w:ilvl="0">
-      <w:startOverride w:val="1"/>
-    </w:lvlOverride>
-    <w:lvlOverride w:ilvl="1">
-      <w:startOverride w:val="1"/>
-    </w:lvlOverride>
-    <w:lvlOverride w:ilvl="2">
-      <w:startOverride w:val="1"/>
-    </w:lvlOverride>
-    <w:lvlOverride w:ilvl="3">
-      <w:startOverride w:val="1"/>
-    </w:lvlOverride>
-    <w:lvlOverride w:ilvl="4">
-      <w:startOverride w:val="1"/>
-    </w:lvlOverride>
-    <w:lvlOverride w:ilvl="5">
-      <w:startOverride w:val="1"/>
-    </w:lvlOverride>
-    <w:lvlOverride w:ilvl="6">
-      <w:startOverride w:val="1"/>
-    </w:lvlOverride>
-    <w:lvlOverride w:ilvl="7">
-      <w:startOverride w:val="1"/>
-    </w:lvlOverride>
-    <w:lvlOverride w:ilvl="8">
-      <w:startOverride w:val="1"/>
-    </w:lvlOverride>
-  </w:num>
-  <w:num w:numId="1039">
-    <w:abstractNumId w:val="991"/>
-  </w:num>
-  <w:num w:numId="1040">
-    <w:abstractNumId w:val="99731"/>
-    <w:lvlOverride w:ilvl="0">
-      <w:startOverride w:val="1"/>
-    </w:lvlOverride>
-    <w:lvlOverride w:ilvl="1">
-      <w:startOverride w:val="1"/>
-    </w:lvlOverride>
-    <w:lvlOverride w:ilvl="2">
-      <w:startOverride w:val="1"/>
-    </w:lvlOverride>
-    <w:lvlOverride w:ilvl="3">
-      <w:startOverride w:val="1"/>
-    </w:lvlOverride>
-    <w:lvlOverride w:ilvl="4">
-      <w:startOverride w:val="1"/>
-    </w:lvlOverride>
-    <w:lvlOverride w:ilvl="5">
-      <w:startOverride w:val="1"/>
-    </w:lvlOverride>
-    <w:lvlOverride w:ilvl="6">
-      <w:startOverride w:val="1"/>
-    </w:lvlOverride>
-    <w:lvlOverride w:ilvl="7">
-      <w:startOverride w:val="1"/>
-    </w:lvlOverride>
-    <w:lvlOverride w:ilvl="8">
-      <w:startOverride w:val="1"/>
-    </w:lvlOverride>
   </w:num>
 </w:numbering>
 </file>

--- a/06-学生侧材料/讲义/6-有机化学/过渡金属催化.docx
+++ b/06-学生侧材料/讲义/6-有机化学/过渡金属催化.docx
@@ -263,47 +263,20 @@
     </w:p>
     <w:p>
       <w:pPr>
-        <w:pStyle w:val="Compact"/>
-        <w:numPr>
-          <w:ilvl w:val="0"/>
-          <w:numId w:val="1001"/>
-        </w:numPr>
+        <w:pStyle w:val="BlockText"/>
+        <w:spacing w:after="80"/>
       </w:pPr>
       <w:r>
         <w:rPr>
           <w:rFonts w:hint="eastAsia" w:ascii="Times New Roman" w:hAnsi="Times New Roman" w:eastAsia="FangSong" w:cs="Times New Roman"/>
         </w:rPr>
-        <w:t>能拆解催化循环为基元反应</w:t>
-      </w:r>
-      <w:r>
-        <w:rPr>
-          <w:rFonts w:hint="eastAsia" w:ascii="Times New Roman" w:hAnsi="Times New Roman" w:eastAsia="Times New Roman" w:cs="Times New Roman"/>
-        </w:rPr>
-        <w:t>（</w:t>
-      </w:r>
-      <w:r>
-        <w:rPr>
-          <w:rFonts w:hint="eastAsia" w:ascii="Times New Roman" w:hAnsi="Times New Roman" w:eastAsia="FangSong" w:cs="Times New Roman"/>
-        </w:rPr>
-        <w:t>氧化加成</w:t>
-      </w:r>
-      <w:r>
-        <w:rPr>
-          <w:rFonts w:hint="eastAsia" w:ascii="Times New Roman" w:hAnsi="Times New Roman" w:eastAsia="Times New Roman" w:cs="Times New Roman"/>
-        </w:rPr>
-        <w:t>/</w:t>
-      </w:r>
-      <w:r>
-        <w:rPr>
-          <w:rFonts w:hint="eastAsia" w:ascii="Times New Roman" w:hAnsi="Times New Roman" w:eastAsia="FangSong" w:cs="Times New Roman"/>
-        </w:rPr>
-        <w:t>迁移插入</w:t>
-      </w:r>
-      <w:r>
-        <w:rPr>
-          <w:rFonts w:hint="eastAsia" w:ascii="Times New Roman" w:hAnsi="Times New Roman" w:eastAsia="Times New Roman" w:cs="Times New Roman"/>
-        </w:rPr>
-        <w:t>/β-H</w:t>
+        <w:t>对齐考纲</w:t>
+      </w:r>
+      <w:r>
+        <w:rPr>
+          <w:rFonts w:hint="eastAsia" w:ascii="Times New Roman" w:hAnsi="Times New Roman" w:eastAsia="Times New Roman" w:cs="Times New Roman"/>
+        </w:rPr>
+        <w:t>：§51</w:t>
       </w:r>
       <w:r>
         <w:rPr>
@@ -315,192 +288,598 @@
         <w:rPr>
           <w:rFonts w:hint="eastAsia" w:ascii="Times New Roman" w:hAnsi="Times New Roman" w:eastAsia="FangSong" w:cs="Times New Roman"/>
         </w:rPr>
-        <w:t>消除</w:t>
-      </w:r>
-      <w:r>
-        <w:rPr>
-          <w:rFonts w:hint="eastAsia" w:ascii="Times New Roman" w:hAnsi="Times New Roman" w:eastAsia="Times New Roman" w:cs="Times New Roman"/>
-        </w:rPr>
-        <w:t>/</w:t>
-      </w:r>
-      <w:r>
-        <w:rPr>
-          <w:rFonts w:hint="eastAsia" w:ascii="Times New Roman" w:hAnsi="Times New Roman" w:eastAsia="FangSong" w:cs="Times New Roman"/>
-        </w:rPr>
-        <w:t>还原消除</w:t>
-      </w:r>
-      <w:r>
-        <w:rPr>
-          <w:rFonts w:hint="eastAsia" w:ascii="Times New Roman" w:hAnsi="Times New Roman" w:eastAsia="Times New Roman" w:cs="Times New Roman"/>
-        </w:rPr>
-        <w:t>）</w:t>
+        <w:t xml:space="preserve">金属有机</w:t>
+      </w:r>
+      <w:r>
+        <w:rPr>
+          <w:rFonts w:ascii="Times New Roman" w:hAnsi="Times New Roman" w:eastAsia="Times New Roman" w:cs="Times New Roman"/>
+        </w:rPr>
+        <w:t xml:space="preserve"> · </w:t>
+      </w:r>
+      <w:r>
+        <w:rPr>
+          <w:rFonts w:hint="eastAsia" w:ascii="Times New Roman" w:hAnsi="Times New Roman" w:eastAsia="FangSong" w:cs="Times New Roman"/>
+        </w:rPr>
+        <w:t>决赛</w:t>
+      </w:r>
+      <w:r>
+        <w:rPr>
+          <w:rFonts w:hint="eastAsia" w:ascii="Times New Roman" w:hAnsi="Times New Roman" w:eastAsia="Times New Roman" w:cs="Times New Roman"/>
+        </w:rPr>
+        <w:t>11</w:t>
+      </w:r>
+      <w:r>
+        <w:rPr>
+          <w:rFonts w:ascii="Times New Roman" w:hAnsi="Times New Roman" w:eastAsia="Times New Roman" w:cs="Times New Roman"/>
+        </w:rPr>
+        <w:t xml:space="preserve"> </w:t>
+      </w:r>
+      <w:r>
+        <w:rPr>
+          <w:rFonts w:hint="eastAsia" w:ascii="Times New Roman" w:hAnsi="Times New Roman" w:eastAsia="FangSong" w:cs="Times New Roman"/>
+        </w:rPr>
+        <w:t xml:space="preserve">金属有机化学</w:t>
       </w:r>
     </w:p>
-    <w:p>
-      <w:pPr>
-        <w:pStyle w:val="Compact"/>
-        <w:numPr>
-          <w:ilvl w:val="0"/>
-          <w:numId w:val="1001"/>
-        </w:numPr>
-      </w:pPr>
-      <w:r>
-        <w:rPr>
-          <w:rFonts w:hint="eastAsia" w:ascii="Times New Roman" w:hAnsi="Times New Roman" w:eastAsia="FangSong" w:cs="Times New Roman"/>
-        </w:rPr>
-        <w:t xml:space="preserve">能用</w:t>
-      </w:r>
-      <w:r>
-        <w:rPr>
-          <w:rFonts w:ascii="Times New Roman" w:hAnsi="Times New Roman" w:eastAsia="Times New Roman" w:cs="Times New Roman"/>
-        </w:rPr>
-        <w:t xml:space="preserve"> 18e </w:t>
-      </w:r>
-      <w:r>
-        <w:rPr>
-          <w:rFonts w:hint="eastAsia" w:ascii="Times New Roman" w:hAnsi="Times New Roman" w:eastAsia="FangSong" w:cs="Times New Roman"/>
-        </w:rPr>
-        <w:t>规则</w:t>
-      </w:r>
-      <w:r>
-        <w:rPr>
-          <w:rFonts w:hint="eastAsia" w:ascii="Times New Roman" w:hAnsi="Times New Roman" w:eastAsia="Times New Roman" w:cs="Times New Roman"/>
-        </w:rPr>
-        <w:t>/16e</w:t>
-      </w:r>
-      <w:r>
-        <w:rPr>
-          <w:rFonts w:ascii="Times New Roman" w:hAnsi="Times New Roman" w:eastAsia="Times New Roman" w:cs="Times New Roman"/>
-        </w:rPr>
-        <w:t xml:space="preserve"> </w:t>
-      </w:r>
-      <w:r>
-        <w:rPr>
-          <w:rFonts w:hint="eastAsia" w:ascii="Times New Roman" w:hAnsi="Times New Roman" w:eastAsia="FangSong" w:cs="Times New Roman"/>
-        </w:rPr>
-        <w:t xml:space="preserve">规则判断配合物的稳定性与反应活性</w:t>
-      </w:r>
-    </w:p>
-    <w:p>
-      <w:pPr>
-        <w:pStyle w:val="Compact"/>
-        <w:numPr>
-          <w:ilvl w:val="0"/>
-          <w:numId w:val="1001"/>
-        </w:numPr>
-      </w:pPr>
-      <w:r>
-        <w:rPr>
-          <w:rFonts w:hint="eastAsia" w:ascii="Times New Roman" w:hAnsi="Times New Roman" w:eastAsia="FangSong" w:cs="Times New Roman"/>
-        </w:rPr>
-        <w:t xml:space="preserve">能区分</w:t>
-      </w:r>
-      <w:r>
-        <w:rPr>
-          <w:rFonts w:ascii="Times New Roman" w:hAnsi="Times New Roman" w:eastAsia="Times New Roman" w:cs="Times New Roman"/>
-        </w:rPr>
-        <w:t xml:space="preserve"> Heck、Suzuki、Negishi、Stille、Sonogashira </w:t>
-      </w:r>
-      <w:r>
-        <w:rPr>
-          <w:rFonts w:hint="eastAsia" w:ascii="Times New Roman" w:hAnsi="Times New Roman" w:eastAsia="FangSong" w:cs="Times New Roman"/>
-        </w:rPr>
-        <w:t xml:space="preserve">的底物与机理</w:t>
-      </w:r>
-    </w:p>
-    <w:p>
-      <w:pPr>
-        <w:pStyle w:val="Compact"/>
-        <w:numPr>
-          <w:ilvl w:val="0"/>
-          <w:numId w:val="1001"/>
-        </w:numPr>
-      </w:pPr>
-      <w:r>
-        <w:rPr>
-          <w:rFonts w:hint="eastAsia" w:ascii="Times New Roman" w:hAnsi="Times New Roman" w:eastAsia="FangSong" w:cs="Times New Roman"/>
-        </w:rPr>
-        <w:t xml:space="preserve">能画出</w:t>
-      </w:r>
-      <w:r>
-        <w:rPr>
-          <w:rFonts w:ascii="Times New Roman" w:hAnsi="Times New Roman" w:eastAsia="Times New Roman" w:cs="Times New Roman"/>
-        </w:rPr>
-        <w:t xml:space="preserve"> Grubbs </w:t>
-      </w:r>
-      <w:r>
-        <w:rPr>
-          <w:rFonts w:hint="eastAsia" w:ascii="Times New Roman" w:hAnsi="Times New Roman" w:eastAsia="FangSong" w:cs="Times New Roman"/>
-        </w:rPr>
-        <w:t xml:space="preserve">催化烯烃复分解的金属杂环丁烷机理</w:t>
-      </w:r>
-    </w:p>
-    <w:p>
-      <w:pPr>
-        <w:pStyle w:val="Compact"/>
-        <w:numPr>
-          <w:ilvl w:val="0"/>
-          <w:numId w:val="1001"/>
-        </w:numPr>
-      </w:pPr>
-      <w:r>
-        <w:rPr>
-          <w:rFonts w:hint="eastAsia" w:ascii="Times New Roman" w:hAnsi="Times New Roman" w:eastAsia="FangSong" w:cs="Times New Roman"/>
-        </w:rPr>
-        <w:t xml:space="preserve">能理解</w:t>
-      </w:r>
-      <w:r>
-        <w:rPr>
-          <w:rFonts w:ascii="Times New Roman" w:hAnsi="Times New Roman" w:eastAsia="Times New Roman" w:cs="Times New Roman"/>
-        </w:rPr>
-        <w:t xml:space="preserve"> Wacker </w:t>
-      </w:r>
-      <w:r>
-        <w:rPr>
-          <w:rFonts w:hint="eastAsia" w:ascii="Times New Roman" w:hAnsi="Times New Roman" w:eastAsia="FangSong" w:cs="Times New Roman"/>
-        </w:rPr>
-        <w:t xml:space="preserve">氧化和</w:t>
-      </w:r>
-      <w:r>
-        <w:rPr>
-          <w:rFonts w:ascii="Times New Roman" w:hAnsi="Times New Roman" w:eastAsia="Times New Roman" w:cs="Times New Roman"/>
-        </w:rPr>
-        <w:t xml:space="preserve"> Buchwald-Hartwig </w:t>
-      </w:r>
-      <w:r>
-        <w:rPr>
-          <w:rFonts w:hint="eastAsia" w:ascii="Times New Roman" w:hAnsi="Times New Roman" w:eastAsia="FangSong" w:cs="Times New Roman"/>
-        </w:rPr>
-        <w:t xml:space="preserve">胺化的催化循环</w:t>
-      </w:r>
-    </w:p>
-    <w:p>
-      <w:pPr>
-        <w:pStyle w:val="Compact"/>
-        <w:numPr>
-          <w:ilvl w:val="0"/>
-          <w:numId w:val="1001"/>
-        </w:numPr>
-      </w:pPr>
-      <w:r>
-        <w:rPr>
-          <w:rFonts w:hint="eastAsia" w:ascii="Times New Roman" w:hAnsi="Times New Roman" w:eastAsia="FangSong" w:cs="Times New Roman"/>
-        </w:rPr>
-        <w:t xml:space="preserve">能预测</w:t>
-      </w:r>
-      <w:r>
-        <w:rPr>
-          <w:rFonts w:ascii="Times New Roman" w:hAnsi="Times New Roman" w:eastAsia="Times New Roman" w:cs="Times New Roman"/>
-        </w:rPr>
-        <w:t xml:space="preserve"> Tsuji-Trost </w:t>
-      </w:r>
-      <w:r>
-        <w:rPr>
-          <w:rFonts w:hint="eastAsia" w:ascii="Times New Roman" w:hAnsi="Times New Roman" w:eastAsia="FangSong" w:cs="Times New Roman"/>
-        </w:rPr>
-        <w:t xml:space="preserve">反应的区域选择性和立体化学</w:t>
-      </w:r>
-    </w:p>
+    <w:tbl>
+      <w:tblPr>
+        <w:tblStyle w:val="Table"/>
+        <w:tblW w:type="pct" w:w="5000"/>
+        <w:tblLayout w:type="fixed"/>
+        <w:tblLook w:firstRow="1" w:lastRow="0" w:firstColumn="0" w:lastColumn="0" w:noHBand="0" w:noVBand="0" w:val="0020"/>
+      </w:tblPr>
+      <w:tblGrid>
+        <w:gridCol w:w="3960"/>
+        <w:gridCol w:w="3960"/>
+      </w:tblGrid>
+      <w:tr>
+        <w:trPr>
+          <w:tblHeader w:val="on"/>
+        </w:trPr>
+        <w:tc>
+          <w:tcPr/>
+          <w:p>
+            <w:pPr>
+              <w:pStyle w:val="Compact"/>
+              <w:jc w:val="center"/>
+            </w:pPr>
+            <w:r>
+              <w:rPr>
+                <w:rFonts w:hint="eastAsia" w:ascii="Times New Roman" w:hAnsi="Times New Roman" w:eastAsia="SimHei" w:cs="Times New Roman"/>
+                <w:b/>
+              </w:rPr>
+              <w:t xml:space="preserve">考纲条目</w:t>
+            </w:r>
+          </w:p>
+        </w:tc>
+        <w:tc>
+          <w:tcPr/>
+          <w:p>
+            <w:pPr>
+              <w:pStyle w:val="Compact"/>
+              <w:jc w:val="center"/>
+            </w:pPr>
+            <w:r>
+              <w:rPr>
+                <w:rFonts w:hint="eastAsia" w:ascii="Times New Roman" w:hAnsi="Times New Roman" w:eastAsia="SimHei" w:cs="Times New Roman"/>
+                <w:b/>
+              </w:rPr>
+              <w:t xml:space="preserve">学完本讲你应能</w:t>
+            </w:r>
+          </w:p>
+        </w:tc>
+      </w:tr>
+      <w:tr>
+        <w:tc>
+          <w:tcPr/>
+          <w:p>
+            <w:pPr>
+              <w:pStyle w:val="Compact"/>
+              <w:jc w:val="center"/>
+            </w:pPr>
+            <w:r>
+              <w:rPr>
+                <w:rFonts w:ascii="Times New Roman" w:hAnsi="Times New Roman" w:eastAsia="Times New Roman" w:cs="Times New Roman"/>
+              </w:rPr>
+              <w:t xml:space="preserve">§51 </w:t>
+            </w:r>
+            <w:r>
+              <w:rPr>
+                <w:rFonts w:hint="eastAsia" w:ascii="Times New Roman" w:hAnsi="Times New Roman" w:eastAsia="FangSong" w:cs="Times New Roman"/>
+              </w:rPr>
+              <w:t xml:space="preserve">金属有机</w:t>
+            </w:r>
+            <w:r>
+              <w:rPr>
+                <w:rFonts w:ascii="Times New Roman" w:hAnsi="Times New Roman" w:eastAsia="Times New Roman" w:cs="Times New Roman"/>
+              </w:rPr>
+              <w:t xml:space="preserve"> · </w:t>
+            </w:r>
+            <w:r>
+              <w:rPr>
+                <w:rFonts w:hint="eastAsia" w:ascii="Times New Roman" w:hAnsi="Times New Roman" w:eastAsia="FangSong" w:cs="Times New Roman"/>
+              </w:rPr>
+              <w:t xml:space="preserve">催化循环基元步骤</w:t>
+            </w:r>
+          </w:p>
+        </w:tc>
+        <w:tc>
+          <w:tcPr/>
+          <w:p>
+            <w:pPr>
+              <w:pStyle w:val="Compact"/>
+              <w:jc w:val="center"/>
+            </w:pPr>
+            <w:r>
+              <w:rPr>
+                <w:rFonts w:hint="eastAsia" w:ascii="Times New Roman" w:hAnsi="Times New Roman" w:eastAsia="FangSong" w:cs="Times New Roman"/>
+              </w:rPr>
+              <w:t>能拆解催化循环为基元反应</w:t>
+            </w:r>
+            <w:r>
+              <w:rPr>
+                <w:rFonts w:hint="eastAsia" w:ascii="Times New Roman" w:hAnsi="Times New Roman" w:eastAsia="Times New Roman" w:cs="Times New Roman"/>
+              </w:rPr>
+              <w:t>（</w:t>
+            </w:r>
+            <w:r>
+              <w:rPr>
+                <w:rFonts w:hint="eastAsia" w:ascii="Times New Roman" w:hAnsi="Times New Roman" w:eastAsia="FangSong" w:cs="Times New Roman"/>
+              </w:rPr>
+              <w:t>氧化加成</w:t>
+            </w:r>
+            <w:r>
+              <w:rPr>
+                <w:rFonts w:hint="eastAsia" w:ascii="Times New Roman" w:hAnsi="Times New Roman" w:eastAsia="Times New Roman" w:cs="Times New Roman"/>
+              </w:rPr>
+              <w:t>/</w:t>
+            </w:r>
+            <w:r>
+              <w:rPr>
+                <w:rFonts w:hint="eastAsia" w:ascii="Times New Roman" w:hAnsi="Times New Roman" w:eastAsia="FangSong" w:cs="Times New Roman"/>
+              </w:rPr>
+              <w:t>迁移插入</w:t>
+            </w:r>
+            <w:r>
+              <w:rPr>
+                <w:rFonts w:hint="eastAsia" w:ascii="Times New Roman" w:hAnsi="Times New Roman" w:eastAsia="Times New Roman" w:cs="Times New Roman"/>
+              </w:rPr>
+              <w:t>/β-H</w:t>
+            </w:r>
+            <w:r>
+              <w:rPr>
+                <w:rFonts w:ascii="Times New Roman" w:hAnsi="Times New Roman" w:eastAsia="Times New Roman" w:cs="Times New Roman"/>
+              </w:rPr>
+              <w:t xml:space="preserve"> </w:t>
+            </w:r>
+            <w:r>
+              <w:rPr>
+                <w:rFonts w:hint="eastAsia" w:ascii="Times New Roman" w:hAnsi="Times New Roman" w:eastAsia="FangSong" w:cs="Times New Roman"/>
+              </w:rPr>
+              <w:t>消除</w:t>
+            </w:r>
+            <w:r>
+              <w:rPr>
+                <w:rFonts w:hint="eastAsia" w:ascii="Times New Roman" w:hAnsi="Times New Roman" w:eastAsia="Times New Roman" w:cs="Times New Roman"/>
+              </w:rPr>
+              <w:t>/</w:t>
+            </w:r>
+            <w:r>
+              <w:rPr>
+                <w:rFonts w:hint="eastAsia" w:ascii="Times New Roman" w:hAnsi="Times New Roman" w:eastAsia="FangSong" w:cs="Times New Roman"/>
+              </w:rPr>
+              <w:t>还原消除</w:t>
+            </w:r>
+            <w:r>
+              <w:rPr>
+                <w:rFonts w:hint="eastAsia" w:ascii="Times New Roman" w:hAnsi="Times New Roman" w:eastAsia="Times New Roman" w:cs="Times New Roman"/>
+              </w:rPr>
+              <w:t>）</w:t>
+            </w:r>
+          </w:p>
+        </w:tc>
+      </w:tr>
+      <w:tr>
+        <w:tc>
+          <w:tcPr/>
+          <w:p>
+            <w:pPr>
+              <w:pStyle w:val="Compact"/>
+              <w:jc w:val="center"/>
+            </w:pPr>
+            <w:r>
+              <w:rPr>
+                <w:rFonts w:ascii="Times New Roman" w:hAnsi="Times New Roman" w:eastAsia="Times New Roman" w:cs="Times New Roman"/>
+              </w:rPr>
+              <w:t xml:space="preserve">§51 </w:t>
+            </w:r>
+            <w:r>
+              <w:rPr>
+                <w:rFonts w:hint="eastAsia" w:ascii="Times New Roman" w:hAnsi="Times New Roman" w:eastAsia="FangSong" w:cs="Times New Roman"/>
+              </w:rPr>
+              <w:t xml:space="preserve">金属有机</w:t>
+            </w:r>
+            <w:r>
+              <w:rPr>
+                <w:rFonts w:ascii="Times New Roman" w:hAnsi="Times New Roman" w:eastAsia="Times New Roman" w:cs="Times New Roman"/>
+              </w:rPr>
+              <w:t xml:space="preserve"> · </w:t>
+            </w:r>
+            <w:r>
+              <w:rPr>
+                <w:rFonts w:hint="eastAsia" w:ascii="Times New Roman" w:hAnsi="Times New Roman" w:eastAsia="FangSong" w:cs="Times New Roman"/>
+              </w:rPr>
+              <w:t xml:space="preserve">电子计数规则</w:t>
+            </w:r>
+          </w:p>
+        </w:tc>
+        <w:tc>
+          <w:tcPr/>
+          <w:p>
+            <w:pPr>
+              <w:pStyle w:val="Compact"/>
+              <w:jc w:val="center"/>
+            </w:pPr>
+            <w:r>
+              <w:rPr>
+                <w:rFonts w:hint="eastAsia" w:ascii="Times New Roman" w:hAnsi="Times New Roman" w:eastAsia="FangSong" w:cs="Times New Roman"/>
+              </w:rPr>
+              <w:t xml:space="preserve">能用</w:t>
+            </w:r>
+            <w:r>
+              <w:rPr>
+                <w:rFonts w:ascii="Times New Roman" w:hAnsi="Times New Roman" w:eastAsia="Times New Roman" w:cs="Times New Roman"/>
+              </w:rPr>
+              <w:t xml:space="preserve"> 18e </w:t>
+            </w:r>
+            <w:r>
+              <w:rPr>
+                <w:rFonts w:hint="eastAsia" w:ascii="Times New Roman" w:hAnsi="Times New Roman" w:eastAsia="FangSong" w:cs="Times New Roman"/>
+              </w:rPr>
+              <w:t>规则</w:t>
+            </w:r>
+            <w:r>
+              <w:rPr>
+                <w:rFonts w:hint="eastAsia" w:ascii="Times New Roman" w:hAnsi="Times New Roman" w:eastAsia="Times New Roman" w:cs="Times New Roman"/>
+              </w:rPr>
+              <w:t>/16e</w:t>
+            </w:r>
+            <w:r>
+              <w:rPr>
+                <w:rFonts w:ascii="Times New Roman" w:hAnsi="Times New Roman" w:eastAsia="Times New Roman" w:cs="Times New Roman"/>
+              </w:rPr>
+              <w:t xml:space="preserve"> </w:t>
+            </w:r>
+            <w:r>
+              <w:rPr>
+                <w:rFonts w:hint="eastAsia" w:ascii="Times New Roman" w:hAnsi="Times New Roman" w:eastAsia="FangSong" w:cs="Times New Roman"/>
+              </w:rPr>
+              <w:t xml:space="preserve">规则判断配合物的稳定性与反应活性</w:t>
+            </w:r>
+          </w:p>
+        </w:tc>
+      </w:tr>
+      <w:tr>
+        <w:tc>
+          <w:tcPr/>
+          <w:p>
+            <w:pPr>
+              <w:pStyle w:val="Compact"/>
+              <w:jc w:val="center"/>
+            </w:pPr>
+            <w:r>
+              <w:rPr>
+                <w:rFonts w:hint="eastAsia" w:ascii="Times New Roman" w:hAnsi="Times New Roman" w:eastAsia="FangSong" w:cs="Times New Roman"/>
+              </w:rPr>
+              <w:t>决赛</w:t>
+            </w:r>
+            <w:r>
+              <w:rPr>
+                <w:rFonts w:hint="eastAsia" w:ascii="Times New Roman" w:hAnsi="Times New Roman" w:eastAsia="Times New Roman" w:cs="Times New Roman"/>
+              </w:rPr>
+              <w:t>11</w:t>
+            </w:r>
+            <w:r>
+              <w:rPr>
+                <w:rFonts w:ascii="Times New Roman" w:hAnsi="Times New Roman" w:eastAsia="Times New Roman" w:cs="Times New Roman"/>
+              </w:rPr>
+              <w:t xml:space="preserve"> </w:t>
+            </w:r>
+            <w:r>
+              <w:rPr>
+                <w:rFonts w:hint="eastAsia" w:ascii="Times New Roman" w:hAnsi="Times New Roman" w:eastAsia="FangSong" w:cs="Times New Roman"/>
+              </w:rPr>
+              <w:t xml:space="preserve">金属有机化学</w:t>
+            </w:r>
+            <w:r>
+              <w:rPr>
+                <w:rFonts w:ascii="Times New Roman" w:hAnsi="Times New Roman" w:eastAsia="Times New Roman" w:cs="Times New Roman"/>
+              </w:rPr>
+              <w:t xml:space="preserve"> · </w:t>
+            </w:r>
+            <w:r>
+              <w:rPr>
+                <w:rFonts w:hint="eastAsia" w:ascii="Times New Roman" w:hAnsi="Times New Roman" w:eastAsia="FangSong" w:cs="Times New Roman"/>
+              </w:rPr>
+              <w:t xml:space="preserve">交叉偶联反应</w:t>
+            </w:r>
+          </w:p>
+        </w:tc>
+        <w:tc>
+          <w:tcPr/>
+          <w:p>
+            <w:pPr>
+              <w:pStyle w:val="Compact"/>
+              <w:jc w:val="center"/>
+            </w:pPr>
+            <w:r>
+              <w:rPr>
+                <w:rFonts w:hint="eastAsia" w:ascii="Times New Roman" w:hAnsi="Times New Roman" w:eastAsia="FangSong" w:cs="Times New Roman"/>
+              </w:rPr>
+              <w:t xml:space="preserve">能区分</w:t>
+            </w:r>
+            <w:r>
+              <w:rPr>
+                <w:rFonts w:ascii="Times New Roman" w:hAnsi="Times New Roman" w:eastAsia="Times New Roman" w:cs="Times New Roman"/>
+              </w:rPr>
+              <w:t xml:space="preserve"> Heck、Suzuki、Negishi、Stille、Sonogashira </w:t>
+            </w:r>
+            <w:r>
+              <w:rPr>
+                <w:rFonts w:hint="eastAsia" w:ascii="Times New Roman" w:hAnsi="Times New Roman" w:eastAsia="FangSong" w:cs="Times New Roman"/>
+              </w:rPr>
+              <w:t xml:space="preserve">的底物与机理</w:t>
+            </w:r>
+          </w:p>
+        </w:tc>
+      </w:tr>
+      <w:tr>
+        <w:tc>
+          <w:tcPr/>
+          <w:p>
+            <w:pPr>
+              <w:pStyle w:val="Compact"/>
+              <w:jc w:val="center"/>
+            </w:pPr>
+            <w:r>
+              <w:rPr>
+                <w:rFonts w:hint="eastAsia" w:ascii="Times New Roman" w:hAnsi="Times New Roman" w:eastAsia="FangSong" w:cs="Times New Roman"/>
+              </w:rPr>
+              <w:t>决赛</w:t>
+            </w:r>
+            <w:r>
+              <w:rPr>
+                <w:rFonts w:hint="eastAsia" w:ascii="Times New Roman" w:hAnsi="Times New Roman" w:eastAsia="Times New Roman" w:cs="Times New Roman"/>
+              </w:rPr>
+              <w:t>11</w:t>
+            </w:r>
+            <w:r>
+              <w:rPr>
+                <w:rFonts w:ascii="Times New Roman" w:hAnsi="Times New Roman" w:eastAsia="Times New Roman" w:cs="Times New Roman"/>
+              </w:rPr>
+              <w:t xml:space="preserve"> </w:t>
+            </w:r>
+            <w:r>
+              <w:rPr>
+                <w:rFonts w:hint="eastAsia" w:ascii="Times New Roman" w:hAnsi="Times New Roman" w:eastAsia="FangSong" w:cs="Times New Roman"/>
+              </w:rPr>
+              <w:t xml:space="preserve">金属有机化学</w:t>
+            </w:r>
+            <w:r>
+              <w:rPr>
+                <w:rFonts w:ascii="Times New Roman" w:hAnsi="Times New Roman" w:eastAsia="Times New Roman" w:cs="Times New Roman"/>
+              </w:rPr>
+              <w:t xml:space="preserve"> · </w:t>
+            </w:r>
+            <w:r>
+              <w:rPr>
+                <w:rFonts w:hint="eastAsia" w:ascii="Times New Roman" w:hAnsi="Times New Roman" w:eastAsia="FangSong" w:cs="Times New Roman"/>
+              </w:rPr>
+              <w:t xml:space="preserve">烯烃复分解</w:t>
+            </w:r>
+          </w:p>
+        </w:tc>
+        <w:tc>
+          <w:tcPr/>
+          <w:p>
+            <w:pPr>
+              <w:pStyle w:val="Compact"/>
+              <w:jc w:val="center"/>
+            </w:pPr>
+            <w:r>
+              <w:rPr>
+                <w:rFonts w:hint="eastAsia" w:ascii="Times New Roman" w:hAnsi="Times New Roman" w:eastAsia="FangSong" w:cs="Times New Roman"/>
+              </w:rPr>
+              <w:t xml:space="preserve">能画出</w:t>
+            </w:r>
+            <w:r>
+              <w:rPr>
+                <w:rFonts w:ascii="Times New Roman" w:hAnsi="Times New Roman" w:eastAsia="Times New Roman" w:cs="Times New Roman"/>
+              </w:rPr>
+              <w:t xml:space="preserve"> Grubbs </w:t>
+            </w:r>
+            <w:r>
+              <w:rPr>
+                <w:rFonts w:hint="eastAsia" w:ascii="Times New Roman" w:hAnsi="Times New Roman" w:eastAsia="FangSong" w:cs="Times New Roman"/>
+              </w:rPr>
+              <w:t xml:space="preserve">催化烯烃复分解的金属杂环丁烷机理</w:t>
+            </w:r>
+          </w:p>
+        </w:tc>
+      </w:tr>
+      <w:tr>
+        <w:tc>
+          <w:tcPr/>
+          <w:p>
+            <w:pPr>
+              <w:pStyle w:val="Compact"/>
+              <w:jc w:val="center"/>
+            </w:pPr>
+            <w:r>
+              <w:rPr>
+                <w:rFonts w:hint="eastAsia" w:ascii="Times New Roman" w:hAnsi="Times New Roman" w:eastAsia="FangSong" w:cs="Times New Roman"/>
+              </w:rPr>
+              <w:t>决赛</w:t>
+            </w:r>
+            <w:r>
+              <w:rPr>
+                <w:rFonts w:hint="eastAsia" w:ascii="Times New Roman" w:hAnsi="Times New Roman" w:eastAsia="Times New Roman" w:cs="Times New Roman"/>
+              </w:rPr>
+              <w:t>11</w:t>
+            </w:r>
+            <w:r>
+              <w:rPr>
+                <w:rFonts w:ascii="Times New Roman" w:hAnsi="Times New Roman" w:eastAsia="Times New Roman" w:cs="Times New Roman"/>
+              </w:rPr>
+              <w:t xml:space="preserve"> </w:t>
+            </w:r>
+            <w:r>
+              <w:rPr>
+                <w:rFonts w:hint="eastAsia" w:ascii="Times New Roman" w:hAnsi="Times New Roman" w:eastAsia="FangSong" w:cs="Times New Roman"/>
+              </w:rPr>
+              <w:t xml:space="preserve">金属有机化学</w:t>
+            </w:r>
+            <w:r>
+              <w:rPr>
+                <w:rFonts w:ascii="Times New Roman" w:hAnsi="Times New Roman" w:eastAsia="Times New Roman" w:cs="Times New Roman"/>
+              </w:rPr>
+              <w:t xml:space="preserve"> · Wacker </w:t>
+            </w:r>
+            <w:r>
+              <w:rPr>
+                <w:rFonts w:hint="eastAsia" w:ascii="Times New Roman" w:hAnsi="Times New Roman" w:eastAsia="FangSong" w:cs="Times New Roman"/>
+              </w:rPr>
+              <w:t xml:space="preserve">氧化与</w:t>
+            </w:r>
+            <w:r>
+              <w:rPr>
+                <w:rFonts w:ascii="Times New Roman" w:hAnsi="Times New Roman" w:eastAsia="Times New Roman" w:cs="Times New Roman"/>
+              </w:rPr>
+              <w:t xml:space="preserve"> Buchwald-Hartwig </w:t>
+            </w:r>
+            <w:r>
+              <w:rPr>
+                <w:rFonts w:hint="eastAsia" w:ascii="Times New Roman" w:hAnsi="Times New Roman" w:eastAsia="FangSong" w:cs="Times New Roman"/>
+              </w:rPr>
+              <w:t xml:space="preserve">胺化</w:t>
+            </w:r>
+          </w:p>
+        </w:tc>
+        <w:tc>
+          <w:tcPr/>
+          <w:p>
+            <w:pPr>
+              <w:pStyle w:val="Compact"/>
+              <w:jc w:val="center"/>
+            </w:pPr>
+            <w:r>
+              <w:rPr>
+                <w:rFonts w:hint="eastAsia" w:ascii="Times New Roman" w:hAnsi="Times New Roman" w:eastAsia="FangSong" w:cs="Times New Roman"/>
+              </w:rPr>
+              <w:t xml:space="preserve">能理解</w:t>
+            </w:r>
+            <w:r>
+              <w:rPr>
+                <w:rFonts w:ascii="Times New Roman" w:hAnsi="Times New Roman" w:eastAsia="Times New Roman" w:cs="Times New Roman"/>
+              </w:rPr>
+              <w:t xml:space="preserve"> Wacker </w:t>
+            </w:r>
+            <w:r>
+              <w:rPr>
+                <w:rFonts w:hint="eastAsia" w:ascii="Times New Roman" w:hAnsi="Times New Roman" w:eastAsia="FangSong" w:cs="Times New Roman"/>
+              </w:rPr>
+              <w:t xml:space="preserve">氧化和</w:t>
+            </w:r>
+            <w:r>
+              <w:rPr>
+                <w:rFonts w:ascii="Times New Roman" w:hAnsi="Times New Roman" w:eastAsia="Times New Roman" w:cs="Times New Roman"/>
+              </w:rPr>
+              <w:t xml:space="preserve"> Buchwald-Hartwig </w:t>
+            </w:r>
+            <w:r>
+              <w:rPr>
+                <w:rFonts w:hint="eastAsia" w:ascii="Times New Roman" w:hAnsi="Times New Roman" w:eastAsia="FangSong" w:cs="Times New Roman"/>
+              </w:rPr>
+              <w:t xml:space="preserve">胺化的催化循环</w:t>
+            </w:r>
+          </w:p>
+        </w:tc>
+      </w:tr>
+      <w:tr>
+        <w:tc>
+          <w:tcPr/>
+          <w:p>
+            <w:pPr>
+              <w:pStyle w:val="Compact"/>
+              <w:jc w:val="center"/>
+            </w:pPr>
+            <w:r>
+              <w:rPr>
+                <w:rFonts w:hint="eastAsia" w:ascii="Times New Roman" w:hAnsi="Times New Roman" w:eastAsia="FangSong" w:cs="Times New Roman"/>
+              </w:rPr>
+              <w:t>决赛</w:t>
+            </w:r>
+            <w:r>
+              <w:rPr>
+                <w:rFonts w:hint="eastAsia" w:ascii="Times New Roman" w:hAnsi="Times New Roman" w:eastAsia="Times New Roman" w:cs="Times New Roman"/>
+              </w:rPr>
+              <w:t>11</w:t>
+            </w:r>
+            <w:r>
+              <w:rPr>
+                <w:rFonts w:ascii="Times New Roman" w:hAnsi="Times New Roman" w:eastAsia="Times New Roman" w:cs="Times New Roman"/>
+              </w:rPr>
+              <w:t xml:space="preserve"> </w:t>
+            </w:r>
+            <w:r>
+              <w:rPr>
+                <w:rFonts w:hint="eastAsia" w:ascii="Times New Roman" w:hAnsi="Times New Roman" w:eastAsia="FangSong" w:cs="Times New Roman"/>
+              </w:rPr>
+              <w:t xml:space="preserve">金属有机化学</w:t>
+            </w:r>
+            <w:r>
+              <w:rPr>
+                <w:rFonts w:ascii="Times New Roman" w:hAnsi="Times New Roman" w:eastAsia="Times New Roman" w:cs="Times New Roman"/>
+              </w:rPr>
+              <w:t xml:space="preserve"> · Tsuji-Trost </w:t>
+            </w:r>
+            <w:r>
+              <w:rPr>
+                <w:rFonts w:hint="eastAsia" w:ascii="Times New Roman" w:hAnsi="Times New Roman" w:eastAsia="FangSong" w:cs="Times New Roman"/>
+              </w:rPr>
+              <w:t xml:space="preserve">烯丙基取代</w:t>
+            </w:r>
+          </w:p>
+        </w:tc>
+        <w:tc>
+          <w:tcPr/>
+          <w:p>
+            <w:pPr>
+              <w:pStyle w:val="Compact"/>
+              <w:jc w:val="center"/>
+            </w:pPr>
+            <w:r>
+              <w:rPr>
+                <w:rFonts w:hint="eastAsia" w:ascii="Times New Roman" w:hAnsi="Times New Roman" w:eastAsia="FangSong" w:cs="Times New Roman"/>
+              </w:rPr>
+              <w:t xml:space="preserve">能预测</w:t>
+            </w:r>
+            <w:r>
+              <w:rPr>
+                <w:rFonts w:ascii="Times New Roman" w:hAnsi="Times New Roman" w:eastAsia="Times New Roman" w:cs="Times New Roman"/>
+              </w:rPr>
+              <w:t xml:space="preserve"> Tsuji-Trost </w:t>
+            </w:r>
+            <w:r>
+              <w:rPr>
+                <w:rFonts w:hint="eastAsia" w:ascii="Times New Roman" w:hAnsi="Times New Roman" w:eastAsia="FangSong" w:cs="Times New Roman"/>
+              </w:rPr>
+              <w:t xml:space="preserve">反应的区域选择性和立体化学</w:t>
+            </w:r>
+          </w:p>
+        </w:tc>
+      </w:tr>
+    </w:tbl>
     <w:p>
       <w:pPr>
         <w:spacing w:before="160" w:after="80"/>
@@ -3456,7 +3835,7 @@
         <w:pStyle w:val="Compact"/>
         <w:numPr>
           <w:ilvl w:val="0"/>
-          <w:numId w:val="1002"/>
+          <w:numId w:val="1001"/>
         </w:numPr>
       </w:pPr>
       <w:r>
@@ -3509,7 +3888,7 @@
         <w:pStyle w:val="Compact"/>
         <w:numPr>
           <w:ilvl w:val="0"/>
-          <w:numId w:val="1002"/>
+          <w:numId w:val="1001"/>
         </w:numPr>
       </w:pPr>
       <w:r>
@@ -3588,7 +3967,7 @@
         <w:pStyle w:val="Compact"/>
         <w:numPr>
           <w:ilvl w:val="0"/>
-          <w:numId w:val="1002"/>
+          <w:numId w:val="1001"/>
         </w:numPr>
       </w:pPr>
       <w:r>
@@ -4726,7 +5105,7 @@
         <w:pStyle w:val="Compact"/>
         <w:numPr>
           <w:ilvl w:val="0"/>
-          <w:numId w:val="1003"/>
+          <w:numId w:val="1002"/>
         </w:numPr>
       </w:pPr>
       <w:r>
@@ -4796,6 +5175,103 @@
           <w:rFonts w:hint="eastAsia" w:ascii="Times New Roman" w:hAnsi="Times New Roman" w:eastAsia="FangSong" w:cs="Times New Roman"/>
         </w:rPr>
         <w:t xml:space="preserve">烯烃</w:t>
+      </w:r>
+    </w:p>
+    <w:p>
+      <w:pPr>
+        <w:pStyle w:val="Compact"/>
+        <w:numPr>
+          <w:ilvl w:val="0"/>
+          <w:numId w:val="1002"/>
+        </w:numPr>
+      </w:pPr>
+      <w:r>
+        <w:rPr>
+          <w:rFonts w:hint="eastAsia" w:ascii="Times New Roman" w:hAnsi="Times New Roman" w:eastAsia="FangSong" w:cs="Times New Roman"/>
+          <w:b/>
+          <w:bCs/>
+        </w:rPr>
+        <w:t xml:space="preserve">不能用于</w:t>
+      </w:r>
+      <w:r>
+        <w:rPr>
+          <w:rFonts w:hint="eastAsia" w:ascii="Times New Roman" w:hAnsi="Times New Roman" w:eastAsia="Times New Roman" w:cs="Times New Roman"/>
+        </w:rPr>
+        <w:t>：</w:t>
+      </w:r>
+      <w:r>
+        <w:rPr>
+          <w:rFonts w:hint="eastAsia" w:ascii="Times New Roman" w:hAnsi="Times New Roman" w:eastAsia="FangSong" w:cs="Times New Roman"/>
+        </w:rPr>
+        <w:t>烷基卤</w:t>
+      </w:r>
+      <w:r>
+        <w:rPr>
+          <w:rFonts w:hint="eastAsia" w:ascii="Times New Roman" w:hAnsi="Times New Roman" w:eastAsia="Times New Roman" w:cs="Times New Roman"/>
+        </w:rPr>
+        <w:t>（</w:t>
+      </w:r>
+      <w:r>
+        <w:rPr>
+          <w:rFonts w:hint="eastAsia" w:ascii="Times New Roman" w:hAnsi="Times New Roman" w:eastAsia="FangSong" w:cs="Times New Roman"/>
+        </w:rPr>
+        <w:t>烷基</w:t>
+      </w:r>
+      <w:r>
+        <w:rPr>
+          <w:rFonts w:hint="eastAsia" w:ascii="Times New Roman" w:hAnsi="Times New Roman" w:eastAsia="Times New Roman" w:cs="Times New Roman"/>
+        </w:rPr>
+        <w:t>-Pd</w:t>
+      </w:r>
+      <w:r>
+        <w:rPr>
+          <w:rFonts w:ascii="Times New Roman" w:hAnsi="Times New Roman" w:eastAsia="Times New Roman" w:cs="Times New Roman"/>
+        </w:rPr>
+        <w:t xml:space="preserve"> </w:t>
+      </w:r>
+      <w:r>
+        <w:rPr>
+          <w:rFonts w:hint="eastAsia" w:ascii="Times New Roman" w:hAnsi="Times New Roman" w:eastAsia="FangSong" w:cs="Times New Roman"/>
+        </w:rPr>
+        <w:t xml:space="preserve">中间体</w:t>
+      </w:r>
+      <w:r>
+        <w:rPr>
+          <w:rFonts w:ascii="Times New Roman" w:hAnsi="Times New Roman" w:eastAsia="Times New Roman" w:cs="Times New Roman"/>
+        </w:rPr>
+        <w:t xml:space="preserve"> β-H </w:t>
+      </w:r>
+      <w:r>
+        <w:rPr>
+          <w:rFonts w:hint="eastAsia" w:ascii="Times New Roman" w:hAnsi="Times New Roman" w:eastAsia="FangSong" w:cs="Times New Roman"/>
+        </w:rPr>
+        <w:t>消除太快</w:t>
+      </w:r>
+      <w:r>
+        <w:rPr>
+          <w:rFonts w:hint="eastAsia" w:ascii="Times New Roman" w:hAnsi="Times New Roman" w:eastAsia="Times New Roman" w:cs="Times New Roman"/>
+        </w:rPr>
+        <w:t>）</w:t>
+      </w:r>
+    </w:p>
+    <w:bookmarkEnd w:id="20"/>
+    <w:bookmarkStart w:id="21" w:name="催化循环"/>
+    <w:p>
+      <w:pPr>
+        <w:pStyle w:val="Heading3"/>
+        <w:spacing w:before="280" w:after="120"/>
+      </w:pPr>
+      <w:r>
+        <w:rPr>
+          <w:rFonts w:ascii="Times New Roman" w:hAnsi="Times New Roman" w:eastAsia="Times New Roman" w:cs="Times New Roman"/>
+        </w:rPr>
+        <w:t xml:space="preserve">3.2 </w:t>
+      </w:r>
+      <w:r>
+        <w:rPr>
+          <w:rFonts w:hint="eastAsia" w:ascii="Times New Roman" w:hAnsi="Times New Roman" w:eastAsia="SimHei" w:cs="Times New Roman"/>
+        </w:rPr>
+        <w:t xml:space="preserve">催化循环</w:t>
       </w:r>
     </w:p>
     <w:p>
@@ -4808,91 +5284,40 @@
       </w:pPr>
       <w:r>
         <w:rPr>
-          <w:rFonts w:hint="eastAsia" w:ascii="Times New Roman" w:hAnsi="Times New Roman" w:eastAsia="FangSong" w:cs="Times New Roman"/>
-          <w:b/>
-          <w:bCs/>
-        </w:rPr>
-        <w:t xml:space="preserve">不能用于</w:t>
-      </w:r>
-      <w:r>
-        <w:rPr>
-          <w:rFonts w:hint="eastAsia" w:ascii="Times New Roman" w:hAnsi="Times New Roman" w:eastAsia="Times New Roman" w:cs="Times New Roman"/>
-        </w:rPr>
-        <w:t>：</w:t>
-      </w:r>
-      <w:r>
-        <w:rPr>
-          <w:rFonts w:hint="eastAsia" w:ascii="Times New Roman" w:hAnsi="Times New Roman" w:eastAsia="FangSong" w:cs="Times New Roman"/>
-        </w:rPr>
-        <w:t>烷基卤</w:t>
-      </w:r>
-      <w:r>
-        <w:rPr>
-          <w:rFonts w:hint="eastAsia" w:ascii="Times New Roman" w:hAnsi="Times New Roman" w:eastAsia="Times New Roman" w:cs="Times New Roman"/>
-        </w:rPr>
-        <w:t>（</w:t>
-      </w:r>
-      <w:r>
-        <w:rPr>
-          <w:rFonts w:hint="eastAsia" w:ascii="Times New Roman" w:hAnsi="Times New Roman" w:eastAsia="FangSong" w:cs="Times New Roman"/>
-        </w:rPr>
-        <w:t>烷基</w:t>
-      </w:r>
-      <w:r>
-        <w:rPr>
-          <w:rFonts w:hint="eastAsia" w:ascii="Times New Roman" w:hAnsi="Times New Roman" w:eastAsia="Times New Roman" w:cs="Times New Roman"/>
-        </w:rPr>
-        <w:t>-Pd</w:t>
-      </w:r>
-      <w:r>
-        <w:rPr>
-          <w:rFonts w:ascii="Times New Roman" w:hAnsi="Times New Roman" w:eastAsia="Times New Roman" w:cs="Times New Roman"/>
-        </w:rPr>
-        <w:t xml:space="preserve"> </w:t>
-      </w:r>
-      <w:r>
-        <w:rPr>
-          <w:rFonts w:hint="eastAsia" w:ascii="Times New Roman" w:hAnsi="Times New Roman" w:eastAsia="FangSong" w:cs="Times New Roman"/>
-        </w:rPr>
-        <w:t xml:space="preserve">中间体</w:t>
-      </w:r>
-      <w:r>
-        <w:rPr>
-          <w:rFonts w:ascii="Times New Roman" w:hAnsi="Times New Roman" w:eastAsia="Times New Roman" w:cs="Times New Roman"/>
-        </w:rPr>
-        <w:t xml:space="preserve"> β-H </w:t>
-      </w:r>
-      <w:r>
-        <w:rPr>
-          <w:rFonts w:hint="eastAsia" w:ascii="Times New Roman" w:hAnsi="Times New Roman" w:eastAsia="FangSong" w:cs="Times New Roman"/>
-        </w:rPr>
-        <w:t>消除太快</w:t>
+          <w:rFonts w:ascii="Times New Roman" w:hAnsi="Times New Roman" w:eastAsia="Times New Roman" w:cs="Times New Roman"/>
+        </w:rPr>
+        <w:t>Pd(0)L</w:t>
+      </w:r>
+      <w:r>
+        <w:rPr>
+          <w:rFonts w:ascii="Times New Roman" w:hAnsi="Times New Roman" w:eastAsia="Times New Roman" w:cs="Times New Roman"/>
+          <w:vertAlign w:val="subscript"/>
+        </w:rPr>
+        <w:t>n</w:t>
+      </w:r>
+      <w:r>
+        <w:rPr>
+          <w:rFonts w:ascii="Times New Roman" w:hAnsi="Times New Roman" w:eastAsia="Times New Roman" w:cs="Times New Roman"/>
+        </w:rPr>
+        <w:t xml:space="preserve"> + Ar–X ──→ </w:t>
+      </w:r>
+      <w:r>
+        <w:rPr>
+          <w:rFonts w:hint="eastAsia" w:ascii="Times New Roman" w:hAnsi="Times New Roman" w:eastAsia="Times New Roman" w:cs="Times New Roman"/>
+        </w:rPr>
+        <w:t>Ar–Pd(II)–X（</w:t>
+      </w:r>
+      <w:r>
+        <w:rPr>
+          <w:rFonts w:hint="eastAsia" w:ascii="Times New Roman" w:hAnsi="Times New Roman" w:eastAsia="FangSong" w:cs="Times New Roman"/>
+        </w:rPr>
+        <w:t>氧化加成</w:t>
       </w:r>
       <w:r>
         <w:rPr>
           <w:rFonts w:hint="eastAsia" w:ascii="Times New Roman" w:hAnsi="Times New Roman" w:eastAsia="Times New Roman" w:cs="Times New Roman"/>
         </w:rPr>
         <w:t>）</w:t>
-      </w:r>
-    </w:p>
-    <w:bookmarkEnd w:id="20"/>
-    <w:bookmarkStart w:id="21" w:name="催化循环"/>
-    <w:p>
-      <w:pPr>
-        <w:pStyle w:val="Heading3"/>
-        <w:spacing w:before="280" w:after="120"/>
-      </w:pPr>
-      <w:r>
-        <w:rPr>
-          <w:rFonts w:ascii="Times New Roman" w:hAnsi="Times New Roman" w:eastAsia="Times New Roman" w:cs="Times New Roman"/>
-        </w:rPr>
-        <w:t xml:space="preserve">3.2 </w:t>
-      </w:r>
-      <w:r>
-        <w:rPr>
-          <w:rFonts w:hint="eastAsia" w:ascii="Times New Roman" w:hAnsi="Times New Roman" w:eastAsia="SimHei" w:cs="Times New Roman"/>
-        </w:rPr>
-        <w:t xml:space="preserve">催化循环</w:t>
       </w:r>
     </w:p>
     <w:p>
@@ -4900,39 +5325,76 @@
         <w:pStyle w:val="Compact"/>
         <w:numPr>
           <w:ilvl w:val="0"/>
-          <w:numId w:val="1004"/>
+          <w:numId w:val="1003"/>
         </w:numPr>
       </w:pPr>
       <w:r>
         <w:rPr>
           <w:rFonts w:ascii="Times New Roman" w:hAnsi="Times New Roman" w:eastAsia="Times New Roman" w:cs="Times New Roman"/>
         </w:rPr>
-        <w:t>Pd(0)L</w:t>
-      </w:r>
-      <w:r>
-        <w:rPr>
-          <w:rFonts w:ascii="Times New Roman" w:hAnsi="Times New Roman" w:eastAsia="Times New Roman" w:cs="Times New Roman"/>
+        <w:t xml:space="preserve">Ar–Pd–X + </w:t>
+      </w:r>
+      <w:r>
+        <w:rPr>
+          <w:rFonts w:hint="eastAsia" w:ascii="Times New Roman" w:hAnsi="Times New Roman" w:eastAsia="FangSong" w:cs="Times New Roman"/>
+        </w:rPr>
+        <w:t xml:space="preserve">烯烃</w:t>
+      </w:r>
+      <w:r>
+        <w:rPr>
+          <w:rFonts w:ascii="Times New Roman" w:hAnsi="Times New Roman" w:eastAsia="Times New Roman" w:cs="Times New Roman"/>
+        </w:rPr>
+        <w:t xml:space="preserve"> ──→ </w:t>
+      </w:r>
+      <w:r>
+        <w:rPr>
+          <w:rFonts w:hint="eastAsia" w:ascii="Times New Roman" w:hAnsi="Times New Roman" w:eastAsia="Times New Roman" w:cs="Times New Roman"/>
+        </w:rPr>
+        <w:t>Ar–CH</w:t>
+      </w:r>
+      <w:r>
+        <w:rPr>
+          <w:rFonts w:hint="eastAsia" w:ascii="Times New Roman" w:hAnsi="Times New Roman" w:eastAsia="Times New Roman" w:cs="Times New Roman"/>
           <w:vertAlign w:val="subscript"/>
         </w:rPr>
-        <w:t>n</w:t>
-      </w:r>
-      <w:r>
-        <w:rPr>
-          <w:rFonts w:ascii="Times New Roman" w:hAnsi="Times New Roman" w:eastAsia="Times New Roman" w:cs="Times New Roman"/>
-        </w:rPr>
-        <w:t xml:space="preserve"> + Ar–X ──→ </w:t>
-      </w:r>
-      <w:r>
-        <w:rPr>
-          <w:rFonts w:hint="eastAsia" w:ascii="Times New Roman" w:hAnsi="Times New Roman" w:eastAsia="Times New Roman" w:cs="Times New Roman"/>
-        </w:rPr>
-        <w:t>Ar–Pd(II)–X（</w:t>
-      </w:r>
-      <w:r>
-        <w:rPr>
-          <w:rFonts w:hint="eastAsia" w:ascii="Times New Roman" w:hAnsi="Times New Roman" w:eastAsia="FangSong" w:cs="Times New Roman"/>
-        </w:rPr>
-        <w:t>氧化加成</w:t>
+        <w:t>2</w:t>
+      </w:r>
+      <w:r>
+        <w:rPr>
+          <w:rFonts w:hint="eastAsia" w:ascii="Times New Roman" w:hAnsi="Times New Roman" w:eastAsia="Times New Roman" w:cs="Times New Roman"/>
+        </w:rPr>
+        <w:t>–CH</w:t>
+      </w:r>
+      <w:r>
+        <w:rPr>
+          <w:rFonts w:hint="eastAsia" w:ascii="Times New Roman" w:hAnsi="Times New Roman" w:eastAsia="Times New Roman" w:cs="Times New Roman"/>
+          <w:vertAlign w:val="subscript"/>
+        </w:rPr>
+        <w:t>2</w:t>
+      </w:r>
+      <w:r>
+        <w:rPr>
+          <w:rFonts w:hint="eastAsia" w:ascii="Times New Roman" w:hAnsi="Times New Roman" w:eastAsia="Times New Roman" w:cs="Times New Roman"/>
+        </w:rPr>
+        <w:t>–Pd–X（</w:t>
+      </w:r>
+      <w:r>
+        <w:rPr>
+          <w:rFonts w:hint="eastAsia" w:ascii="Times New Roman" w:hAnsi="Times New Roman" w:eastAsia="FangSong" w:cs="Times New Roman"/>
+        </w:rPr>
+        <w:t>迁移插入</w:t>
+      </w:r>
+      <w:r>
+        <w:rPr>
+          <w:rFonts w:hint="eastAsia" w:ascii="Times New Roman" w:hAnsi="Times New Roman" w:eastAsia="Times New Roman" w:cs="Times New Roman"/>
+        </w:rPr>
+        <w:t>，</w:t>
+      </w:r>
+      <w:r>
+        <w:rPr>
+          <w:rFonts w:hint="eastAsia" w:ascii="Times New Roman" w:hAnsi="Times New Roman" w:eastAsia="FangSong" w:cs="Times New Roman"/>
+        </w:rPr>
+        <w:t>碳钯化</w:t>
       </w:r>
       <w:r>
         <w:rPr>
@@ -4946,76 +5408,89 @@
         <w:pStyle w:val="Compact"/>
         <w:numPr>
           <w:ilvl w:val="0"/>
-          <w:numId w:val="1004"/>
+          <w:numId w:val="1003"/>
         </w:numPr>
       </w:pPr>
       <w:r>
         <w:rPr>
           <w:rFonts w:ascii="Times New Roman" w:hAnsi="Times New Roman" w:eastAsia="Times New Roman" w:cs="Times New Roman"/>
         </w:rPr>
-        <w:t xml:space="preserve">Ar–Pd–X + </w:t>
-      </w:r>
-      <w:r>
-        <w:rPr>
-          <w:rFonts w:hint="eastAsia" w:ascii="Times New Roman" w:hAnsi="Times New Roman" w:eastAsia="FangSong" w:cs="Times New Roman"/>
-        </w:rPr>
-        <w:t xml:space="preserve">烯烃</w:t>
-      </w:r>
-      <w:r>
-        <w:rPr>
-          <w:rFonts w:ascii="Times New Roman" w:hAnsi="Times New Roman" w:eastAsia="Times New Roman" w:cs="Times New Roman"/>
-        </w:rPr>
-        <w:t xml:space="preserve"> ──→ </w:t>
-      </w:r>
-      <w:r>
-        <w:rPr>
-          <w:rFonts w:hint="eastAsia" w:ascii="Times New Roman" w:hAnsi="Times New Roman" w:eastAsia="Times New Roman" w:cs="Times New Roman"/>
-        </w:rPr>
         <w:t>Ar–CH</w:t>
       </w:r>
       <w:r>
         <w:rPr>
-          <w:rFonts w:hint="eastAsia" w:ascii="Times New Roman" w:hAnsi="Times New Roman" w:eastAsia="Times New Roman" w:cs="Times New Roman"/>
+          <w:rFonts w:ascii="Times New Roman" w:hAnsi="Times New Roman" w:eastAsia="Times New Roman" w:cs="Times New Roman"/>
           <w:vertAlign w:val="subscript"/>
         </w:rPr>
         <w:t>2</w:t>
       </w:r>
       <w:r>
         <w:rPr>
-          <w:rFonts w:hint="eastAsia" w:ascii="Times New Roman" w:hAnsi="Times New Roman" w:eastAsia="Times New Roman" w:cs="Times New Roman"/>
+          <w:rFonts w:ascii="Times New Roman" w:hAnsi="Times New Roman" w:eastAsia="Times New Roman" w:cs="Times New Roman"/>
         </w:rPr>
         <w:t>–CH</w:t>
       </w:r>
       <w:r>
         <w:rPr>
-          <w:rFonts w:hint="eastAsia" w:ascii="Times New Roman" w:hAnsi="Times New Roman" w:eastAsia="Times New Roman" w:cs="Times New Roman"/>
+          <w:rFonts w:ascii="Times New Roman" w:hAnsi="Times New Roman" w:eastAsia="Times New Roman" w:cs="Times New Roman"/>
           <w:vertAlign w:val="subscript"/>
         </w:rPr>
         <w:t>2</w:t>
       </w:r>
       <w:r>
         <w:rPr>
-          <w:rFonts w:hint="eastAsia" w:ascii="Times New Roman" w:hAnsi="Times New Roman" w:eastAsia="Times New Roman" w:cs="Times New Roman"/>
-        </w:rPr>
-        <w:t>–Pd–X（</w:t>
-      </w:r>
-      <w:r>
-        <w:rPr>
-          <w:rFonts w:hint="eastAsia" w:ascii="Times New Roman" w:hAnsi="Times New Roman" w:eastAsia="FangSong" w:cs="Times New Roman"/>
-        </w:rPr>
-        <w:t>迁移插入</w:t>
-      </w:r>
-      <w:r>
-        <w:rPr>
-          <w:rFonts w:hint="eastAsia" w:ascii="Times New Roman" w:hAnsi="Times New Roman" w:eastAsia="Times New Roman" w:cs="Times New Roman"/>
-        </w:rPr>
-        <w:t>，</w:t>
-      </w:r>
-      <w:r>
-        <w:rPr>
-          <w:rFonts w:hint="eastAsia" w:ascii="Times New Roman" w:hAnsi="Times New Roman" w:eastAsia="FangSong" w:cs="Times New Roman"/>
-        </w:rPr>
-        <w:t>碳钯化</w:t>
+          <w:rFonts w:ascii="Times New Roman" w:hAnsi="Times New Roman" w:eastAsia="Times New Roman" w:cs="Times New Roman"/>
+        </w:rPr>
+        <w:t>–Pd–X ──→ Ar–CH=CH</w:t>
+      </w:r>
+      <w:r>
+        <w:rPr>
+          <w:rFonts w:ascii="Times New Roman" w:hAnsi="Times New Roman" w:eastAsia="Times New Roman" w:cs="Times New Roman"/>
+          <w:vertAlign w:val="subscript"/>
+        </w:rPr>
+        <w:t>2</w:t>
+      </w:r>
+      <w:r>
+        <w:rPr>
+          <w:rFonts w:ascii="Times New Roman" w:hAnsi="Times New Roman" w:eastAsia="Times New Roman" w:cs="Times New Roman"/>
+        </w:rPr>
+        <w:t xml:space="preserve"> + </w:t>
+      </w:r>
+      <w:r>
+        <w:rPr>
+          <w:rFonts w:hint="eastAsia" w:ascii="Times New Roman" w:hAnsi="Times New Roman" w:eastAsia="Times New Roman" w:cs="Times New Roman"/>
+        </w:rPr>
+        <w:t xml:space="preserve">H–Pd–X（β-H</w:t>
+      </w:r>
+      <w:r>
+        <w:rPr>
+          <w:rFonts w:ascii="Times New Roman" w:hAnsi="Times New Roman" w:eastAsia="Times New Roman" w:cs="Times New Roman"/>
+        </w:rPr>
+        <w:t xml:space="preserve"> </w:t>
+      </w:r>
+      <w:r>
+        <w:rPr>
+          <w:rFonts w:hint="eastAsia" w:ascii="Times New Roman" w:hAnsi="Times New Roman" w:eastAsia="FangSong" w:cs="Times New Roman"/>
+        </w:rPr>
+        <w:t>消除</w:t>
+      </w:r>
+      <w:r>
+        <w:rPr>
+          <w:rFonts w:hint="eastAsia" w:ascii="Times New Roman" w:hAnsi="Times New Roman" w:eastAsia="Times New Roman" w:cs="Times New Roman"/>
+        </w:rPr>
+        <w:t>，syn</w:t>
+      </w:r>
+      <w:r>
+        <w:rPr>
+          <w:rFonts w:ascii="Times New Roman" w:hAnsi="Times New Roman" w:eastAsia="Times New Roman" w:cs="Times New Roman"/>
+        </w:rPr>
+        <w:t xml:space="preserve"> </w:t>
+      </w:r>
+      <w:r>
+        <w:rPr>
+          <w:rFonts w:hint="eastAsia" w:ascii="Times New Roman" w:hAnsi="Times New Roman" w:eastAsia="FangSong" w:cs="Times New Roman"/>
+        </w:rPr>
+        <w:t>消除</w:t>
       </w:r>
       <w:r>
         <w:rPr>
@@ -5029,103 +5504,7 @@
         <w:pStyle w:val="Compact"/>
         <w:numPr>
           <w:ilvl w:val="0"/>
-          <w:numId w:val="1004"/>
-        </w:numPr>
-      </w:pPr>
-      <w:r>
-        <w:rPr>
-          <w:rFonts w:ascii="Times New Roman" w:hAnsi="Times New Roman" w:eastAsia="Times New Roman" w:cs="Times New Roman"/>
-        </w:rPr>
-        <w:t>Ar–CH</w:t>
-      </w:r>
-      <w:r>
-        <w:rPr>
-          <w:rFonts w:ascii="Times New Roman" w:hAnsi="Times New Roman" w:eastAsia="Times New Roman" w:cs="Times New Roman"/>
-          <w:vertAlign w:val="subscript"/>
-        </w:rPr>
-        <w:t>2</w:t>
-      </w:r>
-      <w:r>
-        <w:rPr>
-          <w:rFonts w:ascii="Times New Roman" w:hAnsi="Times New Roman" w:eastAsia="Times New Roman" w:cs="Times New Roman"/>
-        </w:rPr>
-        <w:t>–CH</w:t>
-      </w:r>
-      <w:r>
-        <w:rPr>
-          <w:rFonts w:ascii="Times New Roman" w:hAnsi="Times New Roman" w:eastAsia="Times New Roman" w:cs="Times New Roman"/>
-          <w:vertAlign w:val="subscript"/>
-        </w:rPr>
-        <w:t>2</w:t>
-      </w:r>
-      <w:r>
-        <w:rPr>
-          <w:rFonts w:ascii="Times New Roman" w:hAnsi="Times New Roman" w:eastAsia="Times New Roman" w:cs="Times New Roman"/>
-        </w:rPr>
-        <w:t>–Pd–X ──→ Ar–CH=CH</w:t>
-      </w:r>
-      <w:r>
-        <w:rPr>
-          <w:rFonts w:ascii="Times New Roman" w:hAnsi="Times New Roman" w:eastAsia="Times New Roman" w:cs="Times New Roman"/>
-          <w:vertAlign w:val="subscript"/>
-        </w:rPr>
-        <w:t>2</w:t>
-      </w:r>
-      <w:r>
-        <w:rPr>
-          <w:rFonts w:ascii="Times New Roman" w:hAnsi="Times New Roman" w:eastAsia="Times New Roman" w:cs="Times New Roman"/>
-        </w:rPr>
-        <w:t xml:space="preserve"> + </w:t>
-      </w:r>
-      <w:r>
-        <w:rPr>
-          <w:rFonts w:hint="eastAsia" w:ascii="Times New Roman" w:hAnsi="Times New Roman" w:eastAsia="Times New Roman" w:cs="Times New Roman"/>
-        </w:rPr>
-        <w:t xml:space="preserve">H–Pd–X（β-H</w:t>
-      </w:r>
-      <w:r>
-        <w:rPr>
-          <w:rFonts w:ascii="Times New Roman" w:hAnsi="Times New Roman" w:eastAsia="Times New Roman" w:cs="Times New Roman"/>
-        </w:rPr>
-        <w:t xml:space="preserve"> </w:t>
-      </w:r>
-      <w:r>
-        <w:rPr>
-          <w:rFonts w:hint="eastAsia" w:ascii="Times New Roman" w:hAnsi="Times New Roman" w:eastAsia="FangSong" w:cs="Times New Roman"/>
-        </w:rPr>
-        <w:t>消除</w:t>
-      </w:r>
-      <w:r>
-        <w:rPr>
-          <w:rFonts w:hint="eastAsia" w:ascii="Times New Roman" w:hAnsi="Times New Roman" w:eastAsia="Times New Roman" w:cs="Times New Roman"/>
-        </w:rPr>
-        <w:t>，syn</w:t>
-      </w:r>
-      <w:r>
-        <w:rPr>
-          <w:rFonts w:ascii="Times New Roman" w:hAnsi="Times New Roman" w:eastAsia="Times New Roman" w:cs="Times New Roman"/>
-        </w:rPr>
-        <w:t xml:space="preserve"> </w:t>
-      </w:r>
-      <w:r>
-        <w:rPr>
-          <w:rFonts w:hint="eastAsia" w:ascii="Times New Roman" w:hAnsi="Times New Roman" w:eastAsia="FangSong" w:cs="Times New Roman"/>
-        </w:rPr>
-        <w:t>消除</w:t>
-      </w:r>
-      <w:r>
-        <w:rPr>
-          <w:rFonts w:hint="eastAsia" w:ascii="Times New Roman" w:hAnsi="Times New Roman" w:eastAsia="Times New Roman" w:cs="Times New Roman"/>
-        </w:rPr>
-        <w:t>）</w:t>
-      </w:r>
-    </w:p>
-    <w:p>
-      <w:pPr>
-        <w:pStyle w:val="Compact"/>
-        <w:numPr>
-          <w:ilvl w:val="0"/>
-          <w:numId w:val="1004"/>
+          <w:numId w:val="1003"/>
         </w:numPr>
       </w:pPr>
       <w:r>
@@ -7003,7 +7382,7 @@
         <w:pStyle w:val="Compact"/>
         <w:numPr>
           <w:ilvl w:val="0"/>
-          <w:numId w:val="1005"/>
+          <w:numId w:val="1004"/>
         </w:numPr>
       </w:pPr>
       <w:r>
@@ -7056,7 +7435,7 @@
         <w:pStyle w:val="Compact"/>
         <w:numPr>
           <w:ilvl w:val="0"/>
-          <w:numId w:val="1005"/>
+          <w:numId w:val="1004"/>
         </w:numPr>
       </w:pPr>
       <w:r>
@@ -7083,7 +7462,7 @@
         <w:pStyle w:val="Compact"/>
         <w:numPr>
           <w:ilvl w:val="0"/>
-          <w:numId w:val="1005"/>
+          <w:numId w:val="1004"/>
         </w:numPr>
       </w:pPr>
       <w:r>
@@ -7343,7 +7722,7 @@
         <w:pStyle w:val="Compact"/>
         <w:numPr>
           <w:ilvl w:val="0"/>
-          <w:numId w:val="1006"/>
+          <w:numId w:val="1005"/>
         </w:numPr>
       </w:pPr>
       <w:r>
@@ -7382,7 +7761,7 @@
         <w:pStyle w:val="Compact"/>
         <w:numPr>
           <w:ilvl w:val="0"/>
-          <w:numId w:val="1006"/>
+          <w:numId w:val="1005"/>
         </w:numPr>
       </w:pPr>
       <w:r>
@@ -7397,7 +7776,7 @@
         <w:pStyle w:val="Compact"/>
         <w:numPr>
           <w:ilvl w:val="0"/>
-          <w:numId w:val="1006"/>
+          <w:numId w:val="1005"/>
         </w:numPr>
       </w:pPr>
       <w:r>
@@ -7629,7 +8008,7 @@
         <w:pStyle w:val="Compact"/>
         <w:numPr>
           <w:ilvl w:val="0"/>
-          <w:numId w:val="1007"/>
+          <w:numId w:val="1006"/>
         </w:numPr>
       </w:pPr>
       <w:r>
@@ -7656,7 +8035,7 @@
         <w:pStyle w:val="Compact"/>
         <w:numPr>
           <w:ilvl w:val="0"/>
-          <w:numId w:val="1007"/>
+          <w:numId w:val="1006"/>
         </w:numPr>
       </w:pPr>
       <w:r>
@@ -7723,7 +8102,7 @@
         <w:pStyle w:val="Compact"/>
         <w:numPr>
           <w:ilvl w:val="0"/>
-          <w:numId w:val="1007"/>
+          <w:numId w:val="1006"/>
         </w:numPr>
         <w:spacing w:after="80"/>
       </w:pPr>
@@ -8393,7 +8772,7 @@
         <w:pStyle w:val="Compact"/>
         <w:numPr>
           <w:ilvl w:val="0"/>
-          <w:numId w:val="1008"/>
+          <w:numId w:val="1007"/>
         </w:numPr>
       </w:pPr>
       <w:r>
@@ -8421,6 +8800,92 @@
           <w:bCs/>
         </w:rPr>
         <w:t xml:space="preserve">甲基酮</w:t>
+      </w:r>
+    </w:p>
+    <w:p>
+      <w:pPr>
+        <w:pStyle w:val="Compact"/>
+        <w:numPr>
+          <w:ilvl w:val="0"/>
+          <w:numId w:val="1007"/>
+        </w:numPr>
+      </w:pPr>
+      <w:r>
+        <w:rPr>
+          <w:rFonts w:hint="eastAsia" w:ascii="Times New Roman" w:hAnsi="Times New Roman" w:eastAsia="FangSong" w:cs="Times New Roman"/>
+        </w:rPr>
+        <w:t xml:space="preserve">内烯烃</w:t>
+      </w:r>
+      <w:r>
+        <w:rPr>
+          <w:rFonts w:ascii="Times New Roman" w:hAnsi="Times New Roman" w:eastAsia="Times New Roman" w:cs="Times New Roman"/>
+        </w:rPr>
+        <w:t xml:space="preserve"> → </w:t>
+      </w:r>
+      <w:r>
+        <w:rPr>
+          <w:rFonts w:hint="eastAsia" w:ascii="Times New Roman" w:hAnsi="Times New Roman" w:eastAsia="FangSong" w:cs="Times New Roman"/>
+        </w:rPr>
+        <w:t xml:space="preserve">内酮</w:t>
+      </w:r>
+    </w:p>
+    <w:p>
+      <w:pPr>
+        <w:pStyle w:val="Compact"/>
+        <w:numPr>
+          <w:ilvl w:val="0"/>
+          <w:numId w:val="1007"/>
+        </w:numPr>
+      </w:pPr>
+      <w:r>
+        <w:rPr>
+          <w:rFonts w:hint="eastAsia" w:ascii="Times New Roman" w:hAnsi="Times New Roman" w:eastAsia="FangSong" w:cs="Times New Roman"/>
+        </w:rPr>
+        <w:t>工业应用</w:t>
+      </w:r>
+      <w:r>
+        <w:rPr>
+          <w:rFonts w:hint="eastAsia" w:ascii="Times New Roman" w:hAnsi="Times New Roman" w:eastAsia="Times New Roman" w:cs="Times New Roman"/>
+        </w:rPr>
+        <w:t>：</w:t>
+      </w:r>
+      <w:r>
+        <w:rPr>
+          <w:rFonts w:hint="eastAsia" w:ascii="Times New Roman" w:hAnsi="Times New Roman" w:eastAsia="FangSong" w:cs="Times New Roman"/>
+        </w:rPr>
+        <w:t>乙烯</w:t>
+      </w:r>
+      <w:r>
+        <w:rPr>
+          <w:rFonts w:ascii="Times New Roman" w:hAnsi="Times New Roman" w:eastAsia="Times New Roman" w:cs="Times New Roman"/>
+        </w:rPr>
+        <w:t xml:space="preserve"> → </w:t>
+      </w:r>
+      <w:r>
+        <w:rPr>
+          <w:rFonts w:hint="eastAsia" w:ascii="Times New Roman" w:hAnsi="Times New Roman" w:eastAsia="FangSong" w:cs="Times New Roman"/>
+        </w:rPr>
+        <w:t xml:space="preserve">乙醛</w:t>
+      </w:r>
+    </w:p>
+    <w:bookmarkEnd w:id="34"/>
+    <w:bookmarkStart w:id="35" w:name="催化循环-1"/>
+    <w:p>
+      <w:pPr>
+        <w:pStyle w:val="Heading3"/>
+        <w:spacing w:before="280" w:after="120"/>
+      </w:pPr>
+      <w:r>
+        <w:rPr>
+          <w:rFonts w:ascii="Times New Roman" w:hAnsi="Times New Roman" w:eastAsia="Times New Roman" w:cs="Times New Roman"/>
+        </w:rPr>
+        <w:t xml:space="preserve">6.2 </w:t>
+      </w:r>
+      <w:r>
+        <w:rPr>
+          <w:rFonts w:hint="eastAsia" w:ascii="Times New Roman" w:hAnsi="Times New Roman" w:eastAsia="SimHei" w:cs="Times New Roman"/>
+        </w:rPr>
+        <w:t xml:space="preserve">催化循环</w:t>
       </w:r>
     </w:p>
     <w:p>
@@ -8435,19 +8900,37 @@
         <w:rPr>
           <w:rFonts w:hint="eastAsia" w:ascii="Times New Roman" w:hAnsi="Times New Roman" w:eastAsia="FangSong" w:cs="Times New Roman"/>
         </w:rPr>
-        <w:t xml:space="preserve">内烯烃</w:t>
-      </w:r>
-      <w:r>
-        <w:rPr>
-          <w:rFonts w:ascii="Times New Roman" w:hAnsi="Times New Roman" w:eastAsia="Times New Roman" w:cs="Times New Roman"/>
-        </w:rPr>
-        <w:t xml:space="preserve"> → </w:t>
-      </w:r>
-      <w:r>
-        <w:rPr>
-          <w:rFonts w:hint="eastAsia" w:ascii="Times New Roman" w:hAnsi="Times New Roman" w:eastAsia="FangSong" w:cs="Times New Roman"/>
-        </w:rPr>
-        <w:t xml:space="preserve">内酮</w:t>
+        <w:t xml:space="preserve">烯烃配位到</w:t>
+      </w:r>
+      <w:r>
+        <w:rPr>
+          <w:rFonts w:ascii="Times New Roman" w:hAnsi="Times New Roman" w:eastAsia="Times New Roman" w:cs="Times New Roman"/>
+        </w:rPr>
+        <w:t xml:space="preserve"> Pd(II) ──→ </w:t>
+      </w:r>
+      <w:r>
+        <w:rPr>
+          <w:rFonts w:hint="eastAsia" w:ascii="Times New Roman" w:hAnsi="Times New Roman" w:eastAsia="FangSong" w:cs="Times New Roman"/>
+        </w:rPr>
+        <w:t>烯烃</w:t>
+      </w:r>
+      <w:r>
+        <w:rPr>
+          <w:rFonts w:hint="eastAsia" w:ascii="Times New Roman" w:hAnsi="Times New Roman" w:eastAsia="Times New Roman" w:cs="Times New Roman"/>
+        </w:rPr>
+        <w:t>-Pd(II)</w:t>
+      </w:r>
+      <w:r>
+        <w:rPr>
+          <w:rFonts w:ascii="Times New Roman" w:hAnsi="Times New Roman" w:eastAsia="Times New Roman" w:cs="Times New Roman"/>
+        </w:rPr>
+        <w:t xml:space="preserve"> </w:t>
+      </w:r>
+      <w:r>
+        <w:rPr>
+          <w:rFonts w:hint="eastAsia" w:ascii="Times New Roman" w:hAnsi="Times New Roman" w:eastAsia="FangSong" w:cs="Times New Roman"/>
+        </w:rPr>
+        <w:t xml:space="preserve">配合物</w:t>
       </w:r>
     </w:p>
     <w:p>
@@ -8460,53 +8943,58 @@
       </w:pPr>
       <w:r>
         <w:rPr>
-          <w:rFonts w:hint="eastAsia" w:ascii="Times New Roman" w:hAnsi="Times New Roman" w:eastAsia="FangSong" w:cs="Times New Roman"/>
-        </w:rPr>
-        <w:t>工业应用</w:t>
-      </w:r>
-      <w:r>
-        <w:rPr>
-          <w:rFonts w:hint="eastAsia" w:ascii="Times New Roman" w:hAnsi="Times New Roman" w:eastAsia="Times New Roman" w:cs="Times New Roman"/>
-        </w:rPr>
-        <w:t>：</w:t>
-      </w:r>
-      <w:r>
-        <w:rPr>
-          <w:rFonts w:hint="eastAsia" w:ascii="Times New Roman" w:hAnsi="Times New Roman" w:eastAsia="FangSong" w:cs="Times New Roman"/>
-        </w:rPr>
-        <w:t>乙烯</w:t>
-      </w:r>
-      <w:r>
-        <w:rPr>
-          <w:rFonts w:ascii="Times New Roman" w:hAnsi="Times New Roman" w:eastAsia="Times New Roman" w:cs="Times New Roman"/>
-        </w:rPr>
-        <w:t xml:space="preserve"> → </w:t>
-      </w:r>
-      <w:r>
-        <w:rPr>
-          <w:rFonts w:hint="eastAsia" w:ascii="Times New Roman" w:hAnsi="Times New Roman" w:eastAsia="FangSong" w:cs="Times New Roman"/>
-        </w:rPr>
-        <w:t xml:space="preserve">乙醛</w:t>
-      </w:r>
-    </w:p>
-    <w:bookmarkEnd w:id="34"/>
-    <w:bookmarkStart w:id="35" w:name="催化循环-1"/>
-    <w:p>
-      <w:pPr>
-        <w:pStyle w:val="Heading3"/>
-        <w:spacing w:before="280" w:after="120"/>
-      </w:pPr>
-      <w:r>
-        <w:rPr>
-          <w:rFonts w:ascii="Times New Roman" w:hAnsi="Times New Roman" w:eastAsia="Times New Roman" w:cs="Times New Roman"/>
-        </w:rPr>
-        <w:t xml:space="preserve">6.2 </w:t>
-      </w:r>
-      <w:r>
-        <w:rPr>
-          <w:rFonts w:hint="eastAsia" w:ascii="Times New Roman" w:hAnsi="Times New Roman" w:eastAsia="SimHei" w:cs="Times New Roman"/>
-        </w:rPr>
-        <w:t xml:space="preserve">催化循环</w:t>
+          <w:rFonts w:ascii="Times New Roman" w:hAnsi="Times New Roman" w:eastAsia="Times New Roman" w:cs="Times New Roman"/>
+        </w:rPr>
+        <w:t>H</w:t>
+      </w:r>
+      <w:r>
+        <w:rPr>
+          <w:rFonts w:ascii="Times New Roman" w:hAnsi="Times New Roman" w:eastAsia="Times New Roman" w:cs="Times New Roman"/>
+          <w:vertAlign w:val="subscript"/>
+        </w:rPr>
+        <w:t>2</w:t>
+      </w:r>
+      <w:r>
+        <w:rPr>
+          <w:rFonts w:ascii="Times New Roman" w:hAnsi="Times New Roman" w:eastAsia="Times New Roman" w:cs="Times New Roman"/>
+        </w:rPr>
+        <w:t xml:space="preserve">O </w:t>
+      </w:r>
+      <w:r>
+        <w:rPr>
+          <w:rFonts w:hint="eastAsia" w:ascii="Times New Roman" w:hAnsi="Times New Roman" w:eastAsia="FangSong" w:cs="Times New Roman"/>
+        </w:rPr>
+        <w:t>亲核进攻取代较多的碳</w:t>
+      </w:r>
+      <w:r>
+        <w:rPr>
+          <w:rFonts w:hint="eastAsia" w:ascii="Times New Roman" w:hAnsi="Times New Roman" w:eastAsia="Times New Roman" w:cs="Times New Roman"/>
+        </w:rPr>
+        <w:t>（</w:t>
+      </w:r>
+      <w:r>
+        <w:rPr>
+          <w:rFonts w:hint="eastAsia" w:ascii="Times New Roman" w:hAnsi="Times New Roman" w:eastAsia="FangSong" w:cs="Times New Roman"/>
+        </w:rPr>
+        <w:t>马氏取向</w:t>
+      </w:r>
+      <w:r>
+        <w:rPr>
+          <w:rFonts w:hint="eastAsia" w:ascii="Times New Roman" w:hAnsi="Times New Roman" w:eastAsia="Times New Roman" w:cs="Times New Roman"/>
+        </w:rPr>
+        <w:t>）──→</w:t>
+      </w:r>
+      <w:r>
+        <w:rPr>
+          <w:rFonts w:ascii="Times New Roman" w:hAnsi="Times New Roman" w:eastAsia="Times New Roman" w:cs="Times New Roman"/>
+        </w:rPr>
+        <w:t xml:space="preserve"> C–Pd </w:t>
+      </w:r>
+      <w:r>
+        <w:rPr>
+          <w:rFonts w:hint="eastAsia" w:ascii="Times New Roman" w:hAnsi="Times New Roman" w:eastAsia="FangSong" w:cs="Times New Roman"/>
+        </w:rPr>
+        <w:t xml:space="preserve">键形成</w:t>
       </w:r>
     </w:p>
     <w:p>
@@ -8514,44 +9002,38 @@
         <w:pStyle w:val="Compact"/>
         <w:numPr>
           <w:ilvl w:val="0"/>
-          <w:numId w:val="1009"/>
+          <w:numId w:val="1008"/>
         </w:numPr>
       </w:pPr>
       <w:r>
         <w:rPr>
-          <w:rFonts w:hint="eastAsia" w:ascii="Times New Roman" w:hAnsi="Times New Roman" w:eastAsia="FangSong" w:cs="Times New Roman"/>
-        </w:rPr>
-        <w:t xml:space="preserve">烯烃配位到</w:t>
-      </w:r>
-      <w:r>
-        <w:rPr>
-          <w:rFonts w:ascii="Times New Roman" w:hAnsi="Times New Roman" w:eastAsia="Times New Roman" w:cs="Times New Roman"/>
-        </w:rPr>
-        <w:t xml:space="preserve"> Pd(II) ──→ </w:t>
-      </w:r>
-      <w:r>
-        <w:rPr>
-          <w:rFonts w:hint="eastAsia" w:ascii="Times New Roman" w:hAnsi="Times New Roman" w:eastAsia="FangSong" w:cs="Times New Roman"/>
-        </w:rPr>
-        <w:t>烯烃</w:t>
-      </w:r>
-      <w:r>
-        <w:rPr>
-          <w:rFonts w:hint="eastAsia" w:ascii="Times New Roman" w:hAnsi="Times New Roman" w:eastAsia="Times New Roman" w:cs="Times New Roman"/>
-        </w:rPr>
-        <w:t>-Pd(II)</w:t>
-      </w:r>
-      <w:r>
-        <w:rPr>
-          <w:rFonts w:ascii="Times New Roman" w:hAnsi="Times New Roman" w:eastAsia="Times New Roman" w:cs="Times New Roman"/>
-        </w:rPr>
-        <w:t xml:space="preserve"> </w:t>
-      </w:r>
-      <w:r>
-        <w:rPr>
-          <w:rFonts w:hint="eastAsia" w:ascii="Times New Roman" w:hAnsi="Times New Roman" w:eastAsia="FangSong" w:cs="Times New Roman"/>
-        </w:rPr>
-        <w:t xml:space="preserve">配合物</w:t>
+          <w:rFonts w:ascii="Times New Roman" w:hAnsi="Times New Roman" w:eastAsia="Times New Roman" w:cs="Times New Roman"/>
+        </w:rPr>
+        <w:t xml:space="preserve">β-H </w:t>
+      </w:r>
+      <w:r>
+        <w:rPr>
+          <w:rFonts w:hint="eastAsia" w:ascii="Times New Roman" w:hAnsi="Times New Roman" w:eastAsia="FangSong" w:cs="Times New Roman"/>
+        </w:rPr>
+        <w:t xml:space="preserve">消除</w:t>
+      </w:r>
+      <w:r>
+        <w:rPr>
+          <w:rFonts w:ascii="Times New Roman" w:hAnsi="Times New Roman" w:eastAsia="Times New Roman" w:cs="Times New Roman"/>
+        </w:rPr>
+        <w:t xml:space="preserve"> ──→ </w:t>
+      </w:r>
+      <w:r>
+        <w:rPr>
+          <w:rFonts w:hint="eastAsia" w:ascii="Times New Roman" w:hAnsi="Times New Roman" w:eastAsia="FangSong" w:cs="Times New Roman"/>
+        </w:rPr>
+        <w:t xml:space="preserve">烯醇</w:t>
+      </w:r>
+      <w:r>
+        <w:rPr>
+          <w:rFonts w:ascii="Times New Roman" w:hAnsi="Times New Roman" w:eastAsia="Times New Roman" w:cs="Times New Roman"/>
+        </w:rPr>
+        <w:t xml:space="preserve"> + H–Pd(II)–X</w:t>
       </w:r>
     </w:p>
     <w:p>
@@ -8559,63 +9041,50 @@
         <w:pStyle w:val="Compact"/>
         <w:numPr>
           <w:ilvl w:val="0"/>
-          <w:numId w:val="1009"/>
+          <w:numId w:val="1008"/>
         </w:numPr>
       </w:pPr>
       <w:r>
         <w:rPr>
-          <w:rFonts w:ascii="Times New Roman" w:hAnsi="Times New Roman" w:eastAsia="Times New Roman" w:cs="Times New Roman"/>
-        </w:rPr>
-        <w:t>H</w:t>
-      </w:r>
-      <w:r>
-        <w:rPr>
-          <w:rFonts w:ascii="Times New Roman" w:hAnsi="Times New Roman" w:eastAsia="Times New Roman" w:cs="Times New Roman"/>
-          <w:vertAlign w:val="subscript"/>
-        </w:rPr>
-        <w:t>2</w:t>
-      </w:r>
-      <w:r>
-        <w:rPr>
-          <w:rFonts w:ascii="Times New Roman" w:hAnsi="Times New Roman" w:eastAsia="Times New Roman" w:cs="Times New Roman"/>
-        </w:rPr>
-        <w:t xml:space="preserve">O </w:t>
-      </w:r>
-      <w:r>
-        <w:rPr>
-          <w:rFonts w:hint="eastAsia" w:ascii="Times New Roman" w:hAnsi="Times New Roman" w:eastAsia="FangSong" w:cs="Times New Roman"/>
-        </w:rPr>
-        <w:t>亲核进攻取代较多的碳</w:t>
-      </w:r>
-      <w:r>
-        <w:rPr>
-          <w:rFonts w:hint="eastAsia" w:ascii="Times New Roman" w:hAnsi="Times New Roman" w:eastAsia="Times New Roman" w:cs="Times New Roman"/>
-        </w:rPr>
-        <w:t>（</w:t>
-      </w:r>
-      <w:r>
-        <w:rPr>
-          <w:rFonts w:hint="eastAsia" w:ascii="Times New Roman" w:hAnsi="Times New Roman" w:eastAsia="FangSong" w:cs="Times New Roman"/>
-        </w:rPr>
-        <w:t>马氏取向</w:t>
-      </w:r>
-      <w:r>
-        <w:rPr>
-          <w:rFonts w:hint="eastAsia" w:ascii="Times New Roman" w:hAnsi="Times New Roman" w:eastAsia="Times New Roman" w:cs="Times New Roman"/>
-        </w:rPr>
-        <w:t>）──→</w:t>
-      </w:r>
-      <w:r>
-        <w:rPr>
-          <w:rFonts w:ascii="Times New Roman" w:hAnsi="Times New Roman" w:eastAsia="Times New Roman" w:cs="Times New Roman"/>
-        </w:rPr>
-        <w:t xml:space="preserve"> C–Pd </w:t>
-      </w:r>
-      <w:r>
-        <w:rPr>
-          <w:rFonts w:hint="eastAsia" w:ascii="Times New Roman" w:hAnsi="Times New Roman" w:eastAsia="FangSong" w:cs="Times New Roman"/>
-        </w:rPr>
-        <w:t xml:space="preserve">键形成</w:t>
+          <w:rFonts w:hint="eastAsia" w:ascii="Times New Roman" w:hAnsi="Times New Roman" w:eastAsia="FangSong" w:cs="Times New Roman"/>
+        </w:rPr>
+        <w:t xml:space="preserve">烯醇互变异构</w:t>
+      </w:r>
+      <w:r>
+        <w:rPr>
+          <w:rFonts w:ascii="Times New Roman" w:hAnsi="Times New Roman" w:eastAsia="Times New Roman" w:cs="Times New Roman"/>
+        </w:rPr>
+        <w:t xml:space="preserve"> ──→ </w:t>
+      </w:r>
+      <w:r>
+        <w:rPr>
+          <w:rFonts w:hint="eastAsia" w:ascii="Times New Roman" w:hAnsi="Times New Roman" w:eastAsia="FangSong" w:cs="Times New Roman"/>
+        </w:rPr>
+        <w:t xml:space="preserve">酮</w:t>
+      </w:r>
+      <w:r>
+        <w:rPr>
+          <w:rFonts w:ascii="Times New Roman" w:hAnsi="Times New Roman" w:eastAsia="Times New Roman" w:cs="Times New Roman"/>
+        </w:rPr>
+        <w:t xml:space="preserve"> + </w:t>
+      </w:r>
+      <w:r>
+        <w:rPr>
+          <w:rFonts w:hint="eastAsia" w:ascii="Times New Roman" w:hAnsi="Times New Roman" w:eastAsia="Times New Roman" w:cs="Times New Roman"/>
+        </w:rPr>
+        <w:t>Pd(0)（</w:t>
+      </w:r>
+      <w:r>
+        <w:rPr>
+          <w:rFonts w:hint="eastAsia" w:ascii="Times New Roman" w:hAnsi="Times New Roman" w:eastAsia="FangSong" w:cs="Times New Roman"/>
+        </w:rPr>
+        <w:t>催化剂失活</w:t>
+      </w:r>
+      <w:r>
+        <w:rPr>
+          <w:rFonts w:hint="eastAsia" w:ascii="Times New Roman" w:hAnsi="Times New Roman" w:eastAsia="Times New Roman" w:cs="Times New Roman"/>
+        </w:rPr>
+        <w:t>！）</w:t>
       </w:r>
     </w:p>
     <w:p>
@@ -8623,97 +9092,7 @@
         <w:pStyle w:val="Compact"/>
         <w:numPr>
           <w:ilvl w:val="0"/>
-          <w:numId w:val="1009"/>
-        </w:numPr>
-      </w:pPr>
-      <w:r>
-        <w:rPr>
-          <w:rFonts w:ascii="Times New Roman" w:hAnsi="Times New Roman" w:eastAsia="Times New Roman" w:cs="Times New Roman"/>
-        </w:rPr>
-        <w:t xml:space="preserve">β-H </w:t>
-      </w:r>
-      <w:r>
-        <w:rPr>
-          <w:rFonts w:hint="eastAsia" w:ascii="Times New Roman" w:hAnsi="Times New Roman" w:eastAsia="FangSong" w:cs="Times New Roman"/>
-        </w:rPr>
-        <w:t xml:space="preserve">消除</w:t>
-      </w:r>
-      <w:r>
-        <w:rPr>
-          <w:rFonts w:ascii="Times New Roman" w:hAnsi="Times New Roman" w:eastAsia="Times New Roman" w:cs="Times New Roman"/>
-        </w:rPr>
-        <w:t xml:space="preserve"> ──→ </w:t>
-      </w:r>
-      <w:r>
-        <w:rPr>
-          <w:rFonts w:hint="eastAsia" w:ascii="Times New Roman" w:hAnsi="Times New Roman" w:eastAsia="FangSong" w:cs="Times New Roman"/>
-        </w:rPr>
-        <w:t xml:space="preserve">烯醇</w:t>
-      </w:r>
-      <w:r>
-        <w:rPr>
-          <w:rFonts w:ascii="Times New Roman" w:hAnsi="Times New Roman" w:eastAsia="Times New Roman" w:cs="Times New Roman"/>
-        </w:rPr>
-        <w:t xml:space="preserve"> + H–Pd(II)–X</w:t>
-      </w:r>
-    </w:p>
-    <w:p>
-      <w:pPr>
-        <w:pStyle w:val="Compact"/>
-        <w:numPr>
-          <w:ilvl w:val="0"/>
-          <w:numId w:val="1009"/>
-        </w:numPr>
-      </w:pPr>
-      <w:r>
-        <w:rPr>
-          <w:rFonts w:hint="eastAsia" w:ascii="Times New Roman" w:hAnsi="Times New Roman" w:eastAsia="FangSong" w:cs="Times New Roman"/>
-        </w:rPr>
-        <w:t xml:space="preserve">烯醇互变异构</w:t>
-      </w:r>
-      <w:r>
-        <w:rPr>
-          <w:rFonts w:ascii="Times New Roman" w:hAnsi="Times New Roman" w:eastAsia="Times New Roman" w:cs="Times New Roman"/>
-        </w:rPr>
-        <w:t xml:space="preserve"> ──→ </w:t>
-      </w:r>
-      <w:r>
-        <w:rPr>
-          <w:rFonts w:hint="eastAsia" w:ascii="Times New Roman" w:hAnsi="Times New Roman" w:eastAsia="FangSong" w:cs="Times New Roman"/>
-        </w:rPr>
-        <w:t xml:space="preserve">酮</w:t>
-      </w:r>
-      <w:r>
-        <w:rPr>
-          <w:rFonts w:ascii="Times New Roman" w:hAnsi="Times New Roman" w:eastAsia="Times New Roman" w:cs="Times New Roman"/>
-        </w:rPr>
-        <w:t xml:space="preserve"> + </w:t>
-      </w:r>
-      <w:r>
-        <w:rPr>
-          <w:rFonts w:hint="eastAsia" w:ascii="Times New Roman" w:hAnsi="Times New Roman" w:eastAsia="Times New Roman" w:cs="Times New Roman"/>
-        </w:rPr>
-        <w:t>Pd(0)（</w:t>
-      </w:r>
-      <w:r>
-        <w:rPr>
-          <w:rFonts w:hint="eastAsia" w:ascii="Times New Roman" w:hAnsi="Times New Roman" w:eastAsia="FangSong" w:cs="Times New Roman"/>
-        </w:rPr>
-        <w:t>催化剂失活</w:t>
-      </w:r>
-      <w:r>
-        <w:rPr>
-          <w:rFonts w:hint="eastAsia" w:ascii="Times New Roman" w:hAnsi="Times New Roman" w:eastAsia="Times New Roman" w:cs="Times New Roman"/>
-        </w:rPr>
-        <w:t>！）</w:t>
-      </w:r>
-    </w:p>
-    <w:p>
-      <w:pPr>
-        <w:pStyle w:val="Compact"/>
-        <w:numPr>
-          <w:ilvl w:val="0"/>
-          <w:numId w:val="1009"/>
+          <w:numId w:val="1008"/>
         </w:numPr>
       </w:pPr>
       <w:r>
@@ -9953,7 +10332,7 @@
         <w:pStyle w:val="Compact"/>
         <w:numPr>
           <w:ilvl w:val="0"/>
-          <w:numId w:val="1010"/>
+          <w:numId w:val="1009"/>
         </w:numPr>
       </w:pPr>
       <w:r>
@@ -9999,7 +10378,7 @@
         <w:pStyle w:val="Compact"/>
         <w:numPr>
           <w:ilvl w:val="0"/>
-          <w:numId w:val="1010"/>
+          <w:numId w:val="1009"/>
         </w:numPr>
       </w:pPr>
       <w:r>
@@ -10064,7 +10443,7 @@
         <w:pStyle w:val="Compact"/>
         <w:numPr>
           <w:ilvl w:val="0"/>
-          <w:numId w:val="1010"/>
+          <w:numId w:val="1009"/>
         </w:numPr>
       </w:pPr>
       <w:r>
@@ -10400,7 +10779,7 @@
         <w:pStyle w:val="Compact"/>
         <w:numPr>
           <w:ilvl w:val="0"/>
-          <w:numId w:val="1011"/>
+          <w:numId w:val="1010"/>
         </w:numPr>
       </w:pPr>
       <w:r>
@@ -10415,7 +10794,7 @@
         <w:pStyle w:val="Compact"/>
         <w:numPr>
           <w:ilvl w:val="0"/>
-          <w:numId w:val="1011"/>
+          <w:numId w:val="1010"/>
         </w:numPr>
       </w:pPr>
       <w:r>
@@ -10456,7 +10835,7 @@
         <w:pStyle w:val="Compact"/>
         <w:numPr>
           <w:ilvl w:val="0"/>
-          <w:numId w:val="1011"/>
+          <w:numId w:val="1010"/>
         </w:numPr>
       </w:pPr>
       <w:r>
@@ -10912,7 +11291,7 @@
         <w:pStyle w:val="Compact"/>
         <w:numPr>
           <w:ilvl w:val="0"/>
-          <w:numId w:val="1012"/>
+          <w:numId w:val="1011"/>
         </w:numPr>
       </w:pPr>
       <w:r>
@@ -10978,6 +11357,121 @@
           <w:rFonts w:hint="eastAsia" w:ascii="Times New Roman" w:hAnsi="Times New Roman" w:eastAsia="Times New Roman" w:cs="Times New Roman"/>
         </w:rPr>
         <w:t xml:space="preserve">Br）</w:t>
+      </w:r>
+    </w:p>
+    <w:p>
+      <w:pPr>
+        <w:pStyle w:val="Compact"/>
+        <w:numPr>
+          <w:ilvl w:val="0"/>
+          <w:numId w:val="1011"/>
+        </w:numPr>
+      </w:pPr>
+      <w:r>
+        <w:rPr>
+          <w:rFonts w:hint="eastAsia" w:ascii="Times New Roman" w:hAnsi="Times New Roman" w:eastAsia="FangSong" w:cs="Times New Roman"/>
+          <w:b/>
+          <w:bCs/>
+        </w:rPr>
+        <w:t xml:space="preserve">亲核试剂</w:t>
+      </w:r>
+      <w:r>
+        <w:rPr>
+          <w:rFonts w:hint="eastAsia" w:ascii="Times New Roman" w:hAnsi="Times New Roman" w:eastAsia="Times New Roman" w:cs="Times New Roman"/>
+        </w:rPr>
+        <w:t>：</w:t>
+      </w:r>
+      <w:r>
+        <w:rPr>
+          <w:rFonts w:hint="eastAsia" w:ascii="Times New Roman" w:hAnsi="Times New Roman" w:eastAsia="FangSong" w:cs="Times New Roman"/>
+        </w:rPr>
+        <w:t>软亲核试剂</w:t>
+      </w:r>
+      <w:r>
+        <w:rPr>
+          <w:rFonts w:hint="eastAsia" w:ascii="Times New Roman" w:hAnsi="Times New Roman" w:eastAsia="Times New Roman" w:cs="Times New Roman"/>
+        </w:rPr>
+        <w:t>（β-</w:t>
+      </w:r>
+      <w:r>
+        <w:rPr>
+          <w:rFonts w:hint="eastAsia" w:ascii="Times New Roman" w:hAnsi="Times New Roman" w:eastAsia="FangSong" w:cs="Times New Roman"/>
+        </w:rPr>
+        <w:t>二羰基化合物负离子</w:t>
+      </w:r>
+      <w:r>
+        <w:rPr>
+          <w:rFonts w:hint="eastAsia" w:ascii="Times New Roman" w:hAnsi="Times New Roman" w:eastAsia="Times New Roman" w:cs="Times New Roman"/>
+        </w:rPr>
+        <w:t>、</w:t>
+      </w:r>
+      <w:r>
+        <w:rPr>
+          <w:rFonts w:hint="eastAsia" w:ascii="Times New Roman" w:hAnsi="Times New Roman" w:eastAsia="FangSong" w:cs="Times New Roman"/>
+        </w:rPr>
+        <w:t>胺</w:t>
+      </w:r>
+      <w:r>
+        <w:rPr>
+          <w:rFonts w:hint="eastAsia" w:ascii="Times New Roman" w:hAnsi="Times New Roman" w:eastAsia="Times New Roman" w:cs="Times New Roman"/>
+        </w:rPr>
+        <w:t>、</w:t>
+      </w:r>
+      <w:r>
+        <w:rPr>
+          <w:rFonts w:hint="eastAsia" w:ascii="Times New Roman" w:hAnsi="Times New Roman" w:eastAsia="FangSong" w:cs="Times New Roman"/>
+        </w:rPr>
+        <w:t>酚</w:t>
+      </w:r>
+      <w:r>
+        <w:rPr>
+          <w:rFonts w:hint="eastAsia" w:ascii="Times New Roman" w:hAnsi="Times New Roman" w:eastAsia="Times New Roman" w:cs="Times New Roman"/>
+        </w:rPr>
+        <w:t>）</w:t>
+      </w:r>
+    </w:p>
+    <w:bookmarkEnd w:id="42"/>
+    <w:bookmarkStart w:id="43" w:name="催化循环-2"/>
+    <w:p>
+      <w:pPr>
+        <w:pStyle w:val="Heading3"/>
+        <w:spacing w:before="280" w:after="120"/>
+      </w:pPr>
+      <w:r>
+        <w:rPr>
+          <w:rFonts w:ascii="Times New Roman" w:hAnsi="Times New Roman" w:eastAsia="Times New Roman" w:cs="Times New Roman"/>
+        </w:rPr>
+        <w:t xml:space="preserve">8.2 </w:t>
+      </w:r>
+      <w:r>
+        <w:rPr>
+          <w:rFonts w:hint="eastAsia" w:ascii="Times New Roman" w:hAnsi="Times New Roman" w:eastAsia="SimHei" w:cs="Times New Roman"/>
+        </w:rPr>
+        <w:t xml:space="preserve">催化循环</w:t>
+      </w:r>
+    </w:p>
+    <w:p>
+      <w:pPr>
+        <w:pStyle w:val="FirstParagraph"/>
+      </w:pPr>
+      <w:r>
+        <w:rPr>
+          <w:rFonts w:ascii="Times New Roman" w:hAnsi="Times New Roman" w:eastAsia="Times New Roman" w:cs="Times New Roman"/>
+        </w:rPr>
+        <w:t>Pd(0) + R–CH=CH–CH</w:t>
+      </w:r>
+      <w:r>
+        <w:rPr>
+          <w:rFonts w:ascii="Times New Roman" w:hAnsi="Times New Roman" w:eastAsia="Times New Roman" w:cs="Times New Roman"/>
+          <w:vertAlign w:val="subscript"/>
+        </w:rPr>
+        <w:t>2</w:t>
+      </w:r>
+      <w:r>
+        <w:rPr>
+          <w:rFonts w:ascii="Times New Roman" w:hAnsi="Times New Roman" w:eastAsia="Times New Roman" w:cs="Times New Roman"/>
+        </w:rPr>
+        <w:t>–OAc</w:t>
       </w:r>
     </w:p>
     <w:p>
@@ -10991,108 +11485,105 @@
       <w:r>
         <w:rPr>
           <w:rFonts w:hint="eastAsia" w:ascii="Times New Roman" w:hAnsi="Times New Roman" w:eastAsia="FangSong" w:cs="Times New Roman"/>
-          <w:b/>
-          <w:bCs/>
-        </w:rPr>
-        <w:t xml:space="preserve">亲核试剂</w:t>
-      </w:r>
-      <w:r>
-        <w:rPr>
-          <w:rFonts w:hint="eastAsia" w:ascii="Times New Roman" w:hAnsi="Times New Roman" w:eastAsia="Times New Roman" w:cs="Times New Roman"/>
-        </w:rPr>
-        <w:t>：</w:t>
-      </w:r>
-      <w:r>
-        <w:rPr>
-          <w:rFonts w:hint="eastAsia" w:ascii="Times New Roman" w:hAnsi="Times New Roman" w:eastAsia="FangSong" w:cs="Times New Roman"/>
-        </w:rPr>
-        <w:t>软亲核试剂</w:t>
-      </w:r>
-      <w:r>
-        <w:rPr>
-          <w:rFonts w:hint="eastAsia" w:ascii="Times New Roman" w:hAnsi="Times New Roman" w:eastAsia="Times New Roman" w:cs="Times New Roman"/>
-        </w:rPr>
-        <w:t>（β-</w:t>
-      </w:r>
-      <w:r>
-        <w:rPr>
-          <w:rFonts w:hint="eastAsia" w:ascii="Times New Roman" w:hAnsi="Times New Roman" w:eastAsia="FangSong" w:cs="Times New Roman"/>
-        </w:rPr>
-        <w:t>二羰基化合物负离子</w:t>
-      </w:r>
-      <w:r>
-        <w:rPr>
-          <w:rFonts w:hint="eastAsia" w:ascii="Times New Roman" w:hAnsi="Times New Roman" w:eastAsia="Times New Roman" w:cs="Times New Roman"/>
-        </w:rPr>
-        <w:t>、</w:t>
-      </w:r>
-      <w:r>
-        <w:rPr>
-          <w:rFonts w:hint="eastAsia" w:ascii="Times New Roman" w:hAnsi="Times New Roman" w:eastAsia="FangSong" w:cs="Times New Roman"/>
-        </w:rPr>
-        <w:t>胺</w:t>
-      </w:r>
-      <w:r>
-        <w:rPr>
-          <w:rFonts w:hint="eastAsia" w:ascii="Times New Roman" w:hAnsi="Times New Roman" w:eastAsia="Times New Roman" w:cs="Times New Roman"/>
-        </w:rPr>
-        <w:t>、</w:t>
-      </w:r>
-      <w:r>
-        <w:rPr>
-          <w:rFonts w:hint="eastAsia" w:ascii="Times New Roman" w:hAnsi="Times New Roman" w:eastAsia="FangSong" w:cs="Times New Roman"/>
-        </w:rPr>
-        <w:t>酚</w:t>
-      </w:r>
-      <w:r>
-        <w:rPr>
-          <w:rFonts w:hint="eastAsia" w:ascii="Times New Roman" w:hAnsi="Times New Roman" w:eastAsia="Times New Roman" w:cs="Times New Roman"/>
-        </w:rPr>
-        <w:t>）</w:t>
-      </w:r>
-    </w:p>
-    <w:bookmarkEnd w:id="42"/>
-    <w:bookmarkStart w:id="43" w:name="催化循环-2"/>
-    <w:p>
-      <w:pPr>
-        <w:pStyle w:val="Heading3"/>
-        <w:spacing w:before="280" w:after="120"/>
-      </w:pPr>
-      <w:r>
-        <w:rPr>
-          <w:rFonts w:ascii="Times New Roman" w:hAnsi="Times New Roman" w:eastAsia="Times New Roman" w:cs="Times New Roman"/>
-        </w:rPr>
-        <w:t xml:space="preserve">8.2 </w:t>
-      </w:r>
-      <w:r>
-        <w:rPr>
-          <w:rFonts w:hint="eastAsia" w:ascii="Times New Roman" w:hAnsi="Times New Roman" w:eastAsia="SimHei" w:cs="Times New Roman"/>
-        </w:rPr>
-        <w:t xml:space="preserve">催化循环</w:t>
-      </w:r>
-    </w:p>
-    <w:p>
-      <w:pPr>
-        <w:pStyle w:val="FirstParagraph"/>
-      </w:pPr>
-      <w:r>
-        <w:rPr>
-          <w:rFonts w:ascii="Times New Roman" w:hAnsi="Times New Roman" w:eastAsia="Times New Roman" w:cs="Times New Roman"/>
-        </w:rPr>
-        <w:t>Pd(0) + R–CH=CH–CH</w:t>
-      </w:r>
-      <w:r>
-        <w:rPr>
-          <w:rFonts w:ascii="Times New Roman" w:hAnsi="Times New Roman" w:eastAsia="Times New Roman" w:cs="Times New Roman"/>
-          <w:vertAlign w:val="subscript"/>
-        </w:rPr>
-        <w:t>2</w:t>
-      </w:r>
-      <w:r>
-        <w:rPr>
-          <w:rFonts w:ascii="Times New Roman" w:hAnsi="Times New Roman" w:eastAsia="Times New Roman" w:cs="Times New Roman"/>
-        </w:rPr>
-        <w:t>–OAc</w:t>
+        </w:rPr>
+        <w:t>氧化加成</w:t>
+      </w:r>
+      <w:r>
+        <w:rPr>
+          <w:rFonts w:hint="eastAsia" w:ascii="Times New Roman" w:hAnsi="Times New Roman" w:eastAsia="Times New Roman" w:cs="Times New Roman"/>
+        </w:rPr>
+        <w:t>（</w:t>
+      </w:r>
+      <w:r>
+        <w:rPr>
+          <w:rFonts w:hint="eastAsia" w:ascii="Times New Roman" w:hAnsi="Times New Roman" w:eastAsia="FangSong" w:cs="Times New Roman"/>
+        </w:rPr>
+        <w:t>反式</w:t>
+      </w:r>
+      <w:r>
+        <w:rPr>
+          <w:rFonts w:hint="eastAsia" w:ascii="Times New Roman" w:hAnsi="Times New Roman" w:eastAsia="Times New Roman" w:cs="Times New Roman"/>
+        </w:rPr>
+        <w:t>，</w:t>
+      </w:r>
+      <w:r>
+        <w:rPr>
+          <w:rFonts w:hint="eastAsia" w:ascii="Times New Roman" w:hAnsi="Times New Roman" w:eastAsia="FangSong" w:cs="Times New Roman"/>
+        </w:rPr>
+        <w:t>从</w:t>
+      </w:r>
+      <w:r>
+        <w:rPr>
+          <w:rFonts w:ascii="Times New Roman" w:hAnsi="Times New Roman" w:eastAsia="Times New Roman" w:cs="Times New Roman"/>
+        </w:rPr>
+        <w:t xml:space="preserve"> OAc </w:t>
+      </w:r>
+      <w:r>
+        <w:rPr>
+          <w:rFonts w:hint="eastAsia" w:ascii="Times New Roman" w:hAnsi="Times New Roman" w:eastAsia="FangSong" w:cs="Times New Roman"/>
+        </w:rPr>
+        <w:t>反面进攻</w:t>
+      </w:r>
+      <w:r>
+        <w:rPr>
+          <w:rFonts w:hint="eastAsia" w:ascii="Times New Roman" w:hAnsi="Times New Roman" w:eastAsia="Times New Roman" w:cs="Times New Roman"/>
+        </w:rPr>
+        <w:t>）→</w:t>
+      </w:r>
+      <w:r>
+        <w:rPr>
+          <w:rFonts w:ascii="Times New Roman" w:hAnsi="Times New Roman" w:eastAsia="Times New Roman" w:cs="Times New Roman"/>
+        </w:rPr>
+        <w:t xml:space="preserve"> </w:t>
+      </w:r>
+      <w:r>
+        <w:rPr>
+          <w:rFonts w:hint="eastAsia" w:ascii="Times New Roman" w:hAnsi="Times New Roman" w:eastAsia="Times New Roman" w:cs="Times New Roman"/>
+        </w:rPr>
+        <w:t>π-</w:t>
+      </w:r>
+      <w:r>
+        <w:rPr>
+          <w:rFonts w:hint="eastAsia" w:ascii="Times New Roman" w:hAnsi="Times New Roman" w:eastAsia="FangSong" w:cs="Times New Roman"/>
+        </w:rPr>
+        <w:t>烯丙基</w:t>
+      </w:r>
+      <w:r>
+        <w:rPr>
+          <w:rFonts w:hint="eastAsia" w:ascii="Times New Roman" w:hAnsi="Times New Roman" w:eastAsia="Times New Roman" w:cs="Times New Roman"/>
+        </w:rPr>
+        <w:t>-Pd(II)</w:t>
+      </w:r>
+      <w:r>
+        <w:rPr>
+          <w:rFonts w:ascii="Times New Roman" w:hAnsi="Times New Roman" w:eastAsia="Times New Roman" w:cs="Times New Roman"/>
+        </w:rPr>
+        <w:t xml:space="preserve"> </w:t>
+      </w:r>
+      <w:r>
+        <w:rPr>
+          <w:rFonts w:hint="eastAsia" w:ascii="Times New Roman" w:hAnsi="Times New Roman" w:eastAsia="FangSong" w:cs="Times New Roman"/>
+        </w:rPr>
+        <w:t>阳离子配合物</w:t>
+      </w:r>
+      <w:r>
+        <w:rPr>
+          <w:rFonts w:hint="eastAsia" w:ascii="Times New Roman" w:hAnsi="Times New Roman" w:eastAsia="Times New Roman" w:cs="Times New Roman"/>
+        </w:rPr>
+        <w:t>（η</w:t>
+      </w:r>
+      <w:r>
+        <w:rPr>
+          <w:rFonts w:hint="eastAsia" w:ascii="Times New Roman" w:hAnsi="Times New Roman" w:eastAsia="Times New Roman" w:cs="Times New Roman"/>
+          <w:vertAlign w:val="superscript"/>
+        </w:rPr>
+        <w:t>3</w:t>
+      </w:r>
+      <w:r>
+        <w:rPr>
+          <w:rFonts w:hint="eastAsia" w:ascii="Times New Roman" w:hAnsi="Times New Roman" w:eastAsia="Times New Roman" w:cs="Times New Roman"/>
+        </w:rPr>
+        <w:t>，16e）</w:t>
       </w:r>
     </w:p>
     <w:p>
@@ -11100,119 +11591,7 @@
         <w:pStyle w:val="Compact"/>
         <w:numPr>
           <w:ilvl w:val="0"/>
-          <w:numId w:val="1013"/>
-        </w:numPr>
-      </w:pPr>
-      <w:r>
-        <w:rPr>
-          <w:rFonts w:hint="eastAsia" w:ascii="Times New Roman" w:hAnsi="Times New Roman" w:eastAsia="FangSong" w:cs="Times New Roman"/>
-        </w:rPr>
-        <w:t>氧化加成</w:t>
-      </w:r>
-      <w:r>
-        <w:rPr>
-          <w:rFonts w:hint="eastAsia" w:ascii="Times New Roman" w:hAnsi="Times New Roman" w:eastAsia="Times New Roman" w:cs="Times New Roman"/>
-        </w:rPr>
-        <w:t>（</w:t>
-      </w:r>
-      <w:r>
-        <w:rPr>
-          <w:rFonts w:hint="eastAsia" w:ascii="Times New Roman" w:hAnsi="Times New Roman" w:eastAsia="FangSong" w:cs="Times New Roman"/>
-        </w:rPr>
-        <w:t>反式</w:t>
-      </w:r>
-      <w:r>
-        <w:rPr>
-          <w:rFonts w:hint="eastAsia" w:ascii="Times New Roman" w:hAnsi="Times New Roman" w:eastAsia="Times New Roman" w:cs="Times New Roman"/>
-        </w:rPr>
-        <w:t>，</w:t>
-      </w:r>
-      <w:r>
-        <w:rPr>
-          <w:rFonts w:hint="eastAsia" w:ascii="Times New Roman" w:hAnsi="Times New Roman" w:eastAsia="FangSong" w:cs="Times New Roman"/>
-        </w:rPr>
-        <w:t>从</w:t>
-      </w:r>
-      <w:r>
-        <w:rPr>
-          <w:rFonts w:ascii="Times New Roman" w:hAnsi="Times New Roman" w:eastAsia="Times New Roman" w:cs="Times New Roman"/>
-        </w:rPr>
-        <w:t xml:space="preserve"> OAc </w:t>
-      </w:r>
-      <w:r>
-        <w:rPr>
-          <w:rFonts w:hint="eastAsia" w:ascii="Times New Roman" w:hAnsi="Times New Roman" w:eastAsia="FangSong" w:cs="Times New Roman"/>
-        </w:rPr>
-        <w:t>反面进攻</w:t>
-      </w:r>
-      <w:r>
-        <w:rPr>
-          <w:rFonts w:hint="eastAsia" w:ascii="Times New Roman" w:hAnsi="Times New Roman" w:eastAsia="Times New Roman" w:cs="Times New Roman"/>
-        </w:rPr>
-        <w:t>）→</w:t>
-      </w:r>
-      <w:r>
-        <w:rPr>
-          <w:rFonts w:ascii="Times New Roman" w:hAnsi="Times New Roman" w:eastAsia="Times New Roman" w:cs="Times New Roman"/>
-        </w:rPr>
-        <w:t xml:space="preserve"> </w:t>
-      </w:r>
-      <w:r>
-        <w:rPr>
-          <w:rFonts w:hint="eastAsia" w:ascii="Times New Roman" w:hAnsi="Times New Roman" w:eastAsia="Times New Roman" w:cs="Times New Roman"/>
-        </w:rPr>
-        <w:t>π-</w:t>
-      </w:r>
-      <w:r>
-        <w:rPr>
-          <w:rFonts w:hint="eastAsia" w:ascii="Times New Roman" w:hAnsi="Times New Roman" w:eastAsia="FangSong" w:cs="Times New Roman"/>
-        </w:rPr>
-        <w:t>烯丙基</w:t>
-      </w:r>
-      <w:r>
-        <w:rPr>
-          <w:rFonts w:hint="eastAsia" w:ascii="Times New Roman" w:hAnsi="Times New Roman" w:eastAsia="Times New Roman" w:cs="Times New Roman"/>
-        </w:rPr>
-        <w:t>-Pd(II)</w:t>
-      </w:r>
-      <w:r>
-        <w:rPr>
-          <w:rFonts w:ascii="Times New Roman" w:hAnsi="Times New Roman" w:eastAsia="Times New Roman" w:cs="Times New Roman"/>
-        </w:rPr>
-        <w:t xml:space="preserve"> </w:t>
-      </w:r>
-      <w:r>
-        <w:rPr>
-          <w:rFonts w:hint="eastAsia" w:ascii="Times New Roman" w:hAnsi="Times New Roman" w:eastAsia="FangSong" w:cs="Times New Roman"/>
-        </w:rPr>
-        <w:t>阳离子配合物</w:t>
-      </w:r>
-      <w:r>
-        <w:rPr>
-          <w:rFonts w:hint="eastAsia" w:ascii="Times New Roman" w:hAnsi="Times New Roman" w:eastAsia="Times New Roman" w:cs="Times New Roman"/>
-        </w:rPr>
-        <w:t>（η</w:t>
-      </w:r>
-      <w:r>
-        <w:rPr>
-          <w:rFonts w:hint="eastAsia" w:ascii="Times New Roman" w:hAnsi="Times New Roman" w:eastAsia="Times New Roman" w:cs="Times New Roman"/>
-          <w:vertAlign w:val="superscript"/>
-        </w:rPr>
-        <w:t>3</w:t>
-      </w:r>
-      <w:r>
-        <w:rPr>
-          <w:rFonts w:hint="eastAsia" w:ascii="Times New Roman" w:hAnsi="Times New Roman" w:eastAsia="Times New Roman" w:cs="Times New Roman"/>
-        </w:rPr>
-        <w:t>，16e）</w:t>
-      </w:r>
-    </w:p>
-    <w:p>
-      <w:pPr>
-        <w:pStyle w:val="Compact"/>
-        <w:numPr>
-          <w:ilvl w:val="0"/>
-          <w:numId w:val="1013"/>
+          <w:numId w:val="1012"/>
         </w:numPr>
       </w:pPr>
       <w:r>
@@ -11667,7 +12046,7 @@
         <w:pStyle w:val="Compact"/>
         <w:numPr>
           <w:ilvl w:val="0"/>
-          <w:numId w:val="1014"/>
+          <w:numId w:val="1013"/>
         </w:numPr>
       </w:pPr>
       <w:r>
@@ -11713,6 +12092,122 @@
           <w:rFonts w:ascii="Times New Roman" w:hAnsi="Times New Roman" w:eastAsia="Times New Roman" w:cs="Times New Roman"/>
         </w:rPr>
         <w:t xml:space="preserve"> SNAr</w:t>
+      </w:r>
+    </w:p>
+    <w:p>
+      <w:pPr>
+        <w:pStyle w:val="Compact"/>
+        <w:numPr>
+          <w:ilvl w:val="0"/>
+          <w:numId w:val="1013"/>
+        </w:numPr>
+      </w:pPr>
+      <w:r>
+        <w:rPr>
+          <w:rFonts w:hint="eastAsia" w:ascii="Times New Roman" w:hAnsi="Times New Roman" w:eastAsia="FangSong" w:cs="Times New Roman"/>
+          <w:b/>
+          <w:bCs/>
+        </w:rPr>
+        <w:t xml:space="preserve">离去基团活性</w:t>
+      </w:r>
+      <w:r>
+        <w:rPr>
+          <w:rFonts w:hint="eastAsia" w:ascii="Times New Roman" w:hAnsi="Times New Roman" w:eastAsia="Times New Roman" w:cs="Times New Roman"/>
+        </w:rPr>
+        <w:t xml:space="preserve">：I</w:t>
+      </w:r>
+      <w:r>
+        <w:rPr>
+          <w:rFonts w:ascii="Times New Roman" w:hAnsi="Times New Roman" w:eastAsia="Times New Roman" w:cs="Times New Roman"/>
+        </w:rPr>
+        <w:t xml:space="preserve"> &gt; Br &gt; Cl &gt;&gt; </w:t>
+      </w:r>
+      <w:r>
+        <w:rPr>
+          <w:rFonts w:hint="eastAsia" w:ascii="Times New Roman" w:hAnsi="Times New Roman" w:eastAsia="Times New Roman" w:cs="Times New Roman"/>
+        </w:rPr>
+        <w:t>F（</w:t>
+      </w:r>
+      <w:r>
+        <w:rPr>
+          <w:rFonts w:hint="eastAsia" w:ascii="Times New Roman" w:hAnsi="Times New Roman" w:eastAsia="FangSong" w:cs="Times New Roman"/>
+        </w:rPr>
+        <w:t>与</w:t>
+      </w:r>
+      <w:r>
+        <w:rPr>
+          <w:rFonts w:ascii="Times New Roman" w:hAnsi="Times New Roman" w:eastAsia="Times New Roman" w:cs="Times New Roman"/>
+        </w:rPr>
+        <w:t xml:space="preserve"> SNAr</w:t>
+      </w:r>
+      <w:r>
+        <w:rPr>
+          <w:rFonts w:ascii="Times New Roman" w:hAnsi="Times New Roman" w:eastAsia="Times New Roman" w:cs="Times New Roman"/>
+        </w:rPr>
+        <w:t xml:space="preserve"> </w:t>
+      </w:r>
+      <w:r>
+        <w:rPr>
+          <w:rFonts w:hint="eastAsia" w:ascii="Times New Roman" w:hAnsi="Times New Roman" w:eastAsia="FangSong" w:cs="Times New Roman"/>
+          <w:b/>
+          <w:bCs/>
+        </w:rPr>
+        <w:t xml:space="preserve">相反</w:t>
+      </w:r>
+      <w:r>
+        <w:rPr>
+          <w:rFonts w:hint="eastAsia" w:ascii="Times New Roman" w:hAnsi="Times New Roman" w:eastAsia="Times New Roman" w:cs="Times New Roman"/>
+        </w:rPr>
+        <w:t xml:space="preserve">）</w:t>
+      </w:r>
+    </w:p>
+    <w:p>
+      <w:pPr>
+        <w:pStyle w:val="Compact"/>
+        <w:numPr>
+          <w:ilvl w:val="0"/>
+          <w:numId w:val="1013"/>
+        </w:numPr>
+      </w:pPr>
+      <w:r>
+        <w:rPr>
+          <w:rFonts w:hint="eastAsia" w:ascii="Times New Roman" w:hAnsi="Times New Roman" w:eastAsia="FangSong" w:cs="Times New Roman"/>
+          <w:b/>
+          <w:bCs/>
+        </w:rPr>
+        <w:t xml:space="preserve">无区域限制</w:t>
+      </w:r>
+      <w:r>
+        <w:rPr>
+          <w:rFonts w:hint="eastAsia" w:ascii="Times New Roman" w:hAnsi="Times New Roman" w:eastAsia="Times New Roman" w:cs="Times New Roman"/>
+        </w:rPr>
+        <w:t>：</w:t>
+      </w:r>
+      <w:r>
+        <w:rPr>
+          <w:rFonts w:hint="eastAsia" w:ascii="Times New Roman" w:hAnsi="Times New Roman" w:eastAsia="FangSong" w:cs="Times New Roman"/>
+        </w:rPr>
+        <w:t>无需邻对位吸电子基团</w:t>
+      </w:r>
+    </w:p>
+    <w:bookmarkEnd w:id="45"/>
+    <w:bookmarkStart w:id="46" w:name="催化循环-3"/>
+    <w:p>
+      <w:pPr>
+        <w:pStyle w:val="Heading3"/>
+        <w:spacing w:before="280" w:after="120"/>
+      </w:pPr>
+      <w:r>
+        <w:rPr>
+          <w:rFonts w:ascii="Times New Roman" w:hAnsi="Times New Roman" w:eastAsia="Times New Roman" w:cs="Times New Roman"/>
+        </w:rPr>
+        <w:t xml:space="preserve">9.2 </w:t>
+      </w:r>
+      <w:r>
+        <w:rPr>
+          <w:rFonts w:hint="eastAsia" w:ascii="Times New Roman" w:hAnsi="Times New Roman" w:eastAsia="SimHei" w:cs="Times New Roman"/>
+        </w:rPr>
+        <w:t xml:space="preserve">催化循环</w:t>
       </w:r>
     </w:p>
     <w:p>
@@ -11725,61 +12220,27 @@
       </w:pPr>
       <w:r>
         <w:rPr>
-          <w:rFonts w:hint="eastAsia" w:ascii="Times New Roman" w:hAnsi="Times New Roman" w:eastAsia="FangSong" w:cs="Times New Roman"/>
-          <w:b/>
-          <w:bCs/>
-        </w:rPr>
-        <w:t xml:space="preserve">离去基团活性</w:t>
-      </w:r>
-      <w:r>
-        <w:rPr>
-          <w:rFonts w:hint="eastAsia" w:ascii="Times New Roman" w:hAnsi="Times New Roman" w:eastAsia="Times New Roman" w:cs="Times New Roman"/>
-        </w:rPr>
-        <w:t xml:space="preserve">：I</w:t>
-      </w:r>
-      <w:r>
-        <w:rPr>
-          <w:rFonts w:ascii="Times New Roman" w:hAnsi="Times New Roman" w:eastAsia="Times New Roman" w:cs="Times New Roman"/>
-        </w:rPr>
-        <w:t xml:space="preserve"> &gt; Br &gt; Cl &gt;&gt; </w:t>
-      </w:r>
-      <w:r>
-        <w:rPr>
-          <w:rFonts w:hint="eastAsia" w:ascii="Times New Roman" w:hAnsi="Times New Roman" w:eastAsia="Times New Roman" w:cs="Times New Roman"/>
-        </w:rPr>
-        <w:t>F（</w:t>
-      </w:r>
-      <w:r>
-        <w:rPr>
-          <w:rFonts w:hint="eastAsia" w:ascii="Times New Roman" w:hAnsi="Times New Roman" w:eastAsia="FangSong" w:cs="Times New Roman"/>
-        </w:rPr>
-        <w:t>与</w:t>
-      </w:r>
-      <w:r>
-        <w:rPr>
-          <w:rFonts w:ascii="Times New Roman" w:hAnsi="Times New Roman" w:eastAsia="Times New Roman" w:cs="Times New Roman"/>
-        </w:rPr>
-        <w:t xml:space="preserve"> SNAr</w:t>
-      </w:r>
-      <w:r>
-        <w:rPr>
-          <w:rFonts w:ascii="Times New Roman" w:hAnsi="Times New Roman" w:eastAsia="Times New Roman" w:cs="Times New Roman"/>
-        </w:rPr>
-        <w:t xml:space="preserve"> </w:t>
-      </w:r>
-      <w:r>
-        <w:rPr>
-          <w:rFonts w:hint="eastAsia" w:ascii="Times New Roman" w:hAnsi="Times New Roman" w:eastAsia="FangSong" w:cs="Times New Roman"/>
-          <w:b/>
-          <w:bCs/>
-        </w:rPr>
-        <w:t xml:space="preserve">相反</w:t>
-      </w:r>
-      <w:r>
-        <w:rPr>
-          <w:rFonts w:hint="eastAsia" w:ascii="Times New Roman" w:hAnsi="Times New Roman" w:eastAsia="Times New Roman" w:cs="Times New Roman"/>
-        </w:rPr>
-        <w:t xml:space="preserve">）</w:t>
+          <w:rFonts w:ascii="Times New Roman" w:hAnsi="Times New Roman" w:eastAsia="Times New Roman" w:cs="Times New Roman"/>
+        </w:rPr>
+        <w:t xml:space="preserve">Ar–X + Pd(0) → </w:t>
+      </w:r>
+      <w:r>
+        <w:rPr>
+          <w:rFonts w:hint="eastAsia" w:ascii="Times New Roman" w:hAnsi="Times New Roman" w:eastAsia="Times New Roman" w:cs="Times New Roman"/>
+        </w:rPr>
+        <w:t>Ar–Pd(II)–X（</w:t>
+      </w:r>
+      <w:r>
+        <w:rPr>
+          <w:rFonts w:hint="eastAsia" w:ascii="Times New Roman" w:hAnsi="Times New Roman" w:eastAsia="FangSong" w:cs="Times New Roman"/>
+        </w:rPr>
+        <w:t>氧化加成</w:t>
+      </w:r>
+      <w:r>
+        <w:rPr>
+          <w:rFonts w:hint="eastAsia" w:ascii="Times New Roman" w:hAnsi="Times New Roman" w:eastAsia="Times New Roman" w:cs="Times New Roman"/>
+        </w:rPr>
+        <w:t>）</w:t>
       </w:r>
     </w:p>
     <w:p>
@@ -11790,45 +12251,45 @@
           <w:numId w:val="1014"/>
         </w:numPr>
       </w:pPr>
-      <w:r>
-        <w:rPr>
-          <w:rFonts w:hint="eastAsia" w:ascii="Times New Roman" w:hAnsi="Times New Roman" w:eastAsia="FangSong" w:cs="Times New Roman"/>
-          <w:b/>
-          <w:bCs/>
-        </w:rPr>
-        <w:t xml:space="preserve">无区域限制</w:t>
-      </w:r>
-      <w:r>
-        <w:rPr>
-          <w:rFonts w:hint="eastAsia" w:ascii="Times New Roman" w:hAnsi="Times New Roman" w:eastAsia="Times New Roman" w:cs="Times New Roman"/>
-        </w:rPr>
-        <w:t>：</w:t>
-      </w:r>
-      <w:r>
-        <w:rPr>
-          <w:rFonts w:hint="eastAsia" w:ascii="Times New Roman" w:hAnsi="Times New Roman" w:eastAsia="FangSong" w:cs="Times New Roman"/>
-        </w:rPr>
-        <w:t>无需邻对位吸电子基团</w:t>
-      </w:r>
     </w:p>
-    <w:bookmarkEnd w:id="45"/>
-    <w:bookmarkStart w:id="46" w:name="催化循环-3"/>
     <w:p>
       <w:pPr>
-        <w:pStyle w:val="Heading3"/>
-        <w:spacing w:before="280" w:after="120"/>
+        <w:pStyle w:val="Compact"/>
+        <w:numPr>
+          <w:ilvl w:val="1"/>
+          <w:numId w:val="1015"/>
+        </w:numPr>
       </w:pPr>
       <w:r>
         <w:rPr>
-          <w:rFonts w:ascii="Times New Roman" w:hAnsi="Times New Roman" w:eastAsia="Times New Roman" w:cs="Times New Roman"/>
-        </w:rPr>
-        <w:t xml:space="preserve">9.2 </w:t>
-      </w:r>
-      <w:r>
-        <w:rPr>
-          <w:rFonts w:hint="eastAsia" w:ascii="Times New Roman" w:hAnsi="Times New Roman" w:eastAsia="SimHei" w:cs="Times New Roman"/>
-        </w:rPr>
-        <w:t xml:space="preserve">催化循环</w:t>
+          <w:rFonts w:hint="eastAsia" w:ascii="Times New Roman" w:hAnsi="Times New Roman" w:eastAsia="Times New Roman" w:cs="Times New Roman"/>
+        </w:rPr>
+        <w:t>HNR</w:t>
+      </w:r>
+      <w:r>
+        <w:rPr>
+          <w:rFonts w:hint="eastAsia" w:ascii="Times New Roman" w:hAnsi="Times New Roman" w:eastAsia="Times New Roman" w:cs="Times New Roman"/>
+          <w:vertAlign w:val="subscript"/>
+        </w:rPr>
+        <w:t>2</w:t>
+      </w:r>
+      <w:r>
+        <w:rPr>
+          <w:rFonts w:hint="eastAsia" w:ascii="Times New Roman" w:hAnsi="Times New Roman" w:eastAsia="Times New Roman" w:cs="Times New Roman"/>
+        </w:rPr>
+        <w:t>（</w:t>
+      </w:r>
+      <w:r>
+        <w:rPr>
+          <w:rFonts w:hint="eastAsia" w:ascii="Times New Roman" w:hAnsi="Times New Roman" w:eastAsia="FangSong" w:cs="Times New Roman"/>
+        </w:rPr>
+        <w:t>胺配位</w:t>
+      </w:r>
+      <w:r>
+        <w:rPr>
+          <w:rFonts w:hint="eastAsia" w:ascii="Times New Roman" w:hAnsi="Times New Roman" w:eastAsia="Times New Roman" w:cs="Times New Roman"/>
+        </w:rPr>
+        <w:t>）</w:t>
       </w:r>
     </w:p>
     <w:p>
@@ -11836,40 +12297,7 @@
         <w:pStyle w:val="Compact"/>
         <w:numPr>
           <w:ilvl w:val="0"/>
-          <w:numId w:val="1015"/>
-        </w:numPr>
-      </w:pPr>
-      <w:r>
-        <w:rPr>
-          <w:rFonts w:ascii="Times New Roman" w:hAnsi="Times New Roman" w:eastAsia="Times New Roman" w:cs="Times New Roman"/>
-        </w:rPr>
-        <w:t xml:space="preserve">Ar–X + Pd(0) → </w:t>
-      </w:r>
-      <w:r>
-        <w:rPr>
-          <w:rFonts w:hint="eastAsia" w:ascii="Times New Roman" w:hAnsi="Times New Roman" w:eastAsia="Times New Roman" w:cs="Times New Roman"/>
-        </w:rPr>
-        <w:t>Ar–Pd(II)–X（</w:t>
-      </w:r>
-      <w:r>
-        <w:rPr>
-          <w:rFonts w:hint="eastAsia" w:ascii="Times New Roman" w:hAnsi="Times New Roman" w:eastAsia="FangSong" w:cs="Times New Roman"/>
-        </w:rPr>
-        <w:t>氧化加成</w:t>
-      </w:r>
-      <w:r>
-        <w:rPr>
-          <w:rFonts w:hint="eastAsia" w:ascii="Times New Roman" w:hAnsi="Times New Roman" w:eastAsia="Times New Roman" w:cs="Times New Roman"/>
-        </w:rPr>
-        <w:t>）</w:t>
-      </w:r>
-    </w:p>
-    <w:p>
-      <w:pPr>
-        <w:pStyle w:val="Compact"/>
-        <w:numPr>
-          <w:ilvl w:val="0"/>
-          <w:numId w:val="1015"/>
+          <w:numId w:val="1014"/>
         </w:numPr>
       </w:pPr>
     </w:p>
@@ -11883,16 +12311,9 @@
       </w:pPr>
       <w:r>
         <w:rPr>
-          <w:rFonts w:hint="eastAsia" w:ascii="Times New Roman" w:hAnsi="Times New Roman" w:eastAsia="Times New Roman" w:cs="Times New Roman"/>
-        </w:rPr>
-        <w:t>HNR</w:t>
-      </w:r>
-      <w:r>
-        <w:rPr>
-          <w:rFonts w:hint="eastAsia" w:ascii="Times New Roman" w:hAnsi="Times New Roman" w:eastAsia="Times New Roman" w:cs="Times New Roman"/>
-          <w:vertAlign w:val="subscript"/>
-        </w:rPr>
-        <w:t>2</w:t>
+          <w:rFonts w:hint="eastAsia" w:ascii="Times New Roman" w:hAnsi="Times New Roman" w:eastAsia="FangSong" w:cs="Times New Roman"/>
+        </w:rPr>
+        <w:t>碱</w:t>
       </w:r>
       <w:r>
         <w:rPr>
@@ -11904,13 +12325,37 @@
         <w:rPr>
           <w:rFonts w:hint="eastAsia" w:ascii="Times New Roman" w:hAnsi="Times New Roman" w:eastAsia="FangSong" w:cs="Times New Roman"/>
         </w:rPr>
-        <w:t>胺配位</w:t>
-      </w:r>
-      <w:r>
-        <w:rPr>
-          <w:rFonts w:hint="eastAsia" w:ascii="Times New Roman" w:hAnsi="Times New Roman" w:eastAsia="Times New Roman" w:cs="Times New Roman"/>
-        </w:rPr>
-        <w:t>）</w:t>
+        <w:t>如</w:t>
+      </w:r>
+      <w:r>
+        <w:rPr>
+          <w:rFonts w:ascii="Times New Roman" w:hAnsi="Times New Roman" w:eastAsia="Times New Roman" w:cs="Times New Roman"/>
+        </w:rPr>
+        <w:t xml:space="preserve"> </w:t>
+      </w:r>
+      <w:r>
+        <w:rPr>
+          <w:rFonts w:hint="eastAsia" w:ascii="Times New Roman" w:hAnsi="Times New Roman" w:eastAsia="Times New Roman" w:cs="Times New Roman"/>
+        </w:rPr>
+        <w:t>NaOtBu，</w:t>
+      </w:r>
+      <w:r>
+        <w:rPr>
+          <w:rFonts w:hint="eastAsia" w:ascii="Times New Roman" w:hAnsi="Times New Roman" w:eastAsia="FangSong" w:cs="Times New Roman"/>
+        </w:rPr>
+        <w:t>脱</w:t>
+      </w:r>
+      <w:r>
+        <w:rPr>
+          <w:rFonts w:ascii="Times New Roman" w:hAnsi="Times New Roman" w:eastAsia="Times New Roman" w:cs="Times New Roman"/>
+        </w:rPr>
+        <w:t xml:space="preserve"> </w:t>
+      </w:r>
+      <w:r>
+        <w:rPr>
+          <w:rFonts w:hint="eastAsia" w:ascii="Times New Roman" w:hAnsi="Times New Roman" w:eastAsia="Times New Roman" w:cs="Times New Roman"/>
+        </w:rPr>
+        <w:t xml:space="preserve">HX）</w:t>
       </w:r>
     </w:p>
     <w:p>
@@ -11918,65 +12363,21 @@
         <w:pStyle w:val="Compact"/>
         <w:numPr>
           <w:ilvl w:val="0"/>
-          <w:numId w:val="1015"/>
+          <w:numId w:val="1014"/>
         </w:numPr>
       </w:pPr>
-    </w:p>
-    <w:p>
-      <w:pPr>
-        <w:pStyle w:val="Compact"/>
-        <w:numPr>
-          <w:ilvl w:val="1"/>
-          <w:numId w:val="1017"/>
-        </w:numPr>
-      </w:pPr>
-      <w:r>
-        <w:rPr>
-          <w:rFonts w:hint="eastAsia" w:ascii="Times New Roman" w:hAnsi="Times New Roman" w:eastAsia="FangSong" w:cs="Times New Roman"/>
-        </w:rPr>
-        <w:t>碱</w:t>
-      </w:r>
-      <w:r>
-        <w:rPr>
-          <w:rFonts w:hint="eastAsia" w:ascii="Times New Roman" w:hAnsi="Times New Roman" w:eastAsia="Times New Roman" w:cs="Times New Roman"/>
-        </w:rPr>
-        <w:t>（</w:t>
-      </w:r>
-      <w:r>
-        <w:rPr>
-          <w:rFonts w:hint="eastAsia" w:ascii="Times New Roman" w:hAnsi="Times New Roman" w:eastAsia="FangSong" w:cs="Times New Roman"/>
-        </w:rPr>
-        <w:t>如</w:t>
-      </w:r>
-      <w:r>
-        <w:rPr>
-          <w:rFonts w:ascii="Times New Roman" w:hAnsi="Times New Roman" w:eastAsia="Times New Roman" w:cs="Times New Roman"/>
-        </w:rPr>
-        <w:t xml:space="preserve"> </w:t>
-      </w:r>
-      <w:r>
-        <w:rPr>
-          <w:rFonts w:hint="eastAsia" w:ascii="Times New Roman" w:hAnsi="Times New Roman" w:eastAsia="Times New Roman" w:cs="Times New Roman"/>
-        </w:rPr>
-        <w:t>NaOtBu，</w:t>
-      </w:r>
-      <w:r>
-        <w:rPr>
-          <w:rFonts w:hint="eastAsia" w:ascii="Times New Roman" w:hAnsi="Times New Roman" w:eastAsia="FangSong" w:cs="Times New Roman"/>
-        </w:rPr>
-        <w:t>脱</w:t>
-      </w:r>
-      <w:r>
-        <w:rPr>
-          <w:rFonts w:ascii="Times New Roman" w:hAnsi="Times New Roman" w:eastAsia="Times New Roman" w:cs="Times New Roman"/>
-        </w:rPr>
-        <w:t xml:space="preserve"> </w:t>
-      </w:r>
-      <w:r>
-        <w:rPr>
-          <w:rFonts w:hint="eastAsia" w:ascii="Times New Roman" w:hAnsi="Times New Roman" w:eastAsia="Times New Roman" w:cs="Times New Roman"/>
-        </w:rPr>
-        <w:t xml:space="preserve">HX）</w:t>
+      <w:r>
+        <w:rPr>
+          <w:rFonts w:ascii="Times New Roman" w:hAnsi="Times New Roman" w:eastAsia="Times New Roman" w:cs="Times New Roman"/>
+        </w:rPr>
+        <w:t>→ Ar–Pd(II)–NR</w:t>
+      </w:r>
+      <w:r>
+        <w:rPr>
+          <w:rFonts w:ascii="Times New Roman" w:hAnsi="Times New Roman" w:eastAsia="Times New Roman" w:cs="Times New Roman"/>
+          <w:vertAlign w:val="subscript"/>
+        </w:rPr>
+        <w:t>2</w:t>
       </w:r>
     </w:p>
     <w:p>
@@ -11984,29 +12385,7 @@
         <w:pStyle w:val="Compact"/>
         <w:numPr>
           <w:ilvl w:val="0"/>
-          <w:numId w:val="1015"/>
-        </w:numPr>
-      </w:pPr>
-      <w:r>
-        <w:rPr>
-          <w:rFonts w:ascii="Times New Roman" w:hAnsi="Times New Roman" w:eastAsia="Times New Roman" w:cs="Times New Roman"/>
-        </w:rPr>
-        <w:t>→ Ar–Pd(II)–NR</w:t>
-      </w:r>
-      <w:r>
-        <w:rPr>
-          <w:rFonts w:ascii="Times New Roman" w:hAnsi="Times New Roman" w:eastAsia="Times New Roman" w:cs="Times New Roman"/>
-          <w:vertAlign w:val="subscript"/>
-        </w:rPr>
-        <w:t>2</w:t>
-      </w:r>
-    </w:p>
-    <w:p>
-      <w:pPr>
-        <w:pStyle w:val="Compact"/>
-        <w:numPr>
-          <w:ilvl w:val="0"/>
-          <w:numId w:val="1015"/>
+          <w:numId w:val="1014"/>
         </w:numPr>
       </w:pPr>
       <w:r>
@@ -12949,7 +13328,7 @@
         <w:pStyle w:val="Compact"/>
         <w:numPr>
           <w:ilvl w:val="0"/>
-          <w:numId w:val="1018"/>
+          <w:numId w:val="1017"/>
         </w:numPr>
       </w:pPr>
       <w:r>
@@ -12983,6 +13362,189 @@
           <w:rFonts w:hint="eastAsia" w:ascii="Times New Roman" w:hAnsi="Times New Roman" w:eastAsia="FangSong" w:cs="Times New Roman"/>
         </w:rPr>
         <w:t xml:space="preserve">配合物</w:t>
+      </w:r>
+    </w:p>
+    <w:p>
+      <w:pPr>
+        <w:pStyle w:val="Compact"/>
+        <w:numPr>
+          <w:ilvl w:val="0"/>
+          <w:numId w:val="1017"/>
+        </w:numPr>
+      </w:pPr>
+      <w:r>
+        <w:rPr>
+          <w:rFonts w:hint="eastAsia" w:ascii="Times New Roman" w:hAnsi="Times New Roman" w:eastAsia="FangSong" w:cs="Times New Roman"/>
+          <w:b/>
+          <w:bCs/>
+        </w:rPr>
+        <w:t xml:space="preserve">底物</w:t>
+      </w:r>
+      <w:r>
+        <w:rPr>
+          <w:rFonts w:hint="eastAsia" w:ascii="Times New Roman" w:hAnsi="Times New Roman" w:eastAsia="Times New Roman" w:cs="Times New Roman"/>
+        </w:rPr>
+        <w:t>：</w:t>
+      </w:r>
+      <w:r>
+        <w:rPr>
+          <w:rFonts w:hint="eastAsia" w:ascii="Times New Roman" w:hAnsi="Times New Roman" w:eastAsia="FangSong" w:cs="Times New Roman"/>
+        </w:rPr>
+        <w:t>烯烃</w:t>
+      </w:r>
+      <w:r>
+        <w:rPr>
+          <w:rFonts w:hint="eastAsia" w:ascii="Times New Roman" w:hAnsi="Times New Roman" w:eastAsia="Times New Roman" w:cs="Times New Roman"/>
+        </w:rPr>
+        <w:t>、</w:t>
+      </w:r>
+      <w:r>
+        <w:rPr>
+          <w:rFonts w:hint="eastAsia" w:ascii="Times New Roman" w:hAnsi="Times New Roman" w:eastAsia="FangSong" w:cs="Times New Roman"/>
+        </w:rPr>
+        <w:t>酮</w:t>
+      </w:r>
+    </w:p>
+    <w:p>
+      <w:pPr>
+        <w:pStyle w:val="Compact"/>
+        <w:numPr>
+          <w:ilvl w:val="0"/>
+          <w:numId w:val="1017"/>
+        </w:numPr>
+      </w:pPr>
+      <w:r>
+        <w:rPr>
+          <w:rFonts w:ascii="Times New Roman" w:hAnsi="Times New Roman" w:eastAsia="Times New Roman" w:cs="Times New Roman"/>
+          <w:b/>
+          <w:bCs/>
+        </w:rPr>
+        <w:t xml:space="preserve">BINAP </w:t>
+      </w:r>
+      <w:r>
+        <w:rPr>
+          <w:rFonts w:hint="eastAsia" w:ascii="Times New Roman" w:hAnsi="Times New Roman" w:eastAsia="FangSong" w:cs="Times New Roman"/>
+          <w:b/>
+          <w:bCs/>
+        </w:rPr>
+        <w:t xml:space="preserve">的手性来源</w:t>
+      </w:r>
+      <w:r>
+        <w:rPr>
+          <w:rFonts w:hint="eastAsia" w:ascii="Times New Roman" w:hAnsi="Times New Roman" w:eastAsia="Times New Roman" w:cs="Times New Roman"/>
+        </w:rPr>
+        <w:t xml:space="preserve">：</w:t>
+      </w:r>
+      <w:r>
+        <w:rPr>
+          <w:rFonts w:hint="eastAsia" w:ascii="Times New Roman" w:hAnsi="Times New Roman" w:eastAsia="FangSong" w:cs="Times New Roman"/>
+          <w:b/>
+          <w:bCs/>
+        </w:rPr>
+        <w:t xml:space="preserve">轴手性</w:t>
+      </w:r>
+      <w:r>
+        <w:rPr>
+          <w:rFonts w:hint="eastAsia" w:ascii="Times New Roman" w:hAnsi="Times New Roman" w:eastAsia="Times New Roman" w:cs="Times New Roman"/>
+        </w:rPr>
+        <w:t>（atropisomerism），</w:t>
+      </w:r>
+      <w:r>
+        <w:rPr>
+          <w:rFonts w:hint="eastAsia" w:ascii="Times New Roman" w:hAnsi="Times New Roman" w:eastAsia="FangSong" w:cs="Times New Roman"/>
+        </w:rPr>
+        <w:t>不是中心手性</w:t>
+      </w:r>
+    </w:p>
+    <w:p>
+      <w:pPr>
+        <w:pStyle w:val="Compact"/>
+        <w:numPr>
+          <w:ilvl w:val="0"/>
+          <w:numId w:val="1017"/>
+        </w:numPr>
+      </w:pPr>
+      <w:r>
+        <w:rPr>
+          <w:rFonts w:hint="eastAsia" w:ascii="Times New Roman" w:hAnsi="Times New Roman" w:eastAsia="FangSong" w:cs="Times New Roman"/>
+          <w:b/>
+          <w:bCs/>
+        </w:rPr>
+        <w:t xml:space="preserve">产物</w:t>
+      </w:r>
+      <w:r>
+        <w:rPr>
+          <w:rFonts w:hint="eastAsia" w:ascii="Times New Roman" w:hAnsi="Times New Roman" w:eastAsia="Times New Roman" w:cs="Times New Roman"/>
+        </w:rPr>
+        <w:t>：</w:t>
+      </w:r>
+      <w:r>
+        <w:rPr>
+          <w:rFonts w:hint="eastAsia" w:ascii="Times New Roman" w:hAnsi="Times New Roman" w:eastAsia="FangSong" w:cs="Times New Roman"/>
+        </w:rPr>
+        <w:t>高对映选择性</w:t>
+      </w:r>
+      <w:r>
+        <w:rPr>
+          <w:rFonts w:hint="eastAsia" w:ascii="Times New Roman" w:hAnsi="Times New Roman" w:eastAsia="Times New Roman" w:cs="Times New Roman"/>
+        </w:rPr>
+        <w:t>（&gt;99%</w:t>
+      </w:r>
+      <w:r>
+        <w:rPr>
+          <w:rFonts w:ascii="Times New Roman" w:hAnsi="Times New Roman" w:eastAsia="Times New Roman" w:cs="Times New Roman"/>
+        </w:rPr>
+        <w:t xml:space="preserve"> </w:t>
+      </w:r>
+      <w:r>
+        <w:rPr>
+          <w:rFonts w:hint="eastAsia" w:ascii="Times New Roman" w:hAnsi="Times New Roman" w:eastAsia="Times New Roman" w:cs="Times New Roman"/>
+        </w:rPr>
+        <w:t xml:space="preserve">ee）</w:t>
+      </w:r>
+    </w:p>
+    <w:bookmarkEnd w:id="53"/>
+    <w:bookmarkStart w:id="54" w:name="不对称双羟化sharpless-2001-诺贝尔奖"/>
+    <w:p>
+      <w:pPr>
+        <w:pStyle w:val="Heading3"/>
+        <w:spacing w:before="280" w:after="120"/>
+      </w:pPr>
+      <w:r>
+        <w:rPr>
+          <w:rFonts w:ascii="Times New Roman" w:hAnsi="Times New Roman" w:eastAsia="Times New Roman" w:cs="Times New Roman"/>
+        </w:rPr>
+        <w:t xml:space="preserve">11.2 </w:t>
+      </w:r>
+      <w:r>
+        <w:rPr>
+          <w:rFonts w:hint="eastAsia" w:ascii="Times New Roman" w:hAnsi="Times New Roman" w:eastAsia="SimHei" w:cs="Times New Roman"/>
+        </w:rPr>
+        <w:t>不对称双羟化</w:t>
+      </w:r>
+      <w:r>
+        <w:rPr>
+          <w:rFonts w:hint="eastAsia" w:ascii="Times New Roman" w:hAnsi="Times New Roman" w:eastAsia="Times New Roman" w:cs="Times New Roman"/>
+        </w:rPr>
+        <w:t>（Sharpless,</w:t>
+      </w:r>
+      <w:r>
+        <w:rPr>
+          <w:rFonts w:ascii="Times New Roman" w:hAnsi="Times New Roman" w:eastAsia="Times New Roman" w:cs="Times New Roman"/>
+        </w:rPr>
+        <w:t xml:space="preserve"> 2001 </w:t>
+      </w:r>
+      <w:r>
+        <w:rPr>
+          <w:rFonts w:hint="eastAsia" w:ascii="Times New Roman" w:hAnsi="Times New Roman" w:eastAsia="SimHei" w:cs="Times New Roman"/>
+        </w:rPr>
+        <w:t>诺贝尔奖</w:t>
+      </w:r>
+      <w:r>
+        <w:rPr>
+          <w:rFonts w:hint="eastAsia" w:ascii="Times New Roman" w:hAnsi="Times New Roman" w:eastAsia="Times New Roman" w:cs="Times New Roman"/>
+        </w:rPr>
+        <w:t>）</w:t>
       </w:r>
     </w:p>
     <w:p>
@@ -12999,31 +13561,19 @@
           <w:b/>
           <w:bCs/>
         </w:rPr>
-        <w:t xml:space="preserve">底物</w:t>
-      </w:r>
-      <w:r>
-        <w:rPr>
-          <w:rFonts w:hint="eastAsia" w:ascii="Times New Roman" w:hAnsi="Times New Roman" w:eastAsia="Times New Roman" w:cs="Times New Roman"/>
-        </w:rPr>
-        <w:t>：</w:t>
-      </w:r>
-      <w:r>
-        <w:rPr>
-          <w:rFonts w:hint="eastAsia" w:ascii="Times New Roman" w:hAnsi="Times New Roman" w:eastAsia="FangSong" w:cs="Times New Roman"/>
-        </w:rPr>
-        <w:t>烯烃</w:t>
-      </w:r>
-      <w:r>
-        <w:rPr>
-          <w:rFonts w:hint="eastAsia" w:ascii="Times New Roman" w:hAnsi="Times New Roman" w:eastAsia="Times New Roman" w:cs="Times New Roman"/>
-        </w:rPr>
-        <w:t>、</w:t>
-      </w:r>
-      <w:r>
-        <w:rPr>
-          <w:rFonts w:hint="eastAsia" w:ascii="Times New Roman" w:hAnsi="Times New Roman" w:eastAsia="FangSong" w:cs="Times New Roman"/>
-        </w:rPr>
-        <w:t>酮</w:t>
+        <w:t xml:space="preserve">试剂</w:t>
+      </w:r>
+      <w:r>
+        <w:rPr>
+          <w:rFonts w:hint="eastAsia" w:ascii="Times New Roman" w:hAnsi="Times New Roman" w:eastAsia="Times New Roman" w:cs="Times New Roman"/>
+        </w:rPr>
+        <w:t xml:space="preserve">：AD-mix-α</w:t>
+      </w:r>
+      <w:r>
+        <w:rPr>
+          <w:rFonts w:ascii="Times New Roman" w:hAnsi="Times New Roman" w:eastAsia="Times New Roman" w:cs="Times New Roman"/>
+        </w:rPr>
+        <w:t xml:space="preserve"> / AD-mix-β</w:t>
       </w:r>
     </w:p>
     <w:p>
@@ -13036,45 +13586,23 @@
       </w:pPr>
       <w:r>
         <w:rPr>
-          <w:rFonts w:ascii="Times New Roman" w:hAnsi="Times New Roman" w:eastAsia="Times New Roman" w:cs="Times New Roman"/>
+          <w:rFonts w:hint="eastAsia" w:ascii="Times New Roman" w:hAnsi="Times New Roman" w:eastAsia="FangSong" w:cs="Times New Roman"/>
           <w:b/>
           <w:bCs/>
         </w:rPr>
-        <w:t xml:space="preserve">BINAP </w:t>
-      </w:r>
-      <w:r>
-        <w:rPr>
-          <w:rFonts w:hint="eastAsia" w:ascii="Times New Roman" w:hAnsi="Times New Roman" w:eastAsia="FangSong" w:cs="Times New Roman"/>
-          <w:b/>
-          <w:bCs/>
-        </w:rPr>
-        <w:t xml:space="preserve">的手性来源</w:t>
-      </w:r>
-      <w:r>
-        <w:rPr>
-          <w:rFonts w:hint="eastAsia" w:ascii="Times New Roman" w:hAnsi="Times New Roman" w:eastAsia="Times New Roman" w:cs="Times New Roman"/>
-        </w:rPr>
-        <w:t xml:space="preserve">：</w:t>
-      </w:r>
-      <w:r>
-        <w:rPr>
-          <w:rFonts w:hint="eastAsia" w:ascii="Times New Roman" w:hAnsi="Times New Roman" w:eastAsia="FangSong" w:cs="Times New Roman"/>
-          <w:b/>
-          <w:bCs/>
-        </w:rPr>
-        <w:t xml:space="preserve">轴手性</w:t>
-      </w:r>
-      <w:r>
-        <w:rPr>
-          <w:rFonts w:hint="eastAsia" w:ascii="Times New Roman" w:hAnsi="Times New Roman" w:eastAsia="Times New Roman" w:cs="Times New Roman"/>
-        </w:rPr>
-        <w:t>（atropisomerism），</w:t>
-      </w:r>
-      <w:r>
-        <w:rPr>
-          <w:rFonts w:hint="eastAsia" w:ascii="Times New Roman" w:hAnsi="Times New Roman" w:eastAsia="FangSong" w:cs="Times New Roman"/>
-        </w:rPr>
-        <w:t>不是中心手性</w:t>
+        <w:t xml:space="preserve">底物</w:t>
+      </w:r>
+      <w:r>
+        <w:rPr>
+          <w:rFonts w:hint="eastAsia" w:ascii="Times New Roman" w:hAnsi="Times New Roman" w:eastAsia="Times New Roman" w:cs="Times New Roman"/>
+        </w:rPr>
+        <w:t>：</w:t>
+      </w:r>
+      <w:r>
+        <w:rPr>
+          <w:rFonts w:hint="eastAsia" w:ascii="Times New Roman" w:hAnsi="Times New Roman" w:eastAsia="FangSong" w:cs="Times New Roman"/>
+        </w:rPr>
+        <w:t>烯烃</w:t>
       </w:r>
     </w:p>
     <w:p>
@@ -13103,29 +13631,11 @@
         <w:rPr>
           <w:rFonts w:hint="eastAsia" w:ascii="Times New Roman" w:hAnsi="Times New Roman" w:eastAsia="FangSong" w:cs="Times New Roman"/>
         </w:rPr>
-        <w:t>高对映选择性</w:t>
-      </w:r>
-      <w:r>
-        <w:rPr>
-          <w:rFonts w:hint="eastAsia" w:ascii="Times New Roman" w:hAnsi="Times New Roman" w:eastAsia="Times New Roman" w:cs="Times New Roman"/>
-        </w:rPr>
-        <w:t>（&gt;99%</w:t>
-      </w:r>
-      <w:r>
-        <w:rPr>
-          <w:rFonts w:ascii="Times New Roman" w:hAnsi="Times New Roman" w:eastAsia="Times New Roman" w:cs="Times New Roman"/>
-        </w:rPr>
-        <w:t xml:space="preserve"> </w:t>
-      </w:r>
-      <w:r>
-        <w:rPr>
-          <w:rFonts w:hint="eastAsia" w:ascii="Times New Roman" w:hAnsi="Times New Roman" w:eastAsia="Times New Roman" w:cs="Times New Roman"/>
-        </w:rPr>
-        <w:t xml:space="preserve">ee）</w:t>
+        <w:t>手性邻二醇</w:t>
       </w:r>
     </w:p>
-    <w:bookmarkEnd w:id="53"/>
-    <w:bookmarkStart w:id="54" w:name="不对称双羟化sharpless-2001-诺贝尔奖"/>
+    <w:bookmarkEnd w:id="54"/>
+    <w:bookmarkStart w:id="55" w:name="不对称环氧化sharpless"/>
     <w:p>
       <w:pPr>
         <w:pStyle w:val="Heading3"/>
@@ -13135,37 +13645,19 @@
         <w:rPr>
           <w:rFonts w:ascii="Times New Roman" w:hAnsi="Times New Roman" w:eastAsia="Times New Roman" w:cs="Times New Roman"/>
         </w:rPr>
-        <w:t xml:space="preserve">11.2 </w:t>
+        <w:t xml:space="preserve">11.3 </w:t>
       </w:r>
       <w:r>
         <w:rPr>
           <w:rFonts w:hint="eastAsia" w:ascii="Times New Roman" w:hAnsi="Times New Roman" w:eastAsia="SimHei" w:cs="Times New Roman"/>
         </w:rPr>
-        <w:t>不对称双羟化</w:t>
-      </w:r>
-      <w:r>
-        <w:rPr>
-          <w:rFonts w:hint="eastAsia" w:ascii="Times New Roman" w:hAnsi="Times New Roman" w:eastAsia="Times New Roman" w:cs="Times New Roman"/>
-        </w:rPr>
-        <w:t>（Sharpless,</w:t>
-      </w:r>
-      <w:r>
-        <w:rPr>
-          <w:rFonts w:ascii="Times New Roman" w:hAnsi="Times New Roman" w:eastAsia="Times New Roman" w:cs="Times New Roman"/>
-        </w:rPr>
-        <w:t xml:space="preserve"> 2001 </w:t>
-      </w:r>
-      <w:r>
-        <w:rPr>
-          <w:rFonts w:hint="eastAsia" w:ascii="Times New Roman" w:hAnsi="Times New Roman" w:eastAsia="SimHei" w:cs="Times New Roman"/>
-        </w:rPr>
-        <w:t>诺贝尔奖</w:t>
-      </w:r>
-      <w:r>
-        <w:rPr>
-          <w:rFonts w:hint="eastAsia" w:ascii="Times New Roman" w:hAnsi="Times New Roman" w:eastAsia="Times New Roman" w:cs="Times New Roman"/>
-        </w:rPr>
-        <w:t>）</w:t>
+        <w:t>不对称环氧化</w:t>
+      </w:r>
+      <w:r>
+        <w:rPr>
+          <w:rFonts w:hint="eastAsia" w:ascii="Times New Roman" w:hAnsi="Times New Roman" w:eastAsia="Times New Roman" w:cs="Times New Roman"/>
+        </w:rPr>
+        <w:t>（Sharpless）</w:t>
       </w:r>
     </w:p>
     <w:p>
@@ -13182,19 +13674,19 @@
           <w:b/>
           <w:bCs/>
         </w:rPr>
-        <w:t xml:space="preserve">试剂</w:t>
-      </w:r>
-      <w:r>
-        <w:rPr>
-          <w:rFonts w:hint="eastAsia" w:ascii="Times New Roman" w:hAnsi="Times New Roman" w:eastAsia="Times New Roman" w:cs="Times New Roman"/>
-        </w:rPr>
-        <w:t xml:space="preserve">：AD-mix-α</w:t>
-      </w:r>
-      <w:r>
-        <w:rPr>
-          <w:rFonts w:ascii="Times New Roman" w:hAnsi="Times New Roman" w:eastAsia="Times New Roman" w:cs="Times New Roman"/>
-        </w:rPr>
-        <w:t xml:space="preserve"> / AD-mix-β</w:t>
+        <w:t xml:space="preserve">底物</w:t>
+      </w:r>
+      <w:r>
+        <w:rPr>
+          <w:rFonts w:hint="eastAsia" w:ascii="Times New Roman" w:hAnsi="Times New Roman" w:eastAsia="Times New Roman" w:cs="Times New Roman"/>
+        </w:rPr>
+        <w:t>：</w:t>
+      </w:r>
+      <w:r>
+        <w:rPr>
+          <w:rFonts w:hint="eastAsia" w:ascii="Times New Roman" w:hAnsi="Times New Roman" w:eastAsia="FangSong" w:cs="Times New Roman"/>
+        </w:rPr>
+        <w:t>烯丙醇</w:t>
       </w:r>
     </w:p>
     <w:p>
@@ -13211,19 +13703,26 @@
           <w:b/>
           <w:bCs/>
         </w:rPr>
-        <w:t xml:space="preserve">底物</w:t>
-      </w:r>
-      <w:r>
-        <w:rPr>
-          <w:rFonts w:hint="eastAsia" w:ascii="Times New Roman" w:hAnsi="Times New Roman" w:eastAsia="Times New Roman" w:cs="Times New Roman"/>
-        </w:rPr>
-        <w:t>：</w:t>
-      </w:r>
-      <w:r>
-        <w:rPr>
-          <w:rFonts w:hint="eastAsia" w:ascii="Times New Roman" w:hAnsi="Times New Roman" w:eastAsia="FangSong" w:cs="Times New Roman"/>
-        </w:rPr>
-        <w:t>烯烃</w:t>
+        <w:t xml:space="preserve">条件</w:t>
+      </w:r>
+      <w:r>
+        <w:rPr>
+          <w:rFonts w:hint="eastAsia" w:ascii="Times New Roman" w:hAnsi="Times New Roman" w:eastAsia="Times New Roman" w:cs="Times New Roman"/>
+        </w:rPr>
+        <w:t>：Ti(OiPr)</w:t>
+      </w:r>
+      <w:r>
+        <w:rPr>
+          <w:rFonts w:hint="eastAsia" w:ascii="Times New Roman" w:hAnsi="Times New Roman" w:eastAsia="Times New Roman" w:cs="Times New Roman"/>
+          <w:vertAlign w:val="subscript"/>
+        </w:rPr>
+        <w:t>4</w:t>
+      </w:r>
+      <w:r>
+        <w:rPr>
+          <w:rFonts w:ascii="Times New Roman" w:hAnsi="Times New Roman" w:eastAsia="Times New Roman" w:cs="Times New Roman"/>
+        </w:rPr>
+        <w:t xml:space="preserve"> / DET / t-BuOOH</w:t>
       </w:r>
     </w:p>
     <w:p>
@@ -13232,126 +13731,6 @@
         <w:numPr>
           <w:ilvl w:val="0"/>
           <w:numId w:val="1019"/>
-        </w:numPr>
-      </w:pPr>
-      <w:r>
-        <w:rPr>
-          <w:rFonts w:hint="eastAsia" w:ascii="Times New Roman" w:hAnsi="Times New Roman" w:eastAsia="FangSong" w:cs="Times New Roman"/>
-          <w:b/>
-          <w:bCs/>
-        </w:rPr>
-        <w:t xml:space="preserve">产物</w:t>
-      </w:r>
-      <w:r>
-        <w:rPr>
-          <w:rFonts w:hint="eastAsia" w:ascii="Times New Roman" w:hAnsi="Times New Roman" w:eastAsia="Times New Roman" w:cs="Times New Roman"/>
-        </w:rPr>
-        <w:t>：</w:t>
-      </w:r>
-      <w:r>
-        <w:rPr>
-          <w:rFonts w:hint="eastAsia" w:ascii="Times New Roman" w:hAnsi="Times New Roman" w:eastAsia="FangSong" w:cs="Times New Roman"/>
-        </w:rPr>
-        <w:t>手性邻二醇</w:t>
-      </w:r>
-    </w:p>
-    <w:bookmarkEnd w:id="54"/>
-    <w:bookmarkStart w:id="55" w:name="不对称环氧化sharpless"/>
-    <w:p>
-      <w:pPr>
-        <w:pStyle w:val="Heading3"/>
-        <w:spacing w:before="280" w:after="120"/>
-      </w:pPr>
-      <w:r>
-        <w:rPr>
-          <w:rFonts w:ascii="Times New Roman" w:hAnsi="Times New Roman" w:eastAsia="Times New Roman" w:cs="Times New Roman"/>
-        </w:rPr>
-        <w:t xml:space="preserve">11.3 </w:t>
-      </w:r>
-      <w:r>
-        <w:rPr>
-          <w:rFonts w:hint="eastAsia" w:ascii="Times New Roman" w:hAnsi="Times New Roman" w:eastAsia="SimHei" w:cs="Times New Roman"/>
-        </w:rPr>
-        <w:t>不对称环氧化</w:t>
-      </w:r>
-      <w:r>
-        <w:rPr>
-          <w:rFonts w:hint="eastAsia" w:ascii="Times New Roman" w:hAnsi="Times New Roman" w:eastAsia="Times New Roman" w:cs="Times New Roman"/>
-        </w:rPr>
-        <w:t>（Sharpless）</w:t>
-      </w:r>
-    </w:p>
-    <w:p>
-      <w:pPr>
-        <w:pStyle w:val="Compact"/>
-        <w:numPr>
-          <w:ilvl w:val="0"/>
-          <w:numId w:val="1020"/>
-        </w:numPr>
-      </w:pPr>
-      <w:r>
-        <w:rPr>
-          <w:rFonts w:hint="eastAsia" w:ascii="Times New Roman" w:hAnsi="Times New Roman" w:eastAsia="FangSong" w:cs="Times New Roman"/>
-          <w:b/>
-          <w:bCs/>
-        </w:rPr>
-        <w:t xml:space="preserve">底物</w:t>
-      </w:r>
-      <w:r>
-        <w:rPr>
-          <w:rFonts w:hint="eastAsia" w:ascii="Times New Roman" w:hAnsi="Times New Roman" w:eastAsia="Times New Roman" w:cs="Times New Roman"/>
-        </w:rPr>
-        <w:t>：</w:t>
-      </w:r>
-      <w:r>
-        <w:rPr>
-          <w:rFonts w:hint="eastAsia" w:ascii="Times New Roman" w:hAnsi="Times New Roman" w:eastAsia="FangSong" w:cs="Times New Roman"/>
-        </w:rPr>
-        <w:t>烯丙醇</w:t>
-      </w:r>
-    </w:p>
-    <w:p>
-      <w:pPr>
-        <w:pStyle w:val="Compact"/>
-        <w:numPr>
-          <w:ilvl w:val="0"/>
-          <w:numId w:val="1020"/>
-        </w:numPr>
-      </w:pPr>
-      <w:r>
-        <w:rPr>
-          <w:rFonts w:hint="eastAsia" w:ascii="Times New Roman" w:hAnsi="Times New Roman" w:eastAsia="FangSong" w:cs="Times New Roman"/>
-          <w:b/>
-          <w:bCs/>
-        </w:rPr>
-        <w:t xml:space="preserve">条件</w:t>
-      </w:r>
-      <w:r>
-        <w:rPr>
-          <w:rFonts w:hint="eastAsia" w:ascii="Times New Roman" w:hAnsi="Times New Roman" w:eastAsia="Times New Roman" w:cs="Times New Roman"/>
-        </w:rPr>
-        <w:t>：Ti(OiPr)</w:t>
-      </w:r>
-      <w:r>
-        <w:rPr>
-          <w:rFonts w:hint="eastAsia" w:ascii="Times New Roman" w:hAnsi="Times New Roman" w:eastAsia="Times New Roman" w:cs="Times New Roman"/>
-          <w:vertAlign w:val="subscript"/>
-        </w:rPr>
-        <w:t>4</w:t>
-      </w:r>
-      <w:r>
-        <w:rPr>
-          <w:rFonts w:ascii="Times New Roman" w:hAnsi="Times New Roman" w:eastAsia="Times New Roman" w:cs="Times New Roman"/>
-        </w:rPr>
-        <w:t xml:space="preserve"> / DET / t-BuOOH</w:t>
-      </w:r>
-    </w:p>
-    <w:p>
-      <w:pPr>
-        <w:pStyle w:val="Compact"/>
-        <w:numPr>
-          <w:ilvl w:val="0"/>
-          <w:numId w:val="1020"/>
         </w:numPr>
       </w:pPr>
       <w:r>
@@ -27535,6 +27914,91 @@
       </w:pPr>
     </w:lvl>
   </w:abstractNum>
+  <w:abstractNum w:abstractNumId="99411">
+    <w:nsid w:val="00A99411"/>
+    <w:multiLevelType w:val="multilevel"/>
+    <w:lvl w:ilvl="0">
+      <w:start w:val="1"/>
+      <w:numFmt w:val="decimal"/>
+      <w:lvlText w:val="%1."/>
+      <w:lvlJc w:val="left"/>
+      <w:pPr>
+        <w:ind w:left="720" w:hanging="360"/>
+      </w:pPr>
+    </w:lvl>
+    <w:lvl w:ilvl="1">
+      <w:start w:val="1"/>
+      <w:numFmt w:val="decimal"/>
+      <w:lvlText w:val="%2."/>
+      <w:lvlJc w:val="left"/>
+      <w:pPr>
+        <w:ind w:left="1440" w:hanging="360"/>
+      </w:pPr>
+    </w:lvl>
+    <w:lvl w:ilvl="2">
+      <w:start w:val="1"/>
+      <w:numFmt w:val="decimal"/>
+      <w:lvlText w:val="%3."/>
+      <w:lvlJc w:val="left"/>
+      <w:pPr>
+        <w:ind w:left="2160" w:hanging="360"/>
+      </w:pPr>
+    </w:lvl>
+    <w:lvl w:ilvl="3">
+      <w:start w:val="1"/>
+      <w:numFmt w:val="decimal"/>
+      <w:lvlText w:val="%4."/>
+      <w:lvlJc w:val="left"/>
+      <w:pPr>
+        <w:ind w:left="2880" w:hanging="360"/>
+      </w:pPr>
+    </w:lvl>
+    <w:lvl w:ilvl="4">
+      <w:start w:val="1"/>
+      <w:numFmt w:val="decimal"/>
+      <w:lvlText w:val="%5."/>
+      <w:lvlJc w:val="left"/>
+      <w:pPr>
+        <w:ind w:left="3600" w:hanging="360"/>
+      </w:pPr>
+    </w:lvl>
+    <w:lvl w:ilvl="5">
+      <w:start w:val="1"/>
+      <w:numFmt w:val="decimal"/>
+      <w:lvlText w:val="%6."/>
+      <w:lvlJc w:val="left"/>
+      <w:pPr>
+        <w:ind w:left="4320" w:hanging="360"/>
+      </w:pPr>
+    </w:lvl>
+    <w:lvl w:ilvl="6">
+      <w:start w:val="1"/>
+      <w:numFmt w:val="decimal"/>
+      <w:lvlText w:val="%7."/>
+      <w:lvlJc w:val="left"/>
+      <w:pPr>
+        <w:ind w:left="5040" w:hanging="360"/>
+      </w:pPr>
+    </w:lvl>
+    <w:lvl w:ilvl="7">
+      <w:start w:val="1"/>
+      <w:numFmt w:val="decimal"/>
+      <w:lvlText w:val="%8."/>
+      <w:lvlJc w:val="left"/>
+      <w:pPr>
+        <w:ind w:left="5760" w:hanging="360"/>
+      </w:pPr>
+    </w:lvl>
+    <w:lvl w:ilvl="8">
+      <w:start w:val="1"/>
+      <w:numFmt w:val="decimal"/>
+      <w:lvlText w:val="%9."/>
+      <w:lvlJc w:val="left"/>
+      <w:pPr>
+        <w:ind w:left="6480" w:hanging="360"/>
+      </w:pPr>
+    </w:lvl>
+  </w:abstractNum>
   <w:abstractNum w:abstractNumId="991">
     <w:nsid w:val="0000A991"/>
     <w:multiLevelType w:val="multilevel"/>
@@ -27638,98 +28102,10 @@
       </w:rPr>
     </w:lvl>
   </w:abstractNum>
-  <w:abstractNum w:abstractNumId="99411">
-    <w:nsid w:val="00A99411"/>
-    <w:multiLevelType w:val="multilevel"/>
-    <w:lvl w:ilvl="0">
-      <w:start w:val="1"/>
-      <w:numFmt w:val="decimal"/>
-      <w:lvlText w:val="%1."/>
-      <w:lvlJc w:val="left"/>
-      <w:pPr>
-        <w:ind w:left="720" w:hanging="360"/>
-      </w:pPr>
-    </w:lvl>
-    <w:lvl w:ilvl="1">
-      <w:start w:val="1"/>
-      <w:numFmt w:val="decimal"/>
-      <w:lvlText w:val="%2."/>
-      <w:lvlJc w:val="left"/>
-      <w:pPr>
-        <w:ind w:left="1440" w:hanging="360"/>
-      </w:pPr>
-    </w:lvl>
-    <w:lvl w:ilvl="2">
-      <w:start w:val="1"/>
-      <w:numFmt w:val="decimal"/>
-      <w:lvlText w:val="%3."/>
-      <w:lvlJc w:val="left"/>
-      <w:pPr>
-        <w:ind w:left="2160" w:hanging="360"/>
-      </w:pPr>
-    </w:lvl>
-    <w:lvl w:ilvl="3">
-      <w:start w:val="1"/>
-      <w:numFmt w:val="decimal"/>
-      <w:lvlText w:val="%4."/>
-      <w:lvlJc w:val="left"/>
-      <w:pPr>
-        <w:ind w:left="2880" w:hanging="360"/>
-      </w:pPr>
-    </w:lvl>
-    <w:lvl w:ilvl="4">
-      <w:start w:val="1"/>
-      <w:numFmt w:val="decimal"/>
-      <w:lvlText w:val="%5."/>
-      <w:lvlJc w:val="left"/>
-      <w:pPr>
-        <w:ind w:left="3600" w:hanging="360"/>
-      </w:pPr>
-    </w:lvl>
-    <w:lvl w:ilvl="5">
-      <w:start w:val="1"/>
-      <w:numFmt w:val="decimal"/>
-      <w:lvlText w:val="%6."/>
-      <w:lvlJc w:val="left"/>
-      <w:pPr>
-        <w:ind w:left="4320" w:hanging="360"/>
-      </w:pPr>
-    </w:lvl>
-    <w:lvl w:ilvl="6">
-      <w:start w:val="1"/>
-      <w:numFmt w:val="decimal"/>
-      <w:lvlText w:val="%7."/>
-      <w:lvlJc w:val="left"/>
-      <w:pPr>
-        <w:ind w:left="5040" w:hanging="360"/>
-      </w:pPr>
-    </w:lvl>
-    <w:lvl w:ilvl="7">
-      <w:start w:val="1"/>
-      <w:numFmt w:val="decimal"/>
-      <w:lvlText w:val="%8."/>
-      <w:lvlJc w:val="left"/>
-      <w:pPr>
-        <w:ind w:left="5760" w:hanging="360"/>
-      </w:pPr>
-    </w:lvl>
-    <w:lvl w:ilvl="8">
-      <w:start w:val="1"/>
-      <w:numFmt w:val="decimal"/>
-      <w:lvlText w:val="%9."/>
-      <w:lvlJc w:val="left"/>
-      <w:pPr>
-        <w:ind w:left="6480" w:hanging="360"/>
-      </w:pPr>
-    </w:lvl>
-  </w:abstractNum>
   <w:num w:numId="1000">
     <w:abstractNumId w:val="990"/>
   </w:num>
   <w:num w:numId="1001">
-    <w:abstractNumId w:val="991"/>
-  </w:num>
-  <w:num w:numId="1002">
     <w:abstractNumId w:val="99411"/>
     <w:lvlOverride w:ilvl="0">
       <w:startOverride w:val="1"/>
@@ -27759,10 +28135,10 @@
       <w:startOverride w:val="1"/>
     </w:lvlOverride>
   </w:num>
-  <w:num w:numId="1003">
+  <w:num w:numId="1002">
     <w:abstractNumId w:val="991"/>
   </w:num>
-  <w:num w:numId="1004">
+  <w:num w:numId="1003">
     <w:abstractNumId w:val="99411"/>
     <w:lvlOverride w:ilvl="0">
       <w:startOverride w:val="1"/>
@@ -27792,6 +28168,9 @@
       <w:startOverride w:val="1"/>
     </w:lvlOverride>
   </w:num>
+  <w:num w:numId="1004">
+    <w:abstractNumId w:val="991"/>
+  </w:num>
   <w:num w:numId="1005">
     <w:abstractNumId w:val="991"/>
   </w:num>
@@ -27802,7 +28181,34 @@
     <w:abstractNumId w:val="991"/>
   </w:num>
   <w:num w:numId="1008">
-    <w:abstractNumId w:val="991"/>
+    <w:abstractNumId w:val="99411"/>
+    <w:lvlOverride w:ilvl="0">
+      <w:startOverride w:val="1"/>
+    </w:lvlOverride>
+    <w:lvlOverride w:ilvl="1">
+      <w:startOverride w:val="1"/>
+    </w:lvlOverride>
+    <w:lvlOverride w:ilvl="2">
+      <w:startOverride w:val="1"/>
+    </w:lvlOverride>
+    <w:lvlOverride w:ilvl="3">
+      <w:startOverride w:val="1"/>
+    </w:lvlOverride>
+    <w:lvlOverride w:ilvl="4">
+      <w:startOverride w:val="1"/>
+    </w:lvlOverride>
+    <w:lvlOverride w:ilvl="5">
+      <w:startOverride w:val="1"/>
+    </w:lvlOverride>
+    <w:lvlOverride w:ilvl="6">
+      <w:startOverride w:val="1"/>
+    </w:lvlOverride>
+    <w:lvlOverride w:ilvl="7">
+      <w:startOverride w:val="1"/>
+    </w:lvlOverride>
+    <w:lvlOverride w:ilvl="8">
+      <w:startOverride w:val="1"/>
+    </w:lvlOverride>
   </w:num>
   <w:num w:numId="1009">
     <w:abstractNumId w:val="99411"/>
@@ -27865,6 +28271,9 @@
     </w:lvlOverride>
   </w:num>
   <w:num w:numId="1011">
+    <w:abstractNumId w:val="991"/>
+  </w:num>
+  <w:num w:numId="1012">
     <w:abstractNumId w:val="99411"/>
     <w:lvlOverride w:ilvl="0">
       <w:startOverride w:val="1"/>
@@ -27894,10 +28303,10 @@
       <w:startOverride w:val="1"/>
     </w:lvlOverride>
   </w:num>
-  <w:num w:numId="1012">
+  <w:num w:numId="1013">
     <w:abstractNumId w:val="991"/>
   </w:num>
-  <w:num w:numId="1013">
+  <w:num w:numId="1014">
     <w:abstractNumId w:val="99411"/>
     <w:lvlOverride w:ilvl="0">
       <w:startOverride w:val="1"/>
@@ -27927,38 +28336,8 @@
       <w:startOverride w:val="1"/>
     </w:lvlOverride>
   </w:num>
-  <w:num w:numId="1014">
+  <w:num w:numId="1015">
     <w:abstractNumId w:val="991"/>
-  </w:num>
-  <w:num w:numId="1015">
-    <w:abstractNumId w:val="99411"/>
-    <w:lvlOverride w:ilvl="0">
-      <w:startOverride w:val="1"/>
-    </w:lvlOverride>
-    <w:lvlOverride w:ilvl="1">
-      <w:startOverride w:val="1"/>
-    </w:lvlOverride>
-    <w:lvlOverride w:ilvl="2">
-      <w:startOverride w:val="1"/>
-    </w:lvlOverride>
-    <w:lvlOverride w:ilvl="3">
-      <w:startOverride w:val="1"/>
-    </w:lvlOverride>
-    <w:lvlOverride w:ilvl="4">
-      <w:startOverride w:val="1"/>
-    </w:lvlOverride>
-    <w:lvlOverride w:ilvl="5">
-      <w:startOverride w:val="1"/>
-    </w:lvlOverride>
-    <w:lvlOverride w:ilvl="6">
-      <w:startOverride w:val="1"/>
-    </w:lvlOverride>
-    <w:lvlOverride w:ilvl="7">
-      <w:startOverride w:val="1"/>
-    </w:lvlOverride>
-    <w:lvlOverride w:ilvl="8">
-      <w:startOverride w:val="1"/>
-    </w:lvlOverride>
   </w:num>
   <w:num w:numId="1016">
     <w:abstractNumId w:val="991"/>
@@ -27970,9 +28349,6 @@
     <w:abstractNumId w:val="991"/>
   </w:num>
   <w:num w:numId="1019">
-    <w:abstractNumId w:val="991"/>
-  </w:num>
-  <w:num w:numId="1020">
     <w:abstractNumId w:val="991"/>
   </w:num>
 </w:numbering>

--- a/06-学生侧材料/讲义/6-有机化学/过渡金属催化.docx
+++ b/06-学生侧材料/讲义/6-有机化学/过渡金属催化.docx
@@ -16767,7 +16767,7 @@
     </w:p>
     <w:p>
       <w:pPr>
-        <w:pStyle w:val="FirstParagraph"/>
+        <w:pStyle w:val="BlockText"/>
       </w:pPr>
       <w:r>
         <w:rPr>
@@ -16781,7 +16781,13 @@
         <w:rPr>
           <w:rFonts w:hint="eastAsia" w:ascii="Times New Roman" w:hAnsi="Times New Roman" w:eastAsia="Times New Roman" w:cs="Times New Roman"/>
         </w:rPr>
-        <w:t xml:space="preserve">：🌱</w:t>
+        <w:t>：</w:t>
+      </w:r>
+      <w:r>
+        <w:rPr>
+          <w:rFonts w:hint="eastAsia" w:ascii="Times New Roman" w:hAnsi="Times New Roman" w:eastAsia="FangSong" w:cs="Times New Roman"/>
+        </w:rPr>
+        <w:t>基础巩固重点覆盖讲义</w:t>
       </w:r>
       <w:r>
         <w:rPr>
@@ -16791,9 +16797,27 @@
       </w:r>
       <w:r>
         <w:rPr>
-          <w:rFonts w:hint="eastAsia" w:ascii="Times New Roman" w:hAnsi="Times New Roman" w:eastAsia="FangSong" w:cs="Times New Roman"/>
-        </w:rPr>
-        <w:t xml:space="preserve">基础巩固重点覆盖讲义</w:t>
+          <w:rFonts w:hint="eastAsia" w:ascii="Times New Roman" w:hAnsi="Times New Roman" w:eastAsia="Times New Roman" w:cs="Times New Roman"/>
+        </w:rPr>
+        <w:t>§</w:t>
+      </w:r>
+      <w:r>
+        <w:rPr>
+          <w:rFonts w:hint="eastAsia" w:ascii="Times New Roman" w:hAnsi="Times New Roman" w:eastAsia="FangSong" w:cs="Times New Roman"/>
+        </w:rPr>
+        <w:t>一</w:t>
+      </w:r>
+      <w:r>
+        <w:rPr>
+          <w:rFonts w:hint="eastAsia" w:ascii="Times New Roman" w:hAnsi="Times New Roman" w:eastAsia="Times New Roman" w:cs="Times New Roman"/>
+        </w:rPr>
+        <w:t>-§</w:t>
+      </w:r>
+      <w:r>
+        <w:rPr>
+          <w:rFonts w:hint="eastAsia" w:ascii="Times New Roman" w:hAnsi="Times New Roman" w:eastAsia="FangSong" w:cs="Times New Roman"/>
+        </w:rPr>
+        <w:t>四</w:t>
       </w:r>
       <w:r>
         <w:rPr>
@@ -16803,36 +16827,6 @@
       </w:r>
       <w:r>
         <w:rPr>
-          <w:rFonts w:hint="eastAsia" w:ascii="Times New Roman" w:hAnsi="Times New Roman" w:eastAsia="Times New Roman" w:cs="Times New Roman"/>
-        </w:rPr>
-        <w:t>§</w:t>
-      </w:r>
-      <w:r>
-        <w:rPr>
-          <w:rFonts w:hint="eastAsia" w:ascii="Times New Roman" w:hAnsi="Times New Roman" w:eastAsia="FangSong" w:cs="Times New Roman"/>
-        </w:rPr>
-        <w:t>一</w:t>
-      </w:r>
-      <w:r>
-        <w:rPr>
-          <w:rFonts w:hint="eastAsia" w:ascii="Times New Roman" w:hAnsi="Times New Roman" w:eastAsia="Times New Roman" w:cs="Times New Roman"/>
-        </w:rPr>
-        <w:t>-§</w:t>
-      </w:r>
-      <w:r>
-        <w:rPr>
-          <w:rFonts w:hint="eastAsia" w:ascii="Times New Roman" w:hAnsi="Times New Roman" w:eastAsia="FangSong" w:cs="Times New Roman"/>
-        </w:rPr>
-        <w:t>四</w:t>
-      </w:r>
-      <w:r>
-        <w:rPr>
-          <w:rFonts w:ascii="Times New Roman" w:hAnsi="Times New Roman" w:eastAsia="Times New Roman" w:cs="Times New Roman"/>
-        </w:rPr>
-        <w:t xml:space="preserve"> </w:t>
-      </w:r>
-      <w:r>
-        <w:rPr>
           <w:rFonts w:hint="eastAsia" w:ascii="Times New Roman" w:hAnsi="Times New Roman" w:eastAsia="FangSong" w:cs="Times New Roman"/>
         </w:rPr>
         <w:t>的核心概念</w:t>
@@ -16853,13 +16847,7 @@
         <w:rPr>
           <w:rFonts w:hint="eastAsia" w:ascii="Times New Roman" w:hAnsi="Times New Roman" w:eastAsia="Times New Roman" w:cs="Times New Roman"/>
         </w:rPr>
-        <w:t>；🏆</w:t>
-      </w:r>
-      <w:r>
-        <w:rPr>
-          <w:rFonts w:ascii="Times New Roman" w:hAnsi="Times New Roman" w:eastAsia="Times New Roman" w:cs="Times New Roman"/>
-        </w:rPr>
-        <w:t xml:space="preserve"> </w:t>
+        <w:t>；</w:t>
       </w:r>
       <w:r>
         <w:rPr>
@@ -19390,6 +19378,7 @@
     <w:p>
       <w:pPr>
         <w:pStyle w:val="BodyText"/>
+        <w:spacing w:after="80"/>
       </w:pPr>
       <w:r>
         <w:rPr>
@@ -19442,168 +19431,224 @@
         <w:t>：</w:t>
       </w:r>
     </w:p>
-    <w:p>
-      <w:pPr>
-        <w:pStyle w:val="SourceCode"/>
-      </w:pPr>
-      <w:r>
-        <w:rPr>
-          <w:rStyle w:val="VerbatimChar"/>
-          <w:rFonts w:ascii="SimSun" w:hAnsi="SimSun" w:eastAsia="SimSun" w:cs="SimSun"/>
-        </w:rPr>
-        <w:t xml:space="preserve">| </w:t>
-      </w:r>
-      <w:r>
-        <w:rPr>
-          <w:rStyle w:val="VerbatimChar"/>
-          <w:rFonts w:hint="eastAsia" w:ascii="SimSun" w:hAnsi="SimSun" w:eastAsia="SimSun" w:cs="SimSun"/>
-        </w:rPr>
-        <w:t xml:space="preserve">特征</w:t>
-      </w:r>
-      <w:r>
-        <w:rPr>
-          <w:rStyle w:val="VerbatimChar"/>
-          <w:rFonts w:ascii="SimSun" w:hAnsi="SimSun" w:eastAsia="SimSun" w:cs="SimSun"/>
-        </w:rPr>
-        <w:t xml:space="preserve"> | Buchwald-Hartwig | SNAr |</w:t>
-      </w:r>
-      <w:r>
-        <w:rPr>
-          <w:rFonts w:ascii="SimSun" w:hAnsi="SimSun" w:eastAsia="SimSun" w:cs="SimSun"/>
-        </w:rPr>
-        <w:br/>
-      </w:r>
-      <w:r>
-        <w:rPr>
-          <w:rStyle w:val="VerbatimChar"/>
-          <w:rFonts w:ascii="SimSun" w:hAnsi="SimSun" w:eastAsia="SimSun" w:cs="SimSun"/>
-        </w:rPr>
-        <w:t xml:space="preserve">|:---|---|---|</w:t>
-      </w:r>
-      <w:r>
-        <w:rPr>
-          <w:rFonts w:ascii="SimSun" w:hAnsi="SimSun" w:eastAsia="SimSun" w:cs="SimSun"/>
-        </w:rPr>
-        <w:br/>
-      </w:r>
-      <w:r>
-        <w:rPr>
-          <w:rStyle w:val="VerbatimChar"/>
-          <w:rFonts w:ascii="SimSun" w:hAnsi="SimSun" w:eastAsia="SimSun" w:cs="SimSun"/>
-        </w:rPr>
-        <w:t xml:space="preserve">| </w:t>
-      </w:r>
-      <w:r>
-        <w:rPr>
-          <w:rStyle w:val="VerbatimChar"/>
-          <w:rFonts w:hint="eastAsia" w:ascii="SimSun" w:hAnsi="SimSun" w:eastAsia="SimSun" w:cs="SimSun"/>
-        </w:rPr>
-        <w:t xml:space="preserve">离去基团活性顺序</w:t>
-      </w:r>
-      <w:r>
-        <w:rPr>
-          <w:rStyle w:val="VerbatimChar"/>
-          <w:rFonts w:ascii="SimSun" w:hAnsi="SimSun" w:eastAsia="SimSun" w:cs="SimSun"/>
-        </w:rPr>
-        <w:t xml:space="preserve"> | ______ | F &gt; Cl &gt; Br &gt; I |</w:t>
-      </w:r>
-      <w:r>
-        <w:rPr>
-          <w:rFonts w:ascii="SimSun" w:hAnsi="SimSun" w:eastAsia="SimSun" w:cs="SimSun"/>
-        </w:rPr>
-        <w:br/>
-      </w:r>
-      <w:r>
-        <w:rPr>
-          <w:rStyle w:val="VerbatimChar"/>
-          <w:rFonts w:ascii="SimSun" w:hAnsi="SimSun" w:eastAsia="SimSun" w:cs="SimSun"/>
-        </w:rPr>
-        <w:t xml:space="preserve">| </w:t>
-      </w:r>
-      <w:r>
-        <w:rPr>
-          <w:rStyle w:val="VerbatimChar"/>
-          <w:rFonts w:hint="eastAsia" w:ascii="SimSun" w:hAnsi="SimSun" w:eastAsia="SimSun" w:cs="SimSun"/>
-        </w:rPr>
-        <w:t xml:space="preserve">区域限制</w:t>
-      </w:r>
-      <w:r>
-        <w:rPr>
-          <w:rStyle w:val="VerbatimChar"/>
-          <w:rFonts w:ascii="SimSun" w:hAnsi="SimSun" w:eastAsia="SimSun" w:cs="SimSun"/>
-        </w:rPr>
-        <w:t xml:space="preserve"> | ______ | </w:t>
-      </w:r>
-      <w:r>
-        <w:rPr>
-          <w:rStyle w:val="VerbatimChar"/>
-          <w:rFonts w:hint="eastAsia" w:ascii="SimSun" w:hAnsi="SimSun" w:eastAsia="SimSun" w:cs="SimSun"/>
-        </w:rPr>
-        <w:t>需邻</w:t>
-      </w:r>
-      <w:r>
-        <w:rPr>
-          <w:rStyle w:val="VerbatimChar"/>
-          <w:rFonts w:hint="eastAsia" w:ascii="SimSun" w:hAnsi="SimSun" w:eastAsia="SimSun" w:cs="SimSun"/>
-        </w:rPr>
-        <w:t>/</w:t>
-      </w:r>
-      <w:r>
-        <w:rPr>
-          <w:rStyle w:val="VerbatimChar"/>
-          <w:rFonts w:hint="eastAsia" w:ascii="SimSun" w:hAnsi="SimSun" w:eastAsia="SimSun" w:cs="SimSun"/>
-        </w:rPr>
-        <w:t>对位吸电子基</w:t>
-      </w:r>
-      <w:r>
-        <w:rPr>
-          <w:rStyle w:val="VerbatimChar"/>
-          <w:rFonts w:ascii="SimSun" w:hAnsi="SimSun" w:eastAsia="SimSun" w:cs="SimSun"/>
-        </w:rPr>
-        <w:t xml:space="preserve"> |</w:t>
-      </w:r>
-      <w:r>
-        <w:rPr>
-          <w:rFonts w:ascii="SimSun" w:hAnsi="SimSun" w:eastAsia="SimSun" w:cs="SimSun"/>
-        </w:rPr>
-        <w:br/>
-      </w:r>
-      <w:r>
-        <w:rPr>
-          <w:rStyle w:val="VerbatimChar"/>
-          <w:rFonts w:ascii="SimSun" w:hAnsi="SimSun" w:eastAsia="SimSun" w:cs="SimSun"/>
-        </w:rPr>
-        <w:t xml:space="preserve">| </w:t>
-      </w:r>
-      <w:r>
-        <w:rPr>
-          <w:rStyle w:val="VerbatimChar"/>
-          <w:rFonts w:hint="eastAsia" w:ascii="SimSun" w:hAnsi="SimSun" w:eastAsia="SimSun" w:cs="SimSun"/>
-        </w:rPr>
-        <w:t xml:space="preserve">底物范围</w:t>
-      </w:r>
-      <w:r>
-        <w:rPr>
-          <w:rStyle w:val="VerbatimChar"/>
-          <w:rFonts w:ascii="SimSun" w:hAnsi="SimSun" w:eastAsia="SimSun" w:cs="SimSun"/>
-        </w:rPr>
-        <w:t xml:space="preserve"> | ______ | </w:t>
-      </w:r>
-      <w:r>
-        <w:rPr>
-          <w:rStyle w:val="VerbatimChar"/>
-          <w:rFonts w:hint="eastAsia" w:ascii="SimSun" w:hAnsi="SimSun" w:eastAsia="SimSun" w:cs="SimSun"/>
-        </w:rPr>
-        <w:t xml:space="preserve">含吸电子基芳卤</w:t>
-      </w:r>
-      <w:r>
-        <w:rPr>
-          <w:rStyle w:val="VerbatimChar"/>
-          <w:rFonts w:ascii="SimSun" w:hAnsi="SimSun" w:eastAsia="SimSun" w:cs="SimSun"/>
-        </w:rPr>
-        <w:t xml:space="preserve"> |</w:t>
-      </w:r>
-    </w:p>
+    <w:tbl>
+      <w:tblPr>
+        <w:tblStyle w:val="Table"/>
+        <w:tblW w:type="auto" w:w="0"/>
+        <w:tblLook w:firstRow="1" w:lastRow="0" w:firstColumn="0" w:lastColumn="0" w:noHBand="0" w:noVBand="0" w:val="0020"/>
+      </w:tblPr>
+      <w:tblGrid>
+        <w:gridCol w:w="2640"/>
+        <w:gridCol w:w="2640"/>
+        <w:gridCol w:w="2640"/>
+      </w:tblGrid>
+      <w:tr>
+        <w:trPr>
+          <w:tblHeader w:val="on"/>
+        </w:trPr>
+        <w:tc>
+          <w:tcPr/>
+          <w:p>
+            <w:pPr>
+              <w:pStyle w:val="Compact"/>
+              <w:jc w:val="center"/>
+            </w:pPr>
+            <w:r>
+              <w:rPr>
+                <w:rFonts w:hint="eastAsia" w:ascii="Times New Roman" w:hAnsi="Times New Roman" w:eastAsia="SimHei" w:cs="Times New Roman"/>
+                <w:b/>
+              </w:rPr>
+              <w:t xml:space="preserve">特征</w:t>
+            </w:r>
+          </w:p>
+        </w:tc>
+        <w:tc>
+          <w:tcPr/>
+          <w:p>
+            <w:pPr>
+              <w:pStyle w:val="Compact"/>
+              <w:jc w:val="center"/>
+            </w:pPr>
+            <w:r>
+              <w:rPr>
+                <w:rFonts w:ascii="Times New Roman" w:hAnsi="Times New Roman" w:eastAsia="Times New Roman" w:cs="Times New Roman"/>
+                <w:b/>
+              </w:rPr>
+              <w:t xml:space="preserve">Buchwald-Hartwig</w:t>
+            </w:r>
+          </w:p>
+        </w:tc>
+        <w:tc>
+          <w:tcPr/>
+          <w:p>
+            <w:pPr>
+              <w:pStyle w:val="Compact"/>
+              <w:jc w:val="center"/>
+            </w:pPr>
+            <w:r>
+              <w:rPr>
+                <w:rFonts w:ascii="Times New Roman" w:hAnsi="Times New Roman" w:eastAsia="Times New Roman" w:cs="Times New Roman"/>
+                <w:b/>
+              </w:rPr>
+              <w:t xml:space="preserve">SNAr</w:t>
+            </w:r>
+          </w:p>
+        </w:tc>
+      </w:tr>
+      <w:tr>
+        <w:tc>
+          <w:tcPr/>
+          <w:p>
+            <w:pPr>
+              <w:pStyle w:val="Compact"/>
+              <w:jc w:val="center"/>
+            </w:pPr>
+            <w:r>
+              <w:rPr>
+                <w:rFonts w:hint="eastAsia" w:ascii="Times New Roman" w:hAnsi="Times New Roman" w:eastAsia="FangSong" w:cs="Times New Roman"/>
+              </w:rPr>
+              <w:t xml:space="preserve">离去基团活性顺序</w:t>
+            </w:r>
+          </w:p>
+        </w:tc>
+        <w:tc>
+          <w:tcPr/>
+          <w:p>
+            <w:pPr>
+              <w:pStyle w:val="Compact"/>
+              <w:jc w:val="center"/>
+            </w:pPr>
+            <w:r>
+              <w:rPr>
+                <w:rFonts w:ascii="Times New Roman" w:hAnsi="Times New Roman" w:eastAsia="Times New Roman" w:cs="Times New Roman"/>
+              </w:rPr>
+              <w:t xml:space="preserve">______</w:t>
+            </w:r>
+          </w:p>
+        </w:tc>
+        <w:tc>
+          <w:tcPr/>
+          <w:p>
+            <w:pPr>
+              <w:pStyle w:val="Compact"/>
+              <w:jc w:val="center"/>
+            </w:pPr>
+            <w:r>
+              <w:rPr>
+                <w:rFonts w:ascii="Times New Roman" w:hAnsi="Times New Roman" w:eastAsia="Times New Roman" w:cs="Times New Roman"/>
+              </w:rPr>
+              <w:t xml:space="preserve">F &gt; Cl &gt; Br &gt; I</w:t>
+            </w:r>
+          </w:p>
+        </w:tc>
+      </w:tr>
+      <w:tr>
+        <w:tc>
+          <w:tcPr/>
+          <w:p>
+            <w:pPr>
+              <w:pStyle w:val="Compact"/>
+              <w:jc w:val="center"/>
+            </w:pPr>
+            <w:r>
+              <w:rPr>
+                <w:rFonts w:hint="eastAsia" w:ascii="Times New Roman" w:hAnsi="Times New Roman" w:eastAsia="FangSong" w:cs="Times New Roman"/>
+              </w:rPr>
+              <w:t xml:space="preserve">区域限制</w:t>
+            </w:r>
+          </w:p>
+        </w:tc>
+        <w:tc>
+          <w:tcPr/>
+          <w:p>
+            <w:pPr>
+              <w:pStyle w:val="Compact"/>
+              <w:jc w:val="center"/>
+            </w:pPr>
+            <w:r>
+              <w:rPr>
+                <w:rFonts w:ascii="Times New Roman" w:hAnsi="Times New Roman" w:eastAsia="Times New Roman" w:cs="Times New Roman"/>
+              </w:rPr>
+              <w:t xml:space="preserve">______</w:t>
+            </w:r>
+          </w:p>
+        </w:tc>
+        <w:tc>
+          <w:tcPr/>
+          <w:p>
+            <w:pPr>
+              <w:pStyle w:val="Compact"/>
+              <w:jc w:val="center"/>
+            </w:pPr>
+            <w:r>
+              <w:rPr>
+                <w:rFonts w:hint="eastAsia" w:ascii="Times New Roman" w:hAnsi="Times New Roman" w:eastAsia="FangSong" w:cs="Times New Roman"/>
+              </w:rPr>
+              <w:t>需邻</w:t>
+            </w:r>
+            <w:r>
+              <w:rPr>
+                <w:rFonts w:hint="eastAsia" w:ascii="Times New Roman" w:hAnsi="Times New Roman" w:eastAsia="Times New Roman" w:cs="Times New Roman"/>
+              </w:rPr>
+              <w:t>/</w:t>
+            </w:r>
+            <w:r>
+              <w:rPr>
+                <w:rFonts w:hint="eastAsia" w:ascii="Times New Roman" w:hAnsi="Times New Roman" w:eastAsia="FangSong" w:cs="Times New Roman"/>
+              </w:rPr>
+              <w:t>对位吸电子基</w:t>
+            </w:r>
+          </w:p>
+        </w:tc>
+      </w:tr>
+      <w:tr>
+        <w:tc>
+          <w:tcPr/>
+          <w:p>
+            <w:pPr>
+              <w:pStyle w:val="Compact"/>
+              <w:jc w:val="center"/>
+            </w:pPr>
+            <w:r>
+              <w:rPr>
+                <w:rFonts w:hint="eastAsia" w:ascii="Times New Roman" w:hAnsi="Times New Roman" w:eastAsia="FangSong" w:cs="Times New Roman"/>
+              </w:rPr>
+              <w:t xml:space="preserve">底物范围</w:t>
+            </w:r>
+          </w:p>
+        </w:tc>
+        <w:tc>
+          <w:tcPr/>
+          <w:p>
+            <w:pPr>
+              <w:pStyle w:val="Compact"/>
+              <w:jc w:val="center"/>
+            </w:pPr>
+            <w:r>
+              <w:rPr>
+                <w:rFonts w:ascii="Times New Roman" w:hAnsi="Times New Roman" w:eastAsia="Times New Roman" w:cs="Times New Roman"/>
+              </w:rPr>
+              <w:t xml:space="preserve">______</w:t>
+            </w:r>
+          </w:p>
+        </w:tc>
+        <w:tc>
+          <w:tcPr/>
+          <w:p>
+            <w:pPr>
+              <w:pStyle w:val="Compact"/>
+              <w:jc w:val="center"/>
+            </w:pPr>
+            <w:r>
+              <w:rPr>
+                <w:rFonts w:hint="eastAsia" w:ascii="Times New Roman" w:hAnsi="Times New Roman" w:eastAsia="FangSong" w:cs="Times New Roman"/>
+              </w:rPr>
+              <w:t xml:space="preserve">含吸电子基芳卤</w:t>
+            </w:r>
+          </w:p>
+        </w:tc>
+      </w:tr>
+    </w:tbl>
     <w:bookmarkEnd w:id="65"/>
     <w:bookmarkStart w:id="66" w:name="真题挑战3-题"/>
     <w:p>

--- a/06-学生侧材料/讲义/6-有机化学/过渡金属催化.docx
+++ b/06-学生侧材料/讲义/6-有机化学/过渡金属催化.docx
@@ -4498,7 +4498,7 @@
               <w:rPr>
                 <w:rFonts w:ascii="Times New Roman" w:hAnsi="Times New Roman" w:eastAsia="Times New Roman" w:cs="Times New Roman"/>
               </w:rPr>
-              <w:t xml:space="preserve">❌</w:t>
+              <w:t xml:space="preserve">✗</w:t>
             </w:r>
           </w:p>
         </w:tc>
@@ -4590,7 +4590,7 @@
               <w:rPr>
                 <w:rFonts w:ascii="Times New Roman" w:hAnsi="Times New Roman" w:eastAsia="Times New Roman" w:cs="Times New Roman"/>
               </w:rPr>
-              <w:t xml:space="preserve">❌</w:t>
+              <w:t xml:space="preserve">✗</w:t>
             </w:r>
           </w:p>
         </w:tc>
@@ -15460,7 +15460,7 @@
               <w:rPr>
                 <w:rFonts w:ascii="Times New Roman" w:hAnsi="Times New Roman" w:eastAsia="Times New Roman" w:cs="Times New Roman"/>
               </w:rPr>
-              <w:t xml:space="preserve">❌</w:t>
+              <w:t xml:space="preserve">✗</w:t>
             </w:r>
           </w:p>
         </w:tc>
@@ -15599,7 +15599,7 @@
               <w:rPr>
                 <w:rFonts w:ascii="Times New Roman" w:hAnsi="Times New Roman" w:eastAsia="Times New Roman" w:cs="Times New Roman"/>
               </w:rPr>
-              <w:t xml:space="preserve">❌</w:t>
+              <w:t xml:space="preserve">✗</w:t>
             </w:r>
           </w:p>
         </w:tc>
@@ -15859,7 +15859,7 @@
               <w:rPr>
                 <w:rFonts w:ascii="Times New Roman" w:hAnsi="Times New Roman" w:eastAsia="Times New Roman" w:cs="Times New Roman"/>
               </w:rPr>
-              <w:t xml:space="preserve">❌</w:t>
+              <w:t xml:space="preserve">✗</w:t>
             </w:r>
           </w:p>
         </w:tc>
@@ -15966,7 +15966,7 @@
               <w:rPr>
                 <w:rFonts w:ascii="Times New Roman" w:hAnsi="Times New Roman" w:eastAsia="Times New Roman" w:cs="Times New Roman"/>
               </w:rPr>
-              <w:t xml:space="preserve">❌</w:t>
+              <w:t xml:space="preserve">✗</w:t>
             </w:r>
           </w:p>
         </w:tc>

--- a/06-学生侧材料/讲义/6-有机化学/过渡金属催化.docx
+++ b/06-学生侧材料/讲义/6-有机化学/过渡金属催化.docx
@@ -1198,15 +1198,33 @@
             </w:pPr>
             <w:r>
               <w:rPr>
-                <w:rFonts w:ascii="Times New Roman" w:hAnsi="Times New Roman" w:eastAsia="Times New Roman" w:cs="Times New Roman"/>
-              </w:rPr>
-              <w:t xml:space="preserve">Ni、Pd、Pt </w:t>
-            </w:r>
-            <w:r>
-              <w:rPr>
-                <w:rFonts w:hint="eastAsia" w:ascii="Times New Roman" w:hAnsi="Times New Roman" w:eastAsia="FangSong" w:cs="Times New Roman"/>
-              </w:rPr>
-              <w:t xml:space="preserve">族可形成稳定的</w:t>
+                <w:rFonts w:hint="eastAsia" w:ascii="Times New Roman" w:hAnsi="Times New Roman" w:eastAsia="FangSong" w:cs="Times New Roman"/>
+              </w:rPr>
+              <w:t xml:space="preserve">第</w:t>
+            </w:r>
+            <w:r>
+              <w:rPr>
+                <w:rFonts w:ascii="Times New Roman" w:hAnsi="Times New Roman" w:eastAsia="Times New Roman" w:cs="Times New Roman"/>
+              </w:rPr>
+              <w:t xml:space="preserve"> 10 </w:t>
+            </w:r>
+            <w:r>
+              <w:rPr>
+                <w:rFonts w:hint="eastAsia" w:ascii="Times New Roman" w:hAnsi="Times New Roman" w:eastAsia="FangSong" w:cs="Times New Roman"/>
+              </w:rPr>
+              <w:t>族</w:t>
+            </w:r>
+            <w:r>
+              <w:rPr>
+                <w:rFonts w:hint="eastAsia" w:ascii="Times New Roman" w:hAnsi="Times New Roman" w:eastAsia="Times New Roman" w:cs="Times New Roman"/>
+              </w:rPr>
+              <w:t>（Ni、Pd、Pt）</w:t>
+            </w:r>
+            <w:r>
+              <w:rPr>
+                <w:rFonts w:hint="eastAsia" w:ascii="Times New Roman" w:hAnsi="Times New Roman" w:eastAsia="FangSong" w:cs="Times New Roman"/>
+              </w:rPr>
+              <w:t>可形成稳定的</w:t>
             </w:r>
             <w:r>
               <w:rPr>
@@ -2955,7 +2973,43 @@
               <w:rPr>
                 <w:rFonts w:hint="eastAsia" w:ascii="Times New Roman" w:hAnsi="Times New Roman" w:eastAsia="FangSong" w:cs="Times New Roman"/>
               </w:rPr>
-              <w:t xml:space="preserve">配体从不饱和配体旁迁移</w:t>
+              <w:t>配体</w:t>
+            </w:r>
+            <w:r>
+              <w:rPr>
+                <w:rFonts w:hint="eastAsia" w:ascii="Times New Roman" w:hAnsi="Times New Roman" w:eastAsia="Times New Roman" w:cs="Times New Roman"/>
+              </w:rPr>
+              <w:t>（R/H）</w:t>
+            </w:r>
+            <w:r>
+              <w:rPr>
+                <w:rFonts w:hint="eastAsia" w:ascii="Times New Roman" w:hAnsi="Times New Roman" w:eastAsia="FangSong" w:cs="Times New Roman"/>
+              </w:rPr>
+              <w:t>迁移到配位的不饱和配体</w:t>
+            </w:r>
+            <w:r>
+              <w:rPr>
+                <w:rFonts w:hint="eastAsia" w:ascii="Times New Roman" w:hAnsi="Times New Roman" w:eastAsia="Times New Roman" w:cs="Times New Roman"/>
+              </w:rPr>
+              <w:t>（</w:t>
+            </w:r>
+            <w:r>
+              <w:rPr>
+                <w:rFonts w:hint="eastAsia" w:ascii="Times New Roman" w:hAnsi="Times New Roman" w:eastAsia="FangSong" w:cs="Times New Roman"/>
+              </w:rPr>
+              <w:t>烯烃</w:t>
+            </w:r>
+            <w:r>
+              <w:rPr>
+                <w:rFonts w:hint="eastAsia" w:ascii="Times New Roman" w:hAnsi="Times New Roman" w:eastAsia="Times New Roman" w:cs="Times New Roman"/>
+              </w:rPr>
+              <w:t>、CO）</w:t>
+            </w:r>
+            <w:r>
+              <w:rPr>
+                <w:rFonts w:hint="eastAsia" w:ascii="Times New Roman" w:hAnsi="Times New Roman" w:eastAsia="FangSong" w:cs="Times New Roman"/>
+              </w:rPr>
+              <w:t>上</w:t>
             </w:r>
           </w:p>
         </w:tc>
@@ -3288,7 +3342,7 @@
         <w:rPr>
           <w:rFonts w:hint="eastAsia" w:ascii="Times New Roman" w:hAnsi="Times New Roman" w:eastAsia="FangSong" w:cs="Times New Roman"/>
         </w:rPr>
-        <w:t xml:space="preserve">反应包含</w:t>
+        <w:t xml:space="preserve">反应以</w:t>
       </w:r>
       <w:r>
         <w:rPr>
@@ -3300,7 +3354,7 @@
         <w:rPr>
           <w:rFonts w:hint="eastAsia" w:ascii="Times New Roman" w:hAnsi="Times New Roman" w:eastAsia="FangSong" w:cs="Times New Roman"/>
         </w:rPr>
-        <w:t>消除</w:t>
+        <w:t>消除收尾</w:t>
       </w:r>
       <w:r>
         <w:rPr>
@@ -3312,7 +3366,7 @@
         <w:rPr>
           <w:rFonts w:hint="eastAsia" w:ascii="Times New Roman" w:hAnsi="Times New Roman" w:eastAsia="FangSong" w:cs="Times New Roman"/>
         </w:rPr>
-        <w:t>产物有双键</w:t>
+        <w:t>产物含双键</w:t>
       </w:r>
       <w:r>
         <w:rPr>
@@ -3330,31 +3384,37 @@
         <w:rPr>
           <w:rFonts w:hint="eastAsia" w:ascii="Times New Roman" w:hAnsi="Times New Roman" w:eastAsia="FangSong" w:cs="Times New Roman"/>
         </w:rPr>
-        <w:t>交叉偶联是还原消除</w:t>
-      </w:r>
-      <w:r>
-        <w:rPr>
-          <w:rFonts w:hint="eastAsia" w:ascii="Times New Roman" w:hAnsi="Times New Roman" w:eastAsia="Times New Roman" w:cs="Times New Roman"/>
-        </w:rPr>
-        <w:t>（</w:t>
-      </w:r>
-      <w:r>
-        <w:rPr>
-          <w:rFonts w:hint="eastAsia" w:ascii="Times New Roman" w:hAnsi="Times New Roman" w:eastAsia="FangSong" w:cs="Times New Roman"/>
-        </w:rPr>
-        <w:t>产物为饱和</w:t>
-      </w:r>
-      <w:r>
-        <w:rPr>
-          <w:rFonts w:ascii="Times New Roman" w:hAnsi="Times New Roman" w:eastAsia="Times New Roman" w:cs="Times New Roman"/>
-        </w:rPr>
-        <w:t xml:space="preserve"> C–C </w:t>
-      </w:r>
-      <w:r>
-        <w:rPr>
-          <w:rFonts w:hint="eastAsia" w:ascii="Times New Roman" w:hAnsi="Times New Roman" w:eastAsia="FangSong" w:cs="Times New Roman"/>
-        </w:rPr>
-        <w:t>键</w:t>
+        <w:t>交叉偶联以还原消除收尾</w:t>
+      </w:r>
+      <w:r>
+        <w:rPr>
+          <w:rFonts w:hint="eastAsia" w:ascii="Times New Roman" w:hAnsi="Times New Roman" w:eastAsia="Times New Roman" w:cs="Times New Roman"/>
+        </w:rPr>
+        <w:t>（Ar–Ar′</w:t>
+      </w:r>
+      <w:r>
+        <w:rPr>
+          <w:rFonts w:ascii="Times New Roman" w:hAnsi="Times New Roman" w:eastAsia="Times New Roman" w:cs="Times New Roman"/>
+        </w:rPr>
+        <w:t xml:space="preserve"> </w:t>
+      </w:r>
+      <w:r>
+        <w:rPr>
+          <w:rFonts w:hint="eastAsia" w:ascii="Times New Roman" w:hAnsi="Times New Roman" w:eastAsia="FangSong" w:cs="Times New Roman"/>
+        </w:rPr>
+        <w:t>直接相连</w:t>
+      </w:r>
+      <w:r>
+        <w:rPr>
+          <w:rFonts w:hint="eastAsia" w:ascii="Times New Roman" w:hAnsi="Times New Roman" w:eastAsia="Times New Roman" w:cs="Times New Roman"/>
+        </w:rPr>
+        <w:t>，</w:t>
+      </w:r>
+      <w:r>
+        <w:rPr>
+          <w:rFonts w:hint="eastAsia" w:ascii="Times New Roman" w:hAnsi="Times New Roman" w:eastAsia="FangSong" w:cs="Times New Roman"/>
+        </w:rPr>
+        <w:t>无新双键生成</w:t>
       </w:r>
       <w:r>
         <w:rPr>
@@ -3624,6 +3684,18 @@
         <w:rPr>
           <w:rFonts w:hint="eastAsia" w:ascii="Times New Roman" w:hAnsi="Times New Roman" w:eastAsia="Times New Roman" w:cs="Times New Roman"/>
         </w:rPr>
+        <w:t>、</w:t>
+      </w:r>
+      <w:r>
+        <w:rPr>
+          <w:rFonts w:hint="eastAsia" w:ascii="Times New Roman" w:hAnsi="Times New Roman" w:eastAsia="FangSong" w:cs="Times New Roman"/>
+        </w:rPr>
+        <w:t>键级降低</w:t>
+      </w:r>
+      <w:r>
+        <w:rPr>
+          <w:rFonts w:hint="eastAsia" w:ascii="Times New Roman" w:hAnsi="Times New Roman" w:eastAsia="Times New Roman" w:cs="Times New Roman"/>
+        </w:rPr>
         <w:t>，IR</w:t>
       </w:r>
       <w:r>
@@ -3642,26 +3714,62 @@
         <w:rPr>
           <w:rFonts w:hint="eastAsia" w:ascii="Times New Roman" w:hAnsi="Times New Roman" w:eastAsia="Times New Roman" w:cs="Times New Roman"/>
         </w:rPr>
-        <w:t>（~2000</w:t>
-      </w:r>
-      <w:r>
-        <w:rPr>
-          <w:rFonts w:ascii="Times New Roman" w:hAnsi="Times New Roman" w:eastAsia="Times New Roman" w:cs="Times New Roman"/>
-        </w:rPr>
-        <w:t xml:space="preserve"> cm</w:t>
-      </w:r>
-      <w:r>
-        <w:rPr>
-          <w:rFonts w:ascii="Times New Roman" w:hAnsi="Times New Roman" w:eastAsia="Times New Roman" w:cs="Times New Roman"/>
+        <w:t>——</w:t>
+      </w:r>
+      <w:r>
+        <w:rPr>
+          <w:rFonts w:hint="eastAsia" w:ascii="Times New Roman" w:hAnsi="Times New Roman" w:eastAsia="FangSong" w:cs="Times New Roman"/>
+        </w:rPr>
+        <w:t>游离</w:t>
+      </w:r>
+      <w:r>
+        <w:rPr>
+          <w:rFonts w:ascii="Times New Roman" w:hAnsi="Times New Roman" w:eastAsia="Times New Roman" w:cs="Times New Roman"/>
+        </w:rPr>
+        <w:t xml:space="preserve"> CO </w:t>
+      </w:r>
+      <w:r>
+        <w:rPr>
+          <w:rFonts w:hint="eastAsia" w:ascii="Times New Roman" w:hAnsi="Times New Roman" w:eastAsia="FangSong" w:cs="Times New Roman"/>
+        </w:rPr>
+        <w:t xml:space="preserve">为</w:t>
+      </w:r>
+      <w:r>
+        <w:rPr>
+          <w:rFonts w:ascii="Times New Roman" w:hAnsi="Times New Roman" w:eastAsia="Times New Roman" w:cs="Times New Roman"/>
+        </w:rPr>
+        <w:t xml:space="preserve"> 2143 </w:t>
+      </w:r>
+      <w:r>
+        <w:rPr>
+          <w:rFonts w:hint="eastAsia" w:ascii="Times New Roman" w:hAnsi="Times New Roman" w:eastAsia="Times New Roman" w:cs="Times New Roman"/>
+        </w:rPr>
+        <w:t>cm</w:t>
+      </w:r>
+      <w:r>
+        <w:rPr>
+          <w:rFonts w:hint="eastAsia" w:ascii="Times New Roman" w:hAnsi="Times New Roman" w:eastAsia="Times New Roman" w:cs="Times New Roman"/>
           <w:vertAlign w:val="superscript"/>
         </w:rPr>
         <w:t>-1</w:t>
       </w:r>
       <w:r>
         <w:rPr>
-          <w:rFonts w:ascii="Times New Roman" w:hAnsi="Times New Roman" w:eastAsia="Times New Roman" w:cs="Times New Roman"/>
-        </w:rPr>
-        <w:t xml:space="preserve"> → ~1800 </w:t>
+          <w:rFonts w:hint="eastAsia" w:ascii="Times New Roman" w:hAnsi="Times New Roman" w:eastAsia="Times New Roman" w:cs="Times New Roman"/>
+        </w:rPr>
+        <w:t>，</w:t>
+      </w:r>
+      <w:r>
+        <w:rPr>
+          <w:rFonts w:hint="eastAsia" w:ascii="Times New Roman" w:hAnsi="Times New Roman" w:eastAsia="FangSong" w:cs="Times New Roman"/>
+        </w:rPr>
+        <w:t>端基羰基降至</w:t>
+      </w:r>
+      <w:r>
+        <w:rPr>
+          <w:rFonts w:ascii="Times New Roman" w:hAnsi="Times New Roman" w:eastAsia="Times New Roman" w:cs="Times New Roman"/>
+        </w:rPr>
+        <w:t xml:space="preserve"> ~2000 </w:t>
       </w:r>
       <w:r>
         <w:rPr>
@@ -3680,7 +3788,32 @@
         <w:rPr>
           <w:rFonts w:hint="eastAsia" w:ascii="Times New Roman" w:hAnsi="Times New Roman" w:eastAsia="Times New Roman" w:cs="Times New Roman"/>
         </w:rPr>
-        <w:t>）。</w:t>
+        <w:t>，</w:t>
+      </w:r>
+      <w:r>
+        <w:rPr>
+          <w:rFonts w:hint="eastAsia" w:ascii="Times New Roman" w:hAnsi="Times New Roman" w:eastAsia="FangSong" w:cs="Times New Roman"/>
+        </w:rPr>
+        <w:t>桥式羰基可低至</w:t>
+      </w:r>
+      <w:r>
+        <w:rPr>
+          <w:rFonts w:ascii="Times New Roman" w:hAnsi="Times New Roman" w:eastAsia="Times New Roman" w:cs="Times New Roman"/>
+        </w:rPr>
+        <w:t xml:space="preserve"> ~1800 cm</w:t>
+      </w:r>
+      <w:r>
+        <w:rPr>
+          <w:rFonts w:ascii="Times New Roman" w:hAnsi="Times New Roman" w:eastAsia="Times New Roman" w:cs="Times New Roman"/>
+          <w:vertAlign w:val="superscript"/>
+        </w:rPr>
+        <w:t>-1</w:t>
+      </w:r>
+      <w:r>
+        <w:rPr>
+          <w:rFonts w:ascii="Times New Roman" w:hAnsi="Times New Roman" w:eastAsia="Times New Roman" w:cs="Times New Roman"/>
+        </w:rPr>
+        <w:t>。</w:t>
       </w:r>
     </w:p>
     <w:p>
@@ -5209,13 +5342,38 @@
         <w:rPr>
           <w:rFonts w:hint="eastAsia" w:ascii="Times New Roman" w:hAnsi="Times New Roman" w:eastAsia="Times New Roman" w:cs="Times New Roman"/>
         </w:rPr>
-        <w:t>（</w:t>
-      </w:r>
-      <w:r>
-        <w:rPr>
-          <w:rFonts w:hint="eastAsia" w:ascii="Times New Roman" w:hAnsi="Times New Roman" w:eastAsia="FangSong" w:cs="Times New Roman"/>
-        </w:rPr>
-        <w:t>烷基</w:t>
+        <w:t>（sp</w:t>
+      </w:r>
+      <w:r>
+        <w:rPr>
+          <w:rFonts w:hint="eastAsia" w:ascii="Times New Roman" w:hAnsi="Times New Roman" w:eastAsia="Times New Roman" w:cs="Times New Roman"/>
+          <w:vertAlign w:val="superscript"/>
+        </w:rPr>
+        <w:t>3</w:t>
+      </w:r>
+      <w:r>
+        <w:rPr>
+          <w:rFonts w:ascii="Times New Roman" w:hAnsi="Times New Roman" w:eastAsia="Times New Roman" w:cs="Times New Roman"/>
+        </w:rPr>
+        <w:t xml:space="preserve"> C–X </w:t>
+      </w:r>
+      <w:r>
+        <w:rPr>
+          <w:rFonts w:hint="eastAsia" w:ascii="Times New Roman" w:hAnsi="Times New Roman" w:eastAsia="FangSong" w:cs="Times New Roman"/>
+        </w:rPr>
+        <w:t>氧化加成慢</w:t>
+      </w:r>
+      <w:r>
+        <w:rPr>
+          <w:rFonts w:hint="eastAsia" w:ascii="Times New Roman" w:hAnsi="Times New Roman" w:eastAsia="Times New Roman" w:cs="Times New Roman"/>
+        </w:rPr>
+        <w:t>，</w:t>
+      </w:r>
+      <w:r>
+        <w:rPr>
+          <w:rFonts w:hint="eastAsia" w:ascii="Times New Roman" w:hAnsi="Times New Roman" w:eastAsia="FangSong" w:cs="Times New Roman"/>
+        </w:rPr>
+        <w:t>且生成的烷基</w:t>
       </w:r>
       <w:r>
         <w:rPr>
@@ -5227,25 +5385,13 @@
         <w:rPr>
           <w:rFonts w:ascii="Times New Roman" w:hAnsi="Times New Roman" w:eastAsia="Times New Roman" w:cs="Times New Roman"/>
         </w:rPr>
-        <w:t xml:space="preserve"> </w:t>
-      </w:r>
-      <w:r>
-        <w:rPr>
-          <w:rFonts w:hint="eastAsia" w:ascii="Times New Roman" w:hAnsi="Times New Roman" w:eastAsia="FangSong" w:cs="Times New Roman"/>
-        </w:rPr>
-        <w:t xml:space="preserve">中间体</w:t>
-      </w:r>
-      <w:r>
-        <w:rPr>
-          <w:rFonts w:ascii="Times New Roman" w:hAnsi="Times New Roman" w:eastAsia="Times New Roman" w:cs="Times New Roman"/>
-        </w:rPr>
         <w:t xml:space="preserve"> β-H </w:t>
       </w:r>
       <w:r>
         <w:rPr>
           <w:rFonts w:hint="eastAsia" w:ascii="Times New Roman" w:hAnsi="Times New Roman" w:eastAsia="FangSong" w:cs="Times New Roman"/>
         </w:rPr>
-        <w:t>消除太快</w:t>
+        <w:t>消除极快</w:t>
       </w:r>
       <w:r>
         <w:rPr>
@@ -5332,13 +5478,14 @@
         <w:rPr>
           <w:rFonts w:ascii="Times New Roman" w:hAnsi="Times New Roman" w:eastAsia="Times New Roman" w:cs="Times New Roman"/>
         </w:rPr>
-        <w:t xml:space="preserve">Ar–Pd–X + </w:t>
-      </w:r>
-      <w:r>
-        <w:rPr>
-          <w:rFonts w:hint="eastAsia" w:ascii="Times New Roman" w:hAnsi="Times New Roman" w:eastAsia="FangSong" w:cs="Times New Roman"/>
-        </w:rPr>
-        <w:t xml:space="preserve">烯烃</w:t>
+        <w:t>Ar–Pd–X + R–CH=CH</w:t>
+      </w:r>
+      <w:r>
+        <w:rPr>
+          <w:rFonts w:ascii="Times New Roman" w:hAnsi="Times New Roman" w:eastAsia="Times New Roman" w:cs="Times New Roman"/>
+          <w:vertAlign w:val="subscript"/>
+        </w:rPr>
+        <w:t>2</w:t>
       </w:r>
       <w:r>
         <w:rPr>
@@ -5363,20 +5510,7 @@
         <w:rPr>
           <w:rFonts w:hint="eastAsia" w:ascii="Times New Roman" w:hAnsi="Times New Roman" w:eastAsia="Times New Roman" w:cs="Times New Roman"/>
         </w:rPr>
-        <w:t>–CH</w:t>
-      </w:r>
-      <w:r>
-        <w:rPr>
-          <w:rFonts w:hint="eastAsia" w:ascii="Times New Roman" w:hAnsi="Times New Roman" w:eastAsia="Times New Roman" w:cs="Times New Roman"/>
-          <w:vertAlign w:val="subscript"/>
-        </w:rPr>
-        <w:t>2</w:t>
-      </w:r>
-      <w:r>
-        <w:rPr>
-          <w:rFonts w:hint="eastAsia" w:ascii="Times New Roman" w:hAnsi="Times New Roman" w:eastAsia="Times New Roman" w:cs="Times New Roman"/>
-        </w:rPr>
-        <w:t>–Pd–X（</w:t>
+        <w:t>–CH(R)–Pd–X（</w:t>
       </w:r>
       <w:r>
         <w:rPr>
@@ -5395,6 +5529,42 @@
           <w:rFonts w:hint="eastAsia" w:ascii="Times New Roman" w:hAnsi="Times New Roman" w:eastAsia="FangSong" w:cs="Times New Roman"/>
         </w:rPr>
         <w:t>碳钯化</w:t>
+      </w:r>
+      <w:r>
+        <w:rPr>
+          <w:rFonts w:hint="eastAsia" w:ascii="Times New Roman" w:hAnsi="Times New Roman" w:eastAsia="Times New Roman" w:cs="Times New Roman"/>
+        </w:rPr>
+        <w:t>；Ar</w:t>
+      </w:r>
+      <w:r>
+        <w:rPr>
+          <w:rFonts w:ascii="Times New Roman" w:hAnsi="Times New Roman" w:eastAsia="Times New Roman" w:cs="Times New Roman"/>
+        </w:rPr>
+        <w:t xml:space="preserve"> </w:t>
+      </w:r>
+      <w:r>
+        <w:rPr>
+          <w:rFonts w:hint="eastAsia" w:ascii="Times New Roman" w:hAnsi="Times New Roman" w:eastAsia="FangSong" w:cs="Times New Roman"/>
+        </w:rPr>
+        <w:t>加到端碳</w:t>
+      </w:r>
+      <w:r>
+        <w:rPr>
+          <w:rFonts w:hint="eastAsia" w:ascii="Times New Roman" w:hAnsi="Times New Roman" w:eastAsia="Times New Roman" w:cs="Times New Roman"/>
+        </w:rPr>
+        <w:t>，Pd</w:t>
+      </w:r>
+      <w:r>
+        <w:rPr>
+          <w:rFonts w:ascii="Times New Roman" w:hAnsi="Times New Roman" w:eastAsia="Times New Roman" w:cs="Times New Roman"/>
+        </w:rPr>
+        <w:t xml:space="preserve"> </w:t>
+      </w:r>
+      <w:r>
+        <w:rPr>
+          <w:rFonts w:hint="eastAsia" w:ascii="Times New Roman" w:hAnsi="Times New Roman" w:eastAsia="FangSong" w:cs="Times New Roman"/>
+        </w:rPr>
+        <w:t>落到取代碳</w:t>
       </w:r>
       <w:r>
         <w:rPr>
@@ -5428,33 +5598,7 @@
         <w:rPr>
           <w:rFonts w:ascii="Times New Roman" w:hAnsi="Times New Roman" w:eastAsia="Times New Roman" w:cs="Times New Roman"/>
         </w:rPr>
-        <w:t>–CH</w:t>
-      </w:r>
-      <w:r>
-        <w:rPr>
-          <w:rFonts w:ascii="Times New Roman" w:hAnsi="Times New Roman" w:eastAsia="Times New Roman" w:cs="Times New Roman"/>
-          <w:vertAlign w:val="subscript"/>
-        </w:rPr>
-        <w:t>2</w:t>
-      </w:r>
-      <w:r>
-        <w:rPr>
-          <w:rFonts w:ascii="Times New Roman" w:hAnsi="Times New Roman" w:eastAsia="Times New Roman" w:cs="Times New Roman"/>
-        </w:rPr>
-        <w:t>–Pd–X ──→ Ar–CH=CH</w:t>
-      </w:r>
-      <w:r>
-        <w:rPr>
-          <w:rFonts w:ascii="Times New Roman" w:hAnsi="Times New Roman" w:eastAsia="Times New Roman" w:cs="Times New Roman"/>
-          <w:vertAlign w:val="subscript"/>
-        </w:rPr>
-        <w:t>2</w:t>
-      </w:r>
-      <w:r>
-        <w:rPr>
-          <w:rFonts w:ascii="Times New Roman" w:hAnsi="Times New Roman" w:eastAsia="Times New Roman" w:cs="Times New Roman"/>
-        </w:rPr>
-        <w:t xml:space="preserve"> + </w:t>
+        <w:t xml:space="preserve">–CH(R)–Pd–X ──→ Ar–CH=CH–R + </w:t>
       </w:r>
       <w:r>
         <w:rPr>
@@ -5797,12 +5941,42 @@
               <w:rPr>
                 <w:rFonts w:hint="eastAsia" w:ascii="Times New Roman" w:hAnsi="Times New Roman" w:eastAsia="FangSong" w:cs="Times New Roman"/>
               </w:rPr>
-              <w:t>取代基端</w:t>
+              <w:t>连</w:t>
+            </w:r>
+            <w:r>
+              <w:rPr>
+                <w:rFonts w:ascii="Times New Roman" w:hAnsi="Times New Roman" w:eastAsia="Times New Roman" w:cs="Times New Roman"/>
+              </w:rPr>
+              <w:t xml:space="preserve"> OR </w:t>
+            </w:r>
+            <w:r>
+              <w:rPr>
+                <w:rFonts w:hint="eastAsia" w:ascii="Times New Roman" w:hAnsi="Times New Roman" w:eastAsia="FangSong" w:cs="Times New Roman"/>
+              </w:rPr>
+              <w:t xml:space="preserve">的</w:t>
+            </w:r>
+            <w:r>
+              <w:rPr>
+                <w:rFonts w:ascii="Times New Roman" w:hAnsi="Times New Roman" w:eastAsia="Times New Roman" w:cs="Times New Roman"/>
+              </w:rPr>
+              <w:t xml:space="preserve"> </w:t>
             </w:r>
             <w:r>
               <w:rPr>
                 <w:rFonts w:hint="eastAsia" w:ascii="Times New Roman" w:hAnsi="Times New Roman" w:eastAsia="Times New Roman" w:cs="Times New Roman"/>
               </w:rPr>
+              <w:t>α-</w:t>
+            </w:r>
+            <w:r>
+              <w:rPr>
+                <w:rFonts w:hint="eastAsia" w:ascii="Times New Roman" w:hAnsi="Times New Roman" w:eastAsia="FangSong" w:cs="Times New Roman"/>
+              </w:rPr>
+              <w:t>碳</w:t>
+            </w:r>
+            <w:r>
+              <w:rPr>
+                <w:rFonts w:hint="eastAsia" w:ascii="Times New Roman" w:hAnsi="Times New Roman" w:eastAsia="Times New Roman" w:cs="Times New Roman"/>
+              </w:rPr>
               <w:t>）</w:t>
             </w:r>
           </w:p>
@@ -5818,19 +5992,61 @@
               <w:rPr>
                 <w:rFonts w:hint="eastAsia" w:ascii="Times New Roman" w:hAnsi="Times New Roman" w:eastAsia="FangSong" w:cs="Times New Roman"/>
               </w:rPr>
-              <w:t xml:space="preserve">近端进攻后</w:t>
-            </w:r>
-            <w:r>
-              <w:rPr>
-                <w:rFonts w:ascii="Times New Roman" w:hAnsi="Times New Roman" w:eastAsia="Times New Roman" w:cs="Times New Roman"/>
-              </w:rPr>
-              <w:t xml:space="preserve"> Pd </w:t>
-            </w:r>
-            <w:r>
-              <w:rPr>
-                <w:rFonts w:hint="eastAsia" w:ascii="Times New Roman" w:hAnsi="Times New Roman" w:eastAsia="FangSong" w:cs="Times New Roman"/>
-              </w:rPr>
-              <w:t xml:space="preserve">更稳定</w:t>
+              <w:t>走阳离子型途径</w:t>
+            </w:r>
+            <w:r>
+              <w:rPr>
+                <w:rFonts w:hint="eastAsia" w:ascii="Times New Roman" w:hAnsi="Times New Roman" w:eastAsia="Times New Roman" w:cs="Times New Roman"/>
+              </w:rPr>
+              <w:t>：</w:t>
+            </w:r>
+            <w:r>
+              <w:rPr>
+                <w:rFonts w:hint="eastAsia" w:ascii="Times New Roman" w:hAnsi="Times New Roman" w:eastAsia="FangSong" w:cs="Times New Roman"/>
+              </w:rPr>
+              <w:t>正电荷落在连</w:t>
+            </w:r>
+            <w:r>
+              <w:rPr>
+                <w:rFonts w:ascii="Times New Roman" w:hAnsi="Times New Roman" w:eastAsia="Times New Roman" w:cs="Times New Roman"/>
+              </w:rPr>
+              <w:t xml:space="preserve"> OR </w:t>
+            </w:r>
+            <w:r>
+              <w:rPr>
+                <w:rFonts w:hint="eastAsia" w:ascii="Times New Roman" w:hAnsi="Times New Roman" w:eastAsia="FangSong" w:cs="Times New Roman"/>
+              </w:rPr>
+              <w:t xml:space="preserve">的</w:t>
+            </w:r>
+            <w:r>
+              <w:rPr>
+                <w:rFonts w:ascii="Times New Roman" w:hAnsi="Times New Roman" w:eastAsia="Times New Roman" w:cs="Times New Roman"/>
+              </w:rPr>
+              <w:t xml:space="preserve"> </w:t>
+            </w:r>
+            <w:r>
+              <w:rPr>
+                <w:rFonts w:hint="eastAsia" w:ascii="Times New Roman" w:hAnsi="Times New Roman" w:eastAsia="Times New Roman" w:cs="Times New Roman"/>
+              </w:rPr>
+              <w:t>α-</w:t>
+            </w:r>
+            <w:r>
+              <w:rPr>
+                <w:rFonts w:hint="eastAsia" w:ascii="Times New Roman" w:hAnsi="Times New Roman" w:eastAsia="FangSong" w:cs="Times New Roman"/>
+              </w:rPr>
+              <w:t>碳上被稳定</w:t>
+            </w:r>
+            <w:r>
+              <w:rPr>
+                <w:rFonts w:ascii="Times New Roman" w:hAnsi="Times New Roman" w:eastAsia="Times New Roman" w:cs="Times New Roman"/>
+              </w:rPr>
+              <w:t xml:space="preserve"> → </w:t>
+            </w:r>
+            <w:r>
+              <w:rPr>
+                <w:rFonts w:hint="eastAsia" w:ascii="Times New Roman" w:hAnsi="Times New Roman" w:eastAsia="FangSong" w:cs="Times New Roman"/>
+              </w:rPr>
+              <w:t xml:space="preserve">得支链产物</w:t>
             </w:r>
           </w:p>
         </w:tc>
@@ -7877,55 +8093,25 @@
             <m:t>+</m:t>
           </m:r>
           <m:r>
-            <m:t>​</m:t>
+            <m:t>H</m:t>
           </m:r>
           <m:r>
-            <m:t>​</m:t>
+            <m:t>C</m:t>
           </m:r>
           <m:r>
-            <m:t>​</m:t>
+            <m:rPr>
+              <m:sty m:val="p"/>
+            </m:rPr>
+            <m:t>#</m:t>
           </m:r>
           <m:r>
-            <m:t>​</m:t>
+            <m:t>C</m:t>
           </m:r>
           <m:r>
             <m:rPr>
               <m:sty m:val="p"/>
             </m:rPr>
             <m:t>−</m:t>
-          </m:r>
-          <m:r>
-            <m:t>​</m:t>
-          </m:r>
-          <m:r>
-            <m:t>C</m:t>
-          </m:r>
-          <m:r>
-            <m:t>​</m:t>
-          </m:r>
-          <m:r>
-            <m:rPr>
-              <m:sty m:val="p"/>
-            </m:rPr>
-            <m:t>≡</m:t>
-          </m:r>
-          <m:r>
-            <m:t>​</m:t>
-          </m:r>
-          <m:r>
-            <m:t>C</m:t>
-          </m:r>
-          <m:r>
-            <m:t>​</m:t>
-          </m:r>
-          <m:r>
-            <m:rPr>
-              <m:sty m:val="p"/>
-            </m:rPr>
-            <m:t>−</m:t>
-          </m:r>
-          <m:r>
-            <m:t>​</m:t>
           </m:r>
           <m:r>
             <m:t>R</m:t>
@@ -7965,16 +8151,10 @@
             <m:t>C</m:t>
           </m:r>
           <m:r>
-            <m:t>​</m:t>
-          </m:r>
-          <m:r>
             <m:rPr>
               <m:sty m:val="p"/>
             </m:rPr>
-            <m:t>≡</m:t>
-          </m:r>
-          <m:r>
-            <m:t>​</m:t>
+            <m:t>#</m:t>
           </m:r>
           <m:r>
             <m:t>C</m:t>
@@ -8655,6 +8835,18 @@
               <m:sty m:val="p"/>
             </m:rPr>
             <m:t>+</m:t>
+          </m:r>
+          <m:r>
+            <m:t>1</m:t>
+          </m:r>
+          <m:r>
+            <m:rPr>
+              <m:sty m:val="p"/>
+            </m:rPr>
+            <m:t>/</m:t>
+          </m:r>
+          <m:r>
+            <m:t>2</m:t>
           </m:r>
           <m:sSub>
             <m:e>
@@ -8964,7 +9156,21 @@
         <w:rPr>
           <w:rFonts w:hint="eastAsia" w:ascii="Times New Roman" w:hAnsi="Times New Roman" w:eastAsia="FangSong" w:cs="Times New Roman"/>
         </w:rPr>
-        <w:t>亲核进攻取代较多的碳</w:t>
+        <w:t xml:space="preserve">亲核进攻</w:t>
+      </w:r>
+      <w:r>
+        <w:rPr>
+          <w:rFonts w:hint="eastAsia" w:ascii="Times New Roman" w:hAnsi="Times New Roman" w:eastAsia="FangSong" w:cs="Times New Roman"/>
+          <w:b/>
+          <w:bCs/>
+        </w:rPr>
+        <w:t xml:space="preserve">取代较多</w:t>
+      </w:r>
+      <w:r>
+        <w:rPr>
+          <w:rFonts w:hint="eastAsia" w:ascii="Times New Roman" w:hAnsi="Times New Roman" w:eastAsia="FangSong" w:cs="Times New Roman"/>
+        </w:rPr>
+        <w:t>的碳</w:t>
       </w:r>
       <w:r>
         <w:rPr>
@@ -8982,19 +9188,67 @@
         <w:rPr>
           <w:rFonts w:hint="eastAsia" w:ascii="Times New Roman" w:hAnsi="Times New Roman" w:eastAsia="Times New Roman" w:cs="Times New Roman"/>
         </w:rPr>
-        <w:t>）──→</w:t>
-      </w:r>
-      <w:r>
-        <w:rPr>
-          <w:rFonts w:ascii="Times New Roman" w:hAnsi="Times New Roman" w:eastAsia="Times New Roman" w:cs="Times New Roman"/>
-        </w:rPr>
-        <w:t xml:space="preserve"> C–Pd </w:t>
-      </w:r>
-      <w:r>
-        <w:rPr>
-          <w:rFonts w:hint="eastAsia" w:ascii="Times New Roman" w:hAnsi="Times New Roman" w:eastAsia="FangSong" w:cs="Times New Roman"/>
-        </w:rPr>
-        <w:t xml:space="preserve">键形成</w:t>
+        <w:t>），Pd</w:t>
+      </w:r>
+      <w:r>
+        <w:rPr>
+          <w:rFonts w:ascii="Times New Roman" w:hAnsi="Times New Roman" w:eastAsia="Times New Roman" w:cs="Times New Roman"/>
+        </w:rPr>
+        <w:t xml:space="preserve"> </w:t>
+      </w:r>
+      <w:r>
+        <w:rPr>
+          <w:rFonts w:hint="eastAsia" w:ascii="Times New Roman" w:hAnsi="Times New Roman" w:eastAsia="FangSong" w:cs="Times New Roman"/>
+        </w:rPr>
+        <w:t xml:space="preserve">落到取代较少的碳</w:t>
+      </w:r>
+      <w:r>
+        <w:rPr>
+          <w:rFonts w:ascii="Times New Roman" w:hAnsi="Times New Roman" w:eastAsia="Times New Roman" w:cs="Times New Roman"/>
+        </w:rPr>
+        <w:t xml:space="preserve"> → </w:t>
+      </w:r>
+      <w:r>
+        <w:rPr>
+          <w:rFonts w:hint="eastAsia" w:ascii="Times New Roman" w:hAnsi="Times New Roman" w:eastAsia="FangSong" w:cs="Times New Roman"/>
+        </w:rPr>
+        <w:t xml:space="preserve">形成</w:t>
+      </w:r>
+      <w:r>
+        <w:rPr>
+          <w:rFonts w:ascii="Times New Roman" w:hAnsi="Times New Roman" w:eastAsia="Times New Roman" w:cs="Times New Roman"/>
+        </w:rPr>
+        <w:t xml:space="preserve"> </w:t>
+      </w:r>
+      <w:r>
+        <w:rPr>
+          <w:rFonts w:hint="eastAsia" w:ascii="Times New Roman" w:hAnsi="Times New Roman" w:eastAsia="Times New Roman" w:cs="Times New Roman"/>
+        </w:rPr>
+        <w:t>β-</w:t>
+      </w:r>
+      <w:r>
+        <w:rPr>
+          <w:rFonts w:hint="eastAsia" w:ascii="Times New Roman" w:hAnsi="Times New Roman" w:eastAsia="FangSong" w:cs="Times New Roman"/>
+        </w:rPr>
+        <w:t>羟基烷基</w:t>
+      </w:r>
+      <w:r>
+        <w:rPr>
+          <w:rFonts w:hint="eastAsia" w:ascii="Times New Roman" w:hAnsi="Times New Roman" w:eastAsia="Times New Roman" w:cs="Times New Roman"/>
+        </w:rPr>
+        <w:t>–Pd(II)</w:t>
+      </w:r>
+      <w:r>
+        <w:rPr>
+          <w:rFonts w:ascii="Times New Roman" w:hAnsi="Times New Roman" w:eastAsia="Times New Roman" w:cs="Times New Roman"/>
+        </w:rPr>
+        <w:t xml:space="preserve"> </w:t>
+      </w:r>
+      <w:r>
+        <w:rPr>
+          <w:rFonts w:hint="eastAsia" w:ascii="Times New Roman" w:hAnsi="Times New Roman" w:eastAsia="FangSong" w:cs="Times New Roman"/>
+        </w:rPr>
+        <w:t xml:space="preserve">中间体</w:t>
       </w:r>
     </w:p>
     <w:p>
@@ -10468,7 +10722,62 @@
         <w:rPr>
           <w:rFonts w:ascii="Times New Roman" w:hAnsi="Times New Roman" w:eastAsia="Times New Roman" w:cs="Times New Roman"/>
         </w:rPr>
-        <w:t xml:space="preserve"> [M]=CHR′ + </w:t>
+        <w:t xml:space="preserve"> </w:t>
+      </w:r>
+      <w:r>
+        <w:rPr>
+          <w:rFonts w:hint="eastAsia" w:ascii="Times New Roman" w:hAnsi="Times New Roman" w:eastAsia="Times New Roman" w:cs="Times New Roman"/>
+        </w:rPr>
+        <w:t>[M]=CH</w:t>
+      </w:r>
+      <w:r>
+        <w:rPr>
+          <w:rFonts w:hint="eastAsia" w:ascii="Times New Roman" w:hAnsi="Times New Roman" w:eastAsia="Times New Roman" w:cs="Times New Roman"/>
+          <w:vertAlign w:val="subscript"/>
+        </w:rPr>
+        <w:t>2</w:t>
+      </w:r>
+      <w:r>
+        <w:rPr>
+          <w:rFonts w:hint="eastAsia" w:ascii="Times New Roman" w:hAnsi="Times New Roman" w:eastAsia="Times New Roman" w:cs="Times New Roman"/>
+        </w:rPr>
+        <w:t>（</w:t>
+      </w:r>
+      <w:r>
+        <w:rPr>
+          <w:rFonts w:hint="eastAsia" w:ascii="Times New Roman" w:hAnsi="Times New Roman" w:eastAsia="FangSong" w:cs="Times New Roman"/>
+        </w:rPr>
+        <w:t>若用内烯</w:t>
+      </w:r>
+      <w:r>
+        <w:rPr>
+          <w:rFonts w:ascii="Times New Roman" w:hAnsi="Times New Roman" w:eastAsia="Times New Roman" w:cs="Times New Roman"/>
+        </w:rPr>
+        <w:t xml:space="preserve"> R″CH=CHR′ </w:t>
+      </w:r>
+      <w:r>
+        <w:rPr>
+          <w:rFonts w:hint="eastAsia" w:ascii="Times New Roman" w:hAnsi="Times New Roman" w:eastAsia="FangSong" w:cs="Times New Roman"/>
+        </w:rPr>
+        <w:t xml:space="preserve">则为</w:t>
+      </w:r>
+      <w:r>
+        <w:rPr>
+          <w:rFonts w:ascii="Times New Roman" w:hAnsi="Times New Roman" w:eastAsia="Times New Roman" w:cs="Times New Roman"/>
+        </w:rPr>
+        <w:t xml:space="preserve"> </w:t>
+      </w:r>
+      <w:r>
+        <w:rPr>
+          <w:rFonts w:hint="eastAsia" w:ascii="Times New Roman" w:hAnsi="Times New Roman" w:eastAsia="Times New Roman" w:cs="Times New Roman"/>
+        </w:rPr>
+        <w:t xml:space="preserve">[M]=CHR″）+</w:t>
+      </w:r>
+      <w:r>
+        <w:rPr>
+          <w:rFonts w:ascii="Times New Roman" w:hAnsi="Times New Roman" w:eastAsia="Times New Roman" w:cs="Times New Roman"/>
+        </w:rPr>
+        <w:t xml:space="preserve"> </w:t>
       </w:r>
       <w:r>
         <w:rPr>
@@ -10776,131 +11085,6 @@
     </w:p>
     <w:p>
       <w:pPr>
-        <w:pStyle w:val="Compact"/>
-        <w:numPr>
-          <w:ilvl w:val="0"/>
-          <w:numId w:val="1010"/>
-        </w:numPr>
-      </w:pPr>
-      <w:r>
-        <w:rPr>
-          <w:rFonts w:hint="eastAsia" w:ascii="Times New Roman" w:hAnsi="Times New Roman" w:eastAsia="FangSong" w:cs="Times New Roman"/>
-        </w:rPr>
-        <w:t xml:space="preserve">烯烃配位到金属卡宾</w:t>
-      </w:r>
-    </w:p>
-    <w:p>
-      <w:pPr>
-        <w:pStyle w:val="Compact"/>
-        <w:numPr>
-          <w:ilvl w:val="0"/>
-          <w:numId w:val="1010"/>
-        </w:numPr>
-      </w:pPr>
-      <w:r>
-        <w:rPr>
-          <w:rFonts w:hint="eastAsia" w:ascii="Times New Roman" w:hAnsi="Times New Roman" w:eastAsia="FangSong" w:cs="Times New Roman"/>
-        </w:rPr>
-        <w:t xml:space="preserve">形成</w:t>
-      </w:r>
-      <w:r>
-        <w:rPr>
-          <w:rFonts w:ascii="Times New Roman" w:hAnsi="Times New Roman" w:eastAsia="Times New Roman" w:cs="Times New Roman"/>
-        </w:rPr>
-        <w:t xml:space="preserve"> [2+2] </w:t>
-      </w:r>
-      <w:r>
-        <w:rPr>
-          <w:rFonts w:hint="eastAsia" w:ascii="Times New Roman" w:hAnsi="Times New Roman" w:eastAsia="FangSong" w:cs="Times New Roman"/>
-        </w:rPr>
-        <w:t xml:space="preserve">环加成的</w:t>
-      </w:r>
-      <w:r>
-        <w:rPr>
-          <w:rFonts w:hint="eastAsia" w:ascii="Times New Roman" w:hAnsi="Times New Roman" w:eastAsia="FangSong" w:cs="Times New Roman"/>
-          <w:b/>
-          <w:bCs/>
-        </w:rPr>
-        <w:t xml:space="preserve">金属杂环丁烷</w:t>
-      </w:r>
-      <w:r>
-        <w:rPr>
-          <w:rFonts w:hint="eastAsia" w:ascii="Times New Roman" w:hAnsi="Times New Roman" w:eastAsia="FangSong" w:cs="Times New Roman"/>
-        </w:rPr>
-        <w:t xml:space="preserve">中间体</w:t>
-      </w:r>
-    </w:p>
-    <w:p>
-      <w:pPr>
-        <w:pStyle w:val="Compact"/>
-        <w:numPr>
-          <w:ilvl w:val="0"/>
-          <w:numId w:val="1010"/>
-        </w:numPr>
-      </w:pPr>
-      <w:r>
-        <w:rPr>
-          <w:rFonts w:hint="eastAsia" w:ascii="Times New Roman" w:hAnsi="Times New Roman" w:eastAsia="FangSong" w:cs="Times New Roman"/>
-        </w:rPr>
-        <w:t xml:space="preserve">反向断裂</w:t>
-      </w:r>
-      <w:r>
-        <w:rPr>
-          <w:rFonts w:ascii="Times New Roman" w:hAnsi="Times New Roman" w:eastAsia="Times New Roman" w:cs="Times New Roman"/>
-        </w:rPr>
-        <w:t xml:space="preserve"> → </w:t>
-      </w:r>
-      <w:r>
-        <w:rPr>
-          <w:rFonts w:hint="eastAsia" w:ascii="Times New Roman" w:hAnsi="Times New Roman" w:eastAsia="FangSong" w:cs="Times New Roman"/>
-        </w:rPr>
-        <w:t xml:space="preserve">新卡宾</w:t>
-      </w:r>
-      <w:r>
-        <w:rPr>
-          <w:rFonts w:ascii="Times New Roman" w:hAnsi="Times New Roman" w:eastAsia="Times New Roman" w:cs="Times New Roman"/>
-        </w:rPr>
-        <w:t xml:space="preserve"> + </w:t>
-      </w:r>
-      <w:r>
-        <w:rPr>
-          <w:rFonts w:hint="eastAsia" w:ascii="Times New Roman" w:hAnsi="Times New Roman" w:eastAsia="FangSong" w:cs="Times New Roman"/>
-        </w:rPr>
-        <w:t>新烯烃</w:t>
-      </w:r>
-      <w:r>
-        <w:rPr>
-          <w:rFonts w:hint="eastAsia" w:ascii="Times New Roman" w:hAnsi="Times New Roman" w:eastAsia="Times New Roman" w:cs="Times New Roman"/>
-        </w:rPr>
-        <w:t>（</w:t>
-      </w:r>
-      <w:r>
-        <w:rPr>
-          <w:rFonts w:hint="eastAsia" w:ascii="Times New Roman" w:hAnsi="Times New Roman" w:eastAsia="Times New Roman" w:cs="Times New Roman"/>
-        </w:rPr>
-        <w:t>“</w:t>
-      </w:r>
-      <w:r>
-        <w:rPr>
-          <w:rFonts w:hint="eastAsia" w:ascii="Times New Roman" w:hAnsi="Times New Roman" w:eastAsia="FangSong" w:cs="Times New Roman"/>
-        </w:rPr>
-        <w:t>交换舞伴</w:t>
-      </w:r>
-      <w:r>
-        <w:rPr>
-          <w:rFonts w:hint="eastAsia" w:ascii="Times New Roman" w:hAnsi="Times New Roman" w:eastAsia="Times New Roman" w:cs="Times New Roman"/>
-        </w:rPr>
-        <w:t>”</w:t>
-      </w:r>
-      <w:r>
-        <w:rPr>
-          <w:rFonts w:hint="eastAsia" w:ascii="Times New Roman" w:hAnsi="Times New Roman" w:eastAsia="Times New Roman" w:cs="Times New Roman"/>
-        </w:rPr>
-        <w:t xml:space="preserve">）</w:t>
-      </w:r>
-    </w:p>
-    <w:p>
-      <w:pPr>
         <w:pStyle w:val="BlockText"/>
       </w:pPr>
       <w:r>
@@ -11291,7 +11475,7 @@
         <w:pStyle w:val="Compact"/>
         <w:numPr>
           <w:ilvl w:val="0"/>
-          <w:numId w:val="1011"/>
+          <w:numId w:val="1010"/>
         </w:numPr>
       </w:pPr>
       <w:r>
@@ -11357,6 +11541,121 @@
           <w:rFonts w:hint="eastAsia" w:ascii="Times New Roman" w:hAnsi="Times New Roman" w:eastAsia="Times New Roman" w:cs="Times New Roman"/>
         </w:rPr>
         <w:t xml:space="preserve">Br）</w:t>
+      </w:r>
+    </w:p>
+    <w:p>
+      <w:pPr>
+        <w:pStyle w:val="Compact"/>
+        <w:numPr>
+          <w:ilvl w:val="0"/>
+          <w:numId w:val="1010"/>
+        </w:numPr>
+      </w:pPr>
+      <w:r>
+        <w:rPr>
+          <w:rFonts w:hint="eastAsia" w:ascii="Times New Roman" w:hAnsi="Times New Roman" w:eastAsia="FangSong" w:cs="Times New Roman"/>
+          <w:b/>
+          <w:bCs/>
+        </w:rPr>
+        <w:t xml:space="preserve">亲核试剂</w:t>
+      </w:r>
+      <w:r>
+        <w:rPr>
+          <w:rFonts w:hint="eastAsia" w:ascii="Times New Roman" w:hAnsi="Times New Roman" w:eastAsia="Times New Roman" w:cs="Times New Roman"/>
+        </w:rPr>
+        <w:t>：</w:t>
+      </w:r>
+      <w:r>
+        <w:rPr>
+          <w:rFonts w:hint="eastAsia" w:ascii="Times New Roman" w:hAnsi="Times New Roman" w:eastAsia="FangSong" w:cs="Times New Roman"/>
+        </w:rPr>
+        <w:t>软亲核试剂</w:t>
+      </w:r>
+      <w:r>
+        <w:rPr>
+          <w:rFonts w:hint="eastAsia" w:ascii="Times New Roman" w:hAnsi="Times New Roman" w:eastAsia="Times New Roman" w:cs="Times New Roman"/>
+        </w:rPr>
+        <w:t>（β-</w:t>
+      </w:r>
+      <w:r>
+        <w:rPr>
+          <w:rFonts w:hint="eastAsia" w:ascii="Times New Roman" w:hAnsi="Times New Roman" w:eastAsia="FangSong" w:cs="Times New Roman"/>
+        </w:rPr>
+        <w:t>二羰基化合物负离子</w:t>
+      </w:r>
+      <w:r>
+        <w:rPr>
+          <w:rFonts w:hint="eastAsia" w:ascii="Times New Roman" w:hAnsi="Times New Roman" w:eastAsia="Times New Roman" w:cs="Times New Roman"/>
+        </w:rPr>
+        <w:t>、</w:t>
+      </w:r>
+      <w:r>
+        <w:rPr>
+          <w:rFonts w:hint="eastAsia" w:ascii="Times New Roman" w:hAnsi="Times New Roman" w:eastAsia="FangSong" w:cs="Times New Roman"/>
+        </w:rPr>
+        <w:t>胺</w:t>
+      </w:r>
+      <w:r>
+        <w:rPr>
+          <w:rFonts w:hint="eastAsia" w:ascii="Times New Roman" w:hAnsi="Times New Roman" w:eastAsia="Times New Roman" w:cs="Times New Roman"/>
+        </w:rPr>
+        <w:t>、</w:t>
+      </w:r>
+      <w:r>
+        <w:rPr>
+          <w:rFonts w:hint="eastAsia" w:ascii="Times New Roman" w:hAnsi="Times New Roman" w:eastAsia="FangSong" w:cs="Times New Roman"/>
+        </w:rPr>
+        <w:t>酚</w:t>
+      </w:r>
+      <w:r>
+        <w:rPr>
+          <w:rFonts w:hint="eastAsia" w:ascii="Times New Roman" w:hAnsi="Times New Roman" w:eastAsia="Times New Roman" w:cs="Times New Roman"/>
+        </w:rPr>
+        <w:t>）</w:t>
+      </w:r>
+    </w:p>
+    <w:bookmarkEnd w:id="42"/>
+    <w:bookmarkStart w:id="43" w:name="催化循环-2"/>
+    <w:p>
+      <w:pPr>
+        <w:pStyle w:val="Heading3"/>
+        <w:spacing w:before="280" w:after="120"/>
+      </w:pPr>
+      <w:r>
+        <w:rPr>
+          <w:rFonts w:ascii="Times New Roman" w:hAnsi="Times New Roman" w:eastAsia="Times New Roman" w:cs="Times New Roman"/>
+        </w:rPr>
+        <w:t xml:space="preserve">8.2 </w:t>
+      </w:r>
+      <w:r>
+        <w:rPr>
+          <w:rFonts w:hint="eastAsia" w:ascii="Times New Roman" w:hAnsi="Times New Roman" w:eastAsia="SimHei" w:cs="Times New Roman"/>
+        </w:rPr>
+        <w:t xml:space="preserve">催化循环</w:t>
+      </w:r>
+    </w:p>
+    <w:p>
+      <w:pPr>
+        <w:pStyle w:val="FirstParagraph"/>
+      </w:pPr>
+      <w:r>
+        <w:rPr>
+          <w:rFonts w:ascii="Times New Roman" w:hAnsi="Times New Roman" w:eastAsia="Times New Roman" w:cs="Times New Roman"/>
+        </w:rPr>
+        <w:t>Pd(0) + R–CH=CH–CH</w:t>
+      </w:r>
+      <w:r>
+        <w:rPr>
+          <w:rFonts w:ascii="Times New Roman" w:hAnsi="Times New Roman" w:eastAsia="Times New Roman" w:cs="Times New Roman"/>
+          <w:vertAlign w:val="subscript"/>
+        </w:rPr>
+        <w:t>2</w:t>
+      </w:r>
+      <w:r>
+        <w:rPr>
+          <w:rFonts w:ascii="Times New Roman" w:hAnsi="Times New Roman" w:eastAsia="Times New Roman" w:cs="Times New Roman"/>
+        </w:rPr>
+        <w:t>–OAc</w:t>
       </w:r>
     </w:p>
     <w:p>
@@ -11370,108 +11669,105 @@
       <w:r>
         <w:rPr>
           <w:rFonts w:hint="eastAsia" w:ascii="Times New Roman" w:hAnsi="Times New Roman" w:eastAsia="FangSong" w:cs="Times New Roman"/>
-          <w:b/>
-          <w:bCs/>
-        </w:rPr>
-        <w:t xml:space="preserve">亲核试剂</w:t>
-      </w:r>
-      <w:r>
-        <w:rPr>
-          <w:rFonts w:hint="eastAsia" w:ascii="Times New Roman" w:hAnsi="Times New Roman" w:eastAsia="Times New Roman" w:cs="Times New Roman"/>
-        </w:rPr>
-        <w:t>：</w:t>
-      </w:r>
-      <w:r>
-        <w:rPr>
-          <w:rFonts w:hint="eastAsia" w:ascii="Times New Roman" w:hAnsi="Times New Roman" w:eastAsia="FangSong" w:cs="Times New Roman"/>
-        </w:rPr>
-        <w:t>软亲核试剂</w:t>
-      </w:r>
-      <w:r>
-        <w:rPr>
-          <w:rFonts w:hint="eastAsia" w:ascii="Times New Roman" w:hAnsi="Times New Roman" w:eastAsia="Times New Roman" w:cs="Times New Roman"/>
-        </w:rPr>
-        <w:t>（β-</w:t>
-      </w:r>
-      <w:r>
-        <w:rPr>
-          <w:rFonts w:hint="eastAsia" w:ascii="Times New Roman" w:hAnsi="Times New Roman" w:eastAsia="FangSong" w:cs="Times New Roman"/>
-        </w:rPr>
-        <w:t>二羰基化合物负离子</w:t>
-      </w:r>
-      <w:r>
-        <w:rPr>
-          <w:rFonts w:hint="eastAsia" w:ascii="Times New Roman" w:hAnsi="Times New Roman" w:eastAsia="Times New Roman" w:cs="Times New Roman"/>
-        </w:rPr>
-        <w:t>、</w:t>
-      </w:r>
-      <w:r>
-        <w:rPr>
-          <w:rFonts w:hint="eastAsia" w:ascii="Times New Roman" w:hAnsi="Times New Roman" w:eastAsia="FangSong" w:cs="Times New Roman"/>
-        </w:rPr>
-        <w:t>胺</w:t>
-      </w:r>
-      <w:r>
-        <w:rPr>
-          <w:rFonts w:hint="eastAsia" w:ascii="Times New Roman" w:hAnsi="Times New Roman" w:eastAsia="Times New Roman" w:cs="Times New Roman"/>
-        </w:rPr>
-        <w:t>、</w:t>
-      </w:r>
-      <w:r>
-        <w:rPr>
-          <w:rFonts w:hint="eastAsia" w:ascii="Times New Roman" w:hAnsi="Times New Roman" w:eastAsia="FangSong" w:cs="Times New Roman"/>
-        </w:rPr>
-        <w:t>酚</w:t>
-      </w:r>
-      <w:r>
-        <w:rPr>
-          <w:rFonts w:hint="eastAsia" w:ascii="Times New Roman" w:hAnsi="Times New Roman" w:eastAsia="Times New Roman" w:cs="Times New Roman"/>
-        </w:rPr>
-        <w:t>）</w:t>
-      </w:r>
-    </w:p>
-    <w:bookmarkEnd w:id="42"/>
-    <w:bookmarkStart w:id="43" w:name="催化循环-2"/>
-    <w:p>
-      <w:pPr>
-        <w:pStyle w:val="Heading3"/>
-        <w:spacing w:before="280" w:after="120"/>
-      </w:pPr>
-      <w:r>
-        <w:rPr>
-          <w:rFonts w:ascii="Times New Roman" w:hAnsi="Times New Roman" w:eastAsia="Times New Roman" w:cs="Times New Roman"/>
-        </w:rPr>
-        <w:t xml:space="preserve">8.2 </w:t>
-      </w:r>
-      <w:r>
-        <w:rPr>
-          <w:rFonts w:hint="eastAsia" w:ascii="Times New Roman" w:hAnsi="Times New Roman" w:eastAsia="SimHei" w:cs="Times New Roman"/>
-        </w:rPr>
-        <w:t xml:space="preserve">催化循环</w:t>
-      </w:r>
-    </w:p>
-    <w:p>
-      <w:pPr>
-        <w:pStyle w:val="FirstParagraph"/>
-      </w:pPr>
-      <w:r>
-        <w:rPr>
-          <w:rFonts w:ascii="Times New Roman" w:hAnsi="Times New Roman" w:eastAsia="Times New Roman" w:cs="Times New Roman"/>
-        </w:rPr>
-        <w:t>Pd(0) + R–CH=CH–CH</w:t>
-      </w:r>
-      <w:r>
-        <w:rPr>
-          <w:rFonts w:ascii="Times New Roman" w:hAnsi="Times New Roman" w:eastAsia="Times New Roman" w:cs="Times New Roman"/>
-          <w:vertAlign w:val="subscript"/>
-        </w:rPr>
-        <w:t>2</w:t>
-      </w:r>
-      <w:r>
-        <w:rPr>
-          <w:rFonts w:ascii="Times New Roman" w:hAnsi="Times New Roman" w:eastAsia="Times New Roman" w:cs="Times New Roman"/>
-        </w:rPr>
-        <w:t>–OAc</w:t>
+        </w:rPr>
+        <w:t>氧化加成</w:t>
+      </w:r>
+      <w:r>
+        <w:rPr>
+          <w:rFonts w:hint="eastAsia" w:ascii="Times New Roman" w:hAnsi="Times New Roman" w:eastAsia="Times New Roman" w:cs="Times New Roman"/>
+        </w:rPr>
+        <w:t>（</w:t>
+      </w:r>
+      <w:r>
+        <w:rPr>
+          <w:rFonts w:hint="eastAsia" w:ascii="Times New Roman" w:hAnsi="Times New Roman" w:eastAsia="FangSong" w:cs="Times New Roman"/>
+        </w:rPr>
+        <w:t>反式</w:t>
+      </w:r>
+      <w:r>
+        <w:rPr>
+          <w:rFonts w:hint="eastAsia" w:ascii="Times New Roman" w:hAnsi="Times New Roman" w:eastAsia="Times New Roman" w:cs="Times New Roman"/>
+        </w:rPr>
+        <w:t>，</w:t>
+      </w:r>
+      <w:r>
+        <w:rPr>
+          <w:rFonts w:hint="eastAsia" w:ascii="Times New Roman" w:hAnsi="Times New Roman" w:eastAsia="FangSong" w:cs="Times New Roman"/>
+        </w:rPr>
+        <w:t>从</w:t>
+      </w:r>
+      <w:r>
+        <w:rPr>
+          <w:rFonts w:ascii="Times New Roman" w:hAnsi="Times New Roman" w:eastAsia="Times New Roman" w:cs="Times New Roman"/>
+        </w:rPr>
+        <w:t xml:space="preserve"> OAc </w:t>
+      </w:r>
+      <w:r>
+        <w:rPr>
+          <w:rFonts w:hint="eastAsia" w:ascii="Times New Roman" w:hAnsi="Times New Roman" w:eastAsia="FangSong" w:cs="Times New Roman"/>
+        </w:rPr>
+        <w:t>反面进攻</w:t>
+      </w:r>
+      <w:r>
+        <w:rPr>
+          <w:rFonts w:hint="eastAsia" w:ascii="Times New Roman" w:hAnsi="Times New Roman" w:eastAsia="Times New Roman" w:cs="Times New Roman"/>
+        </w:rPr>
+        <w:t>）→</w:t>
+      </w:r>
+      <w:r>
+        <w:rPr>
+          <w:rFonts w:ascii="Times New Roman" w:hAnsi="Times New Roman" w:eastAsia="Times New Roman" w:cs="Times New Roman"/>
+        </w:rPr>
+        <w:t xml:space="preserve"> </w:t>
+      </w:r>
+      <w:r>
+        <w:rPr>
+          <w:rFonts w:hint="eastAsia" w:ascii="Times New Roman" w:hAnsi="Times New Roman" w:eastAsia="Times New Roman" w:cs="Times New Roman"/>
+        </w:rPr>
+        <w:t>π-</w:t>
+      </w:r>
+      <w:r>
+        <w:rPr>
+          <w:rFonts w:hint="eastAsia" w:ascii="Times New Roman" w:hAnsi="Times New Roman" w:eastAsia="FangSong" w:cs="Times New Roman"/>
+        </w:rPr>
+        <w:t>烯丙基</w:t>
+      </w:r>
+      <w:r>
+        <w:rPr>
+          <w:rFonts w:hint="eastAsia" w:ascii="Times New Roman" w:hAnsi="Times New Roman" w:eastAsia="Times New Roman" w:cs="Times New Roman"/>
+        </w:rPr>
+        <w:t>-Pd(II)</w:t>
+      </w:r>
+      <w:r>
+        <w:rPr>
+          <w:rFonts w:ascii="Times New Roman" w:hAnsi="Times New Roman" w:eastAsia="Times New Roman" w:cs="Times New Roman"/>
+        </w:rPr>
+        <w:t xml:space="preserve"> </w:t>
+      </w:r>
+      <w:r>
+        <w:rPr>
+          <w:rFonts w:hint="eastAsia" w:ascii="Times New Roman" w:hAnsi="Times New Roman" w:eastAsia="FangSong" w:cs="Times New Roman"/>
+        </w:rPr>
+        <w:t>阳离子配合物</w:t>
+      </w:r>
+      <w:r>
+        <w:rPr>
+          <w:rFonts w:hint="eastAsia" w:ascii="Times New Roman" w:hAnsi="Times New Roman" w:eastAsia="Times New Roman" w:cs="Times New Roman"/>
+        </w:rPr>
+        <w:t>（η</w:t>
+      </w:r>
+      <w:r>
+        <w:rPr>
+          <w:rFonts w:hint="eastAsia" w:ascii="Times New Roman" w:hAnsi="Times New Roman" w:eastAsia="Times New Roman" w:cs="Times New Roman"/>
+          <w:vertAlign w:val="superscript"/>
+        </w:rPr>
+        <w:t>3</w:t>
+      </w:r>
+      <w:r>
+        <w:rPr>
+          <w:rFonts w:hint="eastAsia" w:ascii="Times New Roman" w:hAnsi="Times New Roman" w:eastAsia="Times New Roman" w:cs="Times New Roman"/>
+        </w:rPr>
+        <w:t>，16e）</w:t>
       </w:r>
     </w:p>
     <w:p>
@@ -11479,119 +11775,7 @@
         <w:pStyle w:val="Compact"/>
         <w:numPr>
           <w:ilvl w:val="0"/>
-          <w:numId w:val="1012"/>
-        </w:numPr>
-      </w:pPr>
-      <w:r>
-        <w:rPr>
-          <w:rFonts w:hint="eastAsia" w:ascii="Times New Roman" w:hAnsi="Times New Roman" w:eastAsia="FangSong" w:cs="Times New Roman"/>
-        </w:rPr>
-        <w:t>氧化加成</w:t>
-      </w:r>
-      <w:r>
-        <w:rPr>
-          <w:rFonts w:hint="eastAsia" w:ascii="Times New Roman" w:hAnsi="Times New Roman" w:eastAsia="Times New Roman" w:cs="Times New Roman"/>
-        </w:rPr>
-        <w:t>（</w:t>
-      </w:r>
-      <w:r>
-        <w:rPr>
-          <w:rFonts w:hint="eastAsia" w:ascii="Times New Roman" w:hAnsi="Times New Roman" w:eastAsia="FangSong" w:cs="Times New Roman"/>
-        </w:rPr>
-        <w:t>反式</w:t>
-      </w:r>
-      <w:r>
-        <w:rPr>
-          <w:rFonts w:hint="eastAsia" w:ascii="Times New Roman" w:hAnsi="Times New Roman" w:eastAsia="Times New Roman" w:cs="Times New Roman"/>
-        </w:rPr>
-        <w:t>，</w:t>
-      </w:r>
-      <w:r>
-        <w:rPr>
-          <w:rFonts w:hint="eastAsia" w:ascii="Times New Roman" w:hAnsi="Times New Roman" w:eastAsia="FangSong" w:cs="Times New Roman"/>
-        </w:rPr>
-        <w:t>从</w:t>
-      </w:r>
-      <w:r>
-        <w:rPr>
-          <w:rFonts w:ascii="Times New Roman" w:hAnsi="Times New Roman" w:eastAsia="Times New Roman" w:cs="Times New Roman"/>
-        </w:rPr>
-        <w:t xml:space="preserve"> OAc </w:t>
-      </w:r>
-      <w:r>
-        <w:rPr>
-          <w:rFonts w:hint="eastAsia" w:ascii="Times New Roman" w:hAnsi="Times New Roman" w:eastAsia="FangSong" w:cs="Times New Roman"/>
-        </w:rPr>
-        <w:t>反面进攻</w:t>
-      </w:r>
-      <w:r>
-        <w:rPr>
-          <w:rFonts w:hint="eastAsia" w:ascii="Times New Roman" w:hAnsi="Times New Roman" w:eastAsia="Times New Roman" w:cs="Times New Roman"/>
-        </w:rPr>
-        <w:t>）→</w:t>
-      </w:r>
-      <w:r>
-        <w:rPr>
-          <w:rFonts w:ascii="Times New Roman" w:hAnsi="Times New Roman" w:eastAsia="Times New Roman" w:cs="Times New Roman"/>
-        </w:rPr>
-        <w:t xml:space="preserve"> </w:t>
-      </w:r>
-      <w:r>
-        <w:rPr>
-          <w:rFonts w:hint="eastAsia" w:ascii="Times New Roman" w:hAnsi="Times New Roman" w:eastAsia="Times New Roman" w:cs="Times New Roman"/>
-        </w:rPr>
-        <w:t>π-</w:t>
-      </w:r>
-      <w:r>
-        <w:rPr>
-          <w:rFonts w:hint="eastAsia" w:ascii="Times New Roman" w:hAnsi="Times New Roman" w:eastAsia="FangSong" w:cs="Times New Roman"/>
-        </w:rPr>
-        <w:t>烯丙基</w:t>
-      </w:r>
-      <w:r>
-        <w:rPr>
-          <w:rFonts w:hint="eastAsia" w:ascii="Times New Roman" w:hAnsi="Times New Roman" w:eastAsia="Times New Roman" w:cs="Times New Roman"/>
-        </w:rPr>
-        <w:t>-Pd(II)</w:t>
-      </w:r>
-      <w:r>
-        <w:rPr>
-          <w:rFonts w:ascii="Times New Roman" w:hAnsi="Times New Roman" w:eastAsia="Times New Roman" w:cs="Times New Roman"/>
-        </w:rPr>
-        <w:t xml:space="preserve"> </w:t>
-      </w:r>
-      <w:r>
-        <w:rPr>
-          <w:rFonts w:hint="eastAsia" w:ascii="Times New Roman" w:hAnsi="Times New Roman" w:eastAsia="FangSong" w:cs="Times New Roman"/>
-        </w:rPr>
-        <w:t>阳离子配合物</w:t>
-      </w:r>
-      <w:r>
-        <w:rPr>
-          <w:rFonts w:hint="eastAsia" w:ascii="Times New Roman" w:hAnsi="Times New Roman" w:eastAsia="Times New Roman" w:cs="Times New Roman"/>
-        </w:rPr>
-        <w:t>（η</w:t>
-      </w:r>
-      <w:r>
-        <w:rPr>
-          <w:rFonts w:hint="eastAsia" w:ascii="Times New Roman" w:hAnsi="Times New Roman" w:eastAsia="Times New Roman" w:cs="Times New Roman"/>
-          <w:vertAlign w:val="superscript"/>
-        </w:rPr>
-        <w:t>3</w:t>
-      </w:r>
-      <w:r>
-        <w:rPr>
-          <w:rFonts w:hint="eastAsia" w:ascii="Times New Roman" w:hAnsi="Times New Roman" w:eastAsia="Times New Roman" w:cs="Times New Roman"/>
-        </w:rPr>
-        <w:t>，16e）</w:t>
-      </w:r>
-    </w:p>
-    <w:p>
-      <w:pPr>
-        <w:pStyle w:val="Compact"/>
-        <w:numPr>
-          <w:ilvl w:val="0"/>
-          <w:numId w:val="1012"/>
+          <w:numId w:val="1011"/>
         </w:numPr>
       </w:pPr>
       <w:r>
@@ -12046,7 +12230,7 @@
         <w:pStyle w:val="Compact"/>
         <w:numPr>
           <w:ilvl w:val="0"/>
-          <w:numId w:val="1013"/>
+          <w:numId w:val="1012"/>
         </w:numPr>
       </w:pPr>
       <w:r>
@@ -12092,6 +12276,122 @@
           <w:rFonts w:ascii="Times New Roman" w:hAnsi="Times New Roman" w:eastAsia="Times New Roman" w:cs="Times New Roman"/>
         </w:rPr>
         <w:t xml:space="preserve"> SNAr</w:t>
+      </w:r>
+    </w:p>
+    <w:p>
+      <w:pPr>
+        <w:pStyle w:val="Compact"/>
+        <w:numPr>
+          <w:ilvl w:val="0"/>
+          <w:numId w:val="1012"/>
+        </w:numPr>
+      </w:pPr>
+      <w:r>
+        <w:rPr>
+          <w:rFonts w:hint="eastAsia" w:ascii="Times New Roman" w:hAnsi="Times New Roman" w:eastAsia="FangSong" w:cs="Times New Roman"/>
+          <w:b/>
+          <w:bCs/>
+        </w:rPr>
+        <w:t xml:space="preserve">离去基团活性</w:t>
+      </w:r>
+      <w:r>
+        <w:rPr>
+          <w:rFonts w:hint="eastAsia" w:ascii="Times New Roman" w:hAnsi="Times New Roman" w:eastAsia="Times New Roman" w:cs="Times New Roman"/>
+        </w:rPr>
+        <w:t xml:space="preserve">：I</w:t>
+      </w:r>
+      <w:r>
+        <w:rPr>
+          <w:rFonts w:ascii="Times New Roman" w:hAnsi="Times New Roman" w:eastAsia="Times New Roman" w:cs="Times New Roman"/>
+        </w:rPr>
+        <w:t xml:space="preserve"> &gt; Br &gt; Cl &gt;&gt; </w:t>
+      </w:r>
+      <w:r>
+        <w:rPr>
+          <w:rFonts w:hint="eastAsia" w:ascii="Times New Roman" w:hAnsi="Times New Roman" w:eastAsia="Times New Roman" w:cs="Times New Roman"/>
+        </w:rPr>
+        <w:t>F（</w:t>
+      </w:r>
+      <w:r>
+        <w:rPr>
+          <w:rFonts w:hint="eastAsia" w:ascii="Times New Roman" w:hAnsi="Times New Roman" w:eastAsia="FangSong" w:cs="Times New Roman"/>
+        </w:rPr>
+        <w:t>与</w:t>
+      </w:r>
+      <w:r>
+        <w:rPr>
+          <w:rFonts w:ascii="Times New Roman" w:hAnsi="Times New Roman" w:eastAsia="Times New Roman" w:cs="Times New Roman"/>
+        </w:rPr>
+        <w:t xml:space="preserve"> SNAr</w:t>
+      </w:r>
+      <w:r>
+        <w:rPr>
+          <w:rFonts w:ascii="Times New Roman" w:hAnsi="Times New Roman" w:eastAsia="Times New Roman" w:cs="Times New Roman"/>
+        </w:rPr>
+        <w:t xml:space="preserve"> </w:t>
+      </w:r>
+      <w:r>
+        <w:rPr>
+          <w:rFonts w:hint="eastAsia" w:ascii="Times New Roman" w:hAnsi="Times New Roman" w:eastAsia="FangSong" w:cs="Times New Roman"/>
+          <w:b/>
+          <w:bCs/>
+        </w:rPr>
+        <w:t xml:space="preserve">相反</w:t>
+      </w:r>
+      <w:r>
+        <w:rPr>
+          <w:rFonts w:hint="eastAsia" w:ascii="Times New Roman" w:hAnsi="Times New Roman" w:eastAsia="Times New Roman" w:cs="Times New Roman"/>
+        </w:rPr>
+        <w:t xml:space="preserve">）</w:t>
+      </w:r>
+    </w:p>
+    <w:p>
+      <w:pPr>
+        <w:pStyle w:val="Compact"/>
+        <w:numPr>
+          <w:ilvl w:val="0"/>
+          <w:numId w:val="1012"/>
+        </w:numPr>
+      </w:pPr>
+      <w:r>
+        <w:rPr>
+          <w:rFonts w:hint="eastAsia" w:ascii="Times New Roman" w:hAnsi="Times New Roman" w:eastAsia="FangSong" w:cs="Times New Roman"/>
+          <w:b/>
+          <w:bCs/>
+        </w:rPr>
+        <w:t xml:space="preserve">无区域限制</w:t>
+      </w:r>
+      <w:r>
+        <w:rPr>
+          <w:rFonts w:hint="eastAsia" w:ascii="Times New Roman" w:hAnsi="Times New Roman" w:eastAsia="Times New Roman" w:cs="Times New Roman"/>
+        </w:rPr>
+        <w:t>：</w:t>
+      </w:r>
+      <w:r>
+        <w:rPr>
+          <w:rFonts w:hint="eastAsia" w:ascii="Times New Roman" w:hAnsi="Times New Roman" w:eastAsia="FangSong" w:cs="Times New Roman"/>
+        </w:rPr>
+        <w:t>无需邻对位吸电子基团</w:t>
+      </w:r>
+    </w:p>
+    <w:bookmarkEnd w:id="45"/>
+    <w:bookmarkStart w:id="46" w:name="催化循环-3"/>
+    <w:p>
+      <w:pPr>
+        <w:pStyle w:val="Heading3"/>
+        <w:spacing w:before="280" w:after="120"/>
+      </w:pPr>
+      <w:r>
+        <w:rPr>
+          <w:rFonts w:ascii="Times New Roman" w:hAnsi="Times New Roman" w:eastAsia="Times New Roman" w:cs="Times New Roman"/>
+        </w:rPr>
+        <w:t xml:space="preserve">9.2 </w:t>
+      </w:r>
+      <w:r>
+        <w:rPr>
+          <w:rFonts w:hint="eastAsia" w:ascii="Times New Roman" w:hAnsi="Times New Roman" w:eastAsia="SimHei" w:cs="Times New Roman"/>
+        </w:rPr>
+        <w:t xml:space="preserve">催化循环</w:t>
       </w:r>
     </w:p>
     <w:p>
@@ -12104,61 +12404,27 @@
       </w:pPr>
       <w:r>
         <w:rPr>
-          <w:rFonts w:hint="eastAsia" w:ascii="Times New Roman" w:hAnsi="Times New Roman" w:eastAsia="FangSong" w:cs="Times New Roman"/>
-          <w:b/>
-          <w:bCs/>
-        </w:rPr>
-        <w:t xml:space="preserve">离去基团活性</w:t>
-      </w:r>
-      <w:r>
-        <w:rPr>
-          <w:rFonts w:hint="eastAsia" w:ascii="Times New Roman" w:hAnsi="Times New Roman" w:eastAsia="Times New Roman" w:cs="Times New Roman"/>
-        </w:rPr>
-        <w:t xml:space="preserve">：I</w:t>
-      </w:r>
-      <w:r>
-        <w:rPr>
-          <w:rFonts w:ascii="Times New Roman" w:hAnsi="Times New Roman" w:eastAsia="Times New Roman" w:cs="Times New Roman"/>
-        </w:rPr>
-        <w:t xml:space="preserve"> &gt; Br &gt; Cl &gt;&gt; </w:t>
-      </w:r>
-      <w:r>
-        <w:rPr>
-          <w:rFonts w:hint="eastAsia" w:ascii="Times New Roman" w:hAnsi="Times New Roman" w:eastAsia="Times New Roman" w:cs="Times New Roman"/>
-        </w:rPr>
-        <w:t>F（</w:t>
-      </w:r>
-      <w:r>
-        <w:rPr>
-          <w:rFonts w:hint="eastAsia" w:ascii="Times New Roman" w:hAnsi="Times New Roman" w:eastAsia="FangSong" w:cs="Times New Roman"/>
-        </w:rPr>
-        <w:t>与</w:t>
-      </w:r>
-      <w:r>
-        <w:rPr>
-          <w:rFonts w:ascii="Times New Roman" w:hAnsi="Times New Roman" w:eastAsia="Times New Roman" w:cs="Times New Roman"/>
-        </w:rPr>
-        <w:t xml:space="preserve"> SNAr</w:t>
-      </w:r>
-      <w:r>
-        <w:rPr>
-          <w:rFonts w:ascii="Times New Roman" w:hAnsi="Times New Roman" w:eastAsia="Times New Roman" w:cs="Times New Roman"/>
-        </w:rPr>
-        <w:t xml:space="preserve"> </w:t>
-      </w:r>
-      <w:r>
-        <w:rPr>
-          <w:rFonts w:hint="eastAsia" w:ascii="Times New Roman" w:hAnsi="Times New Roman" w:eastAsia="FangSong" w:cs="Times New Roman"/>
-          <w:b/>
-          <w:bCs/>
-        </w:rPr>
-        <w:t xml:space="preserve">相反</w:t>
-      </w:r>
-      <w:r>
-        <w:rPr>
-          <w:rFonts w:hint="eastAsia" w:ascii="Times New Roman" w:hAnsi="Times New Roman" w:eastAsia="Times New Roman" w:cs="Times New Roman"/>
-        </w:rPr>
-        <w:t xml:space="preserve">）</w:t>
+          <w:rFonts w:ascii="Times New Roman" w:hAnsi="Times New Roman" w:eastAsia="Times New Roman" w:cs="Times New Roman"/>
+        </w:rPr>
+        <w:t xml:space="preserve">Ar–X + Pd(0) → </w:t>
+      </w:r>
+      <w:r>
+        <w:rPr>
+          <w:rFonts w:hint="eastAsia" w:ascii="Times New Roman" w:hAnsi="Times New Roman" w:eastAsia="Times New Roman" w:cs="Times New Roman"/>
+        </w:rPr>
+        <w:t>Ar–Pd(II)–X（</w:t>
+      </w:r>
+      <w:r>
+        <w:rPr>
+          <w:rFonts w:hint="eastAsia" w:ascii="Times New Roman" w:hAnsi="Times New Roman" w:eastAsia="FangSong" w:cs="Times New Roman"/>
+        </w:rPr>
+        <w:t>氧化加成</w:t>
+      </w:r>
+      <w:r>
+        <w:rPr>
+          <w:rFonts w:hint="eastAsia" w:ascii="Times New Roman" w:hAnsi="Times New Roman" w:eastAsia="Times New Roman" w:cs="Times New Roman"/>
+        </w:rPr>
+        <w:t>）</w:t>
       </w:r>
     </w:p>
     <w:p>
@@ -12169,45 +12435,45 @@
           <w:numId w:val="1013"/>
         </w:numPr>
       </w:pPr>
-      <w:r>
-        <w:rPr>
-          <w:rFonts w:hint="eastAsia" w:ascii="Times New Roman" w:hAnsi="Times New Roman" w:eastAsia="FangSong" w:cs="Times New Roman"/>
-          <w:b/>
-          <w:bCs/>
-        </w:rPr>
-        <w:t xml:space="preserve">无区域限制</w:t>
-      </w:r>
-      <w:r>
-        <w:rPr>
-          <w:rFonts w:hint="eastAsia" w:ascii="Times New Roman" w:hAnsi="Times New Roman" w:eastAsia="Times New Roman" w:cs="Times New Roman"/>
-        </w:rPr>
-        <w:t>：</w:t>
-      </w:r>
-      <w:r>
-        <w:rPr>
-          <w:rFonts w:hint="eastAsia" w:ascii="Times New Roman" w:hAnsi="Times New Roman" w:eastAsia="FangSong" w:cs="Times New Roman"/>
-        </w:rPr>
-        <w:t>无需邻对位吸电子基团</w:t>
-      </w:r>
     </w:p>
-    <w:bookmarkEnd w:id="45"/>
-    <w:bookmarkStart w:id="46" w:name="催化循环-3"/>
     <w:p>
       <w:pPr>
-        <w:pStyle w:val="Heading3"/>
-        <w:spacing w:before="280" w:after="120"/>
+        <w:pStyle w:val="Compact"/>
+        <w:numPr>
+          <w:ilvl w:val="1"/>
+          <w:numId w:val="1014"/>
+        </w:numPr>
       </w:pPr>
       <w:r>
         <w:rPr>
-          <w:rFonts w:ascii="Times New Roman" w:hAnsi="Times New Roman" w:eastAsia="Times New Roman" w:cs="Times New Roman"/>
-        </w:rPr>
-        <w:t xml:space="preserve">9.2 </w:t>
-      </w:r>
-      <w:r>
-        <w:rPr>
-          <w:rFonts w:hint="eastAsia" w:ascii="Times New Roman" w:hAnsi="Times New Roman" w:eastAsia="SimHei" w:cs="Times New Roman"/>
-        </w:rPr>
-        <w:t xml:space="preserve">催化循环</w:t>
+          <w:rFonts w:hint="eastAsia" w:ascii="Times New Roman" w:hAnsi="Times New Roman" w:eastAsia="Times New Roman" w:cs="Times New Roman"/>
+        </w:rPr>
+        <w:t>HNR</w:t>
+      </w:r>
+      <w:r>
+        <w:rPr>
+          <w:rFonts w:hint="eastAsia" w:ascii="Times New Roman" w:hAnsi="Times New Roman" w:eastAsia="Times New Roman" w:cs="Times New Roman"/>
+          <w:vertAlign w:val="subscript"/>
+        </w:rPr>
+        <w:t>2</w:t>
+      </w:r>
+      <w:r>
+        <w:rPr>
+          <w:rFonts w:hint="eastAsia" w:ascii="Times New Roman" w:hAnsi="Times New Roman" w:eastAsia="Times New Roman" w:cs="Times New Roman"/>
+        </w:rPr>
+        <w:t>（</w:t>
+      </w:r>
+      <w:r>
+        <w:rPr>
+          <w:rFonts w:hint="eastAsia" w:ascii="Times New Roman" w:hAnsi="Times New Roman" w:eastAsia="FangSong" w:cs="Times New Roman"/>
+        </w:rPr>
+        <w:t>胺配位</w:t>
+      </w:r>
+      <w:r>
+        <w:rPr>
+          <w:rFonts w:hint="eastAsia" w:ascii="Times New Roman" w:hAnsi="Times New Roman" w:eastAsia="Times New Roman" w:cs="Times New Roman"/>
+        </w:rPr>
+        <w:t>）</w:t>
       </w:r>
     </w:p>
     <w:p>
@@ -12215,40 +12481,7 @@
         <w:pStyle w:val="Compact"/>
         <w:numPr>
           <w:ilvl w:val="0"/>
-          <w:numId w:val="1014"/>
-        </w:numPr>
-      </w:pPr>
-      <w:r>
-        <w:rPr>
-          <w:rFonts w:ascii="Times New Roman" w:hAnsi="Times New Roman" w:eastAsia="Times New Roman" w:cs="Times New Roman"/>
-        </w:rPr>
-        <w:t xml:space="preserve">Ar–X + Pd(0) → </w:t>
-      </w:r>
-      <w:r>
-        <w:rPr>
-          <w:rFonts w:hint="eastAsia" w:ascii="Times New Roman" w:hAnsi="Times New Roman" w:eastAsia="Times New Roman" w:cs="Times New Roman"/>
-        </w:rPr>
-        <w:t>Ar–Pd(II)–X（</w:t>
-      </w:r>
-      <w:r>
-        <w:rPr>
-          <w:rFonts w:hint="eastAsia" w:ascii="Times New Roman" w:hAnsi="Times New Roman" w:eastAsia="FangSong" w:cs="Times New Roman"/>
-        </w:rPr>
-        <w:t>氧化加成</w:t>
-      </w:r>
-      <w:r>
-        <w:rPr>
-          <w:rFonts w:hint="eastAsia" w:ascii="Times New Roman" w:hAnsi="Times New Roman" w:eastAsia="Times New Roman" w:cs="Times New Roman"/>
-        </w:rPr>
-        <w:t>）</w:t>
-      </w:r>
-    </w:p>
-    <w:p>
-      <w:pPr>
-        <w:pStyle w:val="Compact"/>
-        <w:numPr>
-          <w:ilvl w:val="0"/>
-          <w:numId w:val="1014"/>
+          <w:numId w:val="1013"/>
         </w:numPr>
       </w:pPr>
     </w:p>
@@ -12262,16 +12495,9 @@
       </w:pPr>
       <w:r>
         <w:rPr>
-          <w:rFonts w:hint="eastAsia" w:ascii="Times New Roman" w:hAnsi="Times New Roman" w:eastAsia="Times New Roman" w:cs="Times New Roman"/>
-        </w:rPr>
-        <w:t>HNR</w:t>
-      </w:r>
-      <w:r>
-        <w:rPr>
-          <w:rFonts w:hint="eastAsia" w:ascii="Times New Roman" w:hAnsi="Times New Roman" w:eastAsia="Times New Roman" w:cs="Times New Roman"/>
-          <w:vertAlign w:val="subscript"/>
-        </w:rPr>
-        <w:t>2</w:t>
+          <w:rFonts w:hint="eastAsia" w:ascii="Times New Roman" w:hAnsi="Times New Roman" w:eastAsia="FangSong" w:cs="Times New Roman"/>
+        </w:rPr>
+        <w:t>碱</w:t>
       </w:r>
       <w:r>
         <w:rPr>
@@ -12283,13 +12509,37 @@
         <w:rPr>
           <w:rFonts w:hint="eastAsia" w:ascii="Times New Roman" w:hAnsi="Times New Roman" w:eastAsia="FangSong" w:cs="Times New Roman"/>
         </w:rPr>
-        <w:t>胺配位</w:t>
-      </w:r>
-      <w:r>
-        <w:rPr>
-          <w:rFonts w:hint="eastAsia" w:ascii="Times New Roman" w:hAnsi="Times New Roman" w:eastAsia="Times New Roman" w:cs="Times New Roman"/>
-        </w:rPr>
-        <w:t>）</w:t>
+        <w:t>如</w:t>
+      </w:r>
+      <w:r>
+        <w:rPr>
+          <w:rFonts w:ascii="Times New Roman" w:hAnsi="Times New Roman" w:eastAsia="Times New Roman" w:cs="Times New Roman"/>
+        </w:rPr>
+        <w:t xml:space="preserve"> </w:t>
+      </w:r>
+      <w:r>
+        <w:rPr>
+          <w:rFonts w:hint="eastAsia" w:ascii="Times New Roman" w:hAnsi="Times New Roman" w:eastAsia="Times New Roman" w:cs="Times New Roman"/>
+        </w:rPr>
+        <w:t>NaOtBu，</w:t>
+      </w:r>
+      <w:r>
+        <w:rPr>
+          <w:rFonts w:hint="eastAsia" w:ascii="Times New Roman" w:hAnsi="Times New Roman" w:eastAsia="FangSong" w:cs="Times New Roman"/>
+        </w:rPr>
+        <w:t>脱</w:t>
+      </w:r>
+      <w:r>
+        <w:rPr>
+          <w:rFonts w:ascii="Times New Roman" w:hAnsi="Times New Roman" w:eastAsia="Times New Roman" w:cs="Times New Roman"/>
+        </w:rPr>
+        <w:t xml:space="preserve"> </w:t>
+      </w:r>
+      <w:r>
+        <w:rPr>
+          <w:rFonts w:hint="eastAsia" w:ascii="Times New Roman" w:hAnsi="Times New Roman" w:eastAsia="Times New Roman" w:cs="Times New Roman"/>
+        </w:rPr>
+        <w:t xml:space="preserve">HX）</w:t>
       </w:r>
     </w:p>
     <w:p>
@@ -12297,65 +12547,21 @@
         <w:pStyle w:val="Compact"/>
         <w:numPr>
           <w:ilvl w:val="0"/>
-          <w:numId w:val="1014"/>
+          <w:numId w:val="1013"/>
         </w:numPr>
       </w:pPr>
-    </w:p>
-    <w:p>
-      <w:pPr>
-        <w:pStyle w:val="Compact"/>
-        <w:numPr>
-          <w:ilvl w:val="1"/>
-          <w:numId w:val="1016"/>
-        </w:numPr>
-      </w:pPr>
-      <w:r>
-        <w:rPr>
-          <w:rFonts w:hint="eastAsia" w:ascii="Times New Roman" w:hAnsi="Times New Roman" w:eastAsia="FangSong" w:cs="Times New Roman"/>
-        </w:rPr>
-        <w:t>碱</w:t>
-      </w:r>
-      <w:r>
-        <w:rPr>
-          <w:rFonts w:hint="eastAsia" w:ascii="Times New Roman" w:hAnsi="Times New Roman" w:eastAsia="Times New Roman" w:cs="Times New Roman"/>
-        </w:rPr>
-        <w:t>（</w:t>
-      </w:r>
-      <w:r>
-        <w:rPr>
-          <w:rFonts w:hint="eastAsia" w:ascii="Times New Roman" w:hAnsi="Times New Roman" w:eastAsia="FangSong" w:cs="Times New Roman"/>
-        </w:rPr>
-        <w:t>如</w:t>
-      </w:r>
-      <w:r>
-        <w:rPr>
-          <w:rFonts w:ascii="Times New Roman" w:hAnsi="Times New Roman" w:eastAsia="Times New Roman" w:cs="Times New Roman"/>
-        </w:rPr>
-        <w:t xml:space="preserve"> </w:t>
-      </w:r>
-      <w:r>
-        <w:rPr>
-          <w:rFonts w:hint="eastAsia" w:ascii="Times New Roman" w:hAnsi="Times New Roman" w:eastAsia="Times New Roman" w:cs="Times New Roman"/>
-        </w:rPr>
-        <w:t>NaOtBu，</w:t>
-      </w:r>
-      <w:r>
-        <w:rPr>
-          <w:rFonts w:hint="eastAsia" w:ascii="Times New Roman" w:hAnsi="Times New Roman" w:eastAsia="FangSong" w:cs="Times New Roman"/>
-        </w:rPr>
-        <w:t>脱</w:t>
-      </w:r>
-      <w:r>
-        <w:rPr>
-          <w:rFonts w:ascii="Times New Roman" w:hAnsi="Times New Roman" w:eastAsia="Times New Roman" w:cs="Times New Roman"/>
-        </w:rPr>
-        <w:t xml:space="preserve"> </w:t>
-      </w:r>
-      <w:r>
-        <w:rPr>
-          <w:rFonts w:hint="eastAsia" w:ascii="Times New Roman" w:hAnsi="Times New Roman" w:eastAsia="Times New Roman" w:cs="Times New Roman"/>
-        </w:rPr>
-        <w:t xml:space="preserve">HX）</w:t>
+      <w:r>
+        <w:rPr>
+          <w:rFonts w:ascii="Times New Roman" w:hAnsi="Times New Roman" w:eastAsia="Times New Roman" w:cs="Times New Roman"/>
+        </w:rPr>
+        <w:t>→ Ar–Pd(II)–NR</w:t>
+      </w:r>
+      <w:r>
+        <w:rPr>
+          <w:rFonts w:ascii="Times New Roman" w:hAnsi="Times New Roman" w:eastAsia="Times New Roman" w:cs="Times New Roman"/>
+          <w:vertAlign w:val="subscript"/>
+        </w:rPr>
+        <w:t>2</w:t>
       </w:r>
     </w:p>
     <w:p>
@@ -12363,29 +12569,7 @@
         <w:pStyle w:val="Compact"/>
         <w:numPr>
           <w:ilvl w:val="0"/>
-          <w:numId w:val="1014"/>
-        </w:numPr>
-      </w:pPr>
-      <w:r>
-        <w:rPr>
-          <w:rFonts w:ascii="Times New Roman" w:hAnsi="Times New Roman" w:eastAsia="Times New Roman" w:cs="Times New Roman"/>
-        </w:rPr>
-        <w:t>→ Ar–Pd(II)–NR</w:t>
-      </w:r>
-      <w:r>
-        <w:rPr>
-          <w:rFonts w:ascii="Times New Roman" w:hAnsi="Times New Roman" w:eastAsia="Times New Roman" w:cs="Times New Roman"/>
-          <w:vertAlign w:val="subscript"/>
-        </w:rPr>
-        <w:t>2</w:t>
-      </w:r>
-    </w:p>
-    <w:p>
-      <w:pPr>
-        <w:pStyle w:val="Compact"/>
-        <w:numPr>
-          <w:ilvl w:val="0"/>
-          <w:numId w:val="1014"/>
+          <w:numId w:val="1013"/>
         </w:numPr>
       </w:pPr>
       <w:r>
@@ -13328,7 +13512,7 @@
         <w:pStyle w:val="Compact"/>
         <w:numPr>
           <w:ilvl w:val="0"/>
-          <w:numId w:val="1017"/>
+          <w:numId w:val="1016"/>
         </w:numPr>
       </w:pPr>
       <w:r>
@@ -13362,6 +13546,189 @@
           <w:rFonts w:hint="eastAsia" w:ascii="Times New Roman" w:hAnsi="Times New Roman" w:eastAsia="FangSong" w:cs="Times New Roman"/>
         </w:rPr>
         <w:t xml:space="preserve">配合物</w:t>
+      </w:r>
+    </w:p>
+    <w:p>
+      <w:pPr>
+        <w:pStyle w:val="Compact"/>
+        <w:numPr>
+          <w:ilvl w:val="0"/>
+          <w:numId w:val="1016"/>
+        </w:numPr>
+      </w:pPr>
+      <w:r>
+        <w:rPr>
+          <w:rFonts w:hint="eastAsia" w:ascii="Times New Roman" w:hAnsi="Times New Roman" w:eastAsia="FangSong" w:cs="Times New Roman"/>
+          <w:b/>
+          <w:bCs/>
+        </w:rPr>
+        <w:t xml:space="preserve">底物</w:t>
+      </w:r>
+      <w:r>
+        <w:rPr>
+          <w:rFonts w:hint="eastAsia" w:ascii="Times New Roman" w:hAnsi="Times New Roman" w:eastAsia="Times New Roman" w:cs="Times New Roman"/>
+        </w:rPr>
+        <w:t>：</w:t>
+      </w:r>
+      <w:r>
+        <w:rPr>
+          <w:rFonts w:hint="eastAsia" w:ascii="Times New Roman" w:hAnsi="Times New Roman" w:eastAsia="FangSong" w:cs="Times New Roman"/>
+        </w:rPr>
+        <w:t>烯烃</w:t>
+      </w:r>
+      <w:r>
+        <w:rPr>
+          <w:rFonts w:hint="eastAsia" w:ascii="Times New Roman" w:hAnsi="Times New Roman" w:eastAsia="Times New Roman" w:cs="Times New Roman"/>
+        </w:rPr>
+        <w:t>、</w:t>
+      </w:r>
+      <w:r>
+        <w:rPr>
+          <w:rFonts w:hint="eastAsia" w:ascii="Times New Roman" w:hAnsi="Times New Roman" w:eastAsia="FangSong" w:cs="Times New Roman"/>
+        </w:rPr>
+        <w:t>酮</w:t>
+      </w:r>
+    </w:p>
+    <w:p>
+      <w:pPr>
+        <w:pStyle w:val="Compact"/>
+        <w:numPr>
+          <w:ilvl w:val="0"/>
+          <w:numId w:val="1016"/>
+        </w:numPr>
+      </w:pPr>
+      <w:r>
+        <w:rPr>
+          <w:rFonts w:ascii="Times New Roman" w:hAnsi="Times New Roman" w:eastAsia="Times New Roman" w:cs="Times New Roman"/>
+          <w:b/>
+          <w:bCs/>
+        </w:rPr>
+        <w:t xml:space="preserve">BINAP </w:t>
+      </w:r>
+      <w:r>
+        <w:rPr>
+          <w:rFonts w:hint="eastAsia" w:ascii="Times New Roman" w:hAnsi="Times New Roman" w:eastAsia="FangSong" w:cs="Times New Roman"/>
+          <w:b/>
+          <w:bCs/>
+        </w:rPr>
+        <w:t xml:space="preserve">的手性来源</w:t>
+      </w:r>
+      <w:r>
+        <w:rPr>
+          <w:rFonts w:hint="eastAsia" w:ascii="Times New Roman" w:hAnsi="Times New Roman" w:eastAsia="Times New Roman" w:cs="Times New Roman"/>
+        </w:rPr>
+        <w:t xml:space="preserve">：</w:t>
+      </w:r>
+      <w:r>
+        <w:rPr>
+          <w:rFonts w:hint="eastAsia" w:ascii="Times New Roman" w:hAnsi="Times New Roman" w:eastAsia="FangSong" w:cs="Times New Roman"/>
+          <w:b/>
+          <w:bCs/>
+        </w:rPr>
+        <w:t xml:space="preserve">轴手性</w:t>
+      </w:r>
+      <w:r>
+        <w:rPr>
+          <w:rFonts w:hint="eastAsia" w:ascii="Times New Roman" w:hAnsi="Times New Roman" w:eastAsia="Times New Roman" w:cs="Times New Roman"/>
+        </w:rPr>
+        <w:t>（atropisomerism），</w:t>
+      </w:r>
+      <w:r>
+        <w:rPr>
+          <w:rFonts w:hint="eastAsia" w:ascii="Times New Roman" w:hAnsi="Times New Roman" w:eastAsia="FangSong" w:cs="Times New Roman"/>
+        </w:rPr>
+        <w:t>不是中心手性</w:t>
+      </w:r>
+    </w:p>
+    <w:p>
+      <w:pPr>
+        <w:pStyle w:val="Compact"/>
+        <w:numPr>
+          <w:ilvl w:val="0"/>
+          <w:numId w:val="1016"/>
+        </w:numPr>
+      </w:pPr>
+      <w:r>
+        <w:rPr>
+          <w:rFonts w:hint="eastAsia" w:ascii="Times New Roman" w:hAnsi="Times New Roman" w:eastAsia="FangSong" w:cs="Times New Roman"/>
+          <w:b/>
+          <w:bCs/>
+        </w:rPr>
+        <w:t xml:space="preserve">产物</w:t>
+      </w:r>
+      <w:r>
+        <w:rPr>
+          <w:rFonts w:hint="eastAsia" w:ascii="Times New Roman" w:hAnsi="Times New Roman" w:eastAsia="Times New Roman" w:cs="Times New Roman"/>
+        </w:rPr>
+        <w:t>：</w:t>
+      </w:r>
+      <w:r>
+        <w:rPr>
+          <w:rFonts w:hint="eastAsia" w:ascii="Times New Roman" w:hAnsi="Times New Roman" w:eastAsia="FangSong" w:cs="Times New Roman"/>
+        </w:rPr>
+        <w:t>高对映选择性</w:t>
+      </w:r>
+      <w:r>
+        <w:rPr>
+          <w:rFonts w:hint="eastAsia" w:ascii="Times New Roman" w:hAnsi="Times New Roman" w:eastAsia="Times New Roman" w:cs="Times New Roman"/>
+        </w:rPr>
+        <w:t>（&gt;99%</w:t>
+      </w:r>
+      <w:r>
+        <w:rPr>
+          <w:rFonts w:ascii="Times New Roman" w:hAnsi="Times New Roman" w:eastAsia="Times New Roman" w:cs="Times New Roman"/>
+        </w:rPr>
+        <w:t xml:space="preserve"> </w:t>
+      </w:r>
+      <w:r>
+        <w:rPr>
+          <w:rFonts w:hint="eastAsia" w:ascii="Times New Roman" w:hAnsi="Times New Roman" w:eastAsia="Times New Roman" w:cs="Times New Roman"/>
+        </w:rPr>
+        <w:t xml:space="preserve">ee）</w:t>
+      </w:r>
+    </w:p>
+    <w:bookmarkEnd w:id="53"/>
+    <w:bookmarkStart w:id="54" w:name="不对称双羟化sharpless-2001-诺贝尔奖"/>
+    <w:p>
+      <w:pPr>
+        <w:pStyle w:val="Heading3"/>
+        <w:spacing w:before="280" w:after="120"/>
+      </w:pPr>
+      <w:r>
+        <w:rPr>
+          <w:rFonts w:ascii="Times New Roman" w:hAnsi="Times New Roman" w:eastAsia="Times New Roman" w:cs="Times New Roman"/>
+        </w:rPr>
+        <w:t xml:space="preserve">11.2 </w:t>
+      </w:r>
+      <w:r>
+        <w:rPr>
+          <w:rFonts w:hint="eastAsia" w:ascii="Times New Roman" w:hAnsi="Times New Roman" w:eastAsia="SimHei" w:cs="Times New Roman"/>
+        </w:rPr>
+        <w:t>不对称双羟化</w:t>
+      </w:r>
+      <w:r>
+        <w:rPr>
+          <w:rFonts w:hint="eastAsia" w:ascii="Times New Roman" w:hAnsi="Times New Roman" w:eastAsia="Times New Roman" w:cs="Times New Roman"/>
+        </w:rPr>
+        <w:t>（Sharpless,</w:t>
+      </w:r>
+      <w:r>
+        <w:rPr>
+          <w:rFonts w:ascii="Times New Roman" w:hAnsi="Times New Roman" w:eastAsia="Times New Roman" w:cs="Times New Roman"/>
+        </w:rPr>
+        <w:t xml:space="preserve"> 2001 </w:t>
+      </w:r>
+      <w:r>
+        <w:rPr>
+          <w:rFonts w:hint="eastAsia" w:ascii="Times New Roman" w:hAnsi="Times New Roman" w:eastAsia="SimHei" w:cs="Times New Roman"/>
+        </w:rPr>
+        <w:t>诺贝尔奖</w:t>
+      </w:r>
+      <w:r>
+        <w:rPr>
+          <w:rFonts w:hint="eastAsia" w:ascii="Times New Roman" w:hAnsi="Times New Roman" w:eastAsia="Times New Roman" w:cs="Times New Roman"/>
+        </w:rPr>
+        <w:t>）</w:t>
       </w:r>
     </w:p>
     <w:p>
@@ -13378,31 +13745,19 @@
           <w:b/>
           <w:bCs/>
         </w:rPr>
-        <w:t xml:space="preserve">底物</w:t>
-      </w:r>
-      <w:r>
-        <w:rPr>
-          <w:rFonts w:hint="eastAsia" w:ascii="Times New Roman" w:hAnsi="Times New Roman" w:eastAsia="Times New Roman" w:cs="Times New Roman"/>
-        </w:rPr>
-        <w:t>：</w:t>
-      </w:r>
-      <w:r>
-        <w:rPr>
-          <w:rFonts w:hint="eastAsia" w:ascii="Times New Roman" w:hAnsi="Times New Roman" w:eastAsia="FangSong" w:cs="Times New Roman"/>
-        </w:rPr>
-        <w:t>烯烃</w:t>
-      </w:r>
-      <w:r>
-        <w:rPr>
-          <w:rFonts w:hint="eastAsia" w:ascii="Times New Roman" w:hAnsi="Times New Roman" w:eastAsia="Times New Roman" w:cs="Times New Roman"/>
-        </w:rPr>
-        <w:t>、</w:t>
-      </w:r>
-      <w:r>
-        <w:rPr>
-          <w:rFonts w:hint="eastAsia" w:ascii="Times New Roman" w:hAnsi="Times New Roman" w:eastAsia="FangSong" w:cs="Times New Roman"/>
-        </w:rPr>
-        <w:t>酮</w:t>
+        <w:t xml:space="preserve">试剂</w:t>
+      </w:r>
+      <w:r>
+        <w:rPr>
+          <w:rFonts w:hint="eastAsia" w:ascii="Times New Roman" w:hAnsi="Times New Roman" w:eastAsia="Times New Roman" w:cs="Times New Roman"/>
+        </w:rPr>
+        <w:t xml:space="preserve">：AD-mix-α</w:t>
+      </w:r>
+      <w:r>
+        <w:rPr>
+          <w:rFonts w:ascii="Times New Roman" w:hAnsi="Times New Roman" w:eastAsia="Times New Roman" w:cs="Times New Roman"/>
+        </w:rPr>
+        <w:t xml:space="preserve"> / AD-mix-β</w:t>
       </w:r>
     </w:p>
     <w:p>
@@ -13415,45 +13770,23 @@
       </w:pPr>
       <w:r>
         <w:rPr>
-          <w:rFonts w:ascii="Times New Roman" w:hAnsi="Times New Roman" w:eastAsia="Times New Roman" w:cs="Times New Roman"/>
+          <w:rFonts w:hint="eastAsia" w:ascii="Times New Roman" w:hAnsi="Times New Roman" w:eastAsia="FangSong" w:cs="Times New Roman"/>
           <w:b/>
           <w:bCs/>
         </w:rPr>
-        <w:t xml:space="preserve">BINAP </w:t>
-      </w:r>
-      <w:r>
-        <w:rPr>
-          <w:rFonts w:hint="eastAsia" w:ascii="Times New Roman" w:hAnsi="Times New Roman" w:eastAsia="FangSong" w:cs="Times New Roman"/>
-          <w:b/>
-          <w:bCs/>
-        </w:rPr>
-        <w:t xml:space="preserve">的手性来源</w:t>
-      </w:r>
-      <w:r>
-        <w:rPr>
-          <w:rFonts w:hint="eastAsia" w:ascii="Times New Roman" w:hAnsi="Times New Roman" w:eastAsia="Times New Roman" w:cs="Times New Roman"/>
-        </w:rPr>
-        <w:t xml:space="preserve">：</w:t>
-      </w:r>
-      <w:r>
-        <w:rPr>
-          <w:rFonts w:hint="eastAsia" w:ascii="Times New Roman" w:hAnsi="Times New Roman" w:eastAsia="FangSong" w:cs="Times New Roman"/>
-          <w:b/>
-          <w:bCs/>
-        </w:rPr>
-        <w:t xml:space="preserve">轴手性</w:t>
-      </w:r>
-      <w:r>
-        <w:rPr>
-          <w:rFonts w:hint="eastAsia" w:ascii="Times New Roman" w:hAnsi="Times New Roman" w:eastAsia="Times New Roman" w:cs="Times New Roman"/>
-        </w:rPr>
-        <w:t>（atropisomerism），</w:t>
-      </w:r>
-      <w:r>
-        <w:rPr>
-          <w:rFonts w:hint="eastAsia" w:ascii="Times New Roman" w:hAnsi="Times New Roman" w:eastAsia="FangSong" w:cs="Times New Roman"/>
-        </w:rPr>
-        <w:t>不是中心手性</w:t>
+        <w:t xml:space="preserve">底物</w:t>
+      </w:r>
+      <w:r>
+        <w:rPr>
+          <w:rFonts w:hint="eastAsia" w:ascii="Times New Roman" w:hAnsi="Times New Roman" w:eastAsia="Times New Roman" w:cs="Times New Roman"/>
+        </w:rPr>
+        <w:t>：</w:t>
+      </w:r>
+      <w:r>
+        <w:rPr>
+          <w:rFonts w:hint="eastAsia" w:ascii="Times New Roman" w:hAnsi="Times New Roman" w:eastAsia="FangSong" w:cs="Times New Roman"/>
+        </w:rPr>
+        <w:t>烯烃</w:t>
       </w:r>
     </w:p>
     <w:p>
@@ -13482,29 +13815,11 @@
         <w:rPr>
           <w:rFonts w:hint="eastAsia" w:ascii="Times New Roman" w:hAnsi="Times New Roman" w:eastAsia="FangSong" w:cs="Times New Roman"/>
         </w:rPr>
-        <w:t>高对映选择性</w:t>
-      </w:r>
-      <w:r>
-        <w:rPr>
-          <w:rFonts w:hint="eastAsia" w:ascii="Times New Roman" w:hAnsi="Times New Roman" w:eastAsia="Times New Roman" w:cs="Times New Roman"/>
-        </w:rPr>
-        <w:t>（&gt;99%</w:t>
-      </w:r>
-      <w:r>
-        <w:rPr>
-          <w:rFonts w:ascii="Times New Roman" w:hAnsi="Times New Roman" w:eastAsia="Times New Roman" w:cs="Times New Roman"/>
-        </w:rPr>
-        <w:t xml:space="preserve"> </w:t>
-      </w:r>
-      <w:r>
-        <w:rPr>
-          <w:rFonts w:hint="eastAsia" w:ascii="Times New Roman" w:hAnsi="Times New Roman" w:eastAsia="Times New Roman" w:cs="Times New Roman"/>
-        </w:rPr>
-        <w:t xml:space="preserve">ee）</w:t>
+        <w:t>手性邻二醇</w:t>
       </w:r>
     </w:p>
-    <w:bookmarkEnd w:id="53"/>
-    <w:bookmarkStart w:id="54" w:name="不对称双羟化sharpless-2001-诺贝尔奖"/>
+    <w:bookmarkEnd w:id="54"/>
+    <w:bookmarkStart w:id="55" w:name="不对称环氧化sharpless"/>
     <w:p>
       <w:pPr>
         <w:pStyle w:val="Heading3"/>
@@ -13514,37 +13829,19 @@
         <w:rPr>
           <w:rFonts w:ascii="Times New Roman" w:hAnsi="Times New Roman" w:eastAsia="Times New Roman" w:cs="Times New Roman"/>
         </w:rPr>
-        <w:t xml:space="preserve">11.2 </w:t>
+        <w:t xml:space="preserve">11.3 </w:t>
       </w:r>
       <w:r>
         <w:rPr>
           <w:rFonts w:hint="eastAsia" w:ascii="Times New Roman" w:hAnsi="Times New Roman" w:eastAsia="SimHei" w:cs="Times New Roman"/>
         </w:rPr>
-        <w:t>不对称双羟化</w:t>
-      </w:r>
-      <w:r>
-        <w:rPr>
-          <w:rFonts w:hint="eastAsia" w:ascii="Times New Roman" w:hAnsi="Times New Roman" w:eastAsia="Times New Roman" w:cs="Times New Roman"/>
-        </w:rPr>
-        <w:t>（Sharpless,</w:t>
-      </w:r>
-      <w:r>
-        <w:rPr>
-          <w:rFonts w:ascii="Times New Roman" w:hAnsi="Times New Roman" w:eastAsia="Times New Roman" w:cs="Times New Roman"/>
-        </w:rPr>
-        <w:t xml:space="preserve"> 2001 </w:t>
-      </w:r>
-      <w:r>
-        <w:rPr>
-          <w:rFonts w:hint="eastAsia" w:ascii="Times New Roman" w:hAnsi="Times New Roman" w:eastAsia="SimHei" w:cs="Times New Roman"/>
-        </w:rPr>
-        <w:t>诺贝尔奖</w:t>
-      </w:r>
-      <w:r>
-        <w:rPr>
-          <w:rFonts w:hint="eastAsia" w:ascii="Times New Roman" w:hAnsi="Times New Roman" w:eastAsia="Times New Roman" w:cs="Times New Roman"/>
-        </w:rPr>
-        <w:t>）</w:t>
+        <w:t>不对称环氧化</w:t>
+      </w:r>
+      <w:r>
+        <w:rPr>
+          <w:rFonts w:hint="eastAsia" w:ascii="Times New Roman" w:hAnsi="Times New Roman" w:eastAsia="Times New Roman" w:cs="Times New Roman"/>
+        </w:rPr>
+        <w:t>（Sharpless）</w:t>
       </w:r>
     </w:p>
     <w:p>
@@ -13561,19 +13858,19 @@
           <w:b/>
           <w:bCs/>
         </w:rPr>
-        <w:t xml:space="preserve">试剂</w:t>
-      </w:r>
-      <w:r>
-        <w:rPr>
-          <w:rFonts w:hint="eastAsia" w:ascii="Times New Roman" w:hAnsi="Times New Roman" w:eastAsia="Times New Roman" w:cs="Times New Roman"/>
-        </w:rPr>
-        <w:t xml:space="preserve">：AD-mix-α</w:t>
-      </w:r>
-      <w:r>
-        <w:rPr>
-          <w:rFonts w:ascii="Times New Roman" w:hAnsi="Times New Roman" w:eastAsia="Times New Roman" w:cs="Times New Roman"/>
-        </w:rPr>
-        <w:t xml:space="preserve"> / AD-mix-β</w:t>
+        <w:t xml:space="preserve">底物</w:t>
+      </w:r>
+      <w:r>
+        <w:rPr>
+          <w:rFonts w:hint="eastAsia" w:ascii="Times New Roman" w:hAnsi="Times New Roman" w:eastAsia="Times New Roman" w:cs="Times New Roman"/>
+        </w:rPr>
+        <w:t>：</w:t>
+      </w:r>
+      <w:r>
+        <w:rPr>
+          <w:rFonts w:hint="eastAsia" w:ascii="Times New Roman" w:hAnsi="Times New Roman" w:eastAsia="FangSong" w:cs="Times New Roman"/>
+        </w:rPr>
+        <w:t>烯丙醇</w:t>
       </w:r>
     </w:p>
     <w:p>
@@ -13590,19 +13887,26 @@
           <w:b/>
           <w:bCs/>
         </w:rPr>
-        <w:t xml:space="preserve">底物</w:t>
-      </w:r>
-      <w:r>
-        <w:rPr>
-          <w:rFonts w:hint="eastAsia" w:ascii="Times New Roman" w:hAnsi="Times New Roman" w:eastAsia="Times New Roman" w:cs="Times New Roman"/>
-        </w:rPr>
-        <w:t>：</w:t>
-      </w:r>
-      <w:r>
-        <w:rPr>
-          <w:rFonts w:hint="eastAsia" w:ascii="Times New Roman" w:hAnsi="Times New Roman" w:eastAsia="FangSong" w:cs="Times New Roman"/>
-        </w:rPr>
-        <w:t>烯烃</w:t>
+        <w:t xml:space="preserve">条件</w:t>
+      </w:r>
+      <w:r>
+        <w:rPr>
+          <w:rFonts w:hint="eastAsia" w:ascii="Times New Roman" w:hAnsi="Times New Roman" w:eastAsia="Times New Roman" w:cs="Times New Roman"/>
+        </w:rPr>
+        <w:t>：Ti(OiPr)</w:t>
+      </w:r>
+      <w:r>
+        <w:rPr>
+          <w:rFonts w:hint="eastAsia" w:ascii="Times New Roman" w:hAnsi="Times New Roman" w:eastAsia="Times New Roman" w:cs="Times New Roman"/>
+          <w:vertAlign w:val="subscript"/>
+        </w:rPr>
+        <w:t>4</w:t>
+      </w:r>
+      <w:r>
+        <w:rPr>
+          <w:rFonts w:ascii="Times New Roman" w:hAnsi="Times New Roman" w:eastAsia="Times New Roman" w:cs="Times New Roman"/>
+        </w:rPr>
+        <w:t xml:space="preserve"> / DET / t-BuOOH</w:t>
       </w:r>
     </w:p>
     <w:p>
@@ -13611,126 +13915,6 @@
         <w:numPr>
           <w:ilvl w:val="0"/>
           <w:numId w:val="1018"/>
-        </w:numPr>
-      </w:pPr>
-      <w:r>
-        <w:rPr>
-          <w:rFonts w:hint="eastAsia" w:ascii="Times New Roman" w:hAnsi="Times New Roman" w:eastAsia="FangSong" w:cs="Times New Roman"/>
-          <w:b/>
-          <w:bCs/>
-        </w:rPr>
-        <w:t xml:space="preserve">产物</w:t>
-      </w:r>
-      <w:r>
-        <w:rPr>
-          <w:rFonts w:hint="eastAsia" w:ascii="Times New Roman" w:hAnsi="Times New Roman" w:eastAsia="Times New Roman" w:cs="Times New Roman"/>
-        </w:rPr>
-        <w:t>：</w:t>
-      </w:r>
-      <w:r>
-        <w:rPr>
-          <w:rFonts w:hint="eastAsia" w:ascii="Times New Roman" w:hAnsi="Times New Roman" w:eastAsia="FangSong" w:cs="Times New Roman"/>
-        </w:rPr>
-        <w:t>手性邻二醇</w:t>
-      </w:r>
-    </w:p>
-    <w:bookmarkEnd w:id="54"/>
-    <w:bookmarkStart w:id="55" w:name="不对称环氧化sharpless"/>
-    <w:p>
-      <w:pPr>
-        <w:pStyle w:val="Heading3"/>
-        <w:spacing w:before="280" w:after="120"/>
-      </w:pPr>
-      <w:r>
-        <w:rPr>
-          <w:rFonts w:ascii="Times New Roman" w:hAnsi="Times New Roman" w:eastAsia="Times New Roman" w:cs="Times New Roman"/>
-        </w:rPr>
-        <w:t xml:space="preserve">11.3 </w:t>
-      </w:r>
-      <w:r>
-        <w:rPr>
-          <w:rFonts w:hint="eastAsia" w:ascii="Times New Roman" w:hAnsi="Times New Roman" w:eastAsia="SimHei" w:cs="Times New Roman"/>
-        </w:rPr>
-        <w:t>不对称环氧化</w:t>
-      </w:r>
-      <w:r>
-        <w:rPr>
-          <w:rFonts w:hint="eastAsia" w:ascii="Times New Roman" w:hAnsi="Times New Roman" w:eastAsia="Times New Roman" w:cs="Times New Roman"/>
-        </w:rPr>
-        <w:t>（Sharpless）</w:t>
-      </w:r>
-    </w:p>
-    <w:p>
-      <w:pPr>
-        <w:pStyle w:val="Compact"/>
-        <w:numPr>
-          <w:ilvl w:val="0"/>
-          <w:numId w:val="1019"/>
-        </w:numPr>
-      </w:pPr>
-      <w:r>
-        <w:rPr>
-          <w:rFonts w:hint="eastAsia" w:ascii="Times New Roman" w:hAnsi="Times New Roman" w:eastAsia="FangSong" w:cs="Times New Roman"/>
-          <w:b/>
-          <w:bCs/>
-        </w:rPr>
-        <w:t xml:space="preserve">底物</w:t>
-      </w:r>
-      <w:r>
-        <w:rPr>
-          <w:rFonts w:hint="eastAsia" w:ascii="Times New Roman" w:hAnsi="Times New Roman" w:eastAsia="Times New Roman" w:cs="Times New Roman"/>
-        </w:rPr>
-        <w:t>：</w:t>
-      </w:r>
-      <w:r>
-        <w:rPr>
-          <w:rFonts w:hint="eastAsia" w:ascii="Times New Roman" w:hAnsi="Times New Roman" w:eastAsia="FangSong" w:cs="Times New Roman"/>
-        </w:rPr>
-        <w:t>烯丙醇</w:t>
-      </w:r>
-    </w:p>
-    <w:p>
-      <w:pPr>
-        <w:pStyle w:val="Compact"/>
-        <w:numPr>
-          <w:ilvl w:val="0"/>
-          <w:numId w:val="1019"/>
-        </w:numPr>
-      </w:pPr>
-      <w:r>
-        <w:rPr>
-          <w:rFonts w:hint="eastAsia" w:ascii="Times New Roman" w:hAnsi="Times New Roman" w:eastAsia="FangSong" w:cs="Times New Roman"/>
-          <w:b/>
-          <w:bCs/>
-        </w:rPr>
-        <w:t xml:space="preserve">条件</w:t>
-      </w:r>
-      <w:r>
-        <w:rPr>
-          <w:rFonts w:hint="eastAsia" w:ascii="Times New Roman" w:hAnsi="Times New Roman" w:eastAsia="Times New Roman" w:cs="Times New Roman"/>
-        </w:rPr>
-        <w:t>：Ti(OiPr)</w:t>
-      </w:r>
-      <w:r>
-        <w:rPr>
-          <w:rFonts w:hint="eastAsia" w:ascii="Times New Roman" w:hAnsi="Times New Roman" w:eastAsia="Times New Roman" w:cs="Times New Roman"/>
-          <w:vertAlign w:val="subscript"/>
-        </w:rPr>
-        <w:t>4</w:t>
-      </w:r>
-      <w:r>
-        <w:rPr>
-          <w:rFonts w:ascii="Times New Roman" w:hAnsi="Times New Roman" w:eastAsia="Times New Roman" w:cs="Times New Roman"/>
-        </w:rPr>
-        <w:t xml:space="preserve"> / DET / t-BuOOH</w:t>
-      </w:r>
-    </w:p>
-    <w:p>
-      <w:pPr>
-        <w:pStyle w:val="Compact"/>
-        <w:numPr>
-          <w:ilvl w:val="0"/>
-          <w:numId w:val="1019"/>
         </w:numPr>
       </w:pPr>
       <w:r>
@@ -14058,7 +14242,7 @@
               <w:rPr>
                 <w:rFonts w:hint="eastAsia" w:ascii="Times New Roman" w:hAnsi="Times New Roman" w:eastAsia="FangSong" w:cs="Times New Roman"/>
               </w:rPr>
-              <w:t>含双键</w:t>
+              <w:t>产物含双键</w:t>
             </w:r>
             <w:r>
               <w:rPr>
@@ -14076,13 +14260,31 @@
               <w:rPr>
                 <w:rFonts w:hint="eastAsia" w:ascii="Times New Roman" w:hAnsi="Times New Roman" w:eastAsia="Times New Roman" w:cs="Times New Roman"/>
               </w:rPr>
-              <w:t>Suzuki（</w:t>
-            </w:r>
-            <w:r>
-              <w:rPr>
-                <w:rFonts w:hint="eastAsia" w:ascii="Times New Roman" w:hAnsi="Times New Roman" w:eastAsia="FangSong" w:cs="Times New Roman"/>
-              </w:rPr>
-              <w:t>饱和</w:t>
+              <w:t xml:space="preserve">Suzuki（Ar–Ar′</w:t>
+            </w:r>
+            <w:r>
+              <w:rPr>
+                <w:rFonts w:ascii="Times New Roman" w:hAnsi="Times New Roman" w:eastAsia="Times New Roman" w:cs="Times New Roman"/>
+              </w:rPr>
+              <w:t xml:space="preserve"> </w:t>
+            </w:r>
+            <w:r>
+              <w:rPr>
+                <w:rFonts w:hint="eastAsia" w:ascii="Times New Roman" w:hAnsi="Times New Roman" w:eastAsia="FangSong" w:cs="Times New Roman"/>
+              </w:rPr>
+              <w:t>直接相连</w:t>
+            </w:r>
+            <w:r>
+              <w:rPr>
+                <w:rFonts w:hint="eastAsia" w:ascii="Times New Roman" w:hAnsi="Times New Roman" w:eastAsia="Times New Roman" w:cs="Times New Roman"/>
+              </w:rPr>
+              <w:t>，</w:t>
+            </w:r>
+            <w:r>
+              <w:rPr>
+                <w:rFonts w:hint="eastAsia" w:ascii="Times New Roman" w:hAnsi="Times New Roman" w:eastAsia="FangSong" w:cs="Times New Roman"/>
+              </w:rPr>
+              <w:t>无新双键</w:t>
             </w:r>
             <w:r>
               <w:rPr>
@@ -14264,13 +14466,13 @@
               <w:rPr>
                 <w:rFonts w:hint="eastAsia" w:ascii="Times New Roman" w:hAnsi="Times New Roman" w:eastAsia="FangSong" w:cs="Times New Roman"/>
               </w:rPr>
-              <w:t>必有碱</w:t>
+              <w:t>条件必有碱</w:t>
             </w:r>
             <w:r>
               <w:rPr>
                 <w:rFonts w:hint="eastAsia" w:ascii="Times New Roman" w:hAnsi="Times New Roman" w:eastAsia="Times New Roman" w:cs="Times New Roman"/>
               </w:rPr>
-              <w:t>，Heck</w:t>
+              <w:t>；Heck</w:t>
             </w:r>
             <w:r>
               <w:rPr>
@@ -14282,7 +14484,19 @@
               <w:rPr>
                 <w:rFonts w:hint="eastAsia" w:ascii="Times New Roman" w:hAnsi="Times New Roman" w:eastAsia="FangSong" w:cs="Times New Roman"/>
               </w:rPr>
-              <w:t xml:space="preserve">必在无</w:t>
+              <w:t>产物必含双键</w:t>
+            </w:r>
+            <w:r>
+              <w:rPr>
+                <w:rFonts w:hint="eastAsia" w:ascii="Times New Roman" w:hAnsi="Times New Roman" w:eastAsia="Times New Roman" w:cs="Times New Roman"/>
+              </w:rPr>
+              <w:t>（</w:t>
+            </w:r>
+            <w:r>
+              <w:rPr>
+                <w:rFonts w:hint="eastAsia" w:ascii="Times New Roman" w:hAnsi="Times New Roman" w:eastAsia="FangSong" w:cs="Times New Roman"/>
+              </w:rPr>
+              <w:t>需</w:t>
             </w:r>
             <w:r>
               <w:rPr>
@@ -14294,7 +14508,13 @@
               <w:rPr>
                 <w:rFonts w:hint="eastAsia" w:ascii="Times New Roman" w:hAnsi="Times New Roman" w:eastAsia="FangSong" w:cs="Times New Roman"/>
               </w:rPr>
-              <w:t xml:space="preserve">的碳上</w:t>
+              <w:t>消除</w:t>
+            </w:r>
+            <w:r>
+              <w:rPr>
+                <w:rFonts w:hint="eastAsia" w:ascii="Times New Roman" w:hAnsi="Times New Roman" w:eastAsia="Times New Roman" w:cs="Times New Roman"/>
+              </w:rPr>
+              <w:t>）</w:t>
             </w:r>
           </w:p>
         </w:tc>
@@ -21322,7 +21542,20 @@
         <w:rPr>
           <w:rFonts w:ascii="Times New Roman" w:hAnsi="Times New Roman" w:eastAsia="Times New Roman" w:cs="Times New Roman"/>
         </w:rPr>
-        <w:t xml:space="preserve">。(b) Pd(II)=8, 4×MeCN=8 →</w:t>
+        <w:t>。(b) Pd(II)=8, 2×Cl</w:t>
+      </w:r>
+      <w:r>
+        <w:rPr>
+          <w:rFonts w:ascii="Times New Roman" w:hAnsi="Times New Roman" w:eastAsia="Times New Roman" w:cs="Times New Roman"/>
+          <w:vertAlign w:val="superscript"/>
+        </w:rPr>
+        <w:t>-</w:t>
+      </w:r>
+      <w:r>
+        <w:rPr>
+          <w:rFonts w:ascii="Times New Roman" w:hAnsi="Times New Roman" w:eastAsia="Times New Roman" w:cs="Times New Roman"/>
+        </w:rPr>
+        <w:t>=4, 2×MeCN=4 →</w:t>
       </w:r>
       <w:r>
         <w:rPr>
@@ -22079,7 +22312,7 @@
         <w:rPr>
           <w:rFonts w:hint="eastAsia" w:ascii="Times New Roman" w:hAnsi="Times New Roman" w:eastAsia="FangSong" w:cs="Times New Roman"/>
         </w:rPr>
-        <w:t>直接释放饱和偶联产物</w:t>
+        <w:t>直接释放偶联产物</w:t>
       </w:r>
       <w:r>
         <w:rPr>
@@ -22133,19 +22366,19 @@
         <w:rPr>
           <w:rFonts w:hint="eastAsia" w:ascii="Times New Roman" w:hAnsi="Times New Roman" w:eastAsia="FangSong" w:cs="Times New Roman"/>
         </w:rPr>
-        <w:t xml:space="preserve">产物为饱和</w:t>
-      </w:r>
-      <w:r>
-        <w:rPr>
-          <w:rFonts w:ascii="Times New Roman" w:hAnsi="Times New Roman" w:eastAsia="Times New Roman" w:cs="Times New Roman"/>
-        </w:rPr>
-        <w:t xml:space="preserve"> C–C </w:t>
-      </w:r>
-      <w:r>
-        <w:rPr>
-          <w:rFonts w:hint="eastAsia" w:ascii="Times New Roman" w:hAnsi="Times New Roman" w:eastAsia="FangSong" w:cs="Times New Roman"/>
-        </w:rPr>
-        <w:t>键</w:t>
+        <w:t xml:space="preserve">产物为</w:t>
+      </w:r>
+      <w:r>
+        <w:rPr>
+          <w:rFonts w:ascii="Times New Roman" w:hAnsi="Times New Roman" w:eastAsia="Times New Roman" w:cs="Times New Roman"/>
+        </w:rPr>
+        <w:t xml:space="preserve"> Ar–Ar′ </w:t>
+      </w:r>
+      <w:r>
+        <w:rPr>
+          <w:rFonts w:hint="eastAsia" w:ascii="Times New Roman" w:hAnsi="Times New Roman" w:eastAsia="FangSong" w:cs="Times New Roman"/>
+        </w:rPr>
+        <w:t>直接相连</w:t>
       </w:r>
       <w:r>
         <w:rPr>
@@ -22158,6 +22391,18 @@
           <w:rFonts w:hint="eastAsia" w:ascii="Times New Roman" w:hAnsi="Times New Roman" w:eastAsia="FangSong" w:cs="Times New Roman"/>
         </w:rPr>
         <w:t>联芳基</w:t>
+      </w:r>
+      <w:r>
+        <w:rPr>
+          <w:rFonts w:hint="eastAsia" w:ascii="Times New Roman" w:hAnsi="Times New Roman" w:eastAsia="Times New Roman" w:cs="Times New Roman"/>
+        </w:rPr>
+        <w:t>，</w:t>
+      </w:r>
+      <w:r>
+        <w:rPr>
+          <w:rFonts w:hint="eastAsia" w:ascii="Times New Roman" w:hAnsi="Times New Roman" w:eastAsia="FangSong" w:cs="Times New Roman"/>
+        </w:rPr>
+        <w:t>无新双键生成</w:t>
       </w:r>
       <w:r>
         <w:rPr>
@@ -24537,19 +24782,51 @@
         <w:rPr>
           <w:rFonts w:hint="eastAsia" w:ascii="Times New Roman" w:hAnsi="Times New Roman" w:eastAsia="FangSong" w:cs="Times New Roman"/>
         </w:rPr>
-        <w:t xml:space="preserve">环己烯本身已是环</w:t>
-      </w:r>
-      <w:r>
-        <w:rPr>
-          <w:rFonts w:ascii="Times New Roman" w:hAnsi="Times New Roman" w:eastAsia="Times New Roman" w:cs="Times New Roman"/>
-        </w:rPr>
-        <w:t xml:space="preserve"> → RCM </w:t>
-      </w:r>
-      <w:r>
-        <w:rPr>
-          <w:rFonts w:hint="eastAsia" w:ascii="Times New Roman" w:hAnsi="Times New Roman" w:eastAsia="FangSong" w:cs="Times New Roman"/>
-        </w:rPr>
-        <w:t>无法直接在单环上进行</w:t>
+        <w:t xml:space="preserve">环己烯是</w:t>
+      </w:r>
+      <w:r>
+        <w:rPr>
+          <w:rFonts w:ascii="Times New Roman" w:hAnsi="Times New Roman" w:eastAsia="Times New Roman" w:cs="Times New Roman"/>
+        </w:rPr>
+        <w:t xml:space="preserve"> RCM </w:t>
+      </w:r>
+      <w:r>
+        <w:rPr>
+          <w:rFonts w:hint="eastAsia" w:ascii="Times New Roman" w:hAnsi="Times New Roman" w:eastAsia="FangSong" w:cs="Times New Roman"/>
+        </w:rPr>
+        <w:t xml:space="preserve">的</w:t>
+      </w:r>
+      <w:r>
+        <w:rPr>
+          <w:rFonts w:hint="eastAsia" w:ascii="Times New Roman" w:hAnsi="Times New Roman" w:eastAsia="FangSong" w:cs="Times New Roman"/>
+          <w:b/>
+          <w:bCs/>
+        </w:rPr>
+        <w:t xml:space="preserve">产物</w:t>
+      </w:r>
+      <w:r>
+        <w:rPr>
+          <w:rFonts w:hint="eastAsia" w:ascii="Times New Roman" w:hAnsi="Times New Roman" w:eastAsia="FangSong" w:cs="Times New Roman"/>
+        </w:rPr>
+        <w:t>而非底物</w:t>
+      </w:r>
+      <w:r>
+        <w:rPr>
+          <w:rFonts w:hint="eastAsia" w:ascii="Times New Roman" w:hAnsi="Times New Roman" w:eastAsia="Times New Roman" w:cs="Times New Roman"/>
+        </w:rPr>
+        <w:t>——RCM</w:t>
+      </w:r>
+      <w:r>
+        <w:rPr>
+          <w:rFonts w:ascii="Times New Roman" w:hAnsi="Times New Roman" w:eastAsia="Times New Roman" w:cs="Times New Roman"/>
+        </w:rPr>
+        <w:t xml:space="preserve"> </w:t>
+      </w:r>
+      <w:r>
+        <w:rPr>
+          <w:rFonts w:hint="eastAsia" w:ascii="Times New Roman" w:hAnsi="Times New Roman" w:eastAsia="FangSong" w:cs="Times New Roman"/>
+        </w:rPr>
+        <w:t>需开链二烯作底物</w:t>
       </w:r>
       <w:r>
         <w:rPr>
@@ -24561,13 +24838,19 @@
         <w:rPr>
           <w:rFonts w:hint="eastAsia" w:ascii="Times New Roman" w:hAnsi="Times New Roman" w:eastAsia="FangSong" w:cs="Times New Roman"/>
         </w:rPr>
-        <w:t>若将环己烯理解为含双键的环</w:t>
-      </w:r>
-      <w:r>
-        <w:rPr>
-          <w:rFonts w:hint="eastAsia" w:ascii="Times New Roman" w:hAnsi="Times New Roman" w:eastAsia="Times New Roman" w:cs="Times New Roman"/>
-        </w:rPr>
-        <w:t>，RCM</w:t>
+        <w:t>反向看</w:t>
+      </w:r>
+      <w:r>
+        <w:rPr>
+          <w:rFonts w:hint="eastAsia" w:ascii="Times New Roman" w:hAnsi="Times New Roman" w:eastAsia="Times New Roman" w:cs="Times New Roman"/>
+        </w:rPr>
+        <w:t>，</w:t>
+      </w:r>
+      <w:r>
+        <w:rPr>
+          <w:rFonts w:hint="eastAsia" w:ascii="Times New Roman" w:hAnsi="Times New Roman" w:eastAsia="FangSong" w:cs="Times New Roman"/>
+        </w:rPr>
+        <w:t>环己烯可由</w:t>
       </w:r>
       <w:r>
         <w:rPr>
@@ -24577,33 +24860,15 @@
       </w:r>
       <w:r>
         <w:rPr>
-          <w:rFonts w:hint="eastAsia" w:ascii="Times New Roman" w:hAnsi="Times New Roman" w:eastAsia="FangSong" w:cs="Times New Roman"/>
-        </w:rPr>
-        <w:t>不适用于此底物</w:t>
-      </w:r>
-      <w:r>
-        <w:rPr>
-          <w:rFonts w:hint="eastAsia" w:ascii="Times New Roman" w:hAnsi="Times New Roman" w:eastAsia="Times New Roman" w:cs="Times New Roman"/>
-        </w:rPr>
-        <w:t>。</w:t>
-      </w:r>
-      <w:r>
-        <w:rPr>
-          <w:rFonts w:hint="eastAsia" w:ascii="Times New Roman" w:hAnsi="Times New Roman" w:eastAsia="FangSong" w:cs="Times New Roman"/>
-        </w:rPr>
-        <w:t>若题目意为</w:t>
-      </w:r>
-      <w:r>
-        <w:rPr>
-          <w:rFonts w:hint="eastAsia" w:ascii="Times New Roman" w:hAnsi="Times New Roman" w:eastAsia="Times New Roman" w:cs="Times New Roman"/>
-        </w:rPr>
-        <w:t>”</w:t>
-      </w:r>
-      <w:r>
-        <w:rPr>
-          <w:rFonts w:hint="eastAsia" w:ascii="Times New Roman" w:hAnsi="Times New Roman" w:eastAsia="FangSong" w:cs="Times New Roman"/>
-        </w:rPr>
-        <w:t>从环己烯的</w:t>
+          <w:rFonts w:hint="eastAsia" w:ascii="Times New Roman" w:hAnsi="Times New Roman" w:eastAsia="Times New Roman" w:cs="Times New Roman"/>
+        </w:rPr>
+        <w:t>1,7-</w:t>
+      </w:r>
+      <w:r>
+        <w:rPr>
+          <w:rFonts w:hint="eastAsia" w:ascii="Times New Roman" w:hAnsi="Times New Roman" w:eastAsia="FangSong" w:cs="Times New Roman"/>
+        </w:rPr>
+        <w:t>辛二烯经</w:t>
       </w:r>
       <w:r>
         <w:rPr>
@@ -24615,49 +24880,7 @@
         <w:rPr>
           <w:rFonts w:hint="eastAsia" w:ascii="Times New Roman" w:hAnsi="Times New Roman" w:eastAsia="FangSong" w:cs="Times New Roman"/>
         </w:rPr>
-        <w:t>合成出发</w:t>
-      </w:r>
-      <w:r>
-        <w:rPr>
-          <w:rFonts w:hint="eastAsia" w:ascii="Times New Roman" w:hAnsi="Times New Roman" w:eastAsia="Times New Roman" w:cs="Times New Roman"/>
-        </w:rPr>
-        <w:t>”，</w:t>
-      </w:r>
-      <w:r>
-        <w:rPr>
-          <w:rFonts w:hint="eastAsia" w:ascii="Times New Roman" w:hAnsi="Times New Roman" w:eastAsia="FangSong" w:cs="Times New Roman"/>
-        </w:rPr>
-        <w:t>则环己烯可由</w:t>
-      </w:r>
-      <w:r>
-        <w:rPr>
-          <w:rFonts w:ascii="Times New Roman" w:hAnsi="Times New Roman" w:eastAsia="Times New Roman" w:cs="Times New Roman"/>
-        </w:rPr>
-        <w:t xml:space="preserve"> </w:t>
-      </w:r>
-      <w:r>
-        <w:rPr>
-          <w:rFonts w:hint="eastAsia" w:ascii="Times New Roman" w:hAnsi="Times New Roman" w:eastAsia="Times New Roman" w:cs="Times New Roman"/>
-        </w:rPr>
-        <w:t>1,7-</w:t>
-      </w:r>
-      <w:r>
-        <w:rPr>
-          <w:rFonts w:hint="eastAsia" w:ascii="Times New Roman" w:hAnsi="Times New Roman" w:eastAsia="FangSong" w:cs="Times New Roman"/>
-        </w:rPr>
-        <w:t>辛二烯经</w:t>
-      </w:r>
-      <w:r>
-        <w:rPr>
-          <w:rFonts w:ascii="Times New Roman" w:hAnsi="Times New Roman" w:eastAsia="Times New Roman" w:cs="Times New Roman"/>
-        </w:rPr>
-        <w:t xml:space="preserve"> RCM </w:t>
-      </w:r>
-      <w:r>
-        <w:rPr>
-          <w:rFonts w:hint="eastAsia" w:ascii="Times New Roman" w:hAnsi="Times New Roman" w:eastAsia="FangSong" w:cs="Times New Roman"/>
-        </w:rPr>
-        <w:t>合成</w:t>
+        <w:t>得到</w:t>
       </w:r>
       <w:r>
         <w:rPr>
@@ -26369,6 +26592,105 @@
         <w:rPr>
           <w:rFonts w:hint="eastAsia" w:ascii="Times New Roman" w:hAnsi="Times New Roman" w:eastAsia="Times New Roman" w:cs="Times New Roman"/>
         </w:rPr>
+        <w:t>–CH(CO</w:t>
+      </w:r>
+      <w:r>
+        <w:rPr>
+          <w:rFonts w:hint="eastAsia" w:ascii="Times New Roman" w:hAnsi="Times New Roman" w:eastAsia="Times New Roman" w:cs="Times New Roman"/>
+          <w:vertAlign w:val="subscript"/>
+        </w:rPr>
+        <w:t>2</w:t>
+      </w:r>
+      <w:r>
+        <w:rPr>
+          <w:rFonts w:hint="eastAsia" w:ascii="Times New Roman" w:hAnsi="Times New Roman" w:eastAsia="Times New Roman" w:cs="Times New Roman"/>
+        </w:rPr>
+        <w:t>Me)–Pd(II)–Br(PPh</w:t>
+      </w:r>
+      <w:r>
+        <w:rPr>
+          <w:rFonts w:hint="eastAsia" w:ascii="Times New Roman" w:hAnsi="Times New Roman" w:eastAsia="Times New Roman" w:cs="Times New Roman"/>
+          <w:vertAlign w:val="subscript"/>
+        </w:rPr>
+        <w:t>3</w:t>
+      </w:r>
+      <w:r>
+        <w:rPr>
+          <w:rFonts w:hint="eastAsia" w:ascii="Times New Roman" w:hAnsi="Times New Roman" w:eastAsia="Times New Roman" w:cs="Times New Roman"/>
+        </w:rPr>
+        <w:t>)</w:t>
+      </w:r>
+      <w:r>
+        <w:rPr>
+          <w:rFonts w:hint="eastAsia" w:ascii="Times New Roman" w:hAnsi="Times New Roman" w:eastAsia="Times New Roman" w:cs="Times New Roman"/>
+          <w:vertAlign w:val="subscript"/>
+        </w:rPr>
+        <w:t>2</w:t>
+      </w:r>
+      <w:r>
+        <w:rPr>
+          <w:rFonts w:hint="eastAsia" w:ascii="Times New Roman" w:hAnsi="Times New Roman" w:eastAsia="Times New Roman" w:cs="Times New Roman"/>
+        </w:rPr>
+        <w:t>——</w:t>
+      </w:r>
+      <w:r>
+        <w:rPr>
+          <w:rFonts w:hint="eastAsia" w:ascii="Times New Roman" w:hAnsi="Times New Roman" w:eastAsia="FangSong" w:cs="Times New Roman"/>
+        </w:rPr>
+        <w:t>迁移插入</w:t>
+      </w:r>
+      <w:r>
+        <w:rPr>
+          <w:rFonts w:hint="eastAsia" w:ascii="Times New Roman" w:hAnsi="Times New Roman" w:eastAsia="Times New Roman" w:cs="Times New Roman"/>
+        </w:rPr>
+        <w:t>（</w:t>
+      </w:r>
+      <w:r>
+        <w:rPr>
+          <w:rFonts w:hint="eastAsia" w:ascii="Times New Roman" w:hAnsi="Times New Roman" w:eastAsia="FangSong" w:cs="Times New Roman"/>
+        </w:rPr>
+        <w:t>碳钯化</w:t>
+      </w:r>
+      <w:r>
+        <w:rPr>
+          <w:rFonts w:hint="eastAsia" w:ascii="Times New Roman" w:hAnsi="Times New Roman" w:eastAsia="Times New Roman" w:cs="Times New Roman"/>
+        </w:rPr>
+        <w:t>）</w:t>
+      </w:r>
+      <w:r>
+        <w:rPr>
+          <w:rFonts w:hint="eastAsia" w:ascii="Times New Roman" w:hAnsi="Times New Roman" w:eastAsia="FangSong" w:cs="Times New Roman"/>
+        </w:rPr>
+        <w:t>产物</w:t>
+      </w:r>
+      <w:r>
+        <w:rPr>
+          <w:rFonts w:hint="eastAsia" w:ascii="Times New Roman" w:hAnsi="Times New Roman" w:eastAsia="Times New Roman" w:cs="Times New Roman"/>
+        </w:rPr>
+        <w:t>（Ar</w:t>
+      </w:r>
+      <w:r>
+        <w:rPr>
+          <w:rFonts w:ascii="Times New Roman" w:hAnsi="Times New Roman" w:eastAsia="Times New Roman" w:cs="Times New Roman"/>
+        </w:rPr>
+        <w:t xml:space="preserve"> </w:t>
+      </w:r>
+      <w:r>
+        <w:rPr>
+          <w:rFonts w:hint="eastAsia" w:ascii="Times New Roman" w:hAnsi="Times New Roman" w:eastAsia="FangSong" w:cs="Times New Roman"/>
+        </w:rPr>
+        <w:t xml:space="preserve">加到端碳</w:t>
+      </w:r>
+      <w:r>
+        <w:rPr>
+          <w:rFonts w:ascii="Times New Roman" w:hAnsi="Times New Roman" w:eastAsia="Times New Roman" w:cs="Times New Roman"/>
+        </w:rPr>
+        <w:t xml:space="preserve"> </w:t>
+      </w:r>
+      <w:r>
+        <w:rPr>
+          <w:rFonts w:hint="eastAsia" w:ascii="Times New Roman" w:hAnsi="Times New Roman" w:eastAsia="Times New Roman" w:cs="Times New Roman"/>
+        </w:rPr>
         <w:t>CH</w:t>
       </w:r>
       <w:r>
@@ -26382,69 +26704,43 @@
         <w:rPr>
           <w:rFonts w:hint="eastAsia" w:ascii="Times New Roman" w:hAnsi="Times New Roman" w:eastAsia="Times New Roman" w:cs="Times New Roman"/>
         </w:rPr>
-        <w:t>–Pd(II)–Br(PPh</w:t>
-      </w:r>
-      <w:r>
-        <w:rPr>
-          <w:rFonts w:hint="eastAsia" w:ascii="Times New Roman" w:hAnsi="Times New Roman" w:eastAsia="Times New Roman" w:cs="Times New Roman"/>
-          <w:vertAlign w:val="subscript"/>
-        </w:rPr>
-        <w:t>3</w:t>
-      </w:r>
-      <w:r>
-        <w:rPr>
-          <w:rFonts w:hint="eastAsia" w:ascii="Times New Roman" w:hAnsi="Times New Roman" w:eastAsia="Times New Roman" w:cs="Times New Roman"/>
-        </w:rPr>
-        <w:t>)</w:t>
-      </w:r>
-      <w:r>
-        <w:rPr>
-          <w:rFonts w:hint="eastAsia" w:ascii="Times New Roman" w:hAnsi="Times New Roman" w:eastAsia="Times New Roman" w:cs="Times New Roman"/>
-          <w:vertAlign w:val="subscript"/>
-        </w:rPr>
-        <w:t>2</w:t>
-      </w:r>
-      <w:r>
-        <w:rPr>
-          <w:rFonts w:hint="eastAsia" w:ascii="Times New Roman" w:hAnsi="Times New Roman" w:eastAsia="Times New Roman" w:cs="Times New Roman"/>
-        </w:rPr>
-        <w:t>——</w:t>
-      </w:r>
-      <w:r>
-        <w:rPr>
-          <w:rFonts w:hint="eastAsia" w:ascii="Times New Roman" w:hAnsi="Times New Roman" w:eastAsia="FangSong" w:cs="Times New Roman"/>
-        </w:rPr>
-        <w:t>迁移插入</w:t>
-      </w:r>
-      <w:r>
-        <w:rPr>
-          <w:rFonts w:hint="eastAsia" w:ascii="Times New Roman" w:hAnsi="Times New Roman" w:eastAsia="Times New Roman" w:cs="Times New Roman"/>
-        </w:rPr>
-        <w:t>（</w:t>
-      </w:r>
-      <w:r>
-        <w:rPr>
-          <w:rFonts w:hint="eastAsia" w:ascii="Times New Roman" w:hAnsi="Times New Roman" w:eastAsia="FangSong" w:cs="Times New Roman"/>
-        </w:rPr>
-        <w:t>碳钯化</w:t>
-      </w:r>
-      <w:r>
-        <w:rPr>
-          <w:rFonts w:hint="eastAsia" w:ascii="Times New Roman" w:hAnsi="Times New Roman" w:eastAsia="Times New Roman" w:cs="Times New Roman"/>
-        </w:rPr>
-        <w:t>）</w:t>
-      </w:r>
-      <w:r>
-        <w:rPr>
-          <w:rFonts w:hint="eastAsia" w:ascii="Times New Roman" w:hAnsi="Times New Roman" w:eastAsia="FangSong" w:cs="Times New Roman"/>
-        </w:rPr>
-        <w:t>产物</w:t>
-      </w:r>
-      <w:r>
-        <w:rPr>
-          <w:rFonts w:hint="eastAsia" w:ascii="Times New Roman" w:hAnsi="Times New Roman" w:eastAsia="Times New Roman" w:cs="Times New Roman"/>
-        </w:rPr>
-        <w:t>。④</w:t>
+        <w:t>，Pd</w:t>
+      </w:r>
+      <w:r>
+        <w:rPr>
+          <w:rFonts w:ascii="Times New Roman" w:hAnsi="Times New Roman" w:eastAsia="Times New Roman" w:cs="Times New Roman"/>
+        </w:rPr>
+        <w:t xml:space="preserve"> </w:t>
+      </w:r>
+      <w:r>
+        <w:rPr>
+          <w:rFonts w:hint="eastAsia" w:ascii="Times New Roman" w:hAnsi="Times New Roman" w:eastAsia="FangSong" w:cs="Times New Roman"/>
+        </w:rPr>
+        <w:t xml:space="preserve">落到</w:t>
+      </w:r>
+      <w:r>
+        <w:rPr>
+          <w:rFonts w:ascii="Times New Roman" w:hAnsi="Times New Roman" w:eastAsia="Times New Roman" w:cs="Times New Roman"/>
+        </w:rPr>
+        <w:t xml:space="preserve"> </w:t>
+      </w:r>
+      <w:r>
+        <w:rPr>
+          <w:rFonts w:hint="eastAsia" w:ascii="Times New Roman" w:hAnsi="Times New Roman" w:eastAsia="Times New Roman" w:cs="Times New Roman"/>
+        </w:rPr>
+        <w:t>α-</w:t>
+      </w:r>
+      <w:r>
+        <w:rPr>
+          <w:rFonts w:hint="eastAsia" w:ascii="Times New Roman" w:hAnsi="Times New Roman" w:eastAsia="FangSong" w:cs="Times New Roman"/>
+        </w:rPr>
+        <w:t>碳</w:t>
+      </w:r>
+      <w:r>
+        <w:rPr>
+          <w:rFonts w:hint="eastAsia" w:ascii="Times New Roman" w:hAnsi="Times New Roman" w:eastAsia="Times New Roman" w:cs="Times New Roman"/>
+        </w:rPr>
+        <w:t>）。④</w:t>
       </w:r>
       <w:r>
         <w:rPr>
@@ -27225,31 +27521,19 @@
         <w:rPr>
           <w:rFonts w:hint="eastAsia" w:ascii="Times New Roman" w:hAnsi="Times New Roman" w:eastAsia="FangSong" w:cs="Times New Roman"/>
         </w:rPr>
-        <w:t>化学位移</w:t>
-      </w:r>
-      <w:r>
-        <w:rPr>
-          <w:rFonts w:ascii="Times New Roman" w:hAnsi="Times New Roman" w:eastAsia="Times New Roman" w:cs="Times New Roman"/>
-        </w:rPr>
-        <w:t xml:space="preserve"> </w:t>
-      </w:r>
-      <w:r>
-        <w:rPr>
-          <w:rFonts w:hint="eastAsia" w:ascii="Times New Roman" w:hAnsi="Times New Roman" w:eastAsia="Times New Roman" w:cs="Times New Roman"/>
-        </w:rPr>
-        <w:t>2.0–2.5，</w:t>
-      </w:r>
-      <w:r>
-        <w:rPr>
-          <w:rFonts w:hint="eastAsia" w:ascii="Times New Roman" w:hAnsi="Times New Roman" w:eastAsia="FangSong" w:cs="Times New Roman"/>
-        </w:rPr>
-        <w:t>邻羰基甲基</w:t>
-      </w:r>
-      <w:r>
-        <w:rPr>
-          <w:rFonts w:hint="eastAsia" w:ascii="Times New Roman" w:hAnsi="Times New Roman" w:eastAsia="Times New Roman" w:cs="Times New Roman"/>
-        </w:rPr>
-        <w:t>；</w:t>
+        <w:t>甲基酮典型</w:t>
+      </w:r>
+      <w:r>
+        <w:rPr>
+          <w:rFonts w:ascii="Times New Roman" w:hAnsi="Times New Roman" w:eastAsia="Times New Roman" w:cs="Times New Roman"/>
+        </w:rPr>
+        <w:t xml:space="preserve"> δ </w:t>
+      </w:r>
+      <w:r>
+        <w:rPr>
+          <w:rFonts w:hint="eastAsia" w:ascii="Times New Roman" w:hAnsi="Times New Roman" w:eastAsia="Times New Roman" w:cs="Times New Roman"/>
+        </w:rPr>
+        <w:t>2.1–2.6；</w:t>
       </w:r>
       <w:r>
         <w:rPr>
@@ -28286,6 +28570,9 @@
     </w:lvlOverride>
   </w:num>
   <w:num w:numId="1010">
+    <w:abstractNumId w:val="991"/>
+  </w:num>
+  <w:num w:numId="1011">
     <w:abstractNumId w:val="99411"/>
     <w:lvlOverride w:ilvl="0">
       <w:startOverride w:val="1"/>
@@ -28315,10 +28602,10 @@
       <w:startOverride w:val="1"/>
     </w:lvlOverride>
   </w:num>
-  <w:num w:numId="1011">
+  <w:num w:numId="1012">
     <w:abstractNumId w:val="991"/>
   </w:num>
-  <w:num w:numId="1012">
+  <w:num w:numId="1013">
     <w:abstractNumId w:val="99411"/>
     <w:lvlOverride w:ilvl="0">
       <w:startOverride w:val="1"/>
@@ -28348,38 +28635,8 @@
       <w:startOverride w:val="1"/>
     </w:lvlOverride>
   </w:num>
-  <w:num w:numId="1013">
+  <w:num w:numId="1014">
     <w:abstractNumId w:val="991"/>
-  </w:num>
-  <w:num w:numId="1014">
-    <w:abstractNumId w:val="99411"/>
-    <w:lvlOverride w:ilvl="0">
-      <w:startOverride w:val="1"/>
-    </w:lvlOverride>
-    <w:lvlOverride w:ilvl="1">
-      <w:startOverride w:val="1"/>
-    </w:lvlOverride>
-    <w:lvlOverride w:ilvl="2">
-      <w:startOverride w:val="1"/>
-    </w:lvlOverride>
-    <w:lvlOverride w:ilvl="3">
-      <w:startOverride w:val="1"/>
-    </w:lvlOverride>
-    <w:lvlOverride w:ilvl="4">
-      <w:startOverride w:val="1"/>
-    </w:lvlOverride>
-    <w:lvlOverride w:ilvl="5">
-      <w:startOverride w:val="1"/>
-    </w:lvlOverride>
-    <w:lvlOverride w:ilvl="6">
-      <w:startOverride w:val="1"/>
-    </w:lvlOverride>
-    <w:lvlOverride w:ilvl="7">
-      <w:startOverride w:val="1"/>
-    </w:lvlOverride>
-    <w:lvlOverride w:ilvl="8">
-      <w:startOverride w:val="1"/>
-    </w:lvlOverride>
   </w:num>
   <w:num w:numId="1015">
     <w:abstractNumId w:val="991"/>
@@ -28391,9 +28648,6 @@
     <w:abstractNumId w:val="991"/>
   </w:num>
   <w:num w:numId="1018">
-    <w:abstractNumId w:val="991"/>
-  </w:num>
-  <w:num w:numId="1019">
     <w:abstractNumId w:val="991"/>
   </w:num>
 </w:numbering>

--- a/06-学生侧材料/讲义/6-有机化学/过渡金属催化.docx
+++ b/06-学生侧材料/讲义/6-有机化学/过渡金属催化.docx
@@ -8879,12 +8879,18 @@
               <m:r>
                 <m:t>C</m:t>
               </m:r>
-              <m:r>
-                <m:t>l</m:t>
-              </m:r>
-              <m:r>
-                <m:t>2</m:t>
-              </m:r>
+              <m:sSub>
+                <m:e>
+                  <m:r>
+                    <m:t>l</m:t>
+                  </m:r>
+                </m:e>
+                <m:sub>
+                  <m:r>
+                    <m:t>2</m:t>
+                  </m:r>
+                </m:sub>
+              </m:sSub>
               <m:r>
                 <m:rPr>
                   <m:sty m:val="p"/>
@@ -8909,12 +8915,18 @@
                 </m:rPr>
                 <m:t>,</m:t>
               </m:r>
-              <m:r>
-                <m:t>H</m:t>
-              </m:r>
-              <m:r>
-                <m:t>2</m:t>
-              </m:r>
+              <m:sSub>
+                <m:e>
+                  <m:r>
+                    <m:t>H</m:t>
+                  </m:r>
+                </m:e>
+                <m:sub>
+                  <m:r>
+                    <m:t>2</m:t>
+                  </m:r>
+                </m:sub>
+              </m:sSub>
               <m:r>
                 <m:t>O</m:t>
               </m:r>
@@ -23509,12 +23521,18 @@
             <m:r>
               <m:t>C</m:t>
             </m:r>
-            <m:r>
-              <m:t>l</m:t>
-            </m:r>
-            <m:r>
-              <m:t>2</m:t>
-            </m:r>
+            <m:sSub>
+              <m:e>
+                <m:r>
+                  <m:t>l</m:t>
+                </m:r>
+              </m:e>
+              <m:sub>
+                <m:r>
+                  <m:t>2</m:t>
+                </m:r>
+              </m:sub>
+            </m:sSub>
             <m:r>
               <m:rPr>
                 <m:sty m:val="p"/>

--- a/06-学生侧材料/讲义/6-有机化学/过渡金属催化.docx
+++ b/06-学生侧材料/讲义/6-有机化学/过渡金属催化.docx
@@ -18,228 +18,6 @@
     </w:p>
     <w:p>
       <w:pPr>
-        <w:pStyle w:val="BlockText"/>
-      </w:pPr>
-      <w:r>
-        <w:rPr>
-          <w:rFonts w:hint="eastAsia" w:ascii="Times New Roman" w:hAnsi="Times New Roman" w:eastAsia="FangSong" w:cs="Times New Roman"/>
-          <w:b/>
-          <w:bCs/>
-        </w:rPr>
-        <w:t xml:space="preserve">源素材</w:t>
-      </w:r>
-      <w:r>
-        <w:rPr>
-          <w:rFonts w:hint="eastAsia" w:ascii="Times New Roman" w:hAnsi="Times New Roman" w:eastAsia="Times New Roman" w:cs="Times New Roman"/>
-        </w:rPr>
-        <w:t xml:space="preserve">：ABOC</w:t>
-      </w:r>
-      <w:r>
-        <w:rPr>
-          <w:rFonts w:ascii="Times New Roman" w:hAnsi="Times New Roman" w:eastAsia="Times New Roman" w:cs="Times New Roman"/>
-        </w:rPr>
-        <w:t xml:space="preserve"> </w:t>
-      </w:r>
-      <w:r>
-        <w:rPr>
-          <w:rFonts w:hint="eastAsia" w:ascii="Times New Roman" w:hAnsi="Times New Roman" w:eastAsia="Times New Roman" w:cs="Times New Roman"/>
-        </w:rPr>
-        <w:t>Ch8（</w:t>
-      </w:r>
-      <w:r>
-        <w:rPr>
-          <w:rFonts w:hint="eastAsia" w:ascii="Times New Roman" w:hAnsi="Times New Roman" w:eastAsia="FangSong" w:cs="Times New Roman"/>
-        </w:rPr>
-        <w:t>过渡金属催化</w:t>
-      </w:r>
-      <w:r>
-        <w:rPr>
-          <w:rFonts w:hint="eastAsia" w:ascii="Times New Roman" w:hAnsi="Times New Roman" w:eastAsia="Times New Roman" w:cs="Times New Roman"/>
-        </w:rPr>
-        <w:t>）+</w:t>
-      </w:r>
-      <w:r>
-        <w:rPr>
-          <w:rFonts w:ascii="Times New Roman" w:hAnsi="Times New Roman" w:eastAsia="Times New Roman" w:cs="Times New Roman"/>
-        </w:rPr>
-        <w:t xml:space="preserve"> Clayden </w:t>
-      </w:r>
-      <w:r>
-        <w:rPr>
-          <w:rFonts w:hint="eastAsia" w:ascii="Times New Roman" w:hAnsi="Times New Roman" w:eastAsia="Times New Roman" w:cs="Times New Roman"/>
-        </w:rPr>
-        <w:t>Ch40（</w:t>
-      </w:r>
-      <w:r>
-        <w:rPr>
-          <w:rFonts w:hint="eastAsia" w:ascii="Times New Roman" w:hAnsi="Times New Roman" w:eastAsia="FangSong" w:cs="Times New Roman"/>
-        </w:rPr>
-        <w:t>金属有机化学</w:t>
-      </w:r>
-      <w:r>
-        <w:rPr>
-          <w:rFonts w:hint="eastAsia" w:ascii="Times New Roman" w:hAnsi="Times New Roman" w:eastAsia="Times New Roman" w:cs="Times New Roman"/>
-        </w:rPr>
-        <w:t>）+</w:t>
-      </w:r>
-      <w:r>
-        <w:rPr>
-          <w:rFonts w:ascii="Times New Roman" w:hAnsi="Times New Roman" w:eastAsia="Times New Roman" w:cs="Times New Roman"/>
-        </w:rPr>
-        <w:t xml:space="preserve"> </w:t>
-      </w:r>
-      <w:r>
-        <w:rPr>
-          <w:rFonts w:hint="eastAsia" w:ascii="Times New Roman" w:hAnsi="Times New Roman" w:eastAsia="FangSong" w:cs="Times New Roman"/>
-        </w:rPr>
-        <w:t>初赛讲义第</w:t>
-      </w:r>
-      <w:r>
-        <w:rPr>
-          <w:rFonts w:hint="eastAsia" w:ascii="Times New Roman" w:hAnsi="Times New Roman" w:eastAsia="Times New Roman" w:cs="Times New Roman"/>
-        </w:rPr>
-        <w:t>5</w:t>
-      </w:r>
-      <w:r>
-        <w:rPr>
-          <w:rFonts w:hint="eastAsia" w:ascii="Times New Roman" w:hAnsi="Times New Roman" w:eastAsia="FangSong" w:cs="Times New Roman"/>
-        </w:rPr>
-        <w:t>讲</w:t>
-      </w:r>
-    </w:p>
-    <w:p>
-      <w:pPr>
-        <w:pStyle w:val="BlockText"/>
-      </w:pPr>
-      <w:r>
-        <w:rPr>
-          <w:rFonts w:hint="eastAsia" w:ascii="Times New Roman" w:hAnsi="Times New Roman" w:eastAsia="FangSong" w:cs="Times New Roman"/>
-        </w:rPr>
-        <w:t>过渡金属催化是现代有机合成化学的核心工具</w:t>
-      </w:r>
-      <w:r>
-        <w:rPr>
-          <w:rFonts w:hint="eastAsia" w:ascii="Times New Roman" w:hAnsi="Times New Roman" w:eastAsia="Times New Roman" w:cs="Times New Roman"/>
-        </w:rPr>
-        <w:t>。</w:t>
-      </w:r>
-      <w:r>
-        <w:rPr>
-          <w:rFonts w:hint="eastAsia" w:ascii="Times New Roman" w:hAnsi="Times New Roman" w:eastAsia="FangSong" w:cs="Times New Roman"/>
-        </w:rPr>
-        <w:t>本讲以</w:t>
-      </w:r>
-      <w:r>
-        <w:rPr>
-          <w:rFonts w:ascii="Times New Roman" w:hAnsi="Times New Roman" w:eastAsia="Times New Roman" w:cs="Times New Roman"/>
-        </w:rPr>
-        <w:t xml:space="preserve"> </w:t>
-      </w:r>
-      <w:r>
-        <w:rPr>
-          <w:rFonts w:ascii="Times New Roman" w:hAnsi="Times New Roman" w:eastAsia="Times New Roman" w:cs="Times New Roman"/>
-          <w:b/>
-          <w:bCs/>
-        </w:rPr>
-        <w:t xml:space="preserve">Pd </w:t>
-      </w:r>
-      <w:r>
-        <w:rPr>
-          <w:rFonts w:hint="eastAsia" w:ascii="Times New Roman" w:hAnsi="Times New Roman" w:eastAsia="FangSong" w:cs="Times New Roman"/>
-          <w:b/>
-          <w:bCs/>
-        </w:rPr>
-        <w:t xml:space="preserve">催化</w:t>
-      </w:r>
-      <w:r>
-        <w:rPr>
-          <w:rFonts w:hint="eastAsia" w:ascii="Times New Roman" w:hAnsi="Times New Roman" w:eastAsia="FangSong" w:cs="Times New Roman"/>
-        </w:rPr>
-        <w:t>为主线</w:t>
-      </w:r>
-      <w:r>
-        <w:rPr>
-          <w:rFonts w:hint="eastAsia" w:ascii="Times New Roman" w:hAnsi="Times New Roman" w:eastAsia="Times New Roman" w:cs="Times New Roman"/>
-        </w:rPr>
-        <w:t>，</w:t>
-      </w:r>
-      <w:r>
-        <w:rPr>
-          <w:rFonts w:hint="eastAsia" w:ascii="Times New Roman" w:hAnsi="Times New Roman" w:eastAsia="FangSong" w:cs="Times New Roman"/>
-        </w:rPr>
-        <w:t>覆盖偶联反应</w:t>
-      </w:r>
-      <w:r>
-        <w:rPr>
-          <w:rFonts w:hint="eastAsia" w:ascii="Times New Roman" w:hAnsi="Times New Roman" w:eastAsia="Times New Roman" w:cs="Times New Roman"/>
-        </w:rPr>
-        <w:t>、</w:t>
-      </w:r>
-      <w:r>
-        <w:rPr>
-          <w:rFonts w:hint="eastAsia" w:ascii="Times New Roman" w:hAnsi="Times New Roman" w:eastAsia="FangSong" w:cs="Times New Roman"/>
-        </w:rPr>
-        <w:t>氧化</w:t>
-      </w:r>
-      <w:r>
-        <w:rPr>
-          <w:rFonts w:hint="eastAsia" w:ascii="Times New Roman" w:hAnsi="Times New Roman" w:eastAsia="Times New Roman" w:cs="Times New Roman"/>
-        </w:rPr>
-        <w:t>、</w:t>
-      </w:r>
-      <w:r>
-        <w:rPr>
-          <w:rFonts w:hint="eastAsia" w:ascii="Times New Roman" w:hAnsi="Times New Roman" w:eastAsia="FangSong" w:cs="Times New Roman"/>
-        </w:rPr>
-        <w:t>复分解</w:t>
-      </w:r>
-      <w:r>
-        <w:rPr>
-          <w:rFonts w:hint="eastAsia" w:ascii="Times New Roman" w:hAnsi="Times New Roman" w:eastAsia="Times New Roman" w:cs="Times New Roman"/>
-        </w:rPr>
-        <w:t>、C–H</w:t>
-      </w:r>
-      <w:r>
-        <w:rPr>
-          <w:rFonts w:ascii="Times New Roman" w:hAnsi="Times New Roman" w:eastAsia="Times New Roman" w:cs="Times New Roman"/>
-        </w:rPr>
-        <w:t xml:space="preserve"> </w:t>
-      </w:r>
-      <w:r>
-        <w:rPr>
-          <w:rFonts w:hint="eastAsia" w:ascii="Times New Roman" w:hAnsi="Times New Roman" w:eastAsia="FangSong" w:cs="Times New Roman"/>
-        </w:rPr>
-        <w:t>活化四大板块</w:t>
-      </w:r>
-      <w:r>
-        <w:rPr>
-          <w:rFonts w:hint="eastAsia" w:ascii="Times New Roman" w:hAnsi="Times New Roman" w:eastAsia="Times New Roman" w:cs="Times New Roman"/>
-        </w:rPr>
-        <w:t>，</w:t>
-      </w:r>
-      <w:r>
-        <w:rPr>
-          <w:rFonts w:hint="eastAsia" w:ascii="Times New Roman" w:hAnsi="Times New Roman" w:eastAsia="FangSong" w:cs="Times New Roman"/>
-        </w:rPr>
-        <w:t>重点是</w:t>
-      </w:r>
-      <w:r>
-        <w:rPr>
-          <w:rFonts w:hint="eastAsia" w:ascii="Times New Roman" w:hAnsi="Times New Roman" w:eastAsia="FangSong" w:cs="Times New Roman"/>
-          <w:b/>
-          <w:bCs/>
-        </w:rPr>
-        <w:t xml:space="preserve">催化循环的拆解与理解</w:t>
-      </w:r>
-      <w:r>
-        <w:rPr>
-          <w:rFonts w:ascii="Times New Roman" w:hAnsi="Times New Roman" w:eastAsia="Times New Roman" w:cs="Times New Roman"/>
-        </w:rPr>
-        <w:t xml:space="preserve">。</w:t>
-      </w:r>
-    </w:p>
-    <w:p>
-      <w:pPr>
         <w:spacing w:before="160" w:after="80"/>
       </w:pPr>
       <w:r>
@@ -265,6 +43,7 @@
       <w:pPr>
         <w:pStyle w:val="BlockText"/>
         <w:spacing w:after="80"/>
+        <w:ind w:firstLine="420"/>
       </w:pPr>
       <w:r>
         <w:rPr>
@@ -327,6 +106,15 @@
         <w:tblW w:type="pct" w:w="5000"/>
         <w:tblLayout w:type="fixed"/>
         <w:tblLook w:firstRow="1" w:lastRow="0" w:firstColumn="0" w:lastColumn="0" w:noHBand="0" w:noVBand="0" w:val="0020"/>
+        <w:jc w:val="center"/>
+        <w:tblBorders>
+          <w:top w:val="single" w:sz="12" w:space="0" w:color="333333"/>
+          <w:bottom w:val="single" w:sz="12" w:space="0" w:color="333333"/>
+          <w:left w:val="none"/>
+          <w:right w:val="none"/>
+          <w:insideH w:val="none"/>
+          <w:insideV w:val="none"/>
+        </w:tblBorders>
       </w:tblPr>
       <w:tblGrid>
         <w:gridCol w:w="3960"/>
@@ -337,7 +125,11 @@
           <w:tblHeader w:val="on"/>
         </w:trPr>
         <w:tc>
-          <w:tcPr/>
+          <w:tcPr>
+            <w:tcBorders>
+              <w:bottom w:val="single" w:sz="6" w:space="0" w:color="333333"/>
+            </w:tcBorders>
+          </w:tcPr>
           <w:p>
             <w:pPr>
               <w:pStyle w:val="Compact"/>
@@ -353,7 +145,11 @@
           </w:p>
         </w:tc>
         <w:tc>
-          <w:tcPr/>
+          <w:tcPr>
+            <w:tcBorders>
+              <w:bottom w:val="single" w:sz="6" w:space="0" w:color="333333"/>
+            </w:tcBorders>
+          </w:tcPr>
           <w:p>
             <w:pPr>
               <w:pStyle w:val="Compact"/>
@@ -939,6 +735,7 @@
       <w:pPr>
         <w:pStyle w:val="FirstParagraph"/>
         <w:spacing w:after="80"/>
+        <w:ind w:firstLine="420"/>
       </w:pPr>
       <w:r>
         <w:rPr>
@@ -1017,6 +814,15 @@
         <w:tblW w:type="pct" w:w="5000"/>
         <w:tblLayout w:type="fixed"/>
         <w:tblLook w:firstRow="1" w:lastRow="0" w:firstColumn="0" w:lastColumn="0" w:noHBand="0" w:noVBand="0" w:val="0020"/>
+        <w:jc w:val="center"/>
+        <w:tblBorders>
+          <w:top w:val="single" w:sz="12" w:space="0" w:color="333333"/>
+          <w:bottom w:val="single" w:sz="12" w:space="0" w:color="333333"/>
+          <w:left w:val="none"/>
+          <w:right w:val="none"/>
+          <w:insideH w:val="none"/>
+          <w:insideV w:val="none"/>
+        </w:tblBorders>
       </w:tblPr>
       <w:tblGrid>
         <w:gridCol w:w="4525"/>
@@ -1027,7 +833,11 @@
           <w:tblHeader w:val="on"/>
         </w:trPr>
         <w:tc>
-          <w:tcPr/>
+          <w:tcPr>
+            <w:tcBorders>
+              <w:bottom w:val="single" w:sz="6" w:space="0" w:color="333333"/>
+            </w:tcBorders>
+          </w:tcPr>
           <w:p>
             <w:pPr>
               <w:pStyle w:val="Compact"/>
@@ -1043,7 +853,11 @@
           </w:p>
         </w:tc>
         <w:tc>
-          <w:tcPr/>
+          <w:tcPr>
+            <w:tcBorders>
+              <w:bottom w:val="single" w:sz="6" w:space="0" w:color="333333"/>
+            </w:tcBorders>
+          </w:tcPr>
           <w:p>
             <w:pPr>
               <w:pStyle w:val="Compact"/>
@@ -1365,6 +1179,7 @@
       <w:pPr>
         <w:pStyle w:val="BodyText"/>
         <w:spacing w:before="120" w:after="80"/>
+        <w:ind w:firstLine="420"/>
       </w:pPr>
       <w:r>
         <w:rPr>
@@ -1386,6 +1201,15 @@
         <w:tblStyle w:val="Table"/>
         <w:tblW w:type="auto" w:w="0"/>
         <w:tblLook w:firstRow="1" w:lastRow="0" w:firstColumn="0" w:lastColumn="0" w:noHBand="0" w:noVBand="0" w:val="0020"/>
+        <w:jc w:val="center"/>
+        <w:tblBorders>
+          <w:top w:val="single" w:sz="12" w:space="0" w:color="333333"/>
+          <w:bottom w:val="single" w:sz="12" w:space="0" w:color="333333"/>
+          <w:left w:val="none"/>
+          <w:right w:val="none"/>
+          <w:insideH w:val="none"/>
+          <w:insideV w:val="none"/>
+        </w:tblBorders>
       </w:tblPr>
       <w:tblGrid>
         <w:gridCol w:w="1980"/>
@@ -1398,7 +1222,11 @@
           <w:tblHeader w:val="on"/>
         </w:trPr>
         <w:tc>
-          <w:tcPr/>
+          <w:tcPr>
+            <w:tcBorders>
+              <w:bottom w:val="single" w:sz="6" w:space="0" w:color="333333"/>
+            </w:tcBorders>
+          </w:tcPr>
           <w:p>
             <w:pPr>
               <w:pStyle w:val="Compact"/>
@@ -1414,7 +1242,11 @@
           </w:p>
         </w:tc>
         <w:tc>
-          <w:tcPr/>
+          <w:tcPr>
+            <w:tcBorders>
+              <w:bottom w:val="single" w:sz="6" w:space="0" w:color="333333"/>
+            </w:tcBorders>
+          </w:tcPr>
           <w:p>
             <w:pPr>
               <w:pStyle w:val="Compact"/>
@@ -1430,7 +1262,11 @@
           </w:p>
         </w:tc>
         <w:tc>
-          <w:tcPr/>
+          <w:tcPr>
+            <w:tcBorders>
+              <w:bottom w:val="single" w:sz="6" w:space="0" w:color="333333"/>
+            </w:tcBorders>
+          </w:tcPr>
           <w:p>
             <w:pPr>
               <w:pStyle w:val="Compact"/>
@@ -1446,7 +1282,11 @@
           </w:p>
         </w:tc>
         <w:tc>
-          <w:tcPr/>
+          <w:tcPr>
+            <w:tcBorders>
+              <w:bottom w:val="single" w:sz="6" w:space="0" w:color="333333"/>
+            </w:tcBorders>
+          </w:tcPr>
           <w:p>
             <w:pPr>
               <w:pStyle w:val="Compact"/>
@@ -2104,6 +1944,7 @@
       <w:pPr>
         <w:pStyle w:val="BodyText"/>
         <w:spacing w:before="120"/>
+        <w:ind w:firstLine="420"/>
       </w:pPr>
       <w:r>
         <w:rPr>
@@ -2399,7 +2240,7 @@
         </w:rPr>
         <w:drawing>
           <wp:inline>
-            <wp:extent cx="3600000" cy="2440800"/>
+            <wp:extent cx="2667000" cy="1808226"/>
             <wp:effectExtent b="0" l="0" r="0" t="0"/>
             <wp:docPr descr="Suzuki 交叉偶联的催化循环（Pd 催化）" title="" id="12" name="Picture"/>
             <a:graphic>
@@ -2420,7 +2261,7 @@
                   <pic:spPr bwMode="auto">
                     <a:xfrm>
                       <a:off x="0" y="0"/>
-                      <a:ext cx="3600000" cy="2440800"/>
+                      <a:ext cx="2667000" cy="1808226"/>
                     </a:xfrm>
                     <a:prstGeom prst="rect">
                       <a:avLst/>
@@ -2724,6 +2565,15 @@
         <w:tblW w:type="pct" w:w="5000"/>
         <w:tblLayout w:type="fixed"/>
         <w:tblLook w:firstRow="1" w:lastRow="0" w:firstColumn="0" w:lastColumn="0" w:noHBand="0" w:noVBand="0" w:val="0020"/>
+        <w:jc w:val="center"/>
+        <w:tblBorders>
+          <w:top w:val="single" w:sz="12" w:space="0" w:color="333333"/>
+          <w:bottom w:val="single" w:sz="12" w:space="0" w:color="333333"/>
+          <w:left w:val="none"/>
+          <w:right w:val="none"/>
+          <w:insideH w:val="none"/>
+          <w:insideV w:val="none"/>
+        </w:tblBorders>
       </w:tblPr>
       <w:tblGrid>
         <w:gridCol w:w="1980"/>
@@ -2736,7 +2586,11 @@
           <w:tblHeader w:val="on"/>
         </w:trPr>
         <w:tc>
-          <w:tcPr/>
+          <w:tcPr>
+            <w:tcBorders>
+              <w:bottom w:val="single" w:sz="6" w:space="0" w:color="333333"/>
+            </w:tcBorders>
+          </w:tcPr>
           <w:p>
             <w:pPr>
               <w:pStyle w:val="Compact"/>
@@ -2752,7 +2606,11 @@
           </w:p>
         </w:tc>
         <w:tc>
-          <w:tcPr/>
+          <w:tcPr>
+            <w:tcBorders>
+              <w:bottom w:val="single" w:sz="6" w:space="0" w:color="333333"/>
+            </w:tcBorders>
+          </w:tcPr>
           <w:p>
             <w:pPr>
               <w:pStyle w:val="Compact"/>
@@ -2768,7 +2626,11 @@
           </w:p>
         </w:tc>
         <w:tc>
-          <w:tcPr/>
+          <w:tcPr>
+            <w:tcBorders>
+              <w:bottom w:val="single" w:sz="6" w:space="0" w:color="333333"/>
+            </w:tcBorders>
+          </w:tcPr>
           <w:p>
             <w:pPr>
               <w:pStyle w:val="Compact"/>
@@ -2784,7 +2646,11 @@
           </w:p>
         </w:tc>
         <w:tc>
-          <w:tcPr/>
+          <w:tcPr>
+            <w:tcBorders>
+              <w:bottom w:val="single" w:sz="6" w:space="0" w:color="333333"/>
+            </w:tcBorders>
+          </w:tcPr>
           <w:p>
             <w:pPr>
               <w:pStyle w:val="Compact"/>
@@ -3317,6 +3183,7 @@
       <w:pPr>
         <w:pStyle w:val="BlockText"/>
         <w:spacing w:before="120"/>
+        <w:ind w:firstLine="420"/>
       </w:pPr>
       <w:r>
         <w:rPr>
@@ -3476,6 +3343,7 @@
     <w:p>
       <w:pPr>
         <w:pStyle w:val="FirstParagraph"/>
+        <w:ind w:firstLine="420"/>
       </w:pPr>
       <w:r>
         <w:rPr>
@@ -3517,6 +3385,7 @@
     <w:p>
       <w:pPr>
         <w:pStyle w:val="BodyText"/>
+        <w:ind w:firstLine="420"/>
       </w:pPr>
       <w:r>
         <w:rPr>
@@ -3570,6 +3439,7 @@
     <w:p>
       <w:pPr>
         <w:pStyle w:val="BodyText"/>
+        <w:ind w:firstLine="420"/>
       </w:pPr>
       <w:r>
         <w:rPr>
@@ -3641,6 +3511,7 @@
     <w:p>
       <w:pPr>
         <w:pStyle w:val="BodyText"/>
+        <w:ind w:firstLine="420"/>
       </w:pPr>
       <w:r>
         <w:rPr>
@@ -3881,6 +3752,7 @@
     <w:p>
       <w:pPr>
         <w:pStyle w:val="FirstParagraph"/>
+        <w:ind w:firstLine="420"/>
       </w:pPr>
       <w:r>
         <w:rPr>
@@ -3970,6 +3842,7 @@
           <w:ilvl w:val="0"/>
           <w:numId w:val="1001"/>
         </w:numPr>
+        <w:ind w:firstLine="420"/>
       </w:pPr>
       <w:r>
         <w:rPr>
@@ -4023,6 +3896,7 @@
           <w:ilvl w:val="0"/>
           <w:numId w:val="1001"/>
         </w:numPr>
+        <w:ind w:firstLine="420"/>
       </w:pPr>
       <w:r>
         <w:rPr>
@@ -4102,6 +3976,7 @@
           <w:ilvl w:val="0"/>
           <w:numId w:val="1001"/>
         </w:numPr>
+        <w:ind w:firstLine="420"/>
       </w:pPr>
       <w:r>
         <w:rPr>
@@ -4224,6 +4099,15 @@
         <w:tblW w:type="pct" w:w="5000"/>
         <w:tblLayout w:type="fixed"/>
         <w:tblLook w:firstRow="1" w:lastRow="0" w:firstColumn="0" w:lastColumn="0" w:noHBand="0" w:noVBand="0" w:val="0020"/>
+        <w:jc w:val="center"/>
+        <w:tblBorders>
+          <w:top w:val="single" w:sz="12" w:space="0" w:color="333333"/>
+          <w:bottom w:val="single" w:sz="12" w:space="0" w:color="333333"/>
+          <w:left w:val="none"/>
+          <w:right w:val="none"/>
+          <w:insideH w:val="none"/>
+          <w:insideV w:val="none"/>
+        </w:tblBorders>
       </w:tblPr>
       <w:tblGrid>
         <w:gridCol w:w="1667"/>
@@ -4237,7 +4121,11 @@
           <w:tblHeader w:val="on"/>
         </w:trPr>
         <w:tc>
-          <w:tcPr/>
+          <w:tcPr>
+            <w:tcBorders>
+              <w:bottom w:val="single" w:sz="6" w:space="0" w:color="333333"/>
+            </w:tcBorders>
+          </w:tcPr>
           <w:p>
             <w:pPr>
               <w:pStyle w:val="Compact"/>
@@ -4253,7 +4141,11 @@
           </w:p>
         </w:tc>
         <w:tc>
-          <w:tcPr/>
+          <w:tcPr>
+            <w:tcBorders>
+              <w:bottom w:val="single" w:sz="6" w:space="0" w:color="333333"/>
+            </w:tcBorders>
+          </w:tcPr>
           <w:p>
             <w:pPr>
               <w:pStyle w:val="Compact"/>
@@ -4269,7 +4161,11 @@
           </w:p>
         </w:tc>
         <w:tc>
-          <w:tcPr/>
+          <w:tcPr>
+            <w:tcBorders>
+              <w:bottom w:val="single" w:sz="6" w:space="0" w:color="333333"/>
+            </w:tcBorders>
+          </w:tcPr>
           <w:p>
             <w:pPr>
               <w:pStyle w:val="Compact"/>
@@ -4292,7 +4188,11 @@
           </w:p>
         </w:tc>
         <w:tc>
-          <w:tcPr/>
+          <w:tcPr>
+            <w:tcBorders>
+              <w:bottom w:val="single" w:sz="6" w:space="0" w:color="333333"/>
+            </w:tcBorders>
+          </w:tcPr>
           <w:p>
             <w:pPr>
               <w:pStyle w:val="Compact"/>
@@ -4308,7 +4208,11 @@
           </w:p>
         </w:tc>
         <w:tc>
-          <w:tcPr/>
+          <w:tcPr>
+            <w:tcBorders>
+              <w:bottom w:val="single" w:sz="6" w:space="0" w:color="333333"/>
+            </w:tcBorders>
+          </w:tcPr>
           <w:p>
             <w:pPr>
               <w:pStyle w:val="Compact"/>
@@ -5240,6 +5144,7 @@
           <w:ilvl w:val="0"/>
           <w:numId w:val="1002"/>
         </w:numPr>
+        <w:ind w:firstLine="420"/>
       </w:pPr>
       <w:r>
         <w:rPr>
@@ -5317,6 +5222,7 @@
           <w:ilvl w:val="0"/>
           <w:numId w:val="1002"/>
         </w:numPr>
+        <w:ind w:firstLine="420"/>
       </w:pPr>
       <w:r>
         <w:rPr>
@@ -5427,6 +5333,7 @@
           <w:ilvl w:val="0"/>
           <w:numId w:val="1003"/>
         </w:numPr>
+        <w:ind w:firstLine="420"/>
       </w:pPr>
       <w:r>
         <w:rPr>
@@ -5473,6 +5380,7 @@
           <w:ilvl w:val="0"/>
           <w:numId w:val="1003"/>
         </w:numPr>
+        <w:ind w:firstLine="420"/>
       </w:pPr>
       <w:r>
         <w:rPr>
@@ -5580,6 +5488,7 @@
           <w:ilvl w:val="0"/>
           <w:numId w:val="1003"/>
         </w:numPr>
+        <w:ind w:firstLine="420"/>
       </w:pPr>
       <w:r>
         <w:rPr>
@@ -5650,6 +5559,7 @@
           <w:ilvl w:val="0"/>
           <w:numId w:val="1003"/>
         </w:numPr>
+        <w:ind w:firstLine="420"/>
       </w:pPr>
       <w:r>
         <w:rPr>
@@ -5720,6 +5630,15 @@
         <w:tblW w:type="pct" w:w="5000"/>
         <w:tblLayout w:type="fixed"/>
         <w:tblLook w:firstRow="1" w:lastRow="0" w:firstColumn="0" w:lastColumn="0" w:noHBand="0" w:noVBand="0" w:val="0020"/>
+        <w:jc w:val="center"/>
+        <w:tblBorders>
+          <w:top w:val="single" w:sz="12" w:space="0" w:color="333333"/>
+          <w:bottom w:val="single" w:sz="12" w:space="0" w:color="333333"/>
+          <w:left w:val="none"/>
+          <w:right w:val="none"/>
+          <w:insideH w:val="none"/>
+          <w:insideV w:val="none"/>
+        </w:tblBorders>
       </w:tblPr>
       <w:tblGrid>
         <w:gridCol w:w="2880"/>
@@ -5731,7 +5650,11 @@
           <w:tblHeader w:val="on"/>
         </w:trPr>
         <w:tc>
-          <w:tcPr/>
+          <w:tcPr>
+            <w:tcBorders>
+              <w:bottom w:val="single" w:sz="6" w:space="0" w:color="333333"/>
+            </w:tcBorders>
+          </w:tcPr>
           <w:p>
             <w:pPr>
               <w:pStyle w:val="Compact"/>
@@ -5747,7 +5670,11 @@
           </w:p>
         </w:tc>
         <w:tc>
-          <w:tcPr/>
+          <w:tcPr>
+            <w:tcBorders>
+              <w:bottom w:val="single" w:sz="6" w:space="0" w:color="333333"/>
+            </w:tcBorders>
+          </w:tcPr>
           <w:p>
             <w:pPr>
               <w:pStyle w:val="Compact"/>
@@ -5763,7 +5690,11 @@
           </w:p>
         </w:tc>
         <w:tc>
-          <w:tcPr/>
+          <w:tcPr>
+            <w:tcBorders>
+              <w:bottom w:val="single" w:sz="6" w:space="0" w:color="333333"/>
+            </w:tcBorders>
+          </w:tcPr>
           <w:p>
             <w:pPr>
               <w:pStyle w:val="Compact"/>
@@ -6075,6 +6006,7 @@
     <w:p>
       <w:pPr>
         <w:pStyle w:val="FirstParagraph"/>
+        <w:ind w:firstLine="420"/>
       </w:pPr>
       <w:r>
         <w:rPr>
@@ -6138,6 +6070,7 @@
     <w:p>
       <w:pPr>
         <w:pStyle w:val="BlockText"/>
+        <w:ind w:firstLine="420"/>
       </w:pPr>
       <w:r>
         <w:rPr>
@@ -6512,6 +6445,15 @@
         <w:tblStyle w:val="Table"/>
         <w:tblW w:type="auto" w:w="0"/>
         <w:tblLook w:firstRow="1" w:lastRow="0" w:firstColumn="0" w:lastColumn="0" w:noHBand="0" w:noVBand="0" w:val="0020"/>
+        <w:jc w:val="center"/>
+        <w:tblBorders>
+          <w:top w:val="single" w:sz="12" w:space="0" w:color="333333"/>
+          <w:bottom w:val="single" w:sz="12" w:space="0" w:color="333333"/>
+          <w:left w:val="none"/>
+          <w:right w:val="none"/>
+          <w:insideH w:val="none"/>
+          <w:insideV w:val="none"/>
+        </w:tblBorders>
       </w:tblPr>
       <w:tblGrid>
         <w:gridCol w:w="3960"/>
@@ -6522,7 +6464,11 @@
           <w:tblHeader w:val="on"/>
         </w:trPr>
         <w:tc>
-          <w:tcPr/>
+          <w:tcPr>
+            <w:tcBorders>
+              <w:bottom w:val="single" w:sz="6" w:space="0" w:color="333333"/>
+            </w:tcBorders>
+          </w:tcPr>
           <w:p>
             <w:pPr>
               <w:pStyle w:val="Compact"/>
@@ -6538,7 +6484,11 @@
           </w:p>
         </w:tc>
         <w:tc>
-          <w:tcPr/>
+          <w:tcPr>
+            <w:tcBorders>
+              <w:bottom w:val="single" w:sz="6" w:space="0" w:color="333333"/>
+            </w:tcBorders>
+          </w:tcPr>
           <w:p>
             <w:pPr>
               <w:pStyle w:val="Compact"/>
@@ -6839,6 +6789,7 @@
     <w:p>
       <w:pPr>
         <w:pStyle w:val="FirstParagraph"/>
+        <w:ind w:firstLine="420"/>
       </w:pPr>
       <w:r>
         <w:rPr>
@@ -7044,6 +6995,7 @@
     <w:p>
       <w:pPr>
         <w:pStyle w:val="FirstParagraph"/>
+        <w:ind w:firstLine="420"/>
       </w:pPr>
       <w:r>
         <w:rPr>
@@ -7073,6 +7025,7 @@
     <w:p>
       <w:pPr>
         <w:pStyle w:val="BlockText"/>
+        <w:ind w:firstLine="420"/>
       </w:pPr>
       <w:r>
         <w:rPr>
@@ -7196,6 +7149,15 @@
         <w:tblStyle w:val="Table"/>
         <w:tblW w:type="auto" w:w="0"/>
         <w:tblLook w:firstRow="1" w:lastRow="0" w:firstColumn="0" w:lastColumn="0" w:noHBand="0" w:noVBand="0" w:val="0020"/>
+        <w:jc w:val="center"/>
+        <w:tblBorders>
+          <w:top w:val="single" w:sz="12" w:space="0" w:color="333333"/>
+          <w:bottom w:val="single" w:sz="12" w:space="0" w:color="333333"/>
+          <w:left w:val="none"/>
+          <w:right w:val="none"/>
+          <w:insideH w:val="none"/>
+          <w:insideV w:val="none"/>
+        </w:tblBorders>
       </w:tblPr>
       <w:tblGrid>
         <w:gridCol w:w="3960"/>
@@ -7206,7 +7168,11 @@
           <w:tblHeader w:val="on"/>
         </w:trPr>
         <w:tc>
-          <w:tcPr/>
+          <w:tcPr>
+            <w:tcBorders>
+              <w:bottom w:val="single" w:sz="6" w:space="0" w:color="333333"/>
+            </w:tcBorders>
+          </w:tcPr>
           <w:p>
             <w:pPr>
               <w:pStyle w:val="Compact"/>
@@ -7222,7 +7188,11 @@
           </w:p>
         </w:tc>
         <w:tc>
-          <w:tcPr/>
+          <w:tcPr>
+            <w:tcBorders>
+              <w:bottom w:val="single" w:sz="6" w:space="0" w:color="333333"/>
+            </w:tcBorders>
+          </w:tcPr>
           <w:p>
             <w:pPr>
               <w:pStyle w:val="Compact"/>
@@ -7600,6 +7570,7 @@
           <w:ilvl w:val="0"/>
           <w:numId w:val="1004"/>
         </w:numPr>
+        <w:ind w:firstLine="420"/>
       </w:pPr>
       <w:r>
         <w:rPr>
@@ -7653,6 +7624,7 @@
           <w:ilvl w:val="0"/>
           <w:numId w:val="1004"/>
         </w:numPr>
+        <w:ind w:firstLine="420"/>
       </w:pPr>
       <w:r>
         <w:rPr>
@@ -7680,6 +7652,7 @@
           <w:ilvl w:val="0"/>
           <w:numId w:val="1004"/>
         </w:numPr>
+        <w:ind w:firstLine="420"/>
       </w:pPr>
       <w:r>
         <w:rPr>
@@ -7940,6 +7913,7 @@
           <w:ilvl w:val="0"/>
           <w:numId w:val="1005"/>
         </w:numPr>
+        <w:ind w:firstLine="420"/>
       </w:pPr>
       <w:r>
         <w:rPr>
@@ -7979,6 +7953,7 @@
           <w:ilvl w:val="0"/>
           <w:numId w:val="1005"/>
         </w:numPr>
+        <w:ind w:firstLine="420"/>
       </w:pPr>
       <w:r>
         <w:rPr>
@@ -7994,6 +7969,7 @@
           <w:ilvl w:val="0"/>
           <w:numId w:val="1005"/>
         </w:numPr>
+        <w:ind w:firstLine="420"/>
       </w:pPr>
       <w:r>
         <w:rPr>
@@ -8190,6 +8166,7 @@
           <w:ilvl w:val="0"/>
           <w:numId w:val="1006"/>
         </w:numPr>
+        <w:ind w:firstLine="420"/>
       </w:pPr>
       <w:r>
         <w:rPr>
@@ -8217,6 +8194,7 @@
           <w:ilvl w:val="0"/>
           <w:numId w:val="1006"/>
         </w:numPr>
+        <w:ind w:firstLine="420"/>
       </w:pPr>
       <w:r>
         <w:rPr>
@@ -8285,6 +8263,7 @@
           <w:numId w:val="1006"/>
         </w:numPr>
         <w:spacing w:after="80"/>
+        <w:ind w:firstLine="420"/>
       </w:pPr>
       <w:r>
         <w:rPr>
@@ -8310,6 +8289,15 @@
         <w:tblStyle w:val="Table"/>
         <w:tblW w:type="auto" w:w="0"/>
         <w:tblLook w:firstRow="1" w:lastRow="0" w:firstColumn="0" w:lastColumn="0" w:noHBand="0" w:noVBand="0" w:val="0020"/>
+        <w:jc w:val="center"/>
+        <w:tblBorders>
+          <w:top w:val="single" w:sz="12" w:space="0" w:color="333333"/>
+          <w:bottom w:val="single" w:sz="12" w:space="0" w:color="333333"/>
+          <w:left w:val="none"/>
+          <w:right w:val="none"/>
+          <w:insideH w:val="none"/>
+          <w:insideV w:val="none"/>
+        </w:tblBorders>
       </w:tblPr>
       <w:tblGrid>
         <w:gridCol w:w="1980"/>
@@ -8322,7 +8310,11 @@
           <w:tblHeader w:val="on"/>
         </w:trPr>
         <w:tc>
-          <w:tcPr/>
+          <w:tcPr>
+            <w:tcBorders>
+              <w:bottom w:val="single" w:sz="6" w:space="0" w:color="333333"/>
+            </w:tcBorders>
+          </w:tcPr>
           <w:p>
             <w:pPr>
               <w:pStyle w:val="Compact"/>
@@ -8338,7 +8330,11 @@
           </w:p>
         </w:tc>
         <w:tc>
-          <w:tcPr/>
+          <w:tcPr>
+            <w:tcBorders>
+              <w:bottom w:val="single" w:sz="6" w:space="0" w:color="333333"/>
+            </w:tcBorders>
+          </w:tcPr>
           <w:p>
             <w:pPr>
               <w:pStyle w:val="Compact"/>
@@ -8354,7 +8350,11 @@
           </w:p>
         </w:tc>
         <w:tc>
-          <w:tcPr/>
+          <w:tcPr>
+            <w:tcBorders>
+              <w:bottom w:val="single" w:sz="6" w:space="0" w:color="333333"/>
+            </w:tcBorders>
+          </w:tcPr>
           <w:p>
             <w:pPr>
               <w:pStyle w:val="Compact"/>
@@ -8370,7 +8370,11 @@
           </w:p>
         </w:tc>
         <w:tc>
-          <w:tcPr/>
+          <w:tcPr>
+            <w:tcBorders>
+              <w:bottom w:val="single" w:sz="6" w:space="0" w:color="333333"/>
+            </w:tcBorders>
+          </w:tcPr>
           <w:p>
             <w:pPr>
               <w:pStyle w:val="Compact"/>
@@ -8978,6 +8982,7 @@
           <w:ilvl w:val="0"/>
           <w:numId w:val="1007"/>
         </w:numPr>
+        <w:ind w:firstLine="420"/>
       </w:pPr>
       <w:r>
         <w:rPr>
@@ -9013,6 +9018,7 @@
           <w:ilvl w:val="0"/>
           <w:numId w:val="1007"/>
         </w:numPr>
+        <w:ind w:firstLine="420"/>
       </w:pPr>
       <w:r>
         <w:rPr>
@@ -9040,6 +9046,7 @@
           <w:ilvl w:val="0"/>
           <w:numId w:val="1007"/>
         </w:numPr>
+        <w:ind w:firstLine="420"/>
       </w:pPr>
       <w:r>
         <w:rPr>
@@ -9099,6 +9106,7 @@
           <w:ilvl w:val="0"/>
           <w:numId w:val="1008"/>
         </w:numPr>
+        <w:ind w:firstLine="420"/>
       </w:pPr>
       <w:r>
         <w:rPr>
@@ -9144,6 +9152,7 @@
           <w:ilvl w:val="0"/>
           <w:numId w:val="1008"/>
         </w:numPr>
+        <w:ind w:firstLine="420"/>
       </w:pPr>
       <w:r>
         <w:rPr>
@@ -9270,6 +9279,7 @@
           <w:ilvl w:val="0"/>
           <w:numId w:val="1008"/>
         </w:numPr>
+        <w:ind w:firstLine="420"/>
       </w:pPr>
       <w:r>
         <w:rPr>
@@ -9309,6 +9319,7 @@
           <w:ilvl w:val="0"/>
           <w:numId w:val="1008"/>
         </w:numPr>
+        <w:ind w:firstLine="420"/>
       </w:pPr>
       <w:r>
         <w:rPr>
@@ -9360,6 +9371,7 @@
           <w:ilvl w:val="0"/>
           <w:numId w:val="1008"/>
         </w:numPr>
+        <w:ind w:firstLine="420"/>
       </w:pPr>
       <w:r>
         <w:rPr>
@@ -9491,6 +9503,7 @@
     <w:p>
       <w:pPr>
         <w:pStyle w:val="FirstParagraph"/>
+        <w:ind w:firstLine="420"/>
       </w:pPr>
       <w:r>
         <w:rPr>
@@ -9566,6 +9579,7 @@
     <w:p>
       <w:pPr>
         <w:pStyle w:val="BodyText"/>
+        <w:ind w:firstLine="420"/>
       </w:pPr>
       <w:r>
         <w:rPr>
@@ -9640,6 +9654,7 @@
     <w:p>
       <w:pPr>
         <w:pStyle w:val="BodyText"/>
+        <w:ind w:firstLine="420"/>
       </w:pPr>
       <w:r>
         <w:rPr>
@@ -9701,6 +9716,7 @@
     <w:p>
       <w:pPr>
         <w:pStyle w:val="BlockText"/>
+        <w:ind w:firstLine="420"/>
       </w:pPr>
       <w:r>
         <w:rPr>
@@ -9826,6 +9842,15 @@
         <w:tblStyle w:val="Table"/>
         <w:tblW w:type="auto" w:w="0"/>
         <w:tblLook w:firstRow="1" w:lastRow="0" w:firstColumn="0" w:lastColumn="0" w:noHBand="0" w:noVBand="0" w:val="0020"/>
+        <w:jc w:val="center"/>
+        <w:tblBorders>
+          <w:top w:val="single" w:sz="12" w:space="0" w:color="333333"/>
+          <w:bottom w:val="single" w:sz="12" w:space="0" w:color="333333"/>
+          <w:left w:val="none"/>
+          <w:right w:val="none"/>
+          <w:insideH w:val="none"/>
+          <w:insideV w:val="none"/>
+        </w:tblBorders>
       </w:tblPr>
       <w:tblGrid>
         <w:gridCol w:w="2640"/>
@@ -9837,7 +9862,11 @@
           <w:tblHeader w:val="on"/>
         </w:trPr>
         <w:tc>
-          <w:tcPr/>
+          <w:tcPr>
+            <w:tcBorders>
+              <w:bottom w:val="single" w:sz="6" w:space="0" w:color="333333"/>
+            </w:tcBorders>
+          </w:tcPr>
           <w:p>
             <w:pPr>
               <w:pStyle w:val="Compact"/>
@@ -9853,7 +9882,11 @@
           </w:p>
         </w:tc>
         <w:tc>
-          <w:tcPr/>
+          <w:tcPr>
+            <w:tcBorders>
+              <w:bottom w:val="single" w:sz="6" w:space="0" w:color="333333"/>
+            </w:tcBorders>
+          </w:tcPr>
           <w:p>
             <w:pPr>
               <w:pStyle w:val="Compact"/>
@@ -9869,7 +9902,11 @@
           </w:p>
         </w:tc>
         <w:tc>
-          <w:tcPr/>
+          <w:tcPr>
+            <w:tcBorders>
+              <w:bottom w:val="single" w:sz="6" w:space="0" w:color="333333"/>
+            </w:tcBorders>
+          </w:tcPr>
           <w:p>
             <w:pPr>
               <w:pStyle w:val="Compact"/>
@@ -10175,6 +10212,15 @@
         <w:tblStyle w:val="Table"/>
         <w:tblW w:type="auto" w:w="0"/>
         <w:tblLook w:firstRow="1" w:lastRow="0" w:firstColumn="0" w:lastColumn="0" w:noHBand="0" w:noVBand="0" w:val="0020"/>
+        <w:jc w:val="center"/>
+        <w:tblBorders>
+          <w:top w:val="single" w:sz="12" w:space="0" w:color="333333"/>
+          <w:bottom w:val="single" w:sz="12" w:space="0" w:color="333333"/>
+          <w:left w:val="none"/>
+          <w:right w:val="none"/>
+          <w:insideH w:val="none"/>
+          <w:insideV w:val="none"/>
+        </w:tblBorders>
       </w:tblPr>
       <w:tblGrid>
         <w:gridCol w:w="2640"/>
@@ -10186,7 +10232,11 @@
           <w:tblHeader w:val="on"/>
         </w:trPr>
         <w:tc>
-          <w:tcPr/>
+          <w:tcPr>
+            <w:tcBorders>
+              <w:bottom w:val="single" w:sz="6" w:space="0" w:color="333333"/>
+            </w:tcBorders>
+          </w:tcPr>
           <w:p>
             <w:pPr>
               <w:pStyle w:val="Compact"/>
@@ -10202,7 +10252,11 @@
           </w:p>
         </w:tc>
         <w:tc>
-          <w:tcPr/>
+          <w:tcPr>
+            <w:tcBorders>
+              <w:bottom w:val="single" w:sz="6" w:space="0" w:color="333333"/>
+            </w:tcBorders>
+          </w:tcPr>
           <w:p>
             <w:pPr>
               <w:pStyle w:val="Compact"/>
@@ -10218,7 +10272,11 @@
           </w:p>
         </w:tc>
         <w:tc>
-          <w:tcPr/>
+          <w:tcPr>
+            <w:tcBorders>
+              <w:bottom w:val="single" w:sz="6" w:space="0" w:color="333333"/>
+            </w:tcBorders>
+          </w:tcPr>
           <w:p>
             <w:pPr>
               <w:pStyle w:val="Compact"/>
@@ -10555,6 +10613,7 @@
     <w:p>
       <w:pPr>
         <w:pStyle w:val="FirstParagraph"/>
+        <w:ind w:firstLine="420"/>
       </w:pPr>
       <w:r>
         <w:rPr>
@@ -10600,6 +10659,7 @@
           <w:ilvl w:val="0"/>
           <w:numId w:val="1009"/>
         </w:numPr>
+        <w:ind w:firstLine="420"/>
       </w:pPr>
       <w:r>
         <w:rPr>
@@ -10646,6 +10706,7 @@
           <w:ilvl w:val="0"/>
           <w:numId w:val="1009"/>
         </w:numPr>
+        <w:ind w:firstLine="420"/>
       </w:pPr>
       <w:r>
         <w:rPr>
@@ -10711,6 +10772,7 @@
           <w:ilvl w:val="0"/>
           <w:numId w:val="1009"/>
         </w:numPr>
+        <w:ind w:firstLine="420"/>
       </w:pPr>
       <w:r>
         <w:rPr>
@@ -10837,6 +10899,7 @@
     <w:p>
       <w:pPr>
         <w:pStyle w:val="FirstParagraph"/>
+        <w:ind w:firstLine="420"/>
       </w:pPr>
       <w:r>
         <w:rPr>
@@ -11098,6 +11161,7 @@
     <w:p>
       <w:pPr>
         <w:pStyle w:val="BlockText"/>
+        <w:ind w:firstLine="420"/>
       </w:pPr>
       <w:r>
         <w:rPr>
@@ -11489,6 +11553,7 @@
           <w:ilvl w:val="0"/>
           <w:numId w:val="1010"/>
         </w:numPr>
+        <w:ind w:firstLine="420"/>
       </w:pPr>
       <w:r>
         <w:rPr>
@@ -11562,6 +11627,7 @@
           <w:ilvl w:val="0"/>
           <w:numId w:val="1010"/>
         </w:numPr>
+        <w:ind w:firstLine="420"/>
       </w:pPr>
       <w:r>
         <w:rPr>
@@ -11677,6 +11743,7 @@
           <w:ilvl w:val="0"/>
           <w:numId w:val="1011"/>
         </w:numPr>
+        <w:ind w:firstLine="420"/>
       </w:pPr>
       <w:r>
         <w:rPr>
@@ -11789,6 +11856,7 @@
           <w:ilvl w:val="0"/>
           <w:numId w:val="1011"/>
         </w:numPr>
+        <w:ind w:firstLine="420"/>
       </w:pPr>
       <w:r>
         <w:rPr>
@@ -11854,6 +11922,7 @@
     <w:p>
       <w:pPr>
         <w:pStyle w:val="FirstParagraph"/>
+        <w:ind w:firstLine="420"/>
       </w:pPr>
       <w:r>
         <w:rPr>
@@ -11929,6 +11998,7 @@
     <w:p>
       <w:pPr>
         <w:pStyle w:val="BodyText"/>
+        <w:ind w:firstLine="420"/>
       </w:pPr>
       <w:r>
         <w:rPr>
@@ -11974,6 +12044,7 @@
     <w:p>
       <w:pPr>
         <w:pStyle w:val="BlockText"/>
+        <w:ind w:firstLine="420"/>
       </w:pPr>
       <w:r>
         <w:rPr>
@@ -12244,6 +12315,7 @@
           <w:ilvl w:val="0"/>
           <w:numId w:val="1012"/>
         </w:numPr>
+        <w:ind w:firstLine="420"/>
       </w:pPr>
       <w:r>
         <w:rPr>
@@ -12297,6 +12369,7 @@
           <w:ilvl w:val="0"/>
           <w:numId w:val="1012"/>
         </w:numPr>
+        <w:ind w:firstLine="420"/>
       </w:pPr>
       <w:r>
         <w:rPr>
@@ -12364,6 +12437,7 @@
           <w:ilvl w:val="0"/>
           <w:numId w:val="1012"/>
         </w:numPr>
+        <w:ind w:firstLine="420"/>
       </w:pPr>
       <w:r>
         <w:rPr>
@@ -12413,6 +12487,7 @@
           <w:ilvl w:val="0"/>
           <w:numId w:val="1013"/>
         </w:numPr>
+        <w:ind w:firstLine="420"/>
       </w:pPr>
       <w:r>
         <w:rPr>
@@ -12455,6 +12530,7 @@
           <w:ilvl w:val="1"/>
           <w:numId w:val="1014"/>
         </w:numPr>
+        <w:ind w:firstLine="420"/>
       </w:pPr>
       <w:r>
         <w:rPr>
@@ -12504,6 +12580,7 @@
           <w:ilvl w:val="1"/>
           <w:numId w:val="1015"/>
         </w:numPr>
+        <w:ind w:firstLine="420"/>
       </w:pPr>
       <w:r>
         <w:rPr>
@@ -12583,6 +12660,7 @@
           <w:ilvl w:val="0"/>
           <w:numId w:val="1013"/>
         </w:numPr>
+        <w:ind w:firstLine="420"/>
       </w:pPr>
       <w:r>
         <w:rPr>
@@ -12659,6 +12737,15 @@
         <w:tblStyle w:val="Table"/>
         <w:tblW w:type="auto" w:w="0"/>
         <w:tblLook w:firstRow="1" w:lastRow="0" w:firstColumn="0" w:lastColumn="0" w:noHBand="0" w:noVBand="0" w:val="0020"/>
+        <w:jc w:val="center"/>
+        <w:tblBorders>
+          <w:top w:val="single" w:sz="12" w:space="0" w:color="333333"/>
+          <w:bottom w:val="single" w:sz="12" w:space="0" w:color="333333"/>
+          <w:left w:val="none"/>
+          <w:right w:val="none"/>
+          <w:insideH w:val="none"/>
+          <w:insideV w:val="none"/>
+        </w:tblBorders>
       </w:tblPr>
       <w:tblGrid>
         <w:gridCol w:w="2640"/>
@@ -12670,7 +12757,11 @@
           <w:tblHeader w:val="on"/>
         </w:trPr>
         <w:tc>
-          <w:tcPr/>
+          <w:tcPr>
+            <w:tcBorders>
+              <w:bottom w:val="single" w:sz="6" w:space="0" w:color="333333"/>
+            </w:tcBorders>
+          </w:tcPr>
           <w:p>
             <w:pPr>
               <w:pStyle w:val="Compact"/>
@@ -12686,7 +12777,11 @@
           </w:p>
         </w:tc>
         <w:tc>
-          <w:tcPr/>
+          <w:tcPr>
+            <w:tcBorders>
+              <w:bottom w:val="single" w:sz="6" w:space="0" w:color="333333"/>
+            </w:tcBorders>
+          </w:tcPr>
           <w:p>
             <w:pPr>
               <w:pStyle w:val="Compact"/>
@@ -12702,7 +12797,11 @@
           </w:p>
         </w:tc>
         <w:tc>
-          <w:tcPr/>
+          <w:tcPr>
+            <w:tcBorders>
+              <w:bottom w:val="single" w:sz="6" w:space="0" w:color="333333"/>
+            </w:tcBorders>
+          </w:tcPr>
           <w:p>
             <w:pPr>
               <w:pStyle w:val="Compact"/>
@@ -12955,6 +13054,7 @@
     <w:p>
       <w:pPr>
         <w:pStyle w:val="FirstParagraph"/>
+        <w:ind w:firstLine="420"/>
       </w:pPr>
       <w:r>
         <w:rPr>
@@ -13018,6 +13118,7 @@
     <w:p>
       <w:pPr>
         <w:pStyle w:val="FirstParagraph"/>
+        <w:ind w:firstLine="420"/>
       </w:pPr>
       <w:r>
         <w:rPr>
@@ -13095,6 +13196,7 @@
     <w:p>
       <w:pPr>
         <w:pStyle w:val="BodyText"/>
+        <w:ind w:firstLine="420"/>
       </w:pPr>
       <w:r>
         <w:rPr>
@@ -13178,6 +13280,15 @@
         <w:tblStyle w:val="Table"/>
         <w:tblW w:type="auto" w:w="0"/>
         <w:tblLook w:firstRow="1" w:lastRow="0" w:firstColumn="0" w:lastColumn="0" w:noHBand="0" w:noVBand="0" w:val="0020"/>
+        <w:jc w:val="center"/>
+        <w:tblBorders>
+          <w:top w:val="single" w:sz="12" w:space="0" w:color="333333"/>
+          <w:bottom w:val="single" w:sz="12" w:space="0" w:color="333333"/>
+          <w:left w:val="none"/>
+          <w:right w:val="none"/>
+          <w:insideH w:val="none"/>
+          <w:insideV w:val="none"/>
+        </w:tblBorders>
       </w:tblPr>
       <w:tblGrid>
         <w:gridCol w:w="3960"/>
@@ -13188,7 +13299,11 @@
           <w:tblHeader w:val="on"/>
         </w:trPr>
         <w:tc>
-          <w:tcPr/>
+          <w:tcPr>
+            <w:tcBorders>
+              <w:bottom w:val="single" w:sz="6" w:space="0" w:color="333333"/>
+            </w:tcBorders>
+          </w:tcPr>
           <w:p>
             <w:pPr>
               <w:pStyle w:val="Compact"/>
@@ -13204,7 +13319,11 @@
           </w:p>
         </w:tc>
         <w:tc>
-          <w:tcPr/>
+          <w:tcPr>
+            <w:tcBorders>
+              <w:bottom w:val="single" w:sz="6" w:space="0" w:color="333333"/>
+            </w:tcBorders>
+          </w:tcPr>
           <w:p>
             <w:pPr>
               <w:pStyle w:val="Compact"/>
@@ -13526,6 +13645,7 @@
           <w:ilvl w:val="0"/>
           <w:numId w:val="1016"/>
         </w:numPr>
+        <w:ind w:firstLine="420"/>
       </w:pPr>
       <w:r>
         <w:rPr>
@@ -13567,6 +13687,7 @@
           <w:ilvl w:val="0"/>
           <w:numId w:val="1016"/>
         </w:numPr>
+        <w:ind w:firstLine="420"/>
       </w:pPr>
       <w:r>
         <w:rPr>
@@ -13608,6 +13729,7 @@
           <w:ilvl w:val="0"/>
           <w:numId w:val="1016"/>
         </w:numPr>
+        <w:ind w:firstLine="420"/>
       </w:pPr>
       <w:r>
         <w:rPr>
@@ -13659,6 +13781,7 @@
           <w:ilvl w:val="0"/>
           <w:numId w:val="1016"/>
         </w:numPr>
+        <w:ind w:firstLine="420"/>
       </w:pPr>
       <w:r>
         <w:rPr>
@@ -13750,6 +13873,7 @@
           <w:ilvl w:val="0"/>
           <w:numId w:val="1017"/>
         </w:numPr>
+        <w:ind w:firstLine="420"/>
       </w:pPr>
       <w:r>
         <w:rPr>
@@ -13779,6 +13903,7 @@
           <w:ilvl w:val="0"/>
           <w:numId w:val="1017"/>
         </w:numPr>
+        <w:ind w:firstLine="420"/>
       </w:pPr>
       <w:r>
         <w:rPr>
@@ -13808,6 +13933,7 @@
           <w:ilvl w:val="0"/>
           <w:numId w:val="1017"/>
         </w:numPr>
+        <w:ind w:firstLine="420"/>
       </w:pPr>
       <w:r>
         <w:rPr>
@@ -13863,6 +13989,7 @@
           <w:ilvl w:val="0"/>
           <w:numId w:val="1018"/>
         </w:numPr>
+        <w:ind w:firstLine="420"/>
       </w:pPr>
       <w:r>
         <w:rPr>
@@ -13892,6 +14019,7 @@
           <w:ilvl w:val="0"/>
           <w:numId w:val="1018"/>
         </w:numPr>
+        <w:ind w:firstLine="420"/>
       </w:pPr>
       <w:r>
         <w:rPr>
@@ -13928,6 +14056,7 @@
           <w:ilvl w:val="0"/>
           <w:numId w:val="1018"/>
         </w:numPr>
+        <w:ind w:firstLine="420"/>
       </w:pPr>
       <w:r>
         <w:rPr>
@@ -14024,6 +14153,15 @@
         <w:tblW w:type="pct" w:w="5000"/>
         <w:tblLayout w:type="fixed"/>
         <w:tblLook w:firstRow="1" w:lastRow="0" w:firstColumn="0" w:lastColumn="0" w:noHBand="0" w:noVBand="0" w:val="0020"/>
+        <w:jc w:val="center"/>
+        <w:tblBorders>
+          <w:top w:val="single" w:sz="12" w:space="0" w:color="333333"/>
+          <w:bottom w:val="single" w:sz="12" w:space="0" w:color="333333"/>
+          <w:left w:val="none"/>
+          <w:right w:val="none"/>
+          <w:insideH w:val="none"/>
+          <w:insideV w:val="none"/>
+        </w:tblBorders>
       </w:tblPr>
       <w:tblGrid>
         <w:gridCol w:w="2880"/>
@@ -14035,7 +14173,11 @@
           <w:tblHeader w:val="on"/>
         </w:trPr>
         <w:tc>
-          <w:tcPr/>
+          <w:tcPr>
+            <w:tcBorders>
+              <w:bottom w:val="single" w:sz="6" w:space="0" w:color="333333"/>
+            </w:tcBorders>
+          </w:tcPr>
           <w:p>
             <w:pPr>
               <w:pStyle w:val="Compact"/>
@@ -14051,7 +14193,11 @@
           </w:p>
         </w:tc>
         <w:tc>
-          <w:tcPr/>
+          <w:tcPr>
+            <w:tcBorders>
+              <w:bottom w:val="single" w:sz="6" w:space="0" w:color="333333"/>
+            </w:tcBorders>
+          </w:tcPr>
           <w:p>
             <w:pPr>
               <w:pStyle w:val="Compact"/>
@@ -14067,7 +14213,11 @@
           </w:p>
         </w:tc>
         <w:tc>
-          <w:tcPr/>
+          <w:tcPr>
+            <w:tcBorders>
+              <w:bottom w:val="single" w:sz="6" w:space="0" w:color="333333"/>
+            </w:tcBorders>
+          </w:tcPr>
           <w:p>
             <w:pPr>
               <w:pStyle w:val="Compact"/>
@@ -14651,6 +14801,15 @@
         <w:tblW w:type="pct" w:w="5000"/>
         <w:tblLayout w:type="fixed"/>
         <w:tblLook w:firstRow="1" w:lastRow="0" w:firstColumn="0" w:lastColumn="0" w:noHBand="0" w:noVBand="0" w:val="0020"/>
+        <w:jc w:val="center"/>
+        <w:tblBorders>
+          <w:top w:val="single" w:sz="12" w:space="0" w:color="333333"/>
+          <w:bottom w:val="single" w:sz="12" w:space="0" w:color="333333"/>
+          <w:left w:val="none"/>
+          <w:right w:val="none"/>
+          <w:insideH w:val="none"/>
+          <w:insideV w:val="none"/>
+        </w:tblBorders>
       </w:tblPr>
       <w:tblGrid>
         <w:gridCol w:w="4525"/>
@@ -14661,7 +14820,11 @@
           <w:tblHeader w:val="on"/>
         </w:trPr>
         <w:tc>
-          <w:tcPr/>
+          <w:tcPr>
+            <w:tcBorders>
+              <w:bottom w:val="single" w:sz="6" w:space="0" w:color="333333"/>
+            </w:tcBorders>
+          </w:tcPr>
           <w:p>
             <w:pPr>
               <w:pStyle w:val="Compact"/>
@@ -14677,7 +14840,11 @@
           </w:p>
         </w:tc>
         <w:tc>
-          <w:tcPr/>
+          <w:tcPr>
+            <w:tcBorders>
+              <w:bottom w:val="single" w:sz="6" w:space="0" w:color="333333"/>
+            </w:tcBorders>
+          </w:tcPr>
           <w:p>
             <w:pPr>
               <w:pStyle w:val="Compact"/>
@@ -15189,6 +15356,15 @@
         <w:tblW w:type="pct" w:w="5000"/>
         <w:tblLayout w:type="fixed"/>
         <w:tblLook w:firstRow="1" w:lastRow="0" w:firstColumn="0" w:lastColumn="0" w:noHBand="0" w:noVBand="0" w:val="0020"/>
+        <w:jc w:val="center"/>
+        <w:tblBorders>
+          <w:top w:val="single" w:sz="12" w:space="0" w:color="333333"/>
+          <w:bottom w:val="single" w:sz="12" w:space="0" w:color="333333"/>
+          <w:left w:val="none"/>
+          <w:right w:val="none"/>
+          <w:insideH w:val="none"/>
+          <w:insideV w:val="none"/>
+        </w:tblBorders>
       </w:tblPr>
       <w:tblGrid>
         <w:gridCol w:w="1267"/>
@@ -15203,7 +15379,11 @@
           <w:tblHeader w:val="on"/>
         </w:trPr>
         <w:tc>
-          <w:tcPr/>
+          <w:tcPr>
+            <w:tcBorders>
+              <w:bottom w:val="single" w:sz="6" w:space="0" w:color="333333"/>
+            </w:tcBorders>
+          </w:tcPr>
           <w:p>
             <w:pPr>
               <w:pStyle w:val="Compact"/>
@@ -15219,7 +15399,11 @@
           </w:p>
         </w:tc>
         <w:tc>
-          <w:tcPr/>
+          <w:tcPr>
+            <w:tcBorders>
+              <w:bottom w:val="single" w:sz="6" w:space="0" w:color="333333"/>
+            </w:tcBorders>
+          </w:tcPr>
           <w:p>
             <w:pPr>
               <w:pStyle w:val="Compact"/>
@@ -15235,7 +15419,11 @@
           </w:p>
         </w:tc>
         <w:tc>
-          <w:tcPr/>
+          <w:tcPr>
+            <w:tcBorders>
+              <w:bottom w:val="single" w:sz="6" w:space="0" w:color="333333"/>
+            </w:tcBorders>
+          </w:tcPr>
           <w:p>
             <w:pPr>
               <w:pStyle w:val="Compact"/>
@@ -15251,7 +15439,11 @@
           </w:p>
         </w:tc>
         <w:tc>
-          <w:tcPr/>
+          <w:tcPr>
+            <w:tcBorders>
+              <w:bottom w:val="single" w:sz="6" w:space="0" w:color="333333"/>
+            </w:tcBorders>
+          </w:tcPr>
           <w:p>
             <w:pPr>
               <w:pStyle w:val="Compact"/>
@@ -15274,7 +15466,11 @@
           </w:p>
         </w:tc>
         <w:tc>
-          <w:tcPr/>
+          <w:tcPr>
+            <w:tcBorders>
+              <w:bottom w:val="single" w:sz="6" w:space="0" w:color="333333"/>
+            </w:tcBorders>
+          </w:tcPr>
           <w:p>
             <w:pPr>
               <w:pStyle w:val="Compact"/>
@@ -15290,7 +15486,11 @@
           </w:p>
         </w:tc>
         <w:tc>
-          <w:tcPr/>
+          <w:tcPr>
+            <w:tcBorders>
+              <w:bottom w:val="single" w:sz="6" w:space="0" w:color="333333"/>
+            </w:tcBorders>
+          </w:tcPr>
           <w:p>
             <w:pPr>
               <w:pStyle w:val="Compact"/>
@@ -16393,6 +16593,15 @@
         <w:tblStyle w:val="Table"/>
         <w:tblW w:type="auto" w:w="0"/>
         <w:tblLook w:firstRow="1" w:lastRow="0" w:firstColumn="0" w:lastColumn="0" w:noHBand="0" w:noVBand="0" w:val="0020"/>
+        <w:jc w:val="center"/>
+        <w:tblBorders>
+          <w:top w:val="single" w:sz="12" w:space="0" w:color="333333"/>
+          <w:bottom w:val="single" w:sz="12" w:space="0" w:color="333333"/>
+          <w:left w:val="none"/>
+          <w:right w:val="none"/>
+          <w:insideH w:val="none"/>
+          <w:insideV w:val="none"/>
+        </w:tblBorders>
       </w:tblPr>
       <w:tblGrid>
         <w:gridCol w:w="2640"/>
@@ -16404,7 +16613,11 @@
           <w:tblHeader w:val="on"/>
         </w:trPr>
         <w:tc>
-          <w:tcPr/>
+          <w:tcPr>
+            <w:tcBorders>
+              <w:bottom w:val="single" w:sz="6" w:space="0" w:color="333333"/>
+            </w:tcBorders>
+          </w:tcPr>
           <w:p>
             <w:pPr>
               <w:pStyle w:val="Compact"/>
@@ -16420,7 +16633,11 @@
           </w:p>
         </w:tc>
         <w:tc>
-          <w:tcPr/>
+          <w:tcPr>
+            <w:tcBorders>
+              <w:bottom w:val="single" w:sz="6" w:space="0" w:color="333333"/>
+            </w:tcBorders>
+          </w:tcPr>
           <w:p>
             <w:pPr>
               <w:pStyle w:val="Compact"/>
@@ -16436,7 +16653,11 @@
           </w:p>
         </w:tc>
         <w:tc>
-          <w:tcPr/>
+          <w:tcPr>
+            <w:tcBorders>
+              <w:bottom w:val="single" w:sz="6" w:space="0" w:color="333333"/>
+            </w:tcBorders>
+          </w:tcPr>
           <w:p>
             <w:pPr>
               <w:pStyle w:val="Compact"/>
@@ -16734,6 +16955,7 @@
     <w:p>
       <w:pPr>
         <w:pStyle w:val="FirstParagraph"/>
+        <w:ind w:firstLine="420"/>
       </w:pPr>
       <w:r>
         <w:rPr>
@@ -16787,6 +17009,7 @@
     <w:p>
       <w:pPr>
         <w:pStyle w:val="BodyText"/>
+        <w:ind w:firstLine="420"/>
       </w:pPr>
       <w:r>
         <w:rPr>
@@ -17000,6 +17223,7 @@
     <w:p>
       <w:pPr>
         <w:pStyle w:val="BlockText"/>
+        <w:ind w:firstLine="420"/>
       </w:pPr>
       <w:r>
         <w:rPr>
@@ -17152,6 +17376,7 @@
     <w:p>
       <w:pPr>
         <w:pStyle w:val="FirstParagraph"/>
+        <w:ind w:firstLine="420"/>
       </w:pPr>
       <w:r>
         <w:rPr>
@@ -17173,6 +17398,7 @@
     <w:p>
       <w:pPr>
         <w:pStyle w:val="BodyText"/>
+        <w:ind w:firstLine="420"/>
       </w:pPr>
       <w:r>
         <w:rPr>
@@ -17417,6 +17643,7 @@
       <w:pPr>
         <w:pStyle w:val="BodyText"/>
         <w:spacing w:after="80"/>
+        <w:ind w:firstLine="420"/>
       </w:pPr>
       <w:r>
         <w:rPr>
@@ -17462,6 +17689,15 @@
         <w:tblStyle w:val="Table"/>
         <w:tblW w:type="auto" w:w="0"/>
         <w:tblLook w:firstRow="1" w:lastRow="0" w:firstColumn="0" w:lastColumn="0" w:noHBand="0" w:noVBand="0" w:val="0020"/>
+        <w:jc w:val="center"/>
+        <w:tblBorders>
+          <w:top w:val="single" w:sz="12" w:space="0" w:color="333333"/>
+          <w:bottom w:val="single" w:sz="12" w:space="0" w:color="333333"/>
+          <w:left w:val="none"/>
+          <w:right w:val="none"/>
+          <w:insideH w:val="none"/>
+          <w:insideV w:val="none"/>
+        </w:tblBorders>
       </w:tblPr>
       <w:tblGrid>
         <w:gridCol w:w="1980"/>
@@ -17474,7 +17710,11 @@
           <w:tblHeader w:val="on"/>
         </w:trPr>
         <w:tc>
-          <w:tcPr/>
+          <w:tcPr>
+            <w:tcBorders>
+              <w:bottom w:val="single" w:sz="6" w:space="0" w:color="333333"/>
+            </w:tcBorders>
+          </w:tcPr>
           <w:p>
             <w:pPr>
               <w:pStyle w:val="Compact"/>
@@ -17490,7 +17730,11 @@
           </w:p>
         </w:tc>
         <w:tc>
-          <w:tcPr/>
+          <w:tcPr>
+            <w:tcBorders>
+              <w:bottom w:val="single" w:sz="6" w:space="0" w:color="333333"/>
+            </w:tcBorders>
+          </w:tcPr>
           <w:p>
             <w:pPr>
               <w:pStyle w:val="Compact"/>
@@ -17506,7 +17750,11 @@
           </w:p>
         </w:tc>
         <w:tc>
-          <w:tcPr/>
+          <w:tcPr>
+            <w:tcBorders>
+              <w:bottom w:val="single" w:sz="6" w:space="0" w:color="333333"/>
+            </w:tcBorders>
+          </w:tcPr>
           <w:p>
             <w:pPr>
               <w:pStyle w:val="Compact"/>
@@ -17522,7 +17770,11 @@
           </w:p>
         </w:tc>
         <w:tc>
-          <w:tcPr/>
+          <w:tcPr>
+            <w:tcBorders>
+              <w:bottom w:val="single" w:sz="6" w:space="0" w:color="333333"/>
+            </w:tcBorders>
+          </w:tcPr>
           <w:p>
             <w:pPr>
               <w:pStyle w:val="Compact"/>
@@ -17919,6 +18171,7 @@
       <w:pPr>
         <w:pStyle w:val="BodyText"/>
         <w:spacing w:before="120"/>
+        <w:ind w:firstLine="420"/>
       </w:pPr>
       <w:r>
         <w:rPr>
@@ -17932,6 +18185,7 @@
     <w:p>
       <w:pPr>
         <w:pStyle w:val="BodyText"/>
+        <w:ind w:firstLine="420"/>
       </w:pPr>
       <w:r>
         <w:rPr>
@@ -18143,6 +18397,7 @@
     <w:p>
       <w:pPr>
         <w:pStyle w:val="BodyText"/>
+        <w:ind w:firstLine="420"/>
       </w:pPr>
       <w:r>
         <w:rPr>
@@ -18222,6 +18477,7 @@
     <w:p>
       <w:pPr>
         <w:pStyle w:val="BodyText"/>
+        <w:ind w:firstLine="420"/>
       </w:pPr>
       <w:r>
         <w:rPr>
@@ -18243,6 +18499,7 @@
     <w:p>
       <w:pPr>
         <w:pStyle w:val="BodyText"/>
+        <w:ind w:firstLine="420"/>
       </w:pPr>
       <w:r>
         <w:rPr>
@@ -18427,6 +18684,7 @@
     <w:p>
       <w:pPr>
         <w:pStyle w:val="BodyText"/>
+        <w:ind w:firstLine="420"/>
       </w:pPr>
       <w:r>
         <w:rPr>
@@ -18484,6 +18742,7 @@
     <w:p>
       <w:pPr>
         <w:pStyle w:val="BodyText"/>
+        <w:ind w:firstLine="420"/>
       </w:pPr>
       <w:r>
         <w:rPr>
@@ -18505,6 +18764,7 @@
     <w:p>
       <w:pPr>
         <w:pStyle w:val="BodyText"/>
+        <w:ind w:firstLine="420"/>
       </w:pPr>
       <w:r>
         <w:rPr>
@@ -18629,6 +18889,7 @@
       <w:pPr>
         <w:pStyle w:val="BodyText"/>
         <w:spacing w:after="80"/>
+        <w:ind w:firstLine="420"/>
       </w:pPr>
       <w:r>
         <w:rPr>
@@ -18698,6 +18959,15 @@
         <w:tblStyle w:val="Table"/>
         <w:tblW w:type="auto" w:w="0"/>
         <w:tblLook w:firstRow="1" w:lastRow="0" w:firstColumn="0" w:lastColumn="0" w:noHBand="0" w:noVBand="0" w:val="0020"/>
+        <w:jc w:val="center"/>
+        <w:tblBorders>
+          <w:top w:val="single" w:sz="12" w:space="0" w:color="333333"/>
+          <w:bottom w:val="single" w:sz="12" w:space="0" w:color="333333"/>
+          <w:left w:val="none"/>
+          <w:right w:val="none"/>
+          <w:insideH w:val="none"/>
+          <w:insideV w:val="none"/>
+        </w:tblBorders>
       </w:tblPr>
       <w:tblGrid>
         <w:gridCol w:w="1980"/>
@@ -18710,7 +18980,11 @@
           <w:tblHeader w:val="on"/>
         </w:trPr>
         <w:tc>
-          <w:tcPr/>
+          <w:tcPr>
+            <w:tcBorders>
+              <w:bottom w:val="single" w:sz="6" w:space="0" w:color="333333"/>
+            </w:tcBorders>
+          </w:tcPr>
           <w:p>
             <w:pPr>
               <w:pStyle w:val="Compact"/>
@@ -18726,7 +19000,11 @@
           </w:p>
         </w:tc>
         <w:tc>
-          <w:tcPr/>
+          <w:tcPr>
+            <w:tcBorders>
+              <w:bottom w:val="single" w:sz="6" w:space="0" w:color="333333"/>
+            </w:tcBorders>
+          </w:tcPr>
           <w:p>
             <w:pPr>
               <w:pStyle w:val="Compact"/>
@@ -18742,7 +19020,11 @@
           </w:p>
         </w:tc>
         <w:tc>
-          <w:tcPr/>
+          <w:tcPr>
+            <w:tcBorders>
+              <w:bottom w:val="single" w:sz="6" w:space="0" w:color="333333"/>
+            </w:tcBorders>
+          </w:tcPr>
           <w:p>
             <w:pPr>
               <w:pStyle w:val="Compact"/>
@@ -18758,7 +19040,11 @@
           </w:p>
         </w:tc>
         <w:tc>
-          <w:tcPr/>
+          <w:tcPr>
+            <w:tcBorders>
+              <w:bottom w:val="single" w:sz="6" w:space="0" w:color="333333"/>
+            </w:tcBorders>
+          </w:tcPr>
           <w:p>
             <w:pPr>
               <w:pStyle w:val="Compact"/>
@@ -19008,6 +19294,7 @@
     <w:p>
       <w:pPr>
         <w:pStyle w:val="FirstParagraph"/>
+        <w:ind w:firstLine="420"/>
       </w:pPr>
       <w:r>
         <w:rPr>
@@ -19029,6 +19316,7 @@
     <w:p>
       <w:pPr>
         <w:pStyle w:val="BodyText"/>
+        <w:ind w:firstLine="420"/>
       </w:pPr>
       <w:r>
         <w:rPr>
@@ -19192,6 +19480,7 @@
     <w:p>
       <w:pPr>
         <w:pStyle w:val="BodyText"/>
+        <w:ind w:firstLine="420"/>
       </w:pPr>
       <w:r>
         <w:rPr>
@@ -19205,6 +19494,7 @@
     <w:p>
       <w:pPr>
         <w:pStyle w:val="BodyText"/>
+        <w:ind w:firstLine="420"/>
       </w:pPr>
       <w:r>
         <w:rPr>
@@ -19272,6 +19562,7 @@
     <w:p>
       <w:pPr>
         <w:pStyle w:val="BodyText"/>
+        <w:ind w:firstLine="420"/>
       </w:pPr>
       <w:r>
         <w:rPr>
@@ -19423,6 +19714,7 @@
     <w:p>
       <w:pPr>
         <w:pStyle w:val="BodyText"/>
+        <w:ind w:firstLine="420"/>
       </w:pPr>
       <w:r>
         <w:rPr>
@@ -19444,6 +19736,7 @@
     <w:p>
       <w:pPr>
         <w:pStyle w:val="BodyText"/>
+        <w:ind w:firstLine="420"/>
       </w:pPr>
       <w:r>
         <w:rPr>
@@ -19589,6 +19882,7 @@
     <w:p>
       <w:pPr>
         <w:pStyle w:val="BodyText"/>
+        <w:ind w:firstLine="420"/>
       </w:pPr>
       <w:r>
         <w:rPr>
@@ -19611,6 +19905,7 @@
       <w:pPr>
         <w:pStyle w:val="BodyText"/>
         <w:spacing w:after="80"/>
+        <w:ind w:firstLine="420"/>
       </w:pPr>
       <w:r>
         <w:rPr>
@@ -19668,6 +19963,15 @@
         <w:tblStyle w:val="Table"/>
         <w:tblW w:type="auto" w:w="0"/>
         <w:tblLook w:firstRow="1" w:lastRow="0" w:firstColumn="0" w:lastColumn="0" w:noHBand="0" w:noVBand="0" w:val="0020"/>
+        <w:jc w:val="center"/>
+        <w:tblBorders>
+          <w:top w:val="single" w:sz="12" w:space="0" w:color="333333"/>
+          <w:bottom w:val="single" w:sz="12" w:space="0" w:color="333333"/>
+          <w:left w:val="none"/>
+          <w:right w:val="none"/>
+          <w:insideH w:val="none"/>
+          <w:insideV w:val="none"/>
+        </w:tblBorders>
       </w:tblPr>
       <w:tblGrid>
         <w:gridCol w:w="2640"/>
@@ -19679,7 +19983,11 @@
           <w:tblHeader w:val="on"/>
         </w:trPr>
         <w:tc>
-          <w:tcPr/>
+          <w:tcPr>
+            <w:tcBorders>
+              <w:bottom w:val="single" w:sz="6" w:space="0" w:color="333333"/>
+            </w:tcBorders>
+          </w:tcPr>
           <w:p>
             <w:pPr>
               <w:pStyle w:val="Compact"/>
@@ -19695,7 +20003,11 @@
           </w:p>
         </w:tc>
         <w:tc>
-          <w:tcPr/>
+          <w:tcPr>
+            <w:tcBorders>
+              <w:bottom w:val="single" w:sz="6" w:space="0" w:color="333333"/>
+            </w:tcBorders>
+          </w:tcPr>
           <w:p>
             <w:pPr>
               <w:pStyle w:val="Compact"/>
@@ -19711,7 +20023,11 @@
           </w:p>
         </w:tc>
         <w:tc>
-          <w:tcPr/>
+          <w:tcPr>
+            <w:tcBorders>
+              <w:bottom w:val="single" w:sz="6" w:space="0" w:color="333333"/>
+            </w:tcBorders>
+          </w:tcPr>
           <w:p>
             <w:pPr>
               <w:pStyle w:val="Compact"/>
@@ -19928,6 +20244,7 @@
     <w:p>
       <w:pPr>
         <w:pStyle w:val="FirstParagraph"/>
+        <w:ind w:firstLine="420"/>
       </w:pPr>
       <w:r>
         <w:rPr>
@@ -20515,6 +20832,7 @@
     <w:p>
       <w:pPr>
         <w:pStyle w:val="FirstParagraph"/>
+        <w:ind w:firstLine="420"/>
       </w:pPr>
       <w:r>
         <w:rPr>
@@ -20833,6 +21151,7 @@
     <w:p>
       <w:pPr>
         <w:pStyle w:val="FirstParagraph"/>
+        <w:ind w:firstLine="420"/>
       </w:pPr>
       <w:r>
         <w:rPr>
@@ -21494,6 +21813,7 @@
     <w:p>
       <w:pPr>
         <w:pStyle w:val="FirstParagraph"/>
+        <w:ind w:firstLine="420"/>
       </w:pPr>
       <w:r>
         <w:rPr>
@@ -21725,6 +22045,7 @@
     <w:p>
       <w:pPr>
         <w:pStyle w:val="BodyText"/>
+        <w:ind w:firstLine="420"/>
       </w:pPr>
       <w:r>
         <w:rPr>
@@ -21894,6 +22215,7 @@
     <w:p>
       <w:pPr>
         <w:pStyle w:val="BodyText"/>
+        <w:ind w:firstLine="420"/>
       </w:pPr>
       <w:r>
         <w:rPr>
@@ -22191,6 +22513,7 @@
     <w:p>
       <w:pPr>
         <w:pStyle w:val="BodyText"/>
+        <w:ind w:firstLine="420"/>
       </w:pPr>
       <w:r>
         <w:rPr>
@@ -22426,6 +22749,7 @@
     <w:p>
       <w:pPr>
         <w:pStyle w:val="BodyText"/>
+        <w:ind w:firstLine="420"/>
       </w:pPr>
       <w:r>
         <w:rPr>
@@ -22661,6 +22985,7 @@
     <w:p>
       <w:pPr>
         <w:pStyle w:val="BodyText"/>
+        <w:ind w:firstLine="420"/>
       </w:pPr>
       <w:r>
         <w:rPr>
@@ -22882,6 +23207,7 @@
     <w:p>
       <w:pPr>
         <w:pStyle w:val="BodyText"/>
+        <w:ind w:firstLine="420"/>
       </w:pPr>
       <w:r>
         <w:rPr>
@@ -23167,6 +23493,7 @@
     <w:p>
       <w:pPr>
         <w:pStyle w:val="BodyText"/>
+        <w:ind w:firstLine="420"/>
       </w:pPr>
       <w:r>
         <w:rPr>
@@ -23400,6 +23727,7 @@
     <w:p>
       <w:pPr>
         <w:pStyle w:val="FirstParagraph"/>
+        <w:ind w:firstLine="420"/>
       </w:pPr>
       <w:r>
         <w:rPr>
@@ -24157,6 +24485,7 @@
     <w:p>
       <w:pPr>
         <w:pStyle w:val="BodyText"/>
+        <w:ind w:firstLine="420"/>
       </w:pPr>
       <w:r>
         <w:rPr>
@@ -24507,6 +24836,7 @@
     <w:p>
       <w:pPr>
         <w:pStyle w:val="BodyText"/>
+        <w:ind w:firstLine="420"/>
       </w:pPr>
       <w:r>
         <w:rPr>
@@ -25109,6 +25439,7 @@
     <w:p>
       <w:pPr>
         <w:pStyle w:val="BodyText"/>
+        <w:ind w:firstLine="420"/>
       </w:pPr>
       <w:r>
         <w:rPr>
@@ -25436,6 +25767,7 @@
     <w:p>
       <w:pPr>
         <w:pStyle w:val="BodyText"/>
+        <w:ind w:firstLine="420"/>
       </w:pPr>
       <w:r>
         <w:rPr>
@@ -25697,6 +26029,7 @@
     <w:p>
       <w:pPr>
         <w:pStyle w:val="FirstParagraph"/>
+        <w:ind w:firstLine="420"/>
       </w:pPr>
       <w:r>
         <w:rPr>
@@ -26297,6 +26630,7 @@
     <w:p>
       <w:pPr>
         <w:pStyle w:val="BodyText"/>
+        <w:ind w:firstLine="420"/>
       </w:pPr>
       <w:r>
         <w:rPr>
@@ -27133,6 +27467,7 @@
     <w:p>
       <w:pPr>
         <w:pStyle w:val="BodyText"/>
+        <w:ind w:firstLine="420"/>
       </w:pPr>
       <w:r>
         <w:rPr>

--- a/06-学生侧材料/讲义/6-有机化学/过渡金属催化.docx
+++ b/06-学生侧材料/讲义/6-有机化学/过渡金属催化.docx
@@ -2,7 +2,7 @@
 <file path=word/document.xml><?xml version="1.0" encoding="utf-8"?>
 <w:document xmlns:w="http://schemas.openxmlformats.org/wordprocessingml/2006/main" xmlns:m="http://schemas.openxmlformats.org/officeDocument/2006/math" xmlns:r="http://schemas.openxmlformats.org/officeDocument/2006/relationships" xmlns:o="urn:schemas-microsoft-com:office:office" xmlns:v="urn:schemas-microsoft-com:vml" xmlns:w10="urn:schemas-microsoft-com:office:word" xmlns:a="http://schemas.openxmlformats.org/drawingml/2006/main" xmlns:pic="http://schemas.openxmlformats.org/drawingml/2006/picture" xmlns:wp="http://schemas.openxmlformats.org/drawingml/2006/wordprocessingDrawing">
   <w:body>
-    <w:bookmarkStart w:id="72" w:name="过渡金属催化"/>
+    <w:bookmarkStart w:id="73" w:name="过渡金属催化"/>
     <w:p>
       <w:pPr>
         <w:pStyle w:val="Heading1"/>
@@ -687,7 +687,7 @@
       </w:r>
     </w:p>
     <w:bookmarkEnd w:id="9"/>
-    <w:bookmarkStart w:id="16" w:name="一金属有机化学基础"/>
+    <w:bookmarkStart w:id="17" w:name="一金属有机化学基础"/>
     <w:p>
       <w:pPr>
         <w:pStyle w:val="Heading2"/>
@@ -3181,23 +3181,47 @@
     </w:tbl>
     <w:p>
       <w:pPr>
-        <w:pStyle w:val="BlockText"/>
+        <w:pStyle w:val="BodyText"/>
         <w:spacing w:before="120"/>
         <w:ind w:firstLine="420"/>
       </w:pPr>
       <w:r>
         <w:rPr>
           <w:rFonts w:hint="eastAsia" w:ascii="Times New Roman" w:hAnsi="Times New Roman" w:eastAsia="FangSong" w:cs="Times New Roman"/>
+        </w:rPr>
+        <w:t xml:space="preserve">区分这两类</w:t>
+      </w:r>
+      <w:r>
+        <w:rPr>
+          <w:rFonts w:ascii="Times New Roman" w:hAnsi="Times New Roman" w:eastAsia="Times New Roman" w:cs="Times New Roman"/>
+        </w:rPr>
+        <w:t xml:space="preserve"> Pd </w:t>
+      </w:r>
+      <w:r>
+        <w:rPr>
+          <w:rFonts w:hint="eastAsia" w:ascii="Times New Roman" w:hAnsi="Times New Roman" w:eastAsia="FangSong" w:cs="Times New Roman"/>
+        </w:rPr>
+        <w:t xml:space="preserve">催化反应的关键在于</w:t>
+      </w:r>
+      <w:r>
+        <w:rPr>
+          <w:rFonts w:hint="eastAsia" w:ascii="Times New Roman" w:hAnsi="Times New Roman" w:eastAsia="FangSong" w:cs="Times New Roman"/>
           <w:b/>
           <w:bCs/>
         </w:rPr>
-        <w:t xml:space="preserve">竞赛核心</w:t>
-      </w:r>
-      <w:r>
-        <w:rPr>
-          <w:rFonts w:hint="eastAsia" w:ascii="Times New Roman" w:hAnsi="Times New Roman" w:eastAsia="Times New Roman" w:cs="Times New Roman"/>
-        </w:rPr>
-        <w:t xml:space="preserve">：Heck</w:t>
+        <w:t xml:space="preserve">收尾基元反应</w:t>
+      </w:r>
+      <w:r>
+        <w:rPr>
+          <w:rFonts w:hint="eastAsia" w:ascii="Times New Roman" w:hAnsi="Times New Roman" w:eastAsia="FangSong" w:cs="Times New Roman"/>
+        </w:rPr>
+        <w:t>的不同</w:t>
+      </w:r>
+      <w:r>
+        <w:rPr>
+          <w:rFonts w:hint="eastAsia" w:ascii="Times New Roman" w:hAnsi="Times New Roman" w:eastAsia="Times New Roman" w:cs="Times New Roman"/>
+        </w:rPr>
+        <w:t>：Heck</w:t>
       </w:r>
       <w:r>
         <w:rPr>
@@ -3227,19 +3251,19 @@
         <w:rPr>
           <w:rFonts w:hint="eastAsia" w:ascii="Times New Roman" w:hAnsi="Times New Roman" w:eastAsia="Times New Roman" w:cs="Times New Roman"/>
         </w:rPr>
-        <w:t>（</w:t>
-      </w:r>
-      <w:r>
-        <w:rPr>
-          <w:rFonts w:hint="eastAsia" w:ascii="Times New Roman" w:hAnsi="Times New Roman" w:eastAsia="FangSong" w:cs="Times New Roman"/>
-        </w:rPr>
-        <w:t>产物含双键</w:t>
-      </w:r>
-      <w:r>
-        <w:rPr>
-          <w:rFonts w:hint="eastAsia" w:ascii="Times New Roman" w:hAnsi="Times New Roman" w:eastAsia="Times New Roman" w:cs="Times New Roman"/>
-        </w:rPr>
-        <w:t>）；Suzuki</w:t>
+        <w:t>，</w:t>
+      </w:r>
+      <w:r>
+        <w:rPr>
+          <w:rFonts w:hint="eastAsia" w:ascii="Times New Roman" w:hAnsi="Times New Roman" w:eastAsia="FangSong" w:cs="Times New Roman"/>
+        </w:rPr>
+        <w:t>故产物含双键</w:t>
+      </w:r>
+      <w:r>
+        <w:rPr>
+          <w:rFonts w:hint="eastAsia" w:ascii="Times New Roman" w:hAnsi="Times New Roman" w:eastAsia="Times New Roman" w:cs="Times New Roman"/>
+        </w:rPr>
+        <w:t>；Suzuki</w:t>
       </w:r>
       <w:r>
         <w:rPr>
@@ -3257,55 +3281,25 @@
         <w:rPr>
           <w:rFonts w:hint="eastAsia" w:ascii="Times New Roman" w:hAnsi="Times New Roman" w:eastAsia="Times New Roman" w:cs="Times New Roman"/>
         </w:rPr>
-        <w:t>（Ar–Ar′</w:t>
-      </w:r>
-      <w:r>
-        <w:rPr>
-          <w:rFonts w:ascii="Times New Roman" w:hAnsi="Times New Roman" w:eastAsia="Times New Roman" w:cs="Times New Roman"/>
-        </w:rPr>
-        <w:t xml:space="preserve"> </w:t>
-      </w:r>
-      <w:r>
-        <w:rPr>
-          <w:rFonts w:hint="eastAsia" w:ascii="Times New Roman" w:hAnsi="Times New Roman" w:eastAsia="FangSong" w:cs="Times New Roman"/>
-        </w:rPr>
-        <w:t>直接相连</w:t>
-      </w:r>
-      <w:r>
-        <w:rPr>
-          <w:rFonts w:hint="eastAsia" w:ascii="Times New Roman" w:hAnsi="Times New Roman" w:eastAsia="Times New Roman" w:cs="Times New Roman"/>
-        </w:rPr>
         <w:t>，</w:t>
       </w:r>
       <w:r>
         <w:rPr>
           <w:rFonts w:hint="eastAsia" w:ascii="Times New Roman" w:hAnsi="Times New Roman" w:eastAsia="FangSong" w:cs="Times New Roman"/>
         </w:rPr>
-        <w:t>无新双键生成</w:t>
-      </w:r>
-      <w:r>
-        <w:rPr>
-          <w:rFonts w:hint="eastAsia" w:ascii="Times New Roman" w:hAnsi="Times New Roman" w:eastAsia="Times New Roman" w:cs="Times New Roman"/>
-        </w:rPr>
-        <w:t>）。</w:t>
-      </w:r>
-      <w:r>
-        <w:rPr>
-          <w:rFonts w:hint="eastAsia" w:ascii="Times New Roman" w:hAnsi="Times New Roman" w:eastAsia="FangSong" w:cs="Times New Roman"/>
-        </w:rPr>
-        <w:t>这是区分两类</w:t>
-      </w:r>
-      <w:r>
-        <w:rPr>
-          <w:rFonts w:ascii="Times New Roman" w:hAnsi="Times New Roman" w:eastAsia="Times New Roman" w:cs="Times New Roman"/>
-        </w:rPr>
-        <w:t xml:space="preserve"> Pd </w:t>
-      </w:r>
-      <w:r>
-        <w:rPr>
-          <w:rFonts w:hint="eastAsia" w:ascii="Times New Roman" w:hAnsi="Times New Roman" w:eastAsia="FangSong" w:cs="Times New Roman"/>
-        </w:rPr>
-        <w:t>催化反应的关键</w:t>
+        <w:t>两个芳基直接相连</w:t>
+      </w:r>
+      <w:r>
+        <w:rPr>
+          <w:rFonts w:hint="eastAsia" w:ascii="Times New Roman" w:hAnsi="Times New Roman" w:eastAsia="Times New Roman" w:cs="Times New Roman"/>
+        </w:rPr>
+        <w:t>，</w:t>
+      </w:r>
+      <w:r>
+        <w:rPr>
+          <w:rFonts w:hint="eastAsia" w:ascii="Times New Roman" w:hAnsi="Times New Roman" w:eastAsia="FangSong" w:cs="Times New Roman"/>
+        </w:rPr>
+        <w:t>产物中不出现新双键</w:t>
       </w:r>
       <w:r>
         <w:rPr>
@@ -3315,7 +3309,7 @@
       </w:r>
     </w:p>
     <w:bookmarkEnd w:id="14"/>
-    <w:bookmarkStart w:id="15" w:name="反馈成键back-bonding"/>
+    <w:bookmarkStart w:id="15" w:name="催化循环填空模板与配位数自检"/>
     <w:p>
       <w:pPr>
         <w:pStyle w:val="Heading3"/>
@@ -3331,13 +3325,7 @@
         <w:rPr>
           <w:rFonts w:hint="eastAsia" w:ascii="Times New Roman" w:hAnsi="Times New Roman" w:eastAsia="SimHei" w:cs="Times New Roman"/>
         </w:rPr>
-        <w:t>反馈成键</w:t>
-      </w:r>
-      <w:r>
-        <w:rPr>
-          <w:rFonts w:hint="eastAsia" w:ascii="Times New Roman" w:hAnsi="Times New Roman" w:eastAsia="Times New Roman" w:cs="Times New Roman"/>
-        </w:rPr>
-        <w:t>（Back-bonding）</w:t>
+        <w:t xml:space="preserve">催化循环填空模板与配位数自检</w:t>
       </w:r>
     </w:p>
     <w:p>
@@ -3349,37 +3337,97 @@
         <w:rPr>
           <w:rFonts w:hint="eastAsia" w:ascii="Times New Roman" w:hAnsi="Times New Roman" w:eastAsia="FangSong" w:cs="Times New Roman"/>
         </w:rPr>
-        <w:t xml:space="preserve">金属的</w:t>
-      </w:r>
-      <w:r>
-        <w:rPr>
-          <w:rFonts w:ascii="Times New Roman" w:hAnsi="Times New Roman" w:eastAsia="Times New Roman" w:cs="Times New Roman"/>
-        </w:rPr>
-        <w:t xml:space="preserve"> d </w:t>
-      </w:r>
-      <w:r>
-        <w:rPr>
-          <w:rFonts w:hint="eastAsia" w:ascii="Times New Roman" w:hAnsi="Times New Roman" w:eastAsia="FangSong" w:cs="Times New Roman"/>
-        </w:rPr>
-        <w:t xml:space="preserve">电子反馈到配体的</w:t>
-      </w:r>
-      <w:r>
-        <w:rPr>
-          <w:rFonts w:ascii="Times New Roman" w:hAnsi="Times New Roman" w:eastAsia="Times New Roman" w:cs="Times New Roman"/>
-        </w:rPr>
-        <w:t xml:space="preserve"> π* </w:t>
-      </w:r>
-      <w:r>
-        <w:rPr>
-          <w:rFonts w:hint="eastAsia" w:ascii="Times New Roman" w:hAnsi="Times New Roman" w:eastAsia="FangSong" w:cs="Times New Roman"/>
-        </w:rPr>
-        <w:t>轨道</w:t>
-      </w:r>
-      <w:r>
-        <w:rPr>
-          <w:rFonts w:hint="eastAsia" w:ascii="Times New Roman" w:hAnsi="Times New Roman" w:eastAsia="Times New Roman" w:cs="Times New Roman"/>
-        </w:rPr>
-        <w:t>：</w:t>
+        <w:t>竞赛中</w:t>
+      </w:r>
+      <w:r>
+        <w:rPr>
+          <w:rFonts w:hint="eastAsia" w:ascii="Times New Roman" w:hAnsi="Times New Roman" w:eastAsia="Times New Roman" w:cs="Times New Roman"/>
+        </w:rPr>
+        <w:t>「</w:t>
+      </w:r>
+      <w:r>
+        <w:rPr>
+          <w:rFonts w:hint="eastAsia" w:ascii="Times New Roman" w:hAnsi="Times New Roman" w:eastAsia="FangSong" w:cs="Times New Roman"/>
+        </w:rPr>
+        <w:t>补全催化循环缺失物种</w:t>
+      </w:r>
+      <w:r>
+        <w:rPr>
+          <w:rFonts w:hint="eastAsia" w:ascii="Times New Roman" w:hAnsi="Times New Roman" w:eastAsia="Times New Roman" w:cs="Times New Roman"/>
+        </w:rPr>
+        <w:t>」</w:t>
+      </w:r>
+      <w:r>
+        <w:rPr>
+          <w:rFonts w:hint="eastAsia" w:ascii="Times New Roman" w:hAnsi="Times New Roman" w:eastAsia="FangSong" w:cs="Times New Roman"/>
+        </w:rPr>
+        <w:t>一类题目的本质</w:t>
+      </w:r>
+      <w:r>
+        <w:rPr>
+          <w:rFonts w:hint="eastAsia" w:ascii="Times New Roman" w:hAnsi="Times New Roman" w:eastAsia="Times New Roman" w:cs="Times New Roman"/>
+        </w:rPr>
+        <w:t>，</w:t>
+      </w:r>
+      <w:r>
+        <w:rPr>
+          <w:rFonts w:hint="eastAsia" w:ascii="Times New Roman" w:hAnsi="Times New Roman" w:eastAsia="FangSong" w:cs="Times New Roman"/>
+        </w:rPr>
+        <w:t>是在一张已给出部分物种与箭头的循环图中</w:t>
+      </w:r>
+      <w:r>
+        <w:rPr>
+          <w:rFonts w:hint="eastAsia" w:ascii="Times New Roman" w:hAnsi="Times New Roman" w:eastAsia="Times New Roman" w:cs="Times New Roman"/>
+        </w:rPr>
+        <w:t>，</w:t>
+      </w:r>
+      <w:r>
+        <w:rPr>
+          <w:rFonts w:hint="eastAsia" w:ascii="Times New Roman" w:hAnsi="Times New Roman" w:eastAsia="FangSong" w:cs="Times New Roman"/>
+        </w:rPr>
+        <w:t>把空缺的中间体补齐</w:t>
+      </w:r>
+      <w:r>
+        <w:rPr>
+          <w:rFonts w:hint="eastAsia" w:ascii="Times New Roman" w:hAnsi="Times New Roman" w:eastAsia="Times New Roman" w:cs="Times New Roman"/>
+        </w:rPr>
+        <w:t>。</w:t>
+      </w:r>
+      <w:r>
+        <w:rPr>
+          <w:rFonts w:hint="eastAsia" w:ascii="Times New Roman" w:hAnsi="Times New Roman" w:eastAsia="FangSong" w:cs="Times New Roman"/>
+        </w:rPr>
+        <w:t>有效的解法不在于记忆具体反应</w:t>
+      </w:r>
+      <w:r>
+        <w:rPr>
+          <w:rFonts w:hint="eastAsia" w:ascii="Times New Roman" w:hAnsi="Times New Roman" w:eastAsia="Times New Roman" w:cs="Times New Roman"/>
+        </w:rPr>
+        <w:t>，</w:t>
+      </w:r>
+      <w:r>
+        <w:rPr>
+          <w:rFonts w:hint="eastAsia" w:ascii="Times New Roman" w:hAnsi="Times New Roman" w:eastAsia="FangSong" w:cs="Times New Roman"/>
+        </w:rPr>
+        <w:t>而在于把四步基元反应固定为一套可复用的骨架</w:t>
+      </w:r>
+      <w:r>
+        <w:rPr>
+          <w:rFonts w:hint="eastAsia" w:ascii="Times New Roman" w:hAnsi="Times New Roman" w:eastAsia="Times New Roman" w:cs="Times New Roman"/>
+        </w:rPr>
+        <w:t>，</w:t>
+      </w:r>
+      <w:r>
+        <w:rPr>
+          <w:rFonts w:hint="eastAsia" w:ascii="Times New Roman" w:hAnsi="Times New Roman" w:eastAsia="FangSong" w:cs="Times New Roman"/>
+        </w:rPr>
+        <w:t>并用以配位数与电子数为双重约束逐格填空</w:t>
+      </w:r>
+      <w:r>
+        <w:rPr>
+          <w:rFonts w:hint="eastAsia" w:ascii="Times New Roman" w:hAnsi="Times New Roman" w:eastAsia="Times New Roman" w:cs="Times New Roman"/>
+        </w:rPr>
+        <w:t>。</w:t>
       </w:r>
     </w:p>
     <w:p>
@@ -3389,15 +3437,33 @@
       </w:pPr>
       <w:r>
         <w:rPr>
-          <w:rFonts w:ascii="Times New Roman" w:hAnsi="Times New Roman" w:eastAsia="Times New Roman" w:cs="Times New Roman"/>
-        </w:rPr>
-        <w:t xml:space="preserve">σ </w:t>
-      </w:r>
-      <w:r>
-        <w:rPr>
-          <w:rFonts w:hint="eastAsia" w:ascii="Times New Roman" w:hAnsi="Times New Roman" w:eastAsia="FangSong" w:cs="Times New Roman"/>
-        </w:rPr>
-        <w:t>给电子</w:t>
+          <w:rFonts w:hint="eastAsia" w:ascii="Times New Roman" w:hAnsi="Times New Roman" w:eastAsia="FangSong" w:cs="Times New Roman"/>
+        </w:rPr>
+        <w:t>骨架的搭建遵循</w:t>
+      </w:r>
+      <w:r>
+        <w:rPr>
+          <w:rFonts w:hint="eastAsia" w:ascii="Times New Roman" w:hAnsi="Times New Roman" w:eastAsia="Times New Roman" w:cs="Times New Roman"/>
+        </w:rPr>
+        <w:t>「</w:t>
+      </w:r>
+      <w:r>
+        <w:rPr>
+          <w:rFonts w:hint="eastAsia" w:ascii="Times New Roman" w:hAnsi="Times New Roman" w:eastAsia="FangSong" w:cs="Times New Roman"/>
+        </w:rPr>
+        <w:t>先入后出</w:t>
+      </w:r>
+      <w:r>
+        <w:rPr>
+          <w:rFonts w:hint="eastAsia" w:ascii="Times New Roman" w:hAnsi="Times New Roman" w:eastAsia="Times New Roman" w:cs="Times New Roman"/>
+        </w:rPr>
+        <w:t>」</w:t>
+      </w:r>
+      <w:r>
+        <w:rPr>
+          <w:rFonts w:hint="eastAsia" w:ascii="Times New Roman" w:hAnsi="Times New Roman" w:eastAsia="FangSong" w:cs="Times New Roman"/>
+        </w:rPr>
+        <w:t>原则</w:t>
       </w:r>
       <w:r>
         <w:rPr>
@@ -3409,31 +3475,2435 @@
         <w:rPr>
           <w:rFonts w:hint="eastAsia" w:ascii="Times New Roman" w:hAnsi="Times New Roman" w:eastAsia="FangSong" w:cs="Times New Roman"/>
         </w:rPr>
-        <w:t>配体孤对电子</w:t>
-      </w:r>
-      <w:r>
-        <w:rPr>
-          <w:rFonts w:ascii="Times New Roman" w:hAnsi="Times New Roman" w:eastAsia="Times New Roman" w:cs="Times New Roman"/>
-        </w:rPr>
-        <w:t xml:space="preserve"> → </w:t>
-      </w:r>
-      <w:r>
-        <w:rPr>
-          <w:rFonts w:hint="eastAsia" w:ascii="Times New Roman" w:hAnsi="Times New Roman" w:eastAsia="FangSong" w:cs="Times New Roman"/>
-        </w:rPr>
-        <w:t xml:space="preserve">金属空</w:t>
-      </w:r>
-      <w:r>
-        <w:rPr>
-          <w:rFonts w:ascii="Times New Roman" w:hAnsi="Times New Roman" w:eastAsia="Times New Roman" w:cs="Times New Roman"/>
-        </w:rPr>
-        <w:t xml:space="preserve"> dsp </w:t>
-      </w:r>
-      <w:r>
-        <w:rPr>
-          <w:rFonts w:hint="eastAsia" w:ascii="Times New Roman" w:hAnsi="Times New Roman" w:eastAsia="FangSong" w:cs="Times New Roman"/>
-        </w:rPr>
-        <w:t xml:space="preserve">轨道</w:t>
+        <w:t>催化循环的起点是配位数较低的活性物种</w:t>
+      </w:r>
+      <w:r>
+        <w:rPr>
+          <w:rFonts w:hint="eastAsia" w:ascii="Times New Roman" w:hAnsi="Times New Roman" w:eastAsia="Times New Roman" w:cs="Times New Roman"/>
+        </w:rPr>
+        <w:t>，</w:t>
+      </w:r>
+      <w:r>
+        <w:rPr>
+          <w:rFonts w:hint="eastAsia" w:ascii="Times New Roman" w:hAnsi="Times New Roman" w:eastAsia="FangSong" w:cs="Times New Roman"/>
+        </w:rPr>
+        <w:t>随后依次发生氧化加成或配体解离使配位数升高</w:t>
+      </w:r>
+      <w:r>
+        <w:rPr>
+          <w:rFonts w:hint="eastAsia" w:ascii="Times New Roman" w:hAnsi="Times New Roman" w:eastAsia="Times New Roman" w:cs="Times New Roman"/>
+        </w:rPr>
+        <w:t>，</w:t>
+      </w:r>
+      <w:r>
+        <w:rPr>
+          <w:rFonts w:hint="eastAsia" w:ascii="Times New Roman" w:hAnsi="Times New Roman" w:eastAsia="FangSong" w:cs="Times New Roman"/>
+        </w:rPr>
+        <w:t>再经迁移插入使配位数不变</w:t>
+      </w:r>
+      <w:r>
+        <w:rPr>
+          <w:rFonts w:hint="eastAsia" w:ascii="Times New Roman" w:hAnsi="Times New Roman" w:eastAsia="Times New Roman" w:cs="Times New Roman"/>
+        </w:rPr>
+        <w:t>，</w:t>
+      </w:r>
+      <w:r>
+        <w:rPr>
+          <w:rFonts w:hint="eastAsia" w:ascii="Times New Roman" w:hAnsi="Times New Roman" w:eastAsia="FangSong" w:cs="Times New Roman"/>
+        </w:rPr>
+        <w:t>最后经还原消除或配体解离使配位数回落至初始值</w:t>
+      </w:r>
+      <w:r>
+        <w:rPr>
+          <w:rFonts w:hint="eastAsia" w:ascii="Times New Roman" w:hAnsi="Times New Roman" w:eastAsia="Times New Roman" w:cs="Times New Roman"/>
+        </w:rPr>
+        <w:t>。</w:t>
+      </w:r>
+      <w:r>
+        <w:rPr>
+          <w:rFonts w:hint="eastAsia" w:ascii="Times New Roman" w:hAnsi="Times New Roman" w:eastAsia="FangSong" w:cs="Times New Roman"/>
+        </w:rPr>
+        <w:t>以</w:t>
+      </w:r>
+      <w:r>
+        <w:rPr>
+          <w:rFonts w:ascii="Times New Roman" w:hAnsi="Times New Roman" w:eastAsia="Times New Roman" w:cs="Times New Roman"/>
+        </w:rPr>
+        <w:t xml:space="preserve"> Suzuki–Miyaura </w:t>
+      </w:r>
+      <w:r>
+        <w:rPr>
+          <w:rFonts w:hint="eastAsia" w:ascii="Times New Roman" w:hAnsi="Times New Roman" w:eastAsia="FangSong" w:cs="Times New Roman"/>
+        </w:rPr>
+        <w:t>交叉偶联为例</w:t>
+      </w:r>
+      <w:r>
+        <w:rPr>
+          <w:rFonts w:hint="eastAsia" w:ascii="Times New Roman" w:hAnsi="Times New Roman" w:eastAsia="Times New Roman" w:cs="Times New Roman"/>
+        </w:rPr>
+        <w:t>，</w:t>
+      </w:r>
+      <w:r>
+        <w:rPr>
+          <w:rFonts w:hint="eastAsia" w:ascii="Times New Roman" w:hAnsi="Times New Roman" w:eastAsia="FangSong" w:cs="Times New Roman"/>
+        </w:rPr>
+        <w:t>完整骨架为</w:t>
+      </w:r>
+      <w:r>
+        <w:rPr>
+          <w:rFonts w:hint="eastAsia" w:ascii="Times New Roman" w:hAnsi="Times New Roman" w:eastAsia="Times New Roman" w:cs="Times New Roman"/>
+        </w:rPr>
+        <w:t>：</w:t>
+      </w:r>
+      <m:oMath>
+        <m:oMathPr>
+          <m:ctrlPr>
+            <w:rPr>
+              <w:sz w:val="28"/>
+              <w:szCs w:val="28"/>
+            </w:rPr>
+          </m:ctrlPr>
+        </m:oMathPr>
+        <m:sSub>
+          <m:e>
+            <m:r>
+              <m:rPr>
+                <m:sty m:val="p"/>
+              </m:rPr>
+              <m:t>L</m:t>
+            </m:r>
+          </m:e>
+          <m:sub>
+            <m:r>
+              <m:rPr>
+                <m:sty m:val="p"/>
+              </m:rPr>
+              <m:t>n</m:t>
+            </m:r>
+          </m:sub>
+        </m:sSub>
+        <m:r>
+          <m:rPr>
+            <m:sty m:val="p"/>
+          </m:rPr>
+          <m:t>P</m:t>
+        </m:r>
+        <m:sSup>
+          <m:e>
+            <m:r>
+              <m:rPr>
+                <m:sty m:val="p"/>
+              </m:rPr>
+              <m:t>d</m:t>
+            </m:r>
+          </m:e>
+          <m:sup>
+            <m:r>
+              <m:rPr>
+                <m:sty m:val="p"/>
+              </m:rPr>
+              <m:t>0</m:t>
+            </m:r>
+          </m:sup>
+        </m:sSup>
+        <m:limUpp>
+          <m:e>
+            <m:r>
+              <m:rPr>
+                <m:sty m:val="p"/>
+              </m:rPr>
+              <m:t>→</m:t>
+            </m:r>
+          </m:e>
+          <m:lim>
+            <m:r>
+              <m:rPr>
+                <m:nor/>
+                <m:sty m:val="p"/>
+              </m:rPr>
+              <m:t>氧化加成</m:t>
+            </m:r>
+          </m:lim>
+        </m:limUpp>
+        <m:sSub>
+          <m:e>
+            <m:r>
+              <m:rPr>
+                <m:sty m:val="p"/>
+              </m:rPr>
+              <m:t>L</m:t>
+            </m:r>
+          </m:e>
+          <m:sub>
+            <m:r>
+              <m:rPr>
+                <m:sty m:val="p"/>
+              </m:rPr>
+              <m:t>n</m:t>
+            </m:r>
+          </m:sub>
+        </m:sSub>
+        <m:r>
+          <m:rPr>
+            <m:sty m:val="p"/>
+          </m:rPr>
+          <m:t>P</m:t>
+        </m:r>
+        <m:sSup>
+          <m:e>
+            <m:r>
+              <m:rPr>
+                <m:sty m:val="p"/>
+              </m:rPr>
+              <m:t>d</m:t>
+            </m:r>
+          </m:e>
+          <m:sup>
+            <m:r>
+              <m:rPr>
+                <m:sty m:val="p"/>
+              </m:rPr>
+              <m:t>I</m:t>
+            </m:r>
+            <m:r>
+              <m:rPr>
+                <m:sty m:val="p"/>
+              </m:rPr>
+              <m:t>I</m:t>
+            </m:r>
+          </m:sup>
+        </m:sSup>
+        <m:r>
+          <m:rPr>
+            <m:sty m:val="p"/>
+          </m:rPr>
+          <m:t>(</m:t>
+        </m:r>
+        <m:r>
+          <m:rPr>
+            <m:sty m:val="p"/>
+          </m:rPr>
+          <m:t>A</m:t>
+        </m:r>
+        <m:r>
+          <m:rPr>
+            <m:sty m:val="p"/>
+          </m:rPr>
+          <m:t>r</m:t>
+        </m:r>
+        <m:r>
+          <m:rPr>
+            <m:sty m:val="p"/>
+          </m:rPr>
+          <m:t>)</m:t>
+        </m:r>
+        <m:r>
+          <m:rPr>
+            <m:sty m:val="p"/>
+          </m:rPr>
+          <m:t>(</m:t>
+        </m:r>
+        <m:r>
+          <m:rPr>
+            <m:sty m:val="p"/>
+          </m:rPr>
+          <m:t>X</m:t>
+        </m:r>
+        <m:r>
+          <m:rPr>
+            <m:sty m:val="p"/>
+          </m:rPr>
+          <m:t>)</m:t>
+        </m:r>
+        <m:limUpp>
+          <m:e>
+            <m:r>
+              <m:rPr>
+                <m:sty m:val="p"/>
+              </m:rPr>
+              <m:t>→</m:t>
+            </m:r>
+          </m:e>
+          <m:lim>
+            <m:r>
+              <m:rPr>
+                <m:nor/>
+                <m:sty m:val="p"/>
+              </m:rPr>
+              <m:t>碱活化</m:t>
+            </m:r>
+          </m:lim>
+        </m:limUpp>
+        <m:sSub>
+          <m:e>
+            <m:r>
+              <m:rPr>
+                <m:sty m:val="p"/>
+              </m:rPr>
+              <m:t>L</m:t>
+            </m:r>
+          </m:e>
+          <m:sub>
+            <m:r>
+              <m:rPr>
+                <m:sty m:val="p"/>
+              </m:rPr>
+              <m:t>n</m:t>
+            </m:r>
+          </m:sub>
+        </m:sSub>
+        <m:r>
+          <m:rPr>
+            <m:sty m:val="p"/>
+          </m:rPr>
+          <m:t>P</m:t>
+        </m:r>
+        <m:sSup>
+          <m:e>
+            <m:r>
+              <m:rPr>
+                <m:sty m:val="p"/>
+              </m:rPr>
+              <m:t>d</m:t>
+            </m:r>
+          </m:e>
+          <m:sup>
+            <m:r>
+              <m:rPr>
+                <m:sty m:val="p"/>
+              </m:rPr>
+              <m:t>I</m:t>
+            </m:r>
+            <m:r>
+              <m:rPr>
+                <m:sty m:val="p"/>
+              </m:rPr>
+              <m:t>I</m:t>
+            </m:r>
+          </m:sup>
+        </m:sSup>
+        <m:r>
+          <m:rPr>
+            <m:sty m:val="p"/>
+          </m:rPr>
+          <m:t>(</m:t>
+        </m:r>
+        <m:r>
+          <m:rPr>
+            <m:sty m:val="p"/>
+          </m:rPr>
+          <m:t>A</m:t>
+        </m:r>
+        <m:r>
+          <m:rPr>
+            <m:sty m:val="p"/>
+          </m:rPr>
+          <m:t>r</m:t>
+        </m:r>
+        <m:r>
+          <m:rPr>
+            <m:sty m:val="p"/>
+          </m:rPr>
+          <m:t>)</m:t>
+        </m:r>
+        <m:r>
+          <m:rPr>
+            <m:sty m:val="p"/>
+          </m:rPr>
+          <m:t>(</m:t>
+        </m:r>
+        <m:r>
+          <m:rPr>
+            <m:sty m:val="p"/>
+          </m:rPr>
+          <m:t>O</m:t>
+        </m:r>
+        <m:r>
+          <m:rPr>
+            <m:sty m:val="p"/>
+          </m:rPr>
+          <m:t>H</m:t>
+        </m:r>
+        <m:r>
+          <m:rPr>
+            <m:sty m:val="p"/>
+          </m:rPr>
+          <m:t>)</m:t>
+        </m:r>
+        <m:limUpp>
+          <m:e>
+            <m:r>
+              <m:rPr>
+                <m:sty m:val="p"/>
+              </m:rPr>
+              <m:t>→</m:t>
+            </m:r>
+          </m:e>
+          <m:lim>
+            <m:r>
+              <m:rPr>
+                <m:nor/>
+                <m:sty m:val="p"/>
+              </m:rPr>
+              <m:t>transmetalation</m:t>
+            </m:r>
+          </m:lim>
+        </m:limUpp>
+        <m:sSub>
+          <m:e>
+            <m:r>
+              <m:rPr>
+                <m:sty m:val="p"/>
+              </m:rPr>
+              <m:t>L</m:t>
+            </m:r>
+          </m:e>
+          <m:sub>
+            <m:r>
+              <m:rPr>
+                <m:sty m:val="p"/>
+              </m:rPr>
+              <m:t>n</m:t>
+            </m:r>
+          </m:sub>
+        </m:sSub>
+        <m:r>
+          <m:rPr>
+            <m:sty m:val="p"/>
+          </m:rPr>
+          <m:t>P</m:t>
+        </m:r>
+        <m:sSup>
+          <m:e>
+            <m:r>
+              <m:rPr>
+                <m:sty m:val="p"/>
+              </m:rPr>
+              <m:t>d</m:t>
+            </m:r>
+          </m:e>
+          <m:sup>
+            <m:r>
+              <m:rPr>
+                <m:sty m:val="p"/>
+              </m:rPr>
+              <m:t>I</m:t>
+            </m:r>
+            <m:r>
+              <m:rPr>
+                <m:sty m:val="p"/>
+              </m:rPr>
+              <m:t>I</m:t>
+            </m:r>
+          </m:sup>
+        </m:sSup>
+        <m:r>
+          <m:rPr>
+            <m:sty m:val="p"/>
+          </m:rPr>
+          <m:t>(</m:t>
+        </m:r>
+        <m:r>
+          <m:rPr>
+            <m:sty m:val="p"/>
+          </m:rPr>
+          <m:t>A</m:t>
+        </m:r>
+        <m:r>
+          <m:rPr>
+            <m:sty m:val="p"/>
+          </m:rPr>
+          <m:t>r</m:t>
+        </m:r>
+        <m:r>
+          <m:rPr>
+            <m:sty m:val="p"/>
+          </m:rPr>
+          <m:t>)</m:t>
+        </m:r>
+        <m:r>
+          <m:rPr>
+            <m:sty m:val="p"/>
+          </m:rPr>
+          <m:t>(</m:t>
+        </m:r>
+        <m:r>
+          <m:rPr>
+            <m:sty m:val="p"/>
+          </m:rPr>
+          <m:t>A</m:t>
+        </m:r>
+        <m:sSup>
+          <m:e>
+            <m:r>
+              <m:rPr>
+                <m:sty m:val="p"/>
+              </m:rPr>
+              <m:t>r</m:t>
+            </m:r>
+          </m:e>
+          <m:sup>
+            <m:r>
+              <m:rPr>
+                <m:sty m:val="p"/>
+              </m:rPr>
+              <m:t>′</m:t>
+            </m:r>
+          </m:sup>
+        </m:sSup>
+        <m:r>
+          <m:rPr>
+            <m:sty m:val="p"/>
+          </m:rPr>
+          <m:t>)</m:t>
+        </m:r>
+        <m:limUpp>
+          <m:e>
+            <m:r>
+              <m:rPr>
+                <m:sty m:val="p"/>
+              </m:rPr>
+              <m:t>→</m:t>
+            </m:r>
+          </m:e>
+          <m:lim>
+            <m:r>
+              <m:rPr>
+                <m:nor/>
+                <m:sty m:val="p"/>
+              </m:rPr>
+              <m:t>还原消除</m:t>
+            </m:r>
+          </m:lim>
+        </m:limUpp>
+        <m:sSub>
+          <m:e>
+            <m:r>
+              <m:rPr>
+                <m:sty m:val="p"/>
+              </m:rPr>
+              <m:t>L</m:t>
+            </m:r>
+          </m:e>
+          <m:sub>
+            <m:r>
+              <m:rPr>
+                <m:sty m:val="p"/>
+              </m:rPr>
+              <m:t>n</m:t>
+            </m:r>
+          </m:sub>
+        </m:sSub>
+        <m:r>
+          <m:rPr>
+            <m:sty m:val="p"/>
+          </m:rPr>
+          <m:t>P</m:t>
+        </m:r>
+        <m:sSup>
+          <m:e>
+            <m:r>
+              <m:rPr>
+                <m:sty m:val="p"/>
+              </m:rPr>
+              <m:t>d</m:t>
+            </m:r>
+          </m:e>
+          <m:sup>
+            <m:r>
+              <m:rPr>
+                <m:sty m:val="p"/>
+              </m:rPr>
+              <m:t>0</m:t>
+            </m:r>
+          </m:sup>
+        </m:sSup>
+      </m:oMath>
+      <w:r>
+        <w:rPr>
+          <w:rFonts w:hint="eastAsia" w:ascii="Times New Roman" w:hAnsi="Times New Roman" w:eastAsia="Times New Roman" w:cs="Times New Roman"/>
+        </w:rPr>
+        <w:t>。</w:t>
+      </w:r>
+      <w:r>
+        <w:rPr>
+          <w:rFonts w:hint="eastAsia" w:ascii="Times New Roman" w:hAnsi="Times New Roman" w:eastAsia="FangSong" w:cs="Times New Roman"/>
+        </w:rPr>
+        <w:t>四个格子的填空依据依次为</w:t>
+      </w:r>
+      <w:r>
+        <w:rPr>
+          <w:rFonts w:hint="eastAsia" w:ascii="Times New Roman" w:hAnsi="Times New Roman" w:eastAsia="Times New Roman" w:cs="Times New Roman"/>
+        </w:rPr>
+        <w:t>：</w:t>
+      </w:r>
+      <w:r>
+        <w:rPr>
+          <w:rFonts w:hint="eastAsia" w:ascii="Times New Roman" w:hAnsi="Times New Roman" w:eastAsia="FangSong" w:cs="Times New Roman"/>
+        </w:rPr>
+        <w:t>氧化加成的产物必须比底物多出一个</w:t>
+      </w:r>
+      <w:r>
+        <w:rPr>
+          <w:rFonts w:ascii="Times New Roman" w:hAnsi="Times New Roman" w:eastAsia="Times New Roman" w:cs="Times New Roman"/>
+        </w:rPr>
+        <w:t xml:space="preserve"> </w:t>
+      </w:r>
+      <m:oMath>
+        <m:r>
+          <m:rPr>
+            <m:sty m:val="p"/>
+          </m:rPr>
+          <m:t>R</m:t>
+        </m:r>
+      </m:oMath>
+      <w:r>
+        <w:rPr>
+          <w:rFonts w:ascii="Times New Roman" w:hAnsi="Times New Roman" w:eastAsia="Times New Roman" w:cs="Times New Roman"/>
+        </w:rPr>
+        <w:t xml:space="preserve"> </w:t>
+      </w:r>
+      <w:r>
+        <w:rPr>
+          <w:rFonts w:hint="eastAsia" w:ascii="Times New Roman" w:hAnsi="Times New Roman" w:eastAsia="FangSong" w:cs="Times New Roman"/>
+        </w:rPr>
+        <w:t xml:space="preserve">与一个</w:t>
+      </w:r>
+      <w:r>
+        <w:rPr>
+          <w:rFonts w:ascii="Times New Roman" w:hAnsi="Times New Roman" w:eastAsia="Times New Roman" w:cs="Times New Roman"/>
+        </w:rPr>
+        <w:t xml:space="preserve"> </w:t>
+      </w:r>
+      <m:oMath>
+        <m:r>
+          <m:rPr>
+            <m:sty m:val="p"/>
+          </m:rPr>
+          <m:t>X</m:t>
+        </m:r>
+      </m:oMath>
+      <w:r>
+        <w:rPr>
+          <w:rFonts w:ascii="Times New Roman" w:hAnsi="Times New Roman" w:eastAsia="Times New Roman" w:cs="Times New Roman"/>
+        </w:rPr>
+        <w:t xml:space="preserve"> </w:t>
+      </w:r>
+      <w:r>
+        <w:rPr>
+          <w:rFonts w:hint="eastAsia" w:ascii="Times New Roman" w:hAnsi="Times New Roman" w:eastAsia="FangSong" w:cs="Times New Roman"/>
+        </w:rPr>
+        <w:t>且两者的相对位置由顺式加成几何决定</w:t>
+      </w:r>
+      <w:r>
+        <w:rPr>
+          <w:rFonts w:hint="eastAsia" w:ascii="Times New Roman" w:hAnsi="Times New Roman" w:eastAsia="Times New Roman" w:cs="Times New Roman"/>
+        </w:rPr>
+        <w:t>；</w:t>
+      </w:r>
+      <w:r>
+        <w:rPr>
+          <w:rFonts w:hint="eastAsia" w:ascii="Times New Roman" w:hAnsi="Times New Roman" w:eastAsia="FangSong" w:cs="Times New Roman"/>
+        </w:rPr>
+        <w:t>碱的作用是把硼酸酯转化为活性更高的硼酸根或四羟基硼酸根</w:t>
+      </w:r>
+      <w:r>
+        <w:rPr>
+          <w:rFonts w:hint="eastAsia" w:ascii="Times New Roman" w:hAnsi="Times New Roman" w:eastAsia="Times New Roman" w:cs="Times New Roman"/>
+        </w:rPr>
+        <w:t>，</w:t>
+      </w:r>
+      <w:r>
+        <w:rPr>
+          <w:rFonts w:hint="eastAsia" w:ascii="Times New Roman" w:hAnsi="Times New Roman" w:eastAsia="FangSong" w:cs="Times New Roman"/>
+        </w:rPr>
+        <w:t>使氧原子具备配位能力</w:t>
+      </w:r>
+      <w:r>
+        <w:rPr>
+          <w:rFonts w:hint="eastAsia" w:ascii="Times New Roman" w:hAnsi="Times New Roman" w:eastAsia="Times New Roman" w:cs="Times New Roman"/>
+        </w:rPr>
+        <w:t>；</w:t>
+      </w:r>
+      <w:r>
+        <w:rPr>
+          <w:rFonts w:hint="eastAsia" w:ascii="Times New Roman" w:hAnsi="Times New Roman" w:eastAsia="FangSong" w:cs="Times New Roman"/>
+        </w:rPr>
+        <w:t>转金属化把另一个有机基团转移至钯上并取代掉原离去基</w:t>
+      </w:r>
+      <w:r>
+        <w:rPr>
+          <w:rFonts w:hint="eastAsia" w:ascii="Times New Roman" w:hAnsi="Times New Roman" w:eastAsia="Times New Roman" w:cs="Times New Roman"/>
+        </w:rPr>
+        <w:t>；</w:t>
+      </w:r>
+      <w:r>
+        <w:rPr>
+          <w:rFonts w:hint="eastAsia" w:ascii="Times New Roman" w:hAnsi="Times New Roman" w:eastAsia="FangSong" w:cs="Times New Roman"/>
+        </w:rPr>
+        <w:t>还原消除要求两个待偶联基团处于</w:t>
+      </w:r>
+      <w:r>
+        <w:rPr>
+          <w:rFonts w:hint="eastAsia" w:ascii="Times New Roman" w:hAnsi="Times New Roman" w:eastAsia="FangSong" w:cs="Times New Roman"/>
+          <w:b/>
+          <w:bCs/>
+        </w:rPr>
+        <w:t xml:space="preserve">顺式</w:t>
+      </w:r>
+      <w:r>
+        <w:rPr>
+          <w:rFonts w:hint="eastAsia" w:ascii="Times New Roman" w:hAnsi="Times New Roman" w:eastAsia="Times New Roman" w:cs="Times New Roman"/>
+        </w:rPr>
+        <w:t>，</w:t>
+      </w:r>
+      <w:r>
+        <w:rPr>
+          <w:rFonts w:hint="eastAsia" w:ascii="Times New Roman" w:hAnsi="Times New Roman" w:eastAsia="FangSong" w:cs="Times New Roman"/>
+        </w:rPr>
+        <w:t>产物释放后活性物种再生</w:t>
+      </w:r>
+      <w:r>
+        <w:rPr>
+          <w:rFonts w:hint="eastAsia" w:ascii="Times New Roman" w:hAnsi="Times New Roman" w:eastAsia="Times New Roman" w:cs="Times New Roman"/>
+        </w:rPr>
+        <w:t>。</w:t>
+      </w:r>
+    </w:p>
+    <w:p>
+      <w:pPr>
+        <w:pStyle w:val="BodyText"/>
+        <w:spacing w:after="80"/>
+        <w:ind w:firstLine="420"/>
+      </w:pPr>
+      <w:r>
+        <w:rPr>
+          <w:rFonts w:hint="eastAsia" w:ascii="Times New Roman" w:hAnsi="Times New Roman" w:eastAsia="FangSong" w:cs="Times New Roman"/>
+        </w:rPr>
+        <w:t>逐格填空的正确性由两条守恒关系保证</w:t>
+      </w:r>
+      <w:r>
+        <w:rPr>
+          <w:rFonts w:hint="eastAsia" w:ascii="Times New Roman" w:hAnsi="Times New Roman" w:eastAsia="Times New Roman" w:cs="Times New Roman"/>
+        </w:rPr>
+        <w:t>，</w:t>
+      </w:r>
+      <w:r>
+        <w:rPr>
+          <w:rFonts w:hint="eastAsia" w:ascii="Times New Roman" w:hAnsi="Times New Roman" w:eastAsia="FangSong" w:cs="Times New Roman"/>
+        </w:rPr>
+        <w:t>二者必须同时满足</w:t>
+      </w:r>
+      <w:r>
+        <w:rPr>
+          <w:rFonts w:hint="eastAsia" w:ascii="Times New Roman" w:hAnsi="Times New Roman" w:eastAsia="Times New Roman" w:cs="Times New Roman"/>
+        </w:rPr>
+        <w:t>。</w:t>
+      </w:r>
+      <w:r>
+        <w:rPr>
+          <w:rFonts w:hint="eastAsia" w:ascii="Times New Roman" w:hAnsi="Times New Roman" w:eastAsia="FangSong" w:cs="Times New Roman"/>
+          <w:b/>
+          <w:bCs/>
+        </w:rPr>
+        <w:t xml:space="preserve">配位数守恒</w:t>
+      </w:r>
+      <w:r>
+        <w:rPr>
+          <w:rFonts w:hint="eastAsia" w:ascii="Times New Roman" w:hAnsi="Times New Roman" w:eastAsia="FangSong" w:cs="Times New Roman"/>
+        </w:rPr>
+        <w:t>给出各步的配体数变化规律</w:t>
+      </w:r>
+      <w:r>
+        <w:rPr>
+          <w:rFonts w:hint="eastAsia" w:ascii="Times New Roman" w:hAnsi="Times New Roman" w:eastAsia="Times New Roman" w:cs="Times New Roman"/>
+        </w:rPr>
+        <w:t>：</w:t>
+      </w:r>
+    </w:p>
+    <w:tbl>
+      <w:tblPr>
+        <w:tblStyle w:val="Table"/>
+        <w:tblW w:type="pct" w:w="5000"/>
+        <w:tblLayout w:type="fixed"/>
+        <w:tblLook w:firstRow="1" w:lastRow="0" w:firstColumn="0" w:lastColumn="0" w:noHBand="0" w:noVBand="0" w:val="0020"/>
+        <w:jc w:val="center"/>
+        <w:tblBorders>
+          <w:top w:val="single" w:sz="12" w:space="0" w:color="333333"/>
+          <w:bottom w:val="single" w:sz="12" w:space="0" w:color="333333"/>
+          <w:left w:val="none"/>
+          <w:right w:val="none"/>
+          <w:insideH w:val="none"/>
+          <w:insideV w:val="none"/>
+        </w:tblBorders>
+      </w:tblPr>
+      <w:tblGrid>
+        <w:gridCol w:w="1377"/>
+        <w:gridCol w:w="1721"/>
+        <w:gridCol w:w="1721"/>
+        <w:gridCol w:w="1721"/>
+        <w:gridCol w:w="1377"/>
+      </w:tblGrid>
+      <w:tr>
+        <w:trPr>
+          <w:tblHeader w:val="on"/>
+        </w:trPr>
+        <w:tc>
+          <w:tcPr>
+            <w:tcBorders>
+              <w:bottom w:val="single" w:sz="6" w:space="0" w:color="333333"/>
+            </w:tcBorders>
+          </w:tcPr>
+          <w:p>
+            <w:pPr>
+              <w:pStyle w:val="Compact"/>
+              <w:jc w:val="center"/>
+            </w:pPr>
+            <w:r>
+              <w:rPr>
+                <w:rFonts w:hint="eastAsia" w:ascii="Times New Roman" w:hAnsi="Times New Roman" w:eastAsia="SimHei" w:cs="Times New Roman"/>
+                <w:b/>
+              </w:rPr>
+              <w:t xml:space="preserve">基元反应</w:t>
+            </w:r>
+          </w:p>
+        </w:tc>
+        <w:tc>
+          <w:tcPr>
+            <w:tcBorders>
+              <w:bottom w:val="single" w:sz="6" w:space="0" w:color="333333"/>
+            </w:tcBorders>
+          </w:tcPr>
+          <w:p>
+            <w:pPr>
+              <w:pStyle w:val="Compact"/>
+              <w:jc w:val="center"/>
+            </w:pPr>
+            <w:r>
+              <w:rPr>
+                <w:rFonts w:hint="eastAsia" w:ascii="Times New Roman" w:hAnsi="Times New Roman" w:eastAsia="SimHei" w:cs="Times New Roman"/>
+                <w:b/>
+              </w:rPr>
+              <w:t xml:space="preserve">金属氧化态变化</w:t>
+            </w:r>
+          </w:p>
+        </w:tc>
+        <w:tc>
+          <w:tcPr>
+            <w:tcBorders>
+              <w:bottom w:val="single" w:sz="6" w:space="0" w:color="333333"/>
+            </w:tcBorders>
+          </w:tcPr>
+          <w:p>
+            <w:pPr>
+              <w:pStyle w:val="Compact"/>
+              <w:jc w:val="center"/>
+            </w:pPr>
+            <w:r>
+              <w:rPr>
+                <w:rFonts w:hint="eastAsia" w:ascii="Times New Roman" w:hAnsi="Times New Roman" w:eastAsia="SimHei" w:cs="Times New Roman"/>
+                <w:b/>
+              </w:rPr>
+              <w:t xml:space="preserve">配位数变化</w:t>
+            </w:r>
+          </w:p>
+        </w:tc>
+        <w:tc>
+          <w:tcPr>
+            <w:tcBorders>
+              <w:bottom w:val="single" w:sz="6" w:space="0" w:color="333333"/>
+            </w:tcBorders>
+          </w:tcPr>
+          <w:p>
+            <w:pPr>
+              <w:pStyle w:val="Compact"/>
+              <w:jc w:val="center"/>
+            </w:pPr>
+            <w:r>
+              <w:rPr>
+                <w:rFonts w:hint="eastAsia" w:ascii="Times New Roman" w:hAnsi="Times New Roman" w:eastAsia="SimHei" w:cs="Times New Roman"/>
+                <w:b/>
+              </w:rPr>
+              <w:t xml:space="preserve">电子数变化</w:t>
+            </w:r>
+          </w:p>
+        </w:tc>
+        <w:tc>
+          <w:tcPr>
+            <w:tcBorders>
+              <w:bottom w:val="single" w:sz="6" w:space="0" w:color="333333"/>
+            </w:tcBorders>
+          </w:tcPr>
+          <w:p>
+            <w:pPr>
+              <w:pStyle w:val="Compact"/>
+              <w:jc w:val="center"/>
+            </w:pPr>
+            <w:r>
+              <w:rPr>
+                <w:rFonts w:hint="eastAsia" w:ascii="Times New Roman" w:hAnsi="Times New Roman" w:eastAsia="SimHei" w:cs="Times New Roman"/>
+                <w:b/>
+              </w:rPr>
+              <w:t xml:space="preserve">配体增减的实质</w:t>
+            </w:r>
+          </w:p>
+        </w:tc>
+      </w:tr>
+      <w:tr>
+        <w:tc>
+          <w:tcPr/>
+          <w:p>
+            <w:pPr>
+              <w:pStyle w:val="Compact"/>
+              <w:jc w:val="center"/>
+            </w:pPr>
+            <w:r>
+              <w:rPr>
+                <w:rFonts w:hint="eastAsia" w:ascii="Times New Roman" w:hAnsi="Times New Roman" w:eastAsia="FangSong" w:cs="Times New Roman"/>
+              </w:rPr>
+              <w:t>配体解离</w:t>
+            </w:r>
+            <w:r>
+              <w:rPr>
+                <w:rFonts w:hint="eastAsia" w:ascii="Times New Roman" w:hAnsi="Times New Roman" w:eastAsia="Times New Roman" w:cs="Times New Roman"/>
+              </w:rPr>
+              <w:t>（</w:t>
+            </w:r>
+            <m:oMath>
+              <m:sSub>
+                <m:e>
+                  <m:r>
+                    <m:rPr>
+                      <m:sty m:val="p"/>
+                    </m:rPr>
+                    <m:t>L</m:t>
+                  </m:r>
+                </m:e>
+                <m:sub>
+                  <m:r>
+                    <m:rPr>
+                      <m:sty m:val="p"/>
+                    </m:rPr>
+                    <m:t>n</m:t>
+                  </m:r>
+                </m:sub>
+              </m:sSub>
+              <m:r>
+                <m:rPr>
+                  <m:sty m:val="p"/>
+                </m:rPr>
+                <m:t>→</m:t>
+              </m:r>
+              <m:sSub>
+                <m:e>
+                  <m:r>
+                    <m:rPr>
+                      <m:sty m:val="p"/>
+                    </m:rPr>
+                    <m:t>L</m:t>
+                  </m:r>
+                </m:e>
+                <m:sub>
+                  <m:r>
+                    <m:rPr>
+                      <m:sty m:val="p"/>
+                    </m:rPr>
+                    <m:t>n</m:t>
+                  </m:r>
+                  <m:r>
+                    <m:rPr>
+                      <m:sty m:val="p"/>
+                    </m:rPr>
+                    <m:t>−</m:t>
+                  </m:r>
+                  <m:r>
+                    <m:rPr>
+                      <m:sty m:val="p"/>
+                    </m:rPr>
+                    <m:t>1</m:t>
+                  </m:r>
+                </m:sub>
+              </m:sSub>
+            </m:oMath>
+            <w:r>
+              <w:rPr>
+                <w:rFonts w:hint="eastAsia" w:ascii="Times New Roman" w:hAnsi="Times New Roman" w:eastAsia="Times New Roman" w:cs="Times New Roman"/>
+              </w:rPr>
+              <w:t xml:space="preserve">）</w:t>
+            </w:r>
+          </w:p>
+        </w:tc>
+        <w:tc>
+          <w:tcPr/>
+          <w:p>
+            <w:pPr>
+              <w:pStyle w:val="Compact"/>
+              <w:jc w:val="center"/>
+            </w:pPr>
+            <w:r>
+              <w:rPr>
+                <w:rFonts w:hint="eastAsia" w:ascii="Times New Roman" w:hAnsi="Times New Roman" w:eastAsia="FangSong" w:cs="Times New Roman"/>
+              </w:rPr>
+              <w:t xml:space="preserve">不变</w:t>
+            </w:r>
+          </w:p>
+        </w:tc>
+        <w:tc>
+          <w:tcPr/>
+          <w:p>
+            <w:pPr>
+              <w:pStyle w:val="Compact"/>
+              <w:jc w:val="center"/>
+            </w:pPr>
+            <m:oMath>
+              <m:r>
+                <m:rPr>
+                  <m:sty m:val="p"/>
+                </m:rPr>
+                <m:t>−</m:t>
+              </m:r>
+              <m:r>
+                <m:t>1</m:t>
+              </m:r>
+            </m:oMath>
+            <w:r>
+              <w:rPr>
+                <w:rFonts w:ascii="Times New Roman" w:hAnsi="Times New Roman" w:eastAsia="Times New Roman" w:cs="Times New Roman"/>
+              </w:rPr>
+              <w:t xml:space="preserve">​</w:t>
+            </w:r>
+          </w:p>
+        </w:tc>
+        <w:tc>
+          <w:tcPr/>
+          <w:p>
+            <w:pPr>
+              <w:pStyle w:val="Compact"/>
+              <w:jc w:val="center"/>
+            </w:pPr>
+            <m:oMath>
+              <m:r>
+                <m:rPr>
+                  <m:sty m:val="p"/>
+                </m:rPr>
+                <m:t>−</m:t>
+              </m:r>
+              <m:r>
+                <m:t>2</m:t>
+              </m:r>
+            </m:oMath>
+            <w:r>
+              <w:rPr>
+                <w:rFonts w:ascii="Times New Roman" w:hAnsi="Times New Roman" w:eastAsia="Times New Roman" w:cs="Times New Roman"/>
+              </w:rPr>
+              <w:t xml:space="preserve">​</w:t>
+            </w:r>
+          </w:p>
+        </w:tc>
+        <w:tc>
+          <w:tcPr/>
+          <w:p>
+            <w:pPr>
+              <w:pStyle w:val="Compact"/>
+              <w:jc w:val="center"/>
+            </w:pPr>
+            <w:r>
+              <w:rPr>
+                <w:rFonts w:hint="eastAsia" w:ascii="Times New Roman" w:hAnsi="Times New Roman" w:eastAsia="FangSong" w:cs="Times New Roman"/>
+              </w:rPr>
+              <w:t>离去一个中性两电子配体</w:t>
+            </w:r>
+            <w:r>
+              <w:rPr>
+                <w:rFonts w:hint="eastAsia" w:ascii="Times New Roman" w:hAnsi="Times New Roman" w:eastAsia="Times New Roman" w:cs="Times New Roman"/>
+              </w:rPr>
+              <w:t>，</w:t>
+            </w:r>
+            <w:r>
+              <w:rPr>
+                <w:rFonts w:hint="eastAsia" w:ascii="Times New Roman" w:hAnsi="Times New Roman" w:eastAsia="FangSong" w:cs="Times New Roman"/>
+              </w:rPr>
+              <w:t>腾出空位</w:t>
+            </w:r>
+          </w:p>
+        </w:tc>
+      </w:tr>
+      <w:tr>
+        <w:tc>
+          <w:tcPr/>
+          <w:p>
+            <w:pPr>
+              <w:pStyle w:val="Compact"/>
+              <w:jc w:val="center"/>
+            </w:pPr>
+            <w:r>
+              <w:rPr>
+                <w:rFonts w:hint="eastAsia" w:ascii="Times New Roman" w:hAnsi="Times New Roman" w:eastAsia="FangSong" w:cs="Times New Roman"/>
+              </w:rPr>
+              <w:t>氧化加成</w:t>
+            </w:r>
+            <w:r>
+              <w:rPr>
+                <w:rFonts w:hint="eastAsia" w:ascii="Times New Roman" w:hAnsi="Times New Roman" w:eastAsia="Times New Roman" w:cs="Times New Roman"/>
+              </w:rPr>
+              <w:t>（</w:t>
+            </w:r>
+            <m:oMath>
+              <m:r>
+                <m:rPr>
+                  <m:sty m:val="p"/>
+                </m:rPr>
+                <m:t>M</m:t>
+              </m:r>
+              <m:r>
+                <m:rPr>
+                  <m:sty m:val="p"/>
+                </m:rPr>
+                <m:t>+</m:t>
+              </m:r>
+              <m:r>
+                <m:rPr>
+                  <m:sty m:val="p"/>
+                </m:rPr>
+                <m:t>R</m:t>
+              </m:r>
+              <m:r>
+                <m:rPr>
+                  <m:sty m:val="p"/>
+                </m:rPr>
+                <m:t>−</m:t>
+              </m:r>
+              <m:r>
+                <m:rPr>
+                  <m:sty m:val="p"/>
+                </m:rPr>
+                <m:t>X</m:t>
+              </m:r>
+              <m:r>
+                <m:rPr>
+                  <m:sty m:val="p"/>
+                </m:rPr>
+                <m:t>→</m:t>
+              </m:r>
+              <m:r>
+                <m:rPr>
+                  <m:sty m:val="p"/>
+                </m:rPr>
+                <m:t>M</m:t>
+              </m:r>
+              <m:r>
+                <m:rPr>
+                  <m:sty m:val="p"/>
+                </m:rPr>
+                <m:t>(</m:t>
+              </m:r>
+              <m:r>
+                <m:rPr>
+                  <m:sty m:val="p"/>
+                </m:rPr>
+                <m:t>R</m:t>
+              </m:r>
+              <m:r>
+                <m:rPr>
+                  <m:sty m:val="p"/>
+                </m:rPr>
+                <m:t>)</m:t>
+              </m:r>
+              <m:r>
+                <m:rPr>
+                  <m:sty m:val="p"/>
+                </m:rPr>
+                <m:t>(</m:t>
+              </m:r>
+              <m:r>
+                <m:rPr>
+                  <m:sty m:val="p"/>
+                </m:rPr>
+                <m:t>X</m:t>
+              </m:r>
+              <m:r>
+                <m:rPr>
+                  <m:sty m:val="p"/>
+                </m:rPr>
+                <m:t>)</m:t>
+              </m:r>
+            </m:oMath>
+            <w:r>
+              <w:rPr>
+                <w:rFonts w:hint="eastAsia" w:ascii="Times New Roman" w:hAnsi="Times New Roman" w:eastAsia="Times New Roman" w:cs="Times New Roman"/>
+              </w:rPr>
+              <w:t xml:space="preserve">）</w:t>
+            </w:r>
+          </w:p>
+        </w:tc>
+        <w:tc>
+          <w:tcPr/>
+          <w:p>
+            <w:pPr>
+              <w:pStyle w:val="Compact"/>
+              <w:jc w:val="center"/>
+            </w:pPr>
+            <m:oMath>
+              <m:r>
+                <m:rPr>
+                  <m:sty m:val="p"/>
+                </m:rPr>
+                <m:t>+</m:t>
+              </m:r>
+              <m:r>
+                <m:t>2</m:t>
+              </m:r>
+            </m:oMath>
+            <w:r>
+              <w:rPr>
+                <w:rFonts w:ascii="Times New Roman" w:hAnsi="Times New Roman" w:eastAsia="Times New Roman" w:cs="Times New Roman"/>
+              </w:rPr>
+              <w:t xml:space="preserve">​</w:t>
+            </w:r>
+          </w:p>
+        </w:tc>
+        <w:tc>
+          <w:tcPr/>
+          <w:p>
+            <w:pPr>
+              <w:pStyle w:val="Compact"/>
+              <w:jc w:val="center"/>
+            </w:pPr>
+            <m:oMath>
+              <m:r>
+                <m:rPr>
+                  <m:sty m:val="p"/>
+                </m:rPr>
+                <m:t>+</m:t>
+              </m:r>
+              <m:r>
+                <m:t>2</m:t>
+              </m:r>
+            </m:oMath>
+            <w:r>
+              <w:rPr>
+                <w:rFonts w:ascii="Times New Roman" w:hAnsi="Times New Roman" w:eastAsia="Times New Roman" w:cs="Times New Roman"/>
+              </w:rPr>
+              <w:t xml:space="preserve">​</w:t>
+            </w:r>
+          </w:p>
+        </w:tc>
+        <w:tc>
+          <w:tcPr/>
+          <w:p>
+            <w:pPr>
+              <w:pStyle w:val="Compact"/>
+              <w:jc w:val="center"/>
+            </w:pPr>
+            <w:r>
+              <w:rPr>
+                <w:rFonts w:hint="eastAsia" w:ascii="Times New Roman" w:hAnsi="Times New Roman" w:eastAsia="FangSong" w:cs="Times New Roman"/>
+              </w:rPr>
+              <w:t xml:space="preserve">不变</w:t>
+            </w:r>
+          </w:p>
+        </w:tc>
+        <w:tc>
+          <w:tcPr/>
+          <w:p>
+            <w:pPr>
+              <w:pStyle w:val="Compact"/>
+              <w:jc w:val="center"/>
+            </w:pPr>
+            <w:r>
+              <w:rPr>
+                <w:rFonts w:ascii="Times New Roman" w:hAnsi="Times New Roman" w:eastAsia="Times New Roman" w:cs="Times New Roman"/>
+              </w:rPr>
+              <w:t xml:space="preserve">R </w:t>
+            </w:r>
+            <w:r>
+              <w:rPr>
+                <w:rFonts w:hint="eastAsia" w:ascii="Times New Roman" w:hAnsi="Times New Roman" w:eastAsia="FangSong" w:cs="Times New Roman"/>
+              </w:rPr>
+              <w:t xml:space="preserve">与</w:t>
+            </w:r>
+            <w:r>
+              <w:rPr>
+                <w:rFonts w:ascii="Times New Roman" w:hAnsi="Times New Roman" w:eastAsia="Times New Roman" w:cs="Times New Roman"/>
+              </w:rPr>
+              <w:t xml:space="preserve"> X </w:t>
+            </w:r>
+            <w:r>
+              <w:rPr>
+                <w:rFonts w:hint="eastAsia" w:ascii="Times New Roman" w:hAnsi="Times New Roman" w:eastAsia="FangSong" w:cs="Times New Roman"/>
+              </w:rPr>
+              <w:t xml:space="preserve">各占一个配位位</w:t>
+            </w:r>
+          </w:p>
+        </w:tc>
+      </w:tr>
+      <w:tr>
+        <w:tc>
+          <w:tcPr/>
+          <w:p>
+            <w:pPr>
+              <w:pStyle w:val="Compact"/>
+              <w:jc w:val="center"/>
+            </w:pPr>
+            <w:r>
+              <w:rPr>
+                <w:rFonts w:hint="eastAsia" w:ascii="Times New Roman" w:hAnsi="Times New Roman" w:eastAsia="FangSong" w:cs="Times New Roman"/>
+              </w:rPr>
+              <w:t>迁移插入</w:t>
+            </w:r>
+            <w:r>
+              <w:rPr>
+                <w:rFonts w:hint="eastAsia" w:ascii="Times New Roman" w:hAnsi="Times New Roman" w:eastAsia="Times New Roman" w:cs="Times New Roman"/>
+              </w:rPr>
+              <w:t>（</w:t>
+            </w:r>
+            <m:oMath>
+              <m:r>
+                <m:rPr>
+                  <m:sty m:val="p"/>
+                </m:rPr>
+                <m:t>M</m:t>
+              </m:r>
+              <m:r>
+                <m:rPr>
+                  <m:sty m:val="p"/>
+                </m:rPr>
+                <m:t>−</m:t>
+              </m:r>
+              <m:r>
+                <m:rPr>
+                  <m:sty m:val="p"/>
+                </m:rPr>
+                <m:t>R</m:t>
+              </m:r>
+              <m:r>
+                <m:rPr>
+                  <m:sty m:val="p"/>
+                </m:rPr>
+                <m:t>+</m:t>
+              </m:r>
+              <m:r>
+                <m:rPr>
+                  <m:sty m:val="p"/>
+                </m:rPr>
+                <m:t>C</m:t>
+              </m:r>
+              <m:r>
+                <m:rPr>
+                  <m:sty m:val="p"/>
+                </m:rPr>
+                <m:t>=</m:t>
+              </m:r>
+              <m:r>
+                <m:rPr>
+                  <m:sty m:val="p"/>
+                </m:rPr>
+                <m:t>C</m:t>
+              </m:r>
+              <m:r>
+                <m:rPr>
+                  <m:sty m:val="p"/>
+                </m:rPr>
+                <m:t>→</m:t>
+              </m:r>
+              <m:r>
+                <m:rPr>
+                  <m:sty m:val="p"/>
+                </m:rPr>
+                <m:t>M</m:t>
+              </m:r>
+              <m:r>
+                <m:rPr>
+                  <m:sty m:val="p"/>
+                </m:rPr>
+                <m:t>−</m:t>
+              </m:r>
+              <m:r>
+                <m:rPr>
+                  <m:sty m:val="p"/>
+                </m:rPr>
+                <m:t>C</m:t>
+              </m:r>
+              <m:r>
+                <m:rPr>
+                  <m:sty m:val="p"/>
+                </m:rPr>
+                <m:t>−</m:t>
+              </m:r>
+              <m:r>
+                <m:rPr>
+                  <m:sty m:val="p"/>
+                </m:rPr>
+                <m:t>C</m:t>
+              </m:r>
+              <m:r>
+                <m:rPr>
+                  <m:sty m:val="p"/>
+                </m:rPr>
+                <m:t>−</m:t>
+              </m:r>
+              <m:r>
+                <m:rPr>
+                  <m:sty m:val="p"/>
+                </m:rPr>
+                <m:t>R</m:t>
+              </m:r>
+            </m:oMath>
+            <w:r>
+              <w:rPr>
+                <w:rFonts w:hint="eastAsia" w:ascii="Times New Roman" w:hAnsi="Times New Roman" w:eastAsia="Times New Roman" w:cs="Times New Roman"/>
+              </w:rPr>
+              <w:t xml:space="preserve">）</w:t>
+            </w:r>
+          </w:p>
+        </w:tc>
+        <w:tc>
+          <w:tcPr/>
+          <w:p>
+            <w:pPr>
+              <w:pStyle w:val="Compact"/>
+              <w:jc w:val="center"/>
+            </w:pPr>
+            <w:r>
+              <w:rPr>
+                <w:rFonts w:hint="eastAsia" w:ascii="Times New Roman" w:hAnsi="Times New Roman" w:eastAsia="FangSong" w:cs="Times New Roman"/>
+              </w:rPr>
+              <w:t xml:space="preserve">不变</w:t>
+            </w:r>
+          </w:p>
+        </w:tc>
+        <w:tc>
+          <w:tcPr/>
+          <w:p>
+            <w:pPr>
+              <w:pStyle w:val="Compact"/>
+              <w:jc w:val="center"/>
+            </w:pPr>
+            <w:r>
+              <w:rPr>
+                <w:rFonts w:hint="eastAsia" w:ascii="Times New Roman" w:hAnsi="Times New Roman" w:eastAsia="FangSong" w:cs="Times New Roman"/>
+              </w:rPr>
+              <w:t xml:space="preserve">不变</w:t>
+            </w:r>
+          </w:p>
+        </w:tc>
+        <w:tc>
+          <w:tcPr/>
+          <w:p>
+            <w:pPr>
+              <w:pStyle w:val="Compact"/>
+              <w:jc w:val="center"/>
+            </w:pPr>
+            <w:r>
+              <w:rPr>
+                <w:rFonts w:hint="eastAsia" w:ascii="Times New Roman" w:hAnsi="Times New Roman" w:eastAsia="FangSong" w:cs="Times New Roman"/>
+              </w:rPr>
+              <w:t xml:space="preserve">不变</w:t>
+            </w:r>
+          </w:p>
+        </w:tc>
+        <w:tc>
+          <w:tcPr/>
+          <w:p>
+            <w:pPr>
+              <w:pStyle w:val="Compact"/>
+              <w:jc w:val="center"/>
+            </w:pPr>
+            <w:r>
+              <w:rPr>
+                <w:rFonts w:hint="eastAsia" w:ascii="Times New Roman" w:hAnsi="Times New Roman" w:eastAsia="FangSong" w:cs="Times New Roman"/>
+              </w:rPr>
+              <w:t>空的配位位被烯烃填满</w:t>
+            </w:r>
+            <w:r>
+              <w:rPr>
+                <w:rFonts w:hint="eastAsia" w:ascii="Times New Roman" w:hAnsi="Times New Roman" w:eastAsia="Times New Roman" w:cs="Times New Roman"/>
+              </w:rPr>
+              <w:t>，R</w:t>
+            </w:r>
+            <w:r>
+              <w:rPr>
+                <w:rFonts w:ascii="Times New Roman" w:hAnsi="Times New Roman" w:eastAsia="Times New Roman" w:cs="Times New Roman"/>
+              </w:rPr>
+              <w:t xml:space="preserve"> </w:t>
+            </w:r>
+            <w:r>
+              <w:rPr>
+                <w:rFonts w:hint="eastAsia" w:ascii="Times New Roman" w:hAnsi="Times New Roman" w:eastAsia="FangSong" w:cs="Times New Roman"/>
+              </w:rPr>
+              <w:t xml:space="preserve">迁移至烯碳</w:t>
+            </w:r>
+          </w:p>
+        </w:tc>
+      </w:tr>
+      <w:tr>
+        <w:tc>
+          <w:tcPr/>
+          <w:p>
+            <w:pPr>
+              <w:pStyle w:val="Compact"/>
+              <w:jc w:val="center"/>
+            </w:pPr>
+            <w:r>
+              <w:rPr>
+                <w:rFonts w:hint="eastAsia" w:ascii="Times New Roman" w:hAnsi="Times New Roman" w:eastAsia="FangSong" w:cs="Times New Roman"/>
+              </w:rPr>
+              <w:t>反向迁移插入</w:t>
+            </w:r>
+            <w:r>
+              <w:rPr>
+                <w:rFonts w:hint="eastAsia" w:ascii="Times New Roman" w:hAnsi="Times New Roman" w:eastAsia="Times New Roman" w:cs="Times New Roman"/>
+              </w:rPr>
+              <w:t>（β-H</w:t>
+            </w:r>
+            <w:r>
+              <w:rPr>
+                <w:rFonts w:ascii="Times New Roman" w:hAnsi="Times New Roman" w:eastAsia="Times New Roman" w:cs="Times New Roman"/>
+              </w:rPr>
+              <w:t xml:space="preserve"> </w:t>
+            </w:r>
+            <w:r>
+              <w:rPr>
+                <w:rFonts w:hint="eastAsia" w:ascii="Times New Roman" w:hAnsi="Times New Roman" w:eastAsia="FangSong" w:cs="Times New Roman"/>
+              </w:rPr>
+              <w:t>消除</w:t>
+            </w:r>
+            <w:r>
+              <w:rPr>
+                <w:rFonts w:hint="eastAsia" w:ascii="Times New Roman" w:hAnsi="Times New Roman" w:eastAsia="Times New Roman" w:cs="Times New Roman"/>
+              </w:rPr>
+              <w:t>）</w:t>
+            </w:r>
+          </w:p>
+        </w:tc>
+        <w:tc>
+          <w:tcPr/>
+          <w:p>
+            <w:pPr>
+              <w:pStyle w:val="Compact"/>
+              <w:jc w:val="center"/>
+            </w:pPr>
+            <w:r>
+              <w:rPr>
+                <w:rFonts w:hint="eastAsia" w:ascii="Times New Roman" w:hAnsi="Times New Roman" w:eastAsia="FangSong" w:cs="Times New Roman"/>
+              </w:rPr>
+              <w:t xml:space="preserve">不变</w:t>
+            </w:r>
+          </w:p>
+        </w:tc>
+        <w:tc>
+          <w:tcPr/>
+          <w:p>
+            <w:pPr>
+              <w:pStyle w:val="Compact"/>
+              <w:jc w:val="center"/>
+            </w:pPr>
+            <w:r>
+              <w:rPr>
+                <w:rFonts w:hint="eastAsia" w:ascii="Times New Roman" w:hAnsi="Times New Roman" w:eastAsia="FangSong" w:cs="Times New Roman"/>
+              </w:rPr>
+              <w:t xml:space="preserve">不变</w:t>
+            </w:r>
+          </w:p>
+        </w:tc>
+        <w:tc>
+          <w:tcPr/>
+          <w:p>
+            <w:pPr>
+              <w:pStyle w:val="Compact"/>
+              <w:jc w:val="center"/>
+            </w:pPr>
+            <w:r>
+              <w:rPr>
+                <w:rFonts w:hint="eastAsia" w:ascii="Times New Roman" w:hAnsi="Times New Roman" w:eastAsia="FangSong" w:cs="Times New Roman"/>
+              </w:rPr>
+              <w:t xml:space="preserve">不变</w:t>
+            </w:r>
+          </w:p>
+        </w:tc>
+        <w:tc>
+          <w:tcPr/>
+          <w:p>
+            <w:pPr>
+              <w:pStyle w:val="Compact"/>
+              <w:jc w:val="center"/>
+            </w:pPr>
+            <w:r>
+              <w:rPr>
+                <w:rFonts w:hint="eastAsia" w:ascii="Times New Roman" w:hAnsi="Times New Roman" w:eastAsia="FangSong" w:cs="Times New Roman"/>
+              </w:rPr>
+              <w:t xml:space="preserve">生成烯烃并腾出一个空的配位位</w:t>
+            </w:r>
+          </w:p>
+        </w:tc>
+      </w:tr>
+      <w:tr>
+        <w:tc>
+          <w:tcPr/>
+          <w:p>
+            <w:pPr>
+              <w:pStyle w:val="Compact"/>
+              <w:jc w:val="center"/>
+            </w:pPr>
+            <w:r>
+              <w:rPr>
+                <w:rFonts w:hint="eastAsia" w:ascii="Times New Roman" w:hAnsi="Times New Roman" w:eastAsia="FangSong" w:cs="Times New Roman"/>
+              </w:rPr>
+              <w:t>还原消除</w:t>
+            </w:r>
+            <w:r>
+              <w:rPr>
+                <w:rFonts w:hint="eastAsia" w:ascii="Times New Roman" w:hAnsi="Times New Roman" w:eastAsia="Times New Roman" w:cs="Times New Roman"/>
+              </w:rPr>
+              <w:t>（</w:t>
+            </w:r>
+            <m:oMath>
+              <m:r>
+                <m:rPr>
+                  <m:sty m:val="p"/>
+                </m:rPr>
+                <m:t>M</m:t>
+              </m:r>
+              <m:r>
+                <m:rPr>
+                  <m:sty m:val="p"/>
+                </m:rPr>
+                <m:t>(</m:t>
+              </m:r>
+              <m:r>
+                <m:rPr>
+                  <m:sty m:val="p"/>
+                </m:rPr>
+                <m:t>R</m:t>
+              </m:r>
+              <m:r>
+                <m:rPr>
+                  <m:sty m:val="p"/>
+                </m:rPr>
+                <m:t>)</m:t>
+              </m:r>
+              <m:r>
+                <m:rPr>
+                  <m:sty m:val="p"/>
+                </m:rPr>
+                <m:t>(</m:t>
+              </m:r>
+              <m:sSup>
+                <m:e>
+                  <m:r>
+                    <m:rPr>
+                      <m:sty m:val="p"/>
+                    </m:rPr>
+                    <m:t>R</m:t>
+                  </m:r>
+                </m:e>
+                <m:sup>
+                  <m:r>
+                    <m:rPr>
+                      <m:sty m:val="p"/>
+                    </m:rPr>
+                    <m:t>′</m:t>
+                  </m:r>
+                </m:sup>
+              </m:sSup>
+              <m:r>
+                <m:rPr>
+                  <m:sty m:val="p"/>
+                </m:rPr>
+                <m:t>)</m:t>
+              </m:r>
+              <m:r>
+                <m:rPr>
+                  <m:sty m:val="p"/>
+                </m:rPr>
+                <m:t>→</m:t>
+              </m:r>
+              <m:r>
+                <m:rPr>
+                  <m:sty m:val="p"/>
+                </m:rPr>
+                <m:t>M</m:t>
+              </m:r>
+              <m:r>
+                <m:rPr>
+                  <m:sty m:val="p"/>
+                </m:rPr>
+                <m:t>+</m:t>
+              </m:r>
+              <m:r>
+                <m:rPr>
+                  <m:sty m:val="p"/>
+                </m:rPr>
+                <m:t>R</m:t>
+              </m:r>
+              <m:r>
+                <m:rPr>
+                  <m:sty m:val="p"/>
+                </m:rPr>
+                <m:t>−</m:t>
+              </m:r>
+              <m:sSup>
+                <m:e>
+                  <m:r>
+                    <m:rPr>
+                      <m:sty m:val="p"/>
+                    </m:rPr>
+                    <m:t>R</m:t>
+                  </m:r>
+                </m:e>
+                <m:sup>
+                  <m:r>
+                    <m:rPr>
+                      <m:sty m:val="p"/>
+                    </m:rPr>
+                    <m:t>′</m:t>
+                  </m:r>
+                </m:sup>
+              </m:sSup>
+            </m:oMath>
+            <w:r>
+              <w:rPr>
+                <w:rFonts w:hint="eastAsia" w:ascii="Times New Roman" w:hAnsi="Times New Roman" w:eastAsia="Times New Roman" w:cs="Times New Roman"/>
+              </w:rPr>
+              <w:t xml:space="preserve">）</w:t>
+            </w:r>
+          </w:p>
+        </w:tc>
+        <w:tc>
+          <w:tcPr/>
+          <w:p>
+            <w:pPr>
+              <w:pStyle w:val="Compact"/>
+              <w:jc w:val="center"/>
+            </w:pPr>
+            <m:oMath>
+              <m:r>
+                <m:rPr>
+                  <m:sty m:val="p"/>
+                </m:rPr>
+                <m:t>−</m:t>
+              </m:r>
+              <m:r>
+                <m:t>2</m:t>
+              </m:r>
+            </m:oMath>
+            <w:r>
+              <w:rPr>
+                <w:rFonts w:ascii="Times New Roman" w:hAnsi="Times New Roman" w:eastAsia="Times New Roman" w:cs="Times New Roman"/>
+              </w:rPr>
+              <w:t xml:space="preserve">​</w:t>
+            </w:r>
+          </w:p>
+        </w:tc>
+        <w:tc>
+          <w:tcPr/>
+          <w:p>
+            <w:pPr>
+              <w:pStyle w:val="Compact"/>
+              <w:jc w:val="center"/>
+            </w:pPr>
+            <m:oMath>
+              <m:r>
+                <m:rPr>
+                  <m:sty m:val="p"/>
+                </m:rPr>
+                <m:t>−</m:t>
+              </m:r>
+              <m:r>
+                <m:t>2</m:t>
+              </m:r>
+            </m:oMath>
+            <w:r>
+              <w:rPr>
+                <w:rFonts w:ascii="Times New Roman" w:hAnsi="Times New Roman" w:eastAsia="Times New Roman" w:cs="Times New Roman"/>
+              </w:rPr>
+              <w:t xml:space="preserve">​</w:t>
+            </w:r>
+          </w:p>
+        </w:tc>
+        <w:tc>
+          <w:tcPr/>
+          <w:p>
+            <w:pPr>
+              <w:pStyle w:val="Compact"/>
+              <w:jc w:val="center"/>
+            </w:pPr>
+            <w:r>
+              <w:rPr>
+                <w:rFonts w:hint="eastAsia" w:ascii="Times New Roman" w:hAnsi="Times New Roman" w:eastAsia="FangSong" w:cs="Times New Roman"/>
+              </w:rPr>
+              <w:t xml:space="preserve">不变</w:t>
+            </w:r>
+          </w:p>
+        </w:tc>
+        <w:tc>
+          <w:tcPr/>
+          <w:p>
+            <w:pPr>
+              <w:pStyle w:val="Compact"/>
+              <w:jc w:val="center"/>
+            </w:pPr>
+            <w:r>
+              <w:rPr>
+                <w:rFonts w:hint="eastAsia" w:ascii="Times New Roman" w:hAnsi="Times New Roman" w:eastAsia="FangSong" w:cs="Times New Roman"/>
+              </w:rPr>
+              <w:t>两个配体偶联释放</w:t>
+            </w:r>
+            <w:r>
+              <w:rPr>
+                <w:rFonts w:hint="eastAsia" w:ascii="Times New Roman" w:hAnsi="Times New Roman" w:eastAsia="Times New Roman" w:cs="Times New Roman"/>
+              </w:rPr>
+              <w:t>，</w:t>
+            </w:r>
+            <w:r>
+              <w:rPr>
+                <w:rFonts w:hint="eastAsia" w:ascii="Times New Roman" w:hAnsi="Times New Roman" w:eastAsia="FangSong" w:cs="Times New Roman"/>
+              </w:rPr>
+              <w:t>腾出两个位</w:t>
+            </w:r>
+          </w:p>
+        </w:tc>
+      </w:tr>
+      <w:tr>
+        <w:tc>
+          <w:tcPr/>
+          <w:p>
+            <w:pPr>
+              <w:pStyle w:val="Compact"/>
+              <w:jc w:val="center"/>
+            </w:pPr>
+            <w:r>
+              <w:rPr>
+                <w:rFonts w:hint="eastAsia" w:ascii="Times New Roman" w:hAnsi="Times New Roman" w:eastAsia="FangSong" w:cs="Times New Roman"/>
+              </w:rPr>
+              <w:t>配体配位</w:t>
+            </w:r>
+            <w:r>
+              <w:rPr>
+                <w:rFonts w:hint="eastAsia" w:ascii="Times New Roman" w:hAnsi="Times New Roman" w:eastAsia="Times New Roman" w:cs="Times New Roman"/>
+              </w:rPr>
+              <w:t>（</w:t>
+            </w:r>
+            <m:oMath>
+              <m:sSub>
+                <m:e>
+                  <m:r>
+                    <m:rPr>
+                      <m:sty m:val="p"/>
+                    </m:rPr>
+                    <m:t>L</m:t>
+                  </m:r>
+                </m:e>
+                <m:sub>
+                  <m:r>
+                    <m:rPr>
+                      <m:sty m:val="p"/>
+                    </m:rPr>
+                    <m:t>n</m:t>
+                  </m:r>
+                  <m:r>
+                    <m:rPr>
+                      <m:sty m:val="p"/>
+                    </m:rPr>
+                    <m:t>−</m:t>
+                  </m:r>
+                  <m:r>
+                    <m:rPr>
+                      <m:sty m:val="p"/>
+                    </m:rPr>
+                    <m:t>1</m:t>
+                  </m:r>
+                </m:sub>
+              </m:sSub>
+              <m:r>
+                <m:rPr>
+                  <m:sty m:val="p"/>
+                </m:rPr>
+                <m:t>→</m:t>
+              </m:r>
+              <m:sSub>
+                <m:e>
+                  <m:r>
+                    <m:rPr>
+                      <m:sty m:val="p"/>
+                    </m:rPr>
+                    <m:t>L</m:t>
+                  </m:r>
+                </m:e>
+                <m:sub>
+                  <m:r>
+                    <m:rPr>
+                      <m:sty m:val="p"/>
+                    </m:rPr>
+                    <m:t>n</m:t>
+                  </m:r>
+                </m:sub>
+              </m:sSub>
+            </m:oMath>
+            <w:r>
+              <w:rPr>
+                <w:rFonts w:hint="eastAsia" w:ascii="Times New Roman" w:hAnsi="Times New Roman" w:eastAsia="Times New Roman" w:cs="Times New Roman"/>
+              </w:rPr>
+              <w:t xml:space="preserve">）</w:t>
+            </w:r>
+          </w:p>
+        </w:tc>
+        <w:tc>
+          <w:tcPr/>
+          <w:p>
+            <w:pPr>
+              <w:pStyle w:val="Compact"/>
+              <w:jc w:val="center"/>
+            </w:pPr>
+            <w:r>
+              <w:rPr>
+                <w:rFonts w:hint="eastAsia" w:ascii="Times New Roman" w:hAnsi="Times New Roman" w:eastAsia="FangSong" w:cs="Times New Roman"/>
+              </w:rPr>
+              <w:t xml:space="preserve">不变</w:t>
+            </w:r>
+          </w:p>
+        </w:tc>
+        <w:tc>
+          <w:tcPr/>
+          <w:p>
+            <w:pPr>
+              <w:pStyle w:val="Compact"/>
+              <w:jc w:val="center"/>
+            </w:pPr>
+            <m:oMath>
+              <m:r>
+                <m:rPr>
+                  <m:sty m:val="p"/>
+                </m:rPr>
+                <m:t>+</m:t>
+              </m:r>
+              <m:r>
+                <m:t>1</m:t>
+              </m:r>
+            </m:oMath>
+            <w:r>
+              <w:rPr>
+                <w:rFonts w:ascii="Times New Roman" w:hAnsi="Times New Roman" w:eastAsia="Times New Roman" w:cs="Times New Roman"/>
+              </w:rPr>
+              <w:t xml:space="preserve">​</w:t>
+            </w:r>
+          </w:p>
+        </w:tc>
+        <w:tc>
+          <w:tcPr/>
+          <w:p>
+            <w:pPr>
+              <w:pStyle w:val="Compact"/>
+              <w:jc w:val="center"/>
+            </w:pPr>
+            <m:oMath>
+              <m:r>
+                <m:rPr>
+                  <m:sty m:val="p"/>
+                </m:rPr>
+                <m:t>+</m:t>
+              </m:r>
+              <m:r>
+                <m:t>2</m:t>
+              </m:r>
+            </m:oMath>
+            <w:r>
+              <w:rPr>
+                <w:rFonts w:ascii="Times New Roman" w:hAnsi="Times New Roman" w:eastAsia="Times New Roman" w:cs="Times New Roman"/>
+              </w:rPr>
+              <w:t xml:space="preserve">​</w:t>
+            </w:r>
+          </w:p>
+        </w:tc>
+        <w:tc>
+          <w:tcPr/>
+          <w:p>
+            <w:pPr>
+              <w:pStyle w:val="Compact"/>
+              <w:jc w:val="center"/>
+            </w:pPr>
+            <w:r>
+              <w:rPr>
+                <w:rFonts w:hint="eastAsia" w:ascii="Times New Roman" w:hAnsi="Times New Roman" w:eastAsia="FangSong" w:cs="Times New Roman"/>
+              </w:rPr>
+              <w:t xml:space="preserve">中性两电子配体填入空位</w:t>
+            </w:r>
+          </w:p>
+        </w:tc>
+      </w:tr>
+    </w:tbl>
+    <w:p>
+      <w:pPr>
+        <w:pStyle w:val="BodyText"/>
+        <w:spacing w:before="120"/>
+        <w:ind w:firstLine="420"/>
+      </w:pPr>
+      <w:r>
+        <w:rPr>
+          <w:rFonts w:hint="eastAsia" w:ascii="Times New Roman" w:hAnsi="Times New Roman" w:eastAsia="FangSong" w:cs="Times New Roman"/>
+          <w:b/>
+          <w:bCs/>
+        </w:rPr>
+        <w:t xml:space="preserve">电子数守恒</w:t>
+      </w:r>
+      <w:r>
+        <w:rPr>
+          <w:rFonts w:hint="eastAsia" w:ascii="Times New Roman" w:hAnsi="Times New Roman" w:eastAsia="FangSong" w:cs="Times New Roman"/>
+        </w:rPr>
+        <w:t>则规定</w:t>
+      </w:r>
+      <w:r>
+        <w:rPr>
+          <w:rFonts w:hint="eastAsia" w:ascii="Times New Roman" w:hAnsi="Times New Roman" w:eastAsia="Times New Roman" w:cs="Times New Roman"/>
+        </w:rPr>
+        <w:t>：</w:t>
+      </w:r>
+      <w:r>
+        <w:rPr>
+          <w:rFonts w:hint="eastAsia" w:ascii="Times New Roman" w:hAnsi="Times New Roman" w:eastAsia="FangSong" w:cs="Times New Roman"/>
+        </w:rPr>
+        <w:t>氧化加成与还原消除使电子总数保持不变</w:t>
+      </w:r>
+      <w:r>
+        <w:rPr>
+          <w:rFonts w:hint="eastAsia" w:ascii="Times New Roman" w:hAnsi="Times New Roman" w:eastAsia="Times New Roman" w:cs="Times New Roman"/>
+        </w:rPr>
+        <w:t>（</w:t>
+      </w:r>
+      <w:r>
+        <w:rPr>
+          <w:rFonts w:hint="eastAsia" w:ascii="Times New Roman" w:hAnsi="Times New Roman" w:eastAsia="FangSong" w:cs="Times New Roman"/>
+        </w:rPr>
+        <w:t>前者金属升价</w:t>
+      </w:r>
+      <w:r>
+        <w:rPr>
+          <w:rFonts w:hint="eastAsia" w:ascii="Times New Roman" w:hAnsi="Times New Roman" w:eastAsia="Times New Roman" w:cs="Times New Roman"/>
+        </w:rPr>
+        <w:t>、</w:t>
+      </w:r>
+      <w:r>
+        <w:rPr>
+          <w:rFonts w:hint="eastAsia" w:ascii="Times New Roman" w:hAnsi="Times New Roman" w:eastAsia="FangSong" w:cs="Times New Roman"/>
+        </w:rPr>
+        <w:t>后者降价</w:t>
+      </w:r>
+      <w:r>
+        <w:rPr>
+          <w:rFonts w:hint="eastAsia" w:ascii="Times New Roman" w:hAnsi="Times New Roman" w:eastAsia="Times New Roman" w:cs="Times New Roman"/>
+        </w:rPr>
+        <w:t>，</w:t>
+      </w:r>
+      <w:r>
+        <w:rPr>
+          <w:rFonts w:hint="eastAsia" w:ascii="Times New Roman" w:hAnsi="Times New Roman" w:eastAsia="FangSong" w:cs="Times New Roman"/>
+        </w:rPr>
+        <w:t>恰好抵消配位数的变化</w:t>
+      </w:r>
+      <w:r>
+        <w:rPr>
+          <w:rFonts w:hint="eastAsia" w:ascii="Times New Roman" w:hAnsi="Times New Roman" w:eastAsia="Times New Roman" w:cs="Times New Roman"/>
+        </w:rPr>
+        <w:t>），</w:t>
+      </w:r>
+      <w:r>
+        <w:rPr>
+          <w:rFonts w:hint="eastAsia" w:ascii="Times New Roman" w:hAnsi="Times New Roman" w:eastAsia="FangSong" w:cs="Times New Roman"/>
+        </w:rPr>
+        <w:t>而单纯的配体解离或配位使电子总数变化</w:t>
+      </w:r>
+      <w:r>
+        <w:rPr>
+          <w:rFonts w:ascii="Times New Roman" w:hAnsi="Times New Roman" w:eastAsia="Times New Roman" w:cs="Times New Roman"/>
+        </w:rPr>
+        <w:t xml:space="preserve"> </w:t>
+      </w:r>
+      <m:oMath>
+        <m:r>
+          <m:rPr>
+            <m:sty m:val="p"/>
+          </m:rPr>
+          <m:t>±</m:t>
+        </m:r>
+        <m:r>
+          <m:t>2</m:t>
+        </m:r>
+      </m:oMath>
+      <w:r>
+        <w:rPr>
+          <w:rFonts w:hint="eastAsia" w:ascii="Times New Roman" w:hAnsi="Times New Roman" w:eastAsia="Times New Roman" w:cs="Times New Roman"/>
+        </w:rPr>
+        <w:t>。</w:t>
+      </w:r>
+      <w:r>
+        <w:rPr>
+          <w:rFonts w:hint="eastAsia" w:ascii="Times New Roman" w:hAnsi="Times New Roman" w:eastAsia="FangSong" w:cs="Times New Roman"/>
+        </w:rPr>
+        <w:t>两条守恒关系联立</w:t>
+      </w:r>
+      <w:r>
+        <w:rPr>
+          <w:rFonts w:hint="eastAsia" w:ascii="Times New Roman" w:hAnsi="Times New Roman" w:eastAsia="Times New Roman" w:cs="Times New Roman"/>
+        </w:rPr>
+        <w:t>，</w:t>
+      </w:r>
+      <w:r>
+        <w:rPr>
+          <w:rFonts w:hint="eastAsia" w:ascii="Times New Roman" w:hAnsi="Times New Roman" w:eastAsia="FangSong" w:cs="Times New Roman"/>
+        </w:rPr>
+        <w:t>便可唯一确定每一步的产物</w:t>
+      </w:r>
+      <w:r>
+        <w:rPr>
+          <w:rFonts w:hint="eastAsia" w:ascii="Times New Roman" w:hAnsi="Times New Roman" w:eastAsia="Times New Roman" w:cs="Times New Roman"/>
+        </w:rPr>
+        <w:t>：</w:t>
+      </w:r>
+      <w:r>
+        <w:rPr>
+          <w:rFonts w:hint="eastAsia" w:ascii="Times New Roman" w:hAnsi="Times New Roman" w:eastAsia="FangSong" w:cs="Times New Roman"/>
+        </w:rPr>
+        <w:t>例如某循环中钯由</w:t>
+      </w:r>
+      <w:r>
+        <w:rPr>
+          <w:rFonts w:ascii="Times New Roman" w:hAnsi="Times New Roman" w:eastAsia="Times New Roman" w:cs="Times New Roman"/>
+        </w:rPr>
+        <w:t xml:space="preserve"> </w:t>
+      </w:r>
+      <m:oMath>
+        <m:r>
+          <m:rPr>
+            <m:sty m:val="p"/>
+          </m:rPr>
+          <m:t>P</m:t>
+        </m:r>
+        <m:r>
+          <m:rPr>
+            <m:sty m:val="p"/>
+          </m:rPr>
+          <m:t>d</m:t>
+        </m:r>
+        <m:r>
+          <m:rPr>
+            <m:sty m:val="p"/>
+          </m:rPr>
+          <m:t>(</m:t>
+        </m:r>
+        <m:r>
+          <m:rPr>
+            <m:sty m:val="p"/>
+          </m:rPr>
+          <m:t>0</m:t>
+        </m:r>
+        <m:r>
+          <m:rPr>
+            <m:sty m:val="p"/>
+          </m:rPr>
+          <m:t>)</m:t>
+        </m:r>
+      </m:oMath>
+      <w:r>
+        <w:rPr>
+          <w:rFonts w:ascii="Times New Roman" w:hAnsi="Times New Roman" w:eastAsia="Times New Roman" w:cs="Times New Roman"/>
+        </w:rPr>
+        <w:t xml:space="preserve"> </w:t>
+      </w:r>
+      <w:r>
+        <w:rPr>
+          <w:rFonts w:hint="eastAsia" w:ascii="Times New Roman" w:hAnsi="Times New Roman" w:eastAsia="FangSong" w:cs="Times New Roman"/>
+        </w:rPr>
+        <w:t>起始</w:t>
+      </w:r>
+      <w:r>
+        <w:rPr>
+          <w:rFonts w:hint="eastAsia" w:ascii="Times New Roman" w:hAnsi="Times New Roman" w:eastAsia="Times New Roman" w:cs="Times New Roman"/>
+        </w:rPr>
+        <w:t>，</w:t>
+      </w:r>
+      <w:r>
+        <w:rPr>
+          <w:rFonts w:hint="eastAsia" w:ascii="Times New Roman" w:hAnsi="Times New Roman" w:eastAsia="FangSong" w:cs="Times New Roman"/>
+        </w:rPr>
+        <w:t>题给信息显示某中间体含两个膦配体</w:t>
+      </w:r>
+      <w:r>
+        <w:rPr>
+          <w:rFonts w:hint="eastAsia" w:ascii="Times New Roman" w:hAnsi="Times New Roman" w:eastAsia="Times New Roman" w:cs="Times New Roman"/>
+        </w:rPr>
+        <w:t>、</w:t>
+      </w:r>
+      <w:r>
+        <w:rPr>
+          <w:rFonts w:hint="eastAsia" w:ascii="Times New Roman" w:hAnsi="Times New Roman" w:eastAsia="FangSong" w:cs="Times New Roman"/>
+        </w:rPr>
+        <w:t>一个芳基</w:t>
+      </w:r>
+      <w:r>
+        <w:rPr>
+          <w:rFonts w:hint="eastAsia" w:ascii="Times New Roman" w:hAnsi="Times New Roman" w:eastAsia="Times New Roman" w:cs="Times New Roman"/>
+        </w:rPr>
+        <w:t>、</w:t>
+      </w:r>
+      <w:r>
+        <w:rPr>
+          <w:rFonts w:hint="eastAsia" w:ascii="Times New Roman" w:hAnsi="Times New Roman" w:eastAsia="FangSong" w:cs="Times New Roman"/>
+        </w:rPr>
+        <w:t>一个碘</w:t>
+      </w:r>
+      <w:r>
+        <w:rPr>
+          <w:rFonts w:hint="eastAsia" w:ascii="Times New Roman" w:hAnsi="Times New Roman" w:eastAsia="Times New Roman" w:cs="Times New Roman"/>
+        </w:rPr>
+        <w:t>，</w:t>
+      </w:r>
+      <w:r>
+        <w:rPr>
+          <w:rFonts w:hint="eastAsia" w:ascii="Times New Roman" w:hAnsi="Times New Roman" w:eastAsia="FangSong" w:cs="Times New Roman"/>
+        </w:rPr>
+        <w:t>则该中间体只能是氧化加成的直接产物</w:t>
+      </w:r>
+      <w:r>
+        <w:rPr>
+          <w:rFonts w:ascii="Times New Roman" w:hAnsi="Times New Roman" w:eastAsia="Times New Roman" w:cs="Times New Roman"/>
+        </w:rPr>
+        <w:t xml:space="preserve"> </w:t>
+      </w:r>
+      <m:oMath>
+        <m:oMathPr>
+          <m:ctrlPr>
+            <w:rPr>
+              <w:sz w:val="28"/>
+              <w:szCs w:val="28"/>
+            </w:rPr>
+          </m:ctrlPr>
+        </m:oMathPr>
+        <m:sSub>
+          <m:e>
+            <m:r>
+              <m:rPr>
+                <m:sty m:val="p"/>
+              </m:rPr>
+              <m:t>L</m:t>
+            </m:r>
+          </m:e>
+          <m:sub>
+            <m:r>
+              <m:rPr>
+                <m:sty m:val="p"/>
+              </m:rPr>
+              <m:t>2</m:t>
+            </m:r>
+          </m:sub>
+        </m:sSub>
+        <m:r>
+          <m:rPr>
+            <m:sty m:val="p"/>
+          </m:rPr>
+          <m:t>P</m:t>
+        </m:r>
+        <m:r>
+          <m:rPr>
+            <m:sty m:val="p"/>
+          </m:rPr>
+          <m:t>d</m:t>
+        </m:r>
+        <m:r>
+          <m:rPr>
+            <m:sty m:val="p"/>
+          </m:rPr>
+          <m:t>(</m:t>
+        </m:r>
+        <m:r>
+          <m:rPr>
+            <m:sty m:val="p"/>
+          </m:rPr>
+          <m:t>A</m:t>
+        </m:r>
+        <m:r>
+          <m:rPr>
+            <m:sty m:val="p"/>
+          </m:rPr>
+          <m:t>r</m:t>
+        </m:r>
+        <m:r>
+          <m:rPr>
+            <m:sty m:val="p"/>
+          </m:rPr>
+          <m:t>)</m:t>
+        </m:r>
+        <m:r>
+          <m:rPr>
+            <m:sty m:val="p"/>
+          </m:rPr>
+          <m:t>(</m:t>
+        </m:r>
+        <m:r>
+          <m:rPr>
+            <m:sty m:val="p"/>
+          </m:rPr>
+          <m:t>I</m:t>
+        </m:r>
+        <m:r>
+          <m:rPr>
+            <m:sty m:val="p"/>
+          </m:rPr>
+          <m:t>)</m:t>
+        </m:r>
+      </m:oMath>
+      <w:r>
+        <w:rPr>
+          <w:rFonts w:hint="eastAsia" w:ascii="Times New Roman" w:hAnsi="Times New Roman" w:eastAsia="Times New Roman" w:cs="Times New Roman"/>
+        </w:rPr>
+        <w:t>，</w:t>
+      </w:r>
+      <w:r>
+        <w:rPr>
+          <w:rFonts w:hint="eastAsia" w:ascii="Times New Roman" w:hAnsi="Times New Roman" w:eastAsia="FangSong" w:cs="Times New Roman"/>
+        </w:rPr>
+        <w:t>且其配位数为</w:t>
+      </w:r>
+      <w:r>
+        <w:rPr>
+          <w:rFonts w:ascii="Times New Roman" w:hAnsi="Times New Roman" w:eastAsia="Times New Roman" w:cs="Times New Roman"/>
+        </w:rPr>
+        <w:t xml:space="preserve"> </w:t>
+      </w:r>
+      <w:r>
+        <w:rPr>
+          <w:rFonts w:hint="eastAsia" w:ascii="Times New Roman" w:hAnsi="Times New Roman" w:eastAsia="Times New Roman" w:cs="Times New Roman"/>
+        </w:rPr>
+        <w:t>4、</w:t>
+      </w:r>
+      <w:r>
+        <w:rPr>
+          <w:rFonts w:hint="eastAsia" w:ascii="Times New Roman" w:hAnsi="Times New Roman" w:eastAsia="FangSong" w:cs="Times New Roman"/>
+        </w:rPr>
+        <w:t>电子数为</w:t>
+      </w:r>
+      <w:r>
+        <w:rPr>
+          <w:rFonts w:ascii="Times New Roman" w:hAnsi="Times New Roman" w:eastAsia="Times New Roman" w:cs="Times New Roman"/>
+        </w:rPr>
+        <w:t xml:space="preserve"> </w:t>
+      </w:r>
+      <m:oMath>
+        <m:oMathPr>
+          <m:ctrlPr>
+            <w:rPr>
+              <w:sz w:val="28"/>
+              <w:szCs w:val="28"/>
+            </w:rPr>
+          </m:ctrlPr>
+        </m:oMathPr>
+        <m:r>
+          <m:t>10</m:t>
+        </m:r>
+        <m:r>
+          <m:rPr>
+            <m:sty m:val="p"/>
+          </m:rPr>
+          <m:t>+</m:t>
+        </m:r>
+        <m:r>
+          <m:t>2</m:t>
+        </m:r>
+        <m:r>
+          <m:rPr>
+            <m:sty m:val="p"/>
+          </m:rPr>
+          <m:t>×</m:t>
+        </m:r>
+        <m:r>
+          <m:t>2</m:t>
+        </m:r>
+        <m:r>
+          <m:rPr>
+            <m:sty m:val="p"/>
+          </m:rPr>
+          <m:t>+</m:t>
+        </m:r>
+        <m:r>
+          <m:t>2</m:t>
+        </m:r>
+        <m:r>
+          <m:rPr>
+            <m:sty m:val="p"/>
+          </m:rPr>
+          <m:t>+</m:t>
+        </m:r>
+        <m:r>
+          <m:t>2</m:t>
+        </m:r>
+        <m:r>
+          <m:rPr>
+            <m:sty m:val="p"/>
+          </m:rPr>
+          <m:t>=</m:t>
+        </m:r>
+        <m:r>
+          <m:t>18</m:t>
+        </m:r>
+      </m:oMath>
+      <w:r>
+        <w:rPr>
+          <w:rFonts w:hint="eastAsia" w:ascii="Times New Roman" w:hAnsi="Times New Roman" w:eastAsia="Times New Roman" w:cs="Times New Roman"/>
+        </w:rPr>
+        <w:t>，</w:t>
+      </w:r>
+      <w:r>
+        <w:rPr>
+          <w:rFonts w:hint="eastAsia" w:ascii="Times New Roman" w:hAnsi="Times New Roman" w:eastAsia="FangSong" w:cs="Times New Roman"/>
+        </w:rPr>
+        <w:t>与催化循环中钯在每一格均应满足的电子数要求一致</w:t>
+      </w:r>
+      <w:r>
+        <w:rPr>
+          <w:rFonts w:hint="eastAsia" w:ascii="Times New Roman" w:hAnsi="Times New Roman" w:eastAsia="Times New Roman" w:cs="Times New Roman"/>
+        </w:rPr>
+        <w:t>；</w:t>
+      </w:r>
+      <w:r>
+        <w:rPr>
+          <w:rFonts w:hint="eastAsia" w:ascii="Times New Roman" w:hAnsi="Times New Roman" w:eastAsia="FangSong" w:cs="Times New Roman"/>
+        </w:rPr>
+        <w:t>若算出配位数为</w:t>
+      </w:r>
+      <w:r>
+        <w:rPr>
+          <w:rFonts w:ascii="Times New Roman" w:hAnsi="Times New Roman" w:eastAsia="Times New Roman" w:cs="Times New Roman"/>
+        </w:rPr>
+        <w:t xml:space="preserve"> 5 </w:t>
+      </w:r>
+      <w:r>
+        <w:rPr>
+          <w:rFonts w:hint="eastAsia" w:ascii="Times New Roman" w:hAnsi="Times New Roman" w:eastAsia="FangSong" w:cs="Times New Roman"/>
+        </w:rPr>
+        <w:t xml:space="preserve">或电子数为</w:t>
+      </w:r>
+      <w:r>
+        <w:rPr>
+          <w:rFonts w:ascii="Times New Roman" w:hAnsi="Times New Roman" w:eastAsia="Times New Roman" w:cs="Times New Roman"/>
+        </w:rPr>
+        <w:t xml:space="preserve"> </w:t>
+      </w:r>
+      <w:r>
+        <w:rPr>
+          <w:rFonts w:hint="eastAsia" w:ascii="Times New Roman" w:hAnsi="Times New Roman" w:eastAsia="Times New Roman" w:cs="Times New Roman"/>
+        </w:rPr>
+        <w:t>20，</w:t>
+      </w:r>
+      <w:r>
+        <w:rPr>
+          <w:rFonts w:hint="eastAsia" w:ascii="Times New Roman" w:hAnsi="Times New Roman" w:eastAsia="FangSong" w:cs="Times New Roman"/>
+        </w:rPr>
+        <w:t>则说明题给的空缺物种尚未填对</w:t>
+      </w:r>
+      <w:r>
+        <w:rPr>
+          <w:rFonts w:hint="eastAsia" w:ascii="Times New Roman" w:hAnsi="Times New Roman" w:eastAsia="Times New Roman" w:cs="Times New Roman"/>
+        </w:rPr>
+        <w:t>。</w:t>
       </w:r>
     </w:p>
     <w:p>
@@ -3443,15 +5913,9 @@
       </w:pPr>
       <w:r>
         <w:rPr>
-          <w:rFonts w:ascii="Times New Roman" w:hAnsi="Times New Roman" w:eastAsia="Times New Roman" w:cs="Times New Roman"/>
-        </w:rPr>
-        <w:t xml:space="preserve">π </w:t>
-      </w:r>
-      <w:r>
-        <w:rPr>
-          <w:rFonts w:hint="eastAsia" w:ascii="Times New Roman" w:hAnsi="Times New Roman" w:eastAsia="FangSong" w:cs="Times New Roman"/>
-        </w:rPr>
-        <w:t>反馈</w:t>
+          <w:rFonts w:hint="eastAsia" w:ascii="Times New Roman" w:hAnsi="Times New Roman" w:eastAsia="FangSong" w:cs="Times New Roman"/>
+        </w:rPr>
+        <w:t>由此得到一条便于自查的操作纪律</w:t>
       </w:r>
       <w:r>
         <w:rPr>
@@ -3461,51 +5925,133 @@
       </w:r>
       <w:r>
         <w:rPr>
-          <w:rFonts w:ascii="Times New Roman" w:hAnsi="Times New Roman" w:eastAsia="Times New Roman" w:cs="Times New Roman"/>
-        </w:rPr>
-        <w:t xml:space="preserve"> </w:t>
-      </w:r>
-      <w:r>
-        <w:rPr>
-          <w:rFonts w:hint="eastAsia" w:ascii="Times New Roman" w:hAnsi="Times New Roman" w:eastAsia="FangSong" w:cs="Times New Roman"/>
-        </w:rPr>
-        <w:t xml:space="preserve">金属充满</w:t>
-      </w:r>
-      <w:r>
-        <w:rPr>
-          <w:rFonts w:ascii="Times New Roman" w:hAnsi="Times New Roman" w:eastAsia="Times New Roman" w:cs="Times New Roman"/>
-        </w:rPr>
-        <w:t xml:space="preserve"> d </w:t>
-      </w:r>
-      <w:r>
-        <w:rPr>
-          <w:rFonts w:hint="eastAsia" w:ascii="Times New Roman" w:hAnsi="Times New Roman" w:eastAsia="FangSong" w:cs="Times New Roman"/>
-        </w:rPr>
-        <w:t xml:space="preserve">轨道</w:t>
-      </w:r>
-      <w:r>
-        <w:rPr>
-          <w:rFonts w:ascii="Times New Roman" w:hAnsi="Times New Roman" w:eastAsia="Times New Roman" w:cs="Times New Roman"/>
-        </w:rPr>
-        <w:t xml:space="preserve"> → </w:t>
-      </w:r>
-      <w:r>
-        <w:rPr>
-          <w:rFonts w:hint="eastAsia" w:ascii="Times New Roman" w:hAnsi="Times New Roman" w:eastAsia="FangSong" w:cs="Times New Roman"/>
-        </w:rPr>
-        <w:t xml:space="preserve">配体空</w:t>
-      </w:r>
-      <w:r>
-        <w:rPr>
-          <w:rFonts w:ascii="Times New Roman" w:hAnsi="Times New Roman" w:eastAsia="Times New Roman" w:cs="Times New Roman"/>
-        </w:rPr>
-        <w:t xml:space="preserve"> π* </w:t>
-      </w:r>
-      <w:r>
-        <w:rPr>
-          <w:rFonts w:hint="eastAsia" w:ascii="Times New Roman" w:hAnsi="Times New Roman" w:eastAsia="FangSong" w:cs="Times New Roman"/>
-        </w:rPr>
-        <w:t xml:space="preserve">轨道</w:t>
+          <w:rFonts w:hint="eastAsia" w:ascii="Times New Roman" w:hAnsi="Times New Roman" w:eastAsia="FangSong" w:cs="Times New Roman"/>
+          <w:b/>
+          <w:bCs/>
+        </w:rPr>
+        <w:t>先数配位数</w:t>
+      </w:r>
+      <w:r>
+        <w:rPr>
+          <w:rFonts w:hint="eastAsia" w:ascii="Times New Roman" w:hAnsi="Times New Roman" w:eastAsia="Times New Roman" w:cs="Times New Roman"/>
+          <w:b/>
+          <w:bCs/>
+        </w:rPr>
+        <w:t>、</w:t>
+      </w:r>
+      <w:r>
+        <w:rPr>
+          <w:rFonts w:hint="eastAsia" w:ascii="Times New Roman" w:hAnsi="Times New Roman" w:eastAsia="FangSong" w:cs="Times New Roman"/>
+          <w:b/>
+          <w:bCs/>
+        </w:rPr>
+        <w:t>再数电子数</w:t>
+      </w:r>
+      <w:r>
+        <w:rPr>
+          <w:rFonts w:hint="eastAsia" w:ascii="Times New Roman" w:hAnsi="Times New Roman" w:eastAsia="Times New Roman" w:cs="Times New Roman"/>
+          <w:b/>
+          <w:bCs/>
+        </w:rPr>
+        <w:t>，</w:t>
+      </w:r>
+      <w:r>
+        <w:rPr>
+          <w:rFonts w:hint="eastAsia" w:ascii="Times New Roman" w:hAnsi="Times New Roman" w:eastAsia="FangSong" w:cs="Times New Roman"/>
+          <w:b/>
+          <w:bCs/>
+        </w:rPr>
+        <w:t>两项都通过才落笔</w:t>
+      </w:r>
+      <w:r>
+        <w:rPr>
+          <w:rFonts w:hint="eastAsia" w:ascii="Times New Roman" w:hAnsi="Times New Roman" w:eastAsia="Times New Roman" w:cs="Times New Roman"/>
+        </w:rPr>
+        <w:t>。</w:t>
+      </w:r>
+      <w:r>
+        <w:rPr>
+          <w:rFonts w:hint="eastAsia" w:ascii="Times New Roman" w:hAnsi="Times New Roman" w:eastAsia="FangSong" w:cs="Times New Roman"/>
+        </w:rPr>
+        <w:t>配位数不符通常意味着多写或少写了一个配体</w:t>
+      </w:r>
+      <w:r>
+        <w:rPr>
+          <w:rFonts w:hint="eastAsia" w:ascii="Times New Roman" w:hAnsi="Times New Roman" w:eastAsia="Times New Roman" w:cs="Times New Roman"/>
+        </w:rPr>
+        <w:t>（</w:t>
+      </w:r>
+      <w:r>
+        <w:rPr>
+          <w:rFonts w:hint="eastAsia" w:ascii="Times New Roman" w:hAnsi="Times New Roman" w:eastAsia="FangSong" w:cs="Times New Roman"/>
+        </w:rPr>
+        <w:t>例如把中性膦配体误当成占据两个位</w:t>
+      </w:r>
+      <w:r>
+        <w:rPr>
+          <w:rFonts w:hint="eastAsia" w:ascii="Times New Roman" w:hAnsi="Times New Roman" w:eastAsia="Times New Roman" w:cs="Times New Roman"/>
+        </w:rPr>
+        <w:t>）；</w:t>
+      </w:r>
+      <w:r>
+        <w:rPr>
+          <w:rFonts w:hint="eastAsia" w:ascii="Times New Roman" w:hAnsi="Times New Roman" w:eastAsia="FangSong" w:cs="Times New Roman"/>
+        </w:rPr>
+        <w:t>电子数不符通常意味着金属氧化态判错</w:t>
+      </w:r>
+      <w:r>
+        <w:rPr>
+          <w:rFonts w:hint="eastAsia" w:ascii="Times New Roman" w:hAnsi="Times New Roman" w:eastAsia="Times New Roman" w:cs="Times New Roman"/>
+        </w:rPr>
+        <w:t>（</w:t>
+      </w:r>
+      <w:r>
+        <w:rPr>
+          <w:rFonts w:hint="eastAsia" w:ascii="Times New Roman" w:hAnsi="Times New Roman" w:eastAsia="FangSong" w:cs="Times New Roman"/>
+        </w:rPr>
+        <w:t>例如把二价的钯误按零价计数</w:t>
+      </w:r>
+      <w:r>
+        <w:rPr>
+          <w:rFonts w:hint="eastAsia" w:ascii="Times New Roman" w:hAnsi="Times New Roman" w:eastAsia="Times New Roman" w:cs="Times New Roman"/>
+        </w:rPr>
+        <w:t>）。</w:t>
+      </w:r>
+      <w:r>
+        <w:rPr>
+          <w:rFonts w:hint="eastAsia" w:ascii="Times New Roman" w:hAnsi="Times New Roman" w:eastAsia="FangSong" w:cs="Times New Roman"/>
+        </w:rPr>
+        <w:t>在考场上</w:t>
+      </w:r>
+      <w:r>
+        <w:rPr>
+          <w:rFonts w:hint="eastAsia" w:ascii="Times New Roman" w:hAnsi="Times New Roman" w:eastAsia="Times New Roman" w:cs="Times New Roman"/>
+        </w:rPr>
+        <w:t>，</w:t>
+      </w:r>
+      <w:r>
+        <w:rPr>
+          <w:rFonts w:hint="eastAsia" w:ascii="Times New Roman" w:hAnsi="Times New Roman" w:eastAsia="FangSong" w:cs="Times New Roman"/>
+        </w:rPr>
+        <w:t>这两项自查可在数秒内完成</w:t>
+      </w:r>
+      <w:r>
+        <w:rPr>
+          <w:rFonts w:hint="eastAsia" w:ascii="Times New Roman" w:hAnsi="Times New Roman" w:eastAsia="Times New Roman" w:cs="Times New Roman"/>
+        </w:rPr>
+        <w:t>，</w:t>
+      </w:r>
+      <w:r>
+        <w:rPr>
+          <w:rFonts w:hint="eastAsia" w:ascii="Times New Roman" w:hAnsi="Times New Roman" w:eastAsia="FangSong" w:cs="Times New Roman"/>
+        </w:rPr>
+        <w:t>却能拦下绝大多数循环填空失误</w:t>
+      </w:r>
+      <w:r>
+        <w:rPr>
+          <w:rFonts w:hint="eastAsia" w:ascii="Times New Roman" w:hAnsi="Times New Roman" w:eastAsia="Times New Roman" w:cs="Times New Roman"/>
+        </w:rPr>
+        <w:t>。</w:t>
       </w:r>
     </w:p>
     <w:p>
@@ -3516,6 +6062,702 @@
       <w:r>
         <w:rPr>
           <w:rFonts w:hint="eastAsia" w:ascii="Times New Roman" w:hAnsi="Times New Roman" w:eastAsia="FangSong" w:cs="Times New Roman"/>
+        </w:rPr>
+        <w:t>识别收尾步也是同一套逻辑的延伸</w:t>
+      </w:r>
+      <w:r>
+        <w:rPr>
+          <w:rFonts w:hint="eastAsia" w:ascii="Times New Roman" w:hAnsi="Times New Roman" w:eastAsia="Times New Roman" w:cs="Times New Roman"/>
+        </w:rPr>
+        <w:t>：</w:t>
+      </w:r>
+      <w:r>
+        <w:rPr>
+          <w:rFonts w:hint="eastAsia" w:ascii="Times New Roman" w:hAnsi="Times New Roman" w:eastAsia="FangSong" w:cs="Times New Roman"/>
+        </w:rPr>
+        <w:t>若循环末端出现烯烃双键</w:t>
+      </w:r>
+      <w:r>
+        <w:rPr>
+          <w:rFonts w:hint="eastAsia" w:ascii="Times New Roman" w:hAnsi="Times New Roman" w:eastAsia="Times New Roman" w:cs="Times New Roman"/>
+        </w:rPr>
+        <w:t>，</w:t>
+      </w:r>
+      <w:r>
+        <w:rPr>
+          <w:rFonts w:hint="eastAsia" w:ascii="Times New Roman" w:hAnsi="Times New Roman" w:eastAsia="FangSong" w:cs="Times New Roman"/>
+        </w:rPr>
+        <w:t>则收尾步必为</w:t>
+      </w:r>
+      <w:r>
+        <w:rPr>
+          <w:rFonts w:ascii="Times New Roman" w:hAnsi="Times New Roman" w:eastAsia="Times New Roman" w:cs="Times New Roman"/>
+        </w:rPr>
+        <w:t xml:space="preserve"> β-H </w:t>
+      </w:r>
+      <w:r>
+        <w:rPr>
+          <w:rFonts w:hint="eastAsia" w:ascii="Times New Roman" w:hAnsi="Times New Roman" w:eastAsia="FangSong" w:cs="Times New Roman"/>
+        </w:rPr>
+        <w:t>消除</w:t>
+      </w:r>
+      <w:r>
+        <w:rPr>
+          <w:rFonts w:hint="eastAsia" w:ascii="Times New Roman" w:hAnsi="Times New Roman" w:eastAsia="Times New Roman" w:cs="Times New Roman"/>
+        </w:rPr>
+        <w:t>，</w:t>
+      </w:r>
+      <w:r>
+        <w:rPr>
+          <w:rFonts w:hint="eastAsia" w:ascii="Times New Roman" w:hAnsi="Times New Roman" w:eastAsia="FangSong" w:cs="Times New Roman"/>
+        </w:rPr>
+        <w:t>且该步要求</w:t>
+      </w:r>
+      <w:r>
+        <w:rPr>
+          <w:rFonts w:ascii="Times New Roman" w:hAnsi="Times New Roman" w:eastAsia="Times New Roman" w:cs="Times New Roman"/>
+        </w:rPr>
+        <w:t xml:space="preserve"> </w:t>
+      </w:r>
+      <m:oMath>
+        <m:r>
+          <m:rPr>
+            <m:sty m:val="p"/>
+          </m:rPr>
+          <m:t>C</m:t>
+        </m:r>
+        <m:r>
+          <m:rPr>
+            <m:sty m:val="p"/>
+          </m:rPr>
+          <m:t>−</m:t>
+        </m:r>
+        <m:r>
+          <m:rPr>
+            <m:sty m:val="p"/>
+          </m:rPr>
+          <m:t>H</m:t>
+        </m:r>
+      </m:oMath>
+      <w:r>
+        <w:rPr>
+          <w:rFonts w:ascii="Times New Roman" w:hAnsi="Times New Roman" w:eastAsia="Times New Roman" w:cs="Times New Roman"/>
+        </w:rPr>
+        <w:t xml:space="preserve"> </w:t>
+      </w:r>
+      <w:r>
+        <w:rPr>
+          <w:rFonts w:hint="eastAsia" w:ascii="Times New Roman" w:hAnsi="Times New Roman" w:eastAsia="FangSong" w:cs="Times New Roman"/>
+        </w:rPr>
+        <w:t>与金属中心处于可协同消除的顺式构象</w:t>
+      </w:r>
+      <w:r>
+        <w:rPr>
+          <w:rFonts w:hint="eastAsia" w:ascii="Times New Roman" w:hAnsi="Times New Roman" w:eastAsia="Times New Roman" w:cs="Times New Roman"/>
+        </w:rPr>
+        <w:t>；</w:t>
+      </w:r>
+      <w:r>
+        <w:rPr>
+          <w:rFonts w:hint="eastAsia" w:ascii="Times New Roman" w:hAnsi="Times New Roman" w:eastAsia="FangSong" w:cs="Times New Roman"/>
+        </w:rPr>
+        <w:t>若产物是两个基团直接相连而无双键</w:t>
+      </w:r>
+      <w:r>
+        <w:rPr>
+          <w:rFonts w:hint="eastAsia" w:ascii="Times New Roman" w:hAnsi="Times New Roman" w:eastAsia="Times New Roman" w:cs="Times New Roman"/>
+        </w:rPr>
+        <w:t>，</w:t>
+      </w:r>
+      <w:r>
+        <w:rPr>
+          <w:rFonts w:hint="eastAsia" w:ascii="Times New Roman" w:hAnsi="Times New Roman" w:eastAsia="FangSong" w:cs="Times New Roman"/>
+        </w:rPr>
+        <w:t>则收尾步必为还原消除</w:t>
+      </w:r>
+      <w:r>
+        <w:rPr>
+          <w:rFonts w:hint="eastAsia" w:ascii="Times New Roman" w:hAnsi="Times New Roman" w:eastAsia="Times New Roman" w:cs="Times New Roman"/>
+        </w:rPr>
+        <w:t>，</w:t>
+      </w:r>
+      <w:r>
+        <w:rPr>
+          <w:rFonts w:hint="eastAsia" w:ascii="Times New Roman" w:hAnsi="Times New Roman" w:eastAsia="FangSong" w:cs="Times New Roman"/>
+        </w:rPr>
+        <w:t>且两个基团在反应前处于顺式</w:t>
+      </w:r>
+      <w:r>
+        <w:rPr>
+          <w:rFonts w:hint="eastAsia" w:ascii="Times New Roman" w:hAnsi="Times New Roman" w:eastAsia="Times New Roman" w:cs="Times New Roman"/>
+        </w:rPr>
+        <w:t>。</w:t>
+      </w:r>
+      <w:r>
+        <w:rPr>
+          <w:rFonts w:hint="eastAsia" w:ascii="Times New Roman" w:hAnsi="Times New Roman" w:eastAsia="FangSong" w:cs="Times New Roman"/>
+        </w:rPr>
+        <w:t>凡涉及</w:t>
+      </w:r>
+      <w:r>
+        <w:rPr>
+          <w:rFonts w:ascii="Times New Roman" w:hAnsi="Times New Roman" w:eastAsia="Times New Roman" w:cs="Times New Roman"/>
+        </w:rPr>
+        <w:t xml:space="preserve"> Pd </w:t>
+      </w:r>
+      <w:r>
+        <w:rPr>
+          <w:rFonts w:hint="eastAsia" w:ascii="Times New Roman" w:hAnsi="Times New Roman" w:eastAsia="FangSong" w:cs="Times New Roman"/>
+        </w:rPr>
+        <w:t>催化体系</w:t>
+      </w:r>
+      <w:r>
+        <w:rPr>
+          <w:rFonts w:hint="eastAsia" w:ascii="Times New Roman" w:hAnsi="Times New Roman" w:eastAsia="Times New Roman" w:cs="Times New Roman"/>
+        </w:rPr>
+        <w:t>，</w:t>
+      </w:r>
+      <m:oMath>
+        <m:sSub>
+          <m:e>
+            <m:r>
+              <m:rPr>
+                <m:sty m:val="p"/>
+              </m:rPr>
+              <m:t>L</m:t>
+            </m:r>
+          </m:e>
+          <m:sub>
+            <m:r>
+              <m:rPr>
+                <m:sty m:val="p"/>
+              </m:rPr>
+              <m:t>n</m:t>
+            </m:r>
+          </m:sub>
+        </m:sSub>
+        <m:r>
+          <m:rPr>
+            <m:sty m:val="p"/>
+          </m:rPr>
+          <m:t>P</m:t>
+        </m:r>
+        <m:sSup>
+          <m:e>
+            <m:r>
+              <m:rPr>
+                <m:sty m:val="p"/>
+              </m:rPr>
+              <m:t>d</m:t>
+            </m:r>
+          </m:e>
+          <m:sup>
+            <m:r>
+              <m:rPr>
+                <m:sty m:val="p"/>
+              </m:rPr>
+              <m:t>0</m:t>
+            </m:r>
+          </m:sup>
+        </m:sSup>
+      </m:oMath>
+      <w:r>
+        <w:rPr>
+          <w:rFonts w:ascii="Times New Roman" w:hAnsi="Times New Roman" w:eastAsia="Times New Roman" w:cs="Times New Roman"/>
+        </w:rPr>
+        <w:t xml:space="preserve"> </w:t>
+      </w:r>
+      <w:r>
+        <w:rPr>
+          <w:rFonts w:hint="eastAsia" w:ascii="Times New Roman" w:hAnsi="Times New Roman" w:eastAsia="FangSong" w:cs="Times New Roman"/>
+        </w:rPr>
+        <w:t xml:space="preserve">与</w:t>
+      </w:r>
+      <w:r>
+        <w:rPr>
+          <w:rFonts w:ascii="Times New Roman" w:hAnsi="Times New Roman" w:eastAsia="Times New Roman" w:cs="Times New Roman"/>
+        </w:rPr>
+        <w:t xml:space="preserve"> </w:t>
+      </w:r>
+      <m:oMath>
+        <m:oMathPr>
+          <m:ctrlPr>
+            <w:rPr>
+              <w:sz w:val="28"/>
+              <w:szCs w:val="28"/>
+            </w:rPr>
+          </m:ctrlPr>
+        </m:oMathPr>
+        <m:sSub>
+          <m:e>
+            <m:r>
+              <m:rPr>
+                <m:sty m:val="p"/>
+              </m:rPr>
+              <m:t>L</m:t>
+            </m:r>
+          </m:e>
+          <m:sub>
+            <m:r>
+              <m:rPr>
+                <m:sty m:val="p"/>
+              </m:rPr>
+              <m:t>n</m:t>
+            </m:r>
+          </m:sub>
+        </m:sSub>
+        <m:r>
+          <m:rPr>
+            <m:sty m:val="p"/>
+          </m:rPr>
+          <m:t>P</m:t>
+        </m:r>
+        <m:sSup>
+          <m:e>
+            <m:r>
+              <m:rPr>
+                <m:sty m:val="p"/>
+              </m:rPr>
+              <m:t>d</m:t>
+            </m:r>
+          </m:e>
+          <m:sup>
+            <m:r>
+              <m:rPr>
+                <m:sty m:val="p"/>
+              </m:rPr>
+              <m:t>I</m:t>
+            </m:r>
+            <m:r>
+              <m:rPr>
+                <m:sty m:val="p"/>
+              </m:rPr>
+              <m:t>I</m:t>
+            </m:r>
+          </m:sup>
+        </m:sSup>
+      </m:oMath>
+      <w:r>
+        <w:rPr>
+          <w:rFonts w:ascii="Times New Roman" w:hAnsi="Times New Roman" w:eastAsia="Times New Roman" w:cs="Times New Roman"/>
+        </w:rPr>
+        <w:t xml:space="preserve"> </w:t>
+      </w:r>
+      <w:r>
+        <w:rPr>
+          <w:rFonts w:hint="eastAsia" w:ascii="Times New Roman" w:hAnsi="Times New Roman" w:eastAsia="FangSong" w:cs="Times New Roman"/>
+        </w:rPr>
+        <w:t>两个氧化态之间的往复即为整个循环的骨架</w:t>
+      </w:r>
+      <w:r>
+        <w:rPr>
+          <w:rFonts w:hint="eastAsia" w:ascii="Times New Roman" w:hAnsi="Times New Roman" w:eastAsia="Times New Roman" w:cs="Times New Roman"/>
+        </w:rPr>
+        <w:t>，</w:t>
+      </w:r>
+      <w:r>
+        <w:rPr>
+          <w:rFonts w:hint="eastAsia" w:ascii="Times New Roman" w:hAnsi="Times New Roman" w:eastAsia="FangSong" w:cs="Times New Roman"/>
+        </w:rPr>
+        <w:t>任何一步若使氧化态偏离这两个值</w:t>
+      </w:r>
+      <w:r>
+        <w:rPr>
+          <w:rFonts w:hint="eastAsia" w:ascii="Times New Roman" w:hAnsi="Times New Roman" w:eastAsia="Times New Roman" w:cs="Times New Roman"/>
+        </w:rPr>
+        <w:t>，</w:t>
+      </w:r>
+      <w:r>
+        <w:rPr>
+          <w:rFonts w:hint="eastAsia" w:ascii="Times New Roman" w:hAnsi="Times New Roman" w:eastAsia="FangSong" w:cs="Times New Roman"/>
+        </w:rPr>
+        <w:t>即为错误</w:t>
+      </w:r>
+      <w:r>
+        <w:rPr>
+          <w:rFonts w:hint="eastAsia" w:ascii="Times New Roman" w:hAnsi="Times New Roman" w:eastAsia="Times New Roman" w:cs="Times New Roman"/>
+        </w:rPr>
+        <w:t>。</w:t>
+      </w:r>
+    </w:p>
+    <w:p>
+      <w:pPr>
+        <w:pStyle w:val="BodyText"/>
+        <w:ind w:firstLine="420"/>
+      </w:pPr>
+      <w:r>
+        <w:rPr>
+          <w:rFonts w:hint="eastAsia" w:ascii="Times New Roman" w:hAnsi="Times New Roman" w:eastAsia="FangSong" w:cs="Times New Roman"/>
+        </w:rPr>
+        <w:t>练这一节</w:t>
+      </w:r>
+      <w:r>
+        <w:rPr>
+          <w:rFonts w:hint="eastAsia" w:ascii="Times New Roman" w:hAnsi="Times New Roman" w:eastAsia="Times New Roman" w:cs="Times New Roman"/>
+        </w:rPr>
+        <w:t>：</w:t>
+      </w:r>
+      <w:r>
+        <w:rPr>
+          <w:rFonts w:hint="eastAsia" w:ascii="Times New Roman" w:hAnsi="Times New Roman" w:eastAsia="FangSong" w:cs="Times New Roman"/>
+        </w:rPr>
+        <w:t>题卡</w:t>
+      </w:r>
+      <w:r>
+        <w:rPr>
+          <w:rFonts w:ascii="Times New Roman" w:hAnsi="Times New Roman" w:eastAsia="Times New Roman" w:cs="Times New Roman"/>
+        </w:rPr>
+        <w:t xml:space="preserve"> </w:t>
+      </w:r>
+      <w:r>
+        <w:rPr>
+          <w:rStyle w:val="VerbatimChar"/>
+          <w:rFonts w:hint="eastAsia" w:ascii="Times New Roman" w:hAnsi="Times New Roman" w:eastAsia="FangSong" w:cs="Times New Roman"/>
+        </w:rPr>
+        <w:t>题</w:t>
+      </w:r>
+      <w:r>
+        <w:rPr>
+          <w:rStyle w:val="VerbatimChar"/>
+          <w:rFonts w:hint="eastAsia" w:ascii="Times New Roman" w:hAnsi="Times New Roman" w:eastAsia="Times New Roman" w:cs="Times New Roman"/>
+        </w:rPr>
+        <w:t>-CM-105-09</w:t>
+      </w:r>
+      <w:r>
+        <w:rPr>
+          <w:rFonts w:hint="eastAsia" w:ascii="Times New Roman" w:hAnsi="Times New Roman" w:eastAsia="Times New Roman" w:cs="Times New Roman"/>
+        </w:rPr>
+        <w:t>（</w:t>
+      </w:r>
+      <w:r>
+        <w:rPr>
+          <w:rFonts w:hint="eastAsia" w:ascii="Times New Roman" w:hAnsi="Times New Roman" w:eastAsia="FangSong" w:cs="Times New Roman"/>
+        </w:rPr>
+        <w:t>给出配位催化循环补全缺失物种</w:t>
+      </w:r>
+      <w:r>
+        <w:rPr>
+          <w:rFonts w:hint="eastAsia" w:ascii="Times New Roman" w:hAnsi="Times New Roman" w:eastAsia="Times New Roman" w:cs="Times New Roman"/>
+        </w:rPr>
+        <w:t>）、</w:t>
+      </w:r>
+      <w:r>
+        <w:rPr>
+          <w:rStyle w:val="VerbatimChar"/>
+          <w:rFonts w:hint="eastAsia" w:ascii="Times New Roman" w:hAnsi="Times New Roman" w:eastAsia="FangSong" w:cs="Times New Roman"/>
+        </w:rPr>
+        <w:t>题</w:t>
+      </w:r>
+      <w:r>
+        <w:rPr>
+          <w:rStyle w:val="VerbatimChar"/>
+          <w:rFonts w:hint="eastAsia" w:ascii="Times New Roman" w:hAnsi="Times New Roman" w:eastAsia="Times New Roman" w:cs="Times New Roman"/>
+        </w:rPr>
+        <w:t>-CM-123-06</w:t>
+      </w:r>
+      <w:r>
+        <w:rPr>
+          <w:rFonts w:hint="eastAsia" w:ascii="Times New Roman" w:hAnsi="Times New Roman" w:eastAsia="Times New Roman" w:cs="Times New Roman"/>
+        </w:rPr>
+        <w:t xml:space="preserve">（CO</w:t>
+      </w:r>
+      <w:r>
+        <w:rPr>
+          <w:rFonts w:ascii="Times New Roman" w:hAnsi="Times New Roman" w:eastAsia="Times New Roman" w:cs="Times New Roman"/>
+        </w:rPr>
+        <w:t xml:space="preserve"> </w:t>
+      </w:r>
+      <w:r>
+        <w:rPr>
+          <w:rFonts w:hint="eastAsia" w:ascii="Times New Roman" w:hAnsi="Times New Roman" w:eastAsia="FangSong" w:cs="Times New Roman"/>
+        </w:rPr>
+        <w:t>迁移插入的物种与机理</w:t>
+      </w:r>
+      <w:r>
+        <w:rPr>
+          <w:rFonts w:hint="eastAsia" w:ascii="Times New Roman" w:hAnsi="Times New Roman" w:eastAsia="Times New Roman" w:cs="Times New Roman"/>
+        </w:rPr>
+        <w:t>）、</w:t>
+      </w:r>
+      <w:r>
+        <w:rPr>
+          <w:rFonts w:ascii="Times New Roman" w:hAnsi="Times New Roman" w:eastAsia="Times New Roman" w:cs="Times New Roman"/>
+        </w:rPr>
+        <w:t xml:space="preserve"> </w:t>
+      </w:r>
+      <w:r>
+        <w:rPr>
+          <w:rStyle w:val="VerbatimChar"/>
+          <w:rFonts w:hint="eastAsia" w:ascii="Times New Roman" w:hAnsi="Times New Roman" w:eastAsia="FangSong" w:cs="Times New Roman"/>
+        </w:rPr>
+        <w:t>题</w:t>
+      </w:r>
+      <w:r>
+        <w:rPr>
+          <w:rStyle w:val="VerbatimChar"/>
+          <w:rFonts w:hint="eastAsia" w:ascii="Times New Roman" w:hAnsi="Times New Roman" w:eastAsia="Times New Roman" w:cs="Times New Roman"/>
+        </w:rPr>
+        <w:t>-CM-117-07</w:t>
+      </w:r>
+      <w:r>
+        <w:rPr>
+          <w:rFonts w:hint="eastAsia" w:ascii="Times New Roman" w:hAnsi="Times New Roman" w:eastAsia="Times New Roman" w:cs="Times New Roman"/>
+        </w:rPr>
+        <w:t>（</w:t>
+      </w:r>
+      <w:r>
+        <w:rPr>
+          <w:rFonts w:hint="eastAsia" w:ascii="Times New Roman" w:hAnsi="Times New Roman" w:eastAsia="FangSong" w:cs="Times New Roman"/>
+        </w:rPr>
+        <w:t>光化学串联反应中掺入金属催化剂</w:t>
+      </w:r>
+      <w:r>
+        <w:rPr>
+          <w:rFonts w:hint="eastAsia" w:ascii="Times New Roman" w:hAnsi="Times New Roman" w:eastAsia="Times New Roman" w:cs="Times New Roman"/>
+        </w:rPr>
+        <w:t>）、</w:t>
+      </w:r>
+      <w:r>
+        <w:rPr>
+          <w:rStyle w:val="VerbatimChar"/>
+          <w:rFonts w:hint="eastAsia" w:ascii="Times New Roman" w:hAnsi="Times New Roman" w:eastAsia="FangSong" w:cs="Times New Roman"/>
+        </w:rPr>
+        <w:t>题</w:t>
+      </w:r>
+      <w:r>
+        <w:rPr>
+          <w:rStyle w:val="VerbatimChar"/>
+          <w:rFonts w:hint="eastAsia" w:ascii="Times New Roman" w:hAnsi="Times New Roman" w:eastAsia="Times New Roman" w:cs="Times New Roman"/>
+        </w:rPr>
+        <w:t>-CM-13-09</w:t>
+      </w:r>
+      <w:r>
+        <w:rPr>
+          <w:rFonts w:hint="eastAsia" w:ascii="Times New Roman" w:hAnsi="Times New Roman" w:eastAsia="Times New Roman" w:cs="Times New Roman"/>
+        </w:rPr>
+        <w:t xml:space="preserve">（Grubbs</w:t>
+      </w:r>
+      <w:r>
+        <w:rPr>
+          <w:rFonts w:ascii="Times New Roman" w:hAnsi="Times New Roman" w:eastAsia="Times New Roman" w:cs="Times New Roman"/>
+        </w:rPr>
+        <w:t xml:space="preserve"> </w:t>
+      </w:r>
+      <w:r>
+        <w:rPr>
+          <w:rFonts w:hint="eastAsia" w:ascii="Times New Roman" w:hAnsi="Times New Roman" w:eastAsia="FangSong" w:cs="Times New Roman"/>
+        </w:rPr>
+        <w:t>催化剂的复分解机理</w:t>
+      </w:r>
+      <w:r>
+        <w:rPr>
+          <w:rFonts w:hint="eastAsia" w:ascii="Times New Roman" w:hAnsi="Times New Roman" w:eastAsia="Times New Roman" w:cs="Times New Roman"/>
+        </w:rPr>
+        <w:t>）。</w:t>
+      </w:r>
+    </w:p>
+    <w:bookmarkEnd w:id="15"/>
+    <w:bookmarkStart w:id="16" w:name="反馈成键back-bonding"/>
+    <w:p>
+      <w:pPr>
+        <w:pStyle w:val="Heading3"/>
+        <w:spacing w:before="280" w:after="120"/>
+      </w:pPr>
+      <w:r>
+        <w:rPr>
+          <w:rFonts w:ascii="Times New Roman" w:hAnsi="Times New Roman" w:eastAsia="Times New Roman" w:cs="Times New Roman"/>
+        </w:rPr>
+        <w:t xml:space="preserve">1.3 </w:t>
+      </w:r>
+      <w:r>
+        <w:rPr>
+          <w:rFonts w:hint="eastAsia" w:ascii="Times New Roman" w:hAnsi="Times New Roman" w:eastAsia="SimHei" w:cs="Times New Roman"/>
+        </w:rPr>
+        <w:t>反馈成键</w:t>
+      </w:r>
+      <w:r>
+        <w:rPr>
+          <w:rFonts w:hint="eastAsia" w:ascii="Times New Roman" w:hAnsi="Times New Roman" w:eastAsia="Times New Roman" w:cs="Times New Roman"/>
+        </w:rPr>
+        <w:t>（Back-bonding）</w:t>
+      </w:r>
+    </w:p>
+    <w:p>
+      <w:pPr>
+        <w:pStyle w:val="FirstParagraph"/>
+        <w:ind w:firstLine="420"/>
+      </w:pPr>
+      <w:r>
+        <w:rPr>
+          <w:rFonts w:hint="eastAsia" w:ascii="Times New Roman" w:hAnsi="Times New Roman" w:eastAsia="FangSong" w:cs="Times New Roman"/>
+        </w:rPr>
+        <w:t xml:space="preserve">金属的</w:t>
+      </w:r>
+      <w:r>
+        <w:rPr>
+          <w:rFonts w:ascii="Times New Roman" w:hAnsi="Times New Roman" w:eastAsia="Times New Roman" w:cs="Times New Roman"/>
+        </w:rPr>
+        <w:t xml:space="preserve"> d </w:t>
+      </w:r>
+      <w:r>
+        <w:rPr>
+          <w:rFonts w:hint="eastAsia" w:ascii="Times New Roman" w:hAnsi="Times New Roman" w:eastAsia="FangSong" w:cs="Times New Roman"/>
+        </w:rPr>
+        <w:t xml:space="preserve">电子反馈到配体的</w:t>
+      </w:r>
+      <w:r>
+        <w:rPr>
+          <w:rFonts w:ascii="Times New Roman" w:hAnsi="Times New Roman" w:eastAsia="Times New Roman" w:cs="Times New Roman"/>
+        </w:rPr>
+        <w:t xml:space="preserve"> π* </w:t>
+      </w:r>
+      <w:r>
+        <w:rPr>
+          <w:rFonts w:hint="eastAsia" w:ascii="Times New Roman" w:hAnsi="Times New Roman" w:eastAsia="FangSong" w:cs="Times New Roman"/>
+        </w:rPr>
+        <w:t>轨道</w:t>
+      </w:r>
+      <w:r>
+        <w:rPr>
+          <w:rFonts w:hint="eastAsia" w:ascii="Times New Roman" w:hAnsi="Times New Roman" w:eastAsia="Times New Roman" w:cs="Times New Roman"/>
+        </w:rPr>
+        <w:t>：</w:t>
+      </w:r>
+    </w:p>
+    <w:p>
+      <w:pPr>
+        <w:pStyle w:val="BodyText"/>
+        <w:ind w:firstLine="420"/>
+      </w:pPr>
+      <w:r>
+        <w:rPr>
+          <w:rFonts w:ascii="Times New Roman" w:hAnsi="Times New Roman" w:eastAsia="Times New Roman" w:cs="Times New Roman"/>
+        </w:rPr>
+        <w:t xml:space="preserve">σ </w:t>
+      </w:r>
+      <w:r>
+        <w:rPr>
+          <w:rFonts w:hint="eastAsia" w:ascii="Times New Roman" w:hAnsi="Times New Roman" w:eastAsia="FangSong" w:cs="Times New Roman"/>
+        </w:rPr>
+        <w:t>给电子</w:t>
+      </w:r>
+      <w:r>
+        <w:rPr>
+          <w:rFonts w:hint="eastAsia" w:ascii="Times New Roman" w:hAnsi="Times New Roman" w:eastAsia="Times New Roman" w:cs="Times New Roman"/>
+        </w:rPr>
+        <w:t>：</w:t>
+      </w:r>
+      <w:r>
+        <w:rPr>
+          <w:rFonts w:hint="eastAsia" w:ascii="Times New Roman" w:hAnsi="Times New Roman" w:eastAsia="FangSong" w:cs="Times New Roman"/>
+        </w:rPr>
+        <w:t>配体孤对电子</w:t>
+      </w:r>
+      <w:r>
+        <w:rPr>
+          <w:rFonts w:ascii="Times New Roman" w:hAnsi="Times New Roman" w:eastAsia="Times New Roman" w:cs="Times New Roman"/>
+        </w:rPr>
+        <w:t xml:space="preserve"> → </w:t>
+      </w:r>
+      <w:r>
+        <w:rPr>
+          <w:rFonts w:hint="eastAsia" w:ascii="Times New Roman" w:hAnsi="Times New Roman" w:eastAsia="FangSong" w:cs="Times New Roman"/>
+        </w:rPr>
+        <w:t xml:space="preserve">金属空</w:t>
+      </w:r>
+      <w:r>
+        <w:rPr>
+          <w:rFonts w:ascii="Times New Roman" w:hAnsi="Times New Roman" w:eastAsia="Times New Roman" w:cs="Times New Roman"/>
+        </w:rPr>
+        <w:t xml:space="preserve"> dsp </w:t>
+      </w:r>
+      <w:r>
+        <w:rPr>
+          <w:rFonts w:hint="eastAsia" w:ascii="Times New Roman" w:hAnsi="Times New Roman" w:eastAsia="FangSong" w:cs="Times New Roman"/>
+        </w:rPr>
+        <w:t xml:space="preserve">轨道</w:t>
+      </w:r>
+    </w:p>
+    <w:p>
+      <w:pPr>
+        <w:pStyle w:val="BodyText"/>
+        <w:ind w:firstLine="420"/>
+      </w:pPr>
+      <w:r>
+        <w:rPr>
+          <w:rFonts w:ascii="Times New Roman" w:hAnsi="Times New Roman" w:eastAsia="Times New Roman" w:cs="Times New Roman"/>
+        </w:rPr>
+        <w:t xml:space="preserve">π </w:t>
+      </w:r>
+      <w:r>
+        <w:rPr>
+          <w:rFonts w:hint="eastAsia" w:ascii="Times New Roman" w:hAnsi="Times New Roman" w:eastAsia="FangSong" w:cs="Times New Roman"/>
+        </w:rPr>
+        <w:t>反馈</w:t>
+      </w:r>
+      <w:r>
+        <w:rPr>
+          <w:rFonts w:hint="eastAsia" w:ascii="Times New Roman" w:hAnsi="Times New Roman" w:eastAsia="Times New Roman" w:cs="Times New Roman"/>
+        </w:rPr>
+        <w:t>：</w:t>
+      </w:r>
+      <w:r>
+        <w:rPr>
+          <w:rFonts w:ascii="Times New Roman" w:hAnsi="Times New Roman" w:eastAsia="Times New Roman" w:cs="Times New Roman"/>
+        </w:rPr>
+        <w:t xml:space="preserve"> </w:t>
+      </w:r>
+      <w:r>
+        <w:rPr>
+          <w:rFonts w:hint="eastAsia" w:ascii="Times New Roman" w:hAnsi="Times New Roman" w:eastAsia="FangSong" w:cs="Times New Roman"/>
+        </w:rPr>
+        <w:t xml:space="preserve">金属充满</w:t>
+      </w:r>
+      <w:r>
+        <w:rPr>
+          <w:rFonts w:ascii="Times New Roman" w:hAnsi="Times New Roman" w:eastAsia="Times New Roman" w:cs="Times New Roman"/>
+        </w:rPr>
+        <w:t xml:space="preserve"> d </w:t>
+      </w:r>
+      <w:r>
+        <w:rPr>
+          <w:rFonts w:hint="eastAsia" w:ascii="Times New Roman" w:hAnsi="Times New Roman" w:eastAsia="FangSong" w:cs="Times New Roman"/>
+        </w:rPr>
+        <w:t xml:space="preserve">轨道</w:t>
+      </w:r>
+      <w:r>
+        <w:rPr>
+          <w:rFonts w:ascii="Times New Roman" w:hAnsi="Times New Roman" w:eastAsia="Times New Roman" w:cs="Times New Roman"/>
+        </w:rPr>
+        <w:t xml:space="preserve"> → </w:t>
+      </w:r>
+      <w:r>
+        <w:rPr>
+          <w:rFonts w:hint="eastAsia" w:ascii="Times New Roman" w:hAnsi="Times New Roman" w:eastAsia="FangSong" w:cs="Times New Roman"/>
+        </w:rPr>
+        <w:t xml:space="preserve">配体空</w:t>
+      </w:r>
+      <w:r>
+        <w:rPr>
+          <w:rFonts w:ascii="Times New Roman" w:hAnsi="Times New Roman" w:eastAsia="Times New Roman" w:cs="Times New Roman"/>
+        </w:rPr>
+        <w:t xml:space="preserve"> π* </w:t>
+      </w:r>
+      <w:r>
+        <w:rPr>
+          <w:rFonts w:hint="eastAsia" w:ascii="Times New Roman" w:hAnsi="Times New Roman" w:eastAsia="FangSong" w:cs="Times New Roman"/>
+        </w:rPr>
+        <w:t xml:space="preserve">轨道</w:t>
+      </w:r>
+    </w:p>
+    <w:p>
+      <w:pPr>
+        <w:pStyle w:val="BodyText"/>
+        <w:ind w:firstLine="420"/>
+      </w:pPr>
+      <w:r>
+        <w:rPr>
+          <w:rFonts w:hint="eastAsia" w:ascii="Times New Roman" w:hAnsi="Times New Roman" w:eastAsia="FangSong" w:cs="Times New Roman"/>
           <w:b/>
           <w:bCs/>
         </w:rPr>
@@ -3697,9 +6939,9 @@
         </w:pict>
       </w:r>
     </w:p>
-    <w:bookmarkEnd w:id="15"/>
     <w:bookmarkEnd w:id="16"/>
-    <w:bookmarkStart w:id="19" w:name="二pd-催化交叉偶联总览"/>
+    <w:bookmarkEnd w:id="17"/>
+    <w:bookmarkStart w:id="20" w:name="二pd-催化交叉偶联总览"/>
     <w:p>
       <w:pPr>
         <w:pStyle w:val="Heading2"/>
@@ -3730,7 +6972,7 @@
         <w:t xml:space="preserve">催化交叉偶联总览</w:t>
       </w:r>
     </w:p>
-    <w:bookmarkStart w:id="17" w:name="通用机理"/>
+    <w:bookmarkStart w:id="18" w:name="通用机理"/>
     <w:p>
       <w:pPr>
         <w:pStyle w:val="Heading3"/>
@@ -4061,8 +7303,8 @@
         <w:t>）</w:t>
       </w:r>
     </w:p>
-    <w:bookmarkEnd w:id="17"/>
-    <w:bookmarkStart w:id="18" w:name="六种-pd-催化偶联对比"/>
+    <w:bookmarkEnd w:id="18"/>
+    <w:bookmarkStart w:id="19" w:name="六种-pd-催化偶联对比"/>
     <w:p>
       <w:pPr>
         <w:pStyle w:val="Heading3"/>
@@ -4899,9 +8141,9 @@
         </w:pict>
       </w:r>
     </w:p>
-    <w:bookmarkEnd w:id="18"/>
     <w:bookmarkEnd w:id="19"/>
-    <w:bookmarkStart w:id="24" w:name="三heck-反应"/>
+    <w:bookmarkEnd w:id="20"/>
+    <w:bookmarkStart w:id="25" w:name="三heck-反应"/>
     <w:p>
       <w:pPr>
         <w:pStyle w:val="Heading2"/>
@@ -4932,7 +8174,7 @@
         <w:t xml:space="preserve">反应</w:t>
       </w:r>
     </w:p>
-    <w:bookmarkStart w:id="20" w:name="概述"/>
+    <w:bookmarkStart w:id="21" w:name="概述"/>
     <w:p>
       <w:pPr>
         <w:pStyle w:val="Heading3"/>
@@ -5306,8 +8548,8 @@
         <w:t>）</w:t>
       </w:r>
     </w:p>
-    <w:bookmarkEnd w:id="20"/>
-    <w:bookmarkStart w:id="21" w:name="催化循环"/>
+    <w:bookmarkEnd w:id="21"/>
+    <w:bookmarkStart w:id="22" w:name="催化循环"/>
     <w:p>
       <w:pPr>
         <w:pStyle w:val="Heading3"/>
@@ -5604,8 +8846,8 @@
         <w:t>）</w:t>
       </w:r>
     </w:p>
-    <w:bookmarkEnd w:id="21"/>
-    <w:bookmarkStart w:id="22" w:name="区域选择性"/>
+    <w:bookmarkEnd w:id="22"/>
+    <w:bookmarkStart w:id="23" w:name="区域选择性"/>
     <w:p>
       <w:pPr>
         <w:pStyle w:val="Heading3"/>
@@ -5983,8 +9225,8 @@
         </w:tc>
       </w:tr>
     </w:tbl>
-    <w:bookmarkEnd w:id="22"/>
-    <w:bookmarkStart w:id="23" w:name="立体化学"/>
+    <w:bookmarkEnd w:id="23"/>
+    <w:bookmarkStart w:id="24" w:name="立体化学"/>
     <w:p>
       <w:pPr>
         <w:pStyle w:val="Heading3"/>
@@ -6163,9 +9405,9 @@
         </w:pict>
       </w:r>
     </w:p>
-    <w:bookmarkEnd w:id="23"/>
     <w:bookmarkEnd w:id="24"/>
-    <w:bookmarkStart w:id="29" w:name="四suzuki-偶联"/>
+    <w:bookmarkEnd w:id="25"/>
+    <w:bookmarkStart w:id="30" w:name="四suzuki-偶联"/>
     <w:p>
       <w:pPr>
         <w:pStyle w:val="Heading2"/>
@@ -6196,7 +9438,7 @@
         <w:t xml:space="preserve">偶联</w:t>
       </w:r>
     </w:p>
-    <w:bookmarkStart w:id="25" w:name="概述-1"/>
+    <w:bookmarkStart w:id="26" w:name="概述-1"/>
     <w:p>
       <w:pPr>
         <w:pStyle w:val="Heading3"/>
@@ -6402,8 +9644,8 @@
         </m:oMath>
       </m:oMathPara>
     </w:p>
-    <w:bookmarkEnd w:id="25"/>
-    <w:bookmarkStart w:id="26" w:name="为什么-suzuki-最常用"/>
+    <w:bookmarkEnd w:id="26"/>
+    <w:bookmarkStart w:id="27" w:name="为什么-suzuki-最常用"/>
     <w:p>
       <w:pPr>
         <w:pStyle w:val="Heading3"/>
@@ -6766,8 +10008,8 @@
         </w:tc>
       </w:tr>
     </w:tbl>
-    <w:bookmarkEnd w:id="26"/>
-    <w:bookmarkStart w:id="27" w:name="碱的作用"/>
+    <w:bookmarkEnd w:id="27"/>
+    <w:bookmarkStart w:id="28" w:name="碱的作用"/>
     <w:p>
       <w:pPr>
         <w:pStyle w:val="Heading3"/>
@@ -7124,8 +10366,8 @@
         <w:t>！</w:t>
       </w:r>
     </w:p>
-    <w:bookmarkEnd w:id="27"/>
-    <w:bookmarkStart w:id="28" w:name="常见配体"/>
+    <w:bookmarkEnd w:id="28"/>
+    <w:bookmarkStart w:id="29" w:name="常见配体"/>
     <w:p>
       <w:pPr>
         <w:pStyle w:val="Heading3"/>
@@ -7382,9 +10624,9 @@
         </w:pict>
       </w:r>
     </w:p>
-    <w:bookmarkEnd w:id="28"/>
     <w:bookmarkEnd w:id="29"/>
-    <w:bookmarkStart w:id="33" w:name="五negishi-stille-sonogashira-偶联"/>
+    <w:bookmarkEnd w:id="30"/>
+    <w:bookmarkStart w:id="34" w:name="五negishi-stille-sonogashira-偶联"/>
     <w:p>
       <w:pPr>
         <w:pStyle w:val="Heading2"/>
@@ -7415,7 +10657,7 @@
         <w:t xml:space="preserve">偶联</w:t>
       </w:r>
     </w:p>
-    <w:bookmarkStart w:id="30" w:name="negishi-偶联"/>
+    <w:bookmarkStart w:id="31" w:name="negishi-偶联"/>
     <w:p>
       <w:pPr>
         <w:pStyle w:val="Heading3"/>
@@ -7723,8 +10965,8 @@
         <w:t>）</w:t>
       </w:r>
     </w:p>
-    <w:bookmarkEnd w:id="30"/>
-    <w:bookmarkStart w:id="31" w:name="stille-偶联"/>
+    <w:bookmarkEnd w:id="31"/>
+    <w:bookmarkStart w:id="32" w:name="stille-偶联"/>
     <w:p>
       <w:pPr>
         <w:pStyle w:val="Heading3"/>
@@ -8012,8 +11254,8 @@
         <w:t>后处理困难</w:t>
       </w:r>
     </w:p>
-    <w:bookmarkEnd w:id="31"/>
-    <w:bookmarkStart w:id="32" w:name="sonogashira-偶联"/>
+    <w:bookmarkEnd w:id="32"/>
+    <w:bookmarkStart w:id="33" w:name="sonogashira-偶联"/>
     <w:p>
       <w:pPr>
         <w:pStyle w:val="Heading3"/>
@@ -8731,9 +11973,9 @@
         </w:pict>
       </w:r>
     </w:p>
-    <w:bookmarkEnd w:id="32"/>
     <w:bookmarkEnd w:id="33"/>
-    <w:bookmarkStart w:id="37" w:name="六wacker-氧化"/>
+    <w:bookmarkEnd w:id="34"/>
+    <w:bookmarkStart w:id="38" w:name="六wacker-氧化"/>
     <w:p>
       <w:pPr>
         <w:pStyle w:val="Heading2"/>
@@ -8764,7 +12006,7 @@
         <w:t xml:space="preserve">氧化</w:t>
       </w:r>
     </w:p>
-    <w:bookmarkStart w:id="34" w:name="概述-2"/>
+    <w:bookmarkStart w:id="35" w:name="概述-2"/>
     <w:p>
       <w:pPr>
         <w:pStyle w:val="Heading3"/>
@@ -9079,8 +12321,8 @@
         <w:t xml:space="preserve">乙醛</w:t>
       </w:r>
     </w:p>
-    <w:bookmarkEnd w:id="34"/>
-    <w:bookmarkStart w:id="35" w:name="催化循环-1"/>
+    <w:bookmarkEnd w:id="35"/>
+    <w:bookmarkStart w:id="36" w:name="催化循环-1"/>
     <w:p>
       <w:pPr>
         <w:pStyle w:val="Heading3"/>
@@ -9480,8 +12722,8 @@
         <w:t>）</w:t>
       </w:r>
     </w:p>
-    <w:bookmarkEnd w:id="35"/>
-    <w:bookmarkStart w:id="36" w:name="cucl-共催化体系"/>
+    <w:bookmarkEnd w:id="36"/>
+    <w:bookmarkStart w:id="37" w:name="cucl-共催化体系"/>
     <w:p>
       <w:pPr>
         <w:pStyle w:val="Heading3"/>
@@ -9791,9 +13033,9 @@
         </w:pict>
       </w:r>
     </w:p>
-    <w:bookmarkEnd w:id="36"/>
     <w:bookmarkEnd w:id="37"/>
-    <w:bookmarkStart w:id="41" w:name="七烯烃复分解"/>
+    <w:bookmarkEnd w:id="38"/>
+    <w:bookmarkStart w:id="42" w:name="七烯烃复分解"/>
     <w:p>
       <w:pPr>
         <w:pStyle w:val="Heading2"/>
@@ -9818,7 +13060,7 @@
         <w:t>烯烃复分解</w:t>
       </w:r>
     </w:p>
-    <w:bookmarkStart w:id="38" w:name="grubbs-催化剂"/>
+    <w:bookmarkStart w:id="39" w:name="grubbs-催化剂"/>
     <w:p>
       <w:pPr>
         <w:pStyle w:val="Heading3"/>
@@ -10187,8 +13429,8 @@
         </w:tc>
       </w:tr>
     </w:tbl>
-    <w:bookmarkEnd w:id="38"/>
-    <w:bookmarkStart w:id="39" w:name="三种类型"/>
+    <w:bookmarkEnd w:id="39"/>
+    <w:bookmarkStart w:id="40" w:name="三种类型"/>
     <w:p>
       <w:pPr>
         <w:pStyle w:val="Heading3"/>
@@ -10578,8 +13820,8 @@
         </w:tc>
       </w:tr>
     </w:tbl>
-    <w:bookmarkEnd w:id="39"/>
-    <w:bookmarkStart w:id="40" w:name="机理金属杂环丁烷"/>
+    <w:bookmarkEnd w:id="40"/>
+    <w:bookmarkStart w:id="41" w:name="机理金属杂环丁烷"/>
     <w:p>
       <w:pPr>
         <w:pStyle w:val="Heading3"/>
@@ -11272,9 +14514,9 @@
         </w:pict>
       </w:r>
     </w:p>
-    <w:bookmarkEnd w:id="40"/>
     <w:bookmarkEnd w:id="41"/>
-    <w:bookmarkStart w:id="44" w:name="八tsuji-trost-反应π-烯丙基钯化学"/>
+    <w:bookmarkEnd w:id="42"/>
+    <w:bookmarkStart w:id="45" w:name="八tsuji-trost-反应π-烯丙基钯化学"/>
     <w:p>
       <w:pPr>
         <w:pStyle w:val="Heading2"/>
@@ -11323,7 +14565,7 @@
         <w:t>）</w:t>
       </w:r>
     </w:p>
-    <w:bookmarkStart w:id="42" w:name="概述-3"/>
+    <w:bookmarkStart w:id="43" w:name="概述-3"/>
     <w:p>
       <w:pPr>
         <w:pStyle w:val="Heading3"/>
@@ -11692,8 +14934,8 @@
         <w:t>）</w:t>
       </w:r>
     </w:p>
-    <w:bookmarkEnd w:id="42"/>
-    <w:bookmarkStart w:id="43" w:name="催化循环-2"/>
+    <w:bookmarkEnd w:id="43"/>
+    <w:bookmarkStart w:id="44" w:name="催化循环-2"/>
     <w:p>
       <w:pPr>
         <w:pStyle w:val="Heading3"/>
@@ -12141,9 +15383,9 @@
         </w:pict>
       </w:r>
     </w:p>
-    <w:bookmarkEnd w:id="43"/>
     <w:bookmarkEnd w:id="44"/>
-    <w:bookmarkStart w:id="48" w:name="九buchwald-hartwig-胺化"/>
+    <w:bookmarkEnd w:id="45"/>
+    <w:bookmarkStart w:id="49" w:name="九buchwald-hartwig-胺化"/>
     <w:p>
       <w:pPr>
         <w:pStyle w:val="Heading2"/>
@@ -12174,7 +15416,7 @@
         <w:t xml:space="preserve">胺化</w:t>
       </w:r>
     </w:p>
-    <w:bookmarkStart w:id="45" w:name="概述-4"/>
+    <w:bookmarkStart w:id="46" w:name="概述-4"/>
     <w:p>
       <w:pPr>
         <w:pStyle w:val="Heading3"/>
@@ -12460,8 +15702,8 @@
         <w:t>无需邻对位吸电子基团</w:t>
       </w:r>
     </w:p>
-    <w:bookmarkEnd w:id="45"/>
-    <w:bookmarkStart w:id="46" w:name="催化循环-3"/>
+    <w:bookmarkEnd w:id="46"/>
+    <w:bookmarkStart w:id="47" w:name="催化循环-3"/>
     <w:p>
       <w:pPr>
         <w:pStyle w:val="Heading3"/>
@@ -12700,8 +15942,8 @@
         <w:t>）</w:t>
       </w:r>
     </w:p>
-    <w:bookmarkEnd w:id="46"/>
-    <w:bookmarkStart w:id="47" w:name="与-snar-的对比"/>
+    <w:bookmarkEnd w:id="47"/>
+    <w:bookmarkStart w:id="48" w:name="与-snar-的对比"/>
     <w:p>
       <w:pPr>
         <w:pStyle w:val="Heading3"/>
@@ -12981,9 +16223,9 @@
         </w:pict>
       </w:r>
     </w:p>
-    <w:bookmarkEnd w:id="47"/>
     <w:bookmarkEnd w:id="48"/>
-    <w:bookmarkStart w:id="52" w:name="十ch-活化前沿"/>
+    <w:bookmarkEnd w:id="49"/>
+    <w:bookmarkStart w:id="53" w:name="十ch-活化前沿"/>
     <w:p>
       <w:pPr>
         <w:pStyle w:val="Heading2"/>
@@ -13032,7 +16274,7 @@
         <w:t>）</w:t>
       </w:r>
     </w:p>
-    <w:bookmarkStart w:id="49" w:name="核心思想"/>
+    <w:bookmarkStart w:id="50" w:name="核心思想"/>
     <w:p>
       <w:pPr>
         <w:pStyle w:val="Heading3"/>
@@ -13095,8 +16337,8 @@
         <w:t xml:space="preserve">原子经济性更高</w:t>
       </w:r>
     </w:p>
-    <w:bookmarkEnd w:id="49"/>
-    <w:bookmarkStart w:id="50" w:name="导向基策略"/>
+    <w:bookmarkEnd w:id="50"/>
+    <w:bookmarkStart w:id="51" w:name="导向基策略"/>
     <w:p>
       <w:pPr>
         <w:pStyle w:val="Heading3"/>
@@ -13255,8 +16497,8 @@
         <w:t>肟醚</w:t>
       </w:r>
     </w:p>
-    <w:bookmarkEnd w:id="50"/>
-    <w:bookmarkStart w:id="51" w:name="机理类型"/>
+    <w:bookmarkEnd w:id="51"/>
+    <w:bookmarkStart w:id="52" w:name="机理类型"/>
     <w:p>
       <w:pPr>
         <w:pStyle w:val="Heading3"/>
@@ -13568,9 +16810,9 @@
         </w:pict>
       </w:r>
     </w:p>
-    <w:bookmarkEnd w:id="51"/>
     <w:bookmarkEnd w:id="52"/>
-    <w:bookmarkStart w:id="56" w:name="十一不对称催化"/>
+    <w:bookmarkEnd w:id="53"/>
+    <w:bookmarkStart w:id="57" w:name="十一不对称催化"/>
     <w:p>
       <w:pPr>
         <w:pStyle w:val="Heading2"/>
@@ -13595,7 +16837,7 @@
         <w:t>不对称催化</w:t>
       </w:r>
     </w:p>
-    <w:bookmarkStart w:id="53" w:name="不对称氢化noyori-2001-诺贝尔奖"/>
+    <w:bookmarkStart w:id="54" w:name="不对称氢化noyori-2001-诺贝尔奖"/>
     <w:p>
       <w:pPr>
         <w:pStyle w:val="Heading3"/>
@@ -13822,8 +17064,8 @@
         <w:t xml:space="preserve">ee）</w:t>
       </w:r>
     </w:p>
-    <w:bookmarkEnd w:id="53"/>
-    <w:bookmarkStart w:id="54" w:name="不对称双羟化sharpless-2001-诺贝尔奖"/>
+    <w:bookmarkEnd w:id="54"/>
+    <w:bookmarkStart w:id="55" w:name="不对称双羟化sharpless-2001-诺贝尔奖"/>
     <w:p>
       <w:pPr>
         <w:pStyle w:val="Heading3"/>
@@ -13956,8 +17198,8 @@
         <w:t>手性邻二醇</w:t>
       </w:r>
     </w:p>
-    <w:bookmarkEnd w:id="54"/>
-    <w:bookmarkStart w:id="55" w:name="不对称环氧化sharpless"/>
+    <w:bookmarkEnd w:id="55"/>
+    <w:bookmarkStart w:id="56" w:name="不对称环氧化sharpless"/>
     <w:p>
       <w:pPr>
         <w:pStyle w:val="Heading3"/>
@@ -14101,9 +17343,9 @@
         </w:pict>
       </w:r>
     </w:p>
-    <w:bookmarkEnd w:id="55"/>
     <w:bookmarkEnd w:id="56"/>
-    <w:bookmarkStart w:id="59" w:name="十二竞赛应用与常见考法"/>
+    <w:bookmarkEnd w:id="57"/>
+    <w:bookmarkStart w:id="60" w:name="十二竞赛应用与常见考法"/>
     <w:p>
       <w:pPr>
         <w:pStyle w:val="Heading2"/>
@@ -14128,7 +17370,7 @@
         <w:t>竞赛应用与常见考法</w:t>
       </w:r>
     </w:p>
-    <w:bookmarkStart w:id="57" w:name="五种考法"/>
+    <w:bookmarkStart w:id="58" w:name="五种考法"/>
     <w:p>
       <w:pPr>
         <w:pStyle w:val="Heading3"/>
@@ -14775,8 +18017,8 @@
         </w:tc>
       </w:tr>
     </w:tbl>
-    <w:bookmarkEnd w:id="57"/>
-    <w:bookmarkStart w:id="58" w:name="高频陷阱"/>
+    <w:bookmarkEnd w:id="58"/>
+    <w:bookmarkStart w:id="59" w:name="高频陷阱"/>
     <w:p>
       <w:pPr>
         <w:pStyle w:val="Heading3"/>
@@ -15304,9 +18546,9 @@
         </w:pict>
       </w:r>
     </w:p>
-    <w:bookmarkEnd w:id="58"/>
     <w:bookmarkEnd w:id="59"/>
-    <w:bookmarkStart w:id="63" w:name="十三关键数据速查"/>
+    <w:bookmarkEnd w:id="60"/>
+    <w:bookmarkStart w:id="64" w:name="十三关键数据速查"/>
     <w:p>
       <w:pPr>
         <w:pStyle w:val="Heading2"/>
@@ -15331,7 +18573,7 @@
         <w:t>关键数据速查</w:t>
       </w:r>
     </w:p>
-    <w:bookmarkStart w:id="60" w:name="各金属催化反应的核心条件速查"/>
+    <w:bookmarkStart w:id="61" w:name="各金属催化反应的核心条件速查"/>
     <w:p>
       <w:pPr>
         <w:pStyle w:val="Heading3"/>
@@ -16568,8 +19810,8 @@
         </w:tc>
       </w:tr>
     </w:tbl>
-    <w:bookmarkEnd w:id="60"/>
-    <w:bookmarkStart w:id="61" w:name="氧化态变化速查"/>
+    <w:bookmarkEnd w:id="61"/>
+    <w:bookmarkStart w:id="62" w:name="氧化态变化速查"/>
     <w:p>
       <w:pPr>
         <w:pStyle w:val="Heading3"/>
@@ -16932,8 +20174,8 @@
         </w:tc>
       </w:tr>
     </w:tbl>
-    <w:bookmarkEnd w:id="61"/>
-    <w:bookmarkStart w:id="62" w:name="e-计数模板"/>
+    <w:bookmarkEnd w:id="62"/>
+    <w:bookmarkStart w:id="63" w:name="e-计数模板"/>
     <w:p>
       <w:pPr>
         <w:pStyle w:val="Heading3"/>
@@ -17193,9 +20435,9 @@
         </w:pict>
       </w:r>
     </w:p>
-    <w:bookmarkEnd w:id="62"/>
     <w:bookmarkEnd w:id="63"/>
-    <w:bookmarkStart w:id="67" w:name="十四练习题"/>
+    <w:bookmarkEnd w:id="64"/>
+    <w:bookmarkStart w:id="68" w:name="十四练习题"/>
     <w:p>
       <w:pPr>
         <w:pStyle w:val="Heading2"/>
@@ -17330,7 +20572,7 @@
         <w:t>。</w:t>
       </w:r>
     </w:p>
-    <w:bookmarkStart w:id="64" w:name="基础巩固8-题"/>
+    <w:bookmarkStart w:id="65" w:name="基础巩固8-题"/>
     <w:p>
       <w:pPr>
         <w:pStyle w:val="Heading3"/>
@@ -19247,8 +22489,8 @@
         </w:tc>
       </w:tr>
     </w:tbl>
-    <w:bookmarkEnd w:id="64"/>
-    <w:bookmarkStart w:id="65" w:name="竞赛入门5-题"/>
+    <w:bookmarkEnd w:id="65"/>
+    <w:bookmarkStart w:id="66" w:name="竞赛入门5-题"/>
     <w:p>
       <w:pPr>
         <w:pStyle w:val="Heading3"/>
@@ -20197,8 +23439,8 @@
         </w:tc>
       </w:tr>
     </w:tbl>
-    <w:bookmarkEnd w:id="65"/>
-    <w:bookmarkStart w:id="66" w:name="真题挑战3-题"/>
+    <w:bookmarkEnd w:id="66"/>
+    <w:bookmarkStart w:id="67" w:name="真题挑战3-题"/>
     <w:p>
       <w:pPr>
         <w:pStyle w:val="Heading3"/>
@@ -21764,9 +25006,9 @@
         <w:t>。</w:t>
       </w:r>
     </w:p>
-    <w:bookmarkEnd w:id="66"/>
     <w:bookmarkEnd w:id="67"/>
-    <w:bookmarkStart w:id="71" w:name="十五参考答案与提示"/>
+    <w:bookmarkEnd w:id="68"/>
+    <w:bookmarkStart w:id="72" w:name="十五参考答案与提示"/>
     <w:p>
       <w:pPr>
         <w:pStyle w:val="Heading2"/>
@@ -21791,7 +25033,7 @@
         <w:t>参考答案与提示</w:t>
       </w:r>
     </w:p>
-    <w:bookmarkStart w:id="68" w:name="基础巩固答案"/>
+    <w:bookmarkStart w:id="69" w:name="基础巩固答案"/>
     <w:p>
       <w:pPr>
         <w:pStyle w:val="Heading3"/>
@@ -23704,8 +26946,8 @@
         <w:t>）。</w:t>
       </w:r>
     </w:p>
-    <w:bookmarkEnd w:id="68"/>
-    <w:bookmarkStart w:id="69" w:name="竞赛入门答案"/>
+    <w:bookmarkEnd w:id="69"/>
+    <w:bookmarkStart w:id="70" w:name="竞赛入门答案"/>
     <w:p>
       <w:pPr>
         <w:pStyle w:val="Heading3"/>
@@ -26006,8 +29248,8 @@
         <w:t>。</w:t>
       </w:r>
     </w:p>
-    <w:bookmarkEnd w:id="69"/>
-    <w:bookmarkStart w:id="70" w:name="真题挑战答案"/>
+    <w:bookmarkEnd w:id="70"/>
+    <w:bookmarkStart w:id="71" w:name="真题挑战答案"/>
     <w:p>
       <w:pPr>
         <w:pStyle w:val="Heading3"/>
@@ -28445,9 +31687,9 @@
         <w:t>）。</w:t>
       </w:r>
     </w:p>
-    <w:bookmarkEnd w:id="70"/>
     <w:bookmarkEnd w:id="71"/>
     <w:bookmarkEnd w:id="72"/>
+    <w:bookmarkEnd w:id="73"/>
     <w:sectPr>
       <w:footerReference w:type="default" r:id="rId9"/>
       <w:footnotePr>

--- a/06-学生侧材料/讲义/6-有机化学/过渡金属催化.docx
+++ b/06-学生侧材料/讲义/6-有机化学/过渡金属催化.docx
@@ -4238,11 +4238,11 @@
         </w:tblBorders>
       </w:tblPr>
       <w:tblGrid>
-        <w:gridCol w:w="1377"/>
-        <w:gridCol w:w="1721"/>
-        <w:gridCol w:w="1721"/>
-        <w:gridCol w:w="1721"/>
-        <w:gridCol w:w="1377"/>
+        <w:gridCol w:w="3102"/>
+        <w:gridCol w:w="1056"/>
+        <w:gridCol w:w="1056"/>
+        <w:gridCol w:w="1056"/>
+        <w:gridCol w:w="1650"/>
       </w:tblGrid>
       <w:tr>
         <w:trPr>
@@ -18609,12 +18609,12 @@
         </w:tblBorders>
       </w:tblPr>
       <w:tblGrid>
-        <w:gridCol w:w="1267"/>
-        <w:gridCol w:w="950"/>
+        <w:gridCol w:w="1650"/>
+        <w:gridCol w:w="1782"/>
         <w:gridCol w:w="1584"/>
-        <w:gridCol w:w="1584"/>
-        <w:gridCol w:w="1267"/>
-        <w:gridCol w:w="1267"/>
+        <w:gridCol w:w="990"/>
+        <w:gridCol w:w="990"/>
+        <w:gridCol w:w="924"/>
       </w:tblGrid>
       <w:tr>
         <w:trPr>
